--- a/documentos/recotime/Informe The Company Dev - Perfil RecoTime.docx
+++ b/documentos/recotime/Informe The Company Dev - Perfil RecoTime.docx
@@ -194,7 +194,7 @@
           <w:color w:val="1B3325"/>
           <w:sz w:val="26"/>
         </w:rPr>
-        <w:t xml:space="preserve"> de gestión, con trazabilidad del trabajador y asistencia</w:t>
+        <w:t xml:space="preserve"> de gestión, con trazabilidad, asistencia e intranet Drive</w:t>
       </w:r>
     </w:p>
     <w:p>
@@ -326,7 +326,7 @@
           <w:color w:val="1B3325"/>
           <w:sz w:val="26"/>
         </w:rPr>
-        <w:t xml:space="preserve"> de gestión en una sola operación. Sirve para llevar clientes y procesos, la trazabilidad de cada trabajador y la asistencia del día: llegada, almuerzo y descansos. También reúne los precios que publican Odoo, Bitrix24 y otros sistemas, y la lista de tarifas que se propone aprobar.</w:t>
+        <w:t xml:space="preserve"> de gestión en una sola operación. Sirve para llevar clientes y procesos, la trazabilidad de cada trabajador, la asistencia del día y el módulo Drive, la intranet donde queda guardada la información de la empresa. También reúne los precios públicos de Odoo, Bitrix24, Google Workspace y Hostinger, y la lista que se propone aprobar: sistema completo o módulos sueltos.</w:t>
       </w:r>
     </w:p>
     <w:p>
@@ -476,7 +476,7 @@
                 <w:color w:val="FFFFFF"/>
                 <w:sz w:val="20"/>
               </w:rPr>
-              <w:t>Trazabilidad</w:t>
+              <w:t>Asistencia</w:t>
             </w:r>
           </w:p>
         </w:tc>
@@ -514,7 +514,7 @@
                 <w:color w:val="FFFFFF"/>
                 <w:sz w:val="20"/>
               </w:rPr>
-              <w:t>Asistencia del día</w:t>
+              <w:t>Drive, 2 TB</w:t>
             </w:r>
           </w:p>
         </w:tc>
@@ -552,7 +552,7 @@
                 <w:color w:val="FFFFFF"/>
                 <w:sz w:val="20"/>
               </w:rPr>
-              <w:t>3 modalidades</w:t>
+              <w:t>Por usuario</w:t>
             </w:r>
           </w:p>
         </w:tc>
@@ -631,7 +631,7 @@
                 <w:color w:val="1B3325"/>
                 <w:sz w:val="20"/>
               </w:rPr>
-              <w:t>Expediente de cada trabajador: asignación, actividad y estado.</w:t>
+              <w:t>Llegada, almuerzo, descansos y salida, persona por persona.</w:t>
             </w:r>
           </w:p>
         </w:tc>
@@ -668,7 +668,7 @@
                 <w:color w:val="1B3325"/>
                 <w:sz w:val="20"/>
               </w:rPr>
-              <w:t>Llegada, almuerzo, descansos y salida, persona por persona.</w:t>
+              <w:t>Intranet de la empresa. Cuota de 2 TB para toda la cuenta.</w:t>
             </w:r>
           </w:p>
         </w:tc>
@@ -705,7 +705,7 @@
                 <w:color w:val="1B3325"/>
                 <w:sz w:val="20"/>
               </w:rPr>
-              <w:t>Mensual, anualidad y licencia vitalicia. Puesta en marcha incluida.</w:t>
+              <w:t>Sistema completo: $20.000 por usuario al mes. También se vende por módulos.</w:t>
             </w:r>
           </w:p>
         </w:tc>
@@ -732,7 +732,7 @@
           <w:color w:val="1B3325"/>
           <w:sz w:val="26"/>
         </w:rPr>
-        <w:t>La recomendación de entrada para una empresa de hasta 40 trabajadores es el plan Cuadrilla: $790.000 al mes. En una empresa de 30 trabajadores activos, ese fijo equivale a $26.333 por trabajador al mes. La licencia regional de Odoo Standard, a US$ 8,95 por usuario al mes, queda en $854.297 al mes para 30 usuarios, y esa cifra es solo la licencia.</w:t>
+        <w:t>La recomendación es cobrar el sistema completo a $20.000 por usuario activo al mes. En 30 usuarios son $600.000 al mes, con la puesta en marcha incluida. La licencia regional de Odoo Standard, a US$ 8,95 por usuario, queda en $854.297 al mes para esas 30 personas, y esa cifra es solo la licencia. La VPS de Hostinger y el dominio los paga el cliente por su lado: la renovación del KVM 1 publicado hoy sale en $466.800 al año.</w:t>
       </w:r>
     </w:p>
     <w:p>
@@ -921,6 +921,23 @@
           <w:color w:val="1B3325"/>
           <w:sz w:val="26"/>
         </w:rPr>
+        <w:t>El módulo Drive es la intranet de la empresa. Ahí se guarda la información de la gestión: documentos, manuales, actas, formatos y las carpetas de cada área. Cada persona ve lo que su rol permite. La cuota incluida es de 2 TB para toda la cuenta, compartida. No son 2 TB por usuario.</w:t>
+      </w:r>
+    </w:p>
+    <w:p>
+      <w:pPr>
+        <w:spacing w:before="0" w:after="160" w:line="259" w:lineRule="auto"/>
+        <w:jc w:val="both"/>
+        <w:widowControl/>
+      </w:pPr>
+      <w:r>
+        <w:rPr>
+          <w:rFonts w:ascii="Poppins" w:hAnsi="Poppins" w:cs="Poppins" w:eastAsia="Poppins"/>
+          <w:b w:val="0"/>
+          <w:i w:val="0"/>
+          <w:color w:val="1B3325"/>
+          <w:sz w:val="26"/>
+        </w:rPr>
         <w:t xml:space="preserve">La contabilidad, la factura electrónica, la PILA y la liquidación de nómina permanecen en el programa contable de la empresa. </w:t>
       </w:r>
       <w:r>
@@ -941,27 +958,7 @@
           <w:color w:val="1B3325"/>
           <w:sz w:val="26"/>
         </w:rPr>
-        <w:t xml:space="preserve"> cubre la gestión comercial, la operación del equipo y la jornada visible. Por eso se ofrece al lado de Alegra o Siigo, y se compara con Odoo o Bitrix24 en el tramo de </w:t>
-      </w:r>
-      <w:r>
-        <w:rPr>
-          <w:rFonts w:ascii="Poppins" w:hAnsi="Poppins" w:cs="Poppins" w:eastAsia="Poppins"/>
-          <w:b/>
-          <w:i w:val="0"/>
-          <w:color w:val="1B3325"/>
-          <w:sz w:val="26"/>
-        </w:rPr>
-        <w:t>CRM</w:t>
-      </w:r>
-      <w:r>
-        <w:rPr>
-          <w:rFonts w:ascii="Poppins" w:hAnsi="Poppins" w:cs="Poppins" w:eastAsia="Poppins"/>
-          <w:b w:val="0"/>
-          <w:i w:val="0"/>
-          <w:color w:val="1B3325"/>
-          <w:sz w:val="26"/>
-        </w:rPr>
-        <w:t>, personas y control del día, que es donde hoy una pyme termina pagando varias herramientas.</w:t>
+        <w:t xml:space="preserve"> cubre la gestión comercial, la operación del equipo, la jornada y la intranet. Por eso se ofrece al lado de Alegra o Siigo, y se compara con Odoo, Bitrix24 y Google Workspace en el tramo que hoy una pyme termina pagando por partes.</w:t>
       </w:r>
     </w:p>
     <w:p>
@@ -1056,7 +1053,7 @@
           <w:color w:val="1B3325"/>
           <w:sz w:val="26"/>
         </w:rPr>
-        <w:t xml:space="preserve"> de gestión para saber qué proceso está en curso y la asistencia para ver, el mismo día, quién llegó, quién está en almuerzo y quién tomó un descanso. El supervisor corrige con el dato enfrente. El trabajador consulta su propia línea.</w:t>
+        <w:t xml:space="preserve"> de gestión para saber qué proceso está en curso, la asistencia para ver quién llegó, quién está en almuerzo y quién tomó un descanso, y el Drive para que la información de la empresa viva en un solo lugar. El supervisor corrige con el dato enfrente. El trabajador consulta su línea y las carpetas de su área.</w:t>
       </w:r>
     </w:p>
     <w:p>
@@ -1576,6 +1573,7 @@
               <w:spacing w:before="0" w:after="0" w:line="259" w:lineRule="auto"/>
               <w:jc w:val="left"/>
               <w:widowControl/>
+              <w:keepNext/>
             </w:pPr>
             <w:r/>
             <w:r>
@@ -1613,6 +1611,7 @@
               <w:spacing w:before="0" w:after="0" w:line="259" w:lineRule="auto"/>
               <w:jc w:val="left"/>
               <w:widowControl/>
+              <w:keepNext/>
             </w:pPr>
             <w:r/>
             <w:r>
@@ -1624,6 +1623,85 @@
                 <w:sz w:val="20"/>
               </w:rPr>
               <w:t>La puesta en marcha y la capacitación por rol van en el precio.</w:t>
+            </w:r>
+          </w:p>
+        </w:tc>
+      </w:tr>
+      <w:tr>
+        <w:trPr>
+          <w:cantSplit/>
+        </w:trPr>
+        <w:tc>
+          <w:tcPr>
+            <w:tcW w:type="dxa" w:w="2800"/>
+            <w:tcBorders>
+              <w:top w:val="single" w:sz="4" w:space="0" w:color="1B3325"/>
+              <w:left w:val="single" w:sz="4" w:space="0" w:color="1B3325"/>
+              <w:bottom w:val="single" w:sz="4" w:space="0" w:color="1B3325"/>
+              <w:right w:val="single" w:sz="4" w:space="0" w:color="1B3325"/>
+            </w:tcBorders>
+            <w:tcMar>
+              <w:top w:w="40" w:type="dxa"/>
+              <w:left w:w="80" w:type="dxa"/>
+              <w:bottom w:w="40" w:type="dxa"/>
+              <w:right w:w="80" w:type="dxa"/>
+            </w:tcMar>
+            <w:shd w:val="clear" w:color="auto" w:fill="F7FBF8"/>
+            <w:vAlign w:val="center"/>
+          </w:tcPr>
+          <w:p>
+            <w:pPr>
+              <w:spacing w:before="0" w:after="0" w:line="259" w:lineRule="auto"/>
+              <w:jc w:val="left"/>
+              <w:widowControl/>
+            </w:pPr>
+            <w:r/>
+            <w:r>
+              <w:rPr>
+                <w:rFonts w:ascii="Poppins" w:hAnsi="Poppins" w:cs="Poppins" w:eastAsia="Poppins"/>
+                <w:b w:val="0"/>
+                <w:i w:val="0"/>
+                <w:color w:val="1B3325"/>
+                <w:sz w:val="20"/>
+              </w:rPr>
+              <w:t>Memoria de la empresa</w:t>
+            </w:r>
+          </w:p>
+        </w:tc>
+        <w:tc>
+          <w:tcPr>
+            <w:tcW w:type="dxa" w:w="6800"/>
+            <w:tcBorders>
+              <w:top w:val="single" w:sz="4" w:space="0" w:color="1B3325"/>
+              <w:left w:val="single" w:sz="4" w:space="0" w:color="1B3325"/>
+              <w:bottom w:val="single" w:sz="4" w:space="0" w:color="1B3325"/>
+              <w:right w:val="single" w:sz="4" w:space="0" w:color="1B3325"/>
+            </w:tcBorders>
+            <w:tcMar>
+              <w:top w:w="40" w:type="dxa"/>
+              <w:left w:w="80" w:type="dxa"/>
+              <w:bottom w:w="40" w:type="dxa"/>
+              <w:right w:w="80" w:type="dxa"/>
+            </w:tcMar>
+            <w:shd w:val="clear" w:color="auto" w:fill="F7FBF8"/>
+            <w:vAlign w:val="center"/>
+          </w:tcPr>
+          <w:p>
+            <w:pPr>
+              <w:spacing w:before="0" w:after="0" w:line="259" w:lineRule="auto"/>
+              <w:jc w:val="left"/>
+              <w:widowControl/>
+            </w:pPr>
+            <w:r/>
+            <w:r>
+              <w:rPr>
+                <w:rFonts w:ascii="Poppins" w:hAnsi="Poppins" w:cs="Poppins" w:eastAsia="Poppins"/>
+                <w:b w:val="0"/>
+                <w:i w:val="0"/>
+                <w:color w:val="1B3325"/>
+                <w:sz w:val="20"/>
+              </w:rPr>
+              <w:t>El Drive guarda la gestión en carpetas, con una cuota de 2 TB para la cuenta.</w:t>
             </w:r>
           </w:p>
         </w:tc>
@@ -2165,6 +2243,7 @@
               <w:spacing w:before="0" w:after="0" w:line="259" w:lineRule="auto"/>
               <w:jc w:val="left"/>
               <w:widowControl/>
+              <w:keepNext/>
             </w:pPr>
             <w:r/>
             <w:r>
@@ -2212,6 +2291,7 @@
               <w:spacing w:before="0" w:after="0" w:line="259" w:lineRule="auto"/>
               <w:jc w:val="left"/>
               <w:widowControl/>
+              <w:keepNext/>
             </w:pPr>
             <w:r/>
             <w:r>
@@ -2223,6 +2303,85 @@
                 <w:sz w:val="20"/>
               </w:rPr>
               <w:t>Una operación, un usuario por persona y un historial compartido.</w:t>
+            </w:r>
+          </w:p>
+        </w:tc>
+      </w:tr>
+      <w:tr>
+        <w:trPr>
+          <w:cantSplit/>
+        </w:trPr>
+        <w:tc>
+          <w:tcPr>
+            <w:tcW w:type="dxa" w:w="4600"/>
+            <w:tcBorders>
+              <w:top w:val="single" w:sz="4" w:space="0" w:color="1B3325"/>
+              <w:left w:val="single" w:sz="4" w:space="0" w:color="1B3325"/>
+              <w:bottom w:val="single" w:sz="4" w:space="0" w:color="1B3325"/>
+              <w:right w:val="single" w:sz="4" w:space="0" w:color="1B3325"/>
+            </w:tcBorders>
+            <w:tcMar>
+              <w:top w:w="40" w:type="dxa"/>
+              <w:left w:w="80" w:type="dxa"/>
+              <w:bottom w:w="40" w:type="dxa"/>
+              <w:right w:w="80" w:type="dxa"/>
+            </w:tcMar>
+            <w:shd w:val="clear" w:color="auto" w:fill="F7FBF8"/>
+            <w:vAlign w:val="center"/>
+          </w:tcPr>
+          <w:p>
+            <w:pPr>
+              <w:spacing w:before="0" w:after="0" w:line="259" w:lineRule="auto"/>
+              <w:jc w:val="left"/>
+              <w:widowControl/>
+            </w:pPr>
+            <w:r/>
+            <w:r>
+              <w:rPr>
+                <w:rFonts w:ascii="Poppins" w:hAnsi="Poppins" w:cs="Poppins" w:eastAsia="Poppins"/>
+                <w:b w:val="0"/>
+                <w:i w:val="0"/>
+                <w:color w:val="1B3325"/>
+                <w:sz w:val="20"/>
+              </w:rPr>
+              <w:t>Los manuales y las actas viven en chats, correos y carpetas sueltas.</w:t>
+            </w:r>
+          </w:p>
+        </w:tc>
+        <w:tc>
+          <w:tcPr>
+            <w:tcW w:type="dxa" w:w="5000"/>
+            <w:tcBorders>
+              <w:top w:val="single" w:sz="4" w:space="0" w:color="1B3325"/>
+              <w:left w:val="single" w:sz="4" w:space="0" w:color="1B3325"/>
+              <w:bottom w:val="single" w:sz="4" w:space="0" w:color="1B3325"/>
+              <w:right w:val="single" w:sz="4" w:space="0" w:color="1B3325"/>
+            </w:tcBorders>
+            <w:tcMar>
+              <w:top w:w="40" w:type="dxa"/>
+              <w:left w:w="80" w:type="dxa"/>
+              <w:bottom w:w="40" w:type="dxa"/>
+              <w:right w:w="80" w:type="dxa"/>
+            </w:tcMar>
+            <w:shd w:val="clear" w:color="auto" w:fill="F7FBF8"/>
+            <w:vAlign w:val="center"/>
+          </w:tcPr>
+          <w:p>
+            <w:pPr>
+              <w:spacing w:before="0" w:after="0" w:line="259" w:lineRule="auto"/>
+              <w:jc w:val="left"/>
+              <w:widowControl/>
+            </w:pPr>
+            <w:r/>
+            <w:r>
+              <w:rPr>
+                <w:rFonts w:ascii="Poppins" w:hAnsi="Poppins" w:cs="Poppins" w:eastAsia="Poppins"/>
+                <w:b w:val="0"/>
+                <w:i w:val="0"/>
+                <w:color w:val="1B3325"/>
+                <w:sz w:val="20"/>
+              </w:rPr>
+              <w:t>Drive: intranet con carpetas por área y una cuota de 2 TB para la cuenta.</w:t>
             </w:r>
           </w:p>
         </w:tc>
@@ -2618,7 +2777,7 @@
                 <w:color w:val="1B3325"/>
                 <w:sz w:val="20"/>
               </w:rPr>
-              <w:t xml:space="preserve">Ve el tablero de la operación, el avance del </w:t>
+              <w:t xml:space="preserve">Ve el tablero, el avance del </w:t>
             </w:r>
             <w:r>
               <w:rPr>
@@ -2638,7 +2797,7 @@
                 <w:color w:val="1B3325"/>
                 <w:sz w:val="20"/>
               </w:rPr>
-              <w:t xml:space="preserve"> y la asistencia del día de todo el equipo.</w:t>
+              <w:t>, la asistencia del día y las carpetas del Drive.</w:t>
             </w:r>
           </w:p>
         </w:tc>
@@ -2879,7 +3038,7 @@
                 <w:color w:val="1B3325"/>
                 <w:sz w:val="20"/>
               </w:rPr>
-              <w:t>Marca llegada, almuerzo, descansos y salida. Consulta su línea del día y sus asignaciones.</w:t>
+              <w:t>Marca llegada, almuerzo, descansos y salida. Consulta su día, sus asignaciones y el Drive de su área.</w:t>
             </w:r>
           </w:p>
         </w:tc>
@@ -3418,6 +3577,7 @@
               <w:spacing w:before="0" w:after="0" w:line="259" w:lineRule="auto"/>
               <w:jc w:val="left"/>
               <w:widowControl/>
+              <w:keepNext/>
             </w:pPr>
             <w:r/>
             <w:r>
@@ -3455,6 +3615,7 @@
               <w:spacing w:before="0" w:after="0" w:line="259" w:lineRule="auto"/>
               <w:jc w:val="left"/>
               <w:widowControl/>
+              <w:keepNext/>
             </w:pPr>
             <w:r/>
             <w:r>
@@ -3465,7 +3626,86 @@
                 <w:color w:val="1B3325"/>
                 <w:sz w:val="20"/>
               </w:rPr>
-              <w:t>Puntualidad, duración de almuerzo y descansos, carga por persona y avance comercial. Exportación de la consulta.</w:t>
+              <w:t>Puntualidad, duración de almuerzo y descansos, carga por persona y avance comercial. Exportación de la consulta. Viajan con el módulo al que corresponden.</w:t>
+            </w:r>
+          </w:p>
+        </w:tc>
+      </w:tr>
+      <w:tr>
+        <w:trPr>
+          <w:cantSplit/>
+        </w:trPr>
+        <w:tc>
+          <w:tcPr>
+            <w:tcW w:type="dxa" w:w="2800"/>
+            <w:tcBorders>
+              <w:top w:val="single" w:sz="4" w:space="0" w:color="1B3325"/>
+              <w:left w:val="single" w:sz="4" w:space="0" w:color="1B3325"/>
+              <w:bottom w:val="single" w:sz="4" w:space="0" w:color="1B3325"/>
+              <w:right w:val="single" w:sz="4" w:space="0" w:color="1B3325"/>
+            </w:tcBorders>
+            <w:tcMar>
+              <w:top w:w="40" w:type="dxa"/>
+              <w:left w:w="80" w:type="dxa"/>
+              <w:bottom w:w="40" w:type="dxa"/>
+              <w:right w:w="80" w:type="dxa"/>
+            </w:tcMar>
+            <w:shd w:val="clear" w:color="auto" w:fill="F7FBF8"/>
+            <w:vAlign w:val="center"/>
+          </w:tcPr>
+          <w:p>
+            <w:pPr>
+              <w:spacing w:before="0" w:after="0" w:line="259" w:lineRule="auto"/>
+              <w:jc w:val="left"/>
+              <w:widowControl/>
+            </w:pPr>
+            <w:r/>
+            <w:r>
+              <w:rPr>
+                <w:rFonts w:ascii="Poppins" w:hAnsi="Poppins" w:cs="Poppins" w:eastAsia="Poppins"/>
+                <w:b w:val="0"/>
+                <w:i w:val="0"/>
+                <w:color w:val="1B3325"/>
+                <w:sz w:val="20"/>
+              </w:rPr>
+              <w:t>6. Drive</w:t>
+            </w:r>
+          </w:p>
+        </w:tc>
+        <w:tc>
+          <w:tcPr>
+            <w:tcW w:type="dxa" w:w="6800"/>
+            <w:tcBorders>
+              <w:top w:val="single" w:sz="4" w:space="0" w:color="1B3325"/>
+              <w:left w:val="single" w:sz="4" w:space="0" w:color="1B3325"/>
+              <w:bottom w:val="single" w:sz="4" w:space="0" w:color="1B3325"/>
+              <w:right w:val="single" w:sz="4" w:space="0" w:color="1B3325"/>
+            </w:tcBorders>
+            <w:tcMar>
+              <w:top w:w="40" w:type="dxa"/>
+              <w:left w:w="80" w:type="dxa"/>
+              <w:bottom w:w="40" w:type="dxa"/>
+              <w:right w:w="80" w:type="dxa"/>
+            </w:tcMar>
+            <w:shd w:val="clear" w:color="auto" w:fill="F7FBF8"/>
+            <w:vAlign w:val="center"/>
+          </w:tcPr>
+          <w:p>
+            <w:pPr>
+              <w:spacing w:before="0" w:after="0" w:line="259" w:lineRule="auto"/>
+              <w:jc w:val="left"/>
+              <w:widowControl/>
+            </w:pPr>
+            <w:r/>
+            <w:r>
+              <w:rPr>
+                <w:rFonts w:ascii="Poppins" w:hAnsi="Poppins" w:cs="Poppins" w:eastAsia="Poppins"/>
+                <w:b w:val="0"/>
+                <w:i w:val="0"/>
+                <w:color w:val="1B3325"/>
+                <w:sz w:val="20"/>
+              </w:rPr>
+              <w:t>Intranet de la empresa. Carpetas por área, documentos de la gestión y permisos por rol. Cuota de 2 TB para toda la cuenta.</w:t>
             </w:r>
           </w:p>
         </w:tc>
@@ -3510,7 +3750,7 @@
           <w:color w:val="1B3325"/>
           <w:sz w:val="26"/>
         </w:rPr>
-        <w:t>La configuración, la carga inicial acordada, la capacitación por rol y la documentación básica van incluidas en las tres modalidades. El calendario propuesto es de 8 a 12 semanas, contadas desde el día en que la empresa entrega el organigrama, la lista de trabajadores, los clientes activos y el horario de llegada, almuerzo y descansos. Si esa información llega después, el calendario se corre.</w:t>
+        <w:t>La configuración, la carga inicial acordada, la estructura de carpetas del Drive, la capacitación por rol y la documentación básica van incluidas en las tres modalidades. El calendario propuesto es de 8 a 12 semanas, contadas desde el día en que la empresa entrega el organigrama, la lista de trabajadores, los clientes activos, el horario de llegada, almuerzo y descansos, y el acceso a la VPS y al dominio. Si esa información llega después, el calendario se corre.</w:t>
       </w:r>
     </w:p>
     <w:p>
@@ -3545,7 +3785,7 @@
           <w:color w:val="1B3325"/>
           <w:sz w:val="26"/>
         </w:rPr>
-        <w:t xml:space="preserve">Esta versión deja para una cotización posterior la nómina, la PILA, la nómina electrónica ante la DIAN, la factura electrónica, la contabilidad, el inventario, las compras y el POS. También se cotizan el reloj o el biométrico, la publicación en Play Store o App Store, varias sedes dentro de un plan que no sea Planta, y el consumo de WhatsApp. Las marcas de esta versión las registra el trabajador o el supervisor dentro de </w:t>
+        <w:t xml:space="preserve">Esta versión deja para una cotización posterior la nómina, la PILA, la nómina electrónica ante la DIAN, la factura electrónica, la contabilidad, el inventario, las compras y el POS. También se cotizan el reloj o el biométrico, la publicación en Play Store o App Store, varias sedes, el espacio por encima de la cuota de 2 TB y el consumo de WhatsApp. Las marcas de esta versión las registra el trabajador o el supervisor dentro de </w:t>
       </w:r>
       <w:r>
         <w:rPr>
@@ -3565,7 +3805,7 @@
           <w:color w:val="1B3325"/>
           <w:sz w:val="26"/>
         </w:rPr>
-        <w:t>.</w:t>
+        <w:t>. La VPS y el dominio no se cotizan aquí: los contrata el cliente.</w:t>
       </w:r>
     </w:p>
     <w:p>
@@ -4730,6 +4970,7 @@
               <w:spacing w:before="0" w:after="0" w:line="259" w:lineRule="auto"/>
               <w:jc w:val="left"/>
               <w:widowControl/>
+              <w:keepNext/>
             </w:pPr>
             <w:r/>
             <w:r>
@@ -4767,6 +5008,7 @@
               <w:spacing w:before="0" w:after="0" w:line="259" w:lineRule="auto"/>
               <w:jc w:val="center"/>
               <w:widowControl/>
+              <w:keepNext/>
             </w:pPr>
             <w:r/>
             <w:r>
@@ -4804,6 +5046,7 @@
               <w:spacing w:before="0" w:after="0" w:line="259" w:lineRule="auto"/>
               <w:jc w:val="center"/>
               <w:widowControl/>
+              <w:keepNext/>
             </w:pPr>
             <w:r/>
             <w:r>
@@ -4841,6 +5084,7 @@
               <w:spacing w:before="0" w:after="0" w:line="259" w:lineRule="auto"/>
               <w:jc w:val="left"/>
               <w:widowControl/>
+              <w:keepNext/>
             </w:pPr>
             <w:r/>
             <w:r>
@@ -4883,6 +5127,7 @@
               <w:spacing w:before="0" w:after="0" w:line="259" w:lineRule="auto"/>
               <w:jc w:val="left"/>
               <w:widowControl/>
+              <w:keepNext/>
             </w:pPr>
             <w:r/>
             <w:r>
@@ -4920,6 +5165,7 @@
               <w:spacing w:before="0" w:after="0" w:line="259" w:lineRule="auto"/>
               <w:jc w:val="center"/>
               <w:widowControl/>
+              <w:keepNext/>
             </w:pPr>
             <w:r/>
             <w:r>
@@ -4957,6 +5203,7 @@
               <w:spacing w:before="0" w:after="0" w:line="259" w:lineRule="auto"/>
               <w:jc w:val="center"/>
               <w:widowControl/>
+              <w:keepNext/>
             </w:pPr>
             <w:r/>
             <w:r>
@@ -4994,6 +5241,7 @@
               <w:spacing w:before="0" w:after="0" w:line="259" w:lineRule="auto"/>
               <w:jc w:val="left"/>
               <w:widowControl/>
+              <w:keepNext/>
             </w:pPr>
             <w:r/>
             <w:r>
@@ -5036,6 +5284,7 @@
               <w:spacing w:before="0" w:after="0" w:line="259" w:lineRule="auto"/>
               <w:jc w:val="left"/>
               <w:widowControl/>
+              <w:keepNext/>
             </w:pPr>
             <w:r/>
             <w:r>
@@ -5073,6 +5322,7 @@
               <w:spacing w:before="0" w:after="0" w:line="259" w:lineRule="auto"/>
               <w:jc w:val="center"/>
               <w:widowControl/>
+              <w:keepNext/>
             </w:pPr>
             <w:r/>
             <w:r>
@@ -5110,6 +5360,7 @@
               <w:spacing w:before="0" w:after="0" w:line="259" w:lineRule="auto"/>
               <w:jc w:val="center"/>
               <w:widowControl/>
+              <w:keepNext/>
             </w:pPr>
             <w:r/>
             <w:r>
@@ -5147,6 +5398,7 @@
               <w:spacing w:before="0" w:after="0" w:line="259" w:lineRule="auto"/>
               <w:jc w:val="left"/>
               <w:widowControl/>
+              <w:keepNext/>
             </w:pPr>
             <w:r/>
             <w:r>
@@ -5189,6 +5441,7 @@
               <w:spacing w:before="0" w:after="0" w:line="259" w:lineRule="auto"/>
               <w:jc w:val="left"/>
               <w:widowControl/>
+              <w:keepNext/>
             </w:pPr>
             <w:r/>
             <w:r>
@@ -5226,6 +5479,7 @@
               <w:spacing w:before="0" w:after="0" w:line="259" w:lineRule="auto"/>
               <w:jc w:val="center"/>
               <w:widowControl/>
+              <w:keepNext/>
             </w:pPr>
             <w:r/>
             <w:r>
@@ -5263,6 +5517,7 @@
               <w:spacing w:before="0" w:after="0" w:line="259" w:lineRule="auto"/>
               <w:jc w:val="center"/>
               <w:widowControl/>
+              <w:keepNext/>
             </w:pPr>
             <w:r/>
             <w:r>
@@ -5300,6 +5555,7 @@
               <w:spacing w:before="0" w:after="0" w:line="259" w:lineRule="auto"/>
               <w:jc w:val="left"/>
               <w:widowControl/>
+              <w:keepNext/>
             </w:pPr>
             <w:r/>
             <w:r>
@@ -5342,6 +5598,7 @@
               <w:spacing w:before="0" w:after="0" w:line="259" w:lineRule="auto"/>
               <w:jc w:val="left"/>
               <w:widowControl/>
+              <w:keepNext/>
             </w:pPr>
             <w:r/>
             <w:r>
@@ -5379,6 +5636,7 @@
               <w:spacing w:before="0" w:after="0" w:line="259" w:lineRule="auto"/>
               <w:jc w:val="center"/>
               <w:widowControl/>
+              <w:keepNext/>
             </w:pPr>
             <w:r/>
             <w:r>
@@ -5416,6 +5674,7 @@
               <w:spacing w:before="0" w:after="0" w:line="259" w:lineRule="auto"/>
               <w:jc w:val="center"/>
               <w:widowControl/>
+              <w:keepNext/>
             </w:pPr>
             <w:r/>
             <w:r>
@@ -5453,6 +5712,7 @@
               <w:spacing w:before="0" w:after="0" w:line="259" w:lineRule="auto"/>
               <w:jc w:val="left"/>
               <w:widowControl/>
+              <w:keepNext/>
             </w:pPr>
             <w:r/>
             <w:r>
@@ -5495,6 +5755,7 @@
               <w:spacing w:before="0" w:after="0" w:line="259" w:lineRule="auto"/>
               <w:jc w:val="left"/>
               <w:widowControl/>
+              <w:keepNext/>
             </w:pPr>
             <w:r/>
             <w:r>
@@ -5532,6 +5793,7 @@
               <w:spacing w:before="0" w:after="0" w:line="259" w:lineRule="auto"/>
               <w:jc w:val="center"/>
               <w:widowControl/>
+              <w:keepNext/>
             </w:pPr>
             <w:r/>
             <w:r>
@@ -5569,6 +5831,7 @@
               <w:spacing w:before="0" w:after="0" w:line="259" w:lineRule="auto"/>
               <w:jc w:val="center"/>
               <w:widowControl/>
+              <w:keepNext/>
             </w:pPr>
             <w:r/>
             <w:r>
@@ -5606,6 +5869,7 @@
               <w:spacing w:before="0" w:after="0" w:line="259" w:lineRule="auto"/>
               <w:jc w:val="left"/>
               <w:widowControl/>
+              <w:keepNext/>
             </w:pPr>
             <w:r/>
             <w:r>
@@ -8889,6 +9153,1163 @@
     </w:p>
     <w:p>
       <w:pPr>
+        <w:spacing w:before="160" w:after="40" w:line="259" w:lineRule="auto"/>
+        <w:jc w:val="left"/>
+        <w:keepNext/>
+        <w:widowControl/>
+      </w:pPr>
+      <w:r>
+        <w:rPr>
+          <w:rFonts w:ascii="Poppins" w:hAnsi="Poppins" w:cs="Poppins" w:eastAsia="Poppins"/>
+          <w:b/>
+          <w:i w:val="0"/>
+          <w:color w:val="1B3325"/>
+          <w:sz w:val="26"/>
+        </w:rPr>
+        <w:t>9.7. Intranet y almacenamiento: Google, Zoho y SharePoint</w:t>
+      </w:r>
+    </w:p>
+    <w:p>
+      <w:pPr>
+        <w:spacing w:before="0" w:after="160" w:line="259" w:lineRule="auto"/>
+        <w:jc w:val="both"/>
+        <w:widowControl/>
+      </w:pPr>
+      <w:r>
+        <w:rPr>
+          <w:rFonts w:ascii="Poppins" w:hAnsi="Poppins" w:cs="Poppins" w:eastAsia="Poppins"/>
+          <w:b w:val="0"/>
+          <w:i w:val="0"/>
+          <w:color w:val="1B3325"/>
+          <w:sz w:val="26"/>
+        </w:rPr>
+        <w:t xml:space="preserve">Fuente de Google: la ayuda de facturación de Google Workspace, consultada el 14 de octubre de 2026. Business Standard incluye 2 TB de almacenamiento agrupado por usuario, más correo, documentos y reuniones. En pesos, el plan anual figura en $58.400 por usuario al mes y el plan flexible en $70.000. Para 30 usuarios, el anual son $1.752.000 al mes. Ese producto entrega 2 TB por persona, no una cuota única de 2 TB, y no es un </w:t>
+      </w:r>
+      <w:r>
+        <w:rPr>
+          <w:rFonts w:ascii="Poppins" w:hAnsi="Poppins" w:cs="Poppins" w:eastAsia="Poppins"/>
+          <w:b/>
+          <w:i w:val="0"/>
+          <w:color w:val="1B3325"/>
+          <w:sz w:val="26"/>
+        </w:rPr>
+        <w:t>CRM</w:t>
+      </w:r>
+      <w:r>
+        <w:rPr>
+          <w:rFonts w:ascii="Poppins" w:hAnsi="Poppins" w:cs="Poppins" w:eastAsia="Poppins"/>
+          <w:b w:val="0"/>
+          <w:i w:val="0"/>
+          <w:color w:val="1B3325"/>
+          <w:sz w:val="26"/>
+        </w:rPr>
+        <w:t xml:space="preserve"> de operación ni un control de almuerzo y descansos.</w:t>
+      </w:r>
+    </w:p>
+    <w:p>
+      <w:pPr>
+        <w:spacing w:before="0" w:after="160" w:line="259" w:lineRule="auto"/>
+        <w:jc w:val="both"/>
+        <w:widowControl/>
+      </w:pPr>
+      <w:r>
+        <w:rPr>
+          <w:rFonts w:ascii="Poppins" w:hAnsi="Poppins" w:cs="Poppins" w:eastAsia="Poppins"/>
+          <w:b w:val="0"/>
+          <w:i w:val="0"/>
+          <w:color w:val="1B3325"/>
+          <w:sz w:val="26"/>
+        </w:rPr>
+        <w:t xml:space="preserve">Zoho WorkDrive, en la guía de planes de zoho.com, cobra por usuario con un mínimo de 3. Con pago anual, Starter queda en US$ 2,50, Team en US$ 4,50 y Business en US$ 9. Entre 3 y 10 usuarios el almacenamiento del equipo es 1 TB, 3 TB y 5 TB. Por encima de 10 usuarios se suma espacio por persona. Team, a US$ 4,50, equivale a $14.318 por usuario al mes. Es solo el archivo. SharePoint Plan 1, en la página de Microsoft, cuesta US$ 5 por usuario al mes con pago anual, equivalentes a $15.909. Es la intranet de archivos, sin el </w:t>
+      </w:r>
+      <w:r>
+        <w:rPr>
+          <w:rFonts w:ascii="Poppins" w:hAnsi="Poppins" w:cs="Poppins" w:eastAsia="Poppins"/>
+          <w:b/>
+          <w:i w:val="0"/>
+          <w:color w:val="1B3325"/>
+          <w:sz w:val="26"/>
+        </w:rPr>
+        <w:t>CRM</w:t>
+      </w:r>
+      <w:r>
+        <w:rPr>
+          <w:rFonts w:ascii="Poppins" w:hAnsi="Poppins" w:cs="Poppins" w:eastAsia="Poppins"/>
+          <w:b w:val="0"/>
+          <w:i w:val="0"/>
+          <w:color w:val="1B3325"/>
+          <w:sz w:val="26"/>
+        </w:rPr>
+        <w:t xml:space="preserve"> ni la asistencia de </w:t>
+      </w:r>
+      <w:r>
+        <w:rPr>
+          <w:rFonts w:ascii="Poppins" w:hAnsi="Poppins" w:cs="Poppins" w:eastAsia="Poppins"/>
+          <w:b/>
+          <w:i w:val="0"/>
+          <w:color w:val="1B3325"/>
+          <w:sz w:val="26"/>
+        </w:rPr>
+        <w:t>RecoTime</w:t>
+      </w:r>
+      <w:r>
+        <w:rPr>
+          <w:rFonts w:ascii="Poppins" w:hAnsi="Poppins" w:cs="Poppins" w:eastAsia="Poppins"/>
+          <w:b w:val="0"/>
+          <w:i w:val="0"/>
+          <w:color w:val="1B3325"/>
+          <w:sz w:val="26"/>
+        </w:rPr>
+        <w:t>.</w:t>
+      </w:r>
+    </w:p>
+    <w:p>
+      <w:pPr>
+        <w:spacing w:before="160" w:after="40" w:line="259" w:lineRule="auto"/>
+        <w:jc w:val="left"/>
+        <w:keepNext/>
+        <w:widowControl/>
+      </w:pPr>
+      <w:r>
+        <w:rPr>
+          <w:rFonts w:ascii="Poppins" w:hAnsi="Poppins" w:cs="Poppins" w:eastAsia="Poppins"/>
+          <w:b/>
+          <w:i w:val="0"/>
+          <w:color w:val="1B3325"/>
+          <w:sz w:val="26"/>
+        </w:rPr>
+        <w:t>9.8. VPS de Hostinger</w:t>
+      </w:r>
+    </w:p>
+    <w:p>
+      <w:pPr>
+        <w:spacing w:before="0" w:after="160" w:line="259" w:lineRule="auto"/>
+        <w:jc w:val="both"/>
+        <w:widowControl/>
+      </w:pPr>
+      <w:r>
+        <w:rPr>
+          <w:rFonts w:ascii="Poppins" w:hAnsi="Poppins" w:cs="Poppins" w:eastAsia="Poppins"/>
+          <w:b w:val="0"/>
+          <w:i w:val="0"/>
+          <w:color w:val="1B3325"/>
+          <w:sz w:val="26"/>
+        </w:rPr>
+        <w:t>Fuente: hostinger.com/co/precios/vps-hosting, abierta el 14 de octubre de 2026. La página muestra una oferta al mes y una renovación. La pregunta frecuente usa la oferta: KVM 1 en $19.900, KVM 2 en $28.900, KVM 4 en $38.900 y KVM 8 en $77.900. La tarjeta de cada plan dice a cuánto se renueva. El disco publicado es NVMe y, en esta lista, no llega a 2 TB. El ancho de banda de 4 TB del KVM 1 es tráfico, no espacio para guardar archivos.</w:t>
+      </w:r>
+    </w:p>
+    <w:tbl>
+      <w:tblPr>
+        <w:tblW w:type="dxa" w:w="9600"/>
+        <w:jc w:val="center"/>
+        <w:tblLayout w:type="fixed"/>
+        <w:tblLook w:firstColumn="1" w:firstRow="1" w:lastColumn="0" w:lastRow="0" w:noHBand="0" w:noVBand="1" w:val="04A0"/>
+      </w:tblPr>
+      <w:tblGrid>
+        <w:gridCol w:w="1400"/>
+        <w:gridCol w:w="1800"/>
+        <w:gridCol w:w="2100"/>
+        <w:gridCol w:w="2300"/>
+        <w:gridCol w:w="2000"/>
+      </w:tblGrid>
+      <w:tr>
+        <w:trPr>
+          <w:tblHeader/>
+          <w:cantSplit/>
+        </w:trPr>
+        <w:tc>
+          <w:tcPr>
+            <w:tcW w:type="dxa" w:w="1400"/>
+            <w:tcBorders>
+              <w:top w:val="single" w:sz="4" w:space="0" w:color="1B3325"/>
+              <w:left w:val="single" w:sz="4" w:space="0" w:color="1B3325"/>
+              <w:bottom w:val="single" w:sz="4" w:space="0" w:color="1B3325"/>
+              <w:right w:val="single" w:sz="4" w:space="0" w:color="1B3325"/>
+            </w:tcBorders>
+            <w:tcMar>
+              <w:top w:w="40" w:type="dxa"/>
+              <w:left w:w="80" w:type="dxa"/>
+              <w:bottom w:w="40" w:type="dxa"/>
+              <w:right w:w="80" w:type="dxa"/>
+            </w:tcMar>
+            <w:shd w:val="clear" w:color="auto" w:fill="1B3325"/>
+            <w:vAlign w:val="center"/>
+          </w:tcPr>
+          <w:p>
+            <w:pPr>
+              <w:spacing w:before="0" w:after="0" w:line="259" w:lineRule="auto"/>
+              <w:jc w:val="center"/>
+              <w:widowControl/>
+              <w:keepNext/>
+            </w:pPr>
+            <w:r/>
+            <w:r>
+              <w:rPr>
+                <w:rFonts w:ascii="Poppins" w:hAnsi="Poppins" w:cs="Poppins" w:eastAsia="Poppins"/>
+                <w:b/>
+                <w:i w:val="0"/>
+                <w:color w:val="FFFFFF"/>
+                <w:sz w:val="16"/>
+              </w:rPr>
+              <w:t>Plan</w:t>
+            </w:r>
+          </w:p>
+        </w:tc>
+        <w:tc>
+          <w:tcPr>
+            <w:tcW w:type="dxa" w:w="1800"/>
+            <w:tcBorders>
+              <w:top w:val="single" w:sz="4" w:space="0" w:color="1B3325"/>
+              <w:left w:val="single" w:sz="4" w:space="0" w:color="1B3325"/>
+              <w:bottom w:val="single" w:sz="4" w:space="0" w:color="1B3325"/>
+              <w:right w:val="single" w:sz="4" w:space="0" w:color="1B3325"/>
+            </w:tcBorders>
+            <w:tcMar>
+              <w:top w:w="40" w:type="dxa"/>
+              <w:left w:w="80" w:type="dxa"/>
+              <w:bottom w:w="40" w:type="dxa"/>
+              <w:right w:w="80" w:type="dxa"/>
+            </w:tcMar>
+            <w:shd w:val="clear" w:color="auto" w:fill="1B3325"/>
+            <w:vAlign w:val="center"/>
+          </w:tcPr>
+          <w:p>
+            <w:pPr>
+              <w:spacing w:before="0" w:after="0" w:line="259" w:lineRule="auto"/>
+              <w:jc w:val="center"/>
+              <w:widowControl/>
+              <w:keepNext/>
+            </w:pPr>
+            <w:r/>
+            <w:r>
+              <w:rPr>
+                <w:rFonts w:ascii="Poppins" w:hAnsi="Poppins" w:cs="Poppins" w:eastAsia="Poppins"/>
+                <w:b/>
+                <w:i w:val="0"/>
+                <w:color w:val="FFFFFF"/>
+                <w:sz w:val="16"/>
+              </w:rPr>
+              <w:t>Oferta al mes</w:t>
+            </w:r>
+          </w:p>
+        </w:tc>
+        <w:tc>
+          <w:tcPr>
+            <w:tcW w:type="dxa" w:w="2100"/>
+            <w:tcBorders>
+              <w:top w:val="single" w:sz="4" w:space="0" w:color="1B3325"/>
+              <w:left w:val="single" w:sz="4" w:space="0" w:color="1B3325"/>
+              <w:bottom w:val="single" w:sz="4" w:space="0" w:color="1B3325"/>
+              <w:right w:val="single" w:sz="4" w:space="0" w:color="1B3325"/>
+            </w:tcBorders>
+            <w:tcMar>
+              <w:top w:w="40" w:type="dxa"/>
+              <w:left w:w="80" w:type="dxa"/>
+              <w:bottom w:w="40" w:type="dxa"/>
+              <w:right w:w="80" w:type="dxa"/>
+            </w:tcMar>
+            <w:shd w:val="clear" w:color="auto" w:fill="1B3325"/>
+            <w:vAlign w:val="center"/>
+          </w:tcPr>
+          <w:p>
+            <w:pPr>
+              <w:spacing w:before="0" w:after="0" w:line="259" w:lineRule="auto"/>
+              <w:jc w:val="center"/>
+              <w:widowControl/>
+              <w:keepNext/>
+            </w:pPr>
+            <w:r/>
+            <w:r>
+              <w:rPr>
+                <w:rFonts w:ascii="Poppins" w:hAnsi="Poppins" w:cs="Poppins" w:eastAsia="Poppins"/>
+                <w:b/>
+                <w:i w:val="0"/>
+                <w:color w:val="FFFFFF"/>
+                <w:sz w:val="16"/>
+              </w:rPr>
+              <w:t>Renovación al mes</w:t>
+            </w:r>
+          </w:p>
+        </w:tc>
+        <w:tc>
+          <w:tcPr>
+            <w:tcW w:type="dxa" w:w="2300"/>
+            <w:tcBorders>
+              <w:top w:val="single" w:sz="4" w:space="0" w:color="1B3325"/>
+              <w:left w:val="single" w:sz="4" w:space="0" w:color="1B3325"/>
+              <w:bottom w:val="single" w:sz="4" w:space="0" w:color="1B3325"/>
+              <w:right w:val="single" w:sz="4" w:space="0" w:color="1B3325"/>
+            </w:tcBorders>
+            <w:tcMar>
+              <w:top w:w="40" w:type="dxa"/>
+              <w:left w:w="80" w:type="dxa"/>
+              <w:bottom w:w="40" w:type="dxa"/>
+              <w:right w:w="80" w:type="dxa"/>
+            </w:tcMar>
+            <w:shd w:val="clear" w:color="auto" w:fill="1B3325"/>
+            <w:vAlign w:val="center"/>
+          </w:tcPr>
+          <w:p>
+            <w:pPr>
+              <w:spacing w:before="0" w:after="0" w:line="259" w:lineRule="auto"/>
+              <w:jc w:val="center"/>
+              <w:widowControl/>
+              <w:keepNext/>
+            </w:pPr>
+            <w:r/>
+            <w:r>
+              <w:rPr>
+                <w:rFonts w:ascii="Poppins" w:hAnsi="Poppins" w:cs="Poppins" w:eastAsia="Poppins"/>
+                <w:b/>
+                <w:i w:val="0"/>
+                <w:color w:val="FFFFFF"/>
+                <w:sz w:val="16"/>
+              </w:rPr>
+              <w:t>Renovación al año</w:t>
+            </w:r>
+          </w:p>
+        </w:tc>
+        <w:tc>
+          <w:tcPr>
+            <w:tcW w:type="dxa" w:w="2000"/>
+            <w:tcBorders>
+              <w:top w:val="single" w:sz="4" w:space="0" w:color="1B3325"/>
+              <w:left w:val="single" w:sz="4" w:space="0" w:color="1B3325"/>
+              <w:bottom w:val="single" w:sz="4" w:space="0" w:color="1B3325"/>
+              <w:right w:val="single" w:sz="4" w:space="0" w:color="1B3325"/>
+            </w:tcBorders>
+            <w:tcMar>
+              <w:top w:w="40" w:type="dxa"/>
+              <w:left w:w="80" w:type="dxa"/>
+              <w:bottom w:w="40" w:type="dxa"/>
+              <w:right w:w="80" w:type="dxa"/>
+            </w:tcMar>
+            <w:shd w:val="clear" w:color="auto" w:fill="1B3325"/>
+            <w:vAlign w:val="center"/>
+          </w:tcPr>
+          <w:p>
+            <w:pPr>
+              <w:spacing w:before="0" w:after="0" w:line="259" w:lineRule="auto"/>
+              <w:jc w:val="center"/>
+              <w:widowControl/>
+              <w:keepNext/>
+            </w:pPr>
+            <w:r/>
+            <w:r>
+              <w:rPr>
+                <w:rFonts w:ascii="Poppins" w:hAnsi="Poppins" w:cs="Poppins" w:eastAsia="Poppins"/>
+                <w:b/>
+                <w:i w:val="0"/>
+                <w:color w:val="FFFFFF"/>
+                <w:sz w:val="16"/>
+              </w:rPr>
+              <w:t>Disco NVMe</w:t>
+            </w:r>
+          </w:p>
+        </w:tc>
+      </w:tr>
+      <w:tr>
+        <w:trPr>
+          <w:cantSplit/>
+        </w:trPr>
+        <w:tc>
+          <w:tcPr>
+            <w:tcW w:type="dxa" w:w="1400"/>
+            <w:tcBorders>
+              <w:top w:val="single" w:sz="4" w:space="0" w:color="1B3325"/>
+              <w:left w:val="single" w:sz="4" w:space="0" w:color="1B3325"/>
+              <w:bottom w:val="single" w:sz="4" w:space="0" w:color="1B3325"/>
+              <w:right w:val="single" w:sz="4" w:space="0" w:color="1B3325"/>
+            </w:tcBorders>
+            <w:tcMar>
+              <w:top w:w="40" w:type="dxa"/>
+              <w:left w:w="80" w:type="dxa"/>
+              <w:bottom w:w="40" w:type="dxa"/>
+              <w:right w:w="80" w:type="dxa"/>
+            </w:tcMar>
+            <w:shd w:val="clear" w:color="auto" w:fill="FFFFFF"/>
+            <w:vAlign w:val="center"/>
+          </w:tcPr>
+          <w:p>
+            <w:pPr>
+              <w:spacing w:before="0" w:after="0" w:line="259" w:lineRule="auto"/>
+              <w:jc w:val="left"/>
+              <w:widowControl/>
+              <w:keepNext/>
+            </w:pPr>
+            <w:r/>
+            <w:r>
+              <w:rPr>
+                <w:rFonts w:ascii="Poppins" w:hAnsi="Poppins" w:cs="Poppins" w:eastAsia="Poppins"/>
+                <w:b w:val="0"/>
+                <w:i w:val="0"/>
+                <w:color w:val="1B3325"/>
+                <w:sz w:val="16"/>
+              </w:rPr>
+              <w:t>KVM 1</w:t>
+            </w:r>
+          </w:p>
+        </w:tc>
+        <w:tc>
+          <w:tcPr>
+            <w:tcW w:type="dxa" w:w="1800"/>
+            <w:tcBorders>
+              <w:top w:val="single" w:sz="4" w:space="0" w:color="1B3325"/>
+              <w:left w:val="single" w:sz="4" w:space="0" w:color="1B3325"/>
+              <w:bottom w:val="single" w:sz="4" w:space="0" w:color="1B3325"/>
+              <w:right w:val="single" w:sz="4" w:space="0" w:color="1B3325"/>
+            </w:tcBorders>
+            <w:tcMar>
+              <w:top w:w="40" w:type="dxa"/>
+              <w:left w:w="80" w:type="dxa"/>
+              <w:bottom w:w="40" w:type="dxa"/>
+              <w:right w:w="80" w:type="dxa"/>
+            </w:tcMar>
+            <w:shd w:val="clear" w:color="auto" w:fill="FFFFFF"/>
+            <w:vAlign w:val="center"/>
+          </w:tcPr>
+          <w:p>
+            <w:pPr>
+              <w:spacing w:before="0" w:after="0" w:line="259" w:lineRule="auto"/>
+              <w:jc w:val="center"/>
+              <w:widowControl/>
+              <w:keepNext/>
+            </w:pPr>
+            <w:r/>
+            <w:r>
+              <w:rPr>
+                <w:rFonts w:ascii="Poppins" w:hAnsi="Poppins" w:cs="Poppins" w:eastAsia="Poppins"/>
+                <w:b w:val="0"/>
+                <w:i w:val="0"/>
+                <w:color w:val="1B3325"/>
+                <w:sz w:val="16"/>
+              </w:rPr>
+              <w:t>$19.900</w:t>
+            </w:r>
+          </w:p>
+        </w:tc>
+        <w:tc>
+          <w:tcPr>
+            <w:tcW w:type="dxa" w:w="2100"/>
+            <w:tcBorders>
+              <w:top w:val="single" w:sz="4" w:space="0" w:color="1B3325"/>
+              <w:left w:val="single" w:sz="4" w:space="0" w:color="1B3325"/>
+              <w:bottom w:val="single" w:sz="4" w:space="0" w:color="1B3325"/>
+              <w:right w:val="single" w:sz="4" w:space="0" w:color="1B3325"/>
+            </w:tcBorders>
+            <w:tcMar>
+              <w:top w:w="40" w:type="dxa"/>
+              <w:left w:w="80" w:type="dxa"/>
+              <w:bottom w:w="40" w:type="dxa"/>
+              <w:right w:w="80" w:type="dxa"/>
+            </w:tcMar>
+            <w:shd w:val="clear" w:color="auto" w:fill="FFFFFF"/>
+            <w:vAlign w:val="center"/>
+          </w:tcPr>
+          <w:p>
+            <w:pPr>
+              <w:spacing w:before="0" w:after="0" w:line="259" w:lineRule="auto"/>
+              <w:jc w:val="center"/>
+              <w:widowControl/>
+              <w:keepNext/>
+            </w:pPr>
+            <w:r/>
+            <w:r>
+              <w:rPr>
+                <w:rFonts w:ascii="Poppins" w:hAnsi="Poppins" w:cs="Poppins" w:eastAsia="Poppins"/>
+                <w:b w:val="0"/>
+                <w:i w:val="0"/>
+                <w:color w:val="1B3325"/>
+                <w:sz w:val="16"/>
+              </w:rPr>
+              <w:t>$38.900</w:t>
+            </w:r>
+          </w:p>
+        </w:tc>
+        <w:tc>
+          <w:tcPr>
+            <w:tcW w:type="dxa" w:w="2300"/>
+            <w:tcBorders>
+              <w:top w:val="single" w:sz="4" w:space="0" w:color="1B3325"/>
+              <w:left w:val="single" w:sz="4" w:space="0" w:color="1B3325"/>
+              <w:bottom w:val="single" w:sz="4" w:space="0" w:color="1B3325"/>
+              <w:right w:val="single" w:sz="4" w:space="0" w:color="1B3325"/>
+            </w:tcBorders>
+            <w:tcMar>
+              <w:top w:w="40" w:type="dxa"/>
+              <w:left w:w="80" w:type="dxa"/>
+              <w:bottom w:w="40" w:type="dxa"/>
+              <w:right w:w="80" w:type="dxa"/>
+            </w:tcMar>
+            <w:shd w:val="clear" w:color="auto" w:fill="FFFFFF"/>
+            <w:vAlign w:val="center"/>
+          </w:tcPr>
+          <w:p>
+            <w:pPr>
+              <w:spacing w:before="0" w:after="0" w:line="259" w:lineRule="auto"/>
+              <w:jc w:val="center"/>
+              <w:widowControl/>
+              <w:keepNext/>
+            </w:pPr>
+            <w:r/>
+            <w:r>
+              <w:rPr>
+                <w:rFonts w:ascii="Poppins" w:hAnsi="Poppins" w:cs="Poppins" w:eastAsia="Poppins"/>
+                <w:b w:val="0"/>
+                <w:i w:val="0"/>
+                <w:color w:val="1B3325"/>
+                <w:sz w:val="16"/>
+              </w:rPr>
+              <w:t>$466.800</w:t>
+            </w:r>
+          </w:p>
+        </w:tc>
+        <w:tc>
+          <w:tcPr>
+            <w:tcW w:type="dxa" w:w="2000"/>
+            <w:tcBorders>
+              <w:top w:val="single" w:sz="4" w:space="0" w:color="1B3325"/>
+              <w:left w:val="single" w:sz="4" w:space="0" w:color="1B3325"/>
+              <w:bottom w:val="single" w:sz="4" w:space="0" w:color="1B3325"/>
+              <w:right w:val="single" w:sz="4" w:space="0" w:color="1B3325"/>
+            </w:tcBorders>
+            <w:tcMar>
+              <w:top w:w="40" w:type="dxa"/>
+              <w:left w:w="80" w:type="dxa"/>
+              <w:bottom w:w="40" w:type="dxa"/>
+              <w:right w:w="80" w:type="dxa"/>
+            </w:tcMar>
+            <w:shd w:val="clear" w:color="auto" w:fill="FFFFFF"/>
+            <w:vAlign w:val="center"/>
+          </w:tcPr>
+          <w:p>
+            <w:pPr>
+              <w:spacing w:before="0" w:after="0" w:line="259" w:lineRule="auto"/>
+              <w:jc w:val="center"/>
+              <w:widowControl/>
+              <w:keepNext/>
+            </w:pPr>
+            <w:r/>
+            <w:r>
+              <w:rPr>
+                <w:rFonts w:ascii="Poppins" w:hAnsi="Poppins" w:cs="Poppins" w:eastAsia="Poppins"/>
+                <w:b w:val="0"/>
+                <w:i w:val="0"/>
+                <w:color w:val="1B3325"/>
+                <w:sz w:val="16"/>
+              </w:rPr>
+              <w:t>50 GB</w:t>
+            </w:r>
+          </w:p>
+        </w:tc>
+      </w:tr>
+      <w:tr>
+        <w:trPr>
+          <w:cantSplit/>
+        </w:trPr>
+        <w:tc>
+          <w:tcPr>
+            <w:tcW w:type="dxa" w:w="1400"/>
+            <w:tcBorders>
+              <w:top w:val="single" w:sz="4" w:space="0" w:color="1B3325"/>
+              <w:left w:val="single" w:sz="4" w:space="0" w:color="1B3325"/>
+              <w:bottom w:val="single" w:sz="4" w:space="0" w:color="1B3325"/>
+              <w:right w:val="single" w:sz="4" w:space="0" w:color="1B3325"/>
+            </w:tcBorders>
+            <w:tcMar>
+              <w:top w:w="40" w:type="dxa"/>
+              <w:left w:w="80" w:type="dxa"/>
+              <w:bottom w:w="40" w:type="dxa"/>
+              <w:right w:w="80" w:type="dxa"/>
+            </w:tcMar>
+            <w:shd w:val="clear" w:color="auto" w:fill="F7FBF8"/>
+            <w:vAlign w:val="center"/>
+          </w:tcPr>
+          <w:p>
+            <w:pPr>
+              <w:spacing w:before="0" w:after="0" w:line="259" w:lineRule="auto"/>
+              <w:jc w:val="left"/>
+              <w:widowControl/>
+              <w:keepNext/>
+            </w:pPr>
+            <w:r/>
+            <w:r>
+              <w:rPr>
+                <w:rFonts w:ascii="Poppins" w:hAnsi="Poppins" w:cs="Poppins" w:eastAsia="Poppins"/>
+                <w:b w:val="0"/>
+                <w:i w:val="0"/>
+                <w:color w:val="1B3325"/>
+                <w:sz w:val="16"/>
+              </w:rPr>
+              <w:t>KVM 2</w:t>
+            </w:r>
+          </w:p>
+        </w:tc>
+        <w:tc>
+          <w:tcPr>
+            <w:tcW w:type="dxa" w:w="1800"/>
+            <w:tcBorders>
+              <w:top w:val="single" w:sz="4" w:space="0" w:color="1B3325"/>
+              <w:left w:val="single" w:sz="4" w:space="0" w:color="1B3325"/>
+              <w:bottom w:val="single" w:sz="4" w:space="0" w:color="1B3325"/>
+              <w:right w:val="single" w:sz="4" w:space="0" w:color="1B3325"/>
+            </w:tcBorders>
+            <w:tcMar>
+              <w:top w:w="40" w:type="dxa"/>
+              <w:left w:w="80" w:type="dxa"/>
+              <w:bottom w:w="40" w:type="dxa"/>
+              <w:right w:w="80" w:type="dxa"/>
+            </w:tcMar>
+            <w:shd w:val="clear" w:color="auto" w:fill="F7FBF8"/>
+            <w:vAlign w:val="center"/>
+          </w:tcPr>
+          <w:p>
+            <w:pPr>
+              <w:spacing w:before="0" w:after="0" w:line="259" w:lineRule="auto"/>
+              <w:jc w:val="center"/>
+              <w:widowControl/>
+              <w:keepNext/>
+            </w:pPr>
+            <w:r/>
+            <w:r>
+              <w:rPr>
+                <w:rFonts w:ascii="Poppins" w:hAnsi="Poppins" w:cs="Poppins" w:eastAsia="Poppins"/>
+                <w:b w:val="0"/>
+                <w:i w:val="0"/>
+                <w:color w:val="1B3325"/>
+                <w:sz w:val="16"/>
+              </w:rPr>
+              <w:t>$28.900</w:t>
+            </w:r>
+          </w:p>
+        </w:tc>
+        <w:tc>
+          <w:tcPr>
+            <w:tcW w:type="dxa" w:w="2100"/>
+            <w:tcBorders>
+              <w:top w:val="single" w:sz="4" w:space="0" w:color="1B3325"/>
+              <w:left w:val="single" w:sz="4" w:space="0" w:color="1B3325"/>
+              <w:bottom w:val="single" w:sz="4" w:space="0" w:color="1B3325"/>
+              <w:right w:val="single" w:sz="4" w:space="0" w:color="1B3325"/>
+            </w:tcBorders>
+            <w:tcMar>
+              <w:top w:w="40" w:type="dxa"/>
+              <w:left w:w="80" w:type="dxa"/>
+              <w:bottom w:w="40" w:type="dxa"/>
+              <w:right w:w="80" w:type="dxa"/>
+            </w:tcMar>
+            <w:shd w:val="clear" w:color="auto" w:fill="F7FBF8"/>
+            <w:vAlign w:val="center"/>
+          </w:tcPr>
+          <w:p>
+            <w:pPr>
+              <w:spacing w:before="0" w:after="0" w:line="259" w:lineRule="auto"/>
+              <w:jc w:val="center"/>
+              <w:widowControl/>
+              <w:keepNext/>
+            </w:pPr>
+            <w:r/>
+            <w:r>
+              <w:rPr>
+                <w:rFonts w:ascii="Poppins" w:hAnsi="Poppins" w:cs="Poppins" w:eastAsia="Poppins"/>
+                <w:b w:val="0"/>
+                <w:i w:val="0"/>
+                <w:color w:val="1B3325"/>
+                <w:sz w:val="16"/>
+              </w:rPr>
+              <w:t>$50.900</w:t>
+            </w:r>
+          </w:p>
+        </w:tc>
+        <w:tc>
+          <w:tcPr>
+            <w:tcW w:type="dxa" w:w="2300"/>
+            <w:tcBorders>
+              <w:top w:val="single" w:sz="4" w:space="0" w:color="1B3325"/>
+              <w:left w:val="single" w:sz="4" w:space="0" w:color="1B3325"/>
+              <w:bottom w:val="single" w:sz="4" w:space="0" w:color="1B3325"/>
+              <w:right w:val="single" w:sz="4" w:space="0" w:color="1B3325"/>
+            </w:tcBorders>
+            <w:tcMar>
+              <w:top w:w="40" w:type="dxa"/>
+              <w:left w:w="80" w:type="dxa"/>
+              <w:bottom w:w="40" w:type="dxa"/>
+              <w:right w:w="80" w:type="dxa"/>
+            </w:tcMar>
+            <w:shd w:val="clear" w:color="auto" w:fill="F7FBF8"/>
+            <w:vAlign w:val="center"/>
+          </w:tcPr>
+          <w:p>
+            <w:pPr>
+              <w:spacing w:before="0" w:after="0" w:line="259" w:lineRule="auto"/>
+              <w:jc w:val="center"/>
+              <w:widowControl/>
+              <w:keepNext/>
+            </w:pPr>
+            <w:r/>
+            <w:r>
+              <w:rPr>
+                <w:rFonts w:ascii="Poppins" w:hAnsi="Poppins" w:cs="Poppins" w:eastAsia="Poppins"/>
+                <w:b w:val="0"/>
+                <w:i w:val="0"/>
+                <w:color w:val="1B3325"/>
+                <w:sz w:val="16"/>
+              </w:rPr>
+              <w:t>$610.800</w:t>
+            </w:r>
+          </w:p>
+        </w:tc>
+        <w:tc>
+          <w:tcPr>
+            <w:tcW w:type="dxa" w:w="2000"/>
+            <w:tcBorders>
+              <w:top w:val="single" w:sz="4" w:space="0" w:color="1B3325"/>
+              <w:left w:val="single" w:sz="4" w:space="0" w:color="1B3325"/>
+              <w:bottom w:val="single" w:sz="4" w:space="0" w:color="1B3325"/>
+              <w:right w:val="single" w:sz="4" w:space="0" w:color="1B3325"/>
+            </w:tcBorders>
+            <w:tcMar>
+              <w:top w:w="40" w:type="dxa"/>
+              <w:left w:w="80" w:type="dxa"/>
+              <w:bottom w:w="40" w:type="dxa"/>
+              <w:right w:w="80" w:type="dxa"/>
+            </w:tcMar>
+            <w:shd w:val="clear" w:color="auto" w:fill="F7FBF8"/>
+            <w:vAlign w:val="center"/>
+          </w:tcPr>
+          <w:p>
+            <w:pPr>
+              <w:spacing w:before="0" w:after="0" w:line="259" w:lineRule="auto"/>
+              <w:jc w:val="center"/>
+              <w:widowControl/>
+              <w:keepNext/>
+            </w:pPr>
+            <w:r/>
+            <w:r>
+              <w:rPr>
+                <w:rFonts w:ascii="Poppins" w:hAnsi="Poppins" w:cs="Poppins" w:eastAsia="Poppins"/>
+                <w:b w:val="0"/>
+                <w:i w:val="0"/>
+                <w:color w:val="1B3325"/>
+                <w:sz w:val="16"/>
+              </w:rPr>
+              <w:t>100 GB</w:t>
+            </w:r>
+          </w:p>
+        </w:tc>
+      </w:tr>
+      <w:tr>
+        <w:trPr>
+          <w:cantSplit/>
+        </w:trPr>
+        <w:tc>
+          <w:tcPr>
+            <w:tcW w:type="dxa" w:w="1400"/>
+            <w:tcBorders>
+              <w:top w:val="single" w:sz="4" w:space="0" w:color="1B3325"/>
+              <w:left w:val="single" w:sz="4" w:space="0" w:color="1B3325"/>
+              <w:bottom w:val="single" w:sz="4" w:space="0" w:color="1B3325"/>
+              <w:right w:val="single" w:sz="4" w:space="0" w:color="1B3325"/>
+            </w:tcBorders>
+            <w:tcMar>
+              <w:top w:w="40" w:type="dxa"/>
+              <w:left w:w="80" w:type="dxa"/>
+              <w:bottom w:w="40" w:type="dxa"/>
+              <w:right w:w="80" w:type="dxa"/>
+            </w:tcMar>
+            <w:shd w:val="clear" w:color="auto" w:fill="FFFFFF"/>
+            <w:vAlign w:val="center"/>
+          </w:tcPr>
+          <w:p>
+            <w:pPr>
+              <w:spacing w:before="0" w:after="0" w:line="259" w:lineRule="auto"/>
+              <w:jc w:val="left"/>
+              <w:widowControl/>
+              <w:keepNext/>
+            </w:pPr>
+            <w:r/>
+            <w:r>
+              <w:rPr>
+                <w:rFonts w:ascii="Poppins" w:hAnsi="Poppins" w:cs="Poppins" w:eastAsia="Poppins"/>
+                <w:b w:val="0"/>
+                <w:i w:val="0"/>
+                <w:color w:val="1B3325"/>
+                <w:sz w:val="16"/>
+              </w:rPr>
+              <w:t>KVM 4</w:t>
+            </w:r>
+          </w:p>
+        </w:tc>
+        <w:tc>
+          <w:tcPr>
+            <w:tcW w:type="dxa" w:w="1800"/>
+            <w:tcBorders>
+              <w:top w:val="single" w:sz="4" w:space="0" w:color="1B3325"/>
+              <w:left w:val="single" w:sz="4" w:space="0" w:color="1B3325"/>
+              <w:bottom w:val="single" w:sz="4" w:space="0" w:color="1B3325"/>
+              <w:right w:val="single" w:sz="4" w:space="0" w:color="1B3325"/>
+            </w:tcBorders>
+            <w:tcMar>
+              <w:top w:w="40" w:type="dxa"/>
+              <w:left w:w="80" w:type="dxa"/>
+              <w:bottom w:w="40" w:type="dxa"/>
+              <w:right w:w="80" w:type="dxa"/>
+            </w:tcMar>
+            <w:shd w:val="clear" w:color="auto" w:fill="FFFFFF"/>
+            <w:vAlign w:val="center"/>
+          </w:tcPr>
+          <w:p>
+            <w:pPr>
+              <w:spacing w:before="0" w:after="0" w:line="259" w:lineRule="auto"/>
+              <w:jc w:val="center"/>
+              <w:widowControl/>
+              <w:keepNext/>
+            </w:pPr>
+            <w:r/>
+            <w:r>
+              <w:rPr>
+                <w:rFonts w:ascii="Poppins" w:hAnsi="Poppins" w:cs="Poppins" w:eastAsia="Poppins"/>
+                <w:b w:val="0"/>
+                <w:i w:val="0"/>
+                <w:color w:val="1B3325"/>
+                <w:sz w:val="16"/>
+              </w:rPr>
+              <w:t>$38.900</w:t>
+            </w:r>
+          </w:p>
+        </w:tc>
+        <w:tc>
+          <w:tcPr>
+            <w:tcW w:type="dxa" w:w="2100"/>
+            <w:tcBorders>
+              <w:top w:val="single" w:sz="4" w:space="0" w:color="1B3325"/>
+              <w:left w:val="single" w:sz="4" w:space="0" w:color="1B3325"/>
+              <w:bottom w:val="single" w:sz="4" w:space="0" w:color="1B3325"/>
+              <w:right w:val="single" w:sz="4" w:space="0" w:color="1B3325"/>
+            </w:tcBorders>
+            <w:tcMar>
+              <w:top w:w="40" w:type="dxa"/>
+              <w:left w:w="80" w:type="dxa"/>
+              <w:bottom w:w="40" w:type="dxa"/>
+              <w:right w:w="80" w:type="dxa"/>
+            </w:tcMar>
+            <w:shd w:val="clear" w:color="auto" w:fill="FFFFFF"/>
+            <w:vAlign w:val="center"/>
+          </w:tcPr>
+          <w:p>
+            <w:pPr>
+              <w:spacing w:before="0" w:after="0" w:line="259" w:lineRule="auto"/>
+              <w:jc w:val="center"/>
+              <w:widowControl/>
+              <w:keepNext/>
+            </w:pPr>
+            <w:r/>
+            <w:r>
+              <w:rPr>
+                <w:rFonts w:ascii="Poppins" w:hAnsi="Poppins" w:cs="Poppins" w:eastAsia="Poppins"/>
+                <w:b w:val="0"/>
+                <w:i w:val="0"/>
+                <w:color w:val="1B3325"/>
+                <w:sz w:val="16"/>
+              </w:rPr>
+              <w:t>$97.900</w:t>
+            </w:r>
+          </w:p>
+        </w:tc>
+        <w:tc>
+          <w:tcPr>
+            <w:tcW w:type="dxa" w:w="2300"/>
+            <w:tcBorders>
+              <w:top w:val="single" w:sz="4" w:space="0" w:color="1B3325"/>
+              <w:left w:val="single" w:sz="4" w:space="0" w:color="1B3325"/>
+              <w:bottom w:val="single" w:sz="4" w:space="0" w:color="1B3325"/>
+              <w:right w:val="single" w:sz="4" w:space="0" w:color="1B3325"/>
+            </w:tcBorders>
+            <w:tcMar>
+              <w:top w:w="40" w:type="dxa"/>
+              <w:left w:w="80" w:type="dxa"/>
+              <w:bottom w:w="40" w:type="dxa"/>
+              <w:right w:w="80" w:type="dxa"/>
+            </w:tcMar>
+            <w:shd w:val="clear" w:color="auto" w:fill="FFFFFF"/>
+            <w:vAlign w:val="center"/>
+          </w:tcPr>
+          <w:p>
+            <w:pPr>
+              <w:spacing w:before="0" w:after="0" w:line="259" w:lineRule="auto"/>
+              <w:jc w:val="center"/>
+              <w:widowControl/>
+              <w:keepNext/>
+            </w:pPr>
+            <w:r/>
+            <w:r>
+              <w:rPr>
+                <w:rFonts w:ascii="Poppins" w:hAnsi="Poppins" w:cs="Poppins" w:eastAsia="Poppins"/>
+                <w:b w:val="0"/>
+                <w:i w:val="0"/>
+                <w:color w:val="1B3325"/>
+                <w:sz w:val="16"/>
+              </w:rPr>
+              <w:t>$1.174.800</w:t>
+            </w:r>
+          </w:p>
+        </w:tc>
+        <w:tc>
+          <w:tcPr>
+            <w:tcW w:type="dxa" w:w="2000"/>
+            <w:tcBorders>
+              <w:top w:val="single" w:sz="4" w:space="0" w:color="1B3325"/>
+              <w:left w:val="single" w:sz="4" w:space="0" w:color="1B3325"/>
+              <w:bottom w:val="single" w:sz="4" w:space="0" w:color="1B3325"/>
+              <w:right w:val="single" w:sz="4" w:space="0" w:color="1B3325"/>
+            </w:tcBorders>
+            <w:tcMar>
+              <w:top w:w="40" w:type="dxa"/>
+              <w:left w:w="80" w:type="dxa"/>
+              <w:bottom w:w="40" w:type="dxa"/>
+              <w:right w:w="80" w:type="dxa"/>
+            </w:tcMar>
+            <w:shd w:val="clear" w:color="auto" w:fill="FFFFFF"/>
+            <w:vAlign w:val="center"/>
+          </w:tcPr>
+          <w:p>
+            <w:pPr>
+              <w:spacing w:before="0" w:after="0" w:line="259" w:lineRule="auto"/>
+              <w:jc w:val="center"/>
+              <w:widowControl/>
+              <w:keepNext/>
+            </w:pPr>
+            <w:r/>
+            <w:r>
+              <w:rPr>
+                <w:rFonts w:ascii="Poppins" w:hAnsi="Poppins" w:cs="Poppins" w:eastAsia="Poppins"/>
+                <w:b w:val="0"/>
+                <w:i w:val="0"/>
+                <w:color w:val="1B3325"/>
+                <w:sz w:val="16"/>
+              </w:rPr>
+              <w:t>200 GB</w:t>
+            </w:r>
+          </w:p>
+        </w:tc>
+      </w:tr>
+      <w:tr>
+        <w:trPr>
+          <w:cantSplit/>
+        </w:trPr>
+        <w:tc>
+          <w:tcPr>
+            <w:tcW w:type="dxa" w:w="1400"/>
+            <w:tcBorders>
+              <w:top w:val="single" w:sz="4" w:space="0" w:color="1B3325"/>
+              <w:left w:val="single" w:sz="4" w:space="0" w:color="1B3325"/>
+              <w:bottom w:val="single" w:sz="4" w:space="0" w:color="1B3325"/>
+              <w:right w:val="single" w:sz="4" w:space="0" w:color="1B3325"/>
+            </w:tcBorders>
+            <w:tcMar>
+              <w:top w:w="40" w:type="dxa"/>
+              <w:left w:w="80" w:type="dxa"/>
+              <w:bottom w:w="40" w:type="dxa"/>
+              <w:right w:w="80" w:type="dxa"/>
+            </w:tcMar>
+            <w:shd w:val="clear" w:color="auto" w:fill="F7FBF8"/>
+            <w:vAlign w:val="center"/>
+          </w:tcPr>
+          <w:p>
+            <w:pPr>
+              <w:spacing w:before="0" w:after="0" w:line="259" w:lineRule="auto"/>
+              <w:jc w:val="left"/>
+              <w:widowControl/>
+            </w:pPr>
+            <w:r/>
+            <w:r>
+              <w:rPr>
+                <w:rFonts w:ascii="Poppins" w:hAnsi="Poppins" w:cs="Poppins" w:eastAsia="Poppins"/>
+                <w:b w:val="0"/>
+                <w:i w:val="0"/>
+                <w:color w:val="1B3325"/>
+                <w:sz w:val="16"/>
+              </w:rPr>
+              <w:t>KVM 8</w:t>
+            </w:r>
+          </w:p>
+        </w:tc>
+        <w:tc>
+          <w:tcPr>
+            <w:tcW w:type="dxa" w:w="1800"/>
+            <w:tcBorders>
+              <w:top w:val="single" w:sz="4" w:space="0" w:color="1B3325"/>
+              <w:left w:val="single" w:sz="4" w:space="0" w:color="1B3325"/>
+              <w:bottom w:val="single" w:sz="4" w:space="0" w:color="1B3325"/>
+              <w:right w:val="single" w:sz="4" w:space="0" w:color="1B3325"/>
+            </w:tcBorders>
+            <w:tcMar>
+              <w:top w:w="40" w:type="dxa"/>
+              <w:left w:w="80" w:type="dxa"/>
+              <w:bottom w:w="40" w:type="dxa"/>
+              <w:right w:w="80" w:type="dxa"/>
+            </w:tcMar>
+            <w:shd w:val="clear" w:color="auto" w:fill="F7FBF8"/>
+            <w:vAlign w:val="center"/>
+          </w:tcPr>
+          <w:p>
+            <w:pPr>
+              <w:spacing w:before="0" w:after="0" w:line="259" w:lineRule="auto"/>
+              <w:jc w:val="center"/>
+              <w:widowControl/>
+            </w:pPr>
+            <w:r/>
+            <w:r>
+              <w:rPr>
+                <w:rFonts w:ascii="Poppins" w:hAnsi="Poppins" w:cs="Poppins" w:eastAsia="Poppins"/>
+                <w:b w:val="0"/>
+                <w:i w:val="0"/>
+                <w:color w:val="1B3325"/>
+                <w:sz w:val="16"/>
+              </w:rPr>
+              <w:t>$77.900</w:t>
+            </w:r>
+          </w:p>
+        </w:tc>
+        <w:tc>
+          <w:tcPr>
+            <w:tcW w:type="dxa" w:w="2100"/>
+            <w:tcBorders>
+              <w:top w:val="single" w:sz="4" w:space="0" w:color="1B3325"/>
+              <w:left w:val="single" w:sz="4" w:space="0" w:color="1B3325"/>
+              <w:bottom w:val="single" w:sz="4" w:space="0" w:color="1B3325"/>
+              <w:right w:val="single" w:sz="4" w:space="0" w:color="1B3325"/>
+            </w:tcBorders>
+            <w:tcMar>
+              <w:top w:w="40" w:type="dxa"/>
+              <w:left w:w="80" w:type="dxa"/>
+              <w:bottom w:w="40" w:type="dxa"/>
+              <w:right w:w="80" w:type="dxa"/>
+            </w:tcMar>
+            <w:shd w:val="clear" w:color="auto" w:fill="F7FBF8"/>
+            <w:vAlign w:val="center"/>
+          </w:tcPr>
+          <w:p>
+            <w:pPr>
+              <w:spacing w:before="0" w:after="0" w:line="259" w:lineRule="auto"/>
+              <w:jc w:val="center"/>
+              <w:widowControl/>
+            </w:pPr>
+            <w:r/>
+            <w:r>
+              <w:rPr>
+                <w:rFonts w:ascii="Poppins" w:hAnsi="Poppins" w:cs="Poppins" w:eastAsia="Poppins"/>
+                <w:b w:val="0"/>
+                <w:i w:val="0"/>
+                <w:color w:val="1B3325"/>
+                <w:sz w:val="16"/>
+              </w:rPr>
+              <w:t>$168.900</w:t>
+            </w:r>
+          </w:p>
+        </w:tc>
+        <w:tc>
+          <w:tcPr>
+            <w:tcW w:type="dxa" w:w="2300"/>
+            <w:tcBorders>
+              <w:top w:val="single" w:sz="4" w:space="0" w:color="1B3325"/>
+              <w:left w:val="single" w:sz="4" w:space="0" w:color="1B3325"/>
+              <w:bottom w:val="single" w:sz="4" w:space="0" w:color="1B3325"/>
+              <w:right w:val="single" w:sz="4" w:space="0" w:color="1B3325"/>
+            </w:tcBorders>
+            <w:tcMar>
+              <w:top w:w="40" w:type="dxa"/>
+              <w:left w:w="80" w:type="dxa"/>
+              <w:bottom w:w="40" w:type="dxa"/>
+              <w:right w:w="80" w:type="dxa"/>
+            </w:tcMar>
+            <w:shd w:val="clear" w:color="auto" w:fill="F7FBF8"/>
+            <w:vAlign w:val="center"/>
+          </w:tcPr>
+          <w:p>
+            <w:pPr>
+              <w:spacing w:before="0" w:after="0" w:line="259" w:lineRule="auto"/>
+              <w:jc w:val="center"/>
+              <w:widowControl/>
+            </w:pPr>
+            <w:r/>
+            <w:r>
+              <w:rPr>
+                <w:rFonts w:ascii="Poppins" w:hAnsi="Poppins" w:cs="Poppins" w:eastAsia="Poppins"/>
+                <w:b w:val="0"/>
+                <w:i w:val="0"/>
+                <w:color w:val="1B3325"/>
+                <w:sz w:val="16"/>
+              </w:rPr>
+              <w:t>$2.026.800</w:t>
+            </w:r>
+          </w:p>
+        </w:tc>
+        <w:tc>
+          <w:tcPr>
+            <w:tcW w:type="dxa" w:w="2000"/>
+            <w:tcBorders>
+              <w:top w:val="single" w:sz="4" w:space="0" w:color="1B3325"/>
+              <w:left w:val="single" w:sz="4" w:space="0" w:color="1B3325"/>
+              <w:bottom w:val="single" w:sz="4" w:space="0" w:color="1B3325"/>
+              <w:right w:val="single" w:sz="4" w:space="0" w:color="1B3325"/>
+            </w:tcBorders>
+            <w:tcMar>
+              <w:top w:w="40" w:type="dxa"/>
+              <w:left w:w="80" w:type="dxa"/>
+              <w:bottom w:w="40" w:type="dxa"/>
+              <w:right w:w="80" w:type="dxa"/>
+            </w:tcMar>
+            <w:shd w:val="clear" w:color="auto" w:fill="F7FBF8"/>
+            <w:vAlign w:val="center"/>
+          </w:tcPr>
+          <w:p>
+            <w:pPr>
+              <w:spacing w:before="0" w:after="0" w:line="259" w:lineRule="auto"/>
+              <w:jc w:val="center"/>
+              <w:widowControl/>
+            </w:pPr>
+            <w:r/>
+            <w:r>
+              <w:rPr>
+                <w:rFonts w:ascii="Poppins" w:hAnsi="Poppins" w:cs="Poppins" w:eastAsia="Poppins"/>
+                <w:b w:val="0"/>
+                <w:i w:val="0"/>
+                <w:color w:val="1B3325"/>
+                <w:sz w:val="16"/>
+              </w:rPr>
+              <w:t>400 GB</w:t>
+            </w:r>
+          </w:p>
+        </w:tc>
+      </w:tr>
+    </w:tbl>
+    <w:p>
+      <w:pPr>
+        <w:spacing w:before="0" w:after="40" w:line="259" w:lineRule="auto"/>
+        <w:jc w:val="left"/>
+        <w:widowControl/>
+      </w:pPr>
+    </w:p>
+    <w:p>
+      <w:pPr>
+        <w:spacing w:before="0" w:after="120" w:line="259" w:lineRule="auto"/>
+        <w:jc w:val="left"/>
+        <w:widowControl/>
+      </w:pPr>
+      <w:r>
+        <w:rPr>
+          <w:rFonts w:ascii="Poppins" w:hAnsi="Poppins" w:cs="Poppins" w:eastAsia="Poppins"/>
+          <w:b w:val="0"/>
+          <w:i w:val="0"/>
+          <w:color w:val="1B3325"/>
+          <w:sz w:val="22"/>
+        </w:rPr>
+        <w:t>Renovación al año = renovación al mes × 12, cálculo de este informe. KVM 1 se renueva en $466.800 al año. Es la cifra que se acerca a los $500.000 al año que la operación usa como referencia de la VPS. La oferta del primer periodo, a $19.900 al mes, son $238.800 si se mantienen doce meses. Hostinger puede cambiar la campaña. El dominio no va en esta tabla: lo contrata el cliente, y el precio depende de la extensión.</w:t>
+      </w:r>
+    </w:p>
+    <w:p>
+      <w:pPr>
         <w:spacing w:before="240" w:after="80" w:line="259" w:lineRule="auto"/>
         <w:jc w:val="left"/>
         <w:keepNext/>
@@ -10210,7 +11631,7 @@
           <w:color w:val="1B3325"/>
           <w:sz w:val="26"/>
         </w:rPr>
-        <w:t xml:space="preserve">La sección 11 deja el plan Cuadrilla de </w:t>
+        <w:t xml:space="preserve">La sección 11 cobra el sistema completo a $20.000 por usuario al mes. Para 30 usuarios son $600.000. Frente a la licencia regional de Odoo Standard para esas 30 personas, el sistema completo queda $254.297 más bajo, y la puesta en marcha de </w:t>
       </w:r>
       <w:r>
         <w:rPr>
@@ -10230,24 +11651,7 @@
           <w:color w:val="1B3325"/>
           <w:sz w:val="26"/>
         </w:rPr>
-        <w:t xml:space="preserve"> en $790.000 al mes para hasta 40 trabajadores, con la puesta en marcha incluida. Frente a la sola licencia regional de Odoo Standard para 30 usuarios, Cuadrilla queda $64.297 más baja. Frente a la licencia anual de Bitrix24 Professional, queda $156.834 más alta.</w:t>
-      </w:r>
-    </w:p>
-    <w:p>
-      <w:pPr>
-        <w:spacing w:before="0" w:after="160" w:line="259" w:lineRule="auto"/>
-        <w:jc w:val="both"/>
-        <w:widowControl/>
-      </w:pPr>
-      <w:r>
-        <w:rPr>
-          <w:rFonts w:ascii="Poppins" w:hAnsi="Poppins" w:cs="Poppins" w:eastAsia="Poppins"/>
-          <w:b w:val="0"/>
-          <w:i w:val="0"/>
-          <w:color w:val="1B3325"/>
-          <w:sz w:val="26"/>
-        </w:rPr>
-        <w:t xml:space="preserve">Esa diferencia frente a Bitrix24 es la lectura de este informe: Professional es una suite genérica, cobra lo mismo hasta 100 usuarios y la implementación del partner no va en los US$ 199. </w:t>
+        <w:t xml:space="preserve"> va incluida. Frente a Bitrix24 Professional con pago anual, 30 usuarios de </w:t>
       </w:r>
       <w:r>
         <w:rPr>
@@ -10267,7 +11671,64 @@
           <w:color w:val="1B3325"/>
           <w:sz w:val="26"/>
         </w:rPr>
-        <w:t xml:space="preserve"> incluye la configuración, la capacitación y una asistencia hecha para ver llegada, almuerzo y descansos de cada trabajador, amarrada a la trazabilidad y al </w:t>
+        <w:t xml:space="preserve"> quedan $33.166 más bajos. A partir de 32 usuarios el fijo de Bitrix24, que no sube hasta los 100, vuelve a quedar por debajo: 40 usuarios de </w:t>
+      </w:r>
+      <w:r>
+        <w:rPr>
+          <w:rFonts w:ascii="Poppins" w:hAnsi="Poppins" w:cs="Poppins" w:eastAsia="Poppins"/>
+          <w:b/>
+          <w:i w:val="0"/>
+          <w:color w:val="1B3325"/>
+          <w:sz w:val="26"/>
+        </w:rPr>
+        <w:t>RecoTime</w:t>
+      </w:r>
+      <w:r>
+        <w:rPr>
+          <w:rFonts w:ascii="Poppins" w:hAnsi="Poppins" w:cs="Poppins" w:eastAsia="Poppins"/>
+          <w:b w:val="0"/>
+          <w:i w:val="0"/>
+          <w:color w:val="1B3325"/>
+          <w:sz w:val="26"/>
+        </w:rPr>
+        <w:t xml:space="preserve"> son $800.000 y Professional sigue en $633.166.</w:t>
+      </w:r>
+    </w:p>
+    <w:p>
+      <w:pPr>
+        <w:spacing w:before="0" w:after="160" w:line="259" w:lineRule="auto"/>
+        <w:jc w:val="both"/>
+        <w:widowControl/>
+      </w:pPr>
+      <w:r>
+        <w:rPr>
+          <w:rFonts w:ascii="Poppins" w:hAnsi="Poppins" w:cs="Poppins" w:eastAsia="Poppins"/>
+          <w:b w:val="0"/>
+          <w:i w:val="0"/>
+          <w:color w:val="1B3325"/>
+          <w:sz w:val="26"/>
+        </w:rPr>
+        <w:t xml:space="preserve">El módulo Drive, suelto, queda en $8.000 por usuario. Zoho WorkDrive Team, solo archivos, equivale a $14.318 por usuario y reparte varios terabytes según el tamaño del equipo. Google Workspace Business Standard, en la lista de Colombia, cuesta $58.400 por usuario e incluye 2 TB por persona, correo y documentos. El Drive de </w:t>
+      </w:r>
+      <w:r>
+        <w:rPr>
+          <w:rFonts w:ascii="Poppins" w:hAnsi="Poppins" w:cs="Poppins" w:eastAsia="Poppins"/>
+          <w:b/>
+          <w:i w:val="0"/>
+          <w:color w:val="1B3325"/>
+          <w:sz w:val="26"/>
+        </w:rPr>
+        <w:t>RecoTime</w:t>
+      </w:r>
+      <w:r>
+        <w:rPr>
+          <w:rFonts w:ascii="Poppins" w:hAnsi="Poppins" w:cs="Poppins" w:eastAsia="Poppins"/>
+          <w:b w:val="0"/>
+          <w:i w:val="0"/>
+          <w:color w:val="1B3325"/>
+          <w:sz w:val="26"/>
+        </w:rPr>
+        <w:t xml:space="preserve"> no reemplaza ese correo ni entrega 2 TB por cabeza: entrega una intranet de 2 TB para toda la cuenta, dentro del mismo usuario del </w:t>
       </w:r>
       <w:r>
         <w:rPr>
@@ -10287,47 +11748,7 @@
           <w:color w:val="1B3325"/>
           <w:sz w:val="26"/>
         </w:rPr>
-        <w:t xml:space="preserve">. Una empresa que solo busca un </w:t>
-      </w:r>
-      <w:r>
-        <w:rPr>
-          <w:rFonts w:ascii="Poppins" w:hAnsi="Poppins" w:cs="Poppins" w:eastAsia="Poppins"/>
-          <w:b/>
-          <w:i w:val="0"/>
-          <w:color w:val="1B3325"/>
-          <w:sz w:val="26"/>
-        </w:rPr>
-        <w:t>CRM</w:t>
-      </w:r>
-      <w:r>
-        <w:rPr>
-          <w:rFonts w:ascii="Poppins" w:hAnsi="Poppins" w:cs="Poppins" w:eastAsia="Poppins"/>
-          <w:b w:val="0"/>
-          <w:i w:val="0"/>
-          <w:color w:val="1B3325"/>
-          <w:sz w:val="26"/>
-        </w:rPr>
-        <w:t xml:space="preserve"> con tareas puede quedarse en Bitrix24 Standard. La que necesita el día del equipo en la misma operación de clientes entra a </w:t>
-      </w:r>
-      <w:r>
-        <w:rPr>
-          <w:rFonts w:ascii="Poppins" w:hAnsi="Poppins" w:cs="Poppins" w:eastAsia="Poppins"/>
-          <w:b/>
-          <w:i w:val="0"/>
-          <w:color w:val="1B3325"/>
-          <w:sz w:val="26"/>
-        </w:rPr>
-        <w:t>RecoTime</w:t>
-      </w:r>
-      <w:r>
-        <w:rPr>
-          <w:rFonts w:ascii="Poppins" w:hAnsi="Poppins" w:cs="Poppins" w:eastAsia="Poppins"/>
-          <w:b w:val="0"/>
-          <w:i w:val="0"/>
-          <w:color w:val="1B3325"/>
-          <w:sz w:val="26"/>
-        </w:rPr>
-        <w:t>.</w:t>
+        <w:t xml:space="preserve"> y de la asistencia.</w:t>
       </w:r>
     </w:p>
     <w:p>
@@ -10344,7 +11765,7 @@
           <w:color w:val="1B3325"/>
           <w:sz w:val="26"/>
         </w:rPr>
-        <w:t>Hay un salto entre bandas: 40 trabajadores permanecen en Cuadrilla y 41 entran a Operación, en $1.350.000 al mes. Hasta 100 usuarios, Bitrix24 Professional sigue en el mismo fijo. La sección 16 pide a la directiva confirmar ese salto o pedir, más adelante, una regla por trabajador dentro de la banda.</w:t>
+        <w:t>La VPS no entra en los $20.000. El cliente la paga a Hostinger y también pone el dominio. La referencia de $500.000 al año corresponde a la renovación del KVM 1, $466.800. Ese plan trae 50 GB de disco. La cuota de 2 TB del Drive es el techo del software. Mientras el disco de la VPS sea menor, el espacio usable es el del disco.</w:t>
       </w:r>
     </w:p>
     <w:p>
@@ -10426,7 +11847,7 @@
           <w:color w:val="1B3325"/>
           <w:sz w:val="26"/>
         </w:rPr>
-        <w:t xml:space="preserve"> se ofrece en tres modalidades. En ninguna se cobra una implementación aparte: la configuración, la puesta en marcha y la capacitación por rol están incluidas. Cada plan es un valor fijo hasta un tope de trabajadores activos. Si el equipo supera el tope, la empresa pasa al plan siguiente.</w:t>
+        <w:t xml:space="preserve"> se ofrece en tres modalidades y en dos formas de armar el alcance: el sistema completo o los módulos sueltos. En ninguna modalidad se cobra una implementación aparte. La configuración, la puesta en marcha y la capacitación por rol están incluidas. El precio es por usuario activo al mes. La VPS de Hostinger y el dominio los contrata el cliente y no van dentro de estos valores.</w:t>
       </w:r>
     </w:p>
     <w:tbl>
@@ -11402,7 +12823,7 @@
                 <w:color w:val="1B3325"/>
                 <w:sz w:val="16"/>
               </w:rPr>
-              <w:t>Hosting, dominio o VPS</w:t>
+              <w:t>VPS, disco y dominio</w:t>
             </w:r>
           </w:p>
         </w:tc>
@@ -11555,7 +12976,7 @@
                 <w:color w:val="1B3325"/>
                 <w:sz w:val="16"/>
               </w:rPr>
-              <w:t>Código fuente</w:t>
+              <w:t>Cuota Drive</w:t>
             </w:r>
           </w:p>
         </w:tc>
@@ -11587,12 +13008,12 @@
             <w:r>
               <w:rPr>
                 <w:rFonts w:ascii="Poppins" w:hAnsi="Poppins" w:cs="Poppins" w:eastAsia="Poppins"/>
-                <w:b/>
+                <w:b w:val="0"/>
                 <w:i w:val="0"/>
                 <w:color w:val="1B3325"/>
                 <w:sz w:val="16"/>
               </w:rPr>
-              <w:t>THE COMPANY DEV</w:t>
+              <w:t>2 TB por cuenta</w:t>
             </w:r>
           </w:p>
         </w:tc>
@@ -11624,12 +13045,12 @@
             <w:r>
               <w:rPr>
                 <w:rFonts w:ascii="Poppins" w:hAnsi="Poppins" w:cs="Poppins" w:eastAsia="Poppins"/>
-                <w:b/>
+                <w:b w:val="0"/>
                 <w:i w:val="0"/>
                 <w:color w:val="1B3325"/>
                 <w:sz w:val="16"/>
               </w:rPr>
-              <w:t>THE COMPANY DEV</w:t>
+              <w:t>2 TB por cuenta</w:t>
             </w:r>
           </w:p>
         </w:tc>
@@ -11661,12 +13082,12 @@
             <w:r>
               <w:rPr>
                 <w:rFonts w:ascii="Poppins" w:hAnsi="Poppins" w:cs="Poppins" w:eastAsia="Poppins"/>
-                <w:b/>
+                <w:b w:val="0"/>
                 <w:i w:val="0"/>
                 <w:color w:val="1B3325"/>
                 <w:sz w:val="16"/>
               </w:rPr>
-              <w:t>THE COMPANY DEV</w:t>
+              <w:t>2 TB por cuenta</w:t>
             </w:r>
           </w:p>
         </w:tc>
@@ -11708,7 +13129,7 @@
                 <w:color w:val="1B3325"/>
                 <w:sz w:val="16"/>
               </w:rPr>
-              <w:t>Beneficio</w:t>
+              <w:t>Código fuente</w:t>
             </w:r>
           </w:p>
         </w:tc>
@@ -11740,12 +13161,12 @@
             <w:r>
               <w:rPr>
                 <w:rFonts w:ascii="Poppins" w:hAnsi="Poppins" w:cs="Poppins" w:eastAsia="Poppins"/>
-                <w:b w:val="0"/>
+                <w:b/>
                 <w:i w:val="0"/>
                 <w:color w:val="1B3325"/>
                 <w:sz w:val="16"/>
               </w:rPr>
-              <w:t>1 mes gratis por año cumplido</w:t>
+              <w:t>THE COMPANY DEV</w:t>
             </w:r>
           </w:p>
         </w:tc>
@@ -11777,12 +13198,12 @@
             <w:r>
               <w:rPr>
                 <w:rFonts w:ascii="Poppins" w:hAnsi="Poppins" w:cs="Poppins" w:eastAsia="Poppins"/>
-                <w:b w:val="0"/>
+                <w:b/>
                 <w:i w:val="0"/>
                 <w:color w:val="1B3325"/>
                 <w:sz w:val="16"/>
               </w:rPr>
-              <w:t>Se pagan 10 meses y se usan 12</w:t>
+              <w:t>THE COMPANY DEV</w:t>
             </w:r>
           </w:p>
         </w:tc>
@@ -11814,6 +13235,159 @@
             <w:r>
               <w:rPr>
                 <w:rFonts w:ascii="Poppins" w:hAnsi="Poppins" w:cs="Poppins" w:eastAsia="Poppins"/>
+                <w:b/>
+                <w:i w:val="0"/>
+                <w:color w:val="1B3325"/>
+                <w:sz w:val="16"/>
+              </w:rPr>
+              <w:t>THE COMPANY DEV</w:t>
+            </w:r>
+          </w:p>
+        </w:tc>
+      </w:tr>
+      <w:tr>
+        <w:trPr>
+          <w:cantSplit/>
+        </w:trPr>
+        <w:tc>
+          <w:tcPr>
+            <w:tcW w:type="dxa" w:w="2300"/>
+            <w:tcBorders>
+              <w:top w:val="single" w:sz="4" w:space="0" w:color="1B3325"/>
+              <w:left w:val="single" w:sz="4" w:space="0" w:color="1B3325"/>
+              <w:bottom w:val="single" w:sz="4" w:space="0" w:color="1B3325"/>
+              <w:right w:val="single" w:sz="4" w:space="0" w:color="1B3325"/>
+            </w:tcBorders>
+            <w:tcMar>
+              <w:top w:w="40" w:type="dxa"/>
+              <w:left w:w="80" w:type="dxa"/>
+              <w:bottom w:w="40" w:type="dxa"/>
+              <w:right w:w="80" w:type="dxa"/>
+            </w:tcMar>
+            <w:shd w:val="clear" w:color="auto" w:fill="FFFFFF"/>
+            <w:vAlign w:val="center"/>
+          </w:tcPr>
+          <w:p>
+            <w:pPr>
+              <w:spacing w:before="0" w:after="0" w:line="259" w:lineRule="auto"/>
+              <w:jc w:val="left"/>
+              <w:widowControl/>
+            </w:pPr>
+            <w:r/>
+            <w:r>
+              <w:rPr>
+                <w:rFonts w:ascii="Poppins" w:hAnsi="Poppins" w:cs="Poppins" w:eastAsia="Poppins"/>
+                <w:b w:val="0"/>
+                <w:i w:val="0"/>
+                <w:color w:val="1B3325"/>
+                <w:sz w:val="16"/>
+              </w:rPr>
+              <w:t>Beneficio</w:t>
+            </w:r>
+          </w:p>
+        </w:tc>
+        <w:tc>
+          <w:tcPr>
+            <w:tcW w:type="dxa" w:w="2430"/>
+            <w:tcBorders>
+              <w:top w:val="single" w:sz="4" w:space="0" w:color="1B3325"/>
+              <w:left w:val="single" w:sz="4" w:space="0" w:color="1B3325"/>
+              <w:bottom w:val="single" w:sz="4" w:space="0" w:color="1B3325"/>
+              <w:right w:val="single" w:sz="4" w:space="0" w:color="1B3325"/>
+            </w:tcBorders>
+            <w:tcMar>
+              <w:top w:w="40" w:type="dxa"/>
+              <w:left w:w="80" w:type="dxa"/>
+              <w:bottom w:w="40" w:type="dxa"/>
+              <w:right w:w="80" w:type="dxa"/>
+            </w:tcMar>
+            <w:shd w:val="clear" w:color="auto" w:fill="FFFFFF"/>
+            <w:vAlign w:val="center"/>
+          </w:tcPr>
+          <w:p>
+            <w:pPr>
+              <w:spacing w:before="0" w:after="0" w:line="259" w:lineRule="auto"/>
+              <w:jc w:val="center"/>
+              <w:widowControl/>
+            </w:pPr>
+            <w:r/>
+            <w:r>
+              <w:rPr>
+                <w:rFonts w:ascii="Poppins" w:hAnsi="Poppins" w:cs="Poppins" w:eastAsia="Poppins"/>
+                <w:b w:val="0"/>
+                <w:i w:val="0"/>
+                <w:color w:val="1B3325"/>
+                <w:sz w:val="16"/>
+              </w:rPr>
+              <w:t>1 mes gratis por año cumplido</w:t>
+            </w:r>
+          </w:p>
+        </w:tc>
+        <w:tc>
+          <w:tcPr>
+            <w:tcW w:type="dxa" w:w="2430"/>
+            <w:tcBorders>
+              <w:top w:val="single" w:sz="4" w:space="0" w:color="1B3325"/>
+              <w:left w:val="single" w:sz="4" w:space="0" w:color="1B3325"/>
+              <w:bottom w:val="single" w:sz="4" w:space="0" w:color="1B3325"/>
+              <w:right w:val="single" w:sz="4" w:space="0" w:color="1B3325"/>
+            </w:tcBorders>
+            <w:tcMar>
+              <w:top w:w="40" w:type="dxa"/>
+              <w:left w:w="80" w:type="dxa"/>
+              <w:bottom w:w="40" w:type="dxa"/>
+              <w:right w:w="80" w:type="dxa"/>
+            </w:tcMar>
+            <w:shd w:val="clear" w:color="auto" w:fill="FFFFFF"/>
+            <w:vAlign w:val="center"/>
+          </w:tcPr>
+          <w:p>
+            <w:pPr>
+              <w:spacing w:before="0" w:after="0" w:line="259" w:lineRule="auto"/>
+              <w:jc w:val="center"/>
+              <w:widowControl/>
+            </w:pPr>
+            <w:r/>
+            <w:r>
+              <w:rPr>
+                <w:rFonts w:ascii="Poppins" w:hAnsi="Poppins" w:cs="Poppins" w:eastAsia="Poppins"/>
+                <w:b w:val="0"/>
+                <w:i w:val="0"/>
+                <w:color w:val="1B3325"/>
+                <w:sz w:val="16"/>
+              </w:rPr>
+              <w:t>Se pagan 10 meses y se usan 12</w:t>
+            </w:r>
+          </w:p>
+        </w:tc>
+        <w:tc>
+          <w:tcPr>
+            <w:tcW w:type="dxa" w:w="2440"/>
+            <w:tcBorders>
+              <w:top w:val="single" w:sz="4" w:space="0" w:color="1B3325"/>
+              <w:left w:val="single" w:sz="4" w:space="0" w:color="1B3325"/>
+              <w:bottom w:val="single" w:sz="4" w:space="0" w:color="1B3325"/>
+              <w:right w:val="single" w:sz="4" w:space="0" w:color="1B3325"/>
+            </w:tcBorders>
+            <w:tcMar>
+              <w:top w:w="40" w:type="dxa"/>
+              <w:left w:w="80" w:type="dxa"/>
+              <w:bottom w:w="40" w:type="dxa"/>
+              <w:right w:w="80" w:type="dxa"/>
+            </w:tcMar>
+            <w:shd w:val="clear" w:color="auto" w:fill="FFFFFF"/>
+            <w:vAlign w:val="center"/>
+          </w:tcPr>
+          <w:p>
+            <w:pPr>
+              <w:spacing w:before="0" w:after="0" w:line="259" w:lineRule="auto"/>
+              <w:jc w:val="center"/>
+              <w:widowControl/>
+            </w:pPr>
+            <w:r/>
+            <w:r>
+              <w:rPr>
+                <w:rFonts w:ascii="Poppins" w:hAnsi="Poppins" w:cs="Poppins" w:eastAsia="Poppins"/>
                 <w:b w:val="0"/>
                 <w:i w:val="0"/>
                 <w:color w:val="1B3325"/>
@@ -11847,2711 +13421,7 @@
           <w:color w:val="1B3325"/>
           <w:sz w:val="26"/>
         </w:rPr>
-        <w:t>11.1. Lista de precios</w:t>
-      </w:r>
-    </w:p>
-    <w:tbl>
-      <w:tblPr>
-        <w:tblW w:type="dxa" w:w="9600"/>
-        <w:jc w:val="center"/>
-        <w:tblLayout w:type="fixed"/>
-        <w:tblLook w:firstColumn="1" w:firstRow="1" w:lastColumn="0" w:lastRow="0" w:noHBand="0" w:noVBand="1" w:val="04A0"/>
-      </w:tblPr>
-      <w:tblGrid>
-        <w:gridCol w:w="1500"/>
-        <w:gridCol w:w="2300"/>
-        <w:gridCol w:w="1800"/>
-        <w:gridCol w:w="2000"/>
-        <w:gridCol w:w="2000"/>
-      </w:tblGrid>
-      <w:tr>
-        <w:trPr>
-          <w:tblHeader/>
-          <w:cantSplit/>
-        </w:trPr>
-        <w:tc>
-          <w:tcPr>
-            <w:tcW w:type="dxa" w:w="1500"/>
-            <w:tcBorders>
-              <w:top w:val="single" w:sz="4" w:space="0" w:color="1B3325"/>
-              <w:left w:val="single" w:sz="4" w:space="0" w:color="1B3325"/>
-              <w:bottom w:val="single" w:sz="4" w:space="0" w:color="1B3325"/>
-              <w:right w:val="single" w:sz="4" w:space="0" w:color="1B3325"/>
-            </w:tcBorders>
-            <w:tcMar>
-              <w:top w:w="40" w:type="dxa"/>
-              <w:left w:w="80" w:type="dxa"/>
-              <w:bottom w:w="40" w:type="dxa"/>
-              <w:right w:w="80" w:type="dxa"/>
-            </w:tcMar>
-            <w:shd w:val="clear" w:color="auto" w:fill="1B3325"/>
-            <w:vAlign w:val="center"/>
-          </w:tcPr>
-          <w:p>
-            <w:pPr>
-              <w:spacing w:before="0" w:after="0" w:line="259" w:lineRule="auto"/>
-              <w:jc w:val="center"/>
-              <w:widowControl/>
-              <w:keepNext/>
-            </w:pPr>
-            <w:r/>
-            <w:r>
-              <w:rPr>
-                <w:rFonts w:ascii="Poppins" w:hAnsi="Poppins" w:cs="Poppins" w:eastAsia="Poppins"/>
-                <w:b/>
-                <w:i w:val="0"/>
-                <w:color w:val="FFFFFF"/>
-                <w:sz w:val="16"/>
-              </w:rPr>
-              <w:t>Plan</w:t>
-            </w:r>
-          </w:p>
-        </w:tc>
-        <w:tc>
-          <w:tcPr>
-            <w:tcW w:type="dxa" w:w="2300"/>
-            <w:tcBorders>
-              <w:top w:val="single" w:sz="4" w:space="0" w:color="1B3325"/>
-              <w:left w:val="single" w:sz="4" w:space="0" w:color="1B3325"/>
-              <w:bottom w:val="single" w:sz="4" w:space="0" w:color="1B3325"/>
-              <w:right w:val="single" w:sz="4" w:space="0" w:color="1B3325"/>
-            </w:tcBorders>
-            <w:tcMar>
-              <w:top w:w="40" w:type="dxa"/>
-              <w:left w:w="80" w:type="dxa"/>
-              <w:bottom w:w="40" w:type="dxa"/>
-              <w:right w:w="80" w:type="dxa"/>
-            </w:tcMar>
-            <w:shd w:val="clear" w:color="auto" w:fill="1B3325"/>
-            <w:vAlign w:val="center"/>
-          </w:tcPr>
-          <w:p>
-            <w:pPr>
-              <w:spacing w:before="0" w:after="0" w:line="259" w:lineRule="auto"/>
-              <w:jc w:val="center"/>
-              <w:widowControl/>
-              <w:keepNext/>
-            </w:pPr>
-            <w:r/>
-            <w:r>
-              <w:rPr>
-                <w:rFonts w:ascii="Poppins" w:hAnsi="Poppins" w:cs="Poppins" w:eastAsia="Poppins"/>
-                <w:b/>
-                <w:i w:val="0"/>
-                <w:color w:val="FFFFFF"/>
-                <w:sz w:val="16"/>
-              </w:rPr>
-              <w:t>Trabajadores activos</w:t>
-            </w:r>
-          </w:p>
-        </w:tc>
-        <w:tc>
-          <w:tcPr>
-            <w:tcW w:type="dxa" w:w="1800"/>
-            <w:tcBorders>
-              <w:top w:val="single" w:sz="4" w:space="0" w:color="1B3325"/>
-              <w:left w:val="single" w:sz="4" w:space="0" w:color="1B3325"/>
-              <w:bottom w:val="single" w:sz="4" w:space="0" w:color="1B3325"/>
-              <w:right w:val="single" w:sz="4" w:space="0" w:color="1B3325"/>
-            </w:tcBorders>
-            <w:tcMar>
-              <w:top w:w="40" w:type="dxa"/>
-              <w:left w:w="80" w:type="dxa"/>
-              <w:bottom w:w="40" w:type="dxa"/>
-              <w:right w:w="80" w:type="dxa"/>
-            </w:tcMar>
-            <w:shd w:val="clear" w:color="auto" w:fill="1B3325"/>
-            <w:vAlign w:val="center"/>
-          </w:tcPr>
-          <w:p>
-            <w:pPr>
-              <w:spacing w:before="0" w:after="0" w:line="259" w:lineRule="auto"/>
-              <w:jc w:val="center"/>
-              <w:widowControl/>
-              <w:keepNext/>
-            </w:pPr>
-            <w:r/>
-            <w:r>
-              <w:rPr>
-                <w:rFonts w:ascii="Poppins" w:hAnsi="Poppins" w:cs="Poppins" w:eastAsia="Poppins"/>
-                <w:b/>
-                <w:i w:val="0"/>
-                <w:color w:val="FFFFFF"/>
-                <w:sz w:val="16"/>
-              </w:rPr>
-              <w:t>Mensual</w:t>
-            </w:r>
-          </w:p>
-        </w:tc>
-        <w:tc>
-          <w:tcPr>
-            <w:tcW w:type="dxa" w:w="2000"/>
-            <w:tcBorders>
-              <w:top w:val="single" w:sz="4" w:space="0" w:color="1B3325"/>
-              <w:left w:val="single" w:sz="4" w:space="0" w:color="1B3325"/>
-              <w:bottom w:val="single" w:sz="4" w:space="0" w:color="1B3325"/>
-              <w:right w:val="single" w:sz="4" w:space="0" w:color="1B3325"/>
-            </w:tcBorders>
-            <w:tcMar>
-              <w:top w:w="40" w:type="dxa"/>
-              <w:left w:w="80" w:type="dxa"/>
-              <w:bottom w:w="40" w:type="dxa"/>
-              <w:right w:w="80" w:type="dxa"/>
-            </w:tcMar>
-            <w:shd w:val="clear" w:color="auto" w:fill="1B3325"/>
-            <w:vAlign w:val="center"/>
-          </w:tcPr>
-          <w:p>
-            <w:pPr>
-              <w:spacing w:before="0" w:after="0" w:line="259" w:lineRule="auto"/>
-              <w:jc w:val="center"/>
-              <w:widowControl/>
-              <w:keepNext/>
-            </w:pPr>
-            <w:r/>
-            <w:r>
-              <w:rPr>
-                <w:rFonts w:ascii="Poppins" w:hAnsi="Poppins" w:cs="Poppins" w:eastAsia="Poppins"/>
-                <w:b/>
-                <w:i w:val="0"/>
-                <w:color w:val="FFFFFF"/>
-                <w:sz w:val="16"/>
-              </w:rPr>
-              <w:t>Anualidad</w:t>
-            </w:r>
-          </w:p>
-        </w:tc>
-        <w:tc>
-          <w:tcPr>
-            <w:tcW w:type="dxa" w:w="2000"/>
-            <w:tcBorders>
-              <w:top w:val="single" w:sz="4" w:space="0" w:color="1B3325"/>
-              <w:left w:val="single" w:sz="4" w:space="0" w:color="1B3325"/>
-              <w:bottom w:val="single" w:sz="4" w:space="0" w:color="1B3325"/>
-              <w:right w:val="single" w:sz="4" w:space="0" w:color="1B3325"/>
-            </w:tcBorders>
-            <w:tcMar>
-              <w:top w:w="40" w:type="dxa"/>
-              <w:left w:w="80" w:type="dxa"/>
-              <w:bottom w:w="40" w:type="dxa"/>
-              <w:right w:w="80" w:type="dxa"/>
-            </w:tcMar>
-            <w:shd w:val="clear" w:color="auto" w:fill="1B3325"/>
-            <w:vAlign w:val="center"/>
-          </w:tcPr>
-          <w:p>
-            <w:pPr>
-              <w:spacing w:before="0" w:after="0" w:line="259" w:lineRule="auto"/>
-              <w:jc w:val="center"/>
-              <w:widowControl/>
-              <w:keepNext/>
-            </w:pPr>
-            <w:r/>
-            <w:r>
-              <w:rPr>
-                <w:rFonts w:ascii="Poppins" w:hAnsi="Poppins" w:cs="Poppins" w:eastAsia="Poppins"/>
-                <w:b/>
-                <w:i w:val="0"/>
-                <w:color w:val="FFFFFF"/>
-                <w:sz w:val="16"/>
-              </w:rPr>
-              <w:t>Licencia vitalicia</w:t>
-            </w:r>
-          </w:p>
-        </w:tc>
-      </w:tr>
-      <w:tr>
-        <w:trPr>
-          <w:cantSplit/>
-        </w:trPr>
-        <w:tc>
-          <w:tcPr>
-            <w:tcW w:type="dxa" w:w="1500"/>
-            <w:tcBorders>
-              <w:top w:val="single" w:sz="4" w:space="0" w:color="1B3325"/>
-              <w:left w:val="single" w:sz="4" w:space="0" w:color="1B3325"/>
-              <w:bottom w:val="single" w:sz="4" w:space="0" w:color="1B3325"/>
-              <w:right w:val="single" w:sz="4" w:space="0" w:color="1B3325"/>
-            </w:tcBorders>
-            <w:tcMar>
-              <w:top w:w="40" w:type="dxa"/>
-              <w:left w:w="80" w:type="dxa"/>
-              <w:bottom w:w="40" w:type="dxa"/>
-              <w:right w:w="80" w:type="dxa"/>
-            </w:tcMar>
-            <w:shd w:val="clear" w:color="auto" w:fill="FFFFFF"/>
-            <w:vAlign w:val="center"/>
-          </w:tcPr>
-          <w:p>
-            <w:pPr>
-              <w:spacing w:before="0" w:after="0" w:line="259" w:lineRule="auto"/>
-              <w:jc w:val="left"/>
-              <w:widowControl/>
-              <w:keepNext/>
-            </w:pPr>
-            <w:r/>
-            <w:r>
-              <w:rPr>
-                <w:rFonts w:ascii="Poppins" w:hAnsi="Poppins" w:cs="Poppins" w:eastAsia="Poppins"/>
-                <w:b w:val="0"/>
-                <w:i w:val="0"/>
-                <w:color w:val="1B3325"/>
-                <w:sz w:val="16"/>
-              </w:rPr>
-              <w:t>Turno</w:t>
-            </w:r>
-          </w:p>
-        </w:tc>
-        <w:tc>
-          <w:tcPr>
-            <w:tcW w:type="dxa" w:w="2300"/>
-            <w:tcBorders>
-              <w:top w:val="single" w:sz="4" w:space="0" w:color="1B3325"/>
-              <w:left w:val="single" w:sz="4" w:space="0" w:color="1B3325"/>
-              <w:bottom w:val="single" w:sz="4" w:space="0" w:color="1B3325"/>
-              <w:right w:val="single" w:sz="4" w:space="0" w:color="1B3325"/>
-            </w:tcBorders>
-            <w:tcMar>
-              <w:top w:w="40" w:type="dxa"/>
-              <w:left w:w="80" w:type="dxa"/>
-              <w:bottom w:w="40" w:type="dxa"/>
-              <w:right w:w="80" w:type="dxa"/>
-            </w:tcMar>
-            <w:shd w:val="clear" w:color="auto" w:fill="FFFFFF"/>
-            <w:vAlign w:val="center"/>
-          </w:tcPr>
-          <w:p>
-            <w:pPr>
-              <w:spacing w:before="0" w:after="0" w:line="259" w:lineRule="auto"/>
-              <w:jc w:val="center"/>
-              <w:widowControl/>
-              <w:keepNext/>
-            </w:pPr>
-            <w:r/>
-            <w:r>
-              <w:rPr>
-                <w:rFonts w:ascii="Poppins" w:hAnsi="Poppins" w:cs="Poppins" w:eastAsia="Poppins"/>
-                <w:b w:val="0"/>
-                <w:i w:val="0"/>
-                <w:color w:val="1B3325"/>
-                <w:sz w:val="16"/>
-              </w:rPr>
-              <w:t>Hasta 15</w:t>
-            </w:r>
-          </w:p>
-        </w:tc>
-        <w:tc>
-          <w:tcPr>
-            <w:tcW w:type="dxa" w:w="1800"/>
-            <w:tcBorders>
-              <w:top w:val="single" w:sz="4" w:space="0" w:color="1B3325"/>
-              <w:left w:val="single" w:sz="4" w:space="0" w:color="1B3325"/>
-              <w:bottom w:val="single" w:sz="4" w:space="0" w:color="1B3325"/>
-              <w:right w:val="single" w:sz="4" w:space="0" w:color="1B3325"/>
-            </w:tcBorders>
-            <w:tcMar>
-              <w:top w:w="40" w:type="dxa"/>
-              <w:left w:w="80" w:type="dxa"/>
-              <w:bottom w:w="40" w:type="dxa"/>
-              <w:right w:w="80" w:type="dxa"/>
-            </w:tcMar>
-            <w:shd w:val="clear" w:color="auto" w:fill="FFFFFF"/>
-            <w:vAlign w:val="center"/>
-          </w:tcPr>
-          <w:p>
-            <w:pPr>
-              <w:spacing w:before="0" w:after="0" w:line="259" w:lineRule="auto"/>
-              <w:jc w:val="center"/>
-              <w:widowControl/>
-              <w:keepNext/>
-            </w:pPr>
-            <w:r/>
-            <w:r>
-              <w:rPr>
-                <w:rFonts w:ascii="Poppins" w:hAnsi="Poppins" w:cs="Poppins" w:eastAsia="Poppins"/>
-                <w:b w:val="0"/>
-                <w:i w:val="0"/>
-                <w:color w:val="1B3325"/>
-                <w:sz w:val="16"/>
-              </w:rPr>
-              <w:t>$450.000</w:t>
-            </w:r>
-          </w:p>
-        </w:tc>
-        <w:tc>
-          <w:tcPr>
-            <w:tcW w:type="dxa" w:w="2000"/>
-            <w:tcBorders>
-              <w:top w:val="single" w:sz="4" w:space="0" w:color="1B3325"/>
-              <w:left w:val="single" w:sz="4" w:space="0" w:color="1B3325"/>
-              <w:bottom w:val="single" w:sz="4" w:space="0" w:color="1B3325"/>
-              <w:right w:val="single" w:sz="4" w:space="0" w:color="1B3325"/>
-            </w:tcBorders>
-            <w:tcMar>
-              <w:top w:w="40" w:type="dxa"/>
-              <w:left w:w="80" w:type="dxa"/>
-              <w:bottom w:w="40" w:type="dxa"/>
-              <w:right w:w="80" w:type="dxa"/>
-            </w:tcMar>
-            <w:shd w:val="clear" w:color="auto" w:fill="FFFFFF"/>
-            <w:vAlign w:val="center"/>
-          </w:tcPr>
-          <w:p>
-            <w:pPr>
-              <w:spacing w:before="0" w:after="0" w:line="259" w:lineRule="auto"/>
-              <w:jc w:val="center"/>
-              <w:widowControl/>
-              <w:keepNext/>
-            </w:pPr>
-            <w:r/>
-            <w:r>
-              <w:rPr>
-                <w:rFonts w:ascii="Poppins" w:hAnsi="Poppins" w:cs="Poppins" w:eastAsia="Poppins"/>
-                <w:b w:val="0"/>
-                <w:i w:val="0"/>
-                <w:color w:val="1B3325"/>
-                <w:sz w:val="16"/>
-              </w:rPr>
-              <w:t>$4.500.000</w:t>
-            </w:r>
-          </w:p>
-        </w:tc>
-        <w:tc>
-          <w:tcPr>
-            <w:tcW w:type="dxa" w:w="2000"/>
-            <w:tcBorders>
-              <w:top w:val="single" w:sz="4" w:space="0" w:color="1B3325"/>
-              <w:left w:val="single" w:sz="4" w:space="0" w:color="1B3325"/>
-              <w:bottom w:val="single" w:sz="4" w:space="0" w:color="1B3325"/>
-              <w:right w:val="single" w:sz="4" w:space="0" w:color="1B3325"/>
-            </w:tcBorders>
-            <w:tcMar>
-              <w:top w:w="40" w:type="dxa"/>
-              <w:left w:w="80" w:type="dxa"/>
-              <w:bottom w:w="40" w:type="dxa"/>
-              <w:right w:w="80" w:type="dxa"/>
-            </w:tcMar>
-            <w:shd w:val="clear" w:color="auto" w:fill="FFFFFF"/>
-            <w:vAlign w:val="center"/>
-          </w:tcPr>
-          <w:p>
-            <w:pPr>
-              <w:spacing w:before="0" w:after="0" w:line="259" w:lineRule="auto"/>
-              <w:jc w:val="center"/>
-              <w:widowControl/>
-              <w:keepNext/>
-            </w:pPr>
-            <w:r/>
-            <w:r>
-              <w:rPr>
-                <w:rFonts w:ascii="Poppins" w:hAnsi="Poppins" w:cs="Poppins" w:eastAsia="Poppins"/>
-                <w:b w:val="0"/>
-                <w:i w:val="0"/>
-                <w:color w:val="1B3325"/>
-                <w:sz w:val="16"/>
-              </w:rPr>
-              <w:t>$9.900.000</w:t>
-            </w:r>
-          </w:p>
-        </w:tc>
-      </w:tr>
-      <w:tr>
-        <w:trPr>
-          <w:cantSplit/>
-        </w:trPr>
-        <w:tc>
-          <w:tcPr>
-            <w:tcW w:type="dxa" w:w="1500"/>
-            <w:tcBorders>
-              <w:top w:val="single" w:sz="4" w:space="0" w:color="1B3325"/>
-              <w:left w:val="single" w:sz="4" w:space="0" w:color="1B3325"/>
-              <w:bottom w:val="single" w:sz="4" w:space="0" w:color="1B3325"/>
-              <w:right w:val="single" w:sz="4" w:space="0" w:color="1B3325"/>
-            </w:tcBorders>
-            <w:tcMar>
-              <w:top w:w="40" w:type="dxa"/>
-              <w:left w:w="80" w:type="dxa"/>
-              <w:bottom w:w="40" w:type="dxa"/>
-              <w:right w:w="80" w:type="dxa"/>
-            </w:tcMar>
-            <w:shd w:val="clear" w:color="auto" w:fill="F7FBF8"/>
-            <w:vAlign w:val="center"/>
-          </w:tcPr>
-          <w:p>
-            <w:pPr>
-              <w:spacing w:before="0" w:after="0" w:line="259" w:lineRule="auto"/>
-              <w:jc w:val="left"/>
-              <w:widowControl/>
-              <w:keepNext/>
-            </w:pPr>
-            <w:r/>
-            <w:r>
-              <w:rPr>
-                <w:rFonts w:ascii="Poppins" w:hAnsi="Poppins" w:cs="Poppins" w:eastAsia="Poppins"/>
-                <w:b w:val="0"/>
-                <w:i w:val="0"/>
-                <w:color w:val="1B3325"/>
-                <w:sz w:val="16"/>
-              </w:rPr>
-              <w:t>Cuadrilla</w:t>
-            </w:r>
-          </w:p>
-        </w:tc>
-        <w:tc>
-          <w:tcPr>
-            <w:tcW w:type="dxa" w:w="2300"/>
-            <w:tcBorders>
-              <w:top w:val="single" w:sz="4" w:space="0" w:color="1B3325"/>
-              <w:left w:val="single" w:sz="4" w:space="0" w:color="1B3325"/>
-              <w:bottom w:val="single" w:sz="4" w:space="0" w:color="1B3325"/>
-              <w:right w:val="single" w:sz="4" w:space="0" w:color="1B3325"/>
-            </w:tcBorders>
-            <w:tcMar>
-              <w:top w:w="40" w:type="dxa"/>
-              <w:left w:w="80" w:type="dxa"/>
-              <w:bottom w:w="40" w:type="dxa"/>
-              <w:right w:w="80" w:type="dxa"/>
-            </w:tcMar>
-            <w:shd w:val="clear" w:color="auto" w:fill="F7FBF8"/>
-            <w:vAlign w:val="center"/>
-          </w:tcPr>
-          <w:p>
-            <w:pPr>
-              <w:spacing w:before="0" w:after="0" w:line="259" w:lineRule="auto"/>
-              <w:jc w:val="center"/>
-              <w:widowControl/>
-              <w:keepNext/>
-            </w:pPr>
-            <w:r/>
-            <w:r>
-              <w:rPr>
-                <w:rFonts w:ascii="Poppins" w:hAnsi="Poppins" w:cs="Poppins" w:eastAsia="Poppins"/>
-                <w:b w:val="0"/>
-                <w:i w:val="0"/>
-                <w:color w:val="1B3325"/>
-                <w:sz w:val="16"/>
-              </w:rPr>
-              <w:t>Hasta 40</w:t>
-            </w:r>
-          </w:p>
-        </w:tc>
-        <w:tc>
-          <w:tcPr>
-            <w:tcW w:type="dxa" w:w="1800"/>
-            <w:tcBorders>
-              <w:top w:val="single" w:sz="4" w:space="0" w:color="1B3325"/>
-              <w:left w:val="single" w:sz="4" w:space="0" w:color="1B3325"/>
-              <w:bottom w:val="single" w:sz="4" w:space="0" w:color="1B3325"/>
-              <w:right w:val="single" w:sz="4" w:space="0" w:color="1B3325"/>
-            </w:tcBorders>
-            <w:tcMar>
-              <w:top w:w="40" w:type="dxa"/>
-              <w:left w:w="80" w:type="dxa"/>
-              <w:bottom w:w="40" w:type="dxa"/>
-              <w:right w:w="80" w:type="dxa"/>
-            </w:tcMar>
-            <w:shd w:val="clear" w:color="auto" w:fill="F7FBF8"/>
-            <w:vAlign w:val="center"/>
-          </w:tcPr>
-          <w:p>
-            <w:pPr>
-              <w:spacing w:before="0" w:after="0" w:line="259" w:lineRule="auto"/>
-              <w:jc w:val="center"/>
-              <w:widowControl/>
-              <w:keepNext/>
-            </w:pPr>
-            <w:r/>
-            <w:r>
-              <w:rPr>
-                <w:rFonts w:ascii="Poppins" w:hAnsi="Poppins" w:cs="Poppins" w:eastAsia="Poppins"/>
-                <w:b w:val="0"/>
-                <w:i w:val="0"/>
-                <w:color w:val="1B3325"/>
-                <w:sz w:val="16"/>
-              </w:rPr>
-              <w:t>$790.000</w:t>
-            </w:r>
-          </w:p>
-        </w:tc>
-        <w:tc>
-          <w:tcPr>
-            <w:tcW w:type="dxa" w:w="2000"/>
-            <w:tcBorders>
-              <w:top w:val="single" w:sz="4" w:space="0" w:color="1B3325"/>
-              <w:left w:val="single" w:sz="4" w:space="0" w:color="1B3325"/>
-              <w:bottom w:val="single" w:sz="4" w:space="0" w:color="1B3325"/>
-              <w:right w:val="single" w:sz="4" w:space="0" w:color="1B3325"/>
-            </w:tcBorders>
-            <w:tcMar>
-              <w:top w:w="40" w:type="dxa"/>
-              <w:left w:w="80" w:type="dxa"/>
-              <w:bottom w:w="40" w:type="dxa"/>
-              <w:right w:w="80" w:type="dxa"/>
-            </w:tcMar>
-            <w:shd w:val="clear" w:color="auto" w:fill="F7FBF8"/>
-            <w:vAlign w:val="center"/>
-          </w:tcPr>
-          <w:p>
-            <w:pPr>
-              <w:spacing w:before="0" w:after="0" w:line="259" w:lineRule="auto"/>
-              <w:jc w:val="center"/>
-              <w:widowControl/>
-              <w:keepNext/>
-            </w:pPr>
-            <w:r/>
-            <w:r>
-              <w:rPr>
-                <w:rFonts w:ascii="Poppins" w:hAnsi="Poppins" w:cs="Poppins" w:eastAsia="Poppins"/>
-                <w:b w:val="0"/>
-                <w:i w:val="0"/>
-                <w:color w:val="1B3325"/>
-                <w:sz w:val="16"/>
-              </w:rPr>
-              <w:t>$7.900.000</w:t>
-            </w:r>
-          </w:p>
-        </w:tc>
-        <w:tc>
-          <w:tcPr>
-            <w:tcW w:type="dxa" w:w="2000"/>
-            <w:tcBorders>
-              <w:top w:val="single" w:sz="4" w:space="0" w:color="1B3325"/>
-              <w:left w:val="single" w:sz="4" w:space="0" w:color="1B3325"/>
-              <w:bottom w:val="single" w:sz="4" w:space="0" w:color="1B3325"/>
-              <w:right w:val="single" w:sz="4" w:space="0" w:color="1B3325"/>
-            </w:tcBorders>
-            <w:tcMar>
-              <w:top w:w="40" w:type="dxa"/>
-              <w:left w:w="80" w:type="dxa"/>
-              <w:bottom w:w="40" w:type="dxa"/>
-              <w:right w:w="80" w:type="dxa"/>
-            </w:tcMar>
-            <w:shd w:val="clear" w:color="auto" w:fill="F7FBF8"/>
-            <w:vAlign w:val="center"/>
-          </w:tcPr>
-          <w:p>
-            <w:pPr>
-              <w:spacing w:before="0" w:after="0" w:line="259" w:lineRule="auto"/>
-              <w:jc w:val="center"/>
-              <w:widowControl/>
-              <w:keepNext/>
-            </w:pPr>
-            <w:r/>
-            <w:r>
-              <w:rPr>
-                <w:rFonts w:ascii="Poppins" w:hAnsi="Poppins" w:cs="Poppins" w:eastAsia="Poppins"/>
-                <w:b w:val="0"/>
-                <w:i w:val="0"/>
-                <w:color w:val="1B3325"/>
-                <w:sz w:val="16"/>
-              </w:rPr>
-              <w:t>$17.380.000</w:t>
-            </w:r>
-          </w:p>
-        </w:tc>
-      </w:tr>
-      <w:tr>
-        <w:trPr>
-          <w:cantSplit/>
-        </w:trPr>
-        <w:tc>
-          <w:tcPr>
-            <w:tcW w:type="dxa" w:w="1500"/>
-            <w:tcBorders>
-              <w:top w:val="single" w:sz="4" w:space="0" w:color="1B3325"/>
-              <w:left w:val="single" w:sz="4" w:space="0" w:color="1B3325"/>
-              <w:bottom w:val="single" w:sz="4" w:space="0" w:color="1B3325"/>
-              <w:right w:val="single" w:sz="4" w:space="0" w:color="1B3325"/>
-            </w:tcBorders>
-            <w:tcMar>
-              <w:top w:w="40" w:type="dxa"/>
-              <w:left w:w="80" w:type="dxa"/>
-              <w:bottom w:w="40" w:type="dxa"/>
-              <w:right w:w="80" w:type="dxa"/>
-            </w:tcMar>
-            <w:shd w:val="clear" w:color="auto" w:fill="FFFFFF"/>
-            <w:vAlign w:val="center"/>
-          </w:tcPr>
-          <w:p>
-            <w:pPr>
-              <w:spacing w:before="0" w:after="0" w:line="259" w:lineRule="auto"/>
-              <w:jc w:val="left"/>
-              <w:widowControl/>
-              <w:keepNext/>
-            </w:pPr>
-            <w:r/>
-            <w:r>
-              <w:rPr>
-                <w:rFonts w:ascii="Poppins" w:hAnsi="Poppins" w:cs="Poppins" w:eastAsia="Poppins"/>
-                <w:b w:val="0"/>
-                <w:i w:val="0"/>
-                <w:color w:val="1B3325"/>
-                <w:sz w:val="16"/>
-              </w:rPr>
-              <w:t>Operación</w:t>
-            </w:r>
-          </w:p>
-        </w:tc>
-        <w:tc>
-          <w:tcPr>
-            <w:tcW w:type="dxa" w:w="2300"/>
-            <w:tcBorders>
-              <w:top w:val="single" w:sz="4" w:space="0" w:color="1B3325"/>
-              <w:left w:val="single" w:sz="4" w:space="0" w:color="1B3325"/>
-              <w:bottom w:val="single" w:sz="4" w:space="0" w:color="1B3325"/>
-              <w:right w:val="single" w:sz="4" w:space="0" w:color="1B3325"/>
-            </w:tcBorders>
-            <w:tcMar>
-              <w:top w:w="40" w:type="dxa"/>
-              <w:left w:w="80" w:type="dxa"/>
-              <w:bottom w:w="40" w:type="dxa"/>
-              <w:right w:w="80" w:type="dxa"/>
-            </w:tcMar>
-            <w:shd w:val="clear" w:color="auto" w:fill="FFFFFF"/>
-            <w:vAlign w:val="center"/>
-          </w:tcPr>
-          <w:p>
-            <w:pPr>
-              <w:spacing w:before="0" w:after="0" w:line="259" w:lineRule="auto"/>
-              <w:jc w:val="center"/>
-              <w:widowControl/>
-              <w:keepNext/>
-            </w:pPr>
-            <w:r/>
-            <w:r>
-              <w:rPr>
-                <w:rFonts w:ascii="Poppins" w:hAnsi="Poppins" w:cs="Poppins" w:eastAsia="Poppins"/>
-                <w:b w:val="0"/>
-                <w:i w:val="0"/>
-                <w:color w:val="1B3325"/>
-                <w:sz w:val="16"/>
-              </w:rPr>
-              <w:t>Hasta 80</w:t>
-            </w:r>
-          </w:p>
-        </w:tc>
-        <w:tc>
-          <w:tcPr>
-            <w:tcW w:type="dxa" w:w="1800"/>
-            <w:tcBorders>
-              <w:top w:val="single" w:sz="4" w:space="0" w:color="1B3325"/>
-              <w:left w:val="single" w:sz="4" w:space="0" w:color="1B3325"/>
-              <w:bottom w:val="single" w:sz="4" w:space="0" w:color="1B3325"/>
-              <w:right w:val="single" w:sz="4" w:space="0" w:color="1B3325"/>
-            </w:tcBorders>
-            <w:tcMar>
-              <w:top w:w="40" w:type="dxa"/>
-              <w:left w:w="80" w:type="dxa"/>
-              <w:bottom w:w="40" w:type="dxa"/>
-              <w:right w:w="80" w:type="dxa"/>
-            </w:tcMar>
-            <w:shd w:val="clear" w:color="auto" w:fill="FFFFFF"/>
-            <w:vAlign w:val="center"/>
-          </w:tcPr>
-          <w:p>
-            <w:pPr>
-              <w:spacing w:before="0" w:after="0" w:line="259" w:lineRule="auto"/>
-              <w:jc w:val="center"/>
-              <w:widowControl/>
-              <w:keepNext/>
-            </w:pPr>
-            <w:r/>
-            <w:r>
-              <w:rPr>
-                <w:rFonts w:ascii="Poppins" w:hAnsi="Poppins" w:cs="Poppins" w:eastAsia="Poppins"/>
-                <w:b w:val="0"/>
-                <w:i w:val="0"/>
-                <w:color w:val="1B3325"/>
-                <w:sz w:val="16"/>
-              </w:rPr>
-              <w:t>$1.350.000</w:t>
-            </w:r>
-          </w:p>
-        </w:tc>
-        <w:tc>
-          <w:tcPr>
-            <w:tcW w:type="dxa" w:w="2000"/>
-            <w:tcBorders>
-              <w:top w:val="single" w:sz="4" w:space="0" w:color="1B3325"/>
-              <w:left w:val="single" w:sz="4" w:space="0" w:color="1B3325"/>
-              <w:bottom w:val="single" w:sz="4" w:space="0" w:color="1B3325"/>
-              <w:right w:val="single" w:sz="4" w:space="0" w:color="1B3325"/>
-            </w:tcBorders>
-            <w:tcMar>
-              <w:top w:w="40" w:type="dxa"/>
-              <w:left w:w="80" w:type="dxa"/>
-              <w:bottom w:w="40" w:type="dxa"/>
-              <w:right w:w="80" w:type="dxa"/>
-            </w:tcMar>
-            <w:shd w:val="clear" w:color="auto" w:fill="FFFFFF"/>
-            <w:vAlign w:val="center"/>
-          </w:tcPr>
-          <w:p>
-            <w:pPr>
-              <w:spacing w:before="0" w:after="0" w:line="259" w:lineRule="auto"/>
-              <w:jc w:val="center"/>
-              <w:widowControl/>
-              <w:keepNext/>
-            </w:pPr>
-            <w:r/>
-            <w:r>
-              <w:rPr>
-                <w:rFonts w:ascii="Poppins" w:hAnsi="Poppins" w:cs="Poppins" w:eastAsia="Poppins"/>
-                <w:b w:val="0"/>
-                <w:i w:val="0"/>
-                <w:color w:val="1B3325"/>
-                <w:sz w:val="16"/>
-              </w:rPr>
-              <w:t>$13.500.000</w:t>
-            </w:r>
-          </w:p>
-        </w:tc>
-        <w:tc>
-          <w:tcPr>
-            <w:tcW w:type="dxa" w:w="2000"/>
-            <w:tcBorders>
-              <w:top w:val="single" w:sz="4" w:space="0" w:color="1B3325"/>
-              <w:left w:val="single" w:sz="4" w:space="0" w:color="1B3325"/>
-              <w:bottom w:val="single" w:sz="4" w:space="0" w:color="1B3325"/>
-              <w:right w:val="single" w:sz="4" w:space="0" w:color="1B3325"/>
-            </w:tcBorders>
-            <w:tcMar>
-              <w:top w:w="40" w:type="dxa"/>
-              <w:left w:w="80" w:type="dxa"/>
-              <w:bottom w:w="40" w:type="dxa"/>
-              <w:right w:w="80" w:type="dxa"/>
-            </w:tcMar>
-            <w:shd w:val="clear" w:color="auto" w:fill="FFFFFF"/>
-            <w:vAlign w:val="center"/>
-          </w:tcPr>
-          <w:p>
-            <w:pPr>
-              <w:spacing w:before="0" w:after="0" w:line="259" w:lineRule="auto"/>
-              <w:jc w:val="center"/>
-              <w:widowControl/>
-              <w:keepNext/>
-            </w:pPr>
-            <w:r/>
-            <w:r>
-              <w:rPr>
-                <w:rFonts w:ascii="Poppins" w:hAnsi="Poppins" w:cs="Poppins" w:eastAsia="Poppins"/>
-                <w:b w:val="0"/>
-                <w:i w:val="0"/>
-                <w:color w:val="1B3325"/>
-                <w:sz w:val="16"/>
-              </w:rPr>
-              <w:t>$29.700.000</w:t>
-            </w:r>
-          </w:p>
-        </w:tc>
-      </w:tr>
-      <w:tr>
-        <w:trPr>
-          <w:cantSplit/>
-        </w:trPr>
-        <w:tc>
-          <w:tcPr>
-            <w:tcW w:type="dxa" w:w="1500"/>
-            <w:tcBorders>
-              <w:top w:val="single" w:sz="4" w:space="0" w:color="1B3325"/>
-              <w:left w:val="single" w:sz="4" w:space="0" w:color="1B3325"/>
-              <w:bottom w:val="single" w:sz="4" w:space="0" w:color="1B3325"/>
-              <w:right w:val="single" w:sz="4" w:space="0" w:color="1B3325"/>
-            </w:tcBorders>
-            <w:tcMar>
-              <w:top w:w="40" w:type="dxa"/>
-              <w:left w:w="80" w:type="dxa"/>
-              <w:bottom w:w="40" w:type="dxa"/>
-              <w:right w:w="80" w:type="dxa"/>
-            </w:tcMar>
-            <w:shd w:val="clear" w:color="auto" w:fill="F7FBF8"/>
-            <w:vAlign w:val="center"/>
-          </w:tcPr>
-          <w:p>
-            <w:pPr>
-              <w:spacing w:before="0" w:after="0" w:line="259" w:lineRule="auto"/>
-              <w:jc w:val="left"/>
-              <w:widowControl/>
-            </w:pPr>
-            <w:r/>
-            <w:r>
-              <w:rPr>
-                <w:rFonts w:ascii="Poppins" w:hAnsi="Poppins" w:cs="Poppins" w:eastAsia="Poppins"/>
-                <w:b w:val="0"/>
-                <w:i w:val="0"/>
-                <w:color w:val="1B3325"/>
-                <w:sz w:val="16"/>
-              </w:rPr>
-              <w:t>Planta</w:t>
-            </w:r>
-          </w:p>
-        </w:tc>
-        <w:tc>
-          <w:tcPr>
-            <w:tcW w:type="dxa" w:w="2300"/>
-            <w:tcBorders>
-              <w:top w:val="single" w:sz="4" w:space="0" w:color="1B3325"/>
-              <w:left w:val="single" w:sz="4" w:space="0" w:color="1B3325"/>
-              <w:bottom w:val="single" w:sz="4" w:space="0" w:color="1B3325"/>
-              <w:right w:val="single" w:sz="4" w:space="0" w:color="1B3325"/>
-            </w:tcBorders>
-            <w:tcMar>
-              <w:top w:w="40" w:type="dxa"/>
-              <w:left w:w="80" w:type="dxa"/>
-              <w:bottom w:w="40" w:type="dxa"/>
-              <w:right w:w="80" w:type="dxa"/>
-            </w:tcMar>
-            <w:shd w:val="clear" w:color="auto" w:fill="F7FBF8"/>
-            <w:vAlign w:val="center"/>
-          </w:tcPr>
-          <w:p>
-            <w:pPr>
-              <w:spacing w:before="0" w:after="0" w:line="259" w:lineRule="auto"/>
-              <w:jc w:val="center"/>
-              <w:widowControl/>
-            </w:pPr>
-            <w:r/>
-            <w:r>
-              <w:rPr>
-                <w:rFonts w:ascii="Poppins" w:hAnsi="Poppins" w:cs="Poppins" w:eastAsia="Poppins"/>
-                <w:b w:val="0"/>
-                <w:i w:val="0"/>
-                <w:color w:val="1B3325"/>
-                <w:sz w:val="16"/>
-              </w:rPr>
-              <w:t>Más de 80 o varias sedes</w:t>
-            </w:r>
-          </w:p>
-        </w:tc>
-        <w:tc>
-          <w:tcPr>
-            <w:tcW w:type="dxa" w:w="1800"/>
-            <w:tcBorders>
-              <w:top w:val="single" w:sz="4" w:space="0" w:color="1B3325"/>
-              <w:left w:val="single" w:sz="4" w:space="0" w:color="1B3325"/>
-              <w:bottom w:val="single" w:sz="4" w:space="0" w:color="1B3325"/>
-              <w:right w:val="single" w:sz="4" w:space="0" w:color="1B3325"/>
-            </w:tcBorders>
-            <w:tcMar>
-              <w:top w:w="40" w:type="dxa"/>
-              <w:left w:w="80" w:type="dxa"/>
-              <w:bottom w:w="40" w:type="dxa"/>
-              <w:right w:w="80" w:type="dxa"/>
-            </w:tcMar>
-            <w:shd w:val="clear" w:color="auto" w:fill="F7FBF8"/>
-            <w:vAlign w:val="center"/>
-          </w:tcPr>
-          <w:p>
-            <w:pPr>
-              <w:spacing w:before="0" w:after="0" w:line="259" w:lineRule="auto"/>
-              <w:jc w:val="center"/>
-              <w:widowControl/>
-            </w:pPr>
-            <w:r/>
-            <w:r>
-              <w:rPr>
-                <w:rFonts w:ascii="Poppins" w:hAnsi="Poppins" w:cs="Poppins" w:eastAsia="Poppins"/>
-                <w:b w:val="0"/>
-                <w:i w:val="0"/>
-                <w:color w:val="1B3325"/>
-                <w:sz w:val="16"/>
-              </w:rPr>
-              <w:t>Desde $1.900.000</w:t>
-            </w:r>
-          </w:p>
-        </w:tc>
-        <w:tc>
-          <w:tcPr>
-            <w:tcW w:type="dxa" w:w="2000"/>
-            <w:tcBorders>
-              <w:top w:val="single" w:sz="4" w:space="0" w:color="1B3325"/>
-              <w:left w:val="single" w:sz="4" w:space="0" w:color="1B3325"/>
-              <w:bottom w:val="single" w:sz="4" w:space="0" w:color="1B3325"/>
-              <w:right w:val="single" w:sz="4" w:space="0" w:color="1B3325"/>
-            </w:tcBorders>
-            <w:tcMar>
-              <w:top w:w="40" w:type="dxa"/>
-              <w:left w:w="80" w:type="dxa"/>
-              <w:bottom w:w="40" w:type="dxa"/>
-              <w:right w:w="80" w:type="dxa"/>
-            </w:tcMar>
-            <w:shd w:val="clear" w:color="auto" w:fill="F7FBF8"/>
-            <w:vAlign w:val="center"/>
-          </w:tcPr>
-          <w:p>
-            <w:pPr>
-              <w:spacing w:before="0" w:after="0" w:line="259" w:lineRule="auto"/>
-              <w:jc w:val="center"/>
-              <w:widowControl/>
-            </w:pPr>
-            <w:r/>
-            <w:r>
-              <w:rPr>
-                <w:rFonts w:ascii="Poppins" w:hAnsi="Poppins" w:cs="Poppins" w:eastAsia="Poppins"/>
-                <w:b w:val="0"/>
-                <w:i w:val="0"/>
-                <w:color w:val="1B3325"/>
-                <w:sz w:val="16"/>
-              </w:rPr>
-              <w:t>Desde $19.000.000</w:t>
-            </w:r>
-          </w:p>
-        </w:tc>
-        <w:tc>
-          <w:tcPr>
-            <w:tcW w:type="dxa" w:w="2000"/>
-            <w:tcBorders>
-              <w:top w:val="single" w:sz="4" w:space="0" w:color="1B3325"/>
-              <w:left w:val="single" w:sz="4" w:space="0" w:color="1B3325"/>
-              <w:bottom w:val="single" w:sz="4" w:space="0" w:color="1B3325"/>
-              <w:right w:val="single" w:sz="4" w:space="0" w:color="1B3325"/>
-            </w:tcBorders>
-            <w:tcMar>
-              <w:top w:w="40" w:type="dxa"/>
-              <w:left w:w="80" w:type="dxa"/>
-              <w:bottom w:w="40" w:type="dxa"/>
-              <w:right w:w="80" w:type="dxa"/>
-            </w:tcMar>
-            <w:shd w:val="clear" w:color="auto" w:fill="F7FBF8"/>
-            <w:vAlign w:val="center"/>
-          </w:tcPr>
-          <w:p>
-            <w:pPr>
-              <w:spacing w:before="0" w:after="0" w:line="259" w:lineRule="auto"/>
-              <w:jc w:val="center"/>
-              <w:widowControl/>
-            </w:pPr>
-            <w:r/>
-            <w:r>
-              <w:rPr>
-                <w:rFonts w:ascii="Poppins" w:hAnsi="Poppins" w:cs="Poppins" w:eastAsia="Poppins"/>
-                <w:b w:val="0"/>
-                <w:i w:val="0"/>
-                <w:color w:val="1B3325"/>
-                <w:sz w:val="16"/>
-              </w:rPr>
-              <w:t>Desde $41.800.000</w:t>
-            </w:r>
-          </w:p>
-        </w:tc>
-      </w:tr>
-    </w:tbl>
-    <w:p>
-      <w:pPr>
-        <w:spacing w:before="0" w:after="40" w:line="259" w:lineRule="auto"/>
-        <w:jc w:val="left"/>
-        <w:widowControl/>
-      </w:pPr>
-    </w:p>
-    <w:p>
-      <w:pPr>
-        <w:spacing w:before="0" w:after="120" w:line="259" w:lineRule="auto"/>
-        <w:jc w:val="left"/>
-        <w:widowControl/>
-      </w:pPr>
-      <w:r>
-        <w:rPr>
-          <w:rFonts w:ascii="Poppins" w:hAnsi="Poppins" w:cs="Poppins" w:eastAsia="Poppins"/>
-          <w:b w:val="0"/>
-          <w:i w:val="0"/>
-          <w:color w:val="1B3325"/>
-          <w:sz w:val="22"/>
-        </w:rPr>
-        <w:t>Anualidad = mensualidad × 10. Licencia vitalicia = 22 mensualidades. En Planta, la vitalicia de la base de $1.900.000 es 22 × $1.900.000 = $41.800.000. Por debajo del tope, el valor por trabajador sube, porque el plan es un fijo.</w:t>
-      </w:r>
-    </w:p>
-    <w:p>
-      <w:pPr>
-        <w:spacing w:before="160" w:after="40" w:line="259" w:lineRule="auto"/>
-        <w:jc w:val="left"/>
-        <w:keepNext/>
-        <w:widowControl/>
-      </w:pPr>
-      <w:r>
-        <w:rPr>
-          <w:rFonts w:ascii="Poppins" w:hAnsi="Poppins" w:cs="Poppins" w:eastAsia="Poppins"/>
-          <w:b/>
-          <w:i w:val="0"/>
-          <w:color w:val="1B3325"/>
-          <w:sz w:val="26"/>
-        </w:rPr>
-        <w:t>11.2. Suscripción mensual</w:t>
-      </w:r>
-    </w:p>
-    <w:tbl>
-      <w:tblPr>
-        <w:tblW w:type="dxa" w:w="9600"/>
-        <w:jc w:val="center"/>
-        <w:tblLayout w:type="fixed"/>
-        <w:tblLook w:firstColumn="1" w:firstRow="1" w:lastColumn="0" w:lastRow="0" w:noHBand="0" w:noVBand="1" w:val="04A0"/>
-      </w:tblPr>
-      <w:tblGrid>
-        <w:gridCol w:w="1800"/>
-        <w:gridCol w:w="2200"/>
-        <w:gridCol w:w="2600"/>
-        <w:gridCol w:w="3000"/>
-      </w:tblGrid>
-      <w:tr>
-        <w:trPr>
-          <w:tblHeader/>
-          <w:cantSplit/>
-        </w:trPr>
-        <w:tc>
-          <w:tcPr>
-            <w:tcW w:type="dxa" w:w="1800"/>
-            <w:tcBorders>
-              <w:top w:val="single" w:sz="4" w:space="0" w:color="1B3325"/>
-              <w:left w:val="single" w:sz="4" w:space="0" w:color="1B3325"/>
-              <w:bottom w:val="single" w:sz="4" w:space="0" w:color="1B3325"/>
-              <w:right w:val="single" w:sz="4" w:space="0" w:color="1B3325"/>
-            </w:tcBorders>
-            <w:tcMar>
-              <w:top w:w="40" w:type="dxa"/>
-              <w:left w:w="80" w:type="dxa"/>
-              <w:bottom w:w="40" w:type="dxa"/>
-              <w:right w:w="80" w:type="dxa"/>
-            </w:tcMar>
-            <w:shd w:val="clear" w:color="auto" w:fill="1B3325"/>
-            <w:vAlign w:val="center"/>
-          </w:tcPr>
-          <w:p>
-            <w:pPr>
-              <w:spacing w:before="0" w:after="0" w:line="259" w:lineRule="auto"/>
-              <w:jc w:val="center"/>
-              <w:widowControl/>
-              <w:keepNext/>
-            </w:pPr>
-            <w:r/>
-            <w:r>
-              <w:rPr>
-                <w:rFonts w:ascii="Poppins" w:hAnsi="Poppins" w:cs="Poppins" w:eastAsia="Poppins"/>
-                <w:b/>
-                <w:i w:val="0"/>
-                <w:color w:val="FFFFFF"/>
-                <w:sz w:val="20"/>
-              </w:rPr>
-              <w:t>Plan</w:t>
-            </w:r>
-          </w:p>
-        </w:tc>
-        <w:tc>
-          <w:tcPr>
-            <w:tcW w:type="dxa" w:w="2200"/>
-            <w:tcBorders>
-              <w:top w:val="single" w:sz="4" w:space="0" w:color="1B3325"/>
-              <w:left w:val="single" w:sz="4" w:space="0" w:color="1B3325"/>
-              <w:bottom w:val="single" w:sz="4" w:space="0" w:color="1B3325"/>
-              <w:right w:val="single" w:sz="4" w:space="0" w:color="1B3325"/>
-            </w:tcBorders>
-            <w:tcMar>
-              <w:top w:w="40" w:type="dxa"/>
-              <w:left w:w="80" w:type="dxa"/>
-              <w:bottom w:w="40" w:type="dxa"/>
-              <w:right w:w="80" w:type="dxa"/>
-            </w:tcMar>
-            <w:shd w:val="clear" w:color="auto" w:fill="1B3325"/>
-            <w:vAlign w:val="center"/>
-          </w:tcPr>
-          <w:p>
-            <w:pPr>
-              <w:spacing w:before="0" w:after="0" w:line="259" w:lineRule="auto"/>
-              <w:jc w:val="center"/>
-              <w:widowControl/>
-              <w:keepNext/>
-            </w:pPr>
-            <w:r/>
-            <w:r>
-              <w:rPr>
-                <w:rFonts w:ascii="Poppins" w:hAnsi="Poppins" w:cs="Poppins" w:eastAsia="Poppins"/>
-                <w:b/>
-                <w:i w:val="0"/>
-                <w:color w:val="FFFFFF"/>
-                <w:sz w:val="20"/>
-              </w:rPr>
-              <w:t>Tope</w:t>
-            </w:r>
-          </w:p>
-        </w:tc>
-        <w:tc>
-          <w:tcPr>
-            <w:tcW w:type="dxa" w:w="2600"/>
-            <w:tcBorders>
-              <w:top w:val="single" w:sz="4" w:space="0" w:color="1B3325"/>
-              <w:left w:val="single" w:sz="4" w:space="0" w:color="1B3325"/>
-              <w:bottom w:val="single" w:sz="4" w:space="0" w:color="1B3325"/>
-              <w:right w:val="single" w:sz="4" w:space="0" w:color="1B3325"/>
-            </w:tcBorders>
-            <w:tcMar>
-              <w:top w:w="40" w:type="dxa"/>
-              <w:left w:w="80" w:type="dxa"/>
-              <w:bottom w:w="40" w:type="dxa"/>
-              <w:right w:w="80" w:type="dxa"/>
-            </w:tcMar>
-            <w:shd w:val="clear" w:color="auto" w:fill="1B3325"/>
-            <w:vAlign w:val="center"/>
-          </w:tcPr>
-          <w:p>
-            <w:pPr>
-              <w:spacing w:before="0" w:after="0" w:line="259" w:lineRule="auto"/>
-              <w:jc w:val="center"/>
-              <w:widowControl/>
-              <w:keepNext/>
-            </w:pPr>
-            <w:r/>
-            <w:r>
-              <w:rPr>
-                <w:rFonts w:ascii="Poppins" w:hAnsi="Poppins" w:cs="Poppins" w:eastAsia="Poppins"/>
-                <w:b/>
-                <w:i w:val="0"/>
-                <w:color w:val="FFFFFF"/>
-                <w:sz w:val="20"/>
-              </w:rPr>
-              <w:t>Mensualidad</w:t>
-            </w:r>
-          </w:p>
-        </w:tc>
-        <w:tc>
-          <w:tcPr>
-            <w:tcW w:type="dxa" w:w="3000"/>
-            <w:tcBorders>
-              <w:top w:val="single" w:sz="4" w:space="0" w:color="1B3325"/>
-              <w:left w:val="single" w:sz="4" w:space="0" w:color="1B3325"/>
-              <w:bottom w:val="single" w:sz="4" w:space="0" w:color="1B3325"/>
-              <w:right w:val="single" w:sz="4" w:space="0" w:color="1B3325"/>
-            </w:tcBorders>
-            <w:tcMar>
-              <w:top w:w="40" w:type="dxa"/>
-              <w:left w:w="80" w:type="dxa"/>
-              <w:bottom w:w="40" w:type="dxa"/>
-              <w:right w:w="80" w:type="dxa"/>
-            </w:tcMar>
-            <w:shd w:val="clear" w:color="auto" w:fill="1B3325"/>
-            <w:vAlign w:val="center"/>
-          </w:tcPr>
-          <w:p>
-            <w:pPr>
-              <w:spacing w:before="0" w:after="0" w:line="259" w:lineRule="auto"/>
-              <w:jc w:val="center"/>
-              <w:widowControl/>
-              <w:keepNext/>
-            </w:pPr>
-            <w:r/>
-            <w:r>
-              <w:rPr>
-                <w:rFonts w:ascii="Poppins" w:hAnsi="Poppins" w:cs="Poppins" w:eastAsia="Poppins"/>
-                <w:b/>
-                <w:i w:val="0"/>
-                <w:color w:val="FFFFFF"/>
-                <w:sz w:val="20"/>
-              </w:rPr>
-              <w:t>Por trabajador en el tope</w:t>
-            </w:r>
-          </w:p>
-        </w:tc>
-      </w:tr>
-      <w:tr>
-        <w:trPr>
-          <w:cantSplit/>
-        </w:trPr>
-        <w:tc>
-          <w:tcPr>
-            <w:tcW w:type="dxa" w:w="1800"/>
-            <w:tcBorders>
-              <w:top w:val="single" w:sz="4" w:space="0" w:color="1B3325"/>
-              <w:left w:val="single" w:sz="4" w:space="0" w:color="1B3325"/>
-              <w:bottom w:val="single" w:sz="4" w:space="0" w:color="1B3325"/>
-              <w:right w:val="single" w:sz="4" w:space="0" w:color="1B3325"/>
-            </w:tcBorders>
-            <w:tcMar>
-              <w:top w:w="40" w:type="dxa"/>
-              <w:left w:w="80" w:type="dxa"/>
-              <w:bottom w:w="40" w:type="dxa"/>
-              <w:right w:w="80" w:type="dxa"/>
-            </w:tcMar>
-            <w:shd w:val="clear" w:color="auto" w:fill="FFFFFF"/>
-            <w:vAlign w:val="center"/>
-          </w:tcPr>
-          <w:p>
-            <w:pPr>
-              <w:spacing w:before="0" w:after="0" w:line="259" w:lineRule="auto"/>
-              <w:jc w:val="left"/>
-              <w:widowControl/>
-              <w:keepNext/>
-            </w:pPr>
-            <w:r/>
-            <w:r>
-              <w:rPr>
-                <w:rFonts w:ascii="Poppins" w:hAnsi="Poppins" w:cs="Poppins" w:eastAsia="Poppins"/>
-                <w:b w:val="0"/>
-                <w:i w:val="0"/>
-                <w:color w:val="1B3325"/>
-                <w:sz w:val="20"/>
-              </w:rPr>
-              <w:t>Turno</w:t>
-            </w:r>
-          </w:p>
-        </w:tc>
-        <w:tc>
-          <w:tcPr>
-            <w:tcW w:type="dxa" w:w="2200"/>
-            <w:tcBorders>
-              <w:top w:val="single" w:sz="4" w:space="0" w:color="1B3325"/>
-              <w:left w:val="single" w:sz="4" w:space="0" w:color="1B3325"/>
-              <w:bottom w:val="single" w:sz="4" w:space="0" w:color="1B3325"/>
-              <w:right w:val="single" w:sz="4" w:space="0" w:color="1B3325"/>
-            </w:tcBorders>
-            <w:tcMar>
-              <w:top w:w="40" w:type="dxa"/>
-              <w:left w:w="80" w:type="dxa"/>
-              <w:bottom w:w="40" w:type="dxa"/>
-              <w:right w:w="80" w:type="dxa"/>
-            </w:tcMar>
-            <w:shd w:val="clear" w:color="auto" w:fill="FFFFFF"/>
-            <w:vAlign w:val="center"/>
-          </w:tcPr>
-          <w:p>
-            <w:pPr>
-              <w:spacing w:before="0" w:after="0" w:line="259" w:lineRule="auto"/>
-              <w:jc w:val="center"/>
-              <w:widowControl/>
-              <w:keepNext/>
-            </w:pPr>
-            <w:r/>
-            <w:r>
-              <w:rPr>
-                <w:rFonts w:ascii="Poppins" w:hAnsi="Poppins" w:cs="Poppins" w:eastAsia="Poppins"/>
-                <w:b w:val="0"/>
-                <w:i w:val="0"/>
-                <w:color w:val="1B3325"/>
-                <w:sz w:val="20"/>
-              </w:rPr>
-              <w:t>15</w:t>
-            </w:r>
-          </w:p>
-        </w:tc>
-        <w:tc>
-          <w:tcPr>
-            <w:tcW w:type="dxa" w:w="2600"/>
-            <w:tcBorders>
-              <w:top w:val="single" w:sz="4" w:space="0" w:color="1B3325"/>
-              <w:left w:val="single" w:sz="4" w:space="0" w:color="1B3325"/>
-              <w:bottom w:val="single" w:sz="4" w:space="0" w:color="1B3325"/>
-              <w:right w:val="single" w:sz="4" w:space="0" w:color="1B3325"/>
-            </w:tcBorders>
-            <w:tcMar>
-              <w:top w:w="40" w:type="dxa"/>
-              <w:left w:w="80" w:type="dxa"/>
-              <w:bottom w:w="40" w:type="dxa"/>
-              <w:right w:w="80" w:type="dxa"/>
-            </w:tcMar>
-            <w:shd w:val="clear" w:color="auto" w:fill="FFFFFF"/>
-            <w:vAlign w:val="center"/>
-          </w:tcPr>
-          <w:p>
-            <w:pPr>
-              <w:spacing w:before="0" w:after="0" w:line="259" w:lineRule="auto"/>
-              <w:jc w:val="center"/>
-              <w:widowControl/>
-              <w:keepNext/>
-            </w:pPr>
-            <w:r/>
-            <w:r>
-              <w:rPr>
-                <w:rFonts w:ascii="Poppins" w:hAnsi="Poppins" w:cs="Poppins" w:eastAsia="Poppins"/>
-                <w:b w:val="0"/>
-                <w:i w:val="0"/>
-                <w:color w:val="1B3325"/>
-                <w:sz w:val="20"/>
-              </w:rPr>
-              <w:t>$450.000</w:t>
-            </w:r>
-          </w:p>
-        </w:tc>
-        <w:tc>
-          <w:tcPr>
-            <w:tcW w:type="dxa" w:w="3000"/>
-            <w:tcBorders>
-              <w:top w:val="single" w:sz="4" w:space="0" w:color="1B3325"/>
-              <w:left w:val="single" w:sz="4" w:space="0" w:color="1B3325"/>
-              <w:bottom w:val="single" w:sz="4" w:space="0" w:color="1B3325"/>
-              <w:right w:val="single" w:sz="4" w:space="0" w:color="1B3325"/>
-            </w:tcBorders>
-            <w:tcMar>
-              <w:top w:w="40" w:type="dxa"/>
-              <w:left w:w="80" w:type="dxa"/>
-              <w:bottom w:w="40" w:type="dxa"/>
-              <w:right w:w="80" w:type="dxa"/>
-            </w:tcMar>
-            <w:shd w:val="clear" w:color="auto" w:fill="FFFFFF"/>
-            <w:vAlign w:val="center"/>
-          </w:tcPr>
-          <w:p>
-            <w:pPr>
-              <w:spacing w:before="0" w:after="0" w:line="259" w:lineRule="auto"/>
-              <w:jc w:val="center"/>
-              <w:widowControl/>
-              <w:keepNext/>
-            </w:pPr>
-            <w:r/>
-            <w:r>
-              <w:rPr>
-                <w:rFonts w:ascii="Poppins" w:hAnsi="Poppins" w:cs="Poppins" w:eastAsia="Poppins"/>
-                <w:b w:val="0"/>
-                <w:i w:val="0"/>
-                <w:color w:val="1B3325"/>
-                <w:sz w:val="20"/>
-              </w:rPr>
-              <w:t>$30.000</w:t>
-            </w:r>
-          </w:p>
-        </w:tc>
-      </w:tr>
-      <w:tr>
-        <w:trPr>
-          <w:cantSplit/>
-        </w:trPr>
-        <w:tc>
-          <w:tcPr>
-            <w:tcW w:type="dxa" w:w="1800"/>
-            <w:tcBorders>
-              <w:top w:val="single" w:sz="4" w:space="0" w:color="1B3325"/>
-              <w:left w:val="single" w:sz="4" w:space="0" w:color="1B3325"/>
-              <w:bottom w:val="single" w:sz="4" w:space="0" w:color="1B3325"/>
-              <w:right w:val="single" w:sz="4" w:space="0" w:color="1B3325"/>
-            </w:tcBorders>
-            <w:tcMar>
-              <w:top w:w="40" w:type="dxa"/>
-              <w:left w:w="80" w:type="dxa"/>
-              <w:bottom w:w="40" w:type="dxa"/>
-              <w:right w:w="80" w:type="dxa"/>
-            </w:tcMar>
-            <w:shd w:val="clear" w:color="auto" w:fill="F7FBF8"/>
-            <w:vAlign w:val="center"/>
-          </w:tcPr>
-          <w:p>
-            <w:pPr>
-              <w:spacing w:before="0" w:after="0" w:line="259" w:lineRule="auto"/>
-              <w:jc w:val="left"/>
-              <w:widowControl/>
-              <w:keepNext/>
-            </w:pPr>
-            <w:r/>
-            <w:r>
-              <w:rPr>
-                <w:rFonts w:ascii="Poppins" w:hAnsi="Poppins" w:cs="Poppins" w:eastAsia="Poppins"/>
-                <w:b w:val="0"/>
-                <w:i w:val="0"/>
-                <w:color w:val="1B3325"/>
-                <w:sz w:val="20"/>
-              </w:rPr>
-              <w:t>Cuadrilla</w:t>
-            </w:r>
-          </w:p>
-        </w:tc>
-        <w:tc>
-          <w:tcPr>
-            <w:tcW w:type="dxa" w:w="2200"/>
-            <w:tcBorders>
-              <w:top w:val="single" w:sz="4" w:space="0" w:color="1B3325"/>
-              <w:left w:val="single" w:sz="4" w:space="0" w:color="1B3325"/>
-              <w:bottom w:val="single" w:sz="4" w:space="0" w:color="1B3325"/>
-              <w:right w:val="single" w:sz="4" w:space="0" w:color="1B3325"/>
-            </w:tcBorders>
-            <w:tcMar>
-              <w:top w:w="40" w:type="dxa"/>
-              <w:left w:w="80" w:type="dxa"/>
-              <w:bottom w:w="40" w:type="dxa"/>
-              <w:right w:w="80" w:type="dxa"/>
-            </w:tcMar>
-            <w:shd w:val="clear" w:color="auto" w:fill="F7FBF8"/>
-            <w:vAlign w:val="center"/>
-          </w:tcPr>
-          <w:p>
-            <w:pPr>
-              <w:spacing w:before="0" w:after="0" w:line="259" w:lineRule="auto"/>
-              <w:jc w:val="center"/>
-              <w:widowControl/>
-              <w:keepNext/>
-            </w:pPr>
-            <w:r/>
-            <w:r>
-              <w:rPr>
-                <w:rFonts w:ascii="Poppins" w:hAnsi="Poppins" w:cs="Poppins" w:eastAsia="Poppins"/>
-                <w:b w:val="0"/>
-                <w:i w:val="0"/>
-                <w:color w:val="1B3325"/>
-                <w:sz w:val="20"/>
-              </w:rPr>
-              <w:t>40</w:t>
-            </w:r>
-          </w:p>
-        </w:tc>
-        <w:tc>
-          <w:tcPr>
-            <w:tcW w:type="dxa" w:w="2600"/>
-            <w:tcBorders>
-              <w:top w:val="single" w:sz="4" w:space="0" w:color="1B3325"/>
-              <w:left w:val="single" w:sz="4" w:space="0" w:color="1B3325"/>
-              <w:bottom w:val="single" w:sz="4" w:space="0" w:color="1B3325"/>
-              <w:right w:val="single" w:sz="4" w:space="0" w:color="1B3325"/>
-            </w:tcBorders>
-            <w:tcMar>
-              <w:top w:w="40" w:type="dxa"/>
-              <w:left w:w="80" w:type="dxa"/>
-              <w:bottom w:w="40" w:type="dxa"/>
-              <w:right w:w="80" w:type="dxa"/>
-            </w:tcMar>
-            <w:shd w:val="clear" w:color="auto" w:fill="F7FBF8"/>
-            <w:vAlign w:val="center"/>
-          </w:tcPr>
-          <w:p>
-            <w:pPr>
-              <w:spacing w:before="0" w:after="0" w:line="259" w:lineRule="auto"/>
-              <w:jc w:val="center"/>
-              <w:widowControl/>
-              <w:keepNext/>
-            </w:pPr>
-            <w:r/>
-            <w:r>
-              <w:rPr>
-                <w:rFonts w:ascii="Poppins" w:hAnsi="Poppins" w:cs="Poppins" w:eastAsia="Poppins"/>
-                <w:b w:val="0"/>
-                <w:i w:val="0"/>
-                <w:color w:val="1B3325"/>
-                <w:sz w:val="20"/>
-              </w:rPr>
-              <w:t>$790.000</w:t>
-            </w:r>
-          </w:p>
-        </w:tc>
-        <w:tc>
-          <w:tcPr>
-            <w:tcW w:type="dxa" w:w="3000"/>
-            <w:tcBorders>
-              <w:top w:val="single" w:sz="4" w:space="0" w:color="1B3325"/>
-              <w:left w:val="single" w:sz="4" w:space="0" w:color="1B3325"/>
-              <w:bottom w:val="single" w:sz="4" w:space="0" w:color="1B3325"/>
-              <w:right w:val="single" w:sz="4" w:space="0" w:color="1B3325"/>
-            </w:tcBorders>
-            <w:tcMar>
-              <w:top w:w="40" w:type="dxa"/>
-              <w:left w:w="80" w:type="dxa"/>
-              <w:bottom w:w="40" w:type="dxa"/>
-              <w:right w:w="80" w:type="dxa"/>
-            </w:tcMar>
-            <w:shd w:val="clear" w:color="auto" w:fill="F7FBF8"/>
-            <w:vAlign w:val="center"/>
-          </w:tcPr>
-          <w:p>
-            <w:pPr>
-              <w:spacing w:before="0" w:after="0" w:line="259" w:lineRule="auto"/>
-              <w:jc w:val="center"/>
-              <w:widowControl/>
-              <w:keepNext/>
-            </w:pPr>
-            <w:r/>
-            <w:r>
-              <w:rPr>
-                <w:rFonts w:ascii="Poppins" w:hAnsi="Poppins" w:cs="Poppins" w:eastAsia="Poppins"/>
-                <w:b w:val="0"/>
-                <w:i w:val="0"/>
-                <w:color w:val="1B3325"/>
-                <w:sz w:val="20"/>
-              </w:rPr>
-              <w:t>$19.750</w:t>
-            </w:r>
-          </w:p>
-        </w:tc>
-      </w:tr>
-      <w:tr>
-        <w:trPr>
-          <w:cantSplit/>
-        </w:trPr>
-        <w:tc>
-          <w:tcPr>
-            <w:tcW w:type="dxa" w:w="1800"/>
-            <w:tcBorders>
-              <w:top w:val="single" w:sz="4" w:space="0" w:color="1B3325"/>
-              <w:left w:val="single" w:sz="4" w:space="0" w:color="1B3325"/>
-              <w:bottom w:val="single" w:sz="4" w:space="0" w:color="1B3325"/>
-              <w:right w:val="single" w:sz="4" w:space="0" w:color="1B3325"/>
-            </w:tcBorders>
-            <w:tcMar>
-              <w:top w:w="40" w:type="dxa"/>
-              <w:left w:w="80" w:type="dxa"/>
-              <w:bottom w:w="40" w:type="dxa"/>
-              <w:right w:w="80" w:type="dxa"/>
-            </w:tcMar>
-            <w:shd w:val="clear" w:color="auto" w:fill="FFFFFF"/>
-            <w:vAlign w:val="center"/>
-          </w:tcPr>
-          <w:p>
-            <w:pPr>
-              <w:spacing w:before="0" w:after="0" w:line="259" w:lineRule="auto"/>
-              <w:jc w:val="left"/>
-              <w:widowControl/>
-              <w:keepNext/>
-            </w:pPr>
-            <w:r/>
-            <w:r>
-              <w:rPr>
-                <w:rFonts w:ascii="Poppins" w:hAnsi="Poppins" w:cs="Poppins" w:eastAsia="Poppins"/>
-                <w:b w:val="0"/>
-                <w:i w:val="0"/>
-                <w:color w:val="1B3325"/>
-                <w:sz w:val="20"/>
-              </w:rPr>
-              <w:t>Operación</w:t>
-            </w:r>
-          </w:p>
-        </w:tc>
-        <w:tc>
-          <w:tcPr>
-            <w:tcW w:type="dxa" w:w="2200"/>
-            <w:tcBorders>
-              <w:top w:val="single" w:sz="4" w:space="0" w:color="1B3325"/>
-              <w:left w:val="single" w:sz="4" w:space="0" w:color="1B3325"/>
-              <w:bottom w:val="single" w:sz="4" w:space="0" w:color="1B3325"/>
-              <w:right w:val="single" w:sz="4" w:space="0" w:color="1B3325"/>
-            </w:tcBorders>
-            <w:tcMar>
-              <w:top w:w="40" w:type="dxa"/>
-              <w:left w:w="80" w:type="dxa"/>
-              <w:bottom w:w="40" w:type="dxa"/>
-              <w:right w:w="80" w:type="dxa"/>
-            </w:tcMar>
-            <w:shd w:val="clear" w:color="auto" w:fill="FFFFFF"/>
-            <w:vAlign w:val="center"/>
-          </w:tcPr>
-          <w:p>
-            <w:pPr>
-              <w:spacing w:before="0" w:after="0" w:line="259" w:lineRule="auto"/>
-              <w:jc w:val="center"/>
-              <w:widowControl/>
-              <w:keepNext/>
-            </w:pPr>
-            <w:r/>
-            <w:r>
-              <w:rPr>
-                <w:rFonts w:ascii="Poppins" w:hAnsi="Poppins" w:cs="Poppins" w:eastAsia="Poppins"/>
-                <w:b w:val="0"/>
-                <w:i w:val="0"/>
-                <w:color w:val="1B3325"/>
-                <w:sz w:val="20"/>
-              </w:rPr>
-              <w:t>80</w:t>
-            </w:r>
-          </w:p>
-        </w:tc>
-        <w:tc>
-          <w:tcPr>
-            <w:tcW w:type="dxa" w:w="2600"/>
-            <w:tcBorders>
-              <w:top w:val="single" w:sz="4" w:space="0" w:color="1B3325"/>
-              <w:left w:val="single" w:sz="4" w:space="0" w:color="1B3325"/>
-              <w:bottom w:val="single" w:sz="4" w:space="0" w:color="1B3325"/>
-              <w:right w:val="single" w:sz="4" w:space="0" w:color="1B3325"/>
-            </w:tcBorders>
-            <w:tcMar>
-              <w:top w:w="40" w:type="dxa"/>
-              <w:left w:w="80" w:type="dxa"/>
-              <w:bottom w:w="40" w:type="dxa"/>
-              <w:right w:w="80" w:type="dxa"/>
-            </w:tcMar>
-            <w:shd w:val="clear" w:color="auto" w:fill="FFFFFF"/>
-            <w:vAlign w:val="center"/>
-          </w:tcPr>
-          <w:p>
-            <w:pPr>
-              <w:spacing w:before="0" w:after="0" w:line="259" w:lineRule="auto"/>
-              <w:jc w:val="center"/>
-              <w:widowControl/>
-              <w:keepNext/>
-            </w:pPr>
-            <w:r/>
-            <w:r>
-              <w:rPr>
-                <w:rFonts w:ascii="Poppins" w:hAnsi="Poppins" w:cs="Poppins" w:eastAsia="Poppins"/>
-                <w:b w:val="0"/>
-                <w:i w:val="0"/>
-                <w:color w:val="1B3325"/>
-                <w:sz w:val="20"/>
-              </w:rPr>
-              <w:t>$1.350.000</w:t>
-            </w:r>
-          </w:p>
-        </w:tc>
-        <w:tc>
-          <w:tcPr>
-            <w:tcW w:type="dxa" w:w="3000"/>
-            <w:tcBorders>
-              <w:top w:val="single" w:sz="4" w:space="0" w:color="1B3325"/>
-              <w:left w:val="single" w:sz="4" w:space="0" w:color="1B3325"/>
-              <w:bottom w:val="single" w:sz="4" w:space="0" w:color="1B3325"/>
-              <w:right w:val="single" w:sz="4" w:space="0" w:color="1B3325"/>
-            </w:tcBorders>
-            <w:tcMar>
-              <w:top w:w="40" w:type="dxa"/>
-              <w:left w:w="80" w:type="dxa"/>
-              <w:bottom w:w="40" w:type="dxa"/>
-              <w:right w:w="80" w:type="dxa"/>
-            </w:tcMar>
-            <w:shd w:val="clear" w:color="auto" w:fill="FFFFFF"/>
-            <w:vAlign w:val="center"/>
-          </w:tcPr>
-          <w:p>
-            <w:pPr>
-              <w:spacing w:before="0" w:after="0" w:line="259" w:lineRule="auto"/>
-              <w:jc w:val="center"/>
-              <w:widowControl/>
-              <w:keepNext/>
-            </w:pPr>
-            <w:r/>
-            <w:r>
-              <w:rPr>
-                <w:rFonts w:ascii="Poppins" w:hAnsi="Poppins" w:cs="Poppins" w:eastAsia="Poppins"/>
-                <w:b w:val="0"/>
-                <w:i w:val="0"/>
-                <w:color w:val="1B3325"/>
-                <w:sz w:val="20"/>
-              </w:rPr>
-              <w:t>$16.875</w:t>
-            </w:r>
-          </w:p>
-        </w:tc>
-      </w:tr>
-      <w:tr>
-        <w:trPr>
-          <w:cantSplit/>
-        </w:trPr>
-        <w:tc>
-          <w:tcPr>
-            <w:tcW w:type="dxa" w:w="1800"/>
-            <w:tcBorders>
-              <w:top w:val="single" w:sz="4" w:space="0" w:color="1B3325"/>
-              <w:left w:val="single" w:sz="4" w:space="0" w:color="1B3325"/>
-              <w:bottom w:val="single" w:sz="4" w:space="0" w:color="1B3325"/>
-              <w:right w:val="single" w:sz="4" w:space="0" w:color="1B3325"/>
-            </w:tcBorders>
-            <w:tcMar>
-              <w:top w:w="40" w:type="dxa"/>
-              <w:left w:w="80" w:type="dxa"/>
-              <w:bottom w:w="40" w:type="dxa"/>
-              <w:right w:w="80" w:type="dxa"/>
-            </w:tcMar>
-            <w:shd w:val="clear" w:color="auto" w:fill="F7FBF8"/>
-            <w:vAlign w:val="center"/>
-          </w:tcPr>
-          <w:p>
-            <w:pPr>
-              <w:spacing w:before="0" w:after="0" w:line="259" w:lineRule="auto"/>
-              <w:jc w:val="left"/>
-              <w:widowControl/>
-            </w:pPr>
-            <w:r/>
-            <w:r>
-              <w:rPr>
-                <w:rFonts w:ascii="Poppins" w:hAnsi="Poppins" w:cs="Poppins" w:eastAsia="Poppins"/>
-                <w:b w:val="0"/>
-                <w:i w:val="0"/>
-                <w:color w:val="1B3325"/>
-                <w:sz w:val="20"/>
-              </w:rPr>
-              <w:t>Planta</w:t>
-            </w:r>
-          </w:p>
-        </w:tc>
-        <w:tc>
-          <w:tcPr>
-            <w:tcW w:type="dxa" w:w="2200"/>
-            <w:tcBorders>
-              <w:top w:val="single" w:sz="4" w:space="0" w:color="1B3325"/>
-              <w:left w:val="single" w:sz="4" w:space="0" w:color="1B3325"/>
-              <w:bottom w:val="single" w:sz="4" w:space="0" w:color="1B3325"/>
-              <w:right w:val="single" w:sz="4" w:space="0" w:color="1B3325"/>
-            </w:tcBorders>
-            <w:tcMar>
-              <w:top w:w="40" w:type="dxa"/>
-              <w:left w:w="80" w:type="dxa"/>
-              <w:bottom w:w="40" w:type="dxa"/>
-              <w:right w:w="80" w:type="dxa"/>
-            </w:tcMar>
-            <w:shd w:val="clear" w:color="auto" w:fill="F7FBF8"/>
-            <w:vAlign w:val="center"/>
-          </w:tcPr>
-          <w:p>
-            <w:pPr>
-              <w:spacing w:before="0" w:after="0" w:line="259" w:lineRule="auto"/>
-              <w:jc w:val="center"/>
-              <w:widowControl/>
-            </w:pPr>
-            <w:r/>
-            <w:r>
-              <w:rPr>
-                <w:rFonts w:ascii="Poppins" w:hAnsi="Poppins" w:cs="Poppins" w:eastAsia="Poppins"/>
-                <w:b w:val="0"/>
-                <w:i w:val="0"/>
-                <w:color w:val="1B3325"/>
-                <w:sz w:val="20"/>
-              </w:rPr>
-              <w:t>Se confirma</w:t>
-            </w:r>
-          </w:p>
-        </w:tc>
-        <w:tc>
-          <w:tcPr>
-            <w:tcW w:type="dxa" w:w="2600"/>
-            <w:tcBorders>
-              <w:top w:val="single" w:sz="4" w:space="0" w:color="1B3325"/>
-              <w:left w:val="single" w:sz="4" w:space="0" w:color="1B3325"/>
-              <w:bottom w:val="single" w:sz="4" w:space="0" w:color="1B3325"/>
-              <w:right w:val="single" w:sz="4" w:space="0" w:color="1B3325"/>
-            </w:tcBorders>
-            <w:tcMar>
-              <w:top w:w="40" w:type="dxa"/>
-              <w:left w:w="80" w:type="dxa"/>
-              <w:bottom w:w="40" w:type="dxa"/>
-              <w:right w:w="80" w:type="dxa"/>
-            </w:tcMar>
-            <w:shd w:val="clear" w:color="auto" w:fill="F7FBF8"/>
-            <w:vAlign w:val="center"/>
-          </w:tcPr>
-          <w:p>
-            <w:pPr>
-              <w:spacing w:before="0" w:after="0" w:line="259" w:lineRule="auto"/>
-              <w:jc w:val="center"/>
-              <w:widowControl/>
-            </w:pPr>
-            <w:r/>
-            <w:r>
-              <w:rPr>
-                <w:rFonts w:ascii="Poppins" w:hAnsi="Poppins" w:cs="Poppins" w:eastAsia="Poppins"/>
-                <w:b w:val="0"/>
-                <w:i w:val="0"/>
-                <w:color w:val="1B3325"/>
-                <w:sz w:val="20"/>
-              </w:rPr>
-              <w:t>Desde $1.900.000</w:t>
-            </w:r>
-          </w:p>
-        </w:tc>
-        <w:tc>
-          <w:tcPr>
-            <w:tcW w:type="dxa" w:w="3000"/>
-            <w:tcBorders>
-              <w:top w:val="single" w:sz="4" w:space="0" w:color="1B3325"/>
-              <w:left w:val="single" w:sz="4" w:space="0" w:color="1B3325"/>
-              <w:bottom w:val="single" w:sz="4" w:space="0" w:color="1B3325"/>
-              <w:right w:val="single" w:sz="4" w:space="0" w:color="1B3325"/>
-            </w:tcBorders>
-            <w:tcMar>
-              <w:top w:w="40" w:type="dxa"/>
-              <w:left w:w="80" w:type="dxa"/>
-              <w:bottom w:w="40" w:type="dxa"/>
-              <w:right w:w="80" w:type="dxa"/>
-            </w:tcMar>
-            <w:shd w:val="clear" w:color="auto" w:fill="F7FBF8"/>
-            <w:vAlign w:val="center"/>
-          </w:tcPr>
-          <w:p>
-            <w:pPr>
-              <w:spacing w:before="0" w:after="0" w:line="259" w:lineRule="auto"/>
-              <w:jc w:val="center"/>
-              <w:widowControl/>
-            </w:pPr>
-            <w:r/>
-            <w:r>
-              <w:rPr>
-                <w:rFonts w:ascii="Poppins" w:hAnsi="Poppins" w:cs="Poppins" w:eastAsia="Poppins"/>
-                <w:b w:val="0"/>
-                <w:i w:val="0"/>
-                <w:color w:val="1B3325"/>
-                <w:sz w:val="20"/>
-              </w:rPr>
-              <w:t>Se confirma en la propuesta</w:t>
-            </w:r>
-          </w:p>
-        </w:tc>
-      </w:tr>
-    </w:tbl>
-    <w:p>
-      <w:pPr>
-        <w:spacing w:before="0" w:after="40" w:line="259" w:lineRule="auto"/>
-        <w:jc w:val="left"/>
-        <w:widowControl/>
-      </w:pPr>
-    </w:p>
-    <w:p>
-      <w:pPr>
-        <w:spacing w:before="0" w:after="120" w:line="259" w:lineRule="auto"/>
-        <w:jc w:val="left"/>
-        <w:widowControl/>
-      </w:pPr>
-      <w:r>
-        <w:rPr>
-          <w:rFonts w:ascii="Poppins" w:hAnsi="Poppins" w:cs="Poppins" w:eastAsia="Poppins"/>
-          <w:b w:val="0"/>
-          <w:i w:val="0"/>
-          <w:color w:val="1B3325"/>
-          <w:sz w:val="22"/>
-        </w:rPr>
-        <w:t>El valor por trabajador en el tope es cálculo de este informe: la mensualidad dividida por el máximo del plan. Turno queda en $30.000, Cuadrilla en $19.750 y Operación en $16.875.</w:t>
-      </w:r>
-    </w:p>
-    <w:p>
-      <w:pPr>
-        <w:spacing w:before="160" w:after="40" w:line="259" w:lineRule="auto"/>
-        <w:jc w:val="left"/>
-        <w:keepNext/>
-        <w:widowControl/>
-      </w:pPr>
-      <w:r>
-        <w:rPr>
-          <w:rFonts w:ascii="Poppins" w:hAnsi="Poppins" w:cs="Poppins" w:eastAsia="Poppins"/>
-          <w:b/>
-          <w:i w:val="0"/>
-          <w:color w:val="1B3325"/>
-          <w:sz w:val="26"/>
-        </w:rPr>
-        <w:t>11.3. Anualidad (se pagan 10 meses y se usan 12)</w:t>
-      </w:r>
-    </w:p>
-    <w:tbl>
-      <w:tblPr>
-        <w:tblW w:type="dxa" w:w="9600"/>
-        <w:jc w:val="center"/>
-        <w:tblLayout w:type="fixed"/>
-        <w:tblLook w:firstColumn="1" w:firstRow="1" w:lastColumn="0" w:lastRow="0" w:noHBand="0" w:noVBand="1" w:val="04A0"/>
-      </w:tblPr>
-      <w:tblGrid>
-        <w:gridCol w:w="1600"/>
-        <w:gridCol w:w="2500"/>
-        <w:gridCol w:w="2500"/>
-        <w:gridCol w:w="3000"/>
-      </w:tblGrid>
-      <w:tr>
-        <w:trPr>
-          <w:tblHeader/>
-          <w:cantSplit/>
-        </w:trPr>
-        <w:tc>
-          <w:tcPr>
-            <w:tcW w:type="dxa" w:w="1600"/>
-            <w:tcBorders>
-              <w:top w:val="single" w:sz="4" w:space="0" w:color="1B3325"/>
-              <w:left w:val="single" w:sz="4" w:space="0" w:color="1B3325"/>
-              <w:bottom w:val="single" w:sz="4" w:space="0" w:color="1B3325"/>
-              <w:right w:val="single" w:sz="4" w:space="0" w:color="1B3325"/>
-            </w:tcBorders>
-            <w:tcMar>
-              <w:top w:w="40" w:type="dxa"/>
-              <w:left w:w="80" w:type="dxa"/>
-              <w:bottom w:w="40" w:type="dxa"/>
-              <w:right w:w="80" w:type="dxa"/>
-            </w:tcMar>
-            <w:shd w:val="clear" w:color="auto" w:fill="1B3325"/>
-            <w:vAlign w:val="center"/>
-          </w:tcPr>
-          <w:p>
-            <w:pPr>
-              <w:spacing w:before="0" w:after="0" w:line="259" w:lineRule="auto"/>
-              <w:jc w:val="center"/>
-              <w:widowControl/>
-              <w:keepNext/>
-            </w:pPr>
-            <w:r/>
-            <w:r>
-              <w:rPr>
-                <w:rFonts w:ascii="Poppins" w:hAnsi="Poppins" w:cs="Poppins" w:eastAsia="Poppins"/>
-                <w:b/>
-                <w:i w:val="0"/>
-                <w:color w:val="FFFFFF"/>
-                <w:sz w:val="18"/>
-              </w:rPr>
-              <w:t>Plan</w:t>
-            </w:r>
-          </w:p>
-        </w:tc>
-        <w:tc>
-          <w:tcPr>
-            <w:tcW w:type="dxa" w:w="2500"/>
-            <w:tcBorders>
-              <w:top w:val="single" w:sz="4" w:space="0" w:color="1B3325"/>
-              <w:left w:val="single" w:sz="4" w:space="0" w:color="1B3325"/>
-              <w:bottom w:val="single" w:sz="4" w:space="0" w:color="1B3325"/>
-              <w:right w:val="single" w:sz="4" w:space="0" w:color="1B3325"/>
-            </w:tcBorders>
-            <w:tcMar>
-              <w:top w:w="40" w:type="dxa"/>
-              <w:left w:w="80" w:type="dxa"/>
-              <w:bottom w:w="40" w:type="dxa"/>
-              <w:right w:w="80" w:type="dxa"/>
-            </w:tcMar>
-            <w:shd w:val="clear" w:color="auto" w:fill="1B3325"/>
-            <w:vAlign w:val="center"/>
-          </w:tcPr>
-          <w:p>
-            <w:pPr>
-              <w:spacing w:before="0" w:after="0" w:line="259" w:lineRule="auto"/>
-              <w:jc w:val="center"/>
-              <w:widowControl/>
-              <w:keepNext/>
-            </w:pPr>
-            <w:r/>
-            <w:r>
-              <w:rPr>
-                <w:rFonts w:ascii="Poppins" w:hAnsi="Poppins" w:cs="Poppins" w:eastAsia="Poppins"/>
-                <w:b/>
-                <w:i w:val="0"/>
-                <w:color w:val="FFFFFF"/>
-                <w:sz w:val="18"/>
-              </w:rPr>
-              <w:t>Pago anual</w:t>
-            </w:r>
-          </w:p>
-        </w:tc>
-        <w:tc>
-          <w:tcPr>
-            <w:tcW w:type="dxa" w:w="2500"/>
-            <w:tcBorders>
-              <w:top w:val="single" w:sz="4" w:space="0" w:color="1B3325"/>
-              <w:left w:val="single" w:sz="4" w:space="0" w:color="1B3325"/>
-              <w:bottom w:val="single" w:sz="4" w:space="0" w:color="1B3325"/>
-              <w:right w:val="single" w:sz="4" w:space="0" w:color="1B3325"/>
-            </w:tcBorders>
-            <w:tcMar>
-              <w:top w:w="40" w:type="dxa"/>
-              <w:left w:w="80" w:type="dxa"/>
-              <w:bottom w:w="40" w:type="dxa"/>
-              <w:right w:w="80" w:type="dxa"/>
-            </w:tcMar>
-            <w:shd w:val="clear" w:color="auto" w:fill="1B3325"/>
-            <w:vAlign w:val="center"/>
-          </w:tcPr>
-          <w:p>
-            <w:pPr>
-              <w:spacing w:before="0" w:after="0" w:line="259" w:lineRule="auto"/>
-              <w:jc w:val="center"/>
-              <w:widowControl/>
-              <w:keepNext/>
-            </w:pPr>
-            <w:r/>
-            <w:r>
-              <w:rPr>
-                <w:rFonts w:ascii="Poppins" w:hAnsi="Poppins" w:cs="Poppins" w:eastAsia="Poppins"/>
-                <w:b/>
-                <w:i w:val="0"/>
-                <w:color w:val="FFFFFF"/>
-                <w:sz w:val="18"/>
-              </w:rPr>
-              <w:t>Equivale a</w:t>
-            </w:r>
-          </w:p>
-        </w:tc>
-        <w:tc>
-          <w:tcPr>
-            <w:tcW w:type="dxa" w:w="3000"/>
-            <w:tcBorders>
-              <w:top w:val="single" w:sz="4" w:space="0" w:color="1B3325"/>
-              <w:left w:val="single" w:sz="4" w:space="0" w:color="1B3325"/>
-              <w:bottom w:val="single" w:sz="4" w:space="0" w:color="1B3325"/>
-              <w:right w:val="single" w:sz="4" w:space="0" w:color="1B3325"/>
-            </w:tcBorders>
-            <w:tcMar>
-              <w:top w:w="40" w:type="dxa"/>
-              <w:left w:w="80" w:type="dxa"/>
-              <w:bottom w:w="40" w:type="dxa"/>
-              <w:right w:w="80" w:type="dxa"/>
-            </w:tcMar>
-            <w:shd w:val="clear" w:color="auto" w:fill="1B3325"/>
-            <w:vAlign w:val="center"/>
-          </w:tcPr>
-          <w:p>
-            <w:pPr>
-              <w:spacing w:before="0" w:after="0" w:line="259" w:lineRule="auto"/>
-              <w:jc w:val="center"/>
-              <w:widowControl/>
-              <w:keepNext/>
-            </w:pPr>
-            <w:r/>
-            <w:r>
-              <w:rPr>
-                <w:rFonts w:ascii="Poppins" w:hAnsi="Poppins" w:cs="Poppins" w:eastAsia="Poppins"/>
-                <w:b/>
-                <w:i w:val="0"/>
-                <w:color w:val="FFFFFF"/>
-                <w:sz w:val="18"/>
-              </w:rPr>
-              <w:t>Ahorro frente a 12 meses</w:t>
-            </w:r>
-          </w:p>
-        </w:tc>
-      </w:tr>
-      <w:tr>
-        <w:trPr>
-          <w:cantSplit/>
-        </w:trPr>
-        <w:tc>
-          <w:tcPr>
-            <w:tcW w:type="dxa" w:w="1600"/>
-            <w:tcBorders>
-              <w:top w:val="single" w:sz="4" w:space="0" w:color="1B3325"/>
-              <w:left w:val="single" w:sz="4" w:space="0" w:color="1B3325"/>
-              <w:bottom w:val="single" w:sz="4" w:space="0" w:color="1B3325"/>
-              <w:right w:val="single" w:sz="4" w:space="0" w:color="1B3325"/>
-            </w:tcBorders>
-            <w:tcMar>
-              <w:top w:w="40" w:type="dxa"/>
-              <w:left w:w="80" w:type="dxa"/>
-              <w:bottom w:w="40" w:type="dxa"/>
-              <w:right w:w="80" w:type="dxa"/>
-            </w:tcMar>
-            <w:shd w:val="clear" w:color="auto" w:fill="FFFFFF"/>
-            <w:vAlign w:val="center"/>
-          </w:tcPr>
-          <w:p>
-            <w:pPr>
-              <w:spacing w:before="0" w:after="0" w:line="259" w:lineRule="auto"/>
-              <w:jc w:val="left"/>
-              <w:widowControl/>
-              <w:keepNext/>
-            </w:pPr>
-            <w:r/>
-            <w:r>
-              <w:rPr>
-                <w:rFonts w:ascii="Poppins" w:hAnsi="Poppins" w:cs="Poppins" w:eastAsia="Poppins"/>
-                <w:b w:val="0"/>
-                <w:i w:val="0"/>
-                <w:color w:val="1B3325"/>
-                <w:sz w:val="18"/>
-              </w:rPr>
-              <w:t>Turno</w:t>
-            </w:r>
-          </w:p>
-        </w:tc>
-        <w:tc>
-          <w:tcPr>
-            <w:tcW w:type="dxa" w:w="2500"/>
-            <w:tcBorders>
-              <w:top w:val="single" w:sz="4" w:space="0" w:color="1B3325"/>
-              <w:left w:val="single" w:sz="4" w:space="0" w:color="1B3325"/>
-              <w:bottom w:val="single" w:sz="4" w:space="0" w:color="1B3325"/>
-              <w:right w:val="single" w:sz="4" w:space="0" w:color="1B3325"/>
-            </w:tcBorders>
-            <w:tcMar>
-              <w:top w:w="40" w:type="dxa"/>
-              <w:left w:w="80" w:type="dxa"/>
-              <w:bottom w:w="40" w:type="dxa"/>
-              <w:right w:w="80" w:type="dxa"/>
-            </w:tcMar>
-            <w:shd w:val="clear" w:color="auto" w:fill="FFFFFF"/>
-            <w:vAlign w:val="center"/>
-          </w:tcPr>
-          <w:p>
-            <w:pPr>
-              <w:spacing w:before="0" w:after="0" w:line="259" w:lineRule="auto"/>
-              <w:jc w:val="center"/>
-              <w:widowControl/>
-              <w:keepNext/>
-            </w:pPr>
-            <w:r/>
-            <w:r>
-              <w:rPr>
-                <w:rFonts w:ascii="Poppins" w:hAnsi="Poppins" w:cs="Poppins" w:eastAsia="Poppins"/>
-                <w:b w:val="0"/>
-                <w:i w:val="0"/>
-                <w:color w:val="1B3325"/>
-                <w:sz w:val="18"/>
-              </w:rPr>
-              <w:t>$4.500.000</w:t>
-            </w:r>
-          </w:p>
-        </w:tc>
-        <w:tc>
-          <w:tcPr>
-            <w:tcW w:type="dxa" w:w="2500"/>
-            <w:tcBorders>
-              <w:top w:val="single" w:sz="4" w:space="0" w:color="1B3325"/>
-              <w:left w:val="single" w:sz="4" w:space="0" w:color="1B3325"/>
-              <w:bottom w:val="single" w:sz="4" w:space="0" w:color="1B3325"/>
-              <w:right w:val="single" w:sz="4" w:space="0" w:color="1B3325"/>
-            </w:tcBorders>
-            <w:tcMar>
-              <w:top w:w="40" w:type="dxa"/>
-              <w:left w:w="80" w:type="dxa"/>
-              <w:bottom w:w="40" w:type="dxa"/>
-              <w:right w:w="80" w:type="dxa"/>
-            </w:tcMar>
-            <w:shd w:val="clear" w:color="auto" w:fill="FFFFFF"/>
-            <w:vAlign w:val="center"/>
-          </w:tcPr>
-          <w:p>
-            <w:pPr>
-              <w:spacing w:before="0" w:after="0" w:line="259" w:lineRule="auto"/>
-              <w:jc w:val="center"/>
-              <w:widowControl/>
-              <w:keepNext/>
-            </w:pPr>
-            <w:r/>
-            <w:r>
-              <w:rPr>
-                <w:rFonts w:ascii="Poppins" w:hAnsi="Poppins" w:cs="Poppins" w:eastAsia="Poppins"/>
-                <w:b w:val="0"/>
-                <w:i w:val="0"/>
-                <w:color w:val="1B3325"/>
-                <w:sz w:val="18"/>
-              </w:rPr>
-              <w:t>$375.000 / mes</w:t>
-            </w:r>
-          </w:p>
-        </w:tc>
-        <w:tc>
-          <w:tcPr>
-            <w:tcW w:type="dxa" w:w="3000"/>
-            <w:tcBorders>
-              <w:top w:val="single" w:sz="4" w:space="0" w:color="1B3325"/>
-              <w:left w:val="single" w:sz="4" w:space="0" w:color="1B3325"/>
-              <w:bottom w:val="single" w:sz="4" w:space="0" w:color="1B3325"/>
-              <w:right w:val="single" w:sz="4" w:space="0" w:color="1B3325"/>
-            </w:tcBorders>
-            <w:tcMar>
-              <w:top w:w="40" w:type="dxa"/>
-              <w:left w:w="80" w:type="dxa"/>
-              <w:bottom w:w="40" w:type="dxa"/>
-              <w:right w:w="80" w:type="dxa"/>
-            </w:tcMar>
-            <w:shd w:val="clear" w:color="auto" w:fill="FFFFFF"/>
-            <w:vAlign w:val="center"/>
-          </w:tcPr>
-          <w:p>
-            <w:pPr>
-              <w:spacing w:before="0" w:after="0" w:line="259" w:lineRule="auto"/>
-              <w:jc w:val="center"/>
-              <w:widowControl/>
-              <w:keepNext/>
-            </w:pPr>
-            <w:r/>
-            <w:r>
-              <w:rPr>
-                <w:rFonts w:ascii="Poppins" w:hAnsi="Poppins" w:cs="Poppins" w:eastAsia="Poppins"/>
-                <w:b w:val="0"/>
-                <w:i w:val="0"/>
-                <w:color w:val="1B3325"/>
-                <w:sz w:val="18"/>
-              </w:rPr>
-              <w:t>$900.000</w:t>
-            </w:r>
-          </w:p>
-        </w:tc>
-      </w:tr>
-      <w:tr>
-        <w:trPr>
-          <w:cantSplit/>
-        </w:trPr>
-        <w:tc>
-          <w:tcPr>
-            <w:tcW w:type="dxa" w:w="1600"/>
-            <w:tcBorders>
-              <w:top w:val="single" w:sz="4" w:space="0" w:color="1B3325"/>
-              <w:left w:val="single" w:sz="4" w:space="0" w:color="1B3325"/>
-              <w:bottom w:val="single" w:sz="4" w:space="0" w:color="1B3325"/>
-              <w:right w:val="single" w:sz="4" w:space="0" w:color="1B3325"/>
-            </w:tcBorders>
-            <w:tcMar>
-              <w:top w:w="40" w:type="dxa"/>
-              <w:left w:w="80" w:type="dxa"/>
-              <w:bottom w:w="40" w:type="dxa"/>
-              <w:right w:w="80" w:type="dxa"/>
-            </w:tcMar>
-            <w:shd w:val="clear" w:color="auto" w:fill="F7FBF8"/>
-            <w:vAlign w:val="center"/>
-          </w:tcPr>
-          <w:p>
-            <w:pPr>
-              <w:spacing w:before="0" w:after="0" w:line="259" w:lineRule="auto"/>
-              <w:jc w:val="left"/>
-              <w:widowControl/>
-              <w:keepNext/>
-            </w:pPr>
-            <w:r/>
-            <w:r>
-              <w:rPr>
-                <w:rFonts w:ascii="Poppins" w:hAnsi="Poppins" w:cs="Poppins" w:eastAsia="Poppins"/>
-                <w:b w:val="0"/>
-                <w:i w:val="0"/>
-                <w:color w:val="1B3325"/>
-                <w:sz w:val="18"/>
-              </w:rPr>
-              <w:t>Cuadrilla</w:t>
-            </w:r>
-          </w:p>
-        </w:tc>
-        <w:tc>
-          <w:tcPr>
-            <w:tcW w:type="dxa" w:w="2500"/>
-            <w:tcBorders>
-              <w:top w:val="single" w:sz="4" w:space="0" w:color="1B3325"/>
-              <w:left w:val="single" w:sz="4" w:space="0" w:color="1B3325"/>
-              <w:bottom w:val="single" w:sz="4" w:space="0" w:color="1B3325"/>
-              <w:right w:val="single" w:sz="4" w:space="0" w:color="1B3325"/>
-            </w:tcBorders>
-            <w:tcMar>
-              <w:top w:w="40" w:type="dxa"/>
-              <w:left w:w="80" w:type="dxa"/>
-              <w:bottom w:w="40" w:type="dxa"/>
-              <w:right w:w="80" w:type="dxa"/>
-            </w:tcMar>
-            <w:shd w:val="clear" w:color="auto" w:fill="F7FBF8"/>
-            <w:vAlign w:val="center"/>
-          </w:tcPr>
-          <w:p>
-            <w:pPr>
-              <w:spacing w:before="0" w:after="0" w:line="259" w:lineRule="auto"/>
-              <w:jc w:val="center"/>
-              <w:widowControl/>
-              <w:keepNext/>
-            </w:pPr>
-            <w:r/>
-            <w:r>
-              <w:rPr>
-                <w:rFonts w:ascii="Poppins" w:hAnsi="Poppins" w:cs="Poppins" w:eastAsia="Poppins"/>
-                <w:b w:val="0"/>
-                <w:i w:val="0"/>
-                <w:color w:val="1B3325"/>
-                <w:sz w:val="18"/>
-              </w:rPr>
-              <w:t>$7.900.000</w:t>
-            </w:r>
-          </w:p>
-        </w:tc>
-        <w:tc>
-          <w:tcPr>
-            <w:tcW w:type="dxa" w:w="2500"/>
-            <w:tcBorders>
-              <w:top w:val="single" w:sz="4" w:space="0" w:color="1B3325"/>
-              <w:left w:val="single" w:sz="4" w:space="0" w:color="1B3325"/>
-              <w:bottom w:val="single" w:sz="4" w:space="0" w:color="1B3325"/>
-              <w:right w:val="single" w:sz="4" w:space="0" w:color="1B3325"/>
-            </w:tcBorders>
-            <w:tcMar>
-              <w:top w:w="40" w:type="dxa"/>
-              <w:left w:w="80" w:type="dxa"/>
-              <w:bottom w:w="40" w:type="dxa"/>
-              <w:right w:w="80" w:type="dxa"/>
-            </w:tcMar>
-            <w:shd w:val="clear" w:color="auto" w:fill="F7FBF8"/>
-            <w:vAlign w:val="center"/>
-          </w:tcPr>
-          <w:p>
-            <w:pPr>
-              <w:spacing w:before="0" w:after="0" w:line="259" w:lineRule="auto"/>
-              <w:jc w:val="center"/>
-              <w:widowControl/>
-              <w:keepNext/>
-            </w:pPr>
-            <w:r/>
-            <w:r>
-              <w:rPr>
-                <w:rFonts w:ascii="Poppins" w:hAnsi="Poppins" w:cs="Poppins" w:eastAsia="Poppins"/>
-                <w:b w:val="0"/>
-                <w:i w:val="0"/>
-                <w:color w:val="1B3325"/>
-                <w:sz w:val="18"/>
-              </w:rPr>
-              <w:t>$658.333 / mes</w:t>
-            </w:r>
-          </w:p>
-        </w:tc>
-        <w:tc>
-          <w:tcPr>
-            <w:tcW w:type="dxa" w:w="3000"/>
-            <w:tcBorders>
-              <w:top w:val="single" w:sz="4" w:space="0" w:color="1B3325"/>
-              <w:left w:val="single" w:sz="4" w:space="0" w:color="1B3325"/>
-              <w:bottom w:val="single" w:sz="4" w:space="0" w:color="1B3325"/>
-              <w:right w:val="single" w:sz="4" w:space="0" w:color="1B3325"/>
-            </w:tcBorders>
-            <w:tcMar>
-              <w:top w:w="40" w:type="dxa"/>
-              <w:left w:w="80" w:type="dxa"/>
-              <w:bottom w:w="40" w:type="dxa"/>
-              <w:right w:w="80" w:type="dxa"/>
-            </w:tcMar>
-            <w:shd w:val="clear" w:color="auto" w:fill="F7FBF8"/>
-            <w:vAlign w:val="center"/>
-          </w:tcPr>
-          <w:p>
-            <w:pPr>
-              <w:spacing w:before="0" w:after="0" w:line="259" w:lineRule="auto"/>
-              <w:jc w:val="center"/>
-              <w:widowControl/>
-              <w:keepNext/>
-            </w:pPr>
-            <w:r/>
-            <w:r>
-              <w:rPr>
-                <w:rFonts w:ascii="Poppins" w:hAnsi="Poppins" w:cs="Poppins" w:eastAsia="Poppins"/>
-                <w:b w:val="0"/>
-                <w:i w:val="0"/>
-                <w:color w:val="1B3325"/>
-                <w:sz w:val="18"/>
-              </w:rPr>
-              <w:t>$1.580.000</w:t>
-            </w:r>
-          </w:p>
-        </w:tc>
-      </w:tr>
-      <w:tr>
-        <w:trPr>
-          <w:cantSplit/>
-        </w:trPr>
-        <w:tc>
-          <w:tcPr>
-            <w:tcW w:type="dxa" w:w="1600"/>
-            <w:tcBorders>
-              <w:top w:val="single" w:sz="4" w:space="0" w:color="1B3325"/>
-              <w:left w:val="single" w:sz="4" w:space="0" w:color="1B3325"/>
-              <w:bottom w:val="single" w:sz="4" w:space="0" w:color="1B3325"/>
-              <w:right w:val="single" w:sz="4" w:space="0" w:color="1B3325"/>
-            </w:tcBorders>
-            <w:tcMar>
-              <w:top w:w="40" w:type="dxa"/>
-              <w:left w:w="80" w:type="dxa"/>
-              <w:bottom w:w="40" w:type="dxa"/>
-              <w:right w:w="80" w:type="dxa"/>
-            </w:tcMar>
-            <w:shd w:val="clear" w:color="auto" w:fill="FFFFFF"/>
-            <w:vAlign w:val="center"/>
-          </w:tcPr>
-          <w:p>
-            <w:pPr>
-              <w:spacing w:before="0" w:after="0" w:line="259" w:lineRule="auto"/>
-              <w:jc w:val="left"/>
-              <w:widowControl/>
-              <w:keepNext/>
-            </w:pPr>
-            <w:r/>
-            <w:r>
-              <w:rPr>
-                <w:rFonts w:ascii="Poppins" w:hAnsi="Poppins" w:cs="Poppins" w:eastAsia="Poppins"/>
-                <w:b w:val="0"/>
-                <w:i w:val="0"/>
-                <w:color w:val="1B3325"/>
-                <w:sz w:val="18"/>
-              </w:rPr>
-              <w:t>Operación</w:t>
-            </w:r>
-          </w:p>
-        </w:tc>
-        <w:tc>
-          <w:tcPr>
-            <w:tcW w:type="dxa" w:w="2500"/>
-            <w:tcBorders>
-              <w:top w:val="single" w:sz="4" w:space="0" w:color="1B3325"/>
-              <w:left w:val="single" w:sz="4" w:space="0" w:color="1B3325"/>
-              <w:bottom w:val="single" w:sz="4" w:space="0" w:color="1B3325"/>
-              <w:right w:val="single" w:sz="4" w:space="0" w:color="1B3325"/>
-            </w:tcBorders>
-            <w:tcMar>
-              <w:top w:w="40" w:type="dxa"/>
-              <w:left w:w="80" w:type="dxa"/>
-              <w:bottom w:w="40" w:type="dxa"/>
-              <w:right w:w="80" w:type="dxa"/>
-            </w:tcMar>
-            <w:shd w:val="clear" w:color="auto" w:fill="FFFFFF"/>
-            <w:vAlign w:val="center"/>
-          </w:tcPr>
-          <w:p>
-            <w:pPr>
-              <w:spacing w:before="0" w:after="0" w:line="259" w:lineRule="auto"/>
-              <w:jc w:val="center"/>
-              <w:widowControl/>
-              <w:keepNext/>
-            </w:pPr>
-            <w:r/>
-            <w:r>
-              <w:rPr>
-                <w:rFonts w:ascii="Poppins" w:hAnsi="Poppins" w:cs="Poppins" w:eastAsia="Poppins"/>
-                <w:b w:val="0"/>
-                <w:i w:val="0"/>
-                <w:color w:val="1B3325"/>
-                <w:sz w:val="18"/>
-              </w:rPr>
-              <w:t>$13.500.000</w:t>
-            </w:r>
-          </w:p>
-        </w:tc>
-        <w:tc>
-          <w:tcPr>
-            <w:tcW w:type="dxa" w:w="2500"/>
-            <w:tcBorders>
-              <w:top w:val="single" w:sz="4" w:space="0" w:color="1B3325"/>
-              <w:left w:val="single" w:sz="4" w:space="0" w:color="1B3325"/>
-              <w:bottom w:val="single" w:sz="4" w:space="0" w:color="1B3325"/>
-              <w:right w:val="single" w:sz="4" w:space="0" w:color="1B3325"/>
-            </w:tcBorders>
-            <w:tcMar>
-              <w:top w:w="40" w:type="dxa"/>
-              <w:left w:w="80" w:type="dxa"/>
-              <w:bottom w:w="40" w:type="dxa"/>
-              <w:right w:w="80" w:type="dxa"/>
-            </w:tcMar>
-            <w:shd w:val="clear" w:color="auto" w:fill="FFFFFF"/>
-            <w:vAlign w:val="center"/>
-          </w:tcPr>
-          <w:p>
-            <w:pPr>
-              <w:spacing w:before="0" w:after="0" w:line="259" w:lineRule="auto"/>
-              <w:jc w:val="center"/>
-              <w:widowControl/>
-              <w:keepNext/>
-            </w:pPr>
-            <w:r/>
-            <w:r>
-              <w:rPr>
-                <w:rFonts w:ascii="Poppins" w:hAnsi="Poppins" w:cs="Poppins" w:eastAsia="Poppins"/>
-                <w:b w:val="0"/>
-                <w:i w:val="0"/>
-                <w:color w:val="1B3325"/>
-                <w:sz w:val="18"/>
-              </w:rPr>
-              <w:t>$1.125.000 / mes</w:t>
-            </w:r>
-          </w:p>
-        </w:tc>
-        <w:tc>
-          <w:tcPr>
-            <w:tcW w:type="dxa" w:w="3000"/>
-            <w:tcBorders>
-              <w:top w:val="single" w:sz="4" w:space="0" w:color="1B3325"/>
-              <w:left w:val="single" w:sz="4" w:space="0" w:color="1B3325"/>
-              <w:bottom w:val="single" w:sz="4" w:space="0" w:color="1B3325"/>
-              <w:right w:val="single" w:sz="4" w:space="0" w:color="1B3325"/>
-            </w:tcBorders>
-            <w:tcMar>
-              <w:top w:w="40" w:type="dxa"/>
-              <w:left w:w="80" w:type="dxa"/>
-              <w:bottom w:w="40" w:type="dxa"/>
-              <w:right w:w="80" w:type="dxa"/>
-            </w:tcMar>
-            <w:shd w:val="clear" w:color="auto" w:fill="FFFFFF"/>
-            <w:vAlign w:val="center"/>
-          </w:tcPr>
-          <w:p>
-            <w:pPr>
-              <w:spacing w:before="0" w:after="0" w:line="259" w:lineRule="auto"/>
-              <w:jc w:val="center"/>
-              <w:widowControl/>
-              <w:keepNext/>
-            </w:pPr>
-            <w:r/>
-            <w:r>
-              <w:rPr>
-                <w:rFonts w:ascii="Poppins" w:hAnsi="Poppins" w:cs="Poppins" w:eastAsia="Poppins"/>
-                <w:b w:val="0"/>
-                <w:i w:val="0"/>
-                <w:color w:val="1B3325"/>
-                <w:sz w:val="18"/>
-              </w:rPr>
-              <w:t>$2.700.000</w:t>
-            </w:r>
-          </w:p>
-        </w:tc>
-      </w:tr>
-      <w:tr>
-        <w:trPr>
-          <w:cantSplit/>
-        </w:trPr>
-        <w:tc>
-          <w:tcPr>
-            <w:tcW w:type="dxa" w:w="1600"/>
-            <w:tcBorders>
-              <w:top w:val="single" w:sz="4" w:space="0" w:color="1B3325"/>
-              <w:left w:val="single" w:sz="4" w:space="0" w:color="1B3325"/>
-              <w:bottom w:val="single" w:sz="4" w:space="0" w:color="1B3325"/>
-              <w:right w:val="single" w:sz="4" w:space="0" w:color="1B3325"/>
-            </w:tcBorders>
-            <w:tcMar>
-              <w:top w:w="40" w:type="dxa"/>
-              <w:left w:w="80" w:type="dxa"/>
-              <w:bottom w:w="40" w:type="dxa"/>
-              <w:right w:w="80" w:type="dxa"/>
-            </w:tcMar>
-            <w:shd w:val="clear" w:color="auto" w:fill="F7FBF8"/>
-            <w:vAlign w:val="center"/>
-          </w:tcPr>
-          <w:p>
-            <w:pPr>
-              <w:spacing w:before="0" w:after="0" w:line="259" w:lineRule="auto"/>
-              <w:jc w:val="left"/>
-              <w:widowControl/>
-            </w:pPr>
-            <w:r/>
-            <w:r>
-              <w:rPr>
-                <w:rFonts w:ascii="Poppins" w:hAnsi="Poppins" w:cs="Poppins" w:eastAsia="Poppins"/>
-                <w:b w:val="0"/>
-                <w:i w:val="0"/>
-                <w:color w:val="1B3325"/>
-                <w:sz w:val="18"/>
-              </w:rPr>
-              <w:t>Planta</w:t>
-            </w:r>
-          </w:p>
-        </w:tc>
-        <w:tc>
-          <w:tcPr>
-            <w:tcW w:type="dxa" w:w="2500"/>
-            <w:tcBorders>
-              <w:top w:val="single" w:sz="4" w:space="0" w:color="1B3325"/>
-              <w:left w:val="single" w:sz="4" w:space="0" w:color="1B3325"/>
-              <w:bottom w:val="single" w:sz="4" w:space="0" w:color="1B3325"/>
-              <w:right w:val="single" w:sz="4" w:space="0" w:color="1B3325"/>
-            </w:tcBorders>
-            <w:tcMar>
-              <w:top w:w="40" w:type="dxa"/>
-              <w:left w:w="80" w:type="dxa"/>
-              <w:bottom w:w="40" w:type="dxa"/>
-              <w:right w:w="80" w:type="dxa"/>
-            </w:tcMar>
-            <w:shd w:val="clear" w:color="auto" w:fill="F7FBF8"/>
-            <w:vAlign w:val="center"/>
-          </w:tcPr>
-          <w:p>
-            <w:pPr>
-              <w:spacing w:before="0" w:after="0" w:line="259" w:lineRule="auto"/>
-              <w:jc w:val="center"/>
-              <w:widowControl/>
-            </w:pPr>
-            <w:r/>
-            <w:r>
-              <w:rPr>
-                <w:rFonts w:ascii="Poppins" w:hAnsi="Poppins" w:cs="Poppins" w:eastAsia="Poppins"/>
-                <w:b w:val="0"/>
-                <w:i w:val="0"/>
-                <w:color w:val="1B3325"/>
-                <w:sz w:val="18"/>
-              </w:rPr>
-              <w:t>Desde $19.000.000</w:t>
-            </w:r>
-          </w:p>
-        </w:tc>
-        <w:tc>
-          <w:tcPr>
-            <w:tcW w:type="dxa" w:w="2500"/>
-            <w:tcBorders>
-              <w:top w:val="single" w:sz="4" w:space="0" w:color="1B3325"/>
-              <w:left w:val="single" w:sz="4" w:space="0" w:color="1B3325"/>
-              <w:bottom w:val="single" w:sz="4" w:space="0" w:color="1B3325"/>
-              <w:right w:val="single" w:sz="4" w:space="0" w:color="1B3325"/>
-            </w:tcBorders>
-            <w:tcMar>
-              <w:top w:w="40" w:type="dxa"/>
-              <w:left w:w="80" w:type="dxa"/>
-              <w:bottom w:w="40" w:type="dxa"/>
-              <w:right w:w="80" w:type="dxa"/>
-            </w:tcMar>
-            <w:shd w:val="clear" w:color="auto" w:fill="F7FBF8"/>
-            <w:vAlign w:val="center"/>
-          </w:tcPr>
-          <w:p>
-            <w:pPr>
-              <w:spacing w:before="0" w:after="0" w:line="259" w:lineRule="auto"/>
-              <w:jc w:val="center"/>
-              <w:widowControl/>
-            </w:pPr>
-            <w:r/>
-            <w:r>
-              <w:rPr>
-                <w:rFonts w:ascii="Poppins" w:hAnsi="Poppins" w:cs="Poppins" w:eastAsia="Poppins"/>
-                <w:b w:val="0"/>
-                <w:i w:val="0"/>
-                <w:color w:val="1B3325"/>
-                <w:sz w:val="18"/>
-              </w:rPr>
-              <w:t>$1.583.333 / mes</w:t>
-            </w:r>
-          </w:p>
-        </w:tc>
-        <w:tc>
-          <w:tcPr>
-            <w:tcW w:type="dxa" w:w="3000"/>
-            <w:tcBorders>
-              <w:top w:val="single" w:sz="4" w:space="0" w:color="1B3325"/>
-              <w:left w:val="single" w:sz="4" w:space="0" w:color="1B3325"/>
-              <w:bottom w:val="single" w:sz="4" w:space="0" w:color="1B3325"/>
-              <w:right w:val="single" w:sz="4" w:space="0" w:color="1B3325"/>
-            </w:tcBorders>
-            <w:tcMar>
-              <w:top w:w="40" w:type="dxa"/>
-              <w:left w:w="80" w:type="dxa"/>
-              <w:bottom w:w="40" w:type="dxa"/>
-              <w:right w:w="80" w:type="dxa"/>
-            </w:tcMar>
-            <w:shd w:val="clear" w:color="auto" w:fill="F7FBF8"/>
-            <w:vAlign w:val="center"/>
-          </w:tcPr>
-          <w:p>
-            <w:pPr>
-              <w:spacing w:before="0" w:after="0" w:line="259" w:lineRule="auto"/>
-              <w:jc w:val="center"/>
-              <w:widowControl/>
-            </w:pPr>
-            <w:r/>
-            <w:r>
-              <w:rPr>
-                <w:rFonts w:ascii="Poppins" w:hAnsi="Poppins" w:cs="Poppins" w:eastAsia="Poppins"/>
-                <w:b w:val="0"/>
-                <w:i w:val="0"/>
-                <w:color w:val="1B3325"/>
-                <w:sz w:val="18"/>
-              </w:rPr>
-              <w:t>$3.800.000 sobre la base</w:t>
-            </w:r>
-          </w:p>
-        </w:tc>
-      </w:tr>
-    </w:tbl>
-    <w:p>
-      <w:pPr>
-        <w:spacing w:before="0" w:after="40" w:line="259" w:lineRule="auto"/>
-        <w:jc w:val="left"/>
-        <w:widowControl/>
-      </w:pPr>
-    </w:p>
-    <w:p>
-      <w:pPr>
-        <w:spacing w:before="0" w:after="120" w:line="259" w:lineRule="auto"/>
-        <w:jc w:val="left"/>
-        <w:widowControl/>
-      </w:pPr>
-      <w:r>
-        <w:rPr>
-          <w:rFonts w:ascii="Poppins" w:hAnsi="Poppins" w:cs="Poppins" w:eastAsia="Poppins"/>
-          <w:b w:val="0"/>
-          <w:i w:val="0"/>
-          <w:color w:val="1B3325"/>
-          <w:sz w:val="22"/>
-        </w:rPr>
-        <w:t>Cálculo de este informe: equivale a = pago anual ÷ 12. Ahorro = mensualidad × 2. Cuadrilla: $7.900.000 ÷ 12 = $658.333,33, mostrado como $658.333. Planta: $19.000.000 ÷ 12 = $1.583.333,33, mostrado como $1.583.333.</w:t>
-      </w:r>
-    </w:p>
-    <w:p>
-      <w:pPr>
-        <w:spacing w:before="160" w:after="40" w:line="259" w:lineRule="auto"/>
-        <w:jc w:val="left"/>
-        <w:keepNext/>
-        <w:widowControl/>
-      </w:pPr>
-      <w:r>
-        <w:rPr>
-          <w:rFonts w:ascii="Poppins" w:hAnsi="Poppins" w:cs="Poppins" w:eastAsia="Poppins"/>
-          <w:b/>
-          <w:i w:val="0"/>
-          <w:color w:val="1B3325"/>
-          <w:sz w:val="26"/>
-        </w:rPr>
-        <w:t>11.4. Licencia vitalicia (pago único)</w:t>
+        <w:t>11.1. Sistema completo</w:t>
       </w:r>
     </w:p>
     <w:p>
@@ -14568,7 +13438,47 @@
           <w:color w:val="1B3325"/>
           <w:sz w:val="26"/>
         </w:rPr>
-        <w:t>El pago único propuesto equivale a 22 mensualidades del plan. Cubre el derecho de uso de la versión entregada.</w:t>
+        <w:t xml:space="preserve">El sistema completo cuesta $20.000 por usuario activo al mes. Incluye </w:t>
+      </w:r>
+      <w:r>
+        <w:rPr>
+          <w:rFonts w:ascii="Poppins" w:hAnsi="Poppins" w:cs="Poppins" w:eastAsia="Poppins"/>
+          <w:b/>
+          <w:i w:val="0"/>
+          <w:color w:val="1B3325"/>
+          <w:sz w:val="26"/>
+        </w:rPr>
+        <w:t>CRM</w:t>
+      </w:r>
+      <w:r>
+        <w:rPr>
+          <w:rFonts w:ascii="Poppins" w:hAnsi="Poppins" w:cs="Poppins" w:eastAsia="Poppins"/>
+          <w:b w:val="0"/>
+          <w:i w:val="0"/>
+          <w:color w:val="1B3325"/>
+          <w:sz w:val="26"/>
+        </w:rPr>
+        <w:t xml:space="preserve">, </w:t>
+      </w:r>
+      <w:r>
+        <w:rPr>
+          <w:rFonts w:ascii="Poppins" w:hAnsi="Poppins" w:cs="Poppins" w:eastAsia="Poppins"/>
+          <w:b/>
+          <w:i w:val="0"/>
+          <w:color w:val="1B3325"/>
+          <w:sz w:val="26"/>
+        </w:rPr>
+        <w:t>ERP</w:t>
+      </w:r>
+      <w:r>
+        <w:rPr>
+          <w:rFonts w:ascii="Poppins" w:hAnsi="Poppins" w:cs="Poppins" w:eastAsia="Poppins"/>
+          <w:b w:val="0"/>
+          <w:i w:val="0"/>
+          <w:color w:val="1B3325"/>
+          <w:sz w:val="26"/>
+        </w:rPr>
+        <w:t xml:space="preserve"> de gestión, trazabilidad, asistencia, reportes y Drive, con la cuota de 2 TB para toda la cuenta. La suma de los cinco módulos sueltos es $37.000. El completo queda por debajo de esa suma a propósito: quien necesita la operación entera paga $20.000, no $37.000.</w:t>
       </w:r>
     </w:p>
     <w:tbl>
@@ -14580,8 +13490,9 @@
       </w:tblPr>
       <w:tblGrid>
         <w:gridCol w:w="2400"/>
-        <w:gridCol w:w="3600"/>
-        <w:gridCol w:w="3600"/>
+        <w:gridCol w:w="2400"/>
+        <w:gridCol w:w="2400"/>
+        <w:gridCol w:w="2400"/>
       </w:tblGrid>
       <w:tr>
         <w:trPr>
@@ -14622,13 +13533,13 @@
                 <w:color w:val="FFFFFF"/>
                 <w:sz w:val="20"/>
               </w:rPr>
-              <w:t>Plan</w:t>
+              <w:t>Forma</w:t>
             </w:r>
           </w:p>
         </w:tc>
         <w:tc>
           <w:tcPr>
-            <w:tcW w:type="dxa" w:w="3600"/>
+            <w:tcW w:type="dxa" w:w="2400"/>
             <w:tcBorders>
               <w:top w:val="single" w:sz="4" w:space="0" w:color="1B3325"/>
               <w:left w:val="single" w:sz="4" w:space="0" w:color="1B3325"/>
@@ -14660,13 +13571,13 @@
                 <w:color w:val="FFFFFF"/>
                 <w:sz w:val="20"/>
               </w:rPr>
-              <w:t>Pago único</w:t>
+              <w:t>Por usuario al mes</w:t>
             </w:r>
           </w:p>
         </w:tc>
         <w:tc>
           <w:tcPr>
-            <w:tcW w:type="dxa" w:w="3600"/>
+            <w:tcW w:type="dxa" w:w="2400"/>
             <w:tcBorders>
               <w:top w:val="single" w:sz="4" w:space="0" w:color="1B3325"/>
               <w:left w:val="single" w:sz="4" w:space="0" w:color="1B3325"/>
@@ -14698,7 +13609,429 @@
                 <w:color w:val="FFFFFF"/>
                 <w:sz w:val="20"/>
               </w:rPr>
-              <w:t>Plan de soporte opcional</w:t>
+              <w:t>Anualidad por usuario</w:t>
+            </w:r>
+          </w:p>
+        </w:tc>
+        <w:tc>
+          <w:tcPr>
+            <w:tcW w:type="dxa" w:w="2400"/>
+            <w:tcBorders>
+              <w:top w:val="single" w:sz="4" w:space="0" w:color="1B3325"/>
+              <w:left w:val="single" w:sz="4" w:space="0" w:color="1B3325"/>
+              <w:bottom w:val="single" w:sz="4" w:space="0" w:color="1B3325"/>
+              <w:right w:val="single" w:sz="4" w:space="0" w:color="1B3325"/>
+            </w:tcBorders>
+            <w:tcMar>
+              <w:top w:w="40" w:type="dxa"/>
+              <w:left w:w="80" w:type="dxa"/>
+              <w:bottom w:w="40" w:type="dxa"/>
+              <w:right w:w="80" w:type="dxa"/>
+            </w:tcMar>
+            <w:shd w:val="clear" w:color="auto" w:fill="1B3325"/>
+            <w:vAlign w:val="center"/>
+          </w:tcPr>
+          <w:p>
+            <w:pPr>
+              <w:spacing w:before="0" w:after="0" w:line="259" w:lineRule="auto"/>
+              <w:jc w:val="center"/>
+              <w:widowControl/>
+              <w:keepNext/>
+            </w:pPr>
+            <w:r/>
+            <w:r>
+              <w:rPr>
+                <w:rFonts w:ascii="Poppins" w:hAnsi="Poppins" w:cs="Poppins" w:eastAsia="Poppins"/>
+                <w:b/>
+                <w:i w:val="0"/>
+                <w:color w:val="FFFFFF"/>
+                <w:sz w:val="20"/>
+              </w:rPr>
+              <w:t>Vitalicia por usuario</w:t>
+            </w:r>
+          </w:p>
+        </w:tc>
+      </w:tr>
+      <w:tr>
+        <w:trPr>
+          <w:cantSplit/>
+        </w:trPr>
+        <w:tc>
+          <w:tcPr>
+            <w:tcW w:type="dxa" w:w="2400"/>
+            <w:tcBorders>
+              <w:top w:val="single" w:sz="4" w:space="0" w:color="1B3325"/>
+              <w:left w:val="single" w:sz="4" w:space="0" w:color="1B3325"/>
+              <w:bottom w:val="single" w:sz="4" w:space="0" w:color="1B3325"/>
+              <w:right w:val="single" w:sz="4" w:space="0" w:color="1B3325"/>
+            </w:tcBorders>
+            <w:tcMar>
+              <w:top w:w="40" w:type="dxa"/>
+              <w:left w:w="80" w:type="dxa"/>
+              <w:bottom w:w="40" w:type="dxa"/>
+              <w:right w:w="80" w:type="dxa"/>
+            </w:tcMar>
+            <w:shd w:val="clear" w:color="auto" w:fill="FFFFFF"/>
+            <w:vAlign w:val="center"/>
+          </w:tcPr>
+          <w:p>
+            <w:pPr>
+              <w:spacing w:before="0" w:after="0" w:line="259" w:lineRule="auto"/>
+              <w:jc w:val="left"/>
+              <w:widowControl/>
+            </w:pPr>
+            <w:r/>
+            <w:r>
+              <w:rPr>
+                <w:rFonts w:ascii="Poppins" w:hAnsi="Poppins" w:cs="Poppins" w:eastAsia="Poppins"/>
+                <w:b w:val="0"/>
+                <w:i w:val="0"/>
+                <w:color w:val="1B3325"/>
+                <w:sz w:val="20"/>
+              </w:rPr>
+              <w:t>Sistema completo</w:t>
+            </w:r>
+          </w:p>
+        </w:tc>
+        <w:tc>
+          <w:tcPr>
+            <w:tcW w:type="dxa" w:w="2400"/>
+            <w:tcBorders>
+              <w:top w:val="single" w:sz="4" w:space="0" w:color="1B3325"/>
+              <w:left w:val="single" w:sz="4" w:space="0" w:color="1B3325"/>
+              <w:bottom w:val="single" w:sz="4" w:space="0" w:color="1B3325"/>
+              <w:right w:val="single" w:sz="4" w:space="0" w:color="1B3325"/>
+            </w:tcBorders>
+            <w:tcMar>
+              <w:top w:w="40" w:type="dxa"/>
+              <w:left w:w="80" w:type="dxa"/>
+              <w:bottom w:w="40" w:type="dxa"/>
+              <w:right w:w="80" w:type="dxa"/>
+            </w:tcMar>
+            <w:shd w:val="clear" w:color="auto" w:fill="FFFFFF"/>
+            <w:vAlign w:val="center"/>
+          </w:tcPr>
+          <w:p>
+            <w:pPr>
+              <w:spacing w:before="0" w:after="0" w:line="259" w:lineRule="auto"/>
+              <w:jc w:val="center"/>
+              <w:widowControl/>
+            </w:pPr>
+            <w:r/>
+            <w:r>
+              <w:rPr>
+                <w:rFonts w:ascii="Poppins" w:hAnsi="Poppins" w:cs="Poppins" w:eastAsia="Poppins"/>
+                <w:b w:val="0"/>
+                <w:i w:val="0"/>
+                <w:color w:val="1B3325"/>
+                <w:sz w:val="20"/>
+              </w:rPr>
+              <w:t>$20.000</w:t>
+            </w:r>
+          </w:p>
+        </w:tc>
+        <w:tc>
+          <w:tcPr>
+            <w:tcW w:type="dxa" w:w="2400"/>
+            <w:tcBorders>
+              <w:top w:val="single" w:sz="4" w:space="0" w:color="1B3325"/>
+              <w:left w:val="single" w:sz="4" w:space="0" w:color="1B3325"/>
+              <w:bottom w:val="single" w:sz="4" w:space="0" w:color="1B3325"/>
+              <w:right w:val="single" w:sz="4" w:space="0" w:color="1B3325"/>
+            </w:tcBorders>
+            <w:tcMar>
+              <w:top w:w="40" w:type="dxa"/>
+              <w:left w:w="80" w:type="dxa"/>
+              <w:bottom w:w="40" w:type="dxa"/>
+              <w:right w:w="80" w:type="dxa"/>
+            </w:tcMar>
+            <w:shd w:val="clear" w:color="auto" w:fill="FFFFFF"/>
+            <w:vAlign w:val="center"/>
+          </w:tcPr>
+          <w:p>
+            <w:pPr>
+              <w:spacing w:before="0" w:after="0" w:line="259" w:lineRule="auto"/>
+              <w:jc w:val="center"/>
+              <w:widowControl/>
+            </w:pPr>
+            <w:r/>
+            <w:r>
+              <w:rPr>
+                <w:rFonts w:ascii="Poppins" w:hAnsi="Poppins" w:cs="Poppins" w:eastAsia="Poppins"/>
+                <w:b w:val="0"/>
+                <w:i w:val="0"/>
+                <w:color w:val="1B3325"/>
+                <w:sz w:val="20"/>
+              </w:rPr>
+              <w:t>$200.000</w:t>
+            </w:r>
+          </w:p>
+        </w:tc>
+        <w:tc>
+          <w:tcPr>
+            <w:tcW w:type="dxa" w:w="2400"/>
+            <w:tcBorders>
+              <w:top w:val="single" w:sz="4" w:space="0" w:color="1B3325"/>
+              <w:left w:val="single" w:sz="4" w:space="0" w:color="1B3325"/>
+              <w:bottom w:val="single" w:sz="4" w:space="0" w:color="1B3325"/>
+              <w:right w:val="single" w:sz="4" w:space="0" w:color="1B3325"/>
+            </w:tcBorders>
+            <w:tcMar>
+              <w:top w:w="40" w:type="dxa"/>
+              <w:left w:w="80" w:type="dxa"/>
+              <w:bottom w:w="40" w:type="dxa"/>
+              <w:right w:w="80" w:type="dxa"/>
+            </w:tcMar>
+            <w:shd w:val="clear" w:color="auto" w:fill="FFFFFF"/>
+            <w:vAlign w:val="center"/>
+          </w:tcPr>
+          <w:p>
+            <w:pPr>
+              <w:spacing w:before="0" w:after="0" w:line="259" w:lineRule="auto"/>
+              <w:jc w:val="center"/>
+              <w:widowControl/>
+            </w:pPr>
+            <w:r/>
+            <w:r>
+              <w:rPr>
+                <w:rFonts w:ascii="Poppins" w:hAnsi="Poppins" w:cs="Poppins" w:eastAsia="Poppins"/>
+                <w:b w:val="0"/>
+                <w:i w:val="0"/>
+                <w:color w:val="1B3325"/>
+                <w:sz w:val="20"/>
+              </w:rPr>
+              <w:t>$440.000</w:t>
+            </w:r>
+          </w:p>
+        </w:tc>
+      </w:tr>
+    </w:tbl>
+    <w:p>
+      <w:pPr>
+        <w:spacing w:before="0" w:after="40" w:line="259" w:lineRule="auto"/>
+        <w:jc w:val="left"/>
+        <w:widowControl/>
+      </w:pPr>
+    </w:p>
+    <w:p>
+      <w:pPr>
+        <w:spacing w:before="0" w:after="120" w:line="259" w:lineRule="auto"/>
+        <w:jc w:val="left"/>
+        <w:widowControl/>
+      </w:pPr>
+      <w:r>
+        <w:rPr>
+          <w:rFonts w:ascii="Poppins" w:hAnsi="Poppins" w:cs="Poppins" w:eastAsia="Poppins"/>
+          <w:b w:val="0"/>
+          <w:i w:val="0"/>
+          <w:color w:val="1B3325"/>
+          <w:sz w:val="22"/>
+        </w:rPr>
+        <w:t>Anualidad por usuario = $20.000 × 10 = $200.000, y cubre 12 meses. Equivale a $16.667 al mes ($200.000 ÷ 12, redondeado). Vitalicia por usuario = $20.000 × 22 = $440.000. El soporte opcional, después de los 3 meses de garantía, es el 40 % de la mensualidad por usuario: $8.000 en el sistema completo.</w:t>
+      </w:r>
+    </w:p>
+    <w:p>
+      <w:pPr>
+        <w:spacing w:before="160" w:after="40" w:line="259" w:lineRule="auto"/>
+        <w:jc w:val="left"/>
+        <w:keepNext/>
+        <w:widowControl/>
+      </w:pPr>
+      <w:r>
+        <w:rPr>
+          <w:rFonts w:ascii="Poppins" w:hAnsi="Poppins" w:cs="Poppins" w:eastAsia="Poppins"/>
+          <w:b/>
+          <w:i w:val="0"/>
+          <w:color w:val="1B3325"/>
+          <w:sz w:val="26"/>
+        </w:rPr>
+        <w:t>11.2. Módulos sueltos</w:t>
+      </w:r>
+    </w:p>
+    <w:p>
+      <w:pPr>
+        <w:spacing w:before="0" w:after="160" w:line="259" w:lineRule="auto"/>
+        <w:jc w:val="both"/>
+        <w:widowControl/>
+      </w:pPr>
+      <w:r>
+        <w:rPr>
+          <w:rFonts w:ascii="Poppins" w:hAnsi="Poppins" w:cs="Poppins" w:eastAsia="Poppins"/>
+          <w:b w:val="0"/>
+          <w:i w:val="0"/>
+          <w:color w:val="1B3325"/>
+          <w:sz w:val="26"/>
+        </w:rPr>
+        <w:t>Si el cliente quiere una parte, cada módulo se cobra por usuario activo. Los reportes del módulo van incluidos. Drive suelto incluye la misma cuota de 2 TB de la cuenta.</w:t>
+      </w:r>
+    </w:p>
+    <w:tbl>
+      <w:tblPr>
+        <w:tblW w:type="dxa" w:w="9600"/>
+        <w:jc w:val="center"/>
+        <w:tblLayout w:type="fixed"/>
+        <w:tblLook w:firstColumn="1" w:firstRow="1" w:lastColumn="0" w:lastRow="0" w:noHBand="0" w:noVBand="1" w:val="04A0"/>
+      </w:tblPr>
+      <w:tblGrid>
+        <w:gridCol w:w="2400"/>
+        <w:gridCol w:w="2400"/>
+        <w:gridCol w:w="2400"/>
+        <w:gridCol w:w="2400"/>
+      </w:tblGrid>
+      <w:tr>
+        <w:trPr>
+          <w:tblHeader/>
+          <w:cantSplit/>
+        </w:trPr>
+        <w:tc>
+          <w:tcPr>
+            <w:tcW w:type="dxa" w:w="2400"/>
+            <w:tcBorders>
+              <w:top w:val="single" w:sz="4" w:space="0" w:color="1B3325"/>
+              <w:left w:val="single" w:sz="4" w:space="0" w:color="1B3325"/>
+              <w:bottom w:val="single" w:sz="4" w:space="0" w:color="1B3325"/>
+              <w:right w:val="single" w:sz="4" w:space="0" w:color="1B3325"/>
+            </w:tcBorders>
+            <w:tcMar>
+              <w:top w:w="40" w:type="dxa"/>
+              <w:left w:w="80" w:type="dxa"/>
+              <w:bottom w:w="40" w:type="dxa"/>
+              <w:right w:w="80" w:type="dxa"/>
+            </w:tcMar>
+            <w:shd w:val="clear" w:color="auto" w:fill="1B3325"/>
+            <w:vAlign w:val="center"/>
+          </w:tcPr>
+          <w:p>
+            <w:pPr>
+              <w:spacing w:before="0" w:after="0" w:line="259" w:lineRule="auto"/>
+              <w:jc w:val="center"/>
+              <w:widowControl/>
+              <w:keepNext/>
+            </w:pPr>
+            <w:r/>
+            <w:r>
+              <w:rPr>
+                <w:rFonts w:ascii="Poppins" w:hAnsi="Poppins" w:cs="Poppins" w:eastAsia="Poppins"/>
+                <w:b/>
+                <w:i w:val="0"/>
+                <w:color w:val="FFFFFF"/>
+                <w:sz w:val="18"/>
+              </w:rPr>
+              <w:t>Módulo suelto</w:t>
+            </w:r>
+          </w:p>
+        </w:tc>
+        <w:tc>
+          <w:tcPr>
+            <w:tcW w:type="dxa" w:w="2400"/>
+            <w:tcBorders>
+              <w:top w:val="single" w:sz="4" w:space="0" w:color="1B3325"/>
+              <w:left w:val="single" w:sz="4" w:space="0" w:color="1B3325"/>
+              <w:bottom w:val="single" w:sz="4" w:space="0" w:color="1B3325"/>
+              <w:right w:val="single" w:sz="4" w:space="0" w:color="1B3325"/>
+            </w:tcBorders>
+            <w:tcMar>
+              <w:top w:w="40" w:type="dxa"/>
+              <w:left w:w="80" w:type="dxa"/>
+              <w:bottom w:w="40" w:type="dxa"/>
+              <w:right w:w="80" w:type="dxa"/>
+            </w:tcMar>
+            <w:shd w:val="clear" w:color="auto" w:fill="1B3325"/>
+            <w:vAlign w:val="center"/>
+          </w:tcPr>
+          <w:p>
+            <w:pPr>
+              <w:spacing w:before="0" w:after="0" w:line="259" w:lineRule="auto"/>
+              <w:jc w:val="center"/>
+              <w:widowControl/>
+              <w:keepNext/>
+            </w:pPr>
+            <w:r/>
+            <w:r>
+              <w:rPr>
+                <w:rFonts w:ascii="Poppins" w:hAnsi="Poppins" w:cs="Poppins" w:eastAsia="Poppins"/>
+                <w:b/>
+                <w:i w:val="0"/>
+                <w:color w:val="FFFFFF"/>
+                <w:sz w:val="18"/>
+              </w:rPr>
+              <w:t>Por usuario al mes</w:t>
+            </w:r>
+          </w:p>
+        </w:tc>
+        <w:tc>
+          <w:tcPr>
+            <w:tcW w:type="dxa" w:w="2400"/>
+            <w:tcBorders>
+              <w:top w:val="single" w:sz="4" w:space="0" w:color="1B3325"/>
+              <w:left w:val="single" w:sz="4" w:space="0" w:color="1B3325"/>
+              <w:bottom w:val="single" w:sz="4" w:space="0" w:color="1B3325"/>
+              <w:right w:val="single" w:sz="4" w:space="0" w:color="1B3325"/>
+            </w:tcBorders>
+            <w:tcMar>
+              <w:top w:w="40" w:type="dxa"/>
+              <w:left w:w="80" w:type="dxa"/>
+              <w:bottom w:w="40" w:type="dxa"/>
+              <w:right w:w="80" w:type="dxa"/>
+            </w:tcMar>
+            <w:shd w:val="clear" w:color="auto" w:fill="1B3325"/>
+            <w:vAlign w:val="center"/>
+          </w:tcPr>
+          <w:p>
+            <w:pPr>
+              <w:spacing w:before="0" w:after="0" w:line="259" w:lineRule="auto"/>
+              <w:jc w:val="center"/>
+              <w:widowControl/>
+              <w:keepNext/>
+            </w:pPr>
+            <w:r/>
+            <w:r>
+              <w:rPr>
+                <w:rFonts w:ascii="Poppins" w:hAnsi="Poppins" w:cs="Poppins" w:eastAsia="Poppins"/>
+                <w:b/>
+                <w:i w:val="0"/>
+                <w:color w:val="FFFFFF"/>
+                <w:sz w:val="18"/>
+              </w:rPr>
+              <w:t>Anualidad por usuario</w:t>
+            </w:r>
+          </w:p>
+        </w:tc>
+        <w:tc>
+          <w:tcPr>
+            <w:tcW w:type="dxa" w:w="2400"/>
+            <w:tcBorders>
+              <w:top w:val="single" w:sz="4" w:space="0" w:color="1B3325"/>
+              <w:left w:val="single" w:sz="4" w:space="0" w:color="1B3325"/>
+              <w:bottom w:val="single" w:sz="4" w:space="0" w:color="1B3325"/>
+              <w:right w:val="single" w:sz="4" w:space="0" w:color="1B3325"/>
+            </w:tcBorders>
+            <w:tcMar>
+              <w:top w:w="40" w:type="dxa"/>
+              <w:left w:w="80" w:type="dxa"/>
+              <w:bottom w:w="40" w:type="dxa"/>
+              <w:right w:w="80" w:type="dxa"/>
+            </w:tcMar>
+            <w:shd w:val="clear" w:color="auto" w:fill="1B3325"/>
+            <w:vAlign w:val="center"/>
+          </w:tcPr>
+          <w:p>
+            <w:pPr>
+              <w:spacing w:before="0" w:after="0" w:line="259" w:lineRule="auto"/>
+              <w:jc w:val="center"/>
+              <w:widowControl/>
+              <w:keepNext/>
+            </w:pPr>
+            <w:r/>
+            <w:r>
+              <w:rPr>
+                <w:rFonts w:ascii="Poppins" w:hAnsi="Poppins" w:cs="Poppins" w:eastAsia="Poppins"/>
+                <w:b/>
+                <w:i w:val="0"/>
+                <w:color w:val="FFFFFF"/>
+                <w:sz w:val="18"/>
+              </w:rPr>
+              <w:t>Vitalicia por usuario</w:t>
             </w:r>
           </w:p>
         </w:tc>
@@ -14736,18 +14069,18 @@
             <w:r>
               <w:rPr>
                 <w:rFonts w:ascii="Poppins" w:hAnsi="Poppins" w:cs="Poppins" w:eastAsia="Poppins"/>
-                <w:b w:val="0"/>
+                <w:b/>
                 <w:i w:val="0"/>
                 <w:color w:val="1B3325"/>
-                <w:sz w:val="20"/>
-              </w:rPr>
-              <w:t>Turno</w:t>
+                <w:sz w:val="18"/>
+              </w:rPr>
+              <w:t>CRM</w:t>
             </w:r>
           </w:p>
         </w:tc>
         <w:tc>
           <w:tcPr>
-            <w:tcW w:type="dxa" w:w="3600"/>
+            <w:tcW w:type="dxa" w:w="2400"/>
             <w:tcBorders>
               <w:top w:val="single" w:sz="4" w:space="0" w:color="1B3325"/>
               <w:left w:val="single" w:sz="4" w:space="0" w:color="1B3325"/>
@@ -14777,15 +14110,15 @@
                 <w:b w:val="0"/>
                 <w:i w:val="0"/>
                 <w:color w:val="1B3325"/>
-                <w:sz w:val="20"/>
-              </w:rPr>
-              <w:t>$9.900.000</w:t>
+                <w:sz w:val="18"/>
+              </w:rPr>
+              <w:t>$8.000</w:t>
             </w:r>
           </w:p>
         </w:tc>
         <w:tc>
           <w:tcPr>
-            <w:tcW w:type="dxa" w:w="3600"/>
+            <w:tcW w:type="dxa" w:w="2400"/>
             <w:tcBorders>
               <w:top w:val="single" w:sz="4" w:space="0" w:color="1B3325"/>
               <w:left w:val="single" w:sz="4" w:space="0" w:color="1B3325"/>
@@ -14815,9 +14148,47 @@
                 <w:b w:val="0"/>
                 <w:i w:val="0"/>
                 <w:color w:val="1B3325"/>
-                <w:sz w:val="20"/>
-              </w:rPr>
-              <w:t>$200.000 / mes</w:t>
+                <w:sz w:val="18"/>
+              </w:rPr>
+              <w:t>$80.000</w:t>
+            </w:r>
+          </w:p>
+        </w:tc>
+        <w:tc>
+          <w:tcPr>
+            <w:tcW w:type="dxa" w:w="2400"/>
+            <w:tcBorders>
+              <w:top w:val="single" w:sz="4" w:space="0" w:color="1B3325"/>
+              <w:left w:val="single" w:sz="4" w:space="0" w:color="1B3325"/>
+              <w:bottom w:val="single" w:sz="4" w:space="0" w:color="1B3325"/>
+              <w:right w:val="single" w:sz="4" w:space="0" w:color="1B3325"/>
+            </w:tcBorders>
+            <w:tcMar>
+              <w:top w:w="40" w:type="dxa"/>
+              <w:left w:w="80" w:type="dxa"/>
+              <w:bottom w:w="40" w:type="dxa"/>
+              <w:right w:w="80" w:type="dxa"/>
+            </w:tcMar>
+            <w:shd w:val="clear" w:color="auto" w:fill="FFFFFF"/>
+            <w:vAlign w:val="center"/>
+          </w:tcPr>
+          <w:p>
+            <w:pPr>
+              <w:spacing w:before="0" w:after="0" w:line="259" w:lineRule="auto"/>
+              <w:jc w:val="center"/>
+              <w:widowControl/>
+              <w:keepNext/>
+            </w:pPr>
+            <w:r/>
+            <w:r>
+              <w:rPr>
+                <w:rFonts w:ascii="Poppins" w:hAnsi="Poppins" w:cs="Poppins" w:eastAsia="Poppins"/>
+                <w:b w:val="0"/>
+                <w:i w:val="0"/>
+                <w:color w:val="1B3325"/>
+                <w:sz w:val="18"/>
+              </w:rPr>
+              <w:t>$176.000</w:t>
             </w:r>
           </w:p>
         </w:tc>
@@ -14855,18 +14226,28 @@
             <w:r>
               <w:rPr>
                 <w:rFonts w:ascii="Poppins" w:hAnsi="Poppins" w:cs="Poppins" w:eastAsia="Poppins"/>
+                <w:b/>
+                <w:i w:val="0"/>
+                <w:color w:val="1B3325"/>
+                <w:sz w:val="18"/>
+              </w:rPr>
+              <w:t>ERP</w:t>
+            </w:r>
+            <w:r>
+              <w:rPr>
+                <w:rFonts w:ascii="Poppins" w:hAnsi="Poppins" w:cs="Poppins" w:eastAsia="Poppins"/>
                 <w:b w:val="0"/>
                 <w:i w:val="0"/>
                 <w:color w:val="1B3325"/>
-                <w:sz w:val="20"/>
-              </w:rPr>
-              <w:t>Cuadrilla</w:t>
+                <w:sz w:val="18"/>
+              </w:rPr>
+              <w:t xml:space="preserve"> de gestión</w:t>
             </w:r>
           </w:p>
         </w:tc>
         <w:tc>
           <w:tcPr>
-            <w:tcW w:type="dxa" w:w="3600"/>
+            <w:tcW w:type="dxa" w:w="2400"/>
             <w:tcBorders>
               <w:top w:val="single" w:sz="4" w:space="0" w:color="1B3325"/>
               <w:left w:val="single" w:sz="4" w:space="0" w:color="1B3325"/>
@@ -14896,15 +14277,15 @@
                 <w:b w:val="0"/>
                 <w:i w:val="0"/>
                 <w:color w:val="1B3325"/>
-                <w:sz w:val="20"/>
-              </w:rPr>
-              <w:t>$17.380.000</w:t>
+                <w:sz w:val="18"/>
+              </w:rPr>
+              <w:t>$8.000</w:t>
             </w:r>
           </w:p>
         </w:tc>
         <w:tc>
           <w:tcPr>
-            <w:tcW w:type="dxa" w:w="3600"/>
+            <w:tcW w:type="dxa" w:w="2400"/>
             <w:tcBorders>
               <w:top w:val="single" w:sz="4" w:space="0" w:color="1B3325"/>
               <w:left w:val="single" w:sz="4" w:space="0" w:color="1B3325"/>
@@ -14934,9 +14315,47 @@
                 <w:b w:val="0"/>
                 <w:i w:val="0"/>
                 <w:color w:val="1B3325"/>
-                <w:sz w:val="20"/>
-              </w:rPr>
-              <w:t>$320.000 / mes</w:t>
+                <w:sz w:val="18"/>
+              </w:rPr>
+              <w:t>$80.000</w:t>
+            </w:r>
+          </w:p>
+        </w:tc>
+        <w:tc>
+          <w:tcPr>
+            <w:tcW w:type="dxa" w:w="2400"/>
+            <w:tcBorders>
+              <w:top w:val="single" w:sz="4" w:space="0" w:color="1B3325"/>
+              <w:left w:val="single" w:sz="4" w:space="0" w:color="1B3325"/>
+              <w:bottom w:val="single" w:sz="4" w:space="0" w:color="1B3325"/>
+              <w:right w:val="single" w:sz="4" w:space="0" w:color="1B3325"/>
+            </w:tcBorders>
+            <w:tcMar>
+              <w:top w:w="40" w:type="dxa"/>
+              <w:left w:w="80" w:type="dxa"/>
+              <w:bottom w:w="40" w:type="dxa"/>
+              <w:right w:w="80" w:type="dxa"/>
+            </w:tcMar>
+            <w:shd w:val="clear" w:color="auto" w:fill="F7FBF8"/>
+            <w:vAlign w:val="center"/>
+          </w:tcPr>
+          <w:p>
+            <w:pPr>
+              <w:spacing w:before="0" w:after="0" w:line="259" w:lineRule="auto"/>
+              <w:jc w:val="center"/>
+              <w:widowControl/>
+              <w:keepNext/>
+            </w:pPr>
+            <w:r/>
+            <w:r>
+              <w:rPr>
+                <w:rFonts w:ascii="Poppins" w:hAnsi="Poppins" w:cs="Poppins" w:eastAsia="Poppins"/>
+                <w:b w:val="0"/>
+                <w:i w:val="0"/>
+                <w:color w:val="1B3325"/>
+                <w:sz w:val="18"/>
+              </w:rPr>
+              <w:t>$176.000</w:t>
             </w:r>
           </w:p>
         </w:tc>
@@ -14977,15 +14396,15 @@
                 <w:b w:val="0"/>
                 <w:i w:val="0"/>
                 <w:color w:val="1B3325"/>
-                <w:sz w:val="20"/>
-              </w:rPr>
-              <w:t>Operación</w:t>
+                <w:sz w:val="18"/>
+              </w:rPr>
+              <w:t>Trazabilidad</w:t>
             </w:r>
           </w:p>
         </w:tc>
         <w:tc>
           <w:tcPr>
-            <w:tcW w:type="dxa" w:w="3600"/>
+            <w:tcW w:type="dxa" w:w="2400"/>
             <w:tcBorders>
               <w:top w:val="single" w:sz="4" w:space="0" w:color="1B3325"/>
               <w:left w:val="single" w:sz="4" w:space="0" w:color="1B3325"/>
@@ -15015,15 +14434,15 @@
                 <w:b w:val="0"/>
                 <w:i w:val="0"/>
                 <w:color w:val="1B3325"/>
-                <w:sz w:val="20"/>
-              </w:rPr>
-              <w:t>$29.700.000</w:t>
+                <w:sz w:val="18"/>
+              </w:rPr>
+              <w:t>$6.000</w:t>
             </w:r>
           </w:p>
         </w:tc>
         <w:tc>
           <w:tcPr>
-            <w:tcW w:type="dxa" w:w="3600"/>
+            <w:tcW w:type="dxa" w:w="2400"/>
             <w:tcBorders>
               <w:top w:val="single" w:sz="4" w:space="0" w:color="1B3325"/>
               <w:left w:val="single" w:sz="4" w:space="0" w:color="1B3325"/>
@@ -15053,9 +14472,47 @@
                 <w:b w:val="0"/>
                 <w:i w:val="0"/>
                 <w:color w:val="1B3325"/>
-                <w:sz w:val="20"/>
-              </w:rPr>
-              <w:t>$480.000 / mes</w:t>
+                <w:sz w:val="18"/>
+              </w:rPr>
+              <w:t>$60.000</w:t>
+            </w:r>
+          </w:p>
+        </w:tc>
+        <w:tc>
+          <w:tcPr>
+            <w:tcW w:type="dxa" w:w="2400"/>
+            <w:tcBorders>
+              <w:top w:val="single" w:sz="4" w:space="0" w:color="1B3325"/>
+              <w:left w:val="single" w:sz="4" w:space="0" w:color="1B3325"/>
+              <w:bottom w:val="single" w:sz="4" w:space="0" w:color="1B3325"/>
+              <w:right w:val="single" w:sz="4" w:space="0" w:color="1B3325"/>
+            </w:tcBorders>
+            <w:tcMar>
+              <w:top w:w="40" w:type="dxa"/>
+              <w:left w:w="80" w:type="dxa"/>
+              <w:bottom w:w="40" w:type="dxa"/>
+              <w:right w:w="80" w:type="dxa"/>
+            </w:tcMar>
+            <w:shd w:val="clear" w:color="auto" w:fill="FFFFFF"/>
+            <w:vAlign w:val="center"/>
+          </w:tcPr>
+          <w:p>
+            <w:pPr>
+              <w:spacing w:before="0" w:after="0" w:line="259" w:lineRule="auto"/>
+              <w:jc w:val="center"/>
+              <w:widowControl/>
+              <w:keepNext/>
+            </w:pPr>
+            <w:r/>
+            <w:r>
+              <w:rPr>
+                <w:rFonts w:ascii="Poppins" w:hAnsi="Poppins" w:cs="Poppins" w:eastAsia="Poppins"/>
+                <w:b w:val="0"/>
+                <w:i w:val="0"/>
+                <w:color w:val="1B3325"/>
+                <w:sz w:val="18"/>
+              </w:rPr>
+              <w:t>$132.000</w:t>
             </w:r>
           </w:p>
         </w:tc>
@@ -15087,6 +14544,7 @@
               <w:spacing w:before="0" w:after="0" w:line="259" w:lineRule="auto"/>
               <w:jc w:val="left"/>
               <w:widowControl/>
+              <w:keepNext/>
             </w:pPr>
             <w:r/>
             <w:r>
@@ -15095,15 +14553,15 @@
                 <w:b w:val="0"/>
                 <w:i w:val="0"/>
                 <w:color w:val="1B3325"/>
-                <w:sz w:val="20"/>
-              </w:rPr>
-              <w:t>Planta</w:t>
+                <w:sz w:val="18"/>
+              </w:rPr>
+              <w:t>Asistencia</w:t>
             </w:r>
           </w:p>
         </w:tc>
         <w:tc>
           <w:tcPr>
-            <w:tcW w:type="dxa" w:w="3600"/>
+            <w:tcW w:type="dxa" w:w="2400"/>
             <w:tcBorders>
               <w:top w:val="single" w:sz="4" w:space="0" w:color="1B3325"/>
               <w:left w:val="single" w:sz="4" w:space="0" w:color="1B3325"/>
@@ -15124,6 +14582,7 @@
               <w:spacing w:before="0" w:after="0" w:line="259" w:lineRule="auto"/>
               <w:jc w:val="center"/>
               <w:widowControl/>
+              <w:keepNext/>
             </w:pPr>
             <w:r/>
             <w:r>
@@ -15132,15 +14591,15 @@
                 <w:b w:val="0"/>
                 <w:i w:val="0"/>
                 <w:color w:val="1B3325"/>
-                <w:sz w:val="20"/>
-              </w:rPr>
-              <w:t>Desde $41.800.000</w:t>
+                <w:sz w:val="18"/>
+              </w:rPr>
+              <w:t>$7.000</w:t>
             </w:r>
           </w:p>
         </w:tc>
         <w:tc>
           <w:tcPr>
-            <w:tcW w:type="dxa" w:w="3600"/>
+            <w:tcW w:type="dxa" w:w="2400"/>
             <w:tcBorders>
               <w:top w:val="single" w:sz="4" w:space="0" w:color="1B3325"/>
               <w:left w:val="single" w:sz="4" w:space="0" w:color="1B3325"/>
@@ -15161,6 +14620,7 @@
               <w:spacing w:before="0" w:after="0" w:line="259" w:lineRule="auto"/>
               <w:jc w:val="center"/>
               <w:widowControl/>
+              <w:keepNext/>
             </w:pPr>
             <w:r/>
             <w:r>
@@ -15169,9 +14629,514 @@
                 <w:b w:val="0"/>
                 <w:i w:val="0"/>
                 <w:color w:val="1B3325"/>
-                <w:sz w:val="20"/>
-              </w:rPr>
-              <w:t>Se cotiza</w:t>
+                <w:sz w:val="18"/>
+              </w:rPr>
+              <w:t>$70.000</w:t>
+            </w:r>
+          </w:p>
+        </w:tc>
+        <w:tc>
+          <w:tcPr>
+            <w:tcW w:type="dxa" w:w="2400"/>
+            <w:tcBorders>
+              <w:top w:val="single" w:sz="4" w:space="0" w:color="1B3325"/>
+              <w:left w:val="single" w:sz="4" w:space="0" w:color="1B3325"/>
+              <w:bottom w:val="single" w:sz="4" w:space="0" w:color="1B3325"/>
+              <w:right w:val="single" w:sz="4" w:space="0" w:color="1B3325"/>
+            </w:tcBorders>
+            <w:tcMar>
+              <w:top w:w="40" w:type="dxa"/>
+              <w:left w:w="80" w:type="dxa"/>
+              <w:bottom w:w="40" w:type="dxa"/>
+              <w:right w:w="80" w:type="dxa"/>
+            </w:tcMar>
+            <w:shd w:val="clear" w:color="auto" w:fill="F7FBF8"/>
+            <w:vAlign w:val="center"/>
+          </w:tcPr>
+          <w:p>
+            <w:pPr>
+              <w:spacing w:before="0" w:after="0" w:line="259" w:lineRule="auto"/>
+              <w:jc w:val="center"/>
+              <w:widowControl/>
+              <w:keepNext/>
+            </w:pPr>
+            <w:r/>
+            <w:r>
+              <w:rPr>
+                <w:rFonts w:ascii="Poppins" w:hAnsi="Poppins" w:cs="Poppins" w:eastAsia="Poppins"/>
+                <w:b w:val="0"/>
+                <w:i w:val="0"/>
+                <w:color w:val="1B3325"/>
+                <w:sz w:val="18"/>
+              </w:rPr>
+              <w:t>$154.000</w:t>
+            </w:r>
+          </w:p>
+        </w:tc>
+      </w:tr>
+      <w:tr>
+        <w:trPr>
+          <w:cantSplit/>
+        </w:trPr>
+        <w:tc>
+          <w:tcPr>
+            <w:tcW w:type="dxa" w:w="2400"/>
+            <w:tcBorders>
+              <w:top w:val="single" w:sz="4" w:space="0" w:color="1B3325"/>
+              <w:left w:val="single" w:sz="4" w:space="0" w:color="1B3325"/>
+              <w:bottom w:val="single" w:sz="4" w:space="0" w:color="1B3325"/>
+              <w:right w:val="single" w:sz="4" w:space="0" w:color="1B3325"/>
+            </w:tcBorders>
+            <w:tcMar>
+              <w:top w:w="40" w:type="dxa"/>
+              <w:left w:w="80" w:type="dxa"/>
+              <w:bottom w:w="40" w:type="dxa"/>
+              <w:right w:w="80" w:type="dxa"/>
+            </w:tcMar>
+            <w:shd w:val="clear" w:color="auto" w:fill="FFFFFF"/>
+            <w:vAlign w:val="center"/>
+          </w:tcPr>
+          <w:p>
+            <w:pPr>
+              <w:spacing w:before="0" w:after="0" w:line="259" w:lineRule="auto"/>
+              <w:jc w:val="left"/>
+              <w:widowControl/>
+              <w:keepNext/>
+            </w:pPr>
+            <w:r/>
+            <w:r>
+              <w:rPr>
+                <w:rFonts w:ascii="Poppins" w:hAnsi="Poppins" w:cs="Poppins" w:eastAsia="Poppins"/>
+                <w:b w:val="0"/>
+                <w:i w:val="0"/>
+                <w:color w:val="1B3325"/>
+                <w:sz w:val="18"/>
+              </w:rPr>
+              <w:t>Drive</w:t>
+            </w:r>
+          </w:p>
+        </w:tc>
+        <w:tc>
+          <w:tcPr>
+            <w:tcW w:type="dxa" w:w="2400"/>
+            <w:tcBorders>
+              <w:top w:val="single" w:sz="4" w:space="0" w:color="1B3325"/>
+              <w:left w:val="single" w:sz="4" w:space="0" w:color="1B3325"/>
+              <w:bottom w:val="single" w:sz="4" w:space="0" w:color="1B3325"/>
+              <w:right w:val="single" w:sz="4" w:space="0" w:color="1B3325"/>
+            </w:tcBorders>
+            <w:tcMar>
+              <w:top w:w="40" w:type="dxa"/>
+              <w:left w:w="80" w:type="dxa"/>
+              <w:bottom w:w="40" w:type="dxa"/>
+              <w:right w:w="80" w:type="dxa"/>
+            </w:tcMar>
+            <w:shd w:val="clear" w:color="auto" w:fill="FFFFFF"/>
+            <w:vAlign w:val="center"/>
+          </w:tcPr>
+          <w:p>
+            <w:pPr>
+              <w:spacing w:before="0" w:after="0" w:line="259" w:lineRule="auto"/>
+              <w:jc w:val="center"/>
+              <w:widowControl/>
+              <w:keepNext/>
+            </w:pPr>
+            <w:r/>
+            <w:r>
+              <w:rPr>
+                <w:rFonts w:ascii="Poppins" w:hAnsi="Poppins" w:cs="Poppins" w:eastAsia="Poppins"/>
+                <w:b w:val="0"/>
+                <w:i w:val="0"/>
+                <w:color w:val="1B3325"/>
+                <w:sz w:val="18"/>
+              </w:rPr>
+              <w:t>$8.000</w:t>
+            </w:r>
+          </w:p>
+        </w:tc>
+        <w:tc>
+          <w:tcPr>
+            <w:tcW w:type="dxa" w:w="2400"/>
+            <w:tcBorders>
+              <w:top w:val="single" w:sz="4" w:space="0" w:color="1B3325"/>
+              <w:left w:val="single" w:sz="4" w:space="0" w:color="1B3325"/>
+              <w:bottom w:val="single" w:sz="4" w:space="0" w:color="1B3325"/>
+              <w:right w:val="single" w:sz="4" w:space="0" w:color="1B3325"/>
+            </w:tcBorders>
+            <w:tcMar>
+              <w:top w:w="40" w:type="dxa"/>
+              <w:left w:w="80" w:type="dxa"/>
+              <w:bottom w:w="40" w:type="dxa"/>
+              <w:right w:w="80" w:type="dxa"/>
+            </w:tcMar>
+            <w:shd w:val="clear" w:color="auto" w:fill="FFFFFF"/>
+            <w:vAlign w:val="center"/>
+          </w:tcPr>
+          <w:p>
+            <w:pPr>
+              <w:spacing w:before="0" w:after="0" w:line="259" w:lineRule="auto"/>
+              <w:jc w:val="center"/>
+              <w:widowControl/>
+              <w:keepNext/>
+            </w:pPr>
+            <w:r/>
+            <w:r>
+              <w:rPr>
+                <w:rFonts w:ascii="Poppins" w:hAnsi="Poppins" w:cs="Poppins" w:eastAsia="Poppins"/>
+                <w:b w:val="0"/>
+                <w:i w:val="0"/>
+                <w:color w:val="1B3325"/>
+                <w:sz w:val="18"/>
+              </w:rPr>
+              <w:t>$80.000</w:t>
+            </w:r>
+          </w:p>
+        </w:tc>
+        <w:tc>
+          <w:tcPr>
+            <w:tcW w:type="dxa" w:w="2400"/>
+            <w:tcBorders>
+              <w:top w:val="single" w:sz="4" w:space="0" w:color="1B3325"/>
+              <w:left w:val="single" w:sz="4" w:space="0" w:color="1B3325"/>
+              <w:bottom w:val="single" w:sz="4" w:space="0" w:color="1B3325"/>
+              <w:right w:val="single" w:sz="4" w:space="0" w:color="1B3325"/>
+            </w:tcBorders>
+            <w:tcMar>
+              <w:top w:w="40" w:type="dxa"/>
+              <w:left w:w="80" w:type="dxa"/>
+              <w:bottom w:w="40" w:type="dxa"/>
+              <w:right w:w="80" w:type="dxa"/>
+            </w:tcMar>
+            <w:shd w:val="clear" w:color="auto" w:fill="FFFFFF"/>
+            <w:vAlign w:val="center"/>
+          </w:tcPr>
+          <w:p>
+            <w:pPr>
+              <w:spacing w:before="0" w:after="0" w:line="259" w:lineRule="auto"/>
+              <w:jc w:val="center"/>
+              <w:widowControl/>
+              <w:keepNext/>
+            </w:pPr>
+            <w:r/>
+            <w:r>
+              <w:rPr>
+                <w:rFonts w:ascii="Poppins" w:hAnsi="Poppins" w:cs="Poppins" w:eastAsia="Poppins"/>
+                <w:b w:val="0"/>
+                <w:i w:val="0"/>
+                <w:color w:val="1B3325"/>
+                <w:sz w:val="18"/>
+              </w:rPr>
+              <w:t>$176.000</w:t>
+            </w:r>
+          </w:p>
+        </w:tc>
+      </w:tr>
+      <w:tr>
+        <w:trPr>
+          <w:cantSplit/>
+        </w:trPr>
+        <w:tc>
+          <w:tcPr>
+            <w:tcW w:type="dxa" w:w="2400"/>
+            <w:tcBorders>
+              <w:top w:val="single" w:sz="4" w:space="0" w:color="1B3325"/>
+              <w:left w:val="single" w:sz="4" w:space="0" w:color="1B3325"/>
+              <w:bottom w:val="single" w:sz="4" w:space="0" w:color="1B3325"/>
+              <w:right w:val="single" w:sz="4" w:space="0" w:color="1B3325"/>
+            </w:tcBorders>
+            <w:tcMar>
+              <w:top w:w="40" w:type="dxa"/>
+              <w:left w:w="80" w:type="dxa"/>
+              <w:bottom w:w="40" w:type="dxa"/>
+              <w:right w:w="80" w:type="dxa"/>
+            </w:tcMar>
+            <w:shd w:val="clear" w:color="auto" w:fill="F7FBF8"/>
+            <w:vAlign w:val="center"/>
+          </w:tcPr>
+          <w:p>
+            <w:pPr>
+              <w:spacing w:before="0" w:after="0" w:line="259" w:lineRule="auto"/>
+              <w:jc w:val="left"/>
+              <w:widowControl/>
+              <w:keepNext/>
+            </w:pPr>
+            <w:r/>
+            <w:r>
+              <w:rPr>
+                <w:rFonts w:ascii="Poppins" w:hAnsi="Poppins" w:cs="Poppins" w:eastAsia="Poppins"/>
+                <w:b w:val="0"/>
+                <w:i w:val="0"/>
+                <w:color w:val="1B3325"/>
+                <w:sz w:val="18"/>
+              </w:rPr>
+              <w:t>Suma de los cinco</w:t>
+            </w:r>
+          </w:p>
+        </w:tc>
+        <w:tc>
+          <w:tcPr>
+            <w:tcW w:type="dxa" w:w="2400"/>
+            <w:tcBorders>
+              <w:top w:val="single" w:sz="4" w:space="0" w:color="1B3325"/>
+              <w:left w:val="single" w:sz="4" w:space="0" w:color="1B3325"/>
+              <w:bottom w:val="single" w:sz="4" w:space="0" w:color="1B3325"/>
+              <w:right w:val="single" w:sz="4" w:space="0" w:color="1B3325"/>
+            </w:tcBorders>
+            <w:tcMar>
+              <w:top w:w="40" w:type="dxa"/>
+              <w:left w:w="80" w:type="dxa"/>
+              <w:bottom w:w="40" w:type="dxa"/>
+              <w:right w:w="80" w:type="dxa"/>
+            </w:tcMar>
+            <w:shd w:val="clear" w:color="auto" w:fill="F7FBF8"/>
+            <w:vAlign w:val="center"/>
+          </w:tcPr>
+          <w:p>
+            <w:pPr>
+              <w:spacing w:before="0" w:after="0" w:line="259" w:lineRule="auto"/>
+              <w:jc w:val="center"/>
+              <w:widowControl/>
+              <w:keepNext/>
+            </w:pPr>
+            <w:r/>
+            <w:r>
+              <w:rPr>
+                <w:rFonts w:ascii="Poppins" w:hAnsi="Poppins" w:cs="Poppins" w:eastAsia="Poppins"/>
+                <w:b w:val="0"/>
+                <w:i w:val="0"/>
+                <w:color w:val="1B3325"/>
+                <w:sz w:val="18"/>
+              </w:rPr>
+              <w:t>$37.000</w:t>
+            </w:r>
+          </w:p>
+        </w:tc>
+        <w:tc>
+          <w:tcPr>
+            <w:tcW w:type="dxa" w:w="2400"/>
+            <w:tcBorders>
+              <w:top w:val="single" w:sz="4" w:space="0" w:color="1B3325"/>
+              <w:left w:val="single" w:sz="4" w:space="0" w:color="1B3325"/>
+              <w:bottom w:val="single" w:sz="4" w:space="0" w:color="1B3325"/>
+              <w:right w:val="single" w:sz="4" w:space="0" w:color="1B3325"/>
+            </w:tcBorders>
+            <w:tcMar>
+              <w:top w:w="40" w:type="dxa"/>
+              <w:left w:w="80" w:type="dxa"/>
+              <w:bottom w:w="40" w:type="dxa"/>
+              <w:right w:w="80" w:type="dxa"/>
+            </w:tcMar>
+            <w:shd w:val="clear" w:color="auto" w:fill="F7FBF8"/>
+            <w:vAlign w:val="center"/>
+          </w:tcPr>
+          <w:p>
+            <w:pPr>
+              <w:spacing w:before="0" w:after="0" w:line="259" w:lineRule="auto"/>
+              <w:jc w:val="center"/>
+              <w:widowControl/>
+              <w:keepNext/>
+            </w:pPr>
+            <w:r/>
+            <w:r>
+              <w:rPr>
+                <w:rFonts w:ascii="Poppins" w:hAnsi="Poppins" w:cs="Poppins" w:eastAsia="Poppins"/>
+                <w:b w:val="0"/>
+                <w:i w:val="0"/>
+                <w:color w:val="1B3325"/>
+                <w:sz w:val="18"/>
+              </w:rPr>
+              <w:t>$370.000</w:t>
+            </w:r>
+          </w:p>
+        </w:tc>
+        <w:tc>
+          <w:tcPr>
+            <w:tcW w:type="dxa" w:w="2400"/>
+            <w:tcBorders>
+              <w:top w:val="single" w:sz="4" w:space="0" w:color="1B3325"/>
+              <w:left w:val="single" w:sz="4" w:space="0" w:color="1B3325"/>
+              <w:bottom w:val="single" w:sz="4" w:space="0" w:color="1B3325"/>
+              <w:right w:val="single" w:sz="4" w:space="0" w:color="1B3325"/>
+            </w:tcBorders>
+            <w:tcMar>
+              <w:top w:w="40" w:type="dxa"/>
+              <w:left w:w="80" w:type="dxa"/>
+              <w:bottom w:w="40" w:type="dxa"/>
+              <w:right w:w="80" w:type="dxa"/>
+            </w:tcMar>
+            <w:shd w:val="clear" w:color="auto" w:fill="F7FBF8"/>
+            <w:vAlign w:val="center"/>
+          </w:tcPr>
+          <w:p>
+            <w:pPr>
+              <w:spacing w:before="0" w:after="0" w:line="259" w:lineRule="auto"/>
+              <w:jc w:val="center"/>
+              <w:widowControl/>
+              <w:keepNext/>
+            </w:pPr>
+            <w:r/>
+            <w:r>
+              <w:rPr>
+                <w:rFonts w:ascii="Poppins" w:hAnsi="Poppins" w:cs="Poppins" w:eastAsia="Poppins"/>
+                <w:b w:val="0"/>
+                <w:i w:val="0"/>
+                <w:color w:val="1B3325"/>
+                <w:sz w:val="18"/>
+              </w:rPr>
+              <w:t>$814.000</w:t>
+            </w:r>
+          </w:p>
+        </w:tc>
+      </w:tr>
+      <w:tr>
+        <w:trPr>
+          <w:cantSplit/>
+        </w:trPr>
+        <w:tc>
+          <w:tcPr>
+            <w:tcW w:type="dxa" w:w="2400"/>
+            <w:tcBorders>
+              <w:top w:val="single" w:sz="4" w:space="0" w:color="1B3325"/>
+              <w:left w:val="single" w:sz="4" w:space="0" w:color="1B3325"/>
+              <w:bottom w:val="single" w:sz="4" w:space="0" w:color="1B3325"/>
+              <w:right w:val="single" w:sz="4" w:space="0" w:color="1B3325"/>
+            </w:tcBorders>
+            <w:tcMar>
+              <w:top w:w="40" w:type="dxa"/>
+              <w:left w:w="80" w:type="dxa"/>
+              <w:bottom w:w="40" w:type="dxa"/>
+              <w:right w:w="80" w:type="dxa"/>
+            </w:tcMar>
+            <w:shd w:val="clear" w:color="auto" w:fill="FFFFFF"/>
+            <w:vAlign w:val="center"/>
+          </w:tcPr>
+          <w:p>
+            <w:pPr>
+              <w:spacing w:before="0" w:after="0" w:line="259" w:lineRule="auto"/>
+              <w:jc w:val="left"/>
+              <w:widowControl/>
+            </w:pPr>
+            <w:r/>
+            <w:r>
+              <w:rPr>
+                <w:rFonts w:ascii="Poppins" w:hAnsi="Poppins" w:cs="Poppins" w:eastAsia="Poppins"/>
+                <w:b w:val="0"/>
+                <w:i w:val="0"/>
+                <w:color w:val="1B3325"/>
+                <w:sz w:val="18"/>
+              </w:rPr>
+              <w:t>Sistema completo</w:t>
+            </w:r>
+          </w:p>
+        </w:tc>
+        <w:tc>
+          <w:tcPr>
+            <w:tcW w:type="dxa" w:w="2400"/>
+            <w:tcBorders>
+              <w:top w:val="single" w:sz="4" w:space="0" w:color="1B3325"/>
+              <w:left w:val="single" w:sz="4" w:space="0" w:color="1B3325"/>
+              <w:bottom w:val="single" w:sz="4" w:space="0" w:color="1B3325"/>
+              <w:right w:val="single" w:sz="4" w:space="0" w:color="1B3325"/>
+            </w:tcBorders>
+            <w:tcMar>
+              <w:top w:w="40" w:type="dxa"/>
+              <w:left w:w="80" w:type="dxa"/>
+              <w:bottom w:w="40" w:type="dxa"/>
+              <w:right w:w="80" w:type="dxa"/>
+            </w:tcMar>
+            <w:shd w:val="clear" w:color="auto" w:fill="FFFFFF"/>
+            <w:vAlign w:val="center"/>
+          </w:tcPr>
+          <w:p>
+            <w:pPr>
+              <w:spacing w:before="0" w:after="0" w:line="259" w:lineRule="auto"/>
+              <w:jc w:val="center"/>
+              <w:widowControl/>
+            </w:pPr>
+            <w:r/>
+            <w:r>
+              <w:rPr>
+                <w:rFonts w:ascii="Poppins" w:hAnsi="Poppins" w:cs="Poppins" w:eastAsia="Poppins"/>
+                <w:b w:val="0"/>
+                <w:i w:val="0"/>
+                <w:color w:val="1B3325"/>
+                <w:sz w:val="18"/>
+              </w:rPr>
+              <w:t>$20.000</w:t>
+            </w:r>
+          </w:p>
+        </w:tc>
+        <w:tc>
+          <w:tcPr>
+            <w:tcW w:type="dxa" w:w="2400"/>
+            <w:tcBorders>
+              <w:top w:val="single" w:sz="4" w:space="0" w:color="1B3325"/>
+              <w:left w:val="single" w:sz="4" w:space="0" w:color="1B3325"/>
+              <w:bottom w:val="single" w:sz="4" w:space="0" w:color="1B3325"/>
+              <w:right w:val="single" w:sz="4" w:space="0" w:color="1B3325"/>
+            </w:tcBorders>
+            <w:tcMar>
+              <w:top w:w="40" w:type="dxa"/>
+              <w:left w:w="80" w:type="dxa"/>
+              <w:bottom w:w="40" w:type="dxa"/>
+              <w:right w:w="80" w:type="dxa"/>
+            </w:tcMar>
+            <w:shd w:val="clear" w:color="auto" w:fill="FFFFFF"/>
+            <w:vAlign w:val="center"/>
+          </w:tcPr>
+          <w:p>
+            <w:pPr>
+              <w:spacing w:before="0" w:after="0" w:line="259" w:lineRule="auto"/>
+              <w:jc w:val="center"/>
+              <w:widowControl/>
+            </w:pPr>
+            <w:r/>
+            <w:r>
+              <w:rPr>
+                <w:rFonts w:ascii="Poppins" w:hAnsi="Poppins" w:cs="Poppins" w:eastAsia="Poppins"/>
+                <w:b w:val="0"/>
+                <w:i w:val="0"/>
+                <w:color w:val="1B3325"/>
+                <w:sz w:val="18"/>
+              </w:rPr>
+              <w:t>$200.000</w:t>
+            </w:r>
+          </w:p>
+        </w:tc>
+        <w:tc>
+          <w:tcPr>
+            <w:tcW w:type="dxa" w:w="2400"/>
+            <w:tcBorders>
+              <w:top w:val="single" w:sz="4" w:space="0" w:color="1B3325"/>
+              <w:left w:val="single" w:sz="4" w:space="0" w:color="1B3325"/>
+              <w:bottom w:val="single" w:sz="4" w:space="0" w:color="1B3325"/>
+              <w:right w:val="single" w:sz="4" w:space="0" w:color="1B3325"/>
+            </w:tcBorders>
+            <w:tcMar>
+              <w:top w:w="40" w:type="dxa"/>
+              <w:left w:w="80" w:type="dxa"/>
+              <w:bottom w:w="40" w:type="dxa"/>
+              <w:right w:w="80" w:type="dxa"/>
+            </w:tcMar>
+            <w:shd w:val="clear" w:color="auto" w:fill="FFFFFF"/>
+            <w:vAlign w:val="center"/>
+          </w:tcPr>
+          <w:p>
+            <w:pPr>
+              <w:spacing w:before="0" w:after="0" w:line="259" w:lineRule="auto"/>
+              <w:jc w:val="center"/>
+              <w:widowControl/>
+            </w:pPr>
+            <w:r/>
+            <w:r>
+              <w:rPr>
+                <w:rFonts w:ascii="Poppins" w:hAnsi="Poppins" w:cs="Poppins" w:eastAsia="Poppins"/>
+                <w:b w:val="0"/>
+                <w:i w:val="0"/>
+                <w:color w:val="1B3325"/>
+                <w:sz w:val="18"/>
+              </w:rPr>
+              <w:t>$440.000</w:t>
             </w:r>
           </w:p>
         </w:tc>
@@ -15186,9 +15151,662 @@
     </w:p>
     <w:p>
       <w:pPr>
-        <w:spacing w:before="20" w:after="40" w:line="259" w:lineRule="auto"/>
-        <w:ind w:left="425" w:hanging="227"/>
+        <w:spacing w:before="0" w:after="120" w:line="259" w:lineRule="auto"/>
         <w:jc w:val="left"/>
+        <w:widowControl/>
+      </w:pPr>
+      <w:r>
+        <w:rPr>
+          <w:rFonts w:ascii="Poppins" w:hAnsi="Poppins" w:cs="Poppins" w:eastAsia="Poppins"/>
+          <w:b w:val="0"/>
+          <w:i w:val="0"/>
+          <w:color w:val="1B3325"/>
+          <w:sz w:val="22"/>
+        </w:rPr>
+        <w:t xml:space="preserve">Si la suma de los módulos que el cliente elige llega a $20.000 o la supera, se cobra el sistema completo y se entregan los cinco. Dos módulos quedan por debajo de ese tope. Tres módulos, en las combinaciones de esta tabla, lo cruzan. Ejemplo: </w:t>
+      </w:r>
+      <w:r>
+        <w:rPr>
+          <w:rFonts w:ascii="Poppins" w:hAnsi="Poppins" w:cs="Poppins" w:eastAsia="Poppins"/>
+          <w:b/>
+          <w:i w:val="0"/>
+          <w:color w:val="1B3325"/>
+          <w:sz w:val="22"/>
+        </w:rPr>
+        <w:t>CRM</w:t>
+      </w:r>
+      <w:r>
+        <w:rPr>
+          <w:rFonts w:ascii="Poppins" w:hAnsi="Poppins" w:cs="Poppins" w:eastAsia="Poppins"/>
+          <w:b w:val="0"/>
+          <w:i w:val="0"/>
+          <w:color w:val="1B3325"/>
+          <w:sz w:val="22"/>
+        </w:rPr>
+        <w:t xml:space="preserve"> y Drive suman $16.000 por usuario. </w:t>
+      </w:r>
+      <w:r>
+        <w:rPr>
+          <w:rFonts w:ascii="Poppins" w:hAnsi="Poppins" w:cs="Poppins" w:eastAsia="Poppins"/>
+          <w:b/>
+          <w:i w:val="0"/>
+          <w:color w:val="1B3325"/>
+          <w:sz w:val="22"/>
+        </w:rPr>
+        <w:t>CRM</w:t>
+      </w:r>
+      <w:r>
+        <w:rPr>
+          <w:rFonts w:ascii="Poppins" w:hAnsi="Poppins" w:cs="Poppins" w:eastAsia="Poppins"/>
+          <w:b w:val="0"/>
+          <w:i w:val="0"/>
+          <w:color w:val="1B3325"/>
+          <w:sz w:val="22"/>
+        </w:rPr>
+        <w:t xml:space="preserve">, </w:t>
+      </w:r>
+      <w:r>
+        <w:rPr>
+          <w:rFonts w:ascii="Poppins" w:hAnsi="Poppins" w:cs="Poppins" w:eastAsia="Poppins"/>
+          <w:b/>
+          <w:i w:val="0"/>
+          <w:color w:val="1B3325"/>
+          <w:sz w:val="22"/>
+        </w:rPr>
+        <w:t>ERP</w:t>
+      </w:r>
+      <w:r>
+        <w:rPr>
+          <w:rFonts w:ascii="Poppins" w:hAnsi="Poppins" w:cs="Poppins" w:eastAsia="Poppins"/>
+          <w:b w:val="0"/>
+          <w:i w:val="0"/>
+          <w:color w:val="1B3325"/>
+          <w:sz w:val="22"/>
+        </w:rPr>
+        <w:t xml:space="preserve"> y asistencia suman $23.000, así que el cliente paga $20.000 y recibe todo.</w:t>
+      </w:r>
+    </w:p>
+    <w:p>
+      <w:pPr>
+        <w:spacing w:before="160" w:after="40" w:line="259" w:lineRule="auto"/>
+        <w:jc w:val="left"/>
+        <w:keepNext/>
+        <w:widowControl/>
+      </w:pPr>
+      <w:r>
+        <w:rPr>
+          <w:rFonts w:ascii="Poppins" w:hAnsi="Poppins" w:cs="Poppins" w:eastAsia="Poppins"/>
+          <w:b/>
+          <w:i w:val="0"/>
+          <w:color w:val="1B3325"/>
+          <w:sz w:val="26"/>
+        </w:rPr>
+        <w:t>11.3. Qué paga el cliente por fuera</w:t>
+      </w:r>
+    </w:p>
+    <w:tbl>
+      <w:tblPr>
+        <w:tblW w:type="dxa" w:w="9600"/>
+        <w:jc w:val="center"/>
+        <w:tblLayout w:type="fixed"/>
+        <w:tblLook w:firstColumn="1" w:firstRow="1" w:lastColumn="0" w:lastRow="0" w:noHBand="0" w:noVBand="1" w:val="04A0"/>
+      </w:tblPr>
+      <w:tblGrid>
+        <w:gridCol w:w="2200"/>
+        <w:gridCol w:w="2500"/>
+        <w:gridCol w:w="4900"/>
+      </w:tblGrid>
+      <w:tr>
+        <w:trPr>
+          <w:tblHeader/>
+          <w:cantSplit/>
+        </w:trPr>
+        <w:tc>
+          <w:tcPr>
+            <w:tcW w:type="dxa" w:w="2200"/>
+            <w:tcBorders>
+              <w:top w:val="single" w:sz="4" w:space="0" w:color="1B3325"/>
+              <w:left w:val="single" w:sz="4" w:space="0" w:color="1B3325"/>
+              <w:bottom w:val="single" w:sz="4" w:space="0" w:color="1B3325"/>
+              <w:right w:val="single" w:sz="4" w:space="0" w:color="1B3325"/>
+            </w:tcBorders>
+            <w:tcMar>
+              <w:top w:w="40" w:type="dxa"/>
+              <w:left w:w="80" w:type="dxa"/>
+              <w:bottom w:w="40" w:type="dxa"/>
+              <w:right w:w="80" w:type="dxa"/>
+            </w:tcMar>
+            <w:shd w:val="clear" w:color="auto" w:fill="1B3325"/>
+            <w:vAlign w:val="center"/>
+          </w:tcPr>
+          <w:p>
+            <w:pPr>
+              <w:spacing w:before="0" w:after="0" w:line="259" w:lineRule="auto"/>
+              <w:jc w:val="center"/>
+              <w:widowControl/>
+              <w:keepNext/>
+            </w:pPr>
+            <w:r/>
+            <w:r>
+              <w:rPr>
+                <w:rFonts w:ascii="Poppins" w:hAnsi="Poppins" w:cs="Poppins" w:eastAsia="Poppins"/>
+                <w:b/>
+                <w:i w:val="0"/>
+                <w:color w:val="FFFFFF"/>
+                <w:sz w:val="16"/>
+              </w:rPr>
+              <w:t>Concepto</w:t>
+            </w:r>
+          </w:p>
+        </w:tc>
+        <w:tc>
+          <w:tcPr>
+            <w:tcW w:type="dxa" w:w="2500"/>
+            <w:tcBorders>
+              <w:top w:val="single" w:sz="4" w:space="0" w:color="1B3325"/>
+              <w:left w:val="single" w:sz="4" w:space="0" w:color="1B3325"/>
+              <w:bottom w:val="single" w:sz="4" w:space="0" w:color="1B3325"/>
+              <w:right w:val="single" w:sz="4" w:space="0" w:color="1B3325"/>
+            </w:tcBorders>
+            <w:tcMar>
+              <w:top w:w="40" w:type="dxa"/>
+              <w:left w:w="80" w:type="dxa"/>
+              <w:bottom w:w="40" w:type="dxa"/>
+              <w:right w:w="80" w:type="dxa"/>
+            </w:tcMar>
+            <w:shd w:val="clear" w:color="auto" w:fill="1B3325"/>
+            <w:vAlign w:val="center"/>
+          </w:tcPr>
+          <w:p>
+            <w:pPr>
+              <w:spacing w:before="0" w:after="0" w:line="259" w:lineRule="auto"/>
+              <w:jc w:val="center"/>
+              <w:widowControl/>
+              <w:keepNext/>
+            </w:pPr>
+            <w:r/>
+            <w:r>
+              <w:rPr>
+                <w:rFonts w:ascii="Poppins" w:hAnsi="Poppins" w:cs="Poppins" w:eastAsia="Poppins"/>
+                <w:b/>
+                <w:i w:val="0"/>
+                <w:color w:val="FFFFFF"/>
+                <w:sz w:val="16"/>
+              </w:rPr>
+              <w:t>Quién lo paga</w:t>
+            </w:r>
+          </w:p>
+        </w:tc>
+        <w:tc>
+          <w:tcPr>
+            <w:tcW w:type="dxa" w:w="4900"/>
+            <w:tcBorders>
+              <w:top w:val="single" w:sz="4" w:space="0" w:color="1B3325"/>
+              <w:left w:val="single" w:sz="4" w:space="0" w:color="1B3325"/>
+              <w:bottom w:val="single" w:sz="4" w:space="0" w:color="1B3325"/>
+              <w:right w:val="single" w:sz="4" w:space="0" w:color="1B3325"/>
+            </w:tcBorders>
+            <w:tcMar>
+              <w:top w:w="40" w:type="dxa"/>
+              <w:left w:w="80" w:type="dxa"/>
+              <w:bottom w:w="40" w:type="dxa"/>
+              <w:right w:w="80" w:type="dxa"/>
+            </w:tcMar>
+            <w:shd w:val="clear" w:color="auto" w:fill="1B3325"/>
+            <w:vAlign w:val="center"/>
+          </w:tcPr>
+          <w:p>
+            <w:pPr>
+              <w:spacing w:before="0" w:after="0" w:line="259" w:lineRule="auto"/>
+              <w:jc w:val="center"/>
+              <w:widowControl/>
+              <w:keepNext/>
+            </w:pPr>
+            <w:r/>
+            <w:r>
+              <w:rPr>
+                <w:rFonts w:ascii="Poppins" w:hAnsi="Poppins" w:cs="Poppins" w:eastAsia="Poppins"/>
+                <w:b/>
+                <w:i w:val="0"/>
+                <w:color w:val="FFFFFF"/>
+                <w:sz w:val="16"/>
+              </w:rPr>
+              <w:t>Referencia leída el 14 de octubre de 2026</w:t>
+            </w:r>
+          </w:p>
+        </w:tc>
+      </w:tr>
+      <w:tr>
+        <w:trPr>
+          <w:cantSplit/>
+        </w:trPr>
+        <w:tc>
+          <w:tcPr>
+            <w:tcW w:type="dxa" w:w="2200"/>
+            <w:tcBorders>
+              <w:top w:val="single" w:sz="4" w:space="0" w:color="1B3325"/>
+              <w:left w:val="single" w:sz="4" w:space="0" w:color="1B3325"/>
+              <w:bottom w:val="single" w:sz="4" w:space="0" w:color="1B3325"/>
+              <w:right w:val="single" w:sz="4" w:space="0" w:color="1B3325"/>
+            </w:tcBorders>
+            <w:tcMar>
+              <w:top w:w="40" w:type="dxa"/>
+              <w:left w:w="80" w:type="dxa"/>
+              <w:bottom w:w="40" w:type="dxa"/>
+              <w:right w:w="80" w:type="dxa"/>
+            </w:tcMar>
+            <w:shd w:val="clear" w:color="auto" w:fill="FFFFFF"/>
+            <w:vAlign w:val="center"/>
+          </w:tcPr>
+          <w:p>
+            <w:pPr>
+              <w:spacing w:before="0" w:after="0" w:line="259" w:lineRule="auto"/>
+              <w:jc w:val="left"/>
+              <w:widowControl/>
+              <w:keepNext/>
+            </w:pPr>
+            <w:r/>
+            <w:r>
+              <w:rPr>
+                <w:rFonts w:ascii="Poppins" w:hAnsi="Poppins" w:cs="Poppins" w:eastAsia="Poppins"/>
+                <w:b w:val="0"/>
+                <w:i w:val="0"/>
+                <w:color w:val="1B3325"/>
+                <w:sz w:val="16"/>
+              </w:rPr>
+              <w:t>VPS Hostinger KVM 1</w:t>
+            </w:r>
+          </w:p>
+        </w:tc>
+        <w:tc>
+          <w:tcPr>
+            <w:tcW w:type="dxa" w:w="2500"/>
+            <w:tcBorders>
+              <w:top w:val="single" w:sz="4" w:space="0" w:color="1B3325"/>
+              <w:left w:val="single" w:sz="4" w:space="0" w:color="1B3325"/>
+              <w:bottom w:val="single" w:sz="4" w:space="0" w:color="1B3325"/>
+              <w:right w:val="single" w:sz="4" w:space="0" w:color="1B3325"/>
+            </w:tcBorders>
+            <w:tcMar>
+              <w:top w:w="40" w:type="dxa"/>
+              <w:left w:w="80" w:type="dxa"/>
+              <w:bottom w:w="40" w:type="dxa"/>
+              <w:right w:w="80" w:type="dxa"/>
+            </w:tcMar>
+            <w:shd w:val="clear" w:color="auto" w:fill="FFFFFF"/>
+            <w:vAlign w:val="center"/>
+          </w:tcPr>
+          <w:p>
+            <w:pPr>
+              <w:spacing w:before="0" w:after="0" w:line="259" w:lineRule="auto"/>
+              <w:jc w:val="left"/>
+              <w:widowControl/>
+              <w:keepNext/>
+            </w:pPr>
+            <w:r/>
+            <w:r>
+              <w:rPr>
+                <w:rFonts w:ascii="Poppins" w:hAnsi="Poppins" w:cs="Poppins" w:eastAsia="Poppins"/>
+                <w:b/>
+                <w:i w:val="0"/>
+                <w:color w:val="1B3325"/>
+                <w:sz w:val="16"/>
+              </w:rPr>
+              <w:t>EL CLIENTE</w:t>
+            </w:r>
+            <w:r>
+              <w:rPr>
+                <w:rFonts w:ascii="Poppins" w:hAnsi="Poppins" w:cs="Poppins" w:eastAsia="Poppins"/>
+                <w:b w:val="0"/>
+                <w:i w:val="0"/>
+                <w:color w:val="1B3325"/>
+                <w:sz w:val="16"/>
+              </w:rPr>
+              <w:t>, a Hostinger</w:t>
+            </w:r>
+          </w:p>
+        </w:tc>
+        <w:tc>
+          <w:tcPr>
+            <w:tcW w:type="dxa" w:w="4900"/>
+            <w:tcBorders>
+              <w:top w:val="single" w:sz="4" w:space="0" w:color="1B3325"/>
+              <w:left w:val="single" w:sz="4" w:space="0" w:color="1B3325"/>
+              <w:bottom w:val="single" w:sz="4" w:space="0" w:color="1B3325"/>
+              <w:right w:val="single" w:sz="4" w:space="0" w:color="1B3325"/>
+            </w:tcBorders>
+            <w:tcMar>
+              <w:top w:w="40" w:type="dxa"/>
+              <w:left w:w="80" w:type="dxa"/>
+              <w:bottom w:w="40" w:type="dxa"/>
+              <w:right w:w="80" w:type="dxa"/>
+            </w:tcMar>
+            <w:shd w:val="clear" w:color="auto" w:fill="FFFFFF"/>
+            <w:vAlign w:val="center"/>
+          </w:tcPr>
+          <w:p>
+            <w:pPr>
+              <w:spacing w:before="0" w:after="0" w:line="259" w:lineRule="auto"/>
+              <w:jc w:val="left"/>
+              <w:widowControl/>
+              <w:keepNext/>
+            </w:pPr>
+            <w:r/>
+            <w:r>
+              <w:rPr>
+                <w:rFonts w:ascii="Poppins" w:hAnsi="Poppins" w:cs="Poppins" w:eastAsia="Poppins"/>
+                <w:b w:val="0"/>
+                <w:i w:val="0"/>
+                <w:color w:val="1B3325"/>
+                <w:sz w:val="16"/>
+              </w:rPr>
+              <w:t>Oferta $19.900 al mes. Renovación $38.900 al mes, $466.800 al año. Disco de 50 GB.</w:t>
+            </w:r>
+          </w:p>
+        </w:tc>
+      </w:tr>
+      <w:tr>
+        <w:trPr>
+          <w:cantSplit/>
+        </w:trPr>
+        <w:tc>
+          <w:tcPr>
+            <w:tcW w:type="dxa" w:w="2200"/>
+            <w:tcBorders>
+              <w:top w:val="single" w:sz="4" w:space="0" w:color="1B3325"/>
+              <w:left w:val="single" w:sz="4" w:space="0" w:color="1B3325"/>
+              <w:bottom w:val="single" w:sz="4" w:space="0" w:color="1B3325"/>
+              <w:right w:val="single" w:sz="4" w:space="0" w:color="1B3325"/>
+            </w:tcBorders>
+            <w:tcMar>
+              <w:top w:w="40" w:type="dxa"/>
+              <w:left w:w="80" w:type="dxa"/>
+              <w:bottom w:w="40" w:type="dxa"/>
+              <w:right w:w="80" w:type="dxa"/>
+            </w:tcMar>
+            <w:shd w:val="clear" w:color="auto" w:fill="F7FBF8"/>
+            <w:vAlign w:val="center"/>
+          </w:tcPr>
+          <w:p>
+            <w:pPr>
+              <w:spacing w:before="0" w:after="0" w:line="259" w:lineRule="auto"/>
+              <w:jc w:val="left"/>
+              <w:widowControl/>
+              <w:keepNext/>
+            </w:pPr>
+            <w:r/>
+            <w:r>
+              <w:rPr>
+                <w:rFonts w:ascii="Poppins" w:hAnsi="Poppins" w:cs="Poppins" w:eastAsia="Poppins"/>
+                <w:b w:val="0"/>
+                <w:i w:val="0"/>
+                <w:color w:val="1B3325"/>
+                <w:sz w:val="16"/>
+              </w:rPr>
+              <w:t>Dominio</w:t>
+            </w:r>
+          </w:p>
+        </w:tc>
+        <w:tc>
+          <w:tcPr>
+            <w:tcW w:type="dxa" w:w="2500"/>
+            <w:tcBorders>
+              <w:top w:val="single" w:sz="4" w:space="0" w:color="1B3325"/>
+              <w:left w:val="single" w:sz="4" w:space="0" w:color="1B3325"/>
+              <w:bottom w:val="single" w:sz="4" w:space="0" w:color="1B3325"/>
+              <w:right w:val="single" w:sz="4" w:space="0" w:color="1B3325"/>
+            </w:tcBorders>
+            <w:tcMar>
+              <w:top w:w="40" w:type="dxa"/>
+              <w:left w:w="80" w:type="dxa"/>
+              <w:bottom w:w="40" w:type="dxa"/>
+              <w:right w:w="80" w:type="dxa"/>
+            </w:tcMar>
+            <w:shd w:val="clear" w:color="auto" w:fill="F7FBF8"/>
+            <w:vAlign w:val="center"/>
+          </w:tcPr>
+          <w:p>
+            <w:pPr>
+              <w:spacing w:before="0" w:after="0" w:line="259" w:lineRule="auto"/>
+              <w:jc w:val="left"/>
+              <w:widowControl/>
+              <w:keepNext/>
+            </w:pPr>
+            <w:r/>
+            <w:r>
+              <w:rPr>
+                <w:rFonts w:ascii="Poppins" w:hAnsi="Poppins" w:cs="Poppins" w:eastAsia="Poppins"/>
+                <w:b/>
+                <w:i w:val="0"/>
+                <w:color w:val="1B3325"/>
+                <w:sz w:val="16"/>
+              </w:rPr>
+              <w:t>EL CLIENTE</w:t>
+            </w:r>
+            <w:r>
+              <w:rPr>
+                <w:rFonts w:ascii="Poppins" w:hAnsi="Poppins" w:cs="Poppins" w:eastAsia="Poppins"/>
+                <w:b w:val="0"/>
+                <w:i w:val="0"/>
+                <w:color w:val="1B3325"/>
+                <w:sz w:val="16"/>
+              </w:rPr>
+              <w:t>, al registrador</w:t>
+            </w:r>
+          </w:p>
+        </w:tc>
+        <w:tc>
+          <w:tcPr>
+            <w:tcW w:type="dxa" w:w="4900"/>
+            <w:tcBorders>
+              <w:top w:val="single" w:sz="4" w:space="0" w:color="1B3325"/>
+              <w:left w:val="single" w:sz="4" w:space="0" w:color="1B3325"/>
+              <w:bottom w:val="single" w:sz="4" w:space="0" w:color="1B3325"/>
+              <w:right w:val="single" w:sz="4" w:space="0" w:color="1B3325"/>
+            </w:tcBorders>
+            <w:tcMar>
+              <w:top w:w="40" w:type="dxa"/>
+              <w:left w:w="80" w:type="dxa"/>
+              <w:bottom w:w="40" w:type="dxa"/>
+              <w:right w:w="80" w:type="dxa"/>
+            </w:tcMar>
+            <w:shd w:val="clear" w:color="auto" w:fill="F7FBF8"/>
+            <w:vAlign w:val="center"/>
+          </w:tcPr>
+          <w:p>
+            <w:pPr>
+              <w:spacing w:before="0" w:after="0" w:line="259" w:lineRule="auto"/>
+              <w:jc w:val="left"/>
+              <w:widowControl/>
+              <w:keepNext/>
+            </w:pPr>
+            <w:r/>
+            <w:r>
+              <w:rPr>
+                <w:rFonts w:ascii="Poppins" w:hAnsi="Poppins" w:cs="Poppins" w:eastAsia="Poppins"/>
+                <w:b w:val="0"/>
+                <w:i w:val="0"/>
+                <w:color w:val="1B3325"/>
+                <w:sz w:val="16"/>
+              </w:rPr>
+              <w:t>No tiene un solo precio. Depende de la extensión y el registrador.</w:t>
+            </w:r>
+          </w:p>
+        </w:tc>
+      </w:tr>
+      <w:tr>
+        <w:trPr>
+          <w:cantSplit/>
+        </w:trPr>
+        <w:tc>
+          <w:tcPr>
+            <w:tcW w:type="dxa" w:w="2200"/>
+            <w:tcBorders>
+              <w:top w:val="single" w:sz="4" w:space="0" w:color="1B3325"/>
+              <w:left w:val="single" w:sz="4" w:space="0" w:color="1B3325"/>
+              <w:bottom w:val="single" w:sz="4" w:space="0" w:color="1B3325"/>
+              <w:right w:val="single" w:sz="4" w:space="0" w:color="1B3325"/>
+            </w:tcBorders>
+            <w:tcMar>
+              <w:top w:w="40" w:type="dxa"/>
+              <w:left w:w="80" w:type="dxa"/>
+              <w:bottom w:w="40" w:type="dxa"/>
+              <w:right w:w="80" w:type="dxa"/>
+            </w:tcMar>
+            <w:shd w:val="clear" w:color="auto" w:fill="FFFFFF"/>
+            <w:vAlign w:val="center"/>
+          </w:tcPr>
+          <w:p>
+            <w:pPr>
+              <w:spacing w:before="0" w:after="0" w:line="259" w:lineRule="auto"/>
+              <w:jc w:val="left"/>
+              <w:widowControl/>
+            </w:pPr>
+            <w:r/>
+            <w:r>
+              <w:rPr>
+                <w:rFonts w:ascii="Poppins" w:hAnsi="Poppins" w:cs="Poppins" w:eastAsia="Poppins"/>
+                <w:b w:val="0"/>
+                <w:i w:val="0"/>
+                <w:color w:val="1B3325"/>
+                <w:sz w:val="16"/>
+              </w:rPr>
+              <w:t>Cuota Drive de 2 TB</w:t>
+            </w:r>
+          </w:p>
+        </w:tc>
+        <w:tc>
+          <w:tcPr>
+            <w:tcW w:type="dxa" w:w="2500"/>
+            <w:tcBorders>
+              <w:top w:val="single" w:sz="4" w:space="0" w:color="1B3325"/>
+              <w:left w:val="single" w:sz="4" w:space="0" w:color="1B3325"/>
+              <w:bottom w:val="single" w:sz="4" w:space="0" w:color="1B3325"/>
+              <w:right w:val="single" w:sz="4" w:space="0" w:color="1B3325"/>
+            </w:tcBorders>
+            <w:tcMar>
+              <w:top w:w="40" w:type="dxa"/>
+              <w:left w:w="80" w:type="dxa"/>
+              <w:bottom w:w="40" w:type="dxa"/>
+              <w:right w:w="80" w:type="dxa"/>
+            </w:tcMar>
+            <w:shd w:val="clear" w:color="auto" w:fill="FFFFFF"/>
+            <w:vAlign w:val="center"/>
+          </w:tcPr>
+          <w:p>
+            <w:pPr>
+              <w:spacing w:before="0" w:after="0" w:line="259" w:lineRule="auto"/>
+              <w:jc w:val="left"/>
+              <w:widowControl/>
+            </w:pPr>
+            <w:r/>
+            <w:r>
+              <w:rPr>
+                <w:rFonts w:ascii="Poppins" w:hAnsi="Poppins" w:cs="Poppins" w:eastAsia="Poppins"/>
+                <w:b w:val="0"/>
+                <w:i w:val="0"/>
+                <w:color w:val="1B3325"/>
+                <w:sz w:val="16"/>
+              </w:rPr>
+              <w:t xml:space="preserve">Incluida en </w:t>
+            </w:r>
+            <w:r>
+              <w:rPr>
+                <w:rFonts w:ascii="Poppins" w:hAnsi="Poppins" w:cs="Poppins" w:eastAsia="Poppins"/>
+                <w:b/>
+                <w:i w:val="0"/>
+                <w:color w:val="1B3325"/>
+                <w:sz w:val="16"/>
+              </w:rPr>
+              <w:t>RecoTime</w:t>
+            </w:r>
+          </w:p>
+        </w:tc>
+        <w:tc>
+          <w:tcPr>
+            <w:tcW w:type="dxa" w:w="4900"/>
+            <w:tcBorders>
+              <w:top w:val="single" w:sz="4" w:space="0" w:color="1B3325"/>
+              <w:left w:val="single" w:sz="4" w:space="0" w:color="1B3325"/>
+              <w:bottom w:val="single" w:sz="4" w:space="0" w:color="1B3325"/>
+              <w:right w:val="single" w:sz="4" w:space="0" w:color="1B3325"/>
+            </w:tcBorders>
+            <w:tcMar>
+              <w:top w:w="40" w:type="dxa"/>
+              <w:left w:w="80" w:type="dxa"/>
+              <w:bottom w:w="40" w:type="dxa"/>
+              <w:right w:w="80" w:type="dxa"/>
+            </w:tcMar>
+            <w:shd w:val="clear" w:color="auto" w:fill="FFFFFF"/>
+            <w:vAlign w:val="center"/>
+          </w:tcPr>
+          <w:p>
+            <w:pPr>
+              <w:spacing w:before="0" w:after="0" w:line="259" w:lineRule="auto"/>
+              <w:jc w:val="left"/>
+              <w:widowControl/>
+            </w:pPr>
+            <w:r/>
+            <w:r>
+              <w:rPr>
+                <w:rFonts w:ascii="Poppins" w:hAnsi="Poppins" w:cs="Poppins" w:eastAsia="Poppins"/>
+                <w:b w:val="0"/>
+                <w:i w:val="0"/>
+                <w:color w:val="1B3325"/>
+                <w:sz w:val="16"/>
+              </w:rPr>
+              <w:t>Es el techo del software. El espacio usable es el disco de la VPS.</w:t>
+            </w:r>
+          </w:p>
+        </w:tc>
+      </w:tr>
+    </w:tbl>
+    <w:p>
+      <w:pPr>
+        <w:spacing w:before="0" w:after="40" w:line="259" w:lineRule="auto"/>
+        <w:jc w:val="left"/>
+        <w:widowControl/>
+      </w:pPr>
+    </w:p>
+    <w:p>
+      <w:pPr>
+        <w:spacing w:before="0" w:after="120" w:line="259" w:lineRule="auto"/>
+        <w:jc w:val="left"/>
+        <w:widowControl/>
+      </w:pPr>
+      <w:r>
+        <w:rPr>
+          <w:rFonts w:ascii="Poppins" w:hAnsi="Poppins" w:cs="Poppins" w:eastAsia="Poppins"/>
+          <w:b w:val="0"/>
+          <w:i w:val="0"/>
+          <w:color w:val="1B3325"/>
+          <w:sz w:val="22"/>
+        </w:rPr>
+        <w:t>KVM 8, el plan más alto de esa página, trae 400 GB y se renueva en $2.026.800 al año. Ninguna VPS de la lista pública llega a 2 TB. La propuesta al cliente debe decir que la cuota de 2 TB se usa hasta donde el disco contratado lo permita.</w:t>
+      </w:r>
+    </w:p>
+    <w:p>
+      <w:pPr>
+        <w:spacing w:before="160" w:after="40" w:line="259" w:lineRule="auto"/>
+        <w:jc w:val="left"/>
+        <w:keepNext/>
+        <w:widowControl/>
+      </w:pPr>
+      <w:r>
+        <w:rPr>
+          <w:rFonts w:ascii="Poppins" w:hAnsi="Poppins" w:cs="Poppins" w:eastAsia="Poppins"/>
+          <w:b/>
+          <w:i w:val="0"/>
+          <w:color w:val="1B3325"/>
+          <w:sz w:val="26"/>
+        </w:rPr>
+        <w:t>11.4. Licencia vitalicia</w:t>
+      </w:r>
+    </w:p>
+    <w:p>
+      <w:pPr>
+        <w:spacing w:before="0" w:after="160" w:line="259" w:lineRule="auto"/>
+        <w:jc w:val="both"/>
         <w:widowControl/>
       </w:pPr>
       <w:r>
@@ -15199,17 +15817,7 @@
           <w:color w:val="1B3325"/>
           <w:sz w:val="26"/>
         </w:rPr>
-        <w:t xml:space="preserve">•  </w:t>
-      </w:r>
-      <w:r>
-        <w:rPr>
-          <w:rFonts w:ascii="Poppins" w:hAnsi="Poppins" w:cs="Poppins" w:eastAsia="Poppins"/>
-          <w:b w:val="0"/>
-          <w:i w:val="0"/>
-          <w:color w:val="1B3325"/>
-          <w:sz w:val="26"/>
-        </w:rPr>
-        <w:t>Incluye el derecho de uso indefinido de la versión entregada, la instalación en el hosting o VPS del cliente, la capacitación y 3 meses de soporte de garantía.</w:t>
+        <w:t>El pago único equivale a 22 mensualidades del alcance que el cliente contrate, sistema completo o módulos sueltos. Cubre el derecho de uso de la versión entregada.</w:t>
       </w:r>
     </w:p>
     <w:p>
@@ -15237,7 +15845,35 @@
           <w:color w:val="1B3325"/>
           <w:sz w:val="26"/>
         </w:rPr>
-        <w:t>Después de la garantía, el cliente asume su propio soporte. Si toma el plan opcional, recibe 3 horas al mes y las actualizaciones.</w:t>
+        <w:t>Incluye el derecho de uso indefinido de la versión entregada, la instalación en la VPS del cliente, la capacitación y 3 meses de soporte de garantía.</w:t>
+      </w:r>
+    </w:p>
+    <w:p>
+      <w:pPr>
+        <w:spacing w:before="20" w:after="40" w:line="259" w:lineRule="auto"/>
+        <w:ind w:left="425" w:hanging="227"/>
+        <w:jc w:val="left"/>
+        <w:widowControl/>
+      </w:pPr>
+      <w:r>
+        <w:rPr>
+          <w:rFonts w:ascii="Poppins" w:hAnsi="Poppins" w:cs="Poppins" w:eastAsia="Poppins"/>
+          <w:b w:val="0"/>
+          <w:i w:val="0"/>
+          <w:color w:val="1B3325"/>
+          <w:sz w:val="26"/>
+        </w:rPr>
+        <w:t xml:space="preserve">•  </w:t>
+      </w:r>
+      <w:r>
+        <w:rPr>
+          <w:rFonts w:ascii="Poppins" w:hAnsi="Poppins" w:cs="Poppins" w:eastAsia="Poppins"/>
+          <w:b w:val="0"/>
+          <w:i w:val="0"/>
+          <w:color w:val="1B3325"/>
+          <w:sz w:val="26"/>
+        </w:rPr>
+        <w:t>Después de la garantía, el cliente asume su propio soporte. Si toma el plan opcional, paga el 40 % de su mensualidad por usuario, recibe 3 horas al mes y las actualizaciones.</w:t>
       </w:r>
     </w:p>
     <w:p>
@@ -15426,6 +16062,7 @@
               <w:spacing w:before="0" w:after="0" w:line="259" w:lineRule="auto"/>
               <w:jc w:val="left"/>
               <w:widowControl/>
+              <w:keepNext/>
             </w:pPr>
             <w:r/>
             <w:r>
@@ -15463,6 +16100,7 @@
               <w:spacing w:before="0" w:after="0" w:line="259" w:lineRule="auto"/>
               <w:jc w:val="left"/>
               <w:widowControl/>
+              <w:keepNext/>
             </w:pPr>
             <w:r/>
             <w:r>
@@ -15525,6 +16163,7 @@
               <w:spacing w:before="0" w:after="0" w:line="259" w:lineRule="auto"/>
               <w:jc w:val="left"/>
               <w:widowControl/>
+              <w:keepNext/>
             </w:pPr>
             <w:r/>
             <w:r>
@@ -15562,6 +16201,7 @@
               <w:spacing w:before="0" w:after="0" w:line="259" w:lineRule="auto"/>
               <w:jc w:val="left"/>
               <w:widowControl/>
+              <w:keepNext/>
             </w:pPr>
             <w:r/>
             <w:r>
@@ -15573,6 +16213,350 @@
                 <w:sz w:val="20"/>
               </w:rPr>
               <w:t>Se cotizan, o permanecen en el software contable del cliente.</w:t>
+            </w:r>
+          </w:p>
+        </w:tc>
+      </w:tr>
+      <w:tr>
+        <w:trPr>
+          <w:cantSplit/>
+        </w:trPr>
+        <w:tc>
+          <w:tcPr>
+            <w:tcW w:type="dxa" w:w="4000"/>
+            <w:tcBorders>
+              <w:top w:val="single" w:sz="4" w:space="0" w:color="1B3325"/>
+              <w:left w:val="single" w:sz="4" w:space="0" w:color="1B3325"/>
+              <w:bottom w:val="single" w:sz="4" w:space="0" w:color="1B3325"/>
+              <w:right w:val="single" w:sz="4" w:space="0" w:color="1B3325"/>
+            </w:tcBorders>
+            <w:tcMar>
+              <w:top w:w="40" w:type="dxa"/>
+              <w:left w:w="80" w:type="dxa"/>
+              <w:bottom w:w="40" w:type="dxa"/>
+              <w:right w:w="80" w:type="dxa"/>
+            </w:tcMar>
+            <w:shd w:val="clear" w:color="auto" w:fill="FFFFFF"/>
+            <w:vAlign w:val="center"/>
+          </w:tcPr>
+          <w:p>
+            <w:pPr>
+              <w:spacing w:before="0" w:after="0" w:line="259" w:lineRule="auto"/>
+              <w:jc w:val="left"/>
+              <w:widowControl/>
+              <w:keepNext/>
+            </w:pPr>
+            <w:r/>
+            <w:r>
+              <w:rPr>
+                <w:rFonts w:ascii="Poppins" w:hAnsi="Poppins" w:cs="Poppins" w:eastAsia="Poppins"/>
+                <w:b w:val="0"/>
+                <w:i w:val="0"/>
+                <w:color w:val="1B3325"/>
+                <w:sz w:val="20"/>
+              </w:rPr>
+              <w:t>Inventario, compras o POS</w:t>
+            </w:r>
+          </w:p>
+        </w:tc>
+        <w:tc>
+          <w:tcPr>
+            <w:tcW w:type="dxa" w:w="5600"/>
+            <w:tcBorders>
+              <w:top w:val="single" w:sz="4" w:space="0" w:color="1B3325"/>
+              <w:left w:val="single" w:sz="4" w:space="0" w:color="1B3325"/>
+              <w:bottom w:val="single" w:sz="4" w:space="0" w:color="1B3325"/>
+              <w:right w:val="single" w:sz="4" w:space="0" w:color="1B3325"/>
+            </w:tcBorders>
+            <w:tcMar>
+              <w:top w:w="40" w:type="dxa"/>
+              <w:left w:w="80" w:type="dxa"/>
+              <w:bottom w:w="40" w:type="dxa"/>
+              <w:right w:w="80" w:type="dxa"/>
+            </w:tcMar>
+            <w:shd w:val="clear" w:color="auto" w:fill="FFFFFF"/>
+            <w:vAlign w:val="center"/>
+          </w:tcPr>
+          <w:p>
+            <w:pPr>
+              <w:spacing w:before="0" w:after="0" w:line="259" w:lineRule="auto"/>
+              <w:jc w:val="left"/>
+              <w:widowControl/>
+              <w:keepNext/>
+            </w:pPr>
+            <w:r/>
+            <w:r>
+              <w:rPr>
+                <w:rFonts w:ascii="Poppins" w:hAnsi="Poppins" w:cs="Poppins" w:eastAsia="Poppins"/>
+                <w:b w:val="0"/>
+                <w:i w:val="0"/>
+                <w:color w:val="1B3325"/>
+                <w:sz w:val="20"/>
+              </w:rPr>
+              <w:t>Se cotizan según el alcance.</w:t>
+            </w:r>
+          </w:p>
+        </w:tc>
+      </w:tr>
+      <w:tr>
+        <w:trPr>
+          <w:cantSplit/>
+        </w:trPr>
+        <w:tc>
+          <w:tcPr>
+            <w:tcW w:type="dxa" w:w="4000"/>
+            <w:tcBorders>
+              <w:top w:val="single" w:sz="4" w:space="0" w:color="1B3325"/>
+              <w:left w:val="single" w:sz="4" w:space="0" w:color="1B3325"/>
+              <w:bottom w:val="single" w:sz="4" w:space="0" w:color="1B3325"/>
+              <w:right w:val="single" w:sz="4" w:space="0" w:color="1B3325"/>
+            </w:tcBorders>
+            <w:tcMar>
+              <w:top w:w="40" w:type="dxa"/>
+              <w:left w:w="80" w:type="dxa"/>
+              <w:bottom w:w="40" w:type="dxa"/>
+              <w:right w:w="80" w:type="dxa"/>
+            </w:tcMar>
+            <w:shd w:val="clear" w:color="auto" w:fill="F7FBF8"/>
+            <w:vAlign w:val="center"/>
+          </w:tcPr>
+          <w:p>
+            <w:pPr>
+              <w:spacing w:before="0" w:after="0" w:line="259" w:lineRule="auto"/>
+              <w:jc w:val="left"/>
+              <w:widowControl/>
+              <w:keepNext/>
+            </w:pPr>
+            <w:r/>
+            <w:r>
+              <w:rPr>
+                <w:rFonts w:ascii="Poppins" w:hAnsi="Poppins" w:cs="Poppins" w:eastAsia="Poppins"/>
+                <w:b w:val="0"/>
+                <w:i w:val="0"/>
+                <w:color w:val="1B3325"/>
+                <w:sz w:val="20"/>
+              </w:rPr>
+              <w:t>Reloj, biométrico o app en tiendas</w:t>
+            </w:r>
+          </w:p>
+        </w:tc>
+        <w:tc>
+          <w:tcPr>
+            <w:tcW w:type="dxa" w:w="5600"/>
+            <w:tcBorders>
+              <w:top w:val="single" w:sz="4" w:space="0" w:color="1B3325"/>
+              <w:left w:val="single" w:sz="4" w:space="0" w:color="1B3325"/>
+              <w:bottom w:val="single" w:sz="4" w:space="0" w:color="1B3325"/>
+              <w:right w:val="single" w:sz="4" w:space="0" w:color="1B3325"/>
+            </w:tcBorders>
+            <w:tcMar>
+              <w:top w:w="40" w:type="dxa"/>
+              <w:left w:w="80" w:type="dxa"/>
+              <w:bottom w:w="40" w:type="dxa"/>
+              <w:right w:w="80" w:type="dxa"/>
+            </w:tcMar>
+            <w:shd w:val="clear" w:color="auto" w:fill="F7FBF8"/>
+            <w:vAlign w:val="center"/>
+          </w:tcPr>
+          <w:p>
+            <w:pPr>
+              <w:spacing w:before="0" w:after="0" w:line="259" w:lineRule="auto"/>
+              <w:jc w:val="left"/>
+              <w:widowControl/>
+              <w:keepNext/>
+            </w:pPr>
+            <w:r/>
+            <w:r>
+              <w:rPr>
+                <w:rFonts w:ascii="Poppins" w:hAnsi="Poppins" w:cs="Poppins" w:eastAsia="Poppins"/>
+                <w:b w:val="0"/>
+                <w:i w:val="0"/>
+                <w:color w:val="1B3325"/>
+                <w:sz w:val="20"/>
+              </w:rPr>
+              <w:t xml:space="preserve">Se cotiza. Esta versión registra la marca dentro de </w:t>
+            </w:r>
+            <w:r>
+              <w:rPr>
+                <w:rFonts w:ascii="Poppins" w:hAnsi="Poppins" w:cs="Poppins" w:eastAsia="Poppins"/>
+                <w:b/>
+                <w:i w:val="0"/>
+                <w:color w:val="1B3325"/>
+                <w:sz w:val="20"/>
+              </w:rPr>
+              <w:t>RecoTime</w:t>
+            </w:r>
+            <w:r>
+              <w:rPr>
+                <w:rFonts w:ascii="Poppins" w:hAnsi="Poppins" w:cs="Poppins" w:eastAsia="Poppins"/>
+                <w:b w:val="0"/>
+                <w:i w:val="0"/>
+                <w:color w:val="1B3325"/>
+                <w:sz w:val="20"/>
+              </w:rPr>
+              <w:t>.</w:t>
+            </w:r>
+          </w:p>
+        </w:tc>
+      </w:tr>
+      <w:tr>
+        <w:trPr>
+          <w:cantSplit/>
+        </w:trPr>
+        <w:tc>
+          <w:tcPr>
+            <w:tcW w:type="dxa" w:w="4000"/>
+            <w:tcBorders>
+              <w:top w:val="single" w:sz="4" w:space="0" w:color="1B3325"/>
+              <w:left w:val="single" w:sz="4" w:space="0" w:color="1B3325"/>
+              <w:bottom w:val="single" w:sz="4" w:space="0" w:color="1B3325"/>
+              <w:right w:val="single" w:sz="4" w:space="0" w:color="1B3325"/>
+            </w:tcBorders>
+            <w:tcMar>
+              <w:top w:w="40" w:type="dxa"/>
+              <w:left w:w="80" w:type="dxa"/>
+              <w:bottom w:w="40" w:type="dxa"/>
+              <w:right w:w="80" w:type="dxa"/>
+            </w:tcMar>
+            <w:shd w:val="clear" w:color="auto" w:fill="FFFFFF"/>
+            <w:vAlign w:val="center"/>
+          </w:tcPr>
+          <w:p>
+            <w:pPr>
+              <w:spacing w:before="0" w:after="0" w:line="259" w:lineRule="auto"/>
+              <w:jc w:val="left"/>
+              <w:widowControl/>
+              <w:keepNext/>
+            </w:pPr>
+            <w:r/>
+            <w:r>
+              <w:rPr>
+                <w:rFonts w:ascii="Poppins" w:hAnsi="Poppins" w:cs="Poppins" w:eastAsia="Poppins"/>
+                <w:b w:val="0"/>
+                <w:i w:val="0"/>
+                <w:color w:val="1B3325"/>
+                <w:sz w:val="20"/>
+              </w:rPr>
+              <w:t>Sede adicional o espacio por encima de 2 TB</w:t>
+            </w:r>
+          </w:p>
+        </w:tc>
+        <w:tc>
+          <w:tcPr>
+            <w:tcW w:type="dxa" w:w="5600"/>
+            <w:tcBorders>
+              <w:top w:val="single" w:sz="4" w:space="0" w:color="1B3325"/>
+              <w:left w:val="single" w:sz="4" w:space="0" w:color="1B3325"/>
+              <w:bottom w:val="single" w:sz="4" w:space="0" w:color="1B3325"/>
+              <w:right w:val="single" w:sz="4" w:space="0" w:color="1B3325"/>
+            </w:tcBorders>
+            <w:tcMar>
+              <w:top w:w="40" w:type="dxa"/>
+              <w:left w:w="80" w:type="dxa"/>
+              <w:bottom w:w="40" w:type="dxa"/>
+              <w:right w:w="80" w:type="dxa"/>
+            </w:tcMar>
+            <w:shd w:val="clear" w:color="auto" w:fill="FFFFFF"/>
+            <w:vAlign w:val="center"/>
+          </w:tcPr>
+          <w:p>
+            <w:pPr>
+              <w:spacing w:before="0" w:after="0" w:line="259" w:lineRule="auto"/>
+              <w:jc w:val="left"/>
+              <w:widowControl/>
+              <w:keepNext/>
+            </w:pPr>
+            <w:r/>
+            <w:r>
+              <w:rPr>
+                <w:rFonts w:ascii="Poppins" w:hAnsi="Poppins" w:cs="Poppins" w:eastAsia="Poppins"/>
+                <w:b w:val="0"/>
+                <w:i w:val="0"/>
+                <w:color w:val="1B3325"/>
+                <w:sz w:val="20"/>
+              </w:rPr>
+              <w:t>Se cotiza. El disco adicional lo contrata el cliente en su VPS.</w:t>
+            </w:r>
+          </w:p>
+        </w:tc>
+      </w:tr>
+      <w:tr>
+        <w:trPr>
+          <w:cantSplit/>
+        </w:trPr>
+        <w:tc>
+          <w:tcPr>
+            <w:tcW w:type="dxa" w:w="4000"/>
+            <w:tcBorders>
+              <w:top w:val="single" w:sz="4" w:space="0" w:color="1B3325"/>
+              <w:left w:val="single" w:sz="4" w:space="0" w:color="1B3325"/>
+              <w:bottom w:val="single" w:sz="4" w:space="0" w:color="1B3325"/>
+              <w:right w:val="single" w:sz="4" w:space="0" w:color="1B3325"/>
+            </w:tcBorders>
+            <w:tcMar>
+              <w:top w:w="40" w:type="dxa"/>
+              <w:left w:w="80" w:type="dxa"/>
+              <w:bottom w:w="40" w:type="dxa"/>
+              <w:right w:w="80" w:type="dxa"/>
+            </w:tcMar>
+            <w:shd w:val="clear" w:color="auto" w:fill="F7FBF8"/>
+            <w:vAlign w:val="center"/>
+          </w:tcPr>
+          <w:p>
+            <w:pPr>
+              <w:spacing w:before="0" w:after="0" w:line="259" w:lineRule="auto"/>
+              <w:jc w:val="left"/>
+              <w:widowControl/>
+              <w:keepNext/>
+            </w:pPr>
+            <w:r/>
+            <w:r>
+              <w:rPr>
+                <w:rFonts w:ascii="Poppins" w:hAnsi="Poppins" w:cs="Poppins" w:eastAsia="Poppins"/>
+                <w:b w:val="0"/>
+                <w:i w:val="0"/>
+                <w:color w:val="1B3325"/>
+                <w:sz w:val="20"/>
+              </w:rPr>
+              <w:t>Consumo de WhatsApp</w:t>
+            </w:r>
+          </w:p>
+        </w:tc>
+        <w:tc>
+          <w:tcPr>
+            <w:tcW w:type="dxa" w:w="5600"/>
+            <w:tcBorders>
+              <w:top w:val="single" w:sz="4" w:space="0" w:color="1B3325"/>
+              <w:left w:val="single" w:sz="4" w:space="0" w:color="1B3325"/>
+              <w:bottom w:val="single" w:sz="4" w:space="0" w:color="1B3325"/>
+              <w:right w:val="single" w:sz="4" w:space="0" w:color="1B3325"/>
+            </w:tcBorders>
+            <w:tcMar>
+              <w:top w:w="40" w:type="dxa"/>
+              <w:left w:w="80" w:type="dxa"/>
+              <w:bottom w:w="40" w:type="dxa"/>
+              <w:right w:w="80" w:type="dxa"/>
+            </w:tcMar>
+            <w:shd w:val="clear" w:color="auto" w:fill="F7FBF8"/>
+            <w:vAlign w:val="center"/>
+          </w:tcPr>
+          <w:p>
+            <w:pPr>
+              <w:spacing w:before="0" w:after="0" w:line="259" w:lineRule="auto"/>
+              <w:jc w:val="left"/>
+              <w:widowControl/>
+              <w:keepNext/>
+            </w:pPr>
+            <w:r/>
+            <w:r>
+              <w:rPr>
+                <w:rFonts w:ascii="Poppins" w:hAnsi="Poppins" w:cs="Poppins" w:eastAsia="Poppins"/>
+                <w:b w:val="0"/>
+                <w:i w:val="0"/>
+                <w:color w:val="1B3325"/>
+                <w:sz w:val="20"/>
+              </w:rPr>
+              <w:t>Lo paga el cliente al proveedor de la línea. No va en la mensualidad.</w:t>
             </w:r>
           </w:p>
         </w:tc>
@@ -15614,7 +16598,7 @@
                 <w:color w:val="1B3325"/>
                 <w:sz w:val="20"/>
               </w:rPr>
-              <w:t>Inventario, compras o POS</w:t>
+              <w:t>VPS y dominio</w:t>
             </w:r>
           </w:p>
         </w:tc>
@@ -15651,77 +16635,18 @@
                 <w:color w:val="1B3325"/>
                 <w:sz w:val="20"/>
               </w:rPr>
-              <w:t>Se cotizan según el alcance.</w:t>
-            </w:r>
-          </w:p>
-        </w:tc>
-      </w:tr>
-      <w:tr>
-        <w:trPr>
-          <w:cantSplit/>
-        </w:trPr>
-        <w:tc>
-          <w:tcPr>
-            <w:tcW w:type="dxa" w:w="4000"/>
-            <w:tcBorders>
-              <w:top w:val="single" w:sz="4" w:space="0" w:color="1B3325"/>
-              <w:left w:val="single" w:sz="4" w:space="0" w:color="1B3325"/>
-              <w:bottom w:val="single" w:sz="4" w:space="0" w:color="1B3325"/>
-              <w:right w:val="single" w:sz="4" w:space="0" w:color="1B3325"/>
-            </w:tcBorders>
-            <w:tcMar>
-              <w:top w:w="40" w:type="dxa"/>
-              <w:left w:w="80" w:type="dxa"/>
-              <w:bottom w:w="40" w:type="dxa"/>
-              <w:right w:w="80" w:type="dxa"/>
-            </w:tcMar>
-            <w:shd w:val="clear" w:color="auto" w:fill="F7FBF8"/>
-            <w:vAlign w:val="center"/>
-          </w:tcPr>
-          <w:p>
-            <w:pPr>
-              <w:spacing w:before="0" w:after="0" w:line="259" w:lineRule="auto"/>
-              <w:jc w:val="left"/>
-              <w:widowControl/>
-            </w:pPr>
-            <w:r/>
-            <w:r>
-              <w:rPr>
-                <w:rFonts w:ascii="Poppins" w:hAnsi="Poppins" w:cs="Poppins" w:eastAsia="Poppins"/>
-                <w:b w:val="0"/>
+              <w:t xml:space="preserve">Los paga el cliente. No se facturan dentro de </w:t>
+            </w:r>
+            <w:r>
+              <w:rPr>
+                <w:rFonts w:ascii="Poppins" w:hAnsi="Poppins" w:cs="Poppins" w:eastAsia="Poppins"/>
+                <w:b/>
                 <w:i w:val="0"/>
                 <w:color w:val="1B3325"/>
                 <w:sz w:val="20"/>
               </w:rPr>
-              <w:t>Reloj, biométrico o app en tiendas</w:t>
-            </w:r>
-          </w:p>
-        </w:tc>
-        <w:tc>
-          <w:tcPr>
-            <w:tcW w:type="dxa" w:w="5600"/>
-            <w:tcBorders>
-              <w:top w:val="single" w:sz="4" w:space="0" w:color="1B3325"/>
-              <w:left w:val="single" w:sz="4" w:space="0" w:color="1B3325"/>
-              <w:bottom w:val="single" w:sz="4" w:space="0" w:color="1B3325"/>
-              <w:right w:val="single" w:sz="4" w:space="0" w:color="1B3325"/>
-            </w:tcBorders>
-            <w:tcMar>
-              <w:top w:w="40" w:type="dxa"/>
-              <w:left w:w="80" w:type="dxa"/>
-              <w:bottom w:w="40" w:type="dxa"/>
-              <w:right w:w="80" w:type="dxa"/>
-            </w:tcMar>
-            <w:shd w:val="clear" w:color="auto" w:fill="F7FBF8"/>
-            <w:vAlign w:val="center"/>
-          </w:tcPr>
-          <w:p>
-            <w:pPr>
-              <w:spacing w:before="0" w:after="0" w:line="259" w:lineRule="auto"/>
-              <w:jc w:val="left"/>
-              <w:widowControl/>
-            </w:pPr>
-            <w:r/>
+              <w:t>RecoTime</w:t>
+            </w:r>
             <w:r>
               <w:rPr>
                 <w:rFonts w:ascii="Poppins" w:hAnsi="Poppins" w:cs="Poppins" w:eastAsia="Poppins"/>
@@ -15730,185 +16655,7 @@
                 <w:color w:val="1B3325"/>
                 <w:sz w:val="20"/>
               </w:rPr>
-              <w:t xml:space="preserve">Se cotiza. Esta versión registra la marca dentro de </w:t>
-            </w:r>
-            <w:r>
-              <w:rPr>
-                <w:rFonts w:ascii="Poppins" w:hAnsi="Poppins" w:cs="Poppins" w:eastAsia="Poppins"/>
-                <w:b/>
-                <w:i w:val="0"/>
-                <w:color w:val="1B3325"/>
-                <w:sz w:val="20"/>
-              </w:rPr>
-              <w:t>RecoTime</w:t>
-            </w:r>
-            <w:r>
-              <w:rPr>
-                <w:rFonts w:ascii="Poppins" w:hAnsi="Poppins" w:cs="Poppins" w:eastAsia="Poppins"/>
-                <w:b w:val="0"/>
-                <w:i w:val="0"/>
-                <w:color w:val="1B3325"/>
-                <w:sz w:val="20"/>
-              </w:rPr>
               <w:t>.</w:t>
-            </w:r>
-          </w:p>
-        </w:tc>
-      </w:tr>
-      <w:tr>
-        <w:trPr>
-          <w:cantSplit/>
-        </w:trPr>
-        <w:tc>
-          <w:tcPr>
-            <w:tcW w:type="dxa" w:w="4000"/>
-            <w:tcBorders>
-              <w:top w:val="single" w:sz="4" w:space="0" w:color="1B3325"/>
-              <w:left w:val="single" w:sz="4" w:space="0" w:color="1B3325"/>
-              <w:bottom w:val="single" w:sz="4" w:space="0" w:color="1B3325"/>
-              <w:right w:val="single" w:sz="4" w:space="0" w:color="1B3325"/>
-            </w:tcBorders>
-            <w:tcMar>
-              <w:top w:w="40" w:type="dxa"/>
-              <w:left w:w="80" w:type="dxa"/>
-              <w:bottom w:w="40" w:type="dxa"/>
-              <w:right w:w="80" w:type="dxa"/>
-            </w:tcMar>
-            <w:shd w:val="clear" w:color="auto" w:fill="FFFFFF"/>
-            <w:vAlign w:val="center"/>
-          </w:tcPr>
-          <w:p>
-            <w:pPr>
-              <w:spacing w:before="0" w:after="0" w:line="259" w:lineRule="auto"/>
-              <w:jc w:val="left"/>
-              <w:widowControl/>
-            </w:pPr>
-            <w:r/>
-            <w:r>
-              <w:rPr>
-                <w:rFonts w:ascii="Poppins" w:hAnsi="Poppins" w:cs="Poppins" w:eastAsia="Poppins"/>
-                <w:b w:val="0"/>
-                <w:i w:val="0"/>
-                <w:color w:val="1B3325"/>
-                <w:sz w:val="20"/>
-              </w:rPr>
-              <w:t>Sede adicional dentro de un plan que no sea Planta</w:t>
-            </w:r>
-          </w:p>
-        </w:tc>
-        <w:tc>
-          <w:tcPr>
-            <w:tcW w:type="dxa" w:w="5600"/>
-            <w:tcBorders>
-              <w:top w:val="single" w:sz="4" w:space="0" w:color="1B3325"/>
-              <w:left w:val="single" w:sz="4" w:space="0" w:color="1B3325"/>
-              <w:bottom w:val="single" w:sz="4" w:space="0" w:color="1B3325"/>
-              <w:right w:val="single" w:sz="4" w:space="0" w:color="1B3325"/>
-            </w:tcBorders>
-            <w:tcMar>
-              <w:top w:w="40" w:type="dxa"/>
-              <w:left w:w="80" w:type="dxa"/>
-              <w:bottom w:w="40" w:type="dxa"/>
-              <w:right w:w="80" w:type="dxa"/>
-            </w:tcMar>
-            <w:shd w:val="clear" w:color="auto" w:fill="FFFFFF"/>
-            <w:vAlign w:val="center"/>
-          </w:tcPr>
-          <w:p>
-            <w:pPr>
-              <w:spacing w:before="0" w:after="0" w:line="259" w:lineRule="auto"/>
-              <w:jc w:val="left"/>
-              <w:widowControl/>
-            </w:pPr>
-            <w:r/>
-            <w:r>
-              <w:rPr>
-                <w:rFonts w:ascii="Poppins" w:hAnsi="Poppins" w:cs="Poppins" w:eastAsia="Poppins"/>
-                <w:b w:val="0"/>
-                <w:i w:val="0"/>
-                <w:color w:val="1B3325"/>
-                <w:sz w:val="20"/>
-              </w:rPr>
-              <w:t>Se cotiza, o la empresa pasa al plan Planta.</w:t>
-            </w:r>
-          </w:p>
-        </w:tc>
-      </w:tr>
-      <w:tr>
-        <w:trPr>
-          <w:cantSplit/>
-        </w:trPr>
-        <w:tc>
-          <w:tcPr>
-            <w:tcW w:type="dxa" w:w="4000"/>
-            <w:tcBorders>
-              <w:top w:val="single" w:sz="4" w:space="0" w:color="1B3325"/>
-              <w:left w:val="single" w:sz="4" w:space="0" w:color="1B3325"/>
-              <w:bottom w:val="single" w:sz="4" w:space="0" w:color="1B3325"/>
-              <w:right w:val="single" w:sz="4" w:space="0" w:color="1B3325"/>
-            </w:tcBorders>
-            <w:tcMar>
-              <w:top w:w="40" w:type="dxa"/>
-              <w:left w:w="80" w:type="dxa"/>
-              <w:bottom w:w="40" w:type="dxa"/>
-              <w:right w:w="80" w:type="dxa"/>
-            </w:tcMar>
-            <w:shd w:val="clear" w:color="auto" w:fill="F7FBF8"/>
-            <w:vAlign w:val="center"/>
-          </w:tcPr>
-          <w:p>
-            <w:pPr>
-              <w:spacing w:before="0" w:after="0" w:line="259" w:lineRule="auto"/>
-              <w:jc w:val="left"/>
-              <w:widowControl/>
-            </w:pPr>
-            <w:r/>
-            <w:r>
-              <w:rPr>
-                <w:rFonts w:ascii="Poppins" w:hAnsi="Poppins" w:cs="Poppins" w:eastAsia="Poppins"/>
-                <w:b w:val="0"/>
-                <w:i w:val="0"/>
-                <w:color w:val="1B3325"/>
-                <w:sz w:val="20"/>
-              </w:rPr>
-              <w:t>Consumo de WhatsApp</w:t>
-            </w:r>
-          </w:p>
-        </w:tc>
-        <w:tc>
-          <w:tcPr>
-            <w:tcW w:type="dxa" w:w="5600"/>
-            <w:tcBorders>
-              <w:top w:val="single" w:sz="4" w:space="0" w:color="1B3325"/>
-              <w:left w:val="single" w:sz="4" w:space="0" w:color="1B3325"/>
-              <w:bottom w:val="single" w:sz="4" w:space="0" w:color="1B3325"/>
-              <w:right w:val="single" w:sz="4" w:space="0" w:color="1B3325"/>
-            </w:tcBorders>
-            <w:tcMar>
-              <w:top w:w="40" w:type="dxa"/>
-              <w:left w:w="80" w:type="dxa"/>
-              <w:bottom w:w="40" w:type="dxa"/>
-              <w:right w:w="80" w:type="dxa"/>
-            </w:tcMar>
-            <w:shd w:val="clear" w:color="auto" w:fill="F7FBF8"/>
-            <w:vAlign w:val="center"/>
-          </w:tcPr>
-          <w:p>
-            <w:pPr>
-              <w:spacing w:before="0" w:after="0" w:line="259" w:lineRule="auto"/>
-              <w:jc w:val="left"/>
-              <w:widowControl/>
-            </w:pPr>
-            <w:r/>
-            <w:r>
-              <w:rPr>
-                <w:rFonts w:ascii="Poppins" w:hAnsi="Poppins" w:cs="Poppins" w:eastAsia="Poppins"/>
-                <w:b w:val="0"/>
-                <w:i w:val="0"/>
-                <w:color w:val="1B3325"/>
-                <w:sz w:val="20"/>
-              </w:rPr>
-              <w:t>Lo paga el cliente al proveedor de la línea. No va en la mensualidad.</w:t>
             </w:r>
           </w:p>
         </w:tc>
@@ -16165,7 +16912,7 @@
                 <w:color w:val="1B3325"/>
                 <w:sz w:val="16"/>
               </w:rPr>
-              <w:t>Incluido</w:t>
+              <w:t>Incluido en el completo y vendible suelto</w:t>
             </w:r>
           </w:p>
         </w:tc>
@@ -16311,7 +17058,7 @@
                 <w:color w:val="1B3325"/>
                 <w:sz w:val="16"/>
               </w:rPr>
-              <w:t>Incluido</w:t>
+              <w:t>Incluido en el completo y vendible suelto</w:t>
             </w:r>
           </w:p>
         </w:tc>
@@ -16580,27 +17327,7 @@
                 <w:color w:val="1B3325"/>
                 <w:sz w:val="16"/>
               </w:rPr>
-              <w:t xml:space="preserve">Odoo Asistencias, Zoho People y Factorial registran tiempo. El almuerzo y el descanso, separados, son el centro de </w:t>
-            </w:r>
-            <w:r>
-              <w:rPr>
-                <w:rFonts w:ascii="Poppins" w:hAnsi="Poppins" w:cs="Poppins" w:eastAsia="Poppins"/>
-                <w:b/>
-                <w:i w:val="0"/>
-                <w:color w:val="1B3325"/>
-                <w:sz w:val="16"/>
-              </w:rPr>
-              <w:t>RecoTime</w:t>
-            </w:r>
-            <w:r>
-              <w:rPr>
-                <w:rFonts w:ascii="Poppins" w:hAnsi="Poppins" w:cs="Poppins" w:eastAsia="Poppins"/>
-                <w:b w:val="0"/>
-                <w:i w:val="0"/>
-                <w:color w:val="1B3325"/>
-                <w:sz w:val="16"/>
-              </w:rPr>
-              <w:t>.</w:t>
+              <w:t>Odoo Asistencias, Zoho People y Factorial registran tiempo.</w:t>
             </w:r>
           </w:p>
         </w:tc>
@@ -16642,7 +17369,7 @@
                 <w:color w:val="1B3325"/>
                 <w:sz w:val="16"/>
               </w:rPr>
-              <w:t>Puesta en marcha y capacitación</w:t>
+              <w:t>Drive, intranet de 2 TB por cuenta</w:t>
             </w:r>
           </w:p>
         </w:tc>
@@ -16679,7 +17406,7 @@
                 <w:color w:val="1B3325"/>
                 <w:sz w:val="16"/>
               </w:rPr>
-              <w:t>Incluidas en los tres planes</w:t>
+              <w:t>Incluido en el completo y vendible suelto</w:t>
             </w:r>
           </w:p>
         </w:tc>
@@ -16716,7 +17443,7 @@
                 <w:color w:val="1B3325"/>
                 <w:sz w:val="16"/>
               </w:rPr>
-              <w:t>En Odoo, Bitrix24, HubSpot y Business Central la implementación va aparte o se cotiza.</w:t>
+              <w:t>Google Workspace, Zoho WorkDrive y SharePoint. Ellos entregan más disco por persona.</w:t>
             </w:r>
           </w:p>
         </w:tc>
@@ -16758,7 +17485,7 @@
                 <w:color w:val="1B3325"/>
                 <w:sz w:val="16"/>
               </w:rPr>
-              <w:t>Contabilidad y factura DIAN</w:t>
+              <w:t>Puesta en marcha y capacitación</w:t>
             </w:r>
           </w:p>
         </w:tc>
@@ -16795,7 +17522,7 @@
                 <w:color w:val="1B3325"/>
                 <w:sz w:val="16"/>
               </w:rPr>
-              <w:t>Fuera de esta versión</w:t>
+              <w:t>Incluidas</w:t>
             </w:r>
           </w:p>
         </w:tc>
@@ -16832,7 +17559,7 @@
                 <w:color w:val="1B3325"/>
                 <w:sz w:val="16"/>
               </w:rPr>
-              <w:t>Alegra, Siigo, Odoo y Business Central.</w:t>
+              <w:t>En Odoo, Bitrix24, HubSpot y Business Central la implementación va aparte o se cotiza.</w:t>
             </w:r>
           </w:p>
         </w:tc>
@@ -16874,7 +17601,7 @@
                 <w:color w:val="1B3325"/>
                 <w:sz w:val="16"/>
               </w:rPr>
-              <w:t>Nómina y PILA</w:t>
+              <w:t>VPS y dominio</w:t>
             </w:r>
           </w:p>
         </w:tc>
@@ -16911,7 +17638,17 @@
                 <w:color w:val="1B3325"/>
                 <w:sz w:val="16"/>
               </w:rPr>
-              <w:t>Fuera de esta versión</w:t>
+              <w:t xml:space="preserve">Los contrata </w:t>
+            </w:r>
+            <w:r>
+              <w:rPr>
+                <w:rFonts w:ascii="Poppins" w:hAnsi="Poppins" w:cs="Poppins" w:eastAsia="Poppins"/>
+                <w:b/>
+                <w:i w:val="0"/>
+                <w:color w:val="1B3325"/>
+                <w:sz w:val="16"/>
+              </w:rPr>
+              <w:t>EL CLIENTE</w:t>
             </w:r>
           </w:p>
         </w:tc>
@@ -16948,7 +17685,7 @@
                 <w:color w:val="1B3325"/>
                 <w:sz w:val="16"/>
               </w:rPr>
-              <w:t>Alegra Nómina, Siigo Nómina, Aleluya y Buk.</w:t>
+              <w:t>Hostinger publica el KVM. El dominio lo define el registrador.</w:t>
             </w:r>
           </w:p>
         </w:tc>
@@ -16990,7 +17727,7 @@
                 <w:color w:val="1B3325"/>
                 <w:sz w:val="16"/>
               </w:rPr>
-              <w:t>Inventario y POS</w:t>
+              <w:t>Contabilidad y factura DIAN</w:t>
             </w:r>
           </w:p>
         </w:tc>
@@ -17064,7 +17801,7 @@
                 <w:color w:val="1B3325"/>
                 <w:sz w:val="16"/>
               </w:rPr>
-              <w:t>Alegra, Odoo y Business Central.</w:t>
+              <w:t>Alegra, Siigo, Odoo y Business Central.</w:t>
             </w:r>
           </w:p>
         </w:tc>
@@ -17106,7 +17843,7 @@
                 <w:color w:val="1B3325"/>
                 <w:sz w:val="16"/>
               </w:rPr>
-              <w:t>Precio por persona que solo marca</w:t>
+              <w:t>Nómina y PILA</w:t>
             </w:r>
           </w:p>
         </w:tc>
@@ -17143,7 +17880,7 @@
                 <w:color w:val="1B3325"/>
                 <w:sz w:val="16"/>
               </w:rPr>
-              <w:t>El plan es un fijo por tope</w:t>
+              <w:t>Fuera de esta versión</w:t>
             </w:r>
           </w:p>
         </w:tc>
@@ -17180,27 +17917,7 @@
                 <w:color w:val="1B3325"/>
                 <w:sz w:val="16"/>
               </w:rPr>
-              <w:t xml:space="preserve">Odoo puede cotizar un usuario light. </w:t>
-            </w:r>
-            <w:r>
-              <w:rPr>
-                <w:rFonts w:ascii="Poppins" w:hAnsi="Poppins" w:cs="Poppins" w:eastAsia="Poppins"/>
-                <w:b/>
-                <w:i w:val="0"/>
-                <w:color w:val="1B3325"/>
-                <w:sz w:val="16"/>
-              </w:rPr>
-              <w:t>RecoTime</w:t>
-            </w:r>
-            <w:r>
-              <w:rPr>
-                <w:rFonts w:ascii="Poppins" w:hAnsi="Poppins" w:cs="Poppins" w:eastAsia="Poppins"/>
-                <w:b w:val="0"/>
-                <w:i w:val="0"/>
-                <w:color w:val="1B3325"/>
-                <w:sz w:val="16"/>
-              </w:rPr>
-              <w:t xml:space="preserve"> no cobra una licencia por cada marca.</w:t>
+              <w:t>Alegra Nómina, Siigo Nómina, Aleluya y Buk.</w:t>
             </w:r>
           </w:p>
         </w:tc>
@@ -17245,7 +17962,27 @@
           <w:color w:val="1B3325"/>
           <w:sz w:val="26"/>
         </w:rPr>
-        <w:t>Empresa de 30 trabajadores activos. Entra al plan Cuadrilla, porque supera el tope de 15 de Turno y queda dentro del tope de 40. Sin servicios adicionales. Cálculo de este informe.</w:t>
+        <w:t xml:space="preserve">Empresa de 30 usuarios activos con el sistema completo, a $20.000 por usuario. La VPS y el dominio no van en la factura de </w:t>
+      </w:r>
+      <w:r>
+        <w:rPr>
+          <w:rFonts w:ascii="Poppins" w:hAnsi="Poppins" w:cs="Poppins" w:eastAsia="Poppins"/>
+          <w:b/>
+          <w:i w:val="0"/>
+          <w:color w:val="1B3325"/>
+          <w:sz w:val="26"/>
+        </w:rPr>
+        <w:t>RecoTime</w:t>
+      </w:r>
+      <w:r>
+        <w:rPr>
+          <w:rFonts w:ascii="Poppins" w:hAnsi="Poppins" w:cs="Poppins" w:eastAsia="Poppins"/>
+          <w:b w:val="0"/>
+          <w:i w:val="0"/>
+          <w:color w:val="1B3325"/>
+          <w:sz w:val="26"/>
+        </w:rPr>
+        <w:t>. Cálculo de este informe.</w:t>
       </w:r>
     </w:p>
     <w:tbl>
@@ -17495,7 +18232,7 @@
                 <w:color w:val="1B3325"/>
                 <w:sz w:val="16"/>
               </w:rPr>
-              <w:t>$790.000</w:t>
+              <w:t>$600.000</w:t>
             </w:r>
           </w:p>
         </w:tc>
@@ -17533,7 +18270,7 @@
                 <w:color w:val="1B3325"/>
                 <w:sz w:val="16"/>
               </w:rPr>
-              <w:t>$790.000 cada mes</w:t>
+              <w:t>$600.000 cada mes</w:t>
             </w:r>
           </w:p>
         </w:tc>
@@ -17571,7 +18308,7 @@
                 <w:color w:val="1B3325"/>
                 <w:sz w:val="16"/>
               </w:rPr>
-              <w:t>$9.480.000</w:t>
+              <w:t>$7.200.000</w:t>
             </w:r>
           </w:p>
         </w:tc>
@@ -17652,7 +18389,7 @@
                 <w:color w:val="1B3325"/>
                 <w:sz w:val="16"/>
               </w:rPr>
-              <w:t>$7.900.000</w:t>
+              <w:t>$6.000.000</w:t>
             </w:r>
           </w:p>
         </w:tc>
@@ -17690,7 +18427,7 @@
                 <w:color w:val="1B3325"/>
                 <w:sz w:val="16"/>
               </w:rPr>
-              <w:t>$7.900.000 al renovar</w:t>
+              <w:t>$6.000.000 al renovar</w:t>
             </w:r>
           </w:p>
         </w:tc>
@@ -17728,7 +18465,7 @@
                 <w:color w:val="1B3325"/>
                 <w:sz w:val="16"/>
               </w:rPr>
-              <w:t>$7.900.000</w:t>
+              <w:t>$6.000.000</w:t>
             </w:r>
           </w:p>
         </w:tc>
@@ -17809,7 +18546,7 @@
                 <w:color w:val="1B3325"/>
                 <w:sz w:val="16"/>
               </w:rPr>
-              <w:t>$8.690.000 (50 %)</w:t>
+              <w:t>$6.600.000 (50 %)</w:t>
             </w:r>
           </w:p>
         </w:tc>
@@ -17847,7 +18584,7 @@
                 <w:color w:val="1B3325"/>
                 <w:sz w:val="16"/>
               </w:rPr>
-              <w:t>$8.690.000 a la entrega</w:t>
+              <w:t>$6.600.000 a la entrega</w:t>
             </w:r>
           </w:p>
         </w:tc>
@@ -17885,7 +18622,7 @@
                 <w:color w:val="1B3325"/>
                 <w:sz w:val="16"/>
               </w:rPr>
-              <w:t>$17.380.000</w:t>
+              <w:t>$13.200.000</w:t>
             </w:r>
           </w:p>
         </w:tc>
@@ -17964,7 +18701,7 @@
                 <w:color w:val="1B3325"/>
                 <w:sz w:val="16"/>
               </w:rPr>
-              <w:t>$8.690.000 (50 %)</w:t>
+              <w:t>$6.600.000 (50 %)</w:t>
             </w:r>
           </w:p>
         </w:tc>
@@ -18001,7 +18738,7 @@
                 <w:color w:val="1B3325"/>
                 <w:sz w:val="16"/>
               </w:rPr>
-              <w:t>Segundo 50 % a la entrega y $320.000 al mes desde el mes 4</w:t>
+              <w:t>Segundo 50 % a la entrega y $240.000 al mes desde el mes 4</w:t>
             </w:r>
           </w:p>
         </w:tc>
@@ -18038,7 +18775,7 @@
                 <w:color w:val="1B3325"/>
                 <w:sz w:val="16"/>
               </w:rPr>
-              <w:t>$20.260.000</w:t>
+              <w:t>$15.360.000</w:t>
             </w:r>
           </w:p>
         </w:tc>
@@ -18065,7 +18802,7 @@
           <w:color w:val="1B3325"/>
           <w:sz w:val="22"/>
         </w:rPr>
-        <w:t>Los dos pagos de la licencia vitalicia caen en el primer año: $17.380.000. El soporte opcional del ejemplo son nueve meses, de abril a diciembre si el arranque es en enero: 9 × $320.000 = $2.880.000. Sumados a la licencia dan $20.260.000.</w:t>
+        <w:t>Los dos pagos de la licencia vitalicia caen en el primer año: $13.200.000. El soporte opcional son nueve meses si el arranque es en enero: 9 × $240.000 = $2.160.000. Sumados a la licencia dan $15.360.000. La VPS KVM 1, si se renueva todo el año, suma $466.800 que el cliente paga a Hostinger, fuera de esta tabla.</w:t>
       </w:r>
     </w:p>
     <w:p>
@@ -18082,7 +18819,7 @@
           <w:color w:val="1B3325"/>
           <w:sz w:val="26"/>
         </w:rPr>
-        <w:t xml:space="preserve">En este ejemplo, $790.000 repartidos en 30 trabajadores equivalen a $26.333 por trabajador al mes. En el tope de 40, el mismo fijo equivale a $19.750. La licencia regional de Odoo Standard sigue en $28.477 por usuario, o $854.297 al mes para 30 usuarios, sin la implementación. La anualidad de </w:t>
+        <w:t xml:space="preserve">Si esa empresa toma solo asistencia y Drive, paga $15.000 por usuario: $450.000 al mes. La suma no llega a $20.000, así que no se convierte en sistema completo. Si agrega el </w:t>
       </w:r>
       <w:r>
         <w:rPr>
@@ -18092,7 +18829,7 @@
           <w:color w:val="1B3325"/>
           <w:sz w:val="26"/>
         </w:rPr>
-        <w:t>RecoTime</w:t>
+        <w:t>CRM</w:t>
       </w:r>
       <w:r>
         <w:rPr>
@@ -18102,7 +18839,7 @@
           <w:color w:val="1B3325"/>
           <w:sz w:val="26"/>
         </w:rPr>
-        <w:t>, de $7.900.000, supera en $302.005 el pago anual de Bitrix24 Professional ($7.597.995). El primer año que el artículo de Catalizadora estima para un Odoo implementado sigue en otro rango, desde $54.700.000.</w:t>
+        <w:t>, la suma pasa a $23.000 y entonces paga $20.000 por usuario y recibe los cinco módulos. La licencia regional de Odoo Standard sigue en $28.477 por usuario, $854.297 al mes para 30 usuarios, sin implementación.</w:t>
       </w:r>
     </w:p>
     <w:p>
@@ -18922,7 +19659,7 @@
                 <w:color w:val="1B3325"/>
                 <w:sz w:val="20"/>
               </w:rPr>
-              <w:t>Si los trabajadores activos superan el plan, la empresa pasa al plan siguiente. Un módulo nuevo se cotiza cuando lo pidan.</w:t>
+              <w:t>Se cobra por usuario activo. Si la suma de módulos sueltos llega a $20.000, pasa al sistema completo.</w:t>
             </w:r>
           </w:p>
         </w:tc>
@@ -18964,7 +19701,7 @@
                 <w:color w:val="1B3325"/>
                 <w:sz w:val="20"/>
               </w:rPr>
-              <w:t>Información de la empresa</w:t>
+              <w:t>VPS y dominio</w:t>
             </w:r>
           </w:p>
         </w:tc>
@@ -19001,7 +19738,106 @@
                 <w:color w:val="1B3325"/>
                 <w:sz w:val="20"/>
               </w:rPr>
-              <w:t>El calendario de 8 a 12 semanas corre cuando llegan el organigrama, los trabajadores, los clientes y el horario.</w:t>
+              <w:t xml:space="preserve">Los contrata, los paga y los renueva </w:t>
+            </w:r>
+            <w:r>
+              <w:rPr>
+                <w:rFonts w:ascii="Poppins" w:hAnsi="Poppins" w:cs="Poppins" w:eastAsia="Poppins"/>
+                <w:b/>
+                <w:i w:val="0"/>
+                <w:color w:val="1B3325"/>
+                <w:sz w:val="20"/>
+              </w:rPr>
+              <w:t>EL CLIENTE</w:t>
+            </w:r>
+            <w:r>
+              <w:rPr>
+                <w:rFonts w:ascii="Poppins" w:hAnsi="Poppins" w:cs="Poppins" w:eastAsia="Poppins"/>
+                <w:b w:val="0"/>
+                <w:i w:val="0"/>
+                <w:color w:val="1B3325"/>
+                <w:sz w:val="20"/>
+              </w:rPr>
+              <w:t>. La cuota de 2 TB no amplía el disco de la VPS.</w:t>
+            </w:r>
+          </w:p>
+        </w:tc>
+      </w:tr>
+      <w:tr>
+        <w:trPr>
+          <w:cantSplit/>
+        </w:trPr>
+        <w:tc>
+          <w:tcPr>
+            <w:tcW w:type="dxa" w:w="2800"/>
+            <w:tcBorders>
+              <w:top w:val="single" w:sz="4" w:space="0" w:color="1B3325"/>
+              <w:left w:val="single" w:sz="4" w:space="0" w:color="1B3325"/>
+              <w:bottom w:val="single" w:sz="4" w:space="0" w:color="1B3325"/>
+              <w:right w:val="single" w:sz="4" w:space="0" w:color="1B3325"/>
+            </w:tcBorders>
+            <w:tcMar>
+              <w:top w:w="40" w:type="dxa"/>
+              <w:left w:w="80" w:type="dxa"/>
+              <w:bottom w:w="40" w:type="dxa"/>
+              <w:right w:w="80" w:type="dxa"/>
+            </w:tcMar>
+            <w:shd w:val="clear" w:color="auto" w:fill="FFFFFF"/>
+            <w:vAlign w:val="center"/>
+          </w:tcPr>
+          <w:p>
+            <w:pPr>
+              <w:spacing w:before="0" w:after="0" w:line="259" w:lineRule="auto"/>
+              <w:jc w:val="left"/>
+              <w:widowControl/>
+            </w:pPr>
+            <w:r/>
+            <w:r>
+              <w:rPr>
+                <w:rFonts w:ascii="Poppins" w:hAnsi="Poppins" w:cs="Poppins" w:eastAsia="Poppins"/>
+                <w:b w:val="0"/>
+                <w:i w:val="0"/>
+                <w:color w:val="1B3325"/>
+                <w:sz w:val="20"/>
+              </w:rPr>
+              <w:t>Información de la empresa</w:t>
+            </w:r>
+          </w:p>
+        </w:tc>
+        <w:tc>
+          <w:tcPr>
+            <w:tcW w:type="dxa" w:w="6800"/>
+            <w:tcBorders>
+              <w:top w:val="single" w:sz="4" w:space="0" w:color="1B3325"/>
+              <w:left w:val="single" w:sz="4" w:space="0" w:color="1B3325"/>
+              <w:bottom w:val="single" w:sz="4" w:space="0" w:color="1B3325"/>
+              <w:right w:val="single" w:sz="4" w:space="0" w:color="1B3325"/>
+            </w:tcBorders>
+            <w:tcMar>
+              <w:top w:w="40" w:type="dxa"/>
+              <w:left w:w="80" w:type="dxa"/>
+              <w:bottom w:w="40" w:type="dxa"/>
+              <w:right w:w="80" w:type="dxa"/>
+            </w:tcMar>
+            <w:shd w:val="clear" w:color="auto" w:fill="FFFFFF"/>
+            <w:vAlign w:val="center"/>
+          </w:tcPr>
+          <w:p>
+            <w:pPr>
+              <w:spacing w:before="0" w:after="0" w:line="259" w:lineRule="auto"/>
+              <w:jc w:val="left"/>
+              <w:widowControl/>
+            </w:pPr>
+            <w:r/>
+            <w:r>
+              <w:rPr>
+                <w:rFonts w:ascii="Poppins" w:hAnsi="Poppins" w:cs="Poppins" w:eastAsia="Poppins"/>
+                <w:b w:val="0"/>
+                <w:i w:val="0"/>
+                <w:color w:val="1B3325"/>
+                <w:sz w:val="20"/>
+              </w:rPr>
+              <w:t>El calendario de 8 a 12 semanas corre cuando llegan el organigrama, los trabajadores, los clientes, el horario, la VPS y el dominio.</w:t>
             </w:r>
           </w:p>
         </w:tc>
@@ -19057,7 +19893,7 @@
           <w:color w:val="1B3325"/>
           <w:sz w:val="26"/>
         </w:rPr>
-        <w:t xml:space="preserve">Hosting, dominio o VPS: </w:t>
+        <w:t xml:space="preserve">VPS en Hostinger y dominio: </w:t>
       </w:r>
       <w:r>
         <w:rPr>
@@ -19077,7 +19913,7 @@
           <w:color w:val="1B3325"/>
           <w:sz w:val="26"/>
         </w:rPr>
-        <w:t xml:space="preserve"> los contrata, los paga y los mantiene. </w:t>
+        <w:t xml:space="preserve"> los contrata, los paga y los renueva. </w:t>
       </w:r>
       <w:r>
         <w:rPr>
@@ -19097,7 +19933,27 @@
           <w:color w:val="1B3325"/>
           <w:sz w:val="26"/>
         </w:rPr>
-        <w:t xml:space="preserve"> no responde por caídas, lentitud, pérdida de información, vencimientos, renovaciones ni fallas del proveedor. Sí entrega los requisitos mínimos del servidor.</w:t>
+        <w:t xml:space="preserve"> instala </w:t>
+      </w:r>
+      <w:r>
+        <w:rPr>
+          <w:rFonts w:ascii="Poppins" w:hAnsi="Poppins" w:cs="Poppins" w:eastAsia="Poppins"/>
+          <w:b/>
+          <w:i w:val="0"/>
+          <w:color w:val="1B3325"/>
+          <w:sz w:val="26"/>
+        </w:rPr>
+        <w:t>RecoTime</w:t>
+      </w:r>
+      <w:r>
+        <w:rPr>
+          <w:rFonts w:ascii="Poppins" w:hAnsi="Poppins" w:cs="Poppins" w:eastAsia="Poppins"/>
+          <w:b w:val="0"/>
+          <w:i w:val="0"/>
+          <w:color w:val="1B3325"/>
+          <w:sz w:val="26"/>
+        </w:rPr>
+        <w:t xml:space="preserve"> en esa VPS y no responde por caídas, lentitud, pérdida de información, vencimientos, renovaciones ni fallas del proveedor. La cuota de 2 TB del Drive es el techo del software. El espacio usable es el disco que traiga la VPS.</w:t>
       </w:r>
     </w:p>
     <w:p>
@@ -19383,7 +20239,7 @@
           <w:color w:val="1B3325"/>
           <w:sz w:val="26"/>
         </w:rPr>
-        <w:t>Aprobar los cuatro planes y las tres modalidades de la sección 11, con la implementación incluida.</w:t>
+        <w:t>Aprobar el sistema completo a $20.000 por usuario activo al mes, y los módulos sueltos de la sección 11.2, con la regla de que al llegar a $20.000 se entrega todo.</w:t>
       </w:r>
     </w:p>
     <w:p>
@@ -19411,7 +20267,47 @@
           <w:color w:val="1B3325"/>
           <w:sz w:val="26"/>
         </w:rPr>
-        <w:t>Confirmar el plan Cuadrilla en $790.000 al mes. Para 30 trabajadores queda en $26.333 por persona, por debajo de la licencia regional de Odoo Standard y por encima de la licencia anual de Bitrix24 Professional.</w:t>
+        <w:t xml:space="preserve">Confirmar que $20.000 cubre </w:t>
+      </w:r>
+      <w:r>
+        <w:rPr>
+          <w:rFonts w:ascii="Poppins" w:hAnsi="Poppins" w:cs="Poppins" w:eastAsia="Poppins"/>
+          <w:b/>
+          <w:i w:val="0"/>
+          <w:color w:val="1B3325"/>
+          <w:sz w:val="26"/>
+        </w:rPr>
+        <w:t>CRM</w:t>
+      </w:r>
+      <w:r>
+        <w:rPr>
+          <w:rFonts w:ascii="Poppins" w:hAnsi="Poppins" w:cs="Poppins" w:eastAsia="Poppins"/>
+          <w:b w:val="0"/>
+          <w:i w:val="0"/>
+          <w:color w:val="1B3325"/>
+          <w:sz w:val="26"/>
+        </w:rPr>
+        <w:t xml:space="preserve">, </w:t>
+      </w:r>
+      <w:r>
+        <w:rPr>
+          <w:rFonts w:ascii="Poppins" w:hAnsi="Poppins" w:cs="Poppins" w:eastAsia="Poppins"/>
+          <w:b/>
+          <w:i w:val="0"/>
+          <w:color w:val="1B3325"/>
+          <w:sz w:val="26"/>
+        </w:rPr>
+        <w:t>ERP</w:t>
+      </w:r>
+      <w:r>
+        <w:rPr>
+          <w:rFonts w:ascii="Poppins" w:hAnsi="Poppins" w:cs="Poppins" w:eastAsia="Poppins"/>
+          <w:b w:val="0"/>
+          <w:i w:val="0"/>
+          <w:color w:val="1B3325"/>
+          <w:sz w:val="26"/>
+        </w:rPr>
+        <w:t xml:space="preserve"> de gestión, trazabilidad, asistencia, reportes y Drive. Para 30 usuarios son $600.000 al mes, por debajo de la licencia regional de Odoo Standard.</w:t>
       </w:r>
     </w:p>
     <w:p>
@@ -19439,7 +20335,7 @@
           <w:color w:val="1B3325"/>
           <w:sz w:val="26"/>
         </w:rPr>
-        <w:t>Confirmar el salto de Cuadrilla a Operación al pasar de 40 a 41 trabajadores, o pedir una regla por trabajador dentro de la banda antes de usar la tabla con un cliente.</w:t>
+        <w:t>Confirmar cómo se explica la cuota de 2 TB: es el techo del Drive, y el KVM 1 de Hostinger, cuya renovación anual queda en $466.800, trae 50 GB de disco. Ningún plan de esa lista llega a 2 TB.</w:t>
       </w:r>
     </w:p>
     <w:p>
@@ -19571,7 +20467,7 @@
           <w:color w:val="1B3325"/>
           <w:sz w:val="26"/>
         </w:rPr>
-        <w:t>Dejar por escrito, en cada propuesta, que la nómina, la factura electrónica y el inventario quedan por fuera de esta versión, y que las marcas las registra el trabajador o el supervisor.</w:t>
+        <w:t>Dejar por escrito, en cada propuesta, que la VPS y el dominio los paga el cliente, que la nómina y la factura electrónica quedan por fuera, y que las marcas las registra el trabajador o el supervisor.</w:t>
       </w:r>
     </w:p>
     <w:p>

--- a/documentos/recotime/Informe The Company Dev - Perfil RecoTime.docx
+++ b/documentos/recotime/Informe The Company Dev - Perfil RecoTime.docx
@@ -705,7 +705,7 @@
                 <w:color w:val="1B3325"/>
                 <w:sz w:val="20"/>
               </w:rPr>
-              <w:t>Sistema completo: $20.000 por usuario al mes. También se vende por módulos.</w:t>
+              <w:t>Cada módulo: $20.000 por usuario. Los tres juntos: $60.000.</w:t>
             </w:r>
           </w:p>
         </w:tc>
@@ -732,7 +732,47 @@
           <w:color w:val="1B3325"/>
           <w:sz w:val="26"/>
         </w:rPr>
-        <w:t>La recomendación es cobrar el sistema completo a $20.000 por usuario activo al mes. En 30 usuarios son $600.000 al mes, con la puesta en marcha incluida. La licencia regional de Odoo Standard, a US$ 8,95 por usuario, queda en $854.297 al mes para esas 30 personas, y esa cifra es solo la licencia. La VPS de Hostinger y el dominio los paga el cliente por su lado: la renovación del KVM 1 publicado hoy sale en $466.800 al año.</w:t>
+        <w:t xml:space="preserve">La recomendación es cobrar $20.000 por usuario activo al mes en cada módulo. Son tres: </w:t>
+      </w:r>
+      <w:r>
+        <w:rPr>
+          <w:rFonts w:ascii="Poppins" w:hAnsi="Poppins" w:cs="Poppins" w:eastAsia="Poppins"/>
+          <w:b/>
+          <w:i w:val="0"/>
+          <w:color w:val="1B3325"/>
+          <w:sz w:val="26"/>
+        </w:rPr>
+        <w:t>CRM</w:t>
+      </w:r>
+      <w:r>
+        <w:rPr>
+          <w:rFonts w:ascii="Poppins" w:hAnsi="Poppins" w:cs="Poppins" w:eastAsia="Poppins"/>
+          <w:b w:val="0"/>
+          <w:i w:val="0"/>
+          <w:color w:val="1B3325"/>
+          <w:sz w:val="26"/>
+        </w:rPr>
+        <w:t xml:space="preserve"> y </w:t>
+      </w:r>
+      <w:r>
+        <w:rPr>
+          <w:rFonts w:ascii="Poppins" w:hAnsi="Poppins" w:cs="Poppins" w:eastAsia="Poppins"/>
+          <w:b/>
+          <w:i w:val="0"/>
+          <w:color w:val="1B3325"/>
+          <w:sz w:val="26"/>
+        </w:rPr>
+        <w:t>ERP</w:t>
+      </w:r>
+      <w:r>
+        <w:rPr>
+          <w:rFonts w:ascii="Poppins" w:hAnsi="Poppins" w:cs="Poppins" w:eastAsia="Poppins"/>
+          <w:b w:val="0"/>
+          <w:i w:val="0"/>
+          <w:color w:val="1B3325"/>
+          <w:sz w:val="26"/>
+        </w:rPr>
+        <w:t xml:space="preserve"> de gestión, asistencia, y Drive. Un módulo, en 30 usuarios, son $600.000 al mes. Los tres juntos son $60.000 por usuario, $1.800.000 al mes. La licencia regional de Odoo Standard queda en $28.477 por usuario. La VPS y el dominio los paga el cliente: la renovación del KVM 1 sale en $466.800 al año.</w:t>
       </w:r>
     </w:p>
     <w:p>
@@ -3246,6 +3286,36 @@
               </w:rPr>
               <w:t>CRM</w:t>
             </w:r>
+            <w:r>
+              <w:rPr>
+                <w:rFonts w:ascii="Poppins" w:hAnsi="Poppins" w:cs="Poppins" w:eastAsia="Poppins"/>
+                <w:b w:val="0"/>
+                <w:i w:val="0"/>
+                <w:color w:val="1B3325"/>
+                <w:sz w:val="20"/>
+              </w:rPr>
+              <w:t xml:space="preserve"> y </w:t>
+            </w:r>
+            <w:r>
+              <w:rPr>
+                <w:rFonts w:ascii="Poppins" w:hAnsi="Poppins" w:cs="Poppins" w:eastAsia="Poppins"/>
+                <w:b/>
+                <w:i w:val="0"/>
+                <w:color w:val="1B3325"/>
+                <w:sz w:val="20"/>
+              </w:rPr>
+              <w:t>ERP</w:t>
+            </w:r>
+            <w:r>
+              <w:rPr>
+                <w:rFonts w:ascii="Poppins" w:hAnsi="Poppins" w:cs="Poppins" w:eastAsia="Poppins"/>
+                <w:b w:val="0"/>
+                <w:i w:val="0"/>
+                <w:color w:val="1B3325"/>
+                <w:sz w:val="20"/>
+              </w:rPr>
+              <w:t xml:space="preserve"> de gestión</w:t>
+            </w:r>
           </w:p>
         </w:tc>
         <w:tc>
@@ -3282,7 +3352,7 @@
                 <w:color w:val="1B3325"/>
                 <w:sz w:val="20"/>
               </w:rPr>
-              <w:t>Clientes, contactos y oportunidades. Etapas del seguimiento, responsable y próxima acción. Historial de la relación.</w:t>
+              <w:t>Clientes, contactos, oportunidades y seguimiento. Áreas, cargos, procesos y tablero. Trazabilidad del trabajador: ficha, asignación, actividad y estado. Reportes de la operación.</w:t>
             </w:r>
           </w:p>
         </w:tc>
@@ -3325,27 +3395,7 @@
                 <w:color w:val="1B3325"/>
                 <w:sz w:val="20"/>
               </w:rPr>
-              <w:t xml:space="preserve">2. </w:t>
-            </w:r>
-            <w:r>
-              <w:rPr>
-                <w:rFonts w:ascii="Poppins" w:hAnsi="Poppins" w:cs="Poppins" w:eastAsia="Poppins"/>
-                <w:b/>
-                <w:i w:val="0"/>
-                <w:color w:val="1B3325"/>
-                <w:sz w:val="20"/>
-              </w:rPr>
-              <w:t>ERP</w:t>
-            </w:r>
-            <w:r>
-              <w:rPr>
-                <w:rFonts w:ascii="Poppins" w:hAnsi="Poppins" w:cs="Poppins" w:eastAsia="Poppins"/>
-                <w:b w:val="0"/>
-                <w:i w:val="0"/>
-                <w:color w:val="1B3325"/>
-                <w:sz w:val="20"/>
-              </w:rPr>
-              <w:t xml:space="preserve"> de gestión</w:t>
+              <w:t>2. Asistencia</w:t>
             </w:r>
           </w:p>
         </w:tc>
@@ -3383,7 +3433,7 @@
                 <w:color w:val="1B3325"/>
                 <w:sz w:val="20"/>
               </w:rPr>
-              <w:t>Áreas, cargos y procesos. Tablero de la operación para gerencia. Usuarios, roles y permisos de los cuatro accesos.</w:t>
+              <w:t>Llegada, inicio y fin de almuerzo, descansos y salida. Línea de tiempo por trabajador. Lista del día para el supervisor. Reportes de la jornada.</w:t>
             </w:r>
           </w:p>
         </w:tc>
@@ -3415,7 +3465,6 @@
               <w:spacing w:before="0" w:after="0" w:line="259" w:lineRule="auto"/>
               <w:jc w:val="left"/>
               <w:widowControl/>
-              <w:keepNext/>
             </w:pPr>
             <w:r/>
             <w:r>
@@ -3426,7 +3475,7 @@
                 <w:color w:val="1B3325"/>
                 <w:sz w:val="20"/>
               </w:rPr>
-              <w:t>3. Trazabilidad del trabajador</w:t>
+              <w:t>3. Drive</w:t>
             </w:r>
           </w:p>
         </w:tc>
@@ -3446,248 +3495,6 @@
               <w:right w:w="80" w:type="dxa"/>
             </w:tcMar>
             <w:shd w:val="clear" w:color="auto" w:fill="FFFFFF"/>
-            <w:vAlign w:val="center"/>
-          </w:tcPr>
-          <w:p>
-            <w:pPr>
-              <w:spacing w:before="0" w:after="0" w:line="259" w:lineRule="auto"/>
-              <w:jc w:val="left"/>
-              <w:widowControl/>
-              <w:keepNext/>
-            </w:pPr>
-            <w:r/>
-            <w:r>
-              <w:rPr>
-                <w:rFonts w:ascii="Poppins" w:hAnsi="Poppins" w:cs="Poppins" w:eastAsia="Poppins"/>
-                <w:b w:val="0"/>
-                <w:i w:val="0"/>
-                <w:color w:val="1B3325"/>
-                <w:sz w:val="20"/>
-              </w:rPr>
-              <w:t>Ficha de la persona. Asignación a un cliente o a un proceso. Actividad con inicio, fin y estado. Historial que permanece al cerrar el día.</w:t>
-            </w:r>
-          </w:p>
-        </w:tc>
-      </w:tr>
-      <w:tr>
-        <w:trPr>
-          <w:cantSplit/>
-        </w:trPr>
-        <w:tc>
-          <w:tcPr>
-            <w:tcW w:type="dxa" w:w="2800"/>
-            <w:tcBorders>
-              <w:top w:val="single" w:sz="4" w:space="0" w:color="1B3325"/>
-              <w:left w:val="single" w:sz="4" w:space="0" w:color="1B3325"/>
-              <w:bottom w:val="single" w:sz="4" w:space="0" w:color="1B3325"/>
-              <w:right w:val="single" w:sz="4" w:space="0" w:color="1B3325"/>
-            </w:tcBorders>
-            <w:tcMar>
-              <w:top w:w="40" w:type="dxa"/>
-              <w:left w:w="80" w:type="dxa"/>
-              <w:bottom w:w="40" w:type="dxa"/>
-              <w:right w:w="80" w:type="dxa"/>
-            </w:tcMar>
-            <w:shd w:val="clear" w:color="auto" w:fill="F7FBF8"/>
-            <w:vAlign w:val="center"/>
-          </w:tcPr>
-          <w:p>
-            <w:pPr>
-              <w:spacing w:before="0" w:after="0" w:line="259" w:lineRule="auto"/>
-              <w:jc w:val="left"/>
-              <w:widowControl/>
-              <w:keepNext/>
-            </w:pPr>
-            <w:r/>
-            <w:r>
-              <w:rPr>
-                <w:rFonts w:ascii="Poppins" w:hAnsi="Poppins" w:cs="Poppins" w:eastAsia="Poppins"/>
-                <w:b w:val="0"/>
-                <w:i w:val="0"/>
-                <w:color w:val="1B3325"/>
-                <w:sz w:val="20"/>
-              </w:rPr>
-              <w:t>4. Asistencia</w:t>
-            </w:r>
-          </w:p>
-        </w:tc>
-        <w:tc>
-          <w:tcPr>
-            <w:tcW w:type="dxa" w:w="6800"/>
-            <w:tcBorders>
-              <w:top w:val="single" w:sz="4" w:space="0" w:color="1B3325"/>
-              <w:left w:val="single" w:sz="4" w:space="0" w:color="1B3325"/>
-              <w:bottom w:val="single" w:sz="4" w:space="0" w:color="1B3325"/>
-              <w:right w:val="single" w:sz="4" w:space="0" w:color="1B3325"/>
-            </w:tcBorders>
-            <w:tcMar>
-              <w:top w:w="40" w:type="dxa"/>
-              <w:left w:w="80" w:type="dxa"/>
-              <w:bottom w:w="40" w:type="dxa"/>
-              <w:right w:w="80" w:type="dxa"/>
-            </w:tcMar>
-            <w:shd w:val="clear" w:color="auto" w:fill="F7FBF8"/>
-            <w:vAlign w:val="center"/>
-          </w:tcPr>
-          <w:p>
-            <w:pPr>
-              <w:spacing w:before="0" w:after="0" w:line="259" w:lineRule="auto"/>
-              <w:jc w:val="left"/>
-              <w:widowControl/>
-              <w:keepNext/>
-            </w:pPr>
-            <w:r/>
-            <w:r>
-              <w:rPr>
-                <w:rFonts w:ascii="Poppins" w:hAnsi="Poppins" w:cs="Poppins" w:eastAsia="Poppins"/>
-                <w:b w:val="0"/>
-                <w:i w:val="0"/>
-                <w:color w:val="1B3325"/>
-                <w:sz w:val="20"/>
-              </w:rPr>
-              <w:t>Llegada, inicio y fin de almuerzo, descansos y salida. Línea de tiempo por trabajador. Lista del día para el supervisor.</w:t>
-            </w:r>
-          </w:p>
-        </w:tc>
-      </w:tr>
-      <w:tr>
-        <w:trPr>
-          <w:cantSplit/>
-        </w:trPr>
-        <w:tc>
-          <w:tcPr>
-            <w:tcW w:type="dxa" w:w="2800"/>
-            <w:tcBorders>
-              <w:top w:val="single" w:sz="4" w:space="0" w:color="1B3325"/>
-              <w:left w:val="single" w:sz="4" w:space="0" w:color="1B3325"/>
-              <w:bottom w:val="single" w:sz="4" w:space="0" w:color="1B3325"/>
-              <w:right w:val="single" w:sz="4" w:space="0" w:color="1B3325"/>
-            </w:tcBorders>
-            <w:tcMar>
-              <w:top w:w="40" w:type="dxa"/>
-              <w:left w:w="80" w:type="dxa"/>
-              <w:bottom w:w="40" w:type="dxa"/>
-              <w:right w:w="80" w:type="dxa"/>
-            </w:tcMar>
-            <w:shd w:val="clear" w:color="auto" w:fill="FFFFFF"/>
-            <w:vAlign w:val="center"/>
-          </w:tcPr>
-          <w:p>
-            <w:pPr>
-              <w:spacing w:before="0" w:after="0" w:line="259" w:lineRule="auto"/>
-              <w:jc w:val="left"/>
-              <w:widowControl/>
-              <w:keepNext/>
-            </w:pPr>
-            <w:r/>
-            <w:r>
-              <w:rPr>
-                <w:rFonts w:ascii="Poppins" w:hAnsi="Poppins" w:cs="Poppins" w:eastAsia="Poppins"/>
-                <w:b w:val="0"/>
-                <w:i w:val="0"/>
-                <w:color w:val="1B3325"/>
-                <w:sz w:val="20"/>
-              </w:rPr>
-              <w:t>5. Reportes</w:t>
-            </w:r>
-          </w:p>
-        </w:tc>
-        <w:tc>
-          <w:tcPr>
-            <w:tcW w:type="dxa" w:w="6800"/>
-            <w:tcBorders>
-              <w:top w:val="single" w:sz="4" w:space="0" w:color="1B3325"/>
-              <w:left w:val="single" w:sz="4" w:space="0" w:color="1B3325"/>
-              <w:bottom w:val="single" w:sz="4" w:space="0" w:color="1B3325"/>
-              <w:right w:val="single" w:sz="4" w:space="0" w:color="1B3325"/>
-            </w:tcBorders>
-            <w:tcMar>
-              <w:top w:w="40" w:type="dxa"/>
-              <w:left w:w="80" w:type="dxa"/>
-              <w:bottom w:w="40" w:type="dxa"/>
-              <w:right w:w="80" w:type="dxa"/>
-            </w:tcMar>
-            <w:shd w:val="clear" w:color="auto" w:fill="FFFFFF"/>
-            <w:vAlign w:val="center"/>
-          </w:tcPr>
-          <w:p>
-            <w:pPr>
-              <w:spacing w:before="0" w:after="0" w:line="259" w:lineRule="auto"/>
-              <w:jc w:val="left"/>
-              <w:widowControl/>
-              <w:keepNext/>
-            </w:pPr>
-            <w:r/>
-            <w:r>
-              <w:rPr>
-                <w:rFonts w:ascii="Poppins" w:hAnsi="Poppins" w:cs="Poppins" w:eastAsia="Poppins"/>
-                <w:b w:val="0"/>
-                <w:i w:val="0"/>
-                <w:color w:val="1B3325"/>
-                <w:sz w:val="20"/>
-              </w:rPr>
-              <w:t>Puntualidad, duración de almuerzo y descansos, carga por persona y avance comercial. Exportación de la consulta. Viajan con el módulo al que corresponden.</w:t>
-            </w:r>
-          </w:p>
-        </w:tc>
-      </w:tr>
-      <w:tr>
-        <w:trPr>
-          <w:cantSplit/>
-        </w:trPr>
-        <w:tc>
-          <w:tcPr>
-            <w:tcW w:type="dxa" w:w="2800"/>
-            <w:tcBorders>
-              <w:top w:val="single" w:sz="4" w:space="0" w:color="1B3325"/>
-              <w:left w:val="single" w:sz="4" w:space="0" w:color="1B3325"/>
-              <w:bottom w:val="single" w:sz="4" w:space="0" w:color="1B3325"/>
-              <w:right w:val="single" w:sz="4" w:space="0" w:color="1B3325"/>
-            </w:tcBorders>
-            <w:tcMar>
-              <w:top w:w="40" w:type="dxa"/>
-              <w:left w:w="80" w:type="dxa"/>
-              <w:bottom w:w="40" w:type="dxa"/>
-              <w:right w:w="80" w:type="dxa"/>
-            </w:tcMar>
-            <w:shd w:val="clear" w:color="auto" w:fill="F7FBF8"/>
-            <w:vAlign w:val="center"/>
-          </w:tcPr>
-          <w:p>
-            <w:pPr>
-              <w:spacing w:before="0" w:after="0" w:line="259" w:lineRule="auto"/>
-              <w:jc w:val="left"/>
-              <w:widowControl/>
-            </w:pPr>
-            <w:r/>
-            <w:r>
-              <w:rPr>
-                <w:rFonts w:ascii="Poppins" w:hAnsi="Poppins" w:cs="Poppins" w:eastAsia="Poppins"/>
-                <w:b w:val="0"/>
-                <w:i w:val="0"/>
-                <w:color w:val="1B3325"/>
-                <w:sz w:val="20"/>
-              </w:rPr>
-              <w:t>6. Drive</w:t>
-            </w:r>
-          </w:p>
-        </w:tc>
-        <w:tc>
-          <w:tcPr>
-            <w:tcW w:type="dxa" w:w="6800"/>
-            <w:tcBorders>
-              <w:top w:val="single" w:sz="4" w:space="0" w:color="1B3325"/>
-              <w:left w:val="single" w:sz="4" w:space="0" w:color="1B3325"/>
-              <w:bottom w:val="single" w:sz="4" w:space="0" w:color="1B3325"/>
-              <w:right w:val="single" w:sz="4" w:space="0" w:color="1B3325"/>
-            </w:tcBorders>
-            <w:tcMar>
-              <w:top w:w="40" w:type="dxa"/>
-              <w:left w:w="80" w:type="dxa"/>
-              <w:bottom w:w="40" w:type="dxa"/>
-              <w:right w:w="80" w:type="dxa"/>
-            </w:tcMar>
-            <w:shd w:val="clear" w:color="auto" w:fill="F7FBF8"/>
             <w:vAlign w:val="center"/>
           </w:tcPr>
           <w:p>
@@ -11631,7 +11438,7 @@
           <w:color w:val="1B3325"/>
           <w:sz w:val="26"/>
         </w:rPr>
-        <w:t xml:space="preserve">La sección 11 cobra el sistema completo a $20.000 por usuario al mes. Para 30 usuarios son $600.000. Frente a la licencia regional de Odoo Standard para esas 30 personas, el sistema completo queda $254.297 más bajo, y la puesta en marcha de </w:t>
+        <w:t xml:space="preserve">Cada módulo cuesta $20.000 por usuario al mes. Un solo módulo, para 30 usuarios, son $600.000. Eso queda $254.297 por debajo de la licencia regional de Odoo Standard para 30 usuarios, y la puesta en marcha de ese módulo va incluida. Los tres módulos juntos son $60.000 por usuario, $1.800.000 al mes para 30 personas. Esa suma queda $945.703 por encima de la sola licencia de Odoo, porque Odoo cobra una vez por todas las aplicaciones y </w:t>
       </w:r>
       <w:r>
         <w:rPr>
@@ -11651,7 +11458,24 @@
           <w:color w:val="1B3325"/>
           <w:sz w:val="26"/>
         </w:rPr>
-        <w:t xml:space="preserve"> va incluida. Frente a Bitrix24 Professional con pago anual, 30 usuarios de </w:t>
+        <w:t xml:space="preserve"> cobra cada módulo.</w:t>
+      </w:r>
+    </w:p>
+    <w:p>
+      <w:pPr>
+        <w:spacing w:before="0" w:after="160" w:line="259" w:lineRule="auto"/>
+        <w:jc w:val="both"/>
+        <w:widowControl/>
+      </w:pPr>
+      <w:r>
+        <w:rPr>
+          <w:rFonts w:ascii="Poppins" w:hAnsi="Poppins" w:cs="Poppins" w:eastAsia="Poppins"/>
+          <w:b w:val="0"/>
+          <w:i w:val="0"/>
+          <w:color w:val="1B3325"/>
+          <w:sz w:val="26"/>
+        </w:rPr>
+        <w:t xml:space="preserve">El Drive, como módulo suelto, queda en $20.000 por usuario. Zoho WorkDrive Team, solo archivos, equivale a $14.318 por usuario. SharePoint Plan 1 equivale a $15.909. Google Workspace Business Standard, en la lista de Colombia, cuesta $58.400 por usuario, casi el valor de los tres módulos de </w:t>
       </w:r>
       <w:r>
         <w:rPr>
@@ -11671,7 +11495,7 @@
           <w:color w:val="1B3325"/>
           <w:sz w:val="26"/>
         </w:rPr>
-        <w:t xml:space="preserve"> quedan $33.166 más bajos. A partir de 32 usuarios el fijo de Bitrix24, que no sube hasta los 100, vuelve a quedar por debajo: 40 usuarios de </w:t>
+        <w:t xml:space="preserve"> juntos ($60.000), e incluye 2 TB por persona, correo y documentos. El Drive de </w:t>
       </w:r>
       <w:r>
         <w:rPr>
@@ -11691,7 +11515,7 @@
           <w:color w:val="1B3325"/>
           <w:sz w:val="26"/>
         </w:rPr>
-        <w:t xml:space="preserve"> son $800.000 y Professional sigue en $633.166.</w:t>
+        <w:t xml:space="preserve"> entrega una intranet de 2 TB para toda la cuenta, no 2 TB por cabeza.</w:t>
       </w:r>
     </w:p>
     <w:p>
@@ -11708,64 +11532,7 @@
           <w:color w:val="1B3325"/>
           <w:sz w:val="26"/>
         </w:rPr>
-        <w:t xml:space="preserve">El módulo Drive, suelto, queda en $8.000 por usuario. Zoho WorkDrive Team, solo archivos, equivale a $14.318 por usuario y reparte varios terabytes según el tamaño del equipo. Google Workspace Business Standard, en la lista de Colombia, cuesta $58.400 por usuario e incluye 2 TB por persona, correo y documentos. El Drive de </w:t>
-      </w:r>
-      <w:r>
-        <w:rPr>
-          <w:rFonts w:ascii="Poppins" w:hAnsi="Poppins" w:cs="Poppins" w:eastAsia="Poppins"/>
-          <w:b/>
-          <w:i w:val="0"/>
-          <w:color w:val="1B3325"/>
-          <w:sz w:val="26"/>
-        </w:rPr>
-        <w:t>RecoTime</w:t>
-      </w:r>
-      <w:r>
-        <w:rPr>
-          <w:rFonts w:ascii="Poppins" w:hAnsi="Poppins" w:cs="Poppins" w:eastAsia="Poppins"/>
-          <w:b w:val="0"/>
-          <w:i w:val="0"/>
-          <w:color w:val="1B3325"/>
-          <w:sz w:val="26"/>
-        </w:rPr>
-        <w:t xml:space="preserve"> no reemplaza ese correo ni entrega 2 TB por cabeza: entrega una intranet de 2 TB para toda la cuenta, dentro del mismo usuario del </w:t>
-      </w:r>
-      <w:r>
-        <w:rPr>
-          <w:rFonts w:ascii="Poppins" w:hAnsi="Poppins" w:cs="Poppins" w:eastAsia="Poppins"/>
-          <w:b/>
-          <w:i w:val="0"/>
-          <w:color w:val="1B3325"/>
-          <w:sz w:val="26"/>
-        </w:rPr>
-        <w:t>CRM</w:t>
-      </w:r>
-      <w:r>
-        <w:rPr>
-          <w:rFonts w:ascii="Poppins" w:hAnsi="Poppins" w:cs="Poppins" w:eastAsia="Poppins"/>
-          <w:b w:val="0"/>
-          <w:i w:val="0"/>
-          <w:color w:val="1B3325"/>
-          <w:sz w:val="26"/>
-        </w:rPr>
-        <w:t xml:space="preserve"> y de la asistencia.</w:t>
-      </w:r>
-    </w:p>
-    <w:p>
-      <w:pPr>
-        <w:spacing w:before="0" w:after="160" w:line="259" w:lineRule="auto"/>
-        <w:jc w:val="both"/>
-        <w:widowControl/>
-      </w:pPr>
-      <w:r>
-        <w:rPr>
-          <w:rFonts w:ascii="Poppins" w:hAnsi="Poppins" w:cs="Poppins" w:eastAsia="Poppins"/>
-          <w:b w:val="0"/>
-          <w:i w:val="0"/>
-          <w:color w:val="1B3325"/>
-          <w:sz w:val="26"/>
-        </w:rPr>
-        <w:t>La VPS no entra en los $20.000. El cliente la paga a Hostinger y también pone el dominio. La referencia de $500.000 al año corresponde a la renovación del KVM 1, $466.800. Ese plan trae 50 GB de disco. La cuota de 2 TB del Drive es el techo del software. Mientras el disco de la VPS sea menor, el espacio usable es el del disco.</w:t>
+        <w:t>La VPS no entra en los $20.000 de cada módulo. El cliente la paga a Hostinger y también pone el dominio. La referencia de $500.000 al año corresponde a la renovación del KVM 1, $466.800. Ese plan trae 50 GB de disco. La cuota de 2 TB del Drive es el techo del software. Mientras el disco de la VPS sea menor, el espacio usable es el del disco.</w:t>
       </w:r>
     </w:p>
     <w:p>
@@ -13421,7 +13188,7 @@
           <w:color w:val="1B3325"/>
           <w:sz w:val="26"/>
         </w:rPr>
-        <w:t>11.1. Sistema completo</w:t>
+        <w:t>11.1. Precio por módulo</w:t>
       </w:r>
     </w:p>
     <w:p>
@@ -13438,47 +13205,7 @@
           <w:color w:val="1B3325"/>
           <w:sz w:val="26"/>
         </w:rPr>
-        <w:t xml:space="preserve">El sistema completo cuesta $20.000 por usuario activo al mes. Incluye </w:t>
-      </w:r>
-      <w:r>
-        <w:rPr>
-          <w:rFonts w:ascii="Poppins" w:hAnsi="Poppins" w:cs="Poppins" w:eastAsia="Poppins"/>
-          <w:b/>
-          <w:i w:val="0"/>
-          <w:color w:val="1B3325"/>
-          <w:sz w:val="26"/>
-        </w:rPr>
-        <w:t>CRM</w:t>
-      </w:r>
-      <w:r>
-        <w:rPr>
-          <w:rFonts w:ascii="Poppins" w:hAnsi="Poppins" w:cs="Poppins" w:eastAsia="Poppins"/>
-          <w:b w:val="0"/>
-          <w:i w:val="0"/>
-          <w:color w:val="1B3325"/>
-          <w:sz w:val="26"/>
-        </w:rPr>
-        <w:t xml:space="preserve">, </w:t>
-      </w:r>
-      <w:r>
-        <w:rPr>
-          <w:rFonts w:ascii="Poppins" w:hAnsi="Poppins" w:cs="Poppins" w:eastAsia="Poppins"/>
-          <w:b/>
-          <w:i w:val="0"/>
-          <w:color w:val="1B3325"/>
-          <w:sz w:val="26"/>
-        </w:rPr>
-        <w:t>ERP</w:t>
-      </w:r>
-      <w:r>
-        <w:rPr>
-          <w:rFonts w:ascii="Poppins" w:hAnsi="Poppins" w:cs="Poppins" w:eastAsia="Poppins"/>
-          <w:b w:val="0"/>
-          <w:i w:val="0"/>
-          <w:color w:val="1B3325"/>
-          <w:sz w:val="26"/>
-        </w:rPr>
-        <w:t xml:space="preserve"> de gestión, trazabilidad, asistencia, reportes y Drive, con la cuota de 2 TB para toda la cuenta. La suma de los cinco módulos sueltos es $37.000. El completo queda por debajo de esa suma a propósito: quien necesita la operación entera paga $20.000, no $37.000.</w:t>
+        <w:t>Cada módulo cuesta $20.000 por usuario activo al mes. Los tres juntos cuestan $60.000 por usuario: es la suma, sin un descuento aparte. Quien toma un módulo paga $20.000. Quien toma los tres paga $60.000.</w:t>
       </w:r>
     </w:p>
     <w:tbl>
@@ -13679,6 +13406,7 @@
               <w:spacing w:before="0" w:after="0" w:line="259" w:lineRule="auto"/>
               <w:jc w:val="left"/>
               <w:widowControl/>
+              <w:keepNext/>
             </w:pPr>
             <w:r/>
             <w:r>
@@ -13689,7 +13417,7 @@
                 <w:color w:val="1B3325"/>
                 <w:sz w:val="20"/>
               </w:rPr>
-              <w:t>Sistema completo</w:t>
+              <w:t>Un módulo</w:t>
             </w:r>
           </w:p>
         </w:tc>
@@ -13716,6 +13444,7 @@
               <w:spacing w:before="0" w:after="0" w:line="259" w:lineRule="auto"/>
               <w:jc w:val="center"/>
               <w:widowControl/>
+              <w:keepNext/>
             </w:pPr>
             <w:r/>
             <w:r>
@@ -13753,6 +13482,7 @@
               <w:spacing w:before="0" w:after="0" w:line="259" w:lineRule="auto"/>
               <w:jc w:val="center"/>
               <w:widowControl/>
+              <w:keepNext/>
             </w:pPr>
             <w:r/>
             <w:r>
@@ -13790,6 +13520,7 @@
               <w:spacing w:before="0" w:after="0" w:line="259" w:lineRule="auto"/>
               <w:jc w:val="center"/>
               <w:widowControl/>
+              <w:keepNext/>
             </w:pPr>
             <w:r/>
             <w:r>
@@ -13801,6 +13532,316 @@
                 <w:sz w:val="20"/>
               </w:rPr>
               <w:t>$440.000</w:t>
+            </w:r>
+          </w:p>
+        </w:tc>
+      </w:tr>
+      <w:tr>
+        <w:trPr>
+          <w:cantSplit/>
+        </w:trPr>
+        <w:tc>
+          <w:tcPr>
+            <w:tcW w:type="dxa" w:w="2400"/>
+            <w:tcBorders>
+              <w:top w:val="single" w:sz="4" w:space="0" w:color="1B3325"/>
+              <w:left w:val="single" w:sz="4" w:space="0" w:color="1B3325"/>
+              <w:bottom w:val="single" w:sz="4" w:space="0" w:color="1B3325"/>
+              <w:right w:val="single" w:sz="4" w:space="0" w:color="1B3325"/>
+            </w:tcBorders>
+            <w:tcMar>
+              <w:top w:w="40" w:type="dxa"/>
+              <w:left w:w="80" w:type="dxa"/>
+              <w:bottom w:w="40" w:type="dxa"/>
+              <w:right w:w="80" w:type="dxa"/>
+            </w:tcMar>
+            <w:shd w:val="clear" w:color="auto" w:fill="F7FBF8"/>
+            <w:vAlign w:val="center"/>
+          </w:tcPr>
+          <w:p>
+            <w:pPr>
+              <w:spacing w:before="0" w:after="0" w:line="259" w:lineRule="auto"/>
+              <w:jc w:val="left"/>
+              <w:widowControl/>
+              <w:keepNext/>
+            </w:pPr>
+            <w:r/>
+            <w:r>
+              <w:rPr>
+                <w:rFonts w:ascii="Poppins" w:hAnsi="Poppins" w:cs="Poppins" w:eastAsia="Poppins"/>
+                <w:b w:val="0"/>
+                <w:i w:val="0"/>
+                <w:color w:val="1B3325"/>
+                <w:sz w:val="20"/>
+              </w:rPr>
+              <w:t>Dos módulos</w:t>
+            </w:r>
+          </w:p>
+        </w:tc>
+        <w:tc>
+          <w:tcPr>
+            <w:tcW w:type="dxa" w:w="2400"/>
+            <w:tcBorders>
+              <w:top w:val="single" w:sz="4" w:space="0" w:color="1B3325"/>
+              <w:left w:val="single" w:sz="4" w:space="0" w:color="1B3325"/>
+              <w:bottom w:val="single" w:sz="4" w:space="0" w:color="1B3325"/>
+              <w:right w:val="single" w:sz="4" w:space="0" w:color="1B3325"/>
+            </w:tcBorders>
+            <w:tcMar>
+              <w:top w:w="40" w:type="dxa"/>
+              <w:left w:w="80" w:type="dxa"/>
+              <w:bottom w:w="40" w:type="dxa"/>
+              <w:right w:w="80" w:type="dxa"/>
+            </w:tcMar>
+            <w:shd w:val="clear" w:color="auto" w:fill="F7FBF8"/>
+            <w:vAlign w:val="center"/>
+          </w:tcPr>
+          <w:p>
+            <w:pPr>
+              <w:spacing w:before="0" w:after="0" w:line="259" w:lineRule="auto"/>
+              <w:jc w:val="center"/>
+              <w:widowControl/>
+              <w:keepNext/>
+            </w:pPr>
+            <w:r/>
+            <w:r>
+              <w:rPr>
+                <w:rFonts w:ascii="Poppins" w:hAnsi="Poppins" w:cs="Poppins" w:eastAsia="Poppins"/>
+                <w:b w:val="0"/>
+                <w:i w:val="0"/>
+                <w:color w:val="1B3325"/>
+                <w:sz w:val="20"/>
+              </w:rPr>
+              <w:t>$40.000</w:t>
+            </w:r>
+          </w:p>
+        </w:tc>
+        <w:tc>
+          <w:tcPr>
+            <w:tcW w:type="dxa" w:w="2400"/>
+            <w:tcBorders>
+              <w:top w:val="single" w:sz="4" w:space="0" w:color="1B3325"/>
+              <w:left w:val="single" w:sz="4" w:space="0" w:color="1B3325"/>
+              <w:bottom w:val="single" w:sz="4" w:space="0" w:color="1B3325"/>
+              <w:right w:val="single" w:sz="4" w:space="0" w:color="1B3325"/>
+            </w:tcBorders>
+            <w:tcMar>
+              <w:top w:w="40" w:type="dxa"/>
+              <w:left w:w="80" w:type="dxa"/>
+              <w:bottom w:w="40" w:type="dxa"/>
+              <w:right w:w="80" w:type="dxa"/>
+            </w:tcMar>
+            <w:shd w:val="clear" w:color="auto" w:fill="F7FBF8"/>
+            <w:vAlign w:val="center"/>
+          </w:tcPr>
+          <w:p>
+            <w:pPr>
+              <w:spacing w:before="0" w:after="0" w:line="259" w:lineRule="auto"/>
+              <w:jc w:val="center"/>
+              <w:widowControl/>
+              <w:keepNext/>
+            </w:pPr>
+            <w:r/>
+            <w:r>
+              <w:rPr>
+                <w:rFonts w:ascii="Poppins" w:hAnsi="Poppins" w:cs="Poppins" w:eastAsia="Poppins"/>
+                <w:b w:val="0"/>
+                <w:i w:val="0"/>
+                <w:color w:val="1B3325"/>
+                <w:sz w:val="20"/>
+              </w:rPr>
+              <w:t>$400.000</w:t>
+            </w:r>
+          </w:p>
+        </w:tc>
+        <w:tc>
+          <w:tcPr>
+            <w:tcW w:type="dxa" w:w="2400"/>
+            <w:tcBorders>
+              <w:top w:val="single" w:sz="4" w:space="0" w:color="1B3325"/>
+              <w:left w:val="single" w:sz="4" w:space="0" w:color="1B3325"/>
+              <w:bottom w:val="single" w:sz="4" w:space="0" w:color="1B3325"/>
+              <w:right w:val="single" w:sz="4" w:space="0" w:color="1B3325"/>
+            </w:tcBorders>
+            <w:tcMar>
+              <w:top w:w="40" w:type="dxa"/>
+              <w:left w:w="80" w:type="dxa"/>
+              <w:bottom w:w="40" w:type="dxa"/>
+              <w:right w:w="80" w:type="dxa"/>
+            </w:tcMar>
+            <w:shd w:val="clear" w:color="auto" w:fill="F7FBF8"/>
+            <w:vAlign w:val="center"/>
+          </w:tcPr>
+          <w:p>
+            <w:pPr>
+              <w:spacing w:before="0" w:after="0" w:line="259" w:lineRule="auto"/>
+              <w:jc w:val="center"/>
+              <w:widowControl/>
+              <w:keepNext/>
+            </w:pPr>
+            <w:r/>
+            <w:r>
+              <w:rPr>
+                <w:rFonts w:ascii="Poppins" w:hAnsi="Poppins" w:cs="Poppins" w:eastAsia="Poppins"/>
+                <w:b w:val="0"/>
+                <w:i w:val="0"/>
+                <w:color w:val="1B3325"/>
+                <w:sz w:val="20"/>
+              </w:rPr>
+              <w:t>$880.000</w:t>
+            </w:r>
+          </w:p>
+        </w:tc>
+      </w:tr>
+      <w:tr>
+        <w:trPr>
+          <w:cantSplit/>
+        </w:trPr>
+        <w:tc>
+          <w:tcPr>
+            <w:tcW w:type="dxa" w:w="2400"/>
+            <w:tcBorders>
+              <w:top w:val="single" w:sz="4" w:space="0" w:color="1B3325"/>
+              <w:left w:val="single" w:sz="4" w:space="0" w:color="1B3325"/>
+              <w:bottom w:val="single" w:sz="4" w:space="0" w:color="1B3325"/>
+              <w:right w:val="single" w:sz="4" w:space="0" w:color="1B3325"/>
+            </w:tcBorders>
+            <w:tcMar>
+              <w:top w:w="40" w:type="dxa"/>
+              <w:left w:w="80" w:type="dxa"/>
+              <w:bottom w:w="40" w:type="dxa"/>
+              <w:right w:w="80" w:type="dxa"/>
+            </w:tcMar>
+            <w:shd w:val="clear" w:color="auto" w:fill="FFFFFF"/>
+            <w:vAlign w:val="center"/>
+          </w:tcPr>
+          <w:p>
+            <w:pPr>
+              <w:spacing w:before="0" w:after="0" w:line="259" w:lineRule="auto"/>
+              <w:jc w:val="left"/>
+              <w:widowControl/>
+            </w:pPr>
+            <w:r/>
+            <w:r>
+              <w:rPr>
+                <w:rFonts w:ascii="Poppins" w:hAnsi="Poppins" w:cs="Poppins" w:eastAsia="Poppins"/>
+                <w:b w:val="0"/>
+                <w:i w:val="0"/>
+                <w:color w:val="1B3325"/>
+                <w:sz w:val="20"/>
+              </w:rPr>
+              <w:t>Los tres módulos</w:t>
+            </w:r>
+          </w:p>
+        </w:tc>
+        <w:tc>
+          <w:tcPr>
+            <w:tcW w:type="dxa" w:w="2400"/>
+            <w:tcBorders>
+              <w:top w:val="single" w:sz="4" w:space="0" w:color="1B3325"/>
+              <w:left w:val="single" w:sz="4" w:space="0" w:color="1B3325"/>
+              <w:bottom w:val="single" w:sz="4" w:space="0" w:color="1B3325"/>
+              <w:right w:val="single" w:sz="4" w:space="0" w:color="1B3325"/>
+            </w:tcBorders>
+            <w:tcMar>
+              <w:top w:w="40" w:type="dxa"/>
+              <w:left w:w="80" w:type="dxa"/>
+              <w:bottom w:w="40" w:type="dxa"/>
+              <w:right w:w="80" w:type="dxa"/>
+            </w:tcMar>
+            <w:shd w:val="clear" w:color="auto" w:fill="FFFFFF"/>
+            <w:vAlign w:val="center"/>
+          </w:tcPr>
+          <w:p>
+            <w:pPr>
+              <w:spacing w:before="0" w:after="0" w:line="259" w:lineRule="auto"/>
+              <w:jc w:val="center"/>
+              <w:widowControl/>
+            </w:pPr>
+            <w:r/>
+            <w:r>
+              <w:rPr>
+                <w:rFonts w:ascii="Poppins" w:hAnsi="Poppins" w:cs="Poppins" w:eastAsia="Poppins"/>
+                <w:b w:val="0"/>
+                <w:i w:val="0"/>
+                <w:color w:val="1B3325"/>
+                <w:sz w:val="20"/>
+              </w:rPr>
+              <w:t>$60.000</w:t>
+            </w:r>
+          </w:p>
+        </w:tc>
+        <w:tc>
+          <w:tcPr>
+            <w:tcW w:type="dxa" w:w="2400"/>
+            <w:tcBorders>
+              <w:top w:val="single" w:sz="4" w:space="0" w:color="1B3325"/>
+              <w:left w:val="single" w:sz="4" w:space="0" w:color="1B3325"/>
+              <w:bottom w:val="single" w:sz="4" w:space="0" w:color="1B3325"/>
+              <w:right w:val="single" w:sz="4" w:space="0" w:color="1B3325"/>
+            </w:tcBorders>
+            <w:tcMar>
+              <w:top w:w="40" w:type="dxa"/>
+              <w:left w:w="80" w:type="dxa"/>
+              <w:bottom w:w="40" w:type="dxa"/>
+              <w:right w:w="80" w:type="dxa"/>
+            </w:tcMar>
+            <w:shd w:val="clear" w:color="auto" w:fill="FFFFFF"/>
+            <w:vAlign w:val="center"/>
+          </w:tcPr>
+          <w:p>
+            <w:pPr>
+              <w:spacing w:before="0" w:after="0" w:line="259" w:lineRule="auto"/>
+              <w:jc w:val="center"/>
+              <w:widowControl/>
+            </w:pPr>
+            <w:r/>
+            <w:r>
+              <w:rPr>
+                <w:rFonts w:ascii="Poppins" w:hAnsi="Poppins" w:cs="Poppins" w:eastAsia="Poppins"/>
+                <w:b w:val="0"/>
+                <w:i w:val="0"/>
+                <w:color w:val="1B3325"/>
+                <w:sz w:val="20"/>
+              </w:rPr>
+              <w:t>$600.000</w:t>
+            </w:r>
+          </w:p>
+        </w:tc>
+        <w:tc>
+          <w:tcPr>
+            <w:tcW w:type="dxa" w:w="2400"/>
+            <w:tcBorders>
+              <w:top w:val="single" w:sz="4" w:space="0" w:color="1B3325"/>
+              <w:left w:val="single" w:sz="4" w:space="0" w:color="1B3325"/>
+              <w:bottom w:val="single" w:sz="4" w:space="0" w:color="1B3325"/>
+              <w:right w:val="single" w:sz="4" w:space="0" w:color="1B3325"/>
+            </w:tcBorders>
+            <w:tcMar>
+              <w:top w:w="40" w:type="dxa"/>
+              <w:left w:w="80" w:type="dxa"/>
+              <w:bottom w:w="40" w:type="dxa"/>
+              <w:right w:w="80" w:type="dxa"/>
+            </w:tcMar>
+            <w:shd w:val="clear" w:color="auto" w:fill="FFFFFF"/>
+            <w:vAlign w:val="center"/>
+          </w:tcPr>
+          <w:p>
+            <w:pPr>
+              <w:spacing w:before="0" w:after="0" w:line="259" w:lineRule="auto"/>
+              <w:jc w:val="center"/>
+              <w:widowControl/>
+            </w:pPr>
+            <w:r/>
+            <w:r>
+              <w:rPr>
+                <w:rFonts w:ascii="Poppins" w:hAnsi="Poppins" w:cs="Poppins" w:eastAsia="Poppins"/>
+                <w:b w:val="0"/>
+                <w:i w:val="0"/>
+                <w:color w:val="1B3325"/>
+                <w:sz w:val="20"/>
+              </w:rPr>
+              <w:t>$1.320.000</w:t>
             </w:r>
           </w:p>
         </w:tc>
@@ -13827,7 +13868,7 @@
           <w:color w:val="1B3325"/>
           <w:sz w:val="22"/>
         </w:rPr>
-        <w:t>Anualidad por usuario = $20.000 × 10 = $200.000, y cubre 12 meses. Equivale a $16.667 al mes ($200.000 ÷ 12, redondeado). Vitalicia por usuario = $20.000 × 22 = $440.000. El soporte opcional, después de los 3 meses de garantía, es el 40 % de la mensualidad por usuario: $8.000 en el sistema completo.</w:t>
+        <w:t>Anualidad por usuario = mensualidad × 10, y cubre 12 meses. Un módulo al año son $200.000 por usuario, equivalentes a $16.667 al mes. Los tres módulos al año son $600.000 por usuario. La vitalicia es la mensualidad × 22: $440.000 por usuario en un módulo y $1.320.000 en los tres. El soporte opcional, después de los 3 meses de garantía, es el 40 % de lo que el cliente paga por usuario.</w:t>
       </w:r>
     </w:p>
     <w:p>
@@ -13845,7 +13886,7 @@
           <w:color w:val="1B3325"/>
           <w:sz w:val="26"/>
         </w:rPr>
-        <w:t>11.2. Módulos sueltos</w:t>
+        <w:t>11.2. Los tres módulos, sueltos o juntos</w:t>
       </w:r>
     </w:p>
     <w:p>
@@ -13862,7 +13903,7 @@
           <w:color w:val="1B3325"/>
           <w:sz w:val="26"/>
         </w:rPr>
-        <w:t>Si el cliente quiere una parte, cada módulo se cobra por usuario activo. Los reportes del módulo van incluidos. Drive suelto incluye la misma cuota de 2 TB de la cuenta.</w:t>
+        <w:t>El precio de cada módulo es el mismo. El cliente elige uno, dos o los tres. Los reportes de cada módulo van con ese módulo. La cuota de 2 TB va solo con el Drive, así se compre suelto o con los demás.</w:t>
       </w:r>
     </w:p>
     <w:tbl>
@@ -13873,10 +13914,10 @@
         <w:tblLook w:firstColumn="1" w:firstRow="1" w:lastColumn="0" w:lastRow="0" w:noHBand="0" w:noVBand="1" w:val="04A0"/>
       </w:tblPr>
       <w:tblGrid>
-        <w:gridCol w:w="2400"/>
-        <w:gridCol w:w="2400"/>
-        <w:gridCol w:w="2400"/>
-        <w:gridCol w:w="2400"/>
+        <w:gridCol w:w="2800"/>
+        <w:gridCol w:w="2200"/>
+        <w:gridCol w:w="2300"/>
+        <w:gridCol w:w="2300"/>
       </w:tblGrid>
       <w:tr>
         <w:trPr>
@@ -13885,7 +13926,7 @@
         </w:trPr>
         <w:tc>
           <w:tcPr>
-            <w:tcW w:type="dxa" w:w="2400"/>
+            <w:tcW w:type="dxa" w:w="2800"/>
             <w:tcBorders>
               <w:top w:val="single" w:sz="4" w:space="0" w:color="1B3325"/>
               <w:left w:val="single" w:sz="4" w:space="0" w:color="1B3325"/>
@@ -13917,13 +13958,13 @@
                 <w:color w:val="FFFFFF"/>
                 <w:sz w:val="18"/>
               </w:rPr>
-              <w:t>Módulo suelto</w:t>
+              <w:t>Módulo</w:t>
             </w:r>
           </w:p>
         </w:tc>
         <w:tc>
           <w:tcPr>
-            <w:tcW w:type="dxa" w:w="2400"/>
+            <w:tcW w:type="dxa" w:w="2200"/>
             <w:tcBorders>
               <w:top w:val="single" w:sz="4" w:space="0" w:color="1B3325"/>
               <w:left w:val="single" w:sz="4" w:space="0" w:color="1B3325"/>
@@ -13961,7 +14002,7 @@
         </w:tc>
         <w:tc>
           <w:tcPr>
-            <w:tcW w:type="dxa" w:w="2400"/>
+            <w:tcW w:type="dxa" w:w="2300"/>
             <w:tcBorders>
               <w:top w:val="single" w:sz="4" w:space="0" w:color="1B3325"/>
               <w:left w:val="single" w:sz="4" w:space="0" w:color="1B3325"/>
@@ -13999,7 +14040,7 @@
         </w:tc>
         <w:tc>
           <w:tcPr>
-            <w:tcW w:type="dxa" w:w="2400"/>
+            <w:tcW w:type="dxa" w:w="2300"/>
             <w:tcBorders>
               <w:top w:val="single" w:sz="4" w:space="0" w:color="1B3325"/>
               <w:left w:val="single" w:sz="4" w:space="0" w:color="1B3325"/>
@@ -14042,7 +14083,7 @@
         </w:trPr>
         <w:tc>
           <w:tcPr>
-            <w:tcW w:type="dxa" w:w="2400"/>
+            <w:tcW w:type="dxa" w:w="2800"/>
             <w:tcBorders>
               <w:top w:val="single" w:sz="4" w:space="0" w:color="1B3325"/>
               <w:left w:val="single" w:sz="4" w:space="0" w:color="1B3325"/>
@@ -14069,6 +14110,16 @@
             <w:r>
               <w:rPr>
                 <w:rFonts w:ascii="Poppins" w:hAnsi="Poppins" w:cs="Poppins" w:eastAsia="Poppins"/>
+                <w:b w:val="0"/>
+                <w:i w:val="0"/>
+                <w:color w:val="1B3325"/>
+                <w:sz w:val="18"/>
+              </w:rPr>
+              <w:t xml:space="preserve">1. </w:t>
+            </w:r>
+            <w:r>
+              <w:rPr>
+                <w:rFonts w:ascii="Poppins" w:hAnsi="Poppins" w:cs="Poppins" w:eastAsia="Poppins"/>
                 <w:b/>
                 <w:i w:val="0"/>
                 <w:color w:val="1B3325"/>
@@ -14076,11 +14127,41 @@
               </w:rPr>
               <w:t>CRM</w:t>
             </w:r>
+            <w:r>
+              <w:rPr>
+                <w:rFonts w:ascii="Poppins" w:hAnsi="Poppins" w:cs="Poppins" w:eastAsia="Poppins"/>
+                <w:b w:val="0"/>
+                <w:i w:val="0"/>
+                <w:color w:val="1B3325"/>
+                <w:sz w:val="18"/>
+              </w:rPr>
+              <w:t xml:space="preserve"> y </w:t>
+            </w:r>
+            <w:r>
+              <w:rPr>
+                <w:rFonts w:ascii="Poppins" w:hAnsi="Poppins" w:cs="Poppins" w:eastAsia="Poppins"/>
+                <w:b/>
+                <w:i w:val="0"/>
+                <w:color w:val="1B3325"/>
+                <w:sz w:val="18"/>
+              </w:rPr>
+              <w:t>ERP</w:t>
+            </w:r>
+            <w:r>
+              <w:rPr>
+                <w:rFonts w:ascii="Poppins" w:hAnsi="Poppins" w:cs="Poppins" w:eastAsia="Poppins"/>
+                <w:b w:val="0"/>
+                <w:i w:val="0"/>
+                <w:color w:val="1B3325"/>
+                <w:sz w:val="18"/>
+              </w:rPr>
+              <w:t xml:space="preserve"> de gestión</w:t>
+            </w:r>
           </w:p>
         </w:tc>
         <w:tc>
           <w:tcPr>
-            <w:tcW w:type="dxa" w:w="2400"/>
+            <w:tcW w:type="dxa" w:w="2200"/>
             <w:tcBorders>
               <w:top w:val="single" w:sz="4" w:space="0" w:color="1B3325"/>
               <w:left w:val="single" w:sz="4" w:space="0" w:color="1B3325"/>
@@ -14112,13 +14193,13 @@
                 <w:color w:val="1B3325"/>
                 <w:sz w:val="18"/>
               </w:rPr>
-              <w:t>$8.000</w:t>
+              <w:t>$20.000</w:t>
             </w:r>
           </w:p>
         </w:tc>
         <w:tc>
           <w:tcPr>
-            <w:tcW w:type="dxa" w:w="2400"/>
+            <w:tcW w:type="dxa" w:w="2300"/>
             <w:tcBorders>
               <w:top w:val="single" w:sz="4" w:space="0" w:color="1B3325"/>
               <w:left w:val="single" w:sz="4" w:space="0" w:color="1B3325"/>
@@ -14150,13 +14231,13 @@
                 <w:color w:val="1B3325"/>
                 <w:sz w:val="18"/>
               </w:rPr>
-              <w:t>$80.000</w:t>
+              <w:t>$200.000</w:t>
             </w:r>
           </w:p>
         </w:tc>
         <w:tc>
           <w:tcPr>
-            <w:tcW w:type="dxa" w:w="2400"/>
+            <w:tcW w:type="dxa" w:w="2300"/>
             <w:tcBorders>
               <w:top w:val="single" w:sz="4" w:space="0" w:color="1B3325"/>
               <w:left w:val="single" w:sz="4" w:space="0" w:color="1B3325"/>
@@ -14188,7 +14269,7 @@
                 <w:color w:val="1B3325"/>
                 <w:sz w:val="18"/>
               </w:rPr>
-              <w:t>$176.000</w:t>
+              <w:t>$440.000</w:t>
             </w:r>
           </w:p>
         </w:tc>
@@ -14199,7 +14280,7 @@
         </w:trPr>
         <w:tc>
           <w:tcPr>
-            <w:tcW w:type="dxa" w:w="2400"/>
+            <w:tcW w:type="dxa" w:w="2800"/>
             <w:tcBorders>
               <w:top w:val="single" w:sz="4" w:space="0" w:color="1B3325"/>
               <w:left w:val="single" w:sz="4" w:space="0" w:color="1B3325"/>
@@ -14226,28 +14307,18 @@
             <w:r>
               <w:rPr>
                 <w:rFonts w:ascii="Poppins" w:hAnsi="Poppins" w:cs="Poppins" w:eastAsia="Poppins"/>
-                <w:b/>
-                <w:i w:val="0"/>
-                <w:color w:val="1B3325"/>
-                <w:sz w:val="18"/>
-              </w:rPr>
-              <w:t>ERP</w:t>
-            </w:r>
-            <w:r>
-              <w:rPr>
-                <w:rFonts w:ascii="Poppins" w:hAnsi="Poppins" w:cs="Poppins" w:eastAsia="Poppins"/>
                 <w:b w:val="0"/>
                 <w:i w:val="0"/>
                 <w:color w:val="1B3325"/>
                 <w:sz w:val="18"/>
               </w:rPr>
-              <w:t xml:space="preserve"> de gestión</w:t>
+              <w:t>2. Asistencia</w:t>
             </w:r>
           </w:p>
         </w:tc>
         <w:tc>
           <w:tcPr>
-            <w:tcW w:type="dxa" w:w="2400"/>
+            <w:tcW w:type="dxa" w:w="2200"/>
             <w:tcBorders>
               <w:top w:val="single" w:sz="4" w:space="0" w:color="1B3325"/>
               <w:left w:val="single" w:sz="4" w:space="0" w:color="1B3325"/>
@@ -14279,13 +14350,13 @@
                 <w:color w:val="1B3325"/>
                 <w:sz w:val="18"/>
               </w:rPr>
-              <w:t>$8.000</w:t>
+              <w:t>$20.000</w:t>
             </w:r>
           </w:p>
         </w:tc>
         <w:tc>
           <w:tcPr>
-            <w:tcW w:type="dxa" w:w="2400"/>
+            <w:tcW w:type="dxa" w:w="2300"/>
             <w:tcBorders>
               <w:top w:val="single" w:sz="4" w:space="0" w:color="1B3325"/>
               <w:left w:val="single" w:sz="4" w:space="0" w:color="1B3325"/>
@@ -14317,13 +14388,13 @@
                 <w:color w:val="1B3325"/>
                 <w:sz w:val="18"/>
               </w:rPr>
-              <w:t>$80.000</w:t>
+              <w:t>$200.000</w:t>
             </w:r>
           </w:p>
         </w:tc>
         <w:tc>
           <w:tcPr>
-            <w:tcW w:type="dxa" w:w="2400"/>
+            <w:tcW w:type="dxa" w:w="2300"/>
             <w:tcBorders>
               <w:top w:val="single" w:sz="4" w:space="0" w:color="1B3325"/>
               <w:left w:val="single" w:sz="4" w:space="0" w:color="1B3325"/>
@@ -14355,7 +14426,7 @@
                 <w:color w:val="1B3325"/>
                 <w:sz w:val="18"/>
               </w:rPr>
-              <w:t>$176.000</w:t>
+              <w:t>$440.000</w:t>
             </w:r>
           </w:p>
         </w:tc>
@@ -14366,7 +14437,7 @@
         </w:trPr>
         <w:tc>
           <w:tcPr>
-            <w:tcW w:type="dxa" w:w="2400"/>
+            <w:tcW w:type="dxa" w:w="2800"/>
             <w:tcBorders>
               <w:top w:val="single" w:sz="4" w:space="0" w:color="1B3325"/>
               <w:left w:val="single" w:sz="4" w:space="0" w:color="1B3325"/>
@@ -14398,13 +14469,13 @@
                 <w:color w:val="1B3325"/>
                 <w:sz w:val="18"/>
               </w:rPr>
-              <w:t>Trazabilidad</w:t>
+              <w:t>3. Drive</w:t>
             </w:r>
           </w:p>
         </w:tc>
         <w:tc>
           <w:tcPr>
-            <w:tcW w:type="dxa" w:w="2400"/>
+            <w:tcW w:type="dxa" w:w="2200"/>
             <w:tcBorders>
               <w:top w:val="single" w:sz="4" w:space="0" w:color="1B3325"/>
               <w:left w:val="single" w:sz="4" w:space="0" w:color="1B3325"/>
@@ -14436,13 +14507,13 @@
                 <w:color w:val="1B3325"/>
                 <w:sz w:val="18"/>
               </w:rPr>
-              <w:t>$6.000</w:t>
+              <w:t>$20.000</w:t>
             </w:r>
           </w:p>
         </w:tc>
         <w:tc>
           <w:tcPr>
-            <w:tcW w:type="dxa" w:w="2400"/>
+            <w:tcW w:type="dxa" w:w="2300"/>
             <w:tcBorders>
               <w:top w:val="single" w:sz="4" w:space="0" w:color="1B3325"/>
               <w:left w:val="single" w:sz="4" w:space="0" w:color="1B3325"/>
@@ -14474,13 +14545,13 @@
                 <w:color w:val="1B3325"/>
                 <w:sz w:val="18"/>
               </w:rPr>
-              <w:t>$60.000</w:t>
+              <w:t>$200.000</w:t>
             </w:r>
           </w:p>
         </w:tc>
         <w:tc>
           <w:tcPr>
-            <w:tcW w:type="dxa" w:w="2400"/>
+            <w:tcW w:type="dxa" w:w="2300"/>
             <w:tcBorders>
               <w:top w:val="single" w:sz="4" w:space="0" w:color="1B3325"/>
               <w:left w:val="single" w:sz="4" w:space="0" w:color="1B3325"/>
@@ -14512,7 +14583,7 @@
                 <w:color w:val="1B3325"/>
                 <w:sz w:val="18"/>
               </w:rPr>
-              <w:t>$132.000</w:t>
+              <w:t>$440.000</w:t>
             </w:r>
           </w:p>
         </w:tc>
@@ -14523,7 +14594,7 @@
         </w:trPr>
         <w:tc>
           <w:tcPr>
-            <w:tcW w:type="dxa" w:w="2400"/>
+            <w:tcW w:type="dxa" w:w="2800"/>
             <w:tcBorders>
               <w:top w:val="single" w:sz="4" w:space="0" w:color="1B3325"/>
               <w:left w:val="single" w:sz="4" w:space="0" w:color="1B3325"/>
@@ -14544,7 +14615,6 @@
               <w:spacing w:before="0" w:after="0" w:line="259" w:lineRule="auto"/>
               <w:jc w:val="left"/>
               <w:widowControl/>
-              <w:keepNext/>
             </w:pPr>
             <w:r/>
             <w:r>
@@ -14555,13 +14625,13 @@
                 <w:color w:val="1B3325"/>
                 <w:sz w:val="18"/>
               </w:rPr>
-              <w:t>Asistencia</w:t>
+              <w:t>Los tres juntos</w:t>
             </w:r>
           </w:p>
         </w:tc>
         <w:tc>
           <w:tcPr>
-            <w:tcW w:type="dxa" w:w="2400"/>
+            <w:tcW w:type="dxa" w:w="2200"/>
             <w:tcBorders>
               <w:top w:val="single" w:sz="4" w:space="0" w:color="1B3325"/>
               <w:left w:val="single" w:sz="4" w:space="0" w:color="1B3325"/>
@@ -14582,7 +14652,6 @@
               <w:spacing w:before="0" w:after="0" w:line="259" w:lineRule="auto"/>
               <w:jc w:val="center"/>
               <w:widowControl/>
-              <w:keepNext/>
             </w:pPr>
             <w:r/>
             <w:r>
@@ -14593,13 +14662,13 @@
                 <w:color w:val="1B3325"/>
                 <w:sz w:val="18"/>
               </w:rPr>
-              <w:t>$7.000</w:t>
+              <w:t>$60.000</w:t>
             </w:r>
           </w:p>
         </w:tc>
         <w:tc>
           <w:tcPr>
-            <w:tcW w:type="dxa" w:w="2400"/>
+            <w:tcW w:type="dxa" w:w="2300"/>
             <w:tcBorders>
               <w:top w:val="single" w:sz="4" w:space="0" w:color="1B3325"/>
               <w:left w:val="single" w:sz="4" w:space="0" w:color="1B3325"/>
@@ -14620,7 +14689,6 @@
               <w:spacing w:before="0" w:after="0" w:line="259" w:lineRule="auto"/>
               <w:jc w:val="center"/>
               <w:widowControl/>
-              <w:keepNext/>
             </w:pPr>
             <w:r/>
             <w:r>
@@ -14631,13 +14699,13 @@
                 <w:color w:val="1B3325"/>
                 <w:sz w:val="18"/>
               </w:rPr>
-              <w:t>$70.000</w:t>
+              <w:t>$600.000</w:t>
             </w:r>
           </w:p>
         </w:tc>
         <w:tc>
           <w:tcPr>
-            <w:tcW w:type="dxa" w:w="2400"/>
+            <w:tcW w:type="dxa" w:w="2300"/>
             <w:tcBorders>
               <w:top w:val="single" w:sz="4" w:space="0" w:color="1B3325"/>
               <w:left w:val="single" w:sz="4" w:space="0" w:color="1B3325"/>
@@ -14658,7 +14726,6 @@
               <w:spacing w:before="0" w:after="0" w:line="259" w:lineRule="auto"/>
               <w:jc w:val="center"/>
               <w:widowControl/>
-              <w:keepNext/>
             </w:pPr>
             <w:r/>
             <w:r>
@@ -14669,474 +14736,7 @@
                 <w:color w:val="1B3325"/>
                 <w:sz w:val="18"/>
               </w:rPr>
-              <w:t>$154.000</w:t>
-            </w:r>
-          </w:p>
-        </w:tc>
-      </w:tr>
-      <w:tr>
-        <w:trPr>
-          <w:cantSplit/>
-        </w:trPr>
-        <w:tc>
-          <w:tcPr>
-            <w:tcW w:type="dxa" w:w="2400"/>
-            <w:tcBorders>
-              <w:top w:val="single" w:sz="4" w:space="0" w:color="1B3325"/>
-              <w:left w:val="single" w:sz="4" w:space="0" w:color="1B3325"/>
-              <w:bottom w:val="single" w:sz="4" w:space="0" w:color="1B3325"/>
-              <w:right w:val="single" w:sz="4" w:space="0" w:color="1B3325"/>
-            </w:tcBorders>
-            <w:tcMar>
-              <w:top w:w="40" w:type="dxa"/>
-              <w:left w:w="80" w:type="dxa"/>
-              <w:bottom w:w="40" w:type="dxa"/>
-              <w:right w:w="80" w:type="dxa"/>
-            </w:tcMar>
-            <w:shd w:val="clear" w:color="auto" w:fill="FFFFFF"/>
-            <w:vAlign w:val="center"/>
-          </w:tcPr>
-          <w:p>
-            <w:pPr>
-              <w:spacing w:before="0" w:after="0" w:line="259" w:lineRule="auto"/>
-              <w:jc w:val="left"/>
-              <w:widowControl/>
-              <w:keepNext/>
-            </w:pPr>
-            <w:r/>
-            <w:r>
-              <w:rPr>
-                <w:rFonts w:ascii="Poppins" w:hAnsi="Poppins" w:cs="Poppins" w:eastAsia="Poppins"/>
-                <w:b w:val="0"/>
-                <w:i w:val="0"/>
-                <w:color w:val="1B3325"/>
-                <w:sz w:val="18"/>
-              </w:rPr>
-              <w:t>Drive</w:t>
-            </w:r>
-          </w:p>
-        </w:tc>
-        <w:tc>
-          <w:tcPr>
-            <w:tcW w:type="dxa" w:w="2400"/>
-            <w:tcBorders>
-              <w:top w:val="single" w:sz="4" w:space="0" w:color="1B3325"/>
-              <w:left w:val="single" w:sz="4" w:space="0" w:color="1B3325"/>
-              <w:bottom w:val="single" w:sz="4" w:space="0" w:color="1B3325"/>
-              <w:right w:val="single" w:sz="4" w:space="0" w:color="1B3325"/>
-            </w:tcBorders>
-            <w:tcMar>
-              <w:top w:w="40" w:type="dxa"/>
-              <w:left w:w="80" w:type="dxa"/>
-              <w:bottom w:w="40" w:type="dxa"/>
-              <w:right w:w="80" w:type="dxa"/>
-            </w:tcMar>
-            <w:shd w:val="clear" w:color="auto" w:fill="FFFFFF"/>
-            <w:vAlign w:val="center"/>
-          </w:tcPr>
-          <w:p>
-            <w:pPr>
-              <w:spacing w:before="0" w:after="0" w:line="259" w:lineRule="auto"/>
-              <w:jc w:val="center"/>
-              <w:widowControl/>
-              <w:keepNext/>
-            </w:pPr>
-            <w:r/>
-            <w:r>
-              <w:rPr>
-                <w:rFonts w:ascii="Poppins" w:hAnsi="Poppins" w:cs="Poppins" w:eastAsia="Poppins"/>
-                <w:b w:val="0"/>
-                <w:i w:val="0"/>
-                <w:color w:val="1B3325"/>
-                <w:sz w:val="18"/>
-              </w:rPr>
-              <w:t>$8.000</w:t>
-            </w:r>
-          </w:p>
-        </w:tc>
-        <w:tc>
-          <w:tcPr>
-            <w:tcW w:type="dxa" w:w="2400"/>
-            <w:tcBorders>
-              <w:top w:val="single" w:sz="4" w:space="0" w:color="1B3325"/>
-              <w:left w:val="single" w:sz="4" w:space="0" w:color="1B3325"/>
-              <w:bottom w:val="single" w:sz="4" w:space="0" w:color="1B3325"/>
-              <w:right w:val="single" w:sz="4" w:space="0" w:color="1B3325"/>
-            </w:tcBorders>
-            <w:tcMar>
-              <w:top w:w="40" w:type="dxa"/>
-              <w:left w:w="80" w:type="dxa"/>
-              <w:bottom w:w="40" w:type="dxa"/>
-              <w:right w:w="80" w:type="dxa"/>
-            </w:tcMar>
-            <w:shd w:val="clear" w:color="auto" w:fill="FFFFFF"/>
-            <w:vAlign w:val="center"/>
-          </w:tcPr>
-          <w:p>
-            <w:pPr>
-              <w:spacing w:before="0" w:after="0" w:line="259" w:lineRule="auto"/>
-              <w:jc w:val="center"/>
-              <w:widowControl/>
-              <w:keepNext/>
-            </w:pPr>
-            <w:r/>
-            <w:r>
-              <w:rPr>
-                <w:rFonts w:ascii="Poppins" w:hAnsi="Poppins" w:cs="Poppins" w:eastAsia="Poppins"/>
-                <w:b w:val="0"/>
-                <w:i w:val="0"/>
-                <w:color w:val="1B3325"/>
-                <w:sz w:val="18"/>
-              </w:rPr>
-              <w:t>$80.000</w:t>
-            </w:r>
-          </w:p>
-        </w:tc>
-        <w:tc>
-          <w:tcPr>
-            <w:tcW w:type="dxa" w:w="2400"/>
-            <w:tcBorders>
-              <w:top w:val="single" w:sz="4" w:space="0" w:color="1B3325"/>
-              <w:left w:val="single" w:sz="4" w:space="0" w:color="1B3325"/>
-              <w:bottom w:val="single" w:sz="4" w:space="0" w:color="1B3325"/>
-              <w:right w:val="single" w:sz="4" w:space="0" w:color="1B3325"/>
-            </w:tcBorders>
-            <w:tcMar>
-              <w:top w:w="40" w:type="dxa"/>
-              <w:left w:w="80" w:type="dxa"/>
-              <w:bottom w:w="40" w:type="dxa"/>
-              <w:right w:w="80" w:type="dxa"/>
-            </w:tcMar>
-            <w:shd w:val="clear" w:color="auto" w:fill="FFFFFF"/>
-            <w:vAlign w:val="center"/>
-          </w:tcPr>
-          <w:p>
-            <w:pPr>
-              <w:spacing w:before="0" w:after="0" w:line="259" w:lineRule="auto"/>
-              <w:jc w:val="center"/>
-              <w:widowControl/>
-              <w:keepNext/>
-            </w:pPr>
-            <w:r/>
-            <w:r>
-              <w:rPr>
-                <w:rFonts w:ascii="Poppins" w:hAnsi="Poppins" w:cs="Poppins" w:eastAsia="Poppins"/>
-                <w:b w:val="0"/>
-                <w:i w:val="0"/>
-                <w:color w:val="1B3325"/>
-                <w:sz w:val="18"/>
-              </w:rPr>
-              <w:t>$176.000</w:t>
-            </w:r>
-          </w:p>
-        </w:tc>
-      </w:tr>
-      <w:tr>
-        <w:trPr>
-          <w:cantSplit/>
-        </w:trPr>
-        <w:tc>
-          <w:tcPr>
-            <w:tcW w:type="dxa" w:w="2400"/>
-            <w:tcBorders>
-              <w:top w:val="single" w:sz="4" w:space="0" w:color="1B3325"/>
-              <w:left w:val="single" w:sz="4" w:space="0" w:color="1B3325"/>
-              <w:bottom w:val="single" w:sz="4" w:space="0" w:color="1B3325"/>
-              <w:right w:val="single" w:sz="4" w:space="0" w:color="1B3325"/>
-            </w:tcBorders>
-            <w:tcMar>
-              <w:top w:w="40" w:type="dxa"/>
-              <w:left w:w="80" w:type="dxa"/>
-              <w:bottom w:w="40" w:type="dxa"/>
-              <w:right w:w="80" w:type="dxa"/>
-            </w:tcMar>
-            <w:shd w:val="clear" w:color="auto" w:fill="F7FBF8"/>
-            <w:vAlign w:val="center"/>
-          </w:tcPr>
-          <w:p>
-            <w:pPr>
-              <w:spacing w:before="0" w:after="0" w:line="259" w:lineRule="auto"/>
-              <w:jc w:val="left"/>
-              <w:widowControl/>
-              <w:keepNext/>
-            </w:pPr>
-            <w:r/>
-            <w:r>
-              <w:rPr>
-                <w:rFonts w:ascii="Poppins" w:hAnsi="Poppins" w:cs="Poppins" w:eastAsia="Poppins"/>
-                <w:b w:val="0"/>
-                <w:i w:val="0"/>
-                <w:color w:val="1B3325"/>
-                <w:sz w:val="18"/>
-              </w:rPr>
-              <w:t>Suma de los cinco</w:t>
-            </w:r>
-          </w:p>
-        </w:tc>
-        <w:tc>
-          <w:tcPr>
-            <w:tcW w:type="dxa" w:w="2400"/>
-            <w:tcBorders>
-              <w:top w:val="single" w:sz="4" w:space="0" w:color="1B3325"/>
-              <w:left w:val="single" w:sz="4" w:space="0" w:color="1B3325"/>
-              <w:bottom w:val="single" w:sz="4" w:space="0" w:color="1B3325"/>
-              <w:right w:val="single" w:sz="4" w:space="0" w:color="1B3325"/>
-            </w:tcBorders>
-            <w:tcMar>
-              <w:top w:w="40" w:type="dxa"/>
-              <w:left w:w="80" w:type="dxa"/>
-              <w:bottom w:w="40" w:type="dxa"/>
-              <w:right w:w="80" w:type="dxa"/>
-            </w:tcMar>
-            <w:shd w:val="clear" w:color="auto" w:fill="F7FBF8"/>
-            <w:vAlign w:val="center"/>
-          </w:tcPr>
-          <w:p>
-            <w:pPr>
-              <w:spacing w:before="0" w:after="0" w:line="259" w:lineRule="auto"/>
-              <w:jc w:val="center"/>
-              <w:widowControl/>
-              <w:keepNext/>
-            </w:pPr>
-            <w:r/>
-            <w:r>
-              <w:rPr>
-                <w:rFonts w:ascii="Poppins" w:hAnsi="Poppins" w:cs="Poppins" w:eastAsia="Poppins"/>
-                <w:b w:val="0"/>
-                <w:i w:val="0"/>
-                <w:color w:val="1B3325"/>
-                <w:sz w:val="18"/>
-              </w:rPr>
-              <w:t>$37.000</w:t>
-            </w:r>
-          </w:p>
-        </w:tc>
-        <w:tc>
-          <w:tcPr>
-            <w:tcW w:type="dxa" w:w="2400"/>
-            <w:tcBorders>
-              <w:top w:val="single" w:sz="4" w:space="0" w:color="1B3325"/>
-              <w:left w:val="single" w:sz="4" w:space="0" w:color="1B3325"/>
-              <w:bottom w:val="single" w:sz="4" w:space="0" w:color="1B3325"/>
-              <w:right w:val="single" w:sz="4" w:space="0" w:color="1B3325"/>
-            </w:tcBorders>
-            <w:tcMar>
-              <w:top w:w="40" w:type="dxa"/>
-              <w:left w:w="80" w:type="dxa"/>
-              <w:bottom w:w="40" w:type="dxa"/>
-              <w:right w:w="80" w:type="dxa"/>
-            </w:tcMar>
-            <w:shd w:val="clear" w:color="auto" w:fill="F7FBF8"/>
-            <w:vAlign w:val="center"/>
-          </w:tcPr>
-          <w:p>
-            <w:pPr>
-              <w:spacing w:before="0" w:after="0" w:line="259" w:lineRule="auto"/>
-              <w:jc w:val="center"/>
-              <w:widowControl/>
-              <w:keepNext/>
-            </w:pPr>
-            <w:r/>
-            <w:r>
-              <w:rPr>
-                <w:rFonts w:ascii="Poppins" w:hAnsi="Poppins" w:cs="Poppins" w:eastAsia="Poppins"/>
-                <w:b w:val="0"/>
-                <w:i w:val="0"/>
-                <w:color w:val="1B3325"/>
-                <w:sz w:val="18"/>
-              </w:rPr>
-              <w:t>$370.000</w:t>
-            </w:r>
-          </w:p>
-        </w:tc>
-        <w:tc>
-          <w:tcPr>
-            <w:tcW w:type="dxa" w:w="2400"/>
-            <w:tcBorders>
-              <w:top w:val="single" w:sz="4" w:space="0" w:color="1B3325"/>
-              <w:left w:val="single" w:sz="4" w:space="0" w:color="1B3325"/>
-              <w:bottom w:val="single" w:sz="4" w:space="0" w:color="1B3325"/>
-              <w:right w:val="single" w:sz="4" w:space="0" w:color="1B3325"/>
-            </w:tcBorders>
-            <w:tcMar>
-              <w:top w:w="40" w:type="dxa"/>
-              <w:left w:w="80" w:type="dxa"/>
-              <w:bottom w:w="40" w:type="dxa"/>
-              <w:right w:w="80" w:type="dxa"/>
-            </w:tcMar>
-            <w:shd w:val="clear" w:color="auto" w:fill="F7FBF8"/>
-            <w:vAlign w:val="center"/>
-          </w:tcPr>
-          <w:p>
-            <w:pPr>
-              <w:spacing w:before="0" w:after="0" w:line="259" w:lineRule="auto"/>
-              <w:jc w:val="center"/>
-              <w:widowControl/>
-              <w:keepNext/>
-            </w:pPr>
-            <w:r/>
-            <w:r>
-              <w:rPr>
-                <w:rFonts w:ascii="Poppins" w:hAnsi="Poppins" w:cs="Poppins" w:eastAsia="Poppins"/>
-                <w:b w:val="0"/>
-                <w:i w:val="0"/>
-                <w:color w:val="1B3325"/>
-                <w:sz w:val="18"/>
-              </w:rPr>
-              <w:t>$814.000</w:t>
-            </w:r>
-          </w:p>
-        </w:tc>
-      </w:tr>
-      <w:tr>
-        <w:trPr>
-          <w:cantSplit/>
-        </w:trPr>
-        <w:tc>
-          <w:tcPr>
-            <w:tcW w:type="dxa" w:w="2400"/>
-            <w:tcBorders>
-              <w:top w:val="single" w:sz="4" w:space="0" w:color="1B3325"/>
-              <w:left w:val="single" w:sz="4" w:space="0" w:color="1B3325"/>
-              <w:bottom w:val="single" w:sz="4" w:space="0" w:color="1B3325"/>
-              <w:right w:val="single" w:sz="4" w:space="0" w:color="1B3325"/>
-            </w:tcBorders>
-            <w:tcMar>
-              <w:top w:w="40" w:type="dxa"/>
-              <w:left w:w="80" w:type="dxa"/>
-              <w:bottom w:w="40" w:type="dxa"/>
-              <w:right w:w="80" w:type="dxa"/>
-            </w:tcMar>
-            <w:shd w:val="clear" w:color="auto" w:fill="FFFFFF"/>
-            <w:vAlign w:val="center"/>
-          </w:tcPr>
-          <w:p>
-            <w:pPr>
-              <w:spacing w:before="0" w:after="0" w:line="259" w:lineRule="auto"/>
-              <w:jc w:val="left"/>
-              <w:widowControl/>
-            </w:pPr>
-            <w:r/>
-            <w:r>
-              <w:rPr>
-                <w:rFonts w:ascii="Poppins" w:hAnsi="Poppins" w:cs="Poppins" w:eastAsia="Poppins"/>
-                <w:b w:val="0"/>
-                <w:i w:val="0"/>
-                <w:color w:val="1B3325"/>
-                <w:sz w:val="18"/>
-              </w:rPr>
-              <w:t>Sistema completo</w:t>
-            </w:r>
-          </w:p>
-        </w:tc>
-        <w:tc>
-          <w:tcPr>
-            <w:tcW w:type="dxa" w:w="2400"/>
-            <w:tcBorders>
-              <w:top w:val="single" w:sz="4" w:space="0" w:color="1B3325"/>
-              <w:left w:val="single" w:sz="4" w:space="0" w:color="1B3325"/>
-              <w:bottom w:val="single" w:sz="4" w:space="0" w:color="1B3325"/>
-              <w:right w:val="single" w:sz="4" w:space="0" w:color="1B3325"/>
-            </w:tcBorders>
-            <w:tcMar>
-              <w:top w:w="40" w:type="dxa"/>
-              <w:left w:w="80" w:type="dxa"/>
-              <w:bottom w:w="40" w:type="dxa"/>
-              <w:right w:w="80" w:type="dxa"/>
-            </w:tcMar>
-            <w:shd w:val="clear" w:color="auto" w:fill="FFFFFF"/>
-            <w:vAlign w:val="center"/>
-          </w:tcPr>
-          <w:p>
-            <w:pPr>
-              <w:spacing w:before="0" w:after="0" w:line="259" w:lineRule="auto"/>
-              <w:jc w:val="center"/>
-              <w:widowControl/>
-            </w:pPr>
-            <w:r/>
-            <w:r>
-              <w:rPr>
-                <w:rFonts w:ascii="Poppins" w:hAnsi="Poppins" w:cs="Poppins" w:eastAsia="Poppins"/>
-                <w:b w:val="0"/>
-                <w:i w:val="0"/>
-                <w:color w:val="1B3325"/>
-                <w:sz w:val="18"/>
-              </w:rPr>
-              <w:t>$20.000</w:t>
-            </w:r>
-          </w:p>
-        </w:tc>
-        <w:tc>
-          <w:tcPr>
-            <w:tcW w:type="dxa" w:w="2400"/>
-            <w:tcBorders>
-              <w:top w:val="single" w:sz="4" w:space="0" w:color="1B3325"/>
-              <w:left w:val="single" w:sz="4" w:space="0" w:color="1B3325"/>
-              <w:bottom w:val="single" w:sz="4" w:space="0" w:color="1B3325"/>
-              <w:right w:val="single" w:sz="4" w:space="0" w:color="1B3325"/>
-            </w:tcBorders>
-            <w:tcMar>
-              <w:top w:w="40" w:type="dxa"/>
-              <w:left w:w="80" w:type="dxa"/>
-              <w:bottom w:w="40" w:type="dxa"/>
-              <w:right w:w="80" w:type="dxa"/>
-            </w:tcMar>
-            <w:shd w:val="clear" w:color="auto" w:fill="FFFFFF"/>
-            <w:vAlign w:val="center"/>
-          </w:tcPr>
-          <w:p>
-            <w:pPr>
-              <w:spacing w:before="0" w:after="0" w:line="259" w:lineRule="auto"/>
-              <w:jc w:val="center"/>
-              <w:widowControl/>
-            </w:pPr>
-            <w:r/>
-            <w:r>
-              <w:rPr>
-                <w:rFonts w:ascii="Poppins" w:hAnsi="Poppins" w:cs="Poppins" w:eastAsia="Poppins"/>
-                <w:b w:val="0"/>
-                <w:i w:val="0"/>
-                <w:color w:val="1B3325"/>
-                <w:sz w:val="18"/>
-              </w:rPr>
-              <w:t>$200.000</w:t>
-            </w:r>
-          </w:p>
-        </w:tc>
-        <w:tc>
-          <w:tcPr>
-            <w:tcW w:type="dxa" w:w="2400"/>
-            <w:tcBorders>
-              <w:top w:val="single" w:sz="4" w:space="0" w:color="1B3325"/>
-              <w:left w:val="single" w:sz="4" w:space="0" w:color="1B3325"/>
-              <w:bottom w:val="single" w:sz="4" w:space="0" w:color="1B3325"/>
-              <w:right w:val="single" w:sz="4" w:space="0" w:color="1B3325"/>
-            </w:tcBorders>
-            <w:tcMar>
-              <w:top w:w="40" w:type="dxa"/>
-              <w:left w:w="80" w:type="dxa"/>
-              <w:bottom w:w="40" w:type="dxa"/>
-              <w:right w:w="80" w:type="dxa"/>
-            </w:tcMar>
-            <w:shd w:val="clear" w:color="auto" w:fill="FFFFFF"/>
-            <w:vAlign w:val="center"/>
-          </w:tcPr>
-          <w:p>
-            <w:pPr>
-              <w:spacing w:before="0" w:after="0" w:line="259" w:lineRule="auto"/>
-              <w:jc w:val="center"/>
-              <w:widowControl/>
-            </w:pPr>
-            <w:r/>
-            <w:r>
-              <w:rPr>
-                <w:rFonts w:ascii="Poppins" w:hAnsi="Poppins" w:cs="Poppins" w:eastAsia="Poppins"/>
-                <w:b w:val="0"/>
-                <w:i w:val="0"/>
-                <w:color w:val="1B3325"/>
-                <w:sz w:val="18"/>
-              </w:rPr>
-              <w:t>$440.000</w:t>
+              <w:t>$1.320.000</w:t>
             </w:r>
           </w:p>
         </w:tc>
@@ -15163,67 +14763,7 @@
           <w:color w:val="1B3325"/>
           <w:sz w:val="22"/>
         </w:rPr>
-        <w:t xml:space="preserve">Si la suma de los módulos que el cliente elige llega a $20.000 o la supera, se cobra el sistema completo y se entregan los cinco. Dos módulos quedan por debajo de ese tope. Tres módulos, en las combinaciones de esta tabla, lo cruzan. Ejemplo: </w:t>
-      </w:r>
-      <w:r>
-        <w:rPr>
-          <w:rFonts w:ascii="Poppins" w:hAnsi="Poppins" w:cs="Poppins" w:eastAsia="Poppins"/>
-          <w:b/>
-          <w:i w:val="0"/>
-          <w:color w:val="1B3325"/>
-          <w:sz w:val="22"/>
-        </w:rPr>
-        <w:t>CRM</w:t>
-      </w:r>
-      <w:r>
-        <w:rPr>
-          <w:rFonts w:ascii="Poppins" w:hAnsi="Poppins" w:cs="Poppins" w:eastAsia="Poppins"/>
-          <w:b w:val="0"/>
-          <w:i w:val="0"/>
-          <w:color w:val="1B3325"/>
-          <w:sz w:val="22"/>
-        </w:rPr>
-        <w:t xml:space="preserve"> y Drive suman $16.000 por usuario. </w:t>
-      </w:r>
-      <w:r>
-        <w:rPr>
-          <w:rFonts w:ascii="Poppins" w:hAnsi="Poppins" w:cs="Poppins" w:eastAsia="Poppins"/>
-          <w:b/>
-          <w:i w:val="0"/>
-          <w:color w:val="1B3325"/>
-          <w:sz w:val="22"/>
-        </w:rPr>
-        <w:t>CRM</w:t>
-      </w:r>
-      <w:r>
-        <w:rPr>
-          <w:rFonts w:ascii="Poppins" w:hAnsi="Poppins" w:cs="Poppins" w:eastAsia="Poppins"/>
-          <w:b w:val="0"/>
-          <w:i w:val="0"/>
-          <w:color w:val="1B3325"/>
-          <w:sz w:val="22"/>
-        </w:rPr>
-        <w:t xml:space="preserve">, </w:t>
-      </w:r>
-      <w:r>
-        <w:rPr>
-          <w:rFonts w:ascii="Poppins" w:hAnsi="Poppins" w:cs="Poppins" w:eastAsia="Poppins"/>
-          <w:b/>
-          <w:i w:val="0"/>
-          <w:color w:val="1B3325"/>
-          <w:sz w:val="22"/>
-        </w:rPr>
-        <w:t>ERP</w:t>
-      </w:r>
-      <w:r>
-        <w:rPr>
-          <w:rFonts w:ascii="Poppins" w:hAnsi="Poppins" w:cs="Poppins" w:eastAsia="Poppins"/>
-          <w:b w:val="0"/>
-          <w:i w:val="0"/>
-          <w:color w:val="1B3325"/>
-          <w:sz w:val="22"/>
-        </w:rPr>
-        <w:t xml:space="preserve"> y asistencia suman $23.000, así que el cliente paga $20.000 y recibe todo.</w:t>
+        <w:t>No hay un precio de paquete distinto de la suma. Un módulo son $20.000 por usuario. Dos son $40.000. Los tres son $60.000. Para 30 usuarios, un módulo son $600.000 al mes y los tres son $1.800.000 al mes.</w:t>
       </w:r>
     </w:p>
     <w:p>
@@ -16855,6 +16395,7 @@
               <w:spacing w:before="0" w:after="0" w:line="259" w:lineRule="auto"/>
               <w:jc w:val="left"/>
               <w:widowControl/>
+              <w:keepNext/>
             </w:pPr>
             <w:r/>
             <w:r>
@@ -16875,7 +16416,27 @@
                 <w:color w:val="1B3325"/>
                 <w:sz w:val="16"/>
               </w:rPr>
-              <w:t xml:space="preserve"> de clientes y oportunidades</w:t>
+              <w:t xml:space="preserve">, </w:t>
+            </w:r>
+            <w:r>
+              <w:rPr>
+                <w:rFonts w:ascii="Poppins" w:hAnsi="Poppins" w:cs="Poppins" w:eastAsia="Poppins"/>
+                <w:b/>
+                <w:i w:val="0"/>
+                <w:color w:val="1B3325"/>
+                <w:sz w:val="16"/>
+              </w:rPr>
+              <w:t>ERP</w:t>
+            </w:r>
+            <w:r>
+              <w:rPr>
+                <w:rFonts w:ascii="Poppins" w:hAnsi="Poppins" w:cs="Poppins" w:eastAsia="Poppins"/>
+                <w:b w:val="0"/>
+                <w:i w:val="0"/>
+                <w:color w:val="1B3325"/>
+                <w:sz w:val="16"/>
+              </w:rPr>
+              <w:t xml:space="preserve"> y trazabilidad</w:t>
             </w:r>
           </w:p>
         </w:tc>
@@ -16902,6 +16463,7 @@
               <w:spacing w:before="0" w:after="0" w:line="259" w:lineRule="auto"/>
               <w:jc w:val="left"/>
               <w:widowControl/>
+              <w:keepNext/>
             </w:pPr>
             <w:r/>
             <w:r>
@@ -16912,7 +16474,7 @@
                 <w:color w:val="1B3325"/>
                 <w:sz w:val="16"/>
               </w:rPr>
-              <w:t>Incluido en el completo y vendible suelto</w:t>
+              <w:t>Módulo 1, suelto o con los demás</w:t>
             </w:r>
           </w:p>
         </w:tc>
@@ -16939,6 +16501,7 @@
               <w:spacing w:before="0" w:after="0" w:line="259" w:lineRule="auto"/>
               <w:jc w:val="left"/>
               <w:widowControl/>
+              <w:keepNext/>
             </w:pPr>
             <w:r/>
             <w:r>
@@ -17001,248 +16564,7 @@
               <w:spacing w:before="0" w:after="0" w:line="259" w:lineRule="auto"/>
               <w:jc w:val="left"/>
               <w:widowControl/>
-            </w:pPr>
-            <w:r/>
-            <w:r>
-              <w:rPr>
-                <w:rFonts w:ascii="Poppins" w:hAnsi="Poppins" w:cs="Poppins" w:eastAsia="Poppins"/>
-                <w:b/>
-                <w:i w:val="0"/>
-                <w:color w:val="1B3325"/>
-                <w:sz w:val="16"/>
-              </w:rPr>
-              <w:t>ERP</w:t>
-            </w:r>
-            <w:r>
-              <w:rPr>
-                <w:rFonts w:ascii="Poppins" w:hAnsi="Poppins" w:cs="Poppins" w:eastAsia="Poppins"/>
-                <w:b w:val="0"/>
-                <w:i w:val="0"/>
-                <w:color w:val="1B3325"/>
-                <w:sz w:val="16"/>
-              </w:rPr>
-              <w:t xml:space="preserve"> de gestión: áreas, cargos y procesos</w:t>
-            </w:r>
-          </w:p>
-        </w:tc>
-        <w:tc>
-          <w:tcPr>
-            <w:tcW w:type="dxa" w:w="3300"/>
-            <w:tcBorders>
-              <w:top w:val="single" w:sz="4" w:space="0" w:color="1B3325"/>
-              <w:left w:val="single" w:sz="4" w:space="0" w:color="1B3325"/>
-              <w:bottom w:val="single" w:sz="4" w:space="0" w:color="1B3325"/>
-              <w:right w:val="single" w:sz="4" w:space="0" w:color="1B3325"/>
-            </w:tcBorders>
-            <w:tcMar>
-              <w:top w:w="40" w:type="dxa"/>
-              <w:left w:w="80" w:type="dxa"/>
-              <w:bottom w:w="40" w:type="dxa"/>
-              <w:right w:w="80" w:type="dxa"/>
-            </w:tcMar>
-            <w:shd w:val="clear" w:color="auto" w:fill="F7FBF8"/>
-            <w:vAlign w:val="center"/>
-          </w:tcPr>
-          <w:p>
-            <w:pPr>
-              <w:spacing w:before="0" w:after="0" w:line="259" w:lineRule="auto"/>
-              <w:jc w:val="left"/>
-              <w:widowControl/>
-            </w:pPr>
-            <w:r/>
-            <w:r>
-              <w:rPr>
-                <w:rFonts w:ascii="Poppins" w:hAnsi="Poppins" w:cs="Poppins" w:eastAsia="Poppins"/>
-                <w:b w:val="0"/>
-                <w:i w:val="0"/>
-                <w:color w:val="1B3325"/>
-                <w:sz w:val="16"/>
-              </w:rPr>
-              <w:t>Incluido en el completo y vendible suelto</w:t>
-            </w:r>
-          </w:p>
-        </w:tc>
-        <w:tc>
-          <w:tcPr>
-            <w:tcW w:type="dxa" w:w="4000"/>
-            <w:tcBorders>
-              <w:top w:val="single" w:sz="4" w:space="0" w:color="1B3325"/>
-              <w:left w:val="single" w:sz="4" w:space="0" w:color="1B3325"/>
-              <w:bottom w:val="single" w:sz="4" w:space="0" w:color="1B3325"/>
-              <w:right w:val="single" w:sz="4" w:space="0" w:color="1B3325"/>
-            </w:tcBorders>
-            <w:tcMar>
-              <w:top w:w="40" w:type="dxa"/>
-              <w:left w:w="80" w:type="dxa"/>
-              <w:bottom w:w="40" w:type="dxa"/>
-              <w:right w:w="80" w:type="dxa"/>
-            </w:tcMar>
-            <w:shd w:val="clear" w:color="auto" w:fill="F7FBF8"/>
-            <w:vAlign w:val="center"/>
-          </w:tcPr>
-          <w:p>
-            <w:pPr>
-              <w:spacing w:before="0" w:after="0" w:line="259" w:lineRule="auto"/>
-              <w:jc w:val="left"/>
-              <w:widowControl/>
-            </w:pPr>
-            <w:r/>
-            <w:r>
-              <w:rPr>
-                <w:rFonts w:ascii="Poppins" w:hAnsi="Poppins" w:cs="Poppins" w:eastAsia="Poppins"/>
-                <w:b w:val="0"/>
-                <w:i w:val="0"/>
-                <w:color w:val="1B3325"/>
-                <w:sz w:val="16"/>
-              </w:rPr>
-              <w:t>Odoo y Business Central, en una suite más amplia.</w:t>
-            </w:r>
-          </w:p>
-        </w:tc>
-      </w:tr>
-      <w:tr>
-        <w:trPr>
-          <w:cantSplit/>
-        </w:trPr>
-        <w:tc>
-          <w:tcPr>
-            <w:tcW w:type="dxa" w:w="2300"/>
-            <w:tcBorders>
-              <w:top w:val="single" w:sz="4" w:space="0" w:color="1B3325"/>
-              <w:left w:val="single" w:sz="4" w:space="0" w:color="1B3325"/>
-              <w:bottom w:val="single" w:sz="4" w:space="0" w:color="1B3325"/>
-              <w:right w:val="single" w:sz="4" w:space="0" w:color="1B3325"/>
-            </w:tcBorders>
-            <w:tcMar>
-              <w:top w:w="40" w:type="dxa"/>
-              <w:left w:w="80" w:type="dxa"/>
-              <w:bottom w:w="40" w:type="dxa"/>
-              <w:right w:w="80" w:type="dxa"/>
-            </w:tcMar>
-            <w:shd w:val="clear" w:color="auto" w:fill="FFFFFF"/>
-            <w:vAlign w:val="center"/>
-          </w:tcPr>
-          <w:p>
-            <w:pPr>
-              <w:spacing w:before="0" w:after="0" w:line="259" w:lineRule="auto"/>
-              <w:jc w:val="left"/>
-              <w:widowControl/>
-            </w:pPr>
-            <w:r/>
-            <w:r>
-              <w:rPr>
-                <w:rFonts w:ascii="Poppins" w:hAnsi="Poppins" w:cs="Poppins" w:eastAsia="Poppins"/>
-                <w:b w:val="0"/>
-                <w:i w:val="0"/>
-                <w:color w:val="1B3325"/>
-                <w:sz w:val="16"/>
-              </w:rPr>
-              <w:t>Trazabilidad del trabajador</w:t>
-            </w:r>
-          </w:p>
-        </w:tc>
-        <w:tc>
-          <w:tcPr>
-            <w:tcW w:type="dxa" w:w="3300"/>
-            <w:tcBorders>
-              <w:top w:val="single" w:sz="4" w:space="0" w:color="1B3325"/>
-              <w:left w:val="single" w:sz="4" w:space="0" w:color="1B3325"/>
-              <w:bottom w:val="single" w:sz="4" w:space="0" w:color="1B3325"/>
-              <w:right w:val="single" w:sz="4" w:space="0" w:color="1B3325"/>
-            </w:tcBorders>
-            <w:tcMar>
-              <w:top w:w="40" w:type="dxa"/>
-              <w:left w:w="80" w:type="dxa"/>
-              <w:bottom w:w="40" w:type="dxa"/>
-              <w:right w:w="80" w:type="dxa"/>
-            </w:tcMar>
-            <w:shd w:val="clear" w:color="auto" w:fill="FFFFFF"/>
-            <w:vAlign w:val="center"/>
-          </w:tcPr>
-          <w:p>
-            <w:pPr>
-              <w:spacing w:before="0" w:after="0" w:line="259" w:lineRule="auto"/>
-              <w:jc w:val="left"/>
-              <w:widowControl/>
-            </w:pPr>
-            <w:r/>
-            <w:r>
-              <w:rPr>
-                <w:rFonts w:ascii="Poppins" w:hAnsi="Poppins" w:cs="Poppins" w:eastAsia="Poppins"/>
-                <w:b w:val="0"/>
-                <w:i w:val="0"/>
-                <w:color w:val="1B3325"/>
-                <w:sz w:val="16"/>
-              </w:rPr>
-              <w:t>Incluida, con actividad y estado</w:t>
-            </w:r>
-          </w:p>
-        </w:tc>
-        <w:tc>
-          <w:tcPr>
-            <w:tcW w:type="dxa" w:w="4000"/>
-            <w:tcBorders>
-              <w:top w:val="single" w:sz="4" w:space="0" w:color="1B3325"/>
-              <w:left w:val="single" w:sz="4" w:space="0" w:color="1B3325"/>
-              <w:bottom w:val="single" w:sz="4" w:space="0" w:color="1B3325"/>
-              <w:right w:val="single" w:sz="4" w:space="0" w:color="1B3325"/>
-            </w:tcBorders>
-            <w:tcMar>
-              <w:top w:w="40" w:type="dxa"/>
-              <w:left w:w="80" w:type="dxa"/>
-              <w:bottom w:w="40" w:type="dxa"/>
-              <w:right w:w="80" w:type="dxa"/>
-            </w:tcMar>
-            <w:shd w:val="clear" w:color="auto" w:fill="FFFFFF"/>
-            <w:vAlign w:val="center"/>
-          </w:tcPr>
-          <w:p>
-            <w:pPr>
-              <w:spacing w:before="0" w:after="0" w:line="259" w:lineRule="auto"/>
-              <w:jc w:val="left"/>
-              <w:widowControl/>
-            </w:pPr>
-            <w:r/>
-            <w:r>
-              <w:rPr>
-                <w:rFonts w:ascii="Poppins" w:hAnsi="Poppins" w:cs="Poppins" w:eastAsia="Poppins"/>
-                <w:b w:val="0"/>
-                <w:i w:val="0"/>
-                <w:color w:val="1B3325"/>
-                <w:sz w:val="16"/>
-              </w:rPr>
-              <w:t>Odoo RR. HH. y Buk la acercan. No es el centro de Bitrix24 Standard.</w:t>
-            </w:r>
-          </w:p>
-        </w:tc>
-      </w:tr>
-      <w:tr>
-        <w:trPr>
-          <w:cantSplit/>
-        </w:trPr>
-        <w:tc>
-          <w:tcPr>
-            <w:tcW w:type="dxa" w:w="2300"/>
-            <w:tcBorders>
-              <w:top w:val="single" w:sz="4" w:space="0" w:color="1B3325"/>
-              <w:left w:val="single" w:sz="4" w:space="0" w:color="1B3325"/>
-              <w:bottom w:val="single" w:sz="4" w:space="0" w:color="1B3325"/>
-              <w:right w:val="single" w:sz="4" w:space="0" w:color="1B3325"/>
-            </w:tcBorders>
-            <w:tcMar>
-              <w:top w:w="40" w:type="dxa"/>
-              <w:left w:w="80" w:type="dxa"/>
-              <w:bottom w:w="40" w:type="dxa"/>
-              <w:right w:w="80" w:type="dxa"/>
-            </w:tcMar>
-            <w:shd w:val="clear" w:color="auto" w:fill="F7FBF8"/>
-            <w:vAlign w:val="center"/>
-          </w:tcPr>
-          <w:p>
-            <w:pPr>
-              <w:spacing w:before="0" w:after="0" w:line="259" w:lineRule="auto"/>
-              <w:jc w:val="left"/>
-              <w:widowControl/>
+              <w:keepNext/>
             </w:pPr>
             <w:r/>
             <w:r>
@@ -17280,6 +16602,7 @@
               <w:spacing w:before="0" w:after="0" w:line="259" w:lineRule="auto"/>
               <w:jc w:val="left"/>
               <w:widowControl/>
+              <w:keepNext/>
             </w:pPr>
             <w:r/>
             <w:r>
@@ -17290,7 +16613,7 @@
                 <w:color w:val="1B3325"/>
                 <w:sz w:val="16"/>
               </w:rPr>
-              <w:t>Incluidos, en la línea del día</w:t>
+              <w:t>Módulo 2, suelto o con los demás</w:t>
             </w:r>
           </w:p>
         </w:tc>
@@ -17317,6 +16640,7 @@
               <w:spacing w:before="0" w:after="0" w:line="259" w:lineRule="auto"/>
               <w:jc w:val="left"/>
               <w:widowControl/>
+              <w:keepNext/>
             </w:pPr>
             <w:r/>
             <w:r>
@@ -17327,7 +16651,7 @@
                 <w:color w:val="1B3325"/>
                 <w:sz w:val="16"/>
               </w:rPr>
-              <w:t>Odoo Asistencias, Zoho People y Factorial registran tiempo.</w:t>
+              <w:t>Odoo Asistencias, Zoho People y Factorial.</w:t>
             </w:r>
           </w:p>
         </w:tc>
@@ -17359,6 +16683,7 @@
               <w:spacing w:before="0" w:after="0" w:line="259" w:lineRule="auto"/>
               <w:jc w:val="left"/>
               <w:widowControl/>
+              <w:keepNext/>
             </w:pPr>
             <w:r/>
             <w:r>
@@ -17396,6 +16721,7 @@
               <w:spacing w:before="0" w:after="0" w:line="259" w:lineRule="auto"/>
               <w:jc w:val="left"/>
               <w:widowControl/>
+              <w:keepNext/>
             </w:pPr>
             <w:r/>
             <w:r>
@@ -17406,7 +16732,7 @@
                 <w:color w:val="1B3325"/>
                 <w:sz w:val="16"/>
               </w:rPr>
-              <w:t>Incluido en el completo y vendible suelto</w:t>
+              <w:t>Módulo 3, suelto o con los demás</w:t>
             </w:r>
           </w:p>
         </w:tc>
@@ -17433,6 +16759,7 @@
               <w:spacing w:before="0" w:after="0" w:line="259" w:lineRule="auto"/>
               <w:jc w:val="left"/>
               <w:widowControl/>
+              <w:keepNext/>
             </w:pPr>
             <w:r/>
             <w:r>
@@ -17443,7 +16770,7 @@
                 <w:color w:val="1B3325"/>
                 <w:sz w:val="16"/>
               </w:rPr>
-              <w:t>Google Workspace, Zoho WorkDrive y SharePoint. Ellos entregan más disco por persona.</w:t>
+              <w:t>Google Workspace, Zoho WorkDrive y SharePoint.</w:t>
             </w:r>
           </w:p>
         </w:tc>
@@ -17475,6 +16802,7 @@
               <w:spacing w:before="0" w:after="0" w:line="259" w:lineRule="auto"/>
               <w:jc w:val="left"/>
               <w:widowControl/>
+              <w:keepNext/>
             </w:pPr>
             <w:r/>
             <w:r>
@@ -17512,6 +16840,7 @@
               <w:spacing w:before="0" w:after="0" w:line="259" w:lineRule="auto"/>
               <w:jc w:val="left"/>
               <w:widowControl/>
+              <w:keepNext/>
             </w:pPr>
             <w:r/>
             <w:r>
@@ -17549,6 +16878,7 @@
               <w:spacing w:before="0" w:after="0" w:line="259" w:lineRule="auto"/>
               <w:jc w:val="left"/>
               <w:widowControl/>
+              <w:keepNext/>
             </w:pPr>
             <w:r/>
             <w:r>
@@ -17591,6 +16921,7 @@
               <w:spacing w:before="0" w:after="0" w:line="259" w:lineRule="auto"/>
               <w:jc w:val="left"/>
               <w:widowControl/>
+              <w:keepNext/>
             </w:pPr>
             <w:r/>
             <w:r>
@@ -17628,6 +16959,7 @@
               <w:spacing w:before="0" w:after="0" w:line="259" w:lineRule="auto"/>
               <w:jc w:val="left"/>
               <w:widowControl/>
+              <w:keepNext/>
             </w:pPr>
             <w:r/>
             <w:r>
@@ -17675,6 +17007,7 @@
               <w:spacing w:before="0" w:after="0" w:line="259" w:lineRule="auto"/>
               <w:jc w:val="left"/>
               <w:widowControl/>
+              <w:keepNext/>
             </w:pPr>
             <w:r/>
             <w:r>
@@ -17717,6 +17050,7 @@
               <w:spacing w:before="0" w:after="0" w:line="259" w:lineRule="auto"/>
               <w:jc w:val="left"/>
               <w:widowControl/>
+              <w:keepNext/>
             </w:pPr>
             <w:r/>
             <w:r>
@@ -17754,6 +17088,7 @@
               <w:spacing w:before="0" w:after="0" w:line="259" w:lineRule="auto"/>
               <w:jc w:val="left"/>
               <w:widowControl/>
+              <w:keepNext/>
             </w:pPr>
             <w:r/>
             <w:r>
@@ -17791,6 +17126,7 @@
               <w:spacing w:before="0" w:after="0" w:line="259" w:lineRule="auto"/>
               <w:jc w:val="left"/>
               <w:widowControl/>
+              <w:keepNext/>
             </w:pPr>
             <w:r/>
             <w:r>
@@ -17962,7 +17298,7 @@
           <w:color w:val="1B3325"/>
           <w:sz w:val="26"/>
         </w:rPr>
-        <w:t xml:space="preserve">Empresa de 30 usuarios activos con el sistema completo, a $20.000 por usuario. La VPS y el dominio no van en la factura de </w:t>
+        <w:t xml:space="preserve">Empresa de 30 usuarios activos con los tres módulos, a $60.000 por usuario. La VPS y el dominio no van en la factura de </w:t>
       </w:r>
       <w:r>
         <w:rPr>
@@ -18232,7 +17568,7 @@
                 <w:color w:val="1B3325"/>
                 <w:sz w:val="16"/>
               </w:rPr>
-              <w:t>$600.000</w:t>
+              <w:t>$1.800.000</w:t>
             </w:r>
           </w:p>
         </w:tc>
@@ -18270,7 +17606,7 @@
                 <w:color w:val="1B3325"/>
                 <w:sz w:val="16"/>
               </w:rPr>
-              <w:t>$600.000 cada mes</w:t>
+              <w:t>$1.800.000 cada mes</w:t>
             </w:r>
           </w:p>
         </w:tc>
@@ -18308,7 +17644,7 @@
                 <w:color w:val="1B3325"/>
                 <w:sz w:val="16"/>
               </w:rPr>
-              <w:t>$7.200.000</w:t>
+              <w:t>$21.600.000</w:t>
             </w:r>
           </w:p>
         </w:tc>
@@ -18389,7 +17725,7 @@
                 <w:color w:val="1B3325"/>
                 <w:sz w:val="16"/>
               </w:rPr>
-              <w:t>$6.000.000</w:t>
+              <w:t>$18.000.000</w:t>
             </w:r>
           </w:p>
         </w:tc>
@@ -18427,7 +17763,7 @@
                 <w:color w:val="1B3325"/>
                 <w:sz w:val="16"/>
               </w:rPr>
-              <w:t>$6.000.000 al renovar</w:t>
+              <w:t>$18.000.000 al renovar</w:t>
             </w:r>
           </w:p>
         </w:tc>
@@ -18465,7 +17801,7 @@
                 <w:color w:val="1B3325"/>
                 <w:sz w:val="16"/>
               </w:rPr>
-              <w:t>$6.000.000</w:t>
+              <w:t>$18.000.000</w:t>
             </w:r>
           </w:p>
         </w:tc>
@@ -18546,7 +17882,7 @@
                 <w:color w:val="1B3325"/>
                 <w:sz w:val="16"/>
               </w:rPr>
-              <w:t>$6.600.000 (50 %)</w:t>
+              <w:t>$19.800.000 (50 %)</w:t>
             </w:r>
           </w:p>
         </w:tc>
@@ -18584,7 +17920,7 @@
                 <w:color w:val="1B3325"/>
                 <w:sz w:val="16"/>
               </w:rPr>
-              <w:t>$6.600.000 a la entrega</w:t>
+              <w:t>$19.800.000 a la entrega</w:t>
             </w:r>
           </w:p>
         </w:tc>
@@ -18622,7 +17958,7 @@
                 <w:color w:val="1B3325"/>
                 <w:sz w:val="16"/>
               </w:rPr>
-              <w:t>$13.200.000</w:t>
+              <w:t>$39.600.000</w:t>
             </w:r>
           </w:p>
         </w:tc>
@@ -18701,7 +18037,7 @@
                 <w:color w:val="1B3325"/>
                 <w:sz w:val="16"/>
               </w:rPr>
-              <w:t>$6.600.000 (50 %)</w:t>
+              <w:t>$19.800.000 (50 %)</w:t>
             </w:r>
           </w:p>
         </w:tc>
@@ -18738,7 +18074,7 @@
                 <w:color w:val="1B3325"/>
                 <w:sz w:val="16"/>
               </w:rPr>
-              <w:t>Segundo 50 % a la entrega y $240.000 al mes desde el mes 4</w:t>
+              <w:t>Segundo 50 % a la entrega y $720.000 al mes desde el mes 4</w:t>
             </w:r>
           </w:p>
         </w:tc>
@@ -18775,7 +18111,7 @@
                 <w:color w:val="1B3325"/>
                 <w:sz w:val="16"/>
               </w:rPr>
-              <w:t>$15.360.000</w:t>
+              <w:t>$46.080.000</w:t>
             </w:r>
           </w:p>
         </w:tc>
@@ -18802,7 +18138,7 @@
           <w:color w:val="1B3325"/>
           <w:sz w:val="22"/>
         </w:rPr>
-        <w:t>Los dos pagos de la licencia vitalicia caen en el primer año: $13.200.000. El soporte opcional son nueve meses si el arranque es en enero: 9 × $240.000 = $2.160.000. Sumados a la licencia dan $15.360.000. La VPS KVM 1, si se renueva todo el año, suma $466.800 que el cliente paga a Hostinger, fuera de esta tabla.</w:t>
+        <w:t>Los dos pagos de la licencia vitalicia caen en el primer año: $39.600.000. El soporte opcional son nueve meses si el arranque es en enero: 9 × $720.000 = $6.480.000. Sumados a la licencia dan $46.080.000. La VPS KVM 1, si se renueva todo el año, suma $466.800 que el cliente paga a Hostinger, fuera de esta tabla.</w:t>
       </w:r>
     </w:p>
     <w:p>
@@ -18819,7 +18155,7 @@
           <w:color w:val="1B3325"/>
           <w:sz w:val="26"/>
         </w:rPr>
-        <w:t xml:space="preserve">Si esa empresa toma solo asistencia y Drive, paga $15.000 por usuario: $450.000 al mes. La suma no llega a $20.000, así que no se convierte en sistema completo. Si agrega el </w:t>
+        <w:t xml:space="preserve">Si esa empresa toma un solo módulo, paga $20.000 por usuario: $600.000 al mes, o $6.000.000 en la anualidad. Dos módulos son $1.200.000 al mes. La licencia regional de Odoo Standard sigue en $28.477 por usuario, $854.297 al mes para 30 usuarios, sin implementación. Los tres módulos de </w:t>
       </w:r>
       <w:r>
         <w:rPr>
@@ -18829,7 +18165,7 @@
           <w:color w:val="1B3325"/>
           <w:sz w:val="26"/>
         </w:rPr>
-        <w:t>CRM</w:t>
+        <w:t>RecoTime</w:t>
       </w:r>
       <w:r>
         <w:rPr>
@@ -18839,7 +18175,7 @@
           <w:color w:val="1B3325"/>
           <w:sz w:val="26"/>
         </w:rPr>
-        <w:t>, la suma pasa a $23.000 y entonces paga $20.000 por usuario y recibe los cinco módulos. La licencia regional de Odoo Standard sigue en $28.477 por usuario, $854.297 al mes para 30 usuarios, sin implementación.</w:t>
+        <w:t>, $1.800.000 al mes, quedan por encima de esa licencia y cerca de Google Workspace Business Standard para 30 usuarios, $1.752.000 al mes.</w:t>
       </w:r>
     </w:p>
     <w:p>
@@ -19659,7 +18995,7 @@
                 <w:color w:val="1B3325"/>
                 <w:sz w:val="20"/>
               </w:rPr>
-              <w:t>Se cobra por usuario activo. Si la suma de módulos sueltos llega a $20.000, pasa al sistema completo.</w:t>
+              <w:t>Se cobra por usuario activo y por módulo contratado. Un módulo nuevo se suma a $20.000 por usuario.</w:t>
             </w:r>
           </w:p>
         </w:tc>
@@ -20239,7 +19575,7 @@
           <w:color w:val="1B3325"/>
           <w:sz w:val="26"/>
         </w:rPr>
-        <w:t>Aprobar el sistema completo a $20.000 por usuario activo al mes, y los módulos sueltos de la sección 11.2, con la regla de que al llegar a $20.000 se entrega todo.</w:t>
+        <w:t>Aprobar los tres módulos a $20.000 por usuario activo al mes cada uno. Los tres juntos son $60.000 por usuario, que es la suma.</w:t>
       </w:r>
     </w:p>
     <w:p>
@@ -20267,7 +19603,7 @@
           <w:color w:val="1B3325"/>
           <w:sz w:val="26"/>
         </w:rPr>
-        <w:t xml:space="preserve">Confirmar que $20.000 cubre </w:t>
+        <w:t xml:space="preserve">Confirmar el reparto: el módulo 1 reúne </w:t>
       </w:r>
       <w:r>
         <w:rPr>
@@ -20307,7 +19643,7 @@
           <w:color w:val="1B3325"/>
           <w:sz w:val="26"/>
         </w:rPr>
-        <w:t xml:space="preserve"> de gestión, trazabilidad, asistencia, reportes y Drive. Para 30 usuarios son $600.000 al mes, por debajo de la licencia regional de Odoo Standard.</w:t>
+        <w:t xml:space="preserve"> de gestión y trazabilidad; el módulo 2 es la asistencia; el módulo 3 es el Drive. Para 30 usuarios, un módulo son $600.000 al mes y los tres son $1.800.000.</w:t>
       </w:r>
     </w:p>
     <w:p>

--- a/documentos/recotime/Informe The Company Dev - Perfil RecoTime.docx
+++ b/documentos/recotime/Informe The Company Dev - Perfil RecoTime.docx
@@ -732,7 +732,7 @@
           <w:color w:val="1B3325"/>
           <w:sz w:val="26"/>
         </w:rPr>
-        <w:t xml:space="preserve">La recomendación es cobrar $20.000 por usuario activo al mes en cada módulo. Son tres: </w:t>
+        <w:t xml:space="preserve">La directriz es cobrar $20.000 por usuario activo al mes en cada módulo. Son tres: </w:t>
       </w:r>
       <w:r>
         <w:rPr>
@@ -772,7 +772,7 @@
           <w:color w:val="1B3325"/>
           <w:sz w:val="26"/>
         </w:rPr>
-        <w:t xml:space="preserve"> de gestión, asistencia, y Drive. Un módulo, en 30 usuarios, son $600.000 al mes. Los tres juntos son $60.000 por usuario, $1.800.000 al mes. La licencia regional de Odoo Standard queda en $28.477 por usuario. La VPS y el dominio los paga el cliente: la renovación del KVM 1 sale en $466.800 al año.</w:t>
+        <w:t xml:space="preserve"> de gestión, asistencia, y Drive. Un módulo, en 30 usuarios, son $600.000 al mes. Los tres juntos son $60.000 por usuario, $1.800.000 al mes. La sección 10 compara esa directriz con el mercado: un módulo cabe; los tres juntos quedan por encima de una suite que cobra una sola licencia. La VPS y el dominio los paga el cliente: la renovación del KVM 1 sale en $466.800 al año.</w:t>
       </w:r>
     </w:p>
     <w:p>
@@ -11426,6 +11426,24 @@
     </w:p>
     <w:p>
       <w:pPr>
+        <w:spacing w:before="160" w:after="40" w:line="259" w:lineRule="auto"/>
+        <w:jc w:val="left"/>
+        <w:keepNext/>
+        <w:widowControl/>
+      </w:pPr>
+      <w:r>
+        <w:rPr>
+          <w:rFonts w:ascii="Poppins" w:hAnsi="Poppins" w:cs="Poppins" w:eastAsia="Poppins"/>
+          <w:b/>
+          <w:i w:val="0"/>
+          <w:color w:val="1B3325"/>
+          <w:sz w:val="26"/>
+        </w:rPr>
+        <w:t>10.1. Viabilidad de los $20.000 por módulo</w:t>
+      </w:r>
+    </w:p>
+    <w:p>
+      <w:pPr>
         <w:spacing w:before="0" w:after="160" w:line="259" w:lineRule="auto"/>
         <w:jc w:val="both"/>
         <w:widowControl/>
@@ -11438,7 +11456,7 @@
           <w:color w:val="1B3325"/>
           <w:sz w:val="26"/>
         </w:rPr>
-        <w:t xml:space="preserve">Cada módulo cuesta $20.000 por usuario al mes. Un solo módulo, para 30 usuarios, son $600.000. Eso queda $254.297 por debajo de la licencia regional de Odoo Standard para 30 usuarios, y la puesta en marcha de ese módulo va incluida. Los tres módulos juntos son $60.000 por usuario, $1.800.000 al mes para 30 personas. Esa suma queda $945.703 por encima de la sola licencia de Odoo, porque Odoo cobra una vez por todas las aplicaciones y </w:t>
+        <w:t xml:space="preserve">Esta tabla pone la directriz comercial al lado del mercado de la sección 9. Los pesos de las referencias en dólares son cálculo de este informe con la TRM de $3.181,74. «Viable» significa que el valor de </w:t>
       </w:r>
       <w:r>
         <w:rPr>
@@ -11458,7 +11476,1375 @@
           <w:color w:val="1B3325"/>
           <w:sz w:val="26"/>
         </w:rPr>
-        <w:t xml:space="preserve"> cobra cada módulo.</w:t>
+        <w:t xml:space="preserve"> cabe en el orden de esa referencia. «Apretado» significa que el mercado publica algo más bajo para un producto más estrecho. «Alto» significa que la factura de </w:t>
+      </w:r>
+      <w:r>
+        <w:rPr>
+          <w:rFonts w:ascii="Poppins" w:hAnsi="Poppins" w:cs="Poppins" w:eastAsia="Poppins"/>
+          <w:b/>
+          <w:i w:val="0"/>
+          <w:color w:val="1B3325"/>
+          <w:sz w:val="26"/>
+        </w:rPr>
+        <w:t>RecoTime</w:t>
+      </w:r>
+      <w:r>
+        <w:rPr>
+          <w:rFonts w:ascii="Poppins" w:hAnsi="Poppins" w:cs="Poppins" w:eastAsia="Poppins"/>
+          <w:b w:val="0"/>
+          <w:i w:val="0"/>
+          <w:color w:val="1B3325"/>
+          <w:sz w:val="26"/>
+        </w:rPr>
+        <w:t xml:space="preserve"> supera a una suite que cobra una sola vez.</w:t>
+      </w:r>
+    </w:p>
+    <w:tbl>
+      <w:tblPr>
+        <w:tblW w:type="dxa" w:w="9600"/>
+        <w:jc w:val="center"/>
+        <w:tblLayout w:type="fixed"/>
+        <w:tblLook w:firstColumn="1" w:firstRow="1" w:lastColumn="0" w:lastRow="0" w:noHBand="0" w:noVBand="1" w:val="04A0"/>
+      </w:tblPr>
+      <w:tblGrid>
+        <w:gridCol w:w="2500"/>
+        <w:gridCol w:w="2400"/>
+        <w:gridCol w:w="2400"/>
+        <w:gridCol w:w="2300"/>
+      </w:tblGrid>
+      <w:tr>
+        <w:trPr>
+          <w:tblHeader/>
+          <w:cantSplit/>
+        </w:trPr>
+        <w:tc>
+          <w:tcPr>
+            <w:tcW w:type="dxa" w:w="2500"/>
+            <w:tcBorders>
+              <w:top w:val="single" w:sz="4" w:space="0" w:color="1B3325"/>
+              <w:left w:val="single" w:sz="4" w:space="0" w:color="1B3325"/>
+              <w:bottom w:val="single" w:sz="4" w:space="0" w:color="1B3325"/>
+              <w:right w:val="single" w:sz="4" w:space="0" w:color="1B3325"/>
+            </w:tcBorders>
+            <w:tcMar>
+              <w:top w:w="40" w:type="dxa"/>
+              <w:left w:w="80" w:type="dxa"/>
+              <w:bottom w:w="40" w:type="dxa"/>
+              <w:right w:w="80" w:type="dxa"/>
+            </w:tcMar>
+            <w:shd w:val="clear" w:color="auto" w:fill="1B3325"/>
+            <w:vAlign w:val="center"/>
+          </w:tcPr>
+          <w:p>
+            <w:pPr>
+              <w:spacing w:before="0" w:after="0" w:line="259" w:lineRule="auto"/>
+              <w:jc w:val="center"/>
+              <w:widowControl/>
+              <w:keepNext/>
+            </w:pPr>
+            <w:r/>
+            <w:r>
+              <w:rPr>
+                <w:rFonts w:ascii="Poppins" w:hAnsi="Poppins" w:cs="Poppins" w:eastAsia="Poppins"/>
+                <w:b/>
+                <w:i w:val="0"/>
+                <w:color w:val="FFFFFF"/>
+                <w:sz w:val="16"/>
+              </w:rPr>
+              <w:t>Comparación</w:t>
+            </w:r>
+          </w:p>
+        </w:tc>
+        <w:tc>
+          <w:tcPr>
+            <w:tcW w:type="dxa" w:w="2400"/>
+            <w:tcBorders>
+              <w:top w:val="single" w:sz="4" w:space="0" w:color="1B3325"/>
+              <w:left w:val="single" w:sz="4" w:space="0" w:color="1B3325"/>
+              <w:bottom w:val="single" w:sz="4" w:space="0" w:color="1B3325"/>
+              <w:right w:val="single" w:sz="4" w:space="0" w:color="1B3325"/>
+            </w:tcBorders>
+            <w:tcMar>
+              <w:top w:w="40" w:type="dxa"/>
+              <w:left w:w="80" w:type="dxa"/>
+              <w:bottom w:w="40" w:type="dxa"/>
+              <w:right w:w="80" w:type="dxa"/>
+            </w:tcMar>
+            <w:shd w:val="clear" w:color="auto" w:fill="1B3325"/>
+            <w:vAlign w:val="center"/>
+          </w:tcPr>
+          <w:p>
+            <w:pPr>
+              <w:spacing w:before="0" w:after="0" w:line="259" w:lineRule="auto"/>
+              <w:jc w:val="center"/>
+              <w:widowControl/>
+              <w:keepNext/>
+            </w:pPr>
+            <w:r/>
+            <w:r>
+              <w:rPr>
+                <w:rFonts w:ascii="Poppins" w:hAnsi="Poppins" w:cs="Poppins" w:eastAsia="Poppins"/>
+                <w:b/>
+                <w:i w:val="0"/>
+                <w:color w:val="FFFFFF"/>
+                <w:sz w:val="16"/>
+              </w:rPr>
+              <w:t>Mercado</w:t>
+            </w:r>
+          </w:p>
+        </w:tc>
+        <w:tc>
+          <w:tcPr>
+            <w:tcW w:type="dxa" w:w="2400"/>
+            <w:tcBorders>
+              <w:top w:val="single" w:sz="4" w:space="0" w:color="1B3325"/>
+              <w:left w:val="single" w:sz="4" w:space="0" w:color="1B3325"/>
+              <w:bottom w:val="single" w:sz="4" w:space="0" w:color="1B3325"/>
+              <w:right w:val="single" w:sz="4" w:space="0" w:color="1B3325"/>
+            </w:tcBorders>
+            <w:tcMar>
+              <w:top w:w="40" w:type="dxa"/>
+              <w:left w:w="80" w:type="dxa"/>
+              <w:bottom w:w="40" w:type="dxa"/>
+              <w:right w:w="80" w:type="dxa"/>
+            </w:tcMar>
+            <w:shd w:val="clear" w:color="auto" w:fill="1B3325"/>
+            <w:vAlign w:val="center"/>
+          </w:tcPr>
+          <w:p>
+            <w:pPr>
+              <w:spacing w:before="0" w:after="0" w:line="259" w:lineRule="auto"/>
+              <w:jc w:val="center"/>
+              <w:widowControl/>
+              <w:keepNext/>
+            </w:pPr>
+            <w:r/>
+            <w:r>
+              <w:rPr>
+                <w:rFonts w:ascii="Poppins" w:hAnsi="Poppins" w:cs="Poppins" w:eastAsia="Poppins"/>
+                <w:b/>
+                <w:i w:val="0"/>
+                <w:color w:val="FFFFFF"/>
+                <w:sz w:val="16"/>
+              </w:rPr>
+              <w:t>RecoTime</w:t>
+            </w:r>
+          </w:p>
+        </w:tc>
+        <w:tc>
+          <w:tcPr>
+            <w:tcW w:type="dxa" w:w="2300"/>
+            <w:tcBorders>
+              <w:top w:val="single" w:sz="4" w:space="0" w:color="1B3325"/>
+              <w:left w:val="single" w:sz="4" w:space="0" w:color="1B3325"/>
+              <w:bottom w:val="single" w:sz="4" w:space="0" w:color="1B3325"/>
+              <w:right w:val="single" w:sz="4" w:space="0" w:color="1B3325"/>
+            </w:tcBorders>
+            <w:tcMar>
+              <w:top w:w="40" w:type="dxa"/>
+              <w:left w:w="80" w:type="dxa"/>
+              <w:bottom w:w="40" w:type="dxa"/>
+              <w:right w:w="80" w:type="dxa"/>
+            </w:tcMar>
+            <w:shd w:val="clear" w:color="auto" w:fill="1B3325"/>
+            <w:vAlign w:val="center"/>
+          </w:tcPr>
+          <w:p>
+            <w:pPr>
+              <w:spacing w:before="0" w:after="0" w:line="259" w:lineRule="auto"/>
+              <w:jc w:val="center"/>
+              <w:widowControl/>
+              <w:keepNext/>
+            </w:pPr>
+            <w:r/>
+            <w:r>
+              <w:rPr>
+                <w:rFonts w:ascii="Poppins" w:hAnsi="Poppins" w:cs="Poppins" w:eastAsia="Poppins"/>
+                <w:b/>
+                <w:i w:val="0"/>
+                <w:color w:val="FFFFFF"/>
+                <w:sz w:val="16"/>
+              </w:rPr>
+              <w:t>Lectura</w:t>
+            </w:r>
+          </w:p>
+        </w:tc>
+      </w:tr>
+      <w:tr>
+        <w:trPr>
+          <w:cantSplit/>
+        </w:trPr>
+        <w:tc>
+          <w:tcPr>
+            <w:tcW w:type="dxa" w:w="2500"/>
+            <w:tcBorders>
+              <w:top w:val="single" w:sz="4" w:space="0" w:color="1B3325"/>
+              <w:left w:val="single" w:sz="4" w:space="0" w:color="1B3325"/>
+              <w:bottom w:val="single" w:sz="4" w:space="0" w:color="1B3325"/>
+              <w:right w:val="single" w:sz="4" w:space="0" w:color="1B3325"/>
+            </w:tcBorders>
+            <w:tcMar>
+              <w:top w:w="40" w:type="dxa"/>
+              <w:left w:w="80" w:type="dxa"/>
+              <w:bottom w:w="40" w:type="dxa"/>
+              <w:right w:w="80" w:type="dxa"/>
+            </w:tcMar>
+            <w:shd w:val="clear" w:color="auto" w:fill="FFFFFF"/>
+            <w:vAlign w:val="center"/>
+          </w:tcPr>
+          <w:p>
+            <w:pPr>
+              <w:spacing w:before="0" w:after="0" w:line="259" w:lineRule="auto"/>
+              <w:jc w:val="left"/>
+              <w:widowControl/>
+              <w:keepNext/>
+            </w:pPr>
+            <w:r/>
+            <w:r>
+              <w:rPr>
+                <w:rFonts w:ascii="Poppins" w:hAnsi="Poppins" w:cs="Poppins" w:eastAsia="Poppins"/>
+                <w:b w:val="0"/>
+                <w:i w:val="0"/>
+                <w:color w:val="1B3325"/>
+                <w:sz w:val="16"/>
+              </w:rPr>
+              <w:t>Un módulo frente a Odoo Standard en Colombia</w:t>
+            </w:r>
+          </w:p>
+        </w:tc>
+        <w:tc>
+          <w:tcPr>
+            <w:tcW w:type="dxa" w:w="2400"/>
+            <w:tcBorders>
+              <w:top w:val="single" w:sz="4" w:space="0" w:color="1B3325"/>
+              <w:left w:val="single" w:sz="4" w:space="0" w:color="1B3325"/>
+              <w:bottom w:val="single" w:sz="4" w:space="0" w:color="1B3325"/>
+              <w:right w:val="single" w:sz="4" w:space="0" w:color="1B3325"/>
+            </w:tcBorders>
+            <w:tcMar>
+              <w:top w:w="40" w:type="dxa"/>
+              <w:left w:w="80" w:type="dxa"/>
+              <w:bottom w:w="40" w:type="dxa"/>
+              <w:right w:w="80" w:type="dxa"/>
+            </w:tcMar>
+            <w:shd w:val="clear" w:color="auto" w:fill="FFFFFF"/>
+            <w:vAlign w:val="center"/>
+          </w:tcPr>
+          <w:p>
+            <w:pPr>
+              <w:spacing w:before="0" w:after="0" w:line="259" w:lineRule="auto"/>
+              <w:jc w:val="left"/>
+              <w:widowControl/>
+              <w:keepNext/>
+            </w:pPr>
+            <w:r/>
+            <w:r>
+              <w:rPr>
+                <w:rFonts w:ascii="Poppins" w:hAnsi="Poppins" w:cs="Poppins" w:eastAsia="Poppins"/>
+                <w:b w:val="0"/>
+                <w:i w:val="0"/>
+                <w:color w:val="1B3325"/>
+                <w:sz w:val="16"/>
+              </w:rPr>
+              <w:t>$28.477 por usuario, solo licencia</w:t>
+            </w:r>
+          </w:p>
+        </w:tc>
+        <w:tc>
+          <w:tcPr>
+            <w:tcW w:type="dxa" w:w="2400"/>
+            <w:tcBorders>
+              <w:top w:val="single" w:sz="4" w:space="0" w:color="1B3325"/>
+              <w:left w:val="single" w:sz="4" w:space="0" w:color="1B3325"/>
+              <w:bottom w:val="single" w:sz="4" w:space="0" w:color="1B3325"/>
+              <w:right w:val="single" w:sz="4" w:space="0" w:color="1B3325"/>
+            </w:tcBorders>
+            <w:tcMar>
+              <w:top w:w="40" w:type="dxa"/>
+              <w:left w:w="80" w:type="dxa"/>
+              <w:bottom w:w="40" w:type="dxa"/>
+              <w:right w:w="80" w:type="dxa"/>
+            </w:tcMar>
+            <w:shd w:val="clear" w:color="auto" w:fill="FFFFFF"/>
+            <w:vAlign w:val="center"/>
+          </w:tcPr>
+          <w:p>
+            <w:pPr>
+              <w:spacing w:before="0" w:after="0" w:line="259" w:lineRule="auto"/>
+              <w:jc w:val="left"/>
+              <w:widowControl/>
+              <w:keepNext/>
+            </w:pPr>
+            <w:r/>
+            <w:r>
+              <w:rPr>
+                <w:rFonts w:ascii="Poppins" w:hAnsi="Poppins" w:cs="Poppins" w:eastAsia="Poppins"/>
+                <w:b w:val="0"/>
+                <w:i w:val="0"/>
+                <w:color w:val="1B3325"/>
+                <w:sz w:val="16"/>
+              </w:rPr>
+              <w:t>$20.000 por usuario, puesta en marcha incluida</w:t>
+            </w:r>
+          </w:p>
+        </w:tc>
+        <w:tc>
+          <w:tcPr>
+            <w:tcW w:type="dxa" w:w="2300"/>
+            <w:tcBorders>
+              <w:top w:val="single" w:sz="4" w:space="0" w:color="1B3325"/>
+              <w:left w:val="single" w:sz="4" w:space="0" w:color="1B3325"/>
+              <w:bottom w:val="single" w:sz="4" w:space="0" w:color="1B3325"/>
+              <w:right w:val="single" w:sz="4" w:space="0" w:color="1B3325"/>
+            </w:tcBorders>
+            <w:tcMar>
+              <w:top w:w="40" w:type="dxa"/>
+              <w:left w:w="80" w:type="dxa"/>
+              <w:bottom w:w="40" w:type="dxa"/>
+              <w:right w:w="80" w:type="dxa"/>
+            </w:tcMar>
+            <w:shd w:val="clear" w:color="auto" w:fill="FFFFFF"/>
+            <w:vAlign w:val="center"/>
+          </w:tcPr>
+          <w:p>
+            <w:pPr>
+              <w:spacing w:before="0" w:after="0" w:line="259" w:lineRule="auto"/>
+              <w:jc w:val="left"/>
+              <w:widowControl/>
+              <w:keepNext/>
+            </w:pPr>
+            <w:r/>
+            <w:r>
+              <w:rPr>
+                <w:rFonts w:ascii="Poppins" w:hAnsi="Poppins" w:cs="Poppins" w:eastAsia="Poppins"/>
+                <w:b w:val="0"/>
+                <w:i w:val="0"/>
+                <w:color w:val="1B3325"/>
+                <w:sz w:val="16"/>
+              </w:rPr>
+              <w:t>Viable. Queda $8.477 debajo.</w:t>
+            </w:r>
+          </w:p>
+        </w:tc>
+      </w:tr>
+      <w:tr>
+        <w:trPr>
+          <w:cantSplit/>
+        </w:trPr>
+        <w:tc>
+          <w:tcPr>
+            <w:tcW w:type="dxa" w:w="2500"/>
+            <w:tcBorders>
+              <w:top w:val="single" w:sz="4" w:space="0" w:color="1B3325"/>
+              <w:left w:val="single" w:sz="4" w:space="0" w:color="1B3325"/>
+              <w:bottom w:val="single" w:sz="4" w:space="0" w:color="1B3325"/>
+              <w:right w:val="single" w:sz="4" w:space="0" w:color="1B3325"/>
+            </w:tcBorders>
+            <w:tcMar>
+              <w:top w:w="40" w:type="dxa"/>
+              <w:left w:w="80" w:type="dxa"/>
+              <w:bottom w:w="40" w:type="dxa"/>
+              <w:right w:w="80" w:type="dxa"/>
+            </w:tcMar>
+            <w:shd w:val="clear" w:color="auto" w:fill="F7FBF8"/>
+            <w:vAlign w:val="center"/>
+          </w:tcPr>
+          <w:p>
+            <w:pPr>
+              <w:spacing w:before="0" w:after="0" w:line="259" w:lineRule="auto"/>
+              <w:jc w:val="left"/>
+              <w:widowControl/>
+              <w:keepNext/>
+            </w:pPr>
+            <w:r/>
+            <w:r>
+              <w:rPr>
+                <w:rFonts w:ascii="Poppins" w:hAnsi="Poppins" w:cs="Poppins" w:eastAsia="Poppins"/>
+                <w:b w:val="0"/>
+                <w:i w:val="0"/>
+                <w:color w:val="1B3325"/>
+                <w:sz w:val="16"/>
+              </w:rPr>
+              <w:t>Un módulo, 30 usuarios, frente a Bitrix24 Professional</w:t>
+            </w:r>
+          </w:p>
+        </w:tc>
+        <w:tc>
+          <w:tcPr>
+            <w:tcW w:type="dxa" w:w="2400"/>
+            <w:tcBorders>
+              <w:top w:val="single" w:sz="4" w:space="0" w:color="1B3325"/>
+              <w:left w:val="single" w:sz="4" w:space="0" w:color="1B3325"/>
+              <w:bottom w:val="single" w:sz="4" w:space="0" w:color="1B3325"/>
+              <w:right w:val="single" w:sz="4" w:space="0" w:color="1B3325"/>
+            </w:tcBorders>
+            <w:tcMar>
+              <w:top w:w="40" w:type="dxa"/>
+              <w:left w:w="80" w:type="dxa"/>
+              <w:bottom w:w="40" w:type="dxa"/>
+              <w:right w:w="80" w:type="dxa"/>
+            </w:tcMar>
+            <w:shd w:val="clear" w:color="auto" w:fill="F7FBF8"/>
+            <w:vAlign w:val="center"/>
+          </w:tcPr>
+          <w:p>
+            <w:pPr>
+              <w:spacing w:before="0" w:after="0" w:line="259" w:lineRule="auto"/>
+              <w:jc w:val="left"/>
+              <w:widowControl/>
+              <w:keepNext/>
+            </w:pPr>
+            <w:r/>
+            <w:r>
+              <w:rPr>
+                <w:rFonts w:ascii="Poppins" w:hAnsi="Poppins" w:cs="Poppins" w:eastAsia="Poppins"/>
+                <w:b w:val="0"/>
+                <w:i w:val="0"/>
+                <w:color w:val="1B3325"/>
+                <w:sz w:val="16"/>
+              </w:rPr>
+              <w:t>$633.166 al mes, tope de 100 usuarios</w:t>
+            </w:r>
+          </w:p>
+        </w:tc>
+        <w:tc>
+          <w:tcPr>
+            <w:tcW w:type="dxa" w:w="2400"/>
+            <w:tcBorders>
+              <w:top w:val="single" w:sz="4" w:space="0" w:color="1B3325"/>
+              <w:left w:val="single" w:sz="4" w:space="0" w:color="1B3325"/>
+              <w:bottom w:val="single" w:sz="4" w:space="0" w:color="1B3325"/>
+              <w:right w:val="single" w:sz="4" w:space="0" w:color="1B3325"/>
+            </w:tcBorders>
+            <w:tcMar>
+              <w:top w:w="40" w:type="dxa"/>
+              <w:left w:w="80" w:type="dxa"/>
+              <w:bottom w:w="40" w:type="dxa"/>
+              <w:right w:w="80" w:type="dxa"/>
+            </w:tcMar>
+            <w:shd w:val="clear" w:color="auto" w:fill="F7FBF8"/>
+            <w:vAlign w:val="center"/>
+          </w:tcPr>
+          <w:p>
+            <w:pPr>
+              <w:spacing w:before="0" w:after="0" w:line="259" w:lineRule="auto"/>
+              <w:jc w:val="left"/>
+              <w:widowControl/>
+              <w:keepNext/>
+            </w:pPr>
+            <w:r/>
+            <w:r>
+              <w:rPr>
+                <w:rFonts w:ascii="Poppins" w:hAnsi="Poppins" w:cs="Poppins" w:eastAsia="Poppins"/>
+                <w:b w:val="0"/>
+                <w:i w:val="0"/>
+                <w:color w:val="1B3325"/>
+                <w:sz w:val="16"/>
+              </w:rPr>
+              <w:t>$600.000 al mes</w:t>
+            </w:r>
+          </w:p>
+        </w:tc>
+        <w:tc>
+          <w:tcPr>
+            <w:tcW w:type="dxa" w:w="2300"/>
+            <w:tcBorders>
+              <w:top w:val="single" w:sz="4" w:space="0" w:color="1B3325"/>
+              <w:left w:val="single" w:sz="4" w:space="0" w:color="1B3325"/>
+              <w:bottom w:val="single" w:sz="4" w:space="0" w:color="1B3325"/>
+              <w:right w:val="single" w:sz="4" w:space="0" w:color="1B3325"/>
+            </w:tcBorders>
+            <w:tcMar>
+              <w:top w:w="40" w:type="dxa"/>
+              <w:left w:w="80" w:type="dxa"/>
+              <w:bottom w:w="40" w:type="dxa"/>
+              <w:right w:w="80" w:type="dxa"/>
+            </w:tcMar>
+            <w:shd w:val="clear" w:color="auto" w:fill="F7FBF8"/>
+            <w:vAlign w:val="center"/>
+          </w:tcPr>
+          <w:p>
+            <w:pPr>
+              <w:spacing w:before="0" w:after="0" w:line="259" w:lineRule="auto"/>
+              <w:jc w:val="left"/>
+              <w:widowControl/>
+              <w:keepNext/>
+            </w:pPr>
+            <w:r/>
+            <w:r>
+              <w:rPr>
+                <w:rFonts w:ascii="Poppins" w:hAnsi="Poppins" w:cs="Poppins" w:eastAsia="Poppins"/>
+                <w:b w:val="0"/>
+                <w:i w:val="0"/>
+                <w:color w:val="1B3325"/>
+                <w:sz w:val="16"/>
+              </w:rPr>
+              <w:t>Viable. Mismo orden para un equipo de 30.</w:t>
+            </w:r>
+          </w:p>
+        </w:tc>
+      </w:tr>
+      <w:tr>
+        <w:trPr>
+          <w:cantSplit/>
+        </w:trPr>
+        <w:tc>
+          <w:tcPr>
+            <w:tcW w:type="dxa" w:w="2500"/>
+            <w:tcBorders>
+              <w:top w:val="single" w:sz="4" w:space="0" w:color="1B3325"/>
+              <w:left w:val="single" w:sz="4" w:space="0" w:color="1B3325"/>
+              <w:bottom w:val="single" w:sz="4" w:space="0" w:color="1B3325"/>
+              <w:right w:val="single" w:sz="4" w:space="0" w:color="1B3325"/>
+            </w:tcBorders>
+            <w:tcMar>
+              <w:top w:w="40" w:type="dxa"/>
+              <w:left w:w="80" w:type="dxa"/>
+              <w:bottom w:w="40" w:type="dxa"/>
+              <w:right w:w="80" w:type="dxa"/>
+            </w:tcMar>
+            <w:shd w:val="clear" w:color="auto" w:fill="FFFFFF"/>
+            <w:vAlign w:val="center"/>
+          </w:tcPr>
+          <w:p>
+            <w:pPr>
+              <w:spacing w:before="0" w:after="0" w:line="259" w:lineRule="auto"/>
+              <w:jc w:val="left"/>
+              <w:widowControl/>
+              <w:keepNext/>
+            </w:pPr>
+            <w:r/>
+            <w:r>
+              <w:rPr>
+                <w:rFonts w:ascii="Poppins" w:hAnsi="Poppins" w:cs="Poppins" w:eastAsia="Poppins"/>
+                <w:b w:val="0"/>
+                <w:i w:val="0"/>
+                <w:color w:val="1B3325"/>
+                <w:sz w:val="16"/>
+              </w:rPr>
+              <w:t>Drive suelto frente a Zoho WorkDrive Team</w:t>
+            </w:r>
+          </w:p>
+        </w:tc>
+        <w:tc>
+          <w:tcPr>
+            <w:tcW w:type="dxa" w:w="2400"/>
+            <w:tcBorders>
+              <w:top w:val="single" w:sz="4" w:space="0" w:color="1B3325"/>
+              <w:left w:val="single" w:sz="4" w:space="0" w:color="1B3325"/>
+              <w:bottom w:val="single" w:sz="4" w:space="0" w:color="1B3325"/>
+              <w:right w:val="single" w:sz="4" w:space="0" w:color="1B3325"/>
+            </w:tcBorders>
+            <w:tcMar>
+              <w:top w:w="40" w:type="dxa"/>
+              <w:left w:w="80" w:type="dxa"/>
+              <w:bottom w:w="40" w:type="dxa"/>
+              <w:right w:w="80" w:type="dxa"/>
+            </w:tcMar>
+            <w:shd w:val="clear" w:color="auto" w:fill="FFFFFF"/>
+            <w:vAlign w:val="center"/>
+          </w:tcPr>
+          <w:p>
+            <w:pPr>
+              <w:spacing w:before="0" w:after="0" w:line="259" w:lineRule="auto"/>
+              <w:jc w:val="left"/>
+              <w:widowControl/>
+              <w:keepNext/>
+            </w:pPr>
+            <w:r/>
+            <w:r>
+              <w:rPr>
+                <w:rFonts w:ascii="Poppins" w:hAnsi="Poppins" w:cs="Poppins" w:eastAsia="Poppins"/>
+                <w:b w:val="0"/>
+                <w:i w:val="0"/>
+                <w:color w:val="1B3325"/>
+                <w:sz w:val="16"/>
+              </w:rPr>
+              <w:t>$14.318 por usuario, solo archivos</w:t>
+            </w:r>
+          </w:p>
+        </w:tc>
+        <w:tc>
+          <w:tcPr>
+            <w:tcW w:type="dxa" w:w="2400"/>
+            <w:tcBorders>
+              <w:top w:val="single" w:sz="4" w:space="0" w:color="1B3325"/>
+              <w:left w:val="single" w:sz="4" w:space="0" w:color="1B3325"/>
+              <w:bottom w:val="single" w:sz="4" w:space="0" w:color="1B3325"/>
+              <w:right w:val="single" w:sz="4" w:space="0" w:color="1B3325"/>
+            </w:tcBorders>
+            <w:tcMar>
+              <w:top w:w="40" w:type="dxa"/>
+              <w:left w:w="80" w:type="dxa"/>
+              <w:bottom w:w="40" w:type="dxa"/>
+              <w:right w:w="80" w:type="dxa"/>
+            </w:tcMar>
+            <w:shd w:val="clear" w:color="auto" w:fill="FFFFFF"/>
+            <w:vAlign w:val="center"/>
+          </w:tcPr>
+          <w:p>
+            <w:pPr>
+              <w:spacing w:before="0" w:after="0" w:line="259" w:lineRule="auto"/>
+              <w:jc w:val="left"/>
+              <w:widowControl/>
+              <w:keepNext/>
+            </w:pPr>
+            <w:r/>
+            <w:r>
+              <w:rPr>
+                <w:rFonts w:ascii="Poppins" w:hAnsi="Poppins" w:cs="Poppins" w:eastAsia="Poppins"/>
+                <w:b w:val="0"/>
+                <w:i w:val="0"/>
+                <w:color w:val="1B3325"/>
+                <w:sz w:val="16"/>
+              </w:rPr>
+              <w:t>$20.000 por usuario</w:t>
+            </w:r>
+          </w:p>
+        </w:tc>
+        <w:tc>
+          <w:tcPr>
+            <w:tcW w:type="dxa" w:w="2300"/>
+            <w:tcBorders>
+              <w:top w:val="single" w:sz="4" w:space="0" w:color="1B3325"/>
+              <w:left w:val="single" w:sz="4" w:space="0" w:color="1B3325"/>
+              <w:bottom w:val="single" w:sz="4" w:space="0" w:color="1B3325"/>
+              <w:right w:val="single" w:sz="4" w:space="0" w:color="1B3325"/>
+            </w:tcBorders>
+            <w:tcMar>
+              <w:top w:w="40" w:type="dxa"/>
+              <w:left w:w="80" w:type="dxa"/>
+              <w:bottom w:w="40" w:type="dxa"/>
+              <w:right w:w="80" w:type="dxa"/>
+            </w:tcMar>
+            <w:shd w:val="clear" w:color="auto" w:fill="FFFFFF"/>
+            <w:vAlign w:val="center"/>
+          </w:tcPr>
+          <w:p>
+            <w:pPr>
+              <w:spacing w:before="0" w:after="0" w:line="259" w:lineRule="auto"/>
+              <w:jc w:val="left"/>
+              <w:widowControl/>
+              <w:keepNext/>
+            </w:pPr>
+            <w:r/>
+            <w:r>
+              <w:rPr>
+                <w:rFonts w:ascii="Poppins" w:hAnsi="Poppins" w:cs="Poppins" w:eastAsia="Poppins"/>
+                <w:b w:val="0"/>
+                <w:i w:val="0"/>
+                <w:color w:val="1B3325"/>
+                <w:sz w:val="16"/>
+              </w:rPr>
+              <w:t>Apretado. WorkDrive publica menos y reparte más espacio.</w:t>
+            </w:r>
+          </w:p>
+        </w:tc>
+      </w:tr>
+      <w:tr>
+        <w:trPr>
+          <w:cantSplit/>
+        </w:trPr>
+        <w:tc>
+          <w:tcPr>
+            <w:tcW w:type="dxa" w:w="2500"/>
+            <w:tcBorders>
+              <w:top w:val="single" w:sz="4" w:space="0" w:color="1B3325"/>
+              <w:left w:val="single" w:sz="4" w:space="0" w:color="1B3325"/>
+              <w:bottom w:val="single" w:sz="4" w:space="0" w:color="1B3325"/>
+              <w:right w:val="single" w:sz="4" w:space="0" w:color="1B3325"/>
+            </w:tcBorders>
+            <w:tcMar>
+              <w:top w:w="40" w:type="dxa"/>
+              <w:left w:w="80" w:type="dxa"/>
+              <w:bottom w:w="40" w:type="dxa"/>
+              <w:right w:w="80" w:type="dxa"/>
+            </w:tcMar>
+            <w:shd w:val="clear" w:color="auto" w:fill="F7FBF8"/>
+            <w:vAlign w:val="center"/>
+          </w:tcPr>
+          <w:p>
+            <w:pPr>
+              <w:spacing w:before="0" w:after="0" w:line="259" w:lineRule="auto"/>
+              <w:jc w:val="left"/>
+              <w:widowControl/>
+              <w:keepNext/>
+            </w:pPr>
+            <w:r/>
+            <w:r>
+              <w:rPr>
+                <w:rFonts w:ascii="Poppins" w:hAnsi="Poppins" w:cs="Poppins" w:eastAsia="Poppins"/>
+                <w:b w:val="0"/>
+                <w:i w:val="0"/>
+                <w:color w:val="1B3325"/>
+                <w:sz w:val="16"/>
+              </w:rPr>
+              <w:t>Drive suelto frente a SharePoint Plan 1</w:t>
+            </w:r>
+          </w:p>
+        </w:tc>
+        <w:tc>
+          <w:tcPr>
+            <w:tcW w:type="dxa" w:w="2400"/>
+            <w:tcBorders>
+              <w:top w:val="single" w:sz="4" w:space="0" w:color="1B3325"/>
+              <w:left w:val="single" w:sz="4" w:space="0" w:color="1B3325"/>
+              <w:bottom w:val="single" w:sz="4" w:space="0" w:color="1B3325"/>
+              <w:right w:val="single" w:sz="4" w:space="0" w:color="1B3325"/>
+            </w:tcBorders>
+            <w:tcMar>
+              <w:top w:w="40" w:type="dxa"/>
+              <w:left w:w="80" w:type="dxa"/>
+              <w:bottom w:w="40" w:type="dxa"/>
+              <w:right w:w="80" w:type="dxa"/>
+            </w:tcMar>
+            <w:shd w:val="clear" w:color="auto" w:fill="F7FBF8"/>
+            <w:vAlign w:val="center"/>
+          </w:tcPr>
+          <w:p>
+            <w:pPr>
+              <w:spacing w:before="0" w:after="0" w:line="259" w:lineRule="auto"/>
+              <w:jc w:val="left"/>
+              <w:widowControl/>
+              <w:keepNext/>
+            </w:pPr>
+            <w:r/>
+            <w:r>
+              <w:rPr>
+                <w:rFonts w:ascii="Poppins" w:hAnsi="Poppins" w:cs="Poppins" w:eastAsia="Poppins"/>
+                <w:b w:val="0"/>
+                <w:i w:val="0"/>
+                <w:color w:val="1B3325"/>
+                <w:sz w:val="16"/>
+              </w:rPr>
+              <w:t>$15.909 por usuario</w:t>
+            </w:r>
+          </w:p>
+        </w:tc>
+        <w:tc>
+          <w:tcPr>
+            <w:tcW w:type="dxa" w:w="2400"/>
+            <w:tcBorders>
+              <w:top w:val="single" w:sz="4" w:space="0" w:color="1B3325"/>
+              <w:left w:val="single" w:sz="4" w:space="0" w:color="1B3325"/>
+              <w:bottom w:val="single" w:sz="4" w:space="0" w:color="1B3325"/>
+              <w:right w:val="single" w:sz="4" w:space="0" w:color="1B3325"/>
+            </w:tcBorders>
+            <w:tcMar>
+              <w:top w:w="40" w:type="dxa"/>
+              <w:left w:w="80" w:type="dxa"/>
+              <w:bottom w:w="40" w:type="dxa"/>
+              <w:right w:w="80" w:type="dxa"/>
+            </w:tcMar>
+            <w:shd w:val="clear" w:color="auto" w:fill="F7FBF8"/>
+            <w:vAlign w:val="center"/>
+          </w:tcPr>
+          <w:p>
+            <w:pPr>
+              <w:spacing w:before="0" w:after="0" w:line="259" w:lineRule="auto"/>
+              <w:jc w:val="left"/>
+              <w:widowControl/>
+              <w:keepNext/>
+            </w:pPr>
+            <w:r/>
+            <w:r>
+              <w:rPr>
+                <w:rFonts w:ascii="Poppins" w:hAnsi="Poppins" w:cs="Poppins" w:eastAsia="Poppins"/>
+                <w:b w:val="0"/>
+                <w:i w:val="0"/>
+                <w:color w:val="1B3325"/>
+                <w:sz w:val="16"/>
+              </w:rPr>
+              <w:t>$20.000 por usuario</w:t>
+            </w:r>
+          </w:p>
+        </w:tc>
+        <w:tc>
+          <w:tcPr>
+            <w:tcW w:type="dxa" w:w="2300"/>
+            <w:tcBorders>
+              <w:top w:val="single" w:sz="4" w:space="0" w:color="1B3325"/>
+              <w:left w:val="single" w:sz="4" w:space="0" w:color="1B3325"/>
+              <w:bottom w:val="single" w:sz="4" w:space="0" w:color="1B3325"/>
+              <w:right w:val="single" w:sz="4" w:space="0" w:color="1B3325"/>
+            </w:tcBorders>
+            <w:tcMar>
+              <w:top w:w="40" w:type="dxa"/>
+              <w:left w:w="80" w:type="dxa"/>
+              <w:bottom w:w="40" w:type="dxa"/>
+              <w:right w:w="80" w:type="dxa"/>
+            </w:tcMar>
+            <w:shd w:val="clear" w:color="auto" w:fill="F7FBF8"/>
+            <w:vAlign w:val="center"/>
+          </w:tcPr>
+          <w:p>
+            <w:pPr>
+              <w:spacing w:before="0" w:after="0" w:line="259" w:lineRule="auto"/>
+              <w:jc w:val="left"/>
+              <w:widowControl/>
+              <w:keepNext/>
+            </w:pPr>
+            <w:r/>
+            <w:r>
+              <w:rPr>
+                <w:rFonts w:ascii="Poppins" w:hAnsi="Poppins" w:cs="Poppins" w:eastAsia="Poppins"/>
+                <w:b w:val="0"/>
+                <w:i w:val="0"/>
+                <w:color w:val="1B3325"/>
+                <w:sz w:val="16"/>
+              </w:rPr>
+              <w:t>Apretado. SharePoint es solo la intranet de archivos.</w:t>
+            </w:r>
+          </w:p>
+        </w:tc>
+      </w:tr>
+      <w:tr>
+        <w:trPr>
+          <w:cantSplit/>
+        </w:trPr>
+        <w:tc>
+          <w:tcPr>
+            <w:tcW w:type="dxa" w:w="2500"/>
+            <w:tcBorders>
+              <w:top w:val="single" w:sz="4" w:space="0" w:color="1B3325"/>
+              <w:left w:val="single" w:sz="4" w:space="0" w:color="1B3325"/>
+              <w:bottom w:val="single" w:sz="4" w:space="0" w:color="1B3325"/>
+              <w:right w:val="single" w:sz="4" w:space="0" w:color="1B3325"/>
+            </w:tcBorders>
+            <w:tcMar>
+              <w:top w:w="40" w:type="dxa"/>
+              <w:left w:w="80" w:type="dxa"/>
+              <w:bottom w:w="40" w:type="dxa"/>
+              <w:right w:w="80" w:type="dxa"/>
+            </w:tcMar>
+            <w:shd w:val="clear" w:color="auto" w:fill="FFFFFF"/>
+            <w:vAlign w:val="center"/>
+          </w:tcPr>
+          <w:p>
+            <w:pPr>
+              <w:spacing w:before="0" w:after="0" w:line="259" w:lineRule="auto"/>
+              <w:jc w:val="left"/>
+              <w:widowControl/>
+              <w:keepNext/>
+            </w:pPr>
+            <w:r/>
+            <w:r>
+              <w:rPr>
+                <w:rFonts w:ascii="Poppins" w:hAnsi="Poppins" w:cs="Poppins" w:eastAsia="Poppins"/>
+                <w:b w:val="0"/>
+                <w:i w:val="0"/>
+                <w:color w:val="1B3325"/>
+                <w:sz w:val="16"/>
+              </w:rPr>
+              <w:t>Los tres módulos frente a Odoo Standard, 30 usuarios</w:t>
+            </w:r>
+          </w:p>
+        </w:tc>
+        <w:tc>
+          <w:tcPr>
+            <w:tcW w:type="dxa" w:w="2400"/>
+            <w:tcBorders>
+              <w:top w:val="single" w:sz="4" w:space="0" w:color="1B3325"/>
+              <w:left w:val="single" w:sz="4" w:space="0" w:color="1B3325"/>
+              <w:bottom w:val="single" w:sz="4" w:space="0" w:color="1B3325"/>
+              <w:right w:val="single" w:sz="4" w:space="0" w:color="1B3325"/>
+            </w:tcBorders>
+            <w:tcMar>
+              <w:top w:w="40" w:type="dxa"/>
+              <w:left w:w="80" w:type="dxa"/>
+              <w:bottom w:w="40" w:type="dxa"/>
+              <w:right w:w="80" w:type="dxa"/>
+            </w:tcMar>
+            <w:shd w:val="clear" w:color="auto" w:fill="FFFFFF"/>
+            <w:vAlign w:val="center"/>
+          </w:tcPr>
+          <w:p>
+            <w:pPr>
+              <w:spacing w:before="0" w:after="0" w:line="259" w:lineRule="auto"/>
+              <w:jc w:val="left"/>
+              <w:widowControl/>
+              <w:keepNext/>
+            </w:pPr>
+            <w:r/>
+            <w:r>
+              <w:rPr>
+                <w:rFonts w:ascii="Poppins" w:hAnsi="Poppins" w:cs="Poppins" w:eastAsia="Poppins"/>
+                <w:b w:val="0"/>
+                <w:i w:val="0"/>
+                <w:color w:val="1B3325"/>
+                <w:sz w:val="16"/>
+              </w:rPr>
+              <w:t>$854.297 al mes, solo licencia</w:t>
+            </w:r>
+          </w:p>
+        </w:tc>
+        <w:tc>
+          <w:tcPr>
+            <w:tcW w:type="dxa" w:w="2400"/>
+            <w:tcBorders>
+              <w:top w:val="single" w:sz="4" w:space="0" w:color="1B3325"/>
+              <w:left w:val="single" w:sz="4" w:space="0" w:color="1B3325"/>
+              <w:bottom w:val="single" w:sz="4" w:space="0" w:color="1B3325"/>
+              <w:right w:val="single" w:sz="4" w:space="0" w:color="1B3325"/>
+            </w:tcBorders>
+            <w:tcMar>
+              <w:top w:w="40" w:type="dxa"/>
+              <w:left w:w="80" w:type="dxa"/>
+              <w:bottom w:w="40" w:type="dxa"/>
+              <w:right w:w="80" w:type="dxa"/>
+            </w:tcMar>
+            <w:shd w:val="clear" w:color="auto" w:fill="FFFFFF"/>
+            <w:vAlign w:val="center"/>
+          </w:tcPr>
+          <w:p>
+            <w:pPr>
+              <w:spacing w:before="0" w:after="0" w:line="259" w:lineRule="auto"/>
+              <w:jc w:val="left"/>
+              <w:widowControl/>
+              <w:keepNext/>
+            </w:pPr>
+            <w:r/>
+            <w:r>
+              <w:rPr>
+                <w:rFonts w:ascii="Poppins" w:hAnsi="Poppins" w:cs="Poppins" w:eastAsia="Poppins"/>
+                <w:b w:val="0"/>
+                <w:i w:val="0"/>
+                <w:color w:val="1B3325"/>
+                <w:sz w:val="16"/>
+              </w:rPr>
+              <w:t>$1.800.000 al mes</w:t>
+            </w:r>
+          </w:p>
+        </w:tc>
+        <w:tc>
+          <w:tcPr>
+            <w:tcW w:type="dxa" w:w="2300"/>
+            <w:tcBorders>
+              <w:top w:val="single" w:sz="4" w:space="0" w:color="1B3325"/>
+              <w:left w:val="single" w:sz="4" w:space="0" w:color="1B3325"/>
+              <w:bottom w:val="single" w:sz="4" w:space="0" w:color="1B3325"/>
+              <w:right w:val="single" w:sz="4" w:space="0" w:color="1B3325"/>
+            </w:tcBorders>
+            <w:tcMar>
+              <w:top w:w="40" w:type="dxa"/>
+              <w:left w:w="80" w:type="dxa"/>
+              <w:bottom w:w="40" w:type="dxa"/>
+              <w:right w:w="80" w:type="dxa"/>
+            </w:tcMar>
+            <w:shd w:val="clear" w:color="auto" w:fill="FFFFFF"/>
+            <w:vAlign w:val="center"/>
+          </w:tcPr>
+          <w:p>
+            <w:pPr>
+              <w:spacing w:before="0" w:after="0" w:line="259" w:lineRule="auto"/>
+              <w:jc w:val="left"/>
+              <w:widowControl/>
+              <w:keepNext/>
+            </w:pPr>
+            <w:r/>
+            <w:r>
+              <w:rPr>
+                <w:rFonts w:ascii="Poppins" w:hAnsi="Poppins" w:cs="Poppins" w:eastAsia="Poppins"/>
+                <w:b w:val="0"/>
+                <w:i w:val="0"/>
+                <w:color w:val="1B3325"/>
+                <w:sz w:val="16"/>
+              </w:rPr>
+              <w:t>Alto. Odoo cobra una vez por todas las aplicaciones.</w:t>
+            </w:r>
+          </w:p>
+        </w:tc>
+      </w:tr>
+      <w:tr>
+        <w:trPr>
+          <w:cantSplit/>
+        </w:trPr>
+        <w:tc>
+          <w:tcPr>
+            <w:tcW w:type="dxa" w:w="2500"/>
+            <w:tcBorders>
+              <w:top w:val="single" w:sz="4" w:space="0" w:color="1B3325"/>
+              <w:left w:val="single" w:sz="4" w:space="0" w:color="1B3325"/>
+              <w:bottom w:val="single" w:sz="4" w:space="0" w:color="1B3325"/>
+              <w:right w:val="single" w:sz="4" w:space="0" w:color="1B3325"/>
+            </w:tcBorders>
+            <w:tcMar>
+              <w:top w:w="40" w:type="dxa"/>
+              <w:left w:w="80" w:type="dxa"/>
+              <w:bottom w:w="40" w:type="dxa"/>
+              <w:right w:w="80" w:type="dxa"/>
+            </w:tcMar>
+            <w:shd w:val="clear" w:color="auto" w:fill="F7FBF8"/>
+            <w:vAlign w:val="center"/>
+          </w:tcPr>
+          <w:p>
+            <w:pPr>
+              <w:spacing w:before="0" w:after="0" w:line="259" w:lineRule="auto"/>
+              <w:jc w:val="left"/>
+              <w:widowControl/>
+              <w:keepNext/>
+            </w:pPr>
+            <w:r/>
+            <w:r>
+              <w:rPr>
+                <w:rFonts w:ascii="Poppins" w:hAnsi="Poppins" w:cs="Poppins" w:eastAsia="Poppins"/>
+                <w:b w:val="0"/>
+                <w:i w:val="0"/>
+                <w:color w:val="1B3325"/>
+                <w:sz w:val="16"/>
+              </w:rPr>
+              <w:t>Los tres módulos frente a Google Workspace Standard</w:t>
+            </w:r>
+          </w:p>
+        </w:tc>
+        <w:tc>
+          <w:tcPr>
+            <w:tcW w:type="dxa" w:w="2400"/>
+            <w:tcBorders>
+              <w:top w:val="single" w:sz="4" w:space="0" w:color="1B3325"/>
+              <w:left w:val="single" w:sz="4" w:space="0" w:color="1B3325"/>
+              <w:bottom w:val="single" w:sz="4" w:space="0" w:color="1B3325"/>
+              <w:right w:val="single" w:sz="4" w:space="0" w:color="1B3325"/>
+            </w:tcBorders>
+            <w:tcMar>
+              <w:top w:w="40" w:type="dxa"/>
+              <w:left w:w="80" w:type="dxa"/>
+              <w:bottom w:w="40" w:type="dxa"/>
+              <w:right w:w="80" w:type="dxa"/>
+            </w:tcMar>
+            <w:shd w:val="clear" w:color="auto" w:fill="F7FBF8"/>
+            <w:vAlign w:val="center"/>
+          </w:tcPr>
+          <w:p>
+            <w:pPr>
+              <w:spacing w:before="0" w:after="0" w:line="259" w:lineRule="auto"/>
+              <w:jc w:val="left"/>
+              <w:widowControl/>
+              <w:keepNext/>
+            </w:pPr>
+            <w:r/>
+            <w:r>
+              <w:rPr>
+                <w:rFonts w:ascii="Poppins" w:hAnsi="Poppins" w:cs="Poppins" w:eastAsia="Poppins"/>
+                <w:b w:val="0"/>
+                <w:i w:val="0"/>
+                <w:color w:val="1B3325"/>
+                <w:sz w:val="16"/>
+              </w:rPr>
+              <w:t>$58.400 por usuario en Colombia</w:t>
+            </w:r>
+          </w:p>
+        </w:tc>
+        <w:tc>
+          <w:tcPr>
+            <w:tcW w:type="dxa" w:w="2400"/>
+            <w:tcBorders>
+              <w:top w:val="single" w:sz="4" w:space="0" w:color="1B3325"/>
+              <w:left w:val="single" w:sz="4" w:space="0" w:color="1B3325"/>
+              <w:bottom w:val="single" w:sz="4" w:space="0" w:color="1B3325"/>
+              <w:right w:val="single" w:sz="4" w:space="0" w:color="1B3325"/>
+            </w:tcBorders>
+            <w:tcMar>
+              <w:top w:w="40" w:type="dxa"/>
+              <w:left w:w="80" w:type="dxa"/>
+              <w:bottom w:w="40" w:type="dxa"/>
+              <w:right w:w="80" w:type="dxa"/>
+            </w:tcMar>
+            <w:shd w:val="clear" w:color="auto" w:fill="F7FBF8"/>
+            <w:vAlign w:val="center"/>
+          </w:tcPr>
+          <w:p>
+            <w:pPr>
+              <w:spacing w:before="0" w:after="0" w:line="259" w:lineRule="auto"/>
+              <w:jc w:val="left"/>
+              <w:widowControl/>
+              <w:keepNext/>
+            </w:pPr>
+            <w:r/>
+            <w:r>
+              <w:rPr>
+                <w:rFonts w:ascii="Poppins" w:hAnsi="Poppins" w:cs="Poppins" w:eastAsia="Poppins"/>
+                <w:b w:val="0"/>
+                <w:i w:val="0"/>
+                <w:color w:val="1B3325"/>
+                <w:sz w:val="16"/>
+              </w:rPr>
+              <w:t>$60.000 por usuario</w:t>
+            </w:r>
+          </w:p>
+        </w:tc>
+        <w:tc>
+          <w:tcPr>
+            <w:tcW w:type="dxa" w:w="2300"/>
+            <w:tcBorders>
+              <w:top w:val="single" w:sz="4" w:space="0" w:color="1B3325"/>
+              <w:left w:val="single" w:sz="4" w:space="0" w:color="1B3325"/>
+              <w:bottom w:val="single" w:sz="4" w:space="0" w:color="1B3325"/>
+              <w:right w:val="single" w:sz="4" w:space="0" w:color="1B3325"/>
+            </w:tcBorders>
+            <w:tcMar>
+              <w:top w:w="40" w:type="dxa"/>
+              <w:left w:w="80" w:type="dxa"/>
+              <w:bottom w:w="40" w:type="dxa"/>
+              <w:right w:w="80" w:type="dxa"/>
+            </w:tcMar>
+            <w:shd w:val="clear" w:color="auto" w:fill="F7FBF8"/>
+            <w:vAlign w:val="center"/>
+          </w:tcPr>
+          <w:p>
+            <w:pPr>
+              <w:spacing w:before="0" w:after="0" w:line="259" w:lineRule="auto"/>
+              <w:jc w:val="left"/>
+              <w:widowControl/>
+              <w:keepNext/>
+            </w:pPr>
+            <w:r/>
+            <w:r>
+              <w:rPr>
+                <w:rFonts w:ascii="Poppins" w:hAnsi="Poppins" w:cs="Poppins" w:eastAsia="Poppins"/>
+                <w:b w:val="0"/>
+                <w:i w:val="0"/>
+                <w:color w:val="1B3325"/>
+                <w:sz w:val="16"/>
+              </w:rPr>
+              <w:t>Cerca en la factura. Google da correo y 2 TB por persona.</w:t>
+            </w:r>
+          </w:p>
+        </w:tc>
+      </w:tr>
+      <w:tr>
+        <w:trPr>
+          <w:cantSplit/>
+        </w:trPr>
+        <w:tc>
+          <w:tcPr>
+            <w:tcW w:type="dxa" w:w="2500"/>
+            <w:tcBorders>
+              <w:top w:val="single" w:sz="4" w:space="0" w:color="1B3325"/>
+              <w:left w:val="single" w:sz="4" w:space="0" w:color="1B3325"/>
+              <w:bottom w:val="single" w:sz="4" w:space="0" w:color="1B3325"/>
+              <w:right w:val="single" w:sz="4" w:space="0" w:color="1B3325"/>
+            </w:tcBorders>
+            <w:tcMar>
+              <w:top w:w="40" w:type="dxa"/>
+              <w:left w:w="80" w:type="dxa"/>
+              <w:bottom w:w="40" w:type="dxa"/>
+              <w:right w:w="80" w:type="dxa"/>
+            </w:tcMar>
+            <w:shd w:val="clear" w:color="auto" w:fill="FFFFFF"/>
+            <w:vAlign w:val="center"/>
+          </w:tcPr>
+          <w:p>
+            <w:pPr>
+              <w:spacing w:before="0" w:after="0" w:line="259" w:lineRule="auto"/>
+              <w:jc w:val="left"/>
+              <w:widowControl/>
+            </w:pPr>
+            <w:r/>
+            <w:r>
+              <w:rPr>
+                <w:rFonts w:ascii="Poppins" w:hAnsi="Poppins" w:cs="Poppins" w:eastAsia="Poppins"/>
+                <w:b w:val="0"/>
+                <w:i w:val="0"/>
+                <w:color w:val="1B3325"/>
+                <w:sz w:val="16"/>
+              </w:rPr>
+              <w:t>Cuota de 2 TB frente al KVM 1 de Hostinger</w:t>
+            </w:r>
+          </w:p>
+        </w:tc>
+        <w:tc>
+          <w:tcPr>
+            <w:tcW w:type="dxa" w:w="2400"/>
+            <w:tcBorders>
+              <w:top w:val="single" w:sz="4" w:space="0" w:color="1B3325"/>
+              <w:left w:val="single" w:sz="4" w:space="0" w:color="1B3325"/>
+              <w:bottom w:val="single" w:sz="4" w:space="0" w:color="1B3325"/>
+              <w:right w:val="single" w:sz="4" w:space="0" w:color="1B3325"/>
+            </w:tcBorders>
+            <w:tcMar>
+              <w:top w:w="40" w:type="dxa"/>
+              <w:left w:w="80" w:type="dxa"/>
+              <w:bottom w:w="40" w:type="dxa"/>
+              <w:right w:w="80" w:type="dxa"/>
+            </w:tcMar>
+            <w:shd w:val="clear" w:color="auto" w:fill="FFFFFF"/>
+            <w:vAlign w:val="center"/>
+          </w:tcPr>
+          <w:p>
+            <w:pPr>
+              <w:spacing w:before="0" w:after="0" w:line="259" w:lineRule="auto"/>
+              <w:jc w:val="left"/>
+              <w:widowControl/>
+            </w:pPr>
+            <w:r/>
+            <w:r>
+              <w:rPr>
+                <w:rFonts w:ascii="Poppins" w:hAnsi="Poppins" w:cs="Poppins" w:eastAsia="Poppins"/>
+                <w:b w:val="0"/>
+                <w:i w:val="0"/>
+                <w:color w:val="1B3325"/>
+                <w:sz w:val="16"/>
+              </w:rPr>
+              <w:t>50 GB por $466.800 al año</w:t>
+            </w:r>
+          </w:p>
+        </w:tc>
+        <w:tc>
+          <w:tcPr>
+            <w:tcW w:type="dxa" w:w="2400"/>
+            <w:tcBorders>
+              <w:top w:val="single" w:sz="4" w:space="0" w:color="1B3325"/>
+              <w:left w:val="single" w:sz="4" w:space="0" w:color="1B3325"/>
+              <w:bottom w:val="single" w:sz="4" w:space="0" w:color="1B3325"/>
+              <w:right w:val="single" w:sz="4" w:space="0" w:color="1B3325"/>
+            </w:tcBorders>
+            <w:tcMar>
+              <w:top w:w="40" w:type="dxa"/>
+              <w:left w:w="80" w:type="dxa"/>
+              <w:bottom w:w="40" w:type="dxa"/>
+              <w:right w:w="80" w:type="dxa"/>
+            </w:tcMar>
+            <w:shd w:val="clear" w:color="auto" w:fill="FFFFFF"/>
+            <w:vAlign w:val="center"/>
+          </w:tcPr>
+          <w:p>
+            <w:pPr>
+              <w:spacing w:before="0" w:after="0" w:line="259" w:lineRule="auto"/>
+              <w:jc w:val="left"/>
+              <w:widowControl/>
+            </w:pPr>
+            <w:r/>
+            <w:r>
+              <w:rPr>
+                <w:rFonts w:ascii="Poppins" w:hAnsi="Poppins" w:cs="Poppins" w:eastAsia="Poppins"/>
+                <w:b w:val="0"/>
+                <w:i w:val="0"/>
+                <w:color w:val="1B3325"/>
+                <w:sz w:val="16"/>
+              </w:rPr>
+              <w:t>Cuota de software de 2 TB</w:t>
+            </w:r>
+          </w:p>
+        </w:tc>
+        <w:tc>
+          <w:tcPr>
+            <w:tcW w:type="dxa" w:w="2300"/>
+            <w:tcBorders>
+              <w:top w:val="single" w:sz="4" w:space="0" w:color="1B3325"/>
+              <w:left w:val="single" w:sz="4" w:space="0" w:color="1B3325"/>
+              <w:bottom w:val="single" w:sz="4" w:space="0" w:color="1B3325"/>
+              <w:right w:val="single" w:sz="4" w:space="0" w:color="1B3325"/>
+            </w:tcBorders>
+            <w:tcMar>
+              <w:top w:w="40" w:type="dxa"/>
+              <w:left w:w="80" w:type="dxa"/>
+              <w:bottom w:w="40" w:type="dxa"/>
+              <w:right w:w="80" w:type="dxa"/>
+            </w:tcMar>
+            <w:shd w:val="clear" w:color="auto" w:fill="FFFFFF"/>
+            <w:vAlign w:val="center"/>
+          </w:tcPr>
+          <w:p>
+            <w:pPr>
+              <w:spacing w:before="0" w:after="0" w:line="259" w:lineRule="auto"/>
+              <w:jc w:val="left"/>
+              <w:widowControl/>
+            </w:pPr>
+            <w:r/>
+            <w:r>
+              <w:rPr>
+                <w:rFonts w:ascii="Poppins" w:hAnsi="Poppins" w:cs="Poppins" w:eastAsia="Poppins"/>
+                <w:b w:val="0"/>
+                <w:i w:val="0"/>
+                <w:color w:val="1B3325"/>
+                <w:sz w:val="16"/>
+              </w:rPr>
+              <w:t>El disco de esa VPS no alcanza para la cuota.</w:t>
+            </w:r>
+          </w:p>
+        </w:tc>
+      </w:tr>
+    </w:tbl>
+    <w:p>
+      <w:pPr>
+        <w:spacing w:before="0" w:after="40" w:line="259" w:lineRule="auto"/>
+        <w:jc w:val="left"/>
+        <w:widowControl/>
+      </w:pPr>
+    </w:p>
+    <w:p>
+      <w:pPr>
+        <w:spacing w:before="0" w:after="160" w:line="259" w:lineRule="auto"/>
+        <w:jc w:val="both"/>
+        <w:widowControl/>
+      </w:pPr>
+      <w:r>
+        <w:rPr>
+          <w:rFonts w:ascii="Poppins" w:hAnsi="Poppins" w:cs="Poppins" w:eastAsia="Poppins"/>
+          <w:b w:val="0"/>
+          <w:i w:val="0"/>
+          <w:color w:val="1B3325"/>
+          <w:sz w:val="26"/>
+        </w:rPr>
+        <w:t>La directriz de $20.000 por módulo es viable cuando el cliente compra uno. En 30 usuarios son $600.000 al mes, $254.297 por debajo de la licencia regional de Odoo y en el mismo orden que Bitrix24 Professional. El Drive suelto queda por encima de Zoho WorkDrive y de SharePoint, que son solo archivos.</w:t>
+      </w:r>
+    </w:p>
+    <w:p>
+      <w:pPr>
+        <w:spacing w:before="0" w:after="160" w:line="259" w:lineRule="auto"/>
+        <w:jc w:val="both"/>
+        <w:widowControl/>
+      </w:pPr>
+      <w:r>
+        <w:rPr>
+          <w:rFonts w:ascii="Poppins" w:hAnsi="Poppins" w:cs="Poppins" w:eastAsia="Poppins"/>
+          <w:b w:val="0"/>
+          <w:i w:val="0"/>
+          <w:color w:val="1B3325"/>
+          <w:sz w:val="26"/>
+        </w:rPr>
+        <w:t xml:space="preserve">Los tres módulos juntos, $60.000 por usuario y $1.800.000 al mes en 30 personas, quedan $945.703 por encima de la sola licencia de Odoo. Esa suite cobra una vez y trae </w:t>
+      </w:r>
+      <w:r>
+        <w:rPr>
+          <w:rFonts w:ascii="Poppins" w:hAnsi="Poppins" w:cs="Poppins" w:eastAsia="Poppins"/>
+          <w:b/>
+          <w:i w:val="0"/>
+          <w:color w:val="1B3325"/>
+          <w:sz w:val="26"/>
+        </w:rPr>
+        <w:t>CRM</w:t>
+      </w:r>
+      <w:r>
+        <w:rPr>
+          <w:rFonts w:ascii="Poppins" w:hAnsi="Poppins" w:cs="Poppins" w:eastAsia="Poppins"/>
+          <w:b w:val="0"/>
+          <w:i w:val="0"/>
+          <w:color w:val="1B3325"/>
+          <w:sz w:val="26"/>
+        </w:rPr>
+        <w:t xml:space="preserve">, personas y archivos. </w:t>
+      </w:r>
+      <w:r>
+        <w:rPr>
+          <w:rFonts w:ascii="Poppins" w:hAnsi="Poppins" w:cs="Poppins" w:eastAsia="Poppins"/>
+          <w:b/>
+          <w:i w:val="0"/>
+          <w:color w:val="1B3325"/>
+          <w:sz w:val="26"/>
+        </w:rPr>
+        <w:t>RecoTime</w:t>
+      </w:r>
+      <w:r>
+        <w:rPr>
+          <w:rFonts w:ascii="Poppins" w:hAnsi="Poppins" w:cs="Poppins" w:eastAsia="Poppins"/>
+          <w:b w:val="0"/>
+          <w:i w:val="0"/>
+          <w:color w:val="1B3325"/>
+          <w:sz w:val="26"/>
+        </w:rPr>
+        <w:t xml:space="preserve"> se defiende si el cliente valora la puesta en marcha incluida y puede empezar por un módulo. Si compara la factura de los tres contra Odoo o contra Bitrix24, el precio completo se ve alto.</w:t>
       </w:r>
     </w:p>
     <w:p>
@@ -19671,7 +21057,7 @@
           <w:color w:val="1B3325"/>
           <w:sz w:val="26"/>
         </w:rPr>
-        <w:t>Confirmar cómo se explica la cuota de 2 TB: es el techo del Drive, y el KVM 1 de Hostinger, cuya renovación anual queda en $466.800, trae 50 GB de disco. Ningún plan de esa lista llega a 2 TB.</w:t>
+        <w:t>Leer la sección 10.1 antes de usar la tabla con un cliente: un módulo a $20.000 es viable frente a Odoo y Bitrix24; los tres juntos quedan altos frente a una suite de una sola licencia; la cuota de 2 TB no cabe en el disco de 50 GB del KVM 1.</w:t>
       </w:r>
     </w:p>
     <w:p>

--- a/documentos/recotime/Informe The Company Dev - Perfil RecoTime.docx
+++ b/documentos/recotime/Informe The Company Dev - Perfil RecoTime.docx
@@ -700,12 +700,42 @@
             <w:r>
               <w:rPr>
                 <w:rFonts w:ascii="Poppins" w:hAnsi="Poppins" w:cs="Poppins" w:eastAsia="Poppins"/>
-                <w:b w:val="0"/>
+                <w:b/>
                 <w:i w:val="0"/>
                 <w:color w:val="1B3325"/>
                 <w:sz w:val="20"/>
               </w:rPr>
-              <w:t>Cada módulo: $20.000 por usuario. Los tres juntos: $60.000.</w:t>
+              <w:t>CRM</w:t>
+            </w:r>
+            <w:r>
+              <w:rPr>
+                <w:rFonts w:ascii="Poppins" w:hAnsi="Poppins" w:cs="Poppins" w:eastAsia="Poppins"/>
+                <w:b w:val="0"/>
+                <w:i w:val="0"/>
+                <w:color w:val="1B3325"/>
+                <w:sz w:val="20"/>
+              </w:rPr>
+              <w:t xml:space="preserve"> y </w:t>
+            </w:r>
+            <w:r>
+              <w:rPr>
+                <w:rFonts w:ascii="Poppins" w:hAnsi="Poppins" w:cs="Poppins" w:eastAsia="Poppins"/>
+                <w:b/>
+                <w:i w:val="0"/>
+                <w:color w:val="1B3325"/>
+                <w:sz w:val="20"/>
+              </w:rPr>
+              <w:t>ERP</w:t>
+            </w:r>
+            <w:r>
+              <w:rPr>
+                <w:rFonts w:ascii="Poppins" w:hAnsi="Poppins" w:cs="Poppins" w:eastAsia="Poppins"/>
+                <w:b w:val="0"/>
+                <w:i w:val="0"/>
+                <w:color w:val="1B3325"/>
+                <w:sz w:val="20"/>
+              </w:rPr>
+              <w:t xml:space="preserve"> $15.000. Asistencia $8.000. Drive $10.000. Los tres: $33.000.</w:t>
             </w:r>
           </w:p>
         </w:tc>
@@ -732,7 +762,7 @@
           <w:color w:val="1B3325"/>
           <w:sz w:val="26"/>
         </w:rPr>
-        <w:t xml:space="preserve">La directriz es cobrar $20.000 por usuario activo al mes en cada módulo. Son tres: </w:t>
+        <w:t xml:space="preserve">La directriz de $20.000 por módulo dejaba los tres en $60.000 por usuario, por encima de una suite que cobra una sola licencia. El precio que este informe recomienda es $15.000 para </w:t>
       </w:r>
       <w:r>
         <w:rPr>
@@ -772,7 +802,47 @@
           <w:color w:val="1B3325"/>
           <w:sz w:val="26"/>
         </w:rPr>
-        <w:t xml:space="preserve"> de gestión, asistencia, y Drive. Un módulo, en 30 usuarios, son $600.000 al mes. Los tres juntos son $60.000 por usuario, $1.800.000 al mes. La sección 10 compara esa directriz con el mercado: un módulo cabe; los tres juntos quedan por encima de una suite que cobra una sola licencia. La VPS y el dominio los paga el cliente: la renovación del KVM 1 sale en $466.800 al año.</w:t>
+        <w:t xml:space="preserve">, $8.000 para asistencia y $10.000 para Drive. Los tres juntos son $33.000 por usuario, $990.000 al mes en 30 personas. La licencia de Odoo Standard en Colombia queda en $28.477 por usuario. </w:t>
+      </w:r>
+      <w:r>
+        <w:rPr>
+          <w:rFonts w:ascii="Poppins" w:hAnsi="Poppins" w:cs="Poppins" w:eastAsia="Poppins"/>
+          <w:b/>
+          <w:i w:val="0"/>
+          <w:color w:val="1B3325"/>
+          <w:sz w:val="26"/>
+        </w:rPr>
+        <w:t xml:space="preserve">La VPS la coloca el cliente. </w:t>
+      </w:r>
+      <w:r>
+        <w:rPr>
+          <w:rFonts w:ascii="Poppins" w:hAnsi="Poppins" w:cs="Poppins" w:eastAsia="Poppins"/>
+          <w:b w:val="0"/>
+          <w:i w:val="0"/>
+          <w:color w:val="1B3325"/>
+          <w:sz w:val="26"/>
+        </w:rPr>
+        <w:t xml:space="preserve">La contrata, la paga, entrega el acceso y la renueva. El dominio también lo coloca el cliente. La mensualidad de </w:t>
+      </w:r>
+      <w:r>
+        <w:rPr>
+          <w:rFonts w:ascii="Poppins" w:hAnsi="Poppins" w:cs="Poppins" w:eastAsia="Poppins"/>
+          <w:b/>
+          <w:i w:val="0"/>
+          <w:color w:val="1B3325"/>
+          <w:sz w:val="26"/>
+        </w:rPr>
+        <w:t>RecoTime</w:t>
+      </w:r>
+      <w:r>
+        <w:rPr>
+          <w:rFonts w:ascii="Poppins" w:hAnsi="Poppins" w:cs="Poppins" w:eastAsia="Poppins"/>
+          <w:b w:val="0"/>
+          <w:i w:val="0"/>
+          <w:color w:val="1B3325"/>
+          <w:sz w:val="26"/>
+        </w:rPr>
+        <w:t xml:space="preserve"> no incluye servidor. La renovación del KVM 1 de Hostinger sale en $466.800 al año y trae 50 GB de disco.</w:t>
       </w:r>
     </w:p>
     <w:p>
@@ -3612,7 +3682,7 @@
           <w:color w:val="1B3325"/>
           <w:sz w:val="26"/>
         </w:rPr>
-        <w:t>. La VPS y el dominio no se cotizan aquí: los contrata el cliente.</w:t>
+        <w:t>. La VPS y el dominio no se cotizan aquí: los coloca el cliente.</w:t>
       </w:r>
     </w:p>
     <w:p>
@@ -10112,7 +10182,27 @@
           <w:color w:val="1B3325"/>
           <w:sz w:val="22"/>
         </w:rPr>
-        <w:t>Renovación al año = renovación al mes × 12, cálculo de este informe. KVM 1 se renueva en $466.800 al año. Es la cifra que se acerca a los $500.000 al año que la operación usa como referencia de la VPS. La oferta del primer periodo, a $19.900 al mes, son $238.800 si se mantienen doce meses. Hostinger puede cambiar la campaña. El dominio no va en esta tabla: lo contrata el cliente, y el precio depende de la extensión.</w:t>
+        <w:t xml:space="preserve">Renovación al año = renovación al mes × 12, cálculo de este informe. KVM 1 se renueva en $466.800 al año. Es la cifra que se acerca a los $500.000 al año que la operación usa como referencia. La oferta del primer periodo, a $19.900 al mes, son $238.800 si se mantienen doce meses. Hostinger puede cambiar la campaña. Esta tabla es referencia: la VPS la coloca el cliente y no se factura dentro de </w:t>
+      </w:r>
+      <w:r>
+        <w:rPr>
+          <w:rFonts w:ascii="Poppins" w:hAnsi="Poppins" w:cs="Poppins" w:eastAsia="Poppins"/>
+          <w:b/>
+          <w:i w:val="0"/>
+          <w:color w:val="1B3325"/>
+          <w:sz w:val="22"/>
+        </w:rPr>
+        <w:t>RecoTime</w:t>
+      </w:r>
+      <w:r>
+        <w:rPr>
+          <w:rFonts w:ascii="Poppins" w:hAnsi="Poppins" w:cs="Poppins" w:eastAsia="Poppins"/>
+          <w:b w:val="0"/>
+          <w:i w:val="0"/>
+          <w:color w:val="1B3325"/>
+          <w:sz w:val="22"/>
+        </w:rPr>
+        <w:t>. El dominio tampoco va aquí.</w:t>
       </w:r>
     </w:p>
     <w:p>
@@ -10324,12 +10414,22 @@
             <w:r>
               <w:rPr>
                 <w:rFonts w:ascii="Poppins" w:hAnsi="Poppins" w:cs="Poppins" w:eastAsia="Poppins"/>
-                <w:b w:val="0"/>
+                <w:b/>
                 <w:i w:val="0"/>
                 <w:color w:val="1B3325"/>
                 <w:sz w:val="16"/>
               </w:rPr>
-              <w:t>Odoo Standard, tarifa Colombia</w:t>
+              <w:t>RecoTime</w:t>
+            </w:r>
+            <w:r>
+              <w:rPr>
+                <w:rFonts w:ascii="Poppins" w:hAnsi="Poppins" w:cs="Poppins" w:eastAsia="Poppins"/>
+                <w:b w:val="0"/>
+                <w:i w:val="0"/>
+                <w:color w:val="1B3325"/>
+                <w:sz w:val="16"/>
+              </w:rPr>
+              <w:t>, los tres módulos</w:t>
             </w:r>
           </w:p>
         </w:tc>
@@ -10366,7 +10466,7 @@
                 <w:color w:val="1B3325"/>
                 <w:sz w:val="16"/>
               </w:rPr>
-              <w:t>$854.297</w:t>
+              <w:t>$990.000</w:t>
             </w:r>
           </w:p>
         </w:tc>
@@ -10403,7 +10503,7 @@
                 <w:color w:val="1B3325"/>
                 <w:sz w:val="16"/>
               </w:rPr>
-              <w:t>30 usuarios a US$ 8,95. Todas las apps. Implementación aparte.</w:t>
+              <w:t>30 × $33.000. Puesta en marcha incluida. La VPS la coloca el cliente.</w:t>
             </w:r>
           </w:p>
         </w:tc>
@@ -10440,12 +10540,52 @@
             <w:r>
               <w:rPr>
                 <w:rFonts w:ascii="Poppins" w:hAnsi="Poppins" w:cs="Poppins" w:eastAsia="Poppins"/>
-                <w:b w:val="0"/>
+                <w:b/>
                 <w:i w:val="0"/>
                 <w:color w:val="1B3325"/>
                 <w:sz w:val="16"/>
               </w:rPr>
-              <w:t>Odoo Personalizado, primer año Colombia</w:t>
+              <w:t>RecoTime</w:t>
+            </w:r>
+            <w:r>
+              <w:rPr>
+                <w:rFonts w:ascii="Poppins" w:hAnsi="Poppins" w:cs="Poppins" w:eastAsia="Poppins"/>
+                <w:b w:val="0"/>
+                <w:i w:val="0"/>
+                <w:color w:val="1B3325"/>
+                <w:sz w:val="16"/>
+              </w:rPr>
+              <w:t xml:space="preserve">, solo </w:t>
+            </w:r>
+            <w:r>
+              <w:rPr>
+                <w:rFonts w:ascii="Poppins" w:hAnsi="Poppins" w:cs="Poppins" w:eastAsia="Poppins"/>
+                <w:b/>
+                <w:i w:val="0"/>
+                <w:color w:val="1B3325"/>
+                <w:sz w:val="16"/>
+              </w:rPr>
+              <w:t>CRM</w:t>
+            </w:r>
+            <w:r>
+              <w:rPr>
+                <w:rFonts w:ascii="Poppins" w:hAnsi="Poppins" w:cs="Poppins" w:eastAsia="Poppins"/>
+                <w:b w:val="0"/>
+                <w:i w:val="0"/>
+                <w:color w:val="1B3325"/>
+                <w:sz w:val="16"/>
+              </w:rPr>
+              <w:t xml:space="preserve"> y </w:t>
+            </w:r>
+            <w:r>
+              <w:rPr>
+                <w:rFonts w:ascii="Poppins" w:hAnsi="Poppins" w:cs="Poppins" w:eastAsia="Poppins"/>
+                <w:b/>
+                <w:i w:val="0"/>
+                <w:color w:val="1B3325"/>
+                <w:sz w:val="16"/>
+              </w:rPr>
+              <w:t>ERP</w:t>
             </w:r>
           </w:p>
         </w:tc>
@@ -10482,7 +10622,7 @@
                 <w:color w:val="1B3325"/>
                 <w:sz w:val="16"/>
               </w:rPr>
-              <w:t>$1.279.059</w:t>
+              <w:t>$450.000</w:t>
             </w:r>
           </w:p>
         </w:tc>
@@ -10519,7 +10659,7 @@
                 <w:color w:val="1B3325"/>
                 <w:sz w:val="16"/>
               </w:rPr>
-              <w:t>30 usuarios a US$ 13,40. Studio, API y multiempresa.</w:t>
+              <w:t>30 × $15.000. Asistencia y Drive se suman si el cliente los toma.</w:t>
             </w:r>
           </w:p>
         </w:tc>
@@ -10561,7 +10701,7 @@
                 <w:color w:val="1B3325"/>
                 <w:sz w:val="16"/>
               </w:rPr>
-              <w:t>Odoo Standard, lista de EE. UU. al renovar</w:t>
+              <w:t>Odoo Standard, tarifa Colombia</w:t>
             </w:r>
           </w:p>
         </w:tc>
@@ -10598,7 +10738,7 @@
                 <w:color w:val="1B3325"/>
                 <w:sz w:val="16"/>
               </w:rPr>
-              <w:t>$2.968.563</w:t>
+              <w:t>$854.297</w:t>
             </w:r>
           </w:p>
         </w:tc>
@@ -10635,7 +10775,7 @@
                 <w:color w:val="1B3325"/>
                 <w:sz w:val="16"/>
               </w:rPr>
-              <w:t>La misma suscripción si el precio que aplica es el de Estados Unidos.</w:t>
+              <w:t>30 usuarios a US$ 8,95. Todas las apps. Implementación aparte.</w:t>
             </w:r>
           </w:p>
         </w:tc>
@@ -10677,7 +10817,7 @@
                 <w:color w:val="1B3325"/>
                 <w:sz w:val="16"/>
               </w:rPr>
-              <w:t>Bitrix24 Standard, pago anual</w:t>
+              <w:t>Odoo Personalizado, primer año Colombia</w:t>
             </w:r>
           </w:p>
         </w:tc>
@@ -10714,7 +10854,7 @@
                 <w:color w:val="1B3325"/>
                 <w:sz w:val="16"/>
               </w:rPr>
-              <w:t>$314.992</w:t>
+              <w:t>$1.279.059</w:t>
             </w:r>
           </w:p>
         </w:tc>
@@ -10751,27 +10891,7 @@
                 <w:color w:val="1B3325"/>
                 <w:sz w:val="16"/>
               </w:rPr>
-              <w:t xml:space="preserve">Tope de 50 usuarios. </w:t>
-            </w:r>
-            <w:r>
-              <w:rPr>
-                <w:rFonts w:ascii="Poppins" w:hAnsi="Poppins" w:cs="Poppins" w:eastAsia="Poppins"/>
-                <w:b/>
-                <w:i w:val="0"/>
-                <w:color w:val="1B3325"/>
-                <w:sz w:val="16"/>
-              </w:rPr>
-              <w:t>CRM</w:t>
-            </w:r>
-            <w:r>
-              <w:rPr>
-                <w:rFonts w:ascii="Poppins" w:hAnsi="Poppins" w:cs="Poppins" w:eastAsia="Poppins"/>
-                <w:b w:val="0"/>
-                <w:i w:val="0"/>
-                <w:color w:val="1B3325"/>
-                <w:sz w:val="16"/>
-              </w:rPr>
-              <w:t xml:space="preserve"> y tareas. Sin las horas de empleado de Professional.</w:t>
+              <w:t>30 usuarios a US$ 13,40. Studio, API y multiempresa.</w:t>
             </w:r>
           </w:p>
         </w:tc>
@@ -10813,7 +10933,7 @@
                 <w:color w:val="1B3325"/>
                 <w:sz w:val="16"/>
               </w:rPr>
-              <w:t>Bitrix24 Professional, pago anual</w:t>
+              <w:t>Odoo Standard, lista de EE. UU. al renovar</w:t>
             </w:r>
           </w:p>
         </w:tc>
@@ -10850,7 +10970,7 @@
                 <w:color w:val="1B3325"/>
                 <w:sz w:val="16"/>
               </w:rPr>
-              <w:t>$633.166</w:t>
+              <w:t>$2.968.563</w:t>
             </w:r>
           </w:p>
         </w:tc>
@@ -10887,7 +11007,7 @@
                 <w:color w:val="1B3325"/>
                 <w:sz w:val="16"/>
               </w:rPr>
-              <w:t>Tope de 100 usuarios. Incluye RR. HH. y horas del empleado. El partner va aparte.</w:t>
+              <w:t>La misma suscripción si el precio que aplica es el de Estados Unidos.</w:t>
             </w:r>
           </w:p>
         </w:tc>
@@ -10929,27 +11049,7 @@
                 <w:color w:val="1B3325"/>
                 <w:sz w:val="16"/>
               </w:rPr>
-              <w:t xml:space="preserve">Zoho </w:t>
-            </w:r>
-            <w:r>
-              <w:rPr>
-                <w:rFonts w:ascii="Poppins" w:hAnsi="Poppins" w:cs="Poppins" w:eastAsia="Poppins"/>
-                <w:b/>
-                <w:i w:val="0"/>
-                <w:color w:val="1B3325"/>
-                <w:sz w:val="16"/>
-              </w:rPr>
-              <w:t>CRM</w:t>
-            </w:r>
-            <w:r>
-              <w:rPr>
-                <w:rFonts w:ascii="Poppins" w:hAnsi="Poppins" w:cs="Poppins" w:eastAsia="Poppins"/>
-                <w:b w:val="0"/>
-                <w:i w:val="0"/>
-                <w:color w:val="1B3325"/>
-                <w:sz w:val="16"/>
-              </w:rPr>
-              <w:t xml:space="preserve"> y People, lectura 2026</w:t>
+              <w:t>Bitrix24 Standard, pago anual</w:t>
             </w:r>
           </w:p>
         </w:tc>
@@ -10986,7 +11086,7 @@
                 <w:color w:val="1B3325"/>
                 <w:sz w:val="16"/>
               </w:rPr>
-              <w:t>$652.257</w:t>
+              <w:t>$314.992</w:t>
             </w:r>
           </w:p>
         </w:tc>
@@ -11023,7 +11123,7 @@
                 <w:color w:val="1B3325"/>
                 <w:sz w:val="16"/>
               </w:rPr>
-              <w:t xml:space="preserve">5 asientos de </w:t>
+              <w:t xml:space="preserve">Tope de 50 usuarios. </w:t>
             </w:r>
             <w:r>
               <w:rPr>
@@ -11043,7 +11143,7 @@
                 <w:color w:val="1B3325"/>
                 <w:sz w:val="16"/>
               </w:rPr>
-              <w:t xml:space="preserve"> Professional y 30 de People Essential. Dos productos.</w:t>
+              <w:t xml:space="preserve"> y tareas. Sin las horas de empleado de Professional.</w:t>
             </w:r>
           </w:p>
         </w:tc>
@@ -11085,7 +11185,7 @@
                 <w:color w:val="1B3325"/>
                 <w:sz w:val="16"/>
               </w:rPr>
-              <w:t>Factorial, punto de partida</w:t>
+              <w:t>Bitrix24 Professional, pago anual</w:t>
             </w:r>
           </w:p>
         </w:tc>
@@ -11122,7 +11222,7 @@
                 <w:color w:val="1B3325"/>
                 <w:sz w:val="16"/>
               </w:rPr>
-              <w:t>$763.618</w:t>
+              <w:t>$633.166</w:t>
             </w:r>
           </w:p>
         </w:tc>
@@ -11159,7 +11259,7 @@
                 <w:color w:val="1B3325"/>
                 <w:sz w:val="16"/>
               </w:rPr>
-              <w:t>30 × US$ 8. El módulo de tiempo se cotiza encima.</w:t>
+              <w:t>Tope de 100 usuarios. Incluye RR. HH. y horas del empleado. El partner va aparte.</w:t>
             </w:r>
           </w:p>
         </w:tc>
@@ -11201,7 +11301,27 @@
                 <w:color w:val="1B3325"/>
                 <w:sz w:val="16"/>
               </w:rPr>
-              <w:t>Business Central Essentials</w:t>
+              <w:t xml:space="preserve">Zoho </w:t>
+            </w:r>
+            <w:r>
+              <w:rPr>
+                <w:rFonts w:ascii="Poppins" w:hAnsi="Poppins" w:cs="Poppins" w:eastAsia="Poppins"/>
+                <w:b/>
+                <w:i w:val="0"/>
+                <w:color w:val="1B3325"/>
+                <w:sz w:val="16"/>
+              </w:rPr>
+              <w:t>CRM</w:t>
+            </w:r>
+            <w:r>
+              <w:rPr>
+                <w:rFonts w:ascii="Poppins" w:hAnsi="Poppins" w:cs="Poppins" w:eastAsia="Poppins"/>
+                <w:b w:val="0"/>
+                <w:i w:val="0"/>
+                <w:color w:val="1B3325"/>
+                <w:sz w:val="16"/>
+              </w:rPr>
+              <w:t xml:space="preserve"> y People, lectura 2026</w:t>
             </w:r>
           </w:p>
         </w:tc>
@@ -11238,7 +11358,7 @@
                 <w:color w:val="1B3325"/>
                 <w:sz w:val="16"/>
               </w:rPr>
-              <w:t>$7.636.176</w:t>
+              <w:t>$652.257</w:t>
             </w:r>
           </w:p>
         </w:tc>
@@ -11275,7 +11395,7 @@
                 <w:color w:val="1B3325"/>
                 <w:sz w:val="16"/>
               </w:rPr>
-              <w:t xml:space="preserve">30 × US$ 80. </w:t>
+              <w:t xml:space="preserve">5 asientos de </w:t>
             </w:r>
             <w:r>
               <w:rPr>
@@ -11285,7 +11405,7 @@
                 <w:color w:val="1B3325"/>
                 <w:sz w:val="16"/>
               </w:rPr>
-              <w:t>ERP</w:t>
+              <w:t>CRM</w:t>
             </w:r>
             <w:r>
               <w:rPr>
@@ -11295,7 +11415,7 @@
                 <w:color w:val="1B3325"/>
                 <w:sz w:val="16"/>
               </w:rPr>
-              <w:t xml:space="preserve"> de finanzas y operación. Partner aparte.</w:t>
+              <w:t xml:space="preserve"> Professional y 30 de People Essential. Dos productos.</w:t>
             </w:r>
           </w:p>
         </w:tc>
@@ -11337,7 +11457,7 @@
                 <w:color w:val="1B3325"/>
                 <w:sz w:val="16"/>
               </w:rPr>
-              <w:t>Alegra Nómina, 11 a 20 empleados</w:t>
+              <w:t>Factorial, punto de partida</w:t>
             </w:r>
           </w:p>
         </w:tc>
@@ -11374,7 +11494,7 @@
                 <w:color w:val="1B3325"/>
                 <w:sz w:val="16"/>
               </w:rPr>
-              <w:t>$69.000</w:t>
+              <w:t>$763.618</w:t>
             </w:r>
           </w:p>
         </w:tc>
@@ -11411,6 +11531,258 @@
                 <w:color w:val="1B3325"/>
                 <w:sz w:val="16"/>
               </w:rPr>
+              <w:t>30 × US$ 8. El módulo de tiempo se cotiza encima.</w:t>
+            </w:r>
+          </w:p>
+        </w:tc>
+      </w:tr>
+      <w:tr>
+        <w:trPr>
+          <w:cantSplit/>
+        </w:trPr>
+        <w:tc>
+          <w:tcPr>
+            <w:tcW w:type="dxa" w:w="2800"/>
+            <w:tcBorders>
+              <w:top w:val="single" w:sz="4" w:space="0" w:color="1B3325"/>
+              <w:left w:val="single" w:sz="4" w:space="0" w:color="1B3325"/>
+              <w:bottom w:val="single" w:sz="4" w:space="0" w:color="1B3325"/>
+              <w:right w:val="single" w:sz="4" w:space="0" w:color="1B3325"/>
+            </w:tcBorders>
+            <w:tcMar>
+              <w:top w:w="40" w:type="dxa"/>
+              <w:left w:w="80" w:type="dxa"/>
+              <w:bottom w:w="40" w:type="dxa"/>
+              <w:right w:w="80" w:type="dxa"/>
+            </w:tcMar>
+            <w:shd w:val="clear" w:color="auto" w:fill="F7FBF8"/>
+            <w:vAlign w:val="center"/>
+          </w:tcPr>
+          <w:p>
+            <w:pPr>
+              <w:spacing w:before="0" w:after="0" w:line="259" w:lineRule="auto"/>
+              <w:jc w:val="left"/>
+              <w:widowControl/>
+            </w:pPr>
+            <w:r/>
+            <w:r>
+              <w:rPr>
+                <w:rFonts w:ascii="Poppins" w:hAnsi="Poppins" w:cs="Poppins" w:eastAsia="Poppins"/>
+                <w:b w:val="0"/>
+                <w:i w:val="0"/>
+                <w:color w:val="1B3325"/>
+                <w:sz w:val="16"/>
+              </w:rPr>
+              <w:t>Business Central Essentials</w:t>
+            </w:r>
+          </w:p>
+        </w:tc>
+        <w:tc>
+          <w:tcPr>
+            <w:tcW w:type="dxa" w:w="1900"/>
+            <w:tcBorders>
+              <w:top w:val="single" w:sz="4" w:space="0" w:color="1B3325"/>
+              <w:left w:val="single" w:sz="4" w:space="0" w:color="1B3325"/>
+              <w:bottom w:val="single" w:sz="4" w:space="0" w:color="1B3325"/>
+              <w:right w:val="single" w:sz="4" w:space="0" w:color="1B3325"/>
+            </w:tcBorders>
+            <w:tcMar>
+              <w:top w:w="40" w:type="dxa"/>
+              <w:left w:w="80" w:type="dxa"/>
+              <w:bottom w:w="40" w:type="dxa"/>
+              <w:right w:w="80" w:type="dxa"/>
+            </w:tcMar>
+            <w:shd w:val="clear" w:color="auto" w:fill="F7FBF8"/>
+            <w:vAlign w:val="center"/>
+          </w:tcPr>
+          <w:p>
+            <w:pPr>
+              <w:spacing w:before="0" w:after="0" w:line="259" w:lineRule="auto"/>
+              <w:jc w:val="center"/>
+              <w:widowControl/>
+            </w:pPr>
+            <w:r/>
+            <w:r>
+              <w:rPr>
+                <w:rFonts w:ascii="Poppins" w:hAnsi="Poppins" w:cs="Poppins" w:eastAsia="Poppins"/>
+                <w:b w:val="0"/>
+                <w:i w:val="0"/>
+                <w:color w:val="1B3325"/>
+                <w:sz w:val="16"/>
+              </w:rPr>
+              <w:t>$7.636.176</w:t>
+            </w:r>
+          </w:p>
+        </w:tc>
+        <w:tc>
+          <w:tcPr>
+            <w:tcW w:type="dxa" w:w="4900"/>
+            <w:tcBorders>
+              <w:top w:val="single" w:sz="4" w:space="0" w:color="1B3325"/>
+              <w:left w:val="single" w:sz="4" w:space="0" w:color="1B3325"/>
+              <w:bottom w:val="single" w:sz="4" w:space="0" w:color="1B3325"/>
+              <w:right w:val="single" w:sz="4" w:space="0" w:color="1B3325"/>
+            </w:tcBorders>
+            <w:tcMar>
+              <w:top w:w="40" w:type="dxa"/>
+              <w:left w:w="80" w:type="dxa"/>
+              <w:bottom w:w="40" w:type="dxa"/>
+              <w:right w:w="80" w:type="dxa"/>
+            </w:tcMar>
+            <w:shd w:val="clear" w:color="auto" w:fill="F7FBF8"/>
+            <w:vAlign w:val="center"/>
+          </w:tcPr>
+          <w:p>
+            <w:pPr>
+              <w:spacing w:before="0" w:after="0" w:line="259" w:lineRule="auto"/>
+              <w:jc w:val="left"/>
+              <w:widowControl/>
+            </w:pPr>
+            <w:r/>
+            <w:r>
+              <w:rPr>
+                <w:rFonts w:ascii="Poppins" w:hAnsi="Poppins" w:cs="Poppins" w:eastAsia="Poppins"/>
+                <w:b w:val="0"/>
+                <w:i w:val="0"/>
+                <w:color w:val="1B3325"/>
+                <w:sz w:val="16"/>
+              </w:rPr>
+              <w:t xml:space="preserve">30 × US$ 80. </w:t>
+            </w:r>
+            <w:r>
+              <w:rPr>
+                <w:rFonts w:ascii="Poppins" w:hAnsi="Poppins" w:cs="Poppins" w:eastAsia="Poppins"/>
+                <w:b/>
+                <w:i w:val="0"/>
+                <w:color w:val="1B3325"/>
+                <w:sz w:val="16"/>
+              </w:rPr>
+              <w:t>ERP</w:t>
+            </w:r>
+            <w:r>
+              <w:rPr>
+                <w:rFonts w:ascii="Poppins" w:hAnsi="Poppins" w:cs="Poppins" w:eastAsia="Poppins"/>
+                <w:b w:val="0"/>
+                <w:i w:val="0"/>
+                <w:color w:val="1B3325"/>
+                <w:sz w:val="16"/>
+              </w:rPr>
+              <w:t xml:space="preserve"> de finanzas y operación. Partner aparte.</w:t>
+            </w:r>
+          </w:p>
+        </w:tc>
+      </w:tr>
+      <w:tr>
+        <w:trPr>
+          <w:cantSplit/>
+        </w:trPr>
+        <w:tc>
+          <w:tcPr>
+            <w:tcW w:type="dxa" w:w="2800"/>
+            <w:tcBorders>
+              <w:top w:val="single" w:sz="4" w:space="0" w:color="1B3325"/>
+              <w:left w:val="single" w:sz="4" w:space="0" w:color="1B3325"/>
+              <w:bottom w:val="single" w:sz="4" w:space="0" w:color="1B3325"/>
+              <w:right w:val="single" w:sz="4" w:space="0" w:color="1B3325"/>
+            </w:tcBorders>
+            <w:tcMar>
+              <w:top w:w="40" w:type="dxa"/>
+              <w:left w:w="80" w:type="dxa"/>
+              <w:bottom w:w="40" w:type="dxa"/>
+              <w:right w:w="80" w:type="dxa"/>
+            </w:tcMar>
+            <w:shd w:val="clear" w:color="auto" w:fill="FFFFFF"/>
+            <w:vAlign w:val="center"/>
+          </w:tcPr>
+          <w:p>
+            <w:pPr>
+              <w:spacing w:before="0" w:after="0" w:line="259" w:lineRule="auto"/>
+              <w:jc w:val="left"/>
+              <w:widowControl/>
+            </w:pPr>
+            <w:r/>
+            <w:r>
+              <w:rPr>
+                <w:rFonts w:ascii="Poppins" w:hAnsi="Poppins" w:cs="Poppins" w:eastAsia="Poppins"/>
+                <w:b w:val="0"/>
+                <w:i w:val="0"/>
+                <w:color w:val="1B3325"/>
+                <w:sz w:val="16"/>
+              </w:rPr>
+              <w:t>Alegra Nómina, 11 a 20 empleados</w:t>
+            </w:r>
+          </w:p>
+        </w:tc>
+        <w:tc>
+          <w:tcPr>
+            <w:tcW w:type="dxa" w:w="1900"/>
+            <w:tcBorders>
+              <w:top w:val="single" w:sz="4" w:space="0" w:color="1B3325"/>
+              <w:left w:val="single" w:sz="4" w:space="0" w:color="1B3325"/>
+              <w:bottom w:val="single" w:sz="4" w:space="0" w:color="1B3325"/>
+              <w:right w:val="single" w:sz="4" w:space="0" w:color="1B3325"/>
+            </w:tcBorders>
+            <w:tcMar>
+              <w:top w:w="40" w:type="dxa"/>
+              <w:left w:w="80" w:type="dxa"/>
+              <w:bottom w:w="40" w:type="dxa"/>
+              <w:right w:w="80" w:type="dxa"/>
+            </w:tcMar>
+            <w:shd w:val="clear" w:color="auto" w:fill="FFFFFF"/>
+            <w:vAlign w:val="center"/>
+          </w:tcPr>
+          <w:p>
+            <w:pPr>
+              <w:spacing w:before="0" w:after="0" w:line="259" w:lineRule="auto"/>
+              <w:jc w:val="center"/>
+              <w:widowControl/>
+            </w:pPr>
+            <w:r/>
+            <w:r>
+              <w:rPr>
+                <w:rFonts w:ascii="Poppins" w:hAnsi="Poppins" w:cs="Poppins" w:eastAsia="Poppins"/>
+                <w:b w:val="0"/>
+                <w:i w:val="0"/>
+                <w:color w:val="1B3325"/>
+                <w:sz w:val="16"/>
+              </w:rPr>
+              <w:t>$69.000</w:t>
+            </w:r>
+          </w:p>
+        </w:tc>
+        <w:tc>
+          <w:tcPr>
+            <w:tcW w:type="dxa" w:w="4900"/>
+            <w:tcBorders>
+              <w:top w:val="single" w:sz="4" w:space="0" w:color="1B3325"/>
+              <w:left w:val="single" w:sz="4" w:space="0" w:color="1B3325"/>
+              <w:bottom w:val="single" w:sz="4" w:space="0" w:color="1B3325"/>
+              <w:right w:val="single" w:sz="4" w:space="0" w:color="1B3325"/>
+            </w:tcBorders>
+            <w:tcMar>
+              <w:top w:w="40" w:type="dxa"/>
+              <w:left w:w="80" w:type="dxa"/>
+              <w:bottom w:w="40" w:type="dxa"/>
+              <w:right w:w="80" w:type="dxa"/>
+            </w:tcMar>
+            <w:shd w:val="clear" w:color="auto" w:fill="FFFFFF"/>
+            <w:vAlign w:val="center"/>
+          </w:tcPr>
+          <w:p>
+            <w:pPr>
+              <w:spacing w:before="0" w:after="0" w:line="259" w:lineRule="auto"/>
+              <w:jc w:val="left"/>
+              <w:widowControl/>
+            </w:pPr>
+            <w:r/>
+            <w:r>
+              <w:rPr>
+                <w:rFonts w:ascii="Poppins" w:hAnsi="Poppins" w:cs="Poppins" w:eastAsia="Poppins"/>
+                <w:b w:val="0"/>
+                <w:i w:val="0"/>
+                <w:color w:val="1B3325"/>
+                <w:sz w:val="16"/>
+              </w:rPr>
               <w:t>Nómina electrónica y liquidación. Otro problema, otro sistema.</w:t>
             </w:r>
           </w:p>
@@ -11439,7 +11811,7 @@
           <w:color w:val="1B3325"/>
           <w:sz w:val="26"/>
         </w:rPr>
-        <w:t>10.1. Viabilidad de los $20.000 por módulo</w:t>
+        <w:t>10.1. Precio acoplado al mercado</w:t>
       </w:r>
     </w:p>
     <w:p>
@@ -11456,47 +11828,7 @@
           <w:color w:val="1B3325"/>
           <w:sz w:val="26"/>
         </w:rPr>
-        <w:t xml:space="preserve">Esta tabla pone la directriz comercial al lado del mercado de la sección 9. Los pesos de las referencias en dólares son cálculo de este informe con la TRM de $3.181,74. «Viable» significa que el valor de </w:t>
-      </w:r>
-      <w:r>
-        <w:rPr>
-          <w:rFonts w:ascii="Poppins" w:hAnsi="Poppins" w:cs="Poppins" w:eastAsia="Poppins"/>
-          <w:b/>
-          <w:i w:val="0"/>
-          <w:color w:val="1B3325"/>
-          <w:sz w:val="26"/>
-        </w:rPr>
-        <w:t>RecoTime</w:t>
-      </w:r>
-      <w:r>
-        <w:rPr>
-          <w:rFonts w:ascii="Poppins" w:hAnsi="Poppins" w:cs="Poppins" w:eastAsia="Poppins"/>
-          <w:b w:val="0"/>
-          <w:i w:val="0"/>
-          <w:color w:val="1B3325"/>
-          <w:sz w:val="26"/>
-        </w:rPr>
-        <w:t xml:space="preserve"> cabe en el orden de esa referencia. «Apretado» significa que el mercado publica algo más bajo para un producto más estrecho. «Alto» significa que la factura de </w:t>
-      </w:r>
-      <w:r>
-        <w:rPr>
-          <w:rFonts w:ascii="Poppins" w:hAnsi="Poppins" w:cs="Poppins" w:eastAsia="Poppins"/>
-          <w:b/>
-          <w:i w:val="0"/>
-          <w:color w:val="1B3325"/>
-          <w:sz w:val="26"/>
-        </w:rPr>
-        <w:t>RecoTime</w:t>
-      </w:r>
-      <w:r>
-        <w:rPr>
-          <w:rFonts w:ascii="Poppins" w:hAnsi="Poppins" w:cs="Poppins" w:eastAsia="Poppins"/>
-          <w:b w:val="0"/>
-          <w:i w:val="0"/>
-          <w:color w:val="1B3325"/>
-          <w:sz w:val="26"/>
-        </w:rPr>
-        <w:t xml:space="preserve"> supera a una suite que cobra una sola vez.</w:t>
+        <w:t>La directriz de $20.000 por módulo sumaba $60.000 por usuario. Para 30 personas eso eran $1.800.000 al mes, por encima de la licencia de Odoo Standard en Colombia. El ajuste deja cada módulo en el orden de su propia referencia y los tres juntos entre las dos licencias de Odoo. Los pesos de las referencias en dólares son cálculo de este informe con la TRM de $3.181,74. La puesta en marcha va incluida en estos valores. La VPS no va: la coloca el cliente.</w:t>
       </w:r>
     </w:p>
     <w:tbl>
@@ -11507,16 +11839,92 @@
         <w:tblLook w:firstColumn="1" w:firstRow="1" w:lastColumn="0" w:lastRow="0" w:noHBand="0" w:noVBand="1" w:val="04A0"/>
       </w:tblPr>
       <w:tblGrid>
+        <w:gridCol w:w="2100"/>
+        <w:gridCol w:w="2800"/>
         <w:gridCol w:w="2500"/>
-        <w:gridCol w:w="2400"/>
-        <w:gridCol w:w="2400"/>
-        <w:gridCol w:w="2300"/>
+        <w:gridCol w:w="2200"/>
       </w:tblGrid>
       <w:tr>
         <w:trPr>
           <w:tblHeader/>
           <w:cantSplit/>
         </w:trPr>
+        <w:tc>
+          <w:tcPr>
+            <w:tcW w:type="dxa" w:w="2100"/>
+            <w:tcBorders>
+              <w:top w:val="single" w:sz="4" w:space="0" w:color="1B3325"/>
+              <w:left w:val="single" w:sz="4" w:space="0" w:color="1B3325"/>
+              <w:bottom w:val="single" w:sz="4" w:space="0" w:color="1B3325"/>
+              <w:right w:val="single" w:sz="4" w:space="0" w:color="1B3325"/>
+            </w:tcBorders>
+            <w:tcMar>
+              <w:top w:w="40" w:type="dxa"/>
+              <w:left w:w="80" w:type="dxa"/>
+              <w:bottom w:w="40" w:type="dxa"/>
+              <w:right w:w="80" w:type="dxa"/>
+            </w:tcMar>
+            <w:shd w:val="clear" w:color="auto" w:fill="1B3325"/>
+            <w:vAlign w:val="center"/>
+          </w:tcPr>
+          <w:p>
+            <w:pPr>
+              <w:spacing w:before="0" w:after="0" w:line="259" w:lineRule="auto"/>
+              <w:jc w:val="center"/>
+              <w:widowControl/>
+              <w:keepNext/>
+            </w:pPr>
+            <w:r/>
+            <w:r>
+              <w:rPr>
+                <w:rFonts w:ascii="Poppins" w:hAnsi="Poppins" w:cs="Poppins" w:eastAsia="Poppins"/>
+                <w:b/>
+                <w:i w:val="0"/>
+                <w:color w:val="FFFFFF"/>
+                <w:sz w:val="16"/>
+              </w:rPr>
+              <w:t>Pieza</w:t>
+            </w:r>
+          </w:p>
+        </w:tc>
+        <w:tc>
+          <w:tcPr>
+            <w:tcW w:type="dxa" w:w="2800"/>
+            <w:tcBorders>
+              <w:top w:val="single" w:sz="4" w:space="0" w:color="1B3325"/>
+              <w:left w:val="single" w:sz="4" w:space="0" w:color="1B3325"/>
+              <w:bottom w:val="single" w:sz="4" w:space="0" w:color="1B3325"/>
+              <w:right w:val="single" w:sz="4" w:space="0" w:color="1B3325"/>
+            </w:tcBorders>
+            <w:tcMar>
+              <w:top w:w="40" w:type="dxa"/>
+              <w:left w:w="80" w:type="dxa"/>
+              <w:bottom w:w="40" w:type="dxa"/>
+              <w:right w:w="80" w:type="dxa"/>
+            </w:tcMar>
+            <w:shd w:val="clear" w:color="auto" w:fill="1B3325"/>
+            <w:vAlign w:val="center"/>
+          </w:tcPr>
+          <w:p>
+            <w:pPr>
+              <w:spacing w:before="0" w:after="0" w:line="259" w:lineRule="auto"/>
+              <w:jc w:val="center"/>
+              <w:widowControl/>
+              <w:keepNext/>
+            </w:pPr>
+            <w:r/>
+            <w:r>
+              <w:rPr>
+                <w:rFonts w:ascii="Poppins" w:hAnsi="Poppins" w:cs="Poppins" w:eastAsia="Poppins"/>
+                <w:b/>
+                <w:i w:val="0"/>
+                <w:color w:val="FFFFFF"/>
+                <w:sz w:val="16"/>
+              </w:rPr>
+              <w:t>Referencia de mercado</w:t>
+            </w:r>
+          </w:p>
+        </w:tc>
         <w:tc>
           <w:tcPr>
             <w:tcW w:type="dxa" w:w="2500"/>
@@ -11551,13 +11959,13 @@
                 <w:color w:val="FFFFFF"/>
                 <w:sz w:val="16"/>
               </w:rPr>
-              <w:t>Comparación</w:t>
+              <w:t>RecoTime</w:t>
             </w:r>
           </w:p>
         </w:tc>
         <w:tc>
           <w:tcPr>
-            <w:tcW w:type="dxa" w:w="2400"/>
+            <w:tcW w:type="dxa" w:w="2200"/>
             <w:tcBorders>
               <w:top w:val="single" w:sz="4" w:space="0" w:color="1B3325"/>
               <w:left w:val="single" w:sz="4" w:space="0" w:color="1B3325"/>
@@ -11589,13 +11997,18 @@
                 <w:color w:val="FFFFFF"/>
                 <w:sz w:val="16"/>
               </w:rPr>
-              <w:t>Mercado</w:t>
+              <w:t>Lectura</w:t>
             </w:r>
           </w:p>
         </w:tc>
+      </w:tr>
+      <w:tr>
+        <w:trPr>
+          <w:cantSplit/>
+        </w:trPr>
         <w:tc>
           <w:tcPr>
-            <w:tcW w:type="dxa" w:w="2400"/>
+            <w:tcW w:type="dxa" w:w="2100"/>
             <w:tcBorders>
               <w:top w:val="single" w:sz="4" w:space="0" w:color="1B3325"/>
               <w:left w:val="single" w:sz="4" w:space="0" w:color="1B3325"/>
@@ -11608,13 +12021,13 @@
               <w:bottom w:w="40" w:type="dxa"/>
               <w:right w:w="80" w:type="dxa"/>
             </w:tcMar>
-            <w:shd w:val="clear" w:color="auto" w:fill="1B3325"/>
+            <w:shd w:val="clear" w:color="auto" w:fill="FFFFFF"/>
             <w:vAlign w:val="center"/>
           </w:tcPr>
           <w:p>
             <w:pPr>
               <w:spacing w:before="0" w:after="0" w:line="259" w:lineRule="auto"/>
-              <w:jc w:val="center"/>
+              <w:jc w:val="left"/>
               <w:widowControl/>
               <w:keepNext/>
             </w:pPr>
@@ -11624,16 +12037,46 @@
                 <w:rFonts w:ascii="Poppins" w:hAnsi="Poppins" w:cs="Poppins" w:eastAsia="Poppins"/>
                 <w:b/>
                 <w:i w:val="0"/>
-                <w:color w:val="FFFFFF"/>
+                <w:color w:val="1B3325"/>
                 <w:sz w:val="16"/>
               </w:rPr>
-              <w:t>RecoTime</w:t>
+              <w:t>CRM</w:t>
+            </w:r>
+            <w:r>
+              <w:rPr>
+                <w:rFonts w:ascii="Poppins" w:hAnsi="Poppins" w:cs="Poppins" w:eastAsia="Poppins"/>
+                <w:b w:val="0"/>
+                <w:i w:val="0"/>
+                <w:color w:val="1B3325"/>
+                <w:sz w:val="16"/>
+              </w:rPr>
+              <w:t xml:space="preserve"> y </w:t>
+            </w:r>
+            <w:r>
+              <w:rPr>
+                <w:rFonts w:ascii="Poppins" w:hAnsi="Poppins" w:cs="Poppins" w:eastAsia="Poppins"/>
+                <w:b/>
+                <w:i w:val="0"/>
+                <w:color w:val="1B3325"/>
+                <w:sz w:val="16"/>
+              </w:rPr>
+              <w:t>ERP</w:t>
+            </w:r>
+            <w:r>
+              <w:rPr>
+                <w:rFonts w:ascii="Poppins" w:hAnsi="Poppins" w:cs="Poppins" w:eastAsia="Poppins"/>
+                <w:b w:val="0"/>
+                <w:i w:val="0"/>
+                <w:color w:val="1B3325"/>
+                <w:sz w:val="16"/>
+              </w:rPr>
+              <w:t xml:space="preserve"> de gestión</w:t>
             </w:r>
           </w:p>
         </w:tc>
         <w:tc>
           <w:tcPr>
-            <w:tcW w:type="dxa" w:w="2300"/>
+            <w:tcW w:type="dxa" w:w="2800"/>
             <w:tcBorders>
               <w:top w:val="single" w:sz="4" w:space="0" w:color="1B3325"/>
               <w:left w:val="single" w:sz="4" w:space="0" w:color="1B3325"/>
@@ -11646,13 +12089,13 @@
               <w:bottom w:w="40" w:type="dxa"/>
               <w:right w:w="80" w:type="dxa"/>
             </w:tcMar>
-            <w:shd w:val="clear" w:color="auto" w:fill="1B3325"/>
+            <w:shd w:val="clear" w:color="auto" w:fill="FFFFFF"/>
             <w:vAlign w:val="center"/>
           </w:tcPr>
           <w:p>
             <w:pPr>
               <w:spacing w:before="0" w:after="0" w:line="259" w:lineRule="auto"/>
-              <w:jc w:val="center"/>
+              <w:jc w:val="left"/>
               <w:widowControl/>
               <w:keepNext/>
             </w:pPr>
@@ -11660,20 +12103,15 @@
             <w:r>
               <w:rPr>
                 <w:rFonts w:ascii="Poppins" w:hAnsi="Poppins" w:cs="Poppins" w:eastAsia="Poppins"/>
-                <w:b/>
-                <w:i w:val="0"/>
-                <w:color w:val="FFFFFF"/>
+                <w:b w:val="0"/>
+                <w:i w:val="0"/>
+                <w:color w:val="1B3325"/>
                 <w:sz w:val="16"/>
               </w:rPr>
-              <w:t>Lectura</w:t>
+              <w:t>Odoo Standard, Colombia: $28.477 por usuario, solo licencia</w:t>
             </w:r>
           </w:p>
         </w:tc>
-      </w:tr>
-      <w:tr>
-        <w:trPr>
-          <w:cantSplit/>
-        </w:trPr>
         <w:tc>
           <w:tcPr>
             <w:tcW w:type="dxa" w:w="2500"/>
@@ -11708,13 +12146,13 @@
                 <w:color w:val="1B3325"/>
                 <w:sz w:val="16"/>
               </w:rPr>
-              <w:t>Un módulo frente a Odoo Standard en Colombia</w:t>
+              <w:t>$15.000 por usuario, puesta en marcha incluida</w:t>
             </w:r>
           </w:p>
         </w:tc>
         <w:tc>
           <w:tcPr>
-            <w:tcW w:type="dxa" w:w="2400"/>
+            <w:tcW w:type="dxa" w:w="2200"/>
             <w:tcBorders>
               <w:top w:val="single" w:sz="4" w:space="0" w:color="1B3325"/>
               <w:left w:val="single" w:sz="4" w:space="0" w:color="1B3325"/>
@@ -11746,13 +12184,18 @@
                 <w:color w:val="1B3325"/>
                 <w:sz w:val="16"/>
               </w:rPr>
-              <w:t>$28.477 por usuario, solo licencia</w:t>
+              <w:t>Cabe. $13.477 por debajo de esa licencia.</w:t>
             </w:r>
           </w:p>
         </w:tc>
+      </w:tr>
+      <w:tr>
+        <w:trPr>
+          <w:cantSplit/>
+        </w:trPr>
         <w:tc>
           <w:tcPr>
-            <w:tcW w:type="dxa" w:w="2400"/>
+            <w:tcW w:type="dxa" w:w="2100"/>
             <w:tcBorders>
               <w:top w:val="single" w:sz="4" w:space="0" w:color="1B3325"/>
               <w:left w:val="single" w:sz="4" w:space="0" w:color="1B3325"/>
@@ -11765,7 +12208,7 @@
               <w:bottom w:w="40" w:type="dxa"/>
               <w:right w:w="80" w:type="dxa"/>
             </w:tcMar>
-            <w:shd w:val="clear" w:color="auto" w:fill="FFFFFF"/>
+            <w:shd w:val="clear" w:color="auto" w:fill="F7FBF8"/>
             <w:vAlign w:val="center"/>
           </w:tcPr>
           <w:p>
@@ -11784,13 +12227,13 @@
                 <w:color w:val="1B3325"/>
                 <w:sz w:val="16"/>
               </w:rPr>
-              <w:t>$20.000 por usuario, puesta en marcha incluida</w:t>
+              <w:t>Asistencia</w:t>
             </w:r>
           </w:p>
         </w:tc>
         <w:tc>
           <w:tcPr>
-            <w:tcW w:type="dxa" w:w="2300"/>
+            <w:tcW w:type="dxa" w:w="2800"/>
             <w:tcBorders>
               <w:top w:val="single" w:sz="4" w:space="0" w:color="1B3325"/>
               <w:left w:val="single" w:sz="4" w:space="0" w:color="1B3325"/>
@@ -11803,7 +12246,7 @@
               <w:bottom w:w="40" w:type="dxa"/>
               <w:right w:w="80" w:type="dxa"/>
             </w:tcMar>
-            <w:shd w:val="clear" w:color="auto" w:fill="FFFFFF"/>
+            <w:shd w:val="clear" w:color="auto" w:fill="F7FBF8"/>
             <w:vAlign w:val="center"/>
           </w:tcPr>
           <w:p>
@@ -11822,15 +12265,10 @@
                 <w:color w:val="1B3325"/>
                 <w:sz w:val="16"/>
               </w:rPr>
-              <w:t>Viable. Queda $8.477 debajo.</w:t>
+              <w:t>Factorial desde $25.454 por usuario. El tiempo se cotiza encima.</w:t>
             </w:r>
           </w:p>
         </w:tc>
-      </w:tr>
-      <w:tr>
-        <w:trPr>
-          <w:cantSplit/>
-        </w:trPr>
         <w:tc>
           <w:tcPr>
             <w:tcW w:type="dxa" w:w="2500"/>
@@ -11865,13 +12303,13 @@
                 <w:color w:val="1B3325"/>
                 <w:sz w:val="16"/>
               </w:rPr>
-              <w:t>Un módulo, 30 usuarios, frente a Bitrix24 Professional</w:t>
+              <w:t>$8.000 por usuario</w:t>
             </w:r>
           </w:p>
         </w:tc>
         <w:tc>
           <w:tcPr>
-            <w:tcW w:type="dxa" w:w="2400"/>
+            <w:tcW w:type="dxa" w:w="2200"/>
             <w:tcBorders>
               <w:top w:val="single" w:sz="4" w:space="0" w:color="1B3325"/>
               <w:left w:val="single" w:sz="4" w:space="0" w:color="1B3325"/>
@@ -11903,13 +12341,18 @@
                 <w:color w:val="1B3325"/>
                 <w:sz w:val="16"/>
               </w:rPr>
-              <w:t>$633.166 al mes, tope de 100 usuarios</w:t>
+              <w:t>Cabe. Cubre llegada, almuerzo, descansos y salida.</w:t>
             </w:r>
           </w:p>
         </w:tc>
+      </w:tr>
+      <w:tr>
+        <w:trPr>
+          <w:cantSplit/>
+        </w:trPr>
         <w:tc>
           <w:tcPr>
-            <w:tcW w:type="dxa" w:w="2400"/>
+            <w:tcW w:type="dxa" w:w="2100"/>
             <w:tcBorders>
               <w:top w:val="single" w:sz="4" w:space="0" w:color="1B3325"/>
               <w:left w:val="single" w:sz="4" w:space="0" w:color="1B3325"/>
@@ -11922,7 +12365,7 @@
               <w:bottom w:w="40" w:type="dxa"/>
               <w:right w:w="80" w:type="dxa"/>
             </w:tcMar>
-            <w:shd w:val="clear" w:color="auto" w:fill="F7FBF8"/>
+            <w:shd w:val="clear" w:color="auto" w:fill="FFFFFF"/>
             <w:vAlign w:val="center"/>
           </w:tcPr>
           <w:p>
@@ -11941,13 +12384,13 @@
                 <w:color w:val="1B3325"/>
                 <w:sz w:val="16"/>
               </w:rPr>
-              <w:t>$600.000 al mes</w:t>
+              <w:t>Drive</w:t>
             </w:r>
           </w:p>
         </w:tc>
         <w:tc>
           <w:tcPr>
-            <w:tcW w:type="dxa" w:w="2300"/>
+            <w:tcW w:type="dxa" w:w="2800"/>
             <w:tcBorders>
               <w:top w:val="single" w:sz="4" w:space="0" w:color="1B3325"/>
               <w:left w:val="single" w:sz="4" w:space="0" w:color="1B3325"/>
@@ -11960,7 +12403,7 @@
               <w:bottom w:w="40" w:type="dxa"/>
               <w:right w:w="80" w:type="dxa"/>
             </w:tcMar>
-            <w:shd w:val="clear" w:color="auto" w:fill="F7FBF8"/>
+            <w:shd w:val="clear" w:color="auto" w:fill="FFFFFF"/>
             <w:vAlign w:val="center"/>
           </w:tcPr>
           <w:p>
@@ -11979,15 +12422,10 @@
                 <w:color w:val="1B3325"/>
                 <w:sz w:val="16"/>
               </w:rPr>
-              <w:t>Viable. Mismo orden para un equipo de 30.</w:t>
+              <w:t>WorkDrive Team $14.318. SharePoint Plan 1 $15.909.</w:t>
             </w:r>
           </w:p>
         </w:tc>
-      </w:tr>
-      <w:tr>
-        <w:trPr>
-          <w:cantSplit/>
-        </w:trPr>
         <w:tc>
           <w:tcPr>
             <w:tcW w:type="dxa" w:w="2500"/>
@@ -12022,13 +12460,13 @@
                 <w:color w:val="1B3325"/>
                 <w:sz w:val="16"/>
               </w:rPr>
-              <w:t>Drive suelto frente a Zoho WorkDrive Team</w:t>
+              <w:t>$10.000 por usuario</w:t>
             </w:r>
           </w:p>
         </w:tc>
         <w:tc>
           <w:tcPr>
-            <w:tcW w:type="dxa" w:w="2400"/>
+            <w:tcW w:type="dxa" w:w="2200"/>
             <w:tcBorders>
               <w:top w:val="single" w:sz="4" w:space="0" w:color="1B3325"/>
               <w:left w:val="single" w:sz="4" w:space="0" w:color="1B3325"/>
@@ -12060,13 +12498,18 @@
                 <w:color w:val="1B3325"/>
                 <w:sz w:val="16"/>
               </w:rPr>
-              <w:t>$14.318 por usuario, solo archivos</w:t>
+              <w:t>Cabe. Por debajo de las dos referencias de archivos.</w:t>
             </w:r>
           </w:p>
         </w:tc>
+      </w:tr>
+      <w:tr>
+        <w:trPr>
+          <w:cantSplit/>
+        </w:trPr>
         <w:tc>
           <w:tcPr>
-            <w:tcW w:type="dxa" w:w="2400"/>
+            <w:tcW w:type="dxa" w:w="2100"/>
             <w:tcBorders>
               <w:top w:val="single" w:sz="4" w:space="0" w:color="1B3325"/>
               <w:left w:val="single" w:sz="4" w:space="0" w:color="1B3325"/>
@@ -12079,7 +12522,7 @@
               <w:bottom w:w="40" w:type="dxa"/>
               <w:right w:w="80" w:type="dxa"/>
             </w:tcMar>
-            <w:shd w:val="clear" w:color="auto" w:fill="FFFFFF"/>
+            <w:shd w:val="clear" w:color="auto" w:fill="F7FBF8"/>
             <w:vAlign w:val="center"/>
           </w:tcPr>
           <w:p>
@@ -12098,13 +12541,13 @@
                 <w:color w:val="1B3325"/>
                 <w:sz w:val="16"/>
               </w:rPr>
-              <w:t>$20.000 por usuario</w:t>
+              <w:t>Los tres módulos</w:t>
             </w:r>
           </w:p>
         </w:tc>
         <w:tc>
           <w:tcPr>
-            <w:tcW w:type="dxa" w:w="2300"/>
+            <w:tcW w:type="dxa" w:w="2800"/>
             <w:tcBorders>
               <w:top w:val="single" w:sz="4" w:space="0" w:color="1B3325"/>
               <w:left w:val="single" w:sz="4" w:space="0" w:color="1B3325"/>
@@ -12117,7 +12560,7 @@
               <w:bottom w:w="40" w:type="dxa"/>
               <w:right w:w="80" w:type="dxa"/>
             </w:tcMar>
-            <w:shd w:val="clear" w:color="auto" w:fill="FFFFFF"/>
+            <w:shd w:val="clear" w:color="auto" w:fill="F7FBF8"/>
             <w:vAlign w:val="center"/>
           </w:tcPr>
           <w:p>
@@ -12136,15 +12579,10 @@
                 <w:color w:val="1B3325"/>
                 <w:sz w:val="16"/>
               </w:rPr>
-              <w:t>Apretado. WorkDrive publica menos y reparte más espacio.</w:t>
+              <w:t>Odoo Standard $28.477. Personalizado de primer año $42.635.</w:t>
             </w:r>
           </w:p>
         </w:tc>
-      </w:tr>
-      <w:tr>
-        <w:trPr>
-          <w:cantSplit/>
-        </w:trPr>
         <w:tc>
           <w:tcPr>
             <w:tcW w:type="dxa" w:w="2500"/>
@@ -12179,13 +12617,13 @@
                 <w:color w:val="1B3325"/>
                 <w:sz w:val="16"/>
               </w:rPr>
-              <w:t>Drive suelto frente a SharePoint Plan 1</w:t>
+              <w:t>$33.000 por usuario</w:t>
             </w:r>
           </w:p>
         </w:tc>
         <w:tc>
           <w:tcPr>
-            <w:tcW w:type="dxa" w:w="2400"/>
+            <w:tcW w:type="dxa" w:w="2200"/>
             <w:tcBorders>
               <w:top w:val="single" w:sz="4" w:space="0" w:color="1B3325"/>
               <w:left w:val="single" w:sz="4" w:space="0" w:color="1B3325"/>
@@ -12217,13 +12655,18 @@
                 <w:color w:val="1B3325"/>
                 <w:sz w:val="16"/>
               </w:rPr>
-              <w:t>$15.909 por usuario</w:t>
+              <w:t>Cabe entre las dos licencias. La puesta en marcha va incluida.</w:t>
             </w:r>
           </w:p>
         </w:tc>
+      </w:tr>
+      <w:tr>
+        <w:trPr>
+          <w:cantSplit/>
+        </w:trPr>
         <w:tc>
           <w:tcPr>
-            <w:tcW w:type="dxa" w:w="2400"/>
+            <w:tcW w:type="dxa" w:w="2100"/>
             <w:tcBorders>
               <w:top w:val="single" w:sz="4" w:space="0" w:color="1B3325"/>
               <w:left w:val="single" w:sz="4" w:space="0" w:color="1B3325"/>
@@ -12236,7 +12679,7 @@
               <w:bottom w:w="40" w:type="dxa"/>
               <w:right w:w="80" w:type="dxa"/>
             </w:tcMar>
-            <w:shd w:val="clear" w:color="auto" w:fill="F7FBF8"/>
+            <w:shd w:val="clear" w:color="auto" w:fill="FFFFFF"/>
             <w:vAlign w:val="center"/>
           </w:tcPr>
           <w:p>
@@ -12255,13 +12698,13 @@
                 <w:color w:val="1B3325"/>
                 <w:sz w:val="16"/>
               </w:rPr>
-              <w:t>$20.000 por usuario</w:t>
+              <w:t>30 usuarios, los tres</w:t>
             </w:r>
           </w:p>
         </w:tc>
         <w:tc>
           <w:tcPr>
-            <w:tcW w:type="dxa" w:w="2300"/>
+            <w:tcW w:type="dxa" w:w="2800"/>
             <w:tcBorders>
               <w:top w:val="single" w:sz="4" w:space="0" w:color="1B3325"/>
               <w:left w:val="single" w:sz="4" w:space="0" w:color="1B3325"/>
@@ -12274,7 +12717,7 @@
               <w:bottom w:w="40" w:type="dxa"/>
               <w:right w:w="80" w:type="dxa"/>
             </w:tcMar>
-            <w:shd w:val="clear" w:color="auto" w:fill="F7FBF8"/>
+            <w:shd w:val="clear" w:color="auto" w:fill="FFFFFF"/>
             <w:vAlign w:val="center"/>
           </w:tcPr>
           <w:p>
@@ -12293,15 +12736,10 @@
                 <w:color w:val="1B3325"/>
                 <w:sz w:val="16"/>
               </w:rPr>
-              <w:t>Apretado. SharePoint es solo la intranet de archivos.</w:t>
+              <w:t>Odoo Standard $854.297 al mes, solo licencia</w:t>
             </w:r>
           </w:p>
         </w:tc>
-      </w:tr>
-      <w:tr>
-        <w:trPr>
-          <w:cantSplit/>
-        </w:trPr>
         <w:tc>
           <w:tcPr>
             <w:tcW w:type="dxa" w:w="2500"/>
@@ -12336,13 +12774,13 @@
                 <w:color w:val="1B3325"/>
                 <w:sz w:val="16"/>
               </w:rPr>
-              <w:t>Los tres módulos frente a Odoo Standard, 30 usuarios</w:t>
+              <w:t>$990.000 al mes</w:t>
             </w:r>
           </w:p>
         </w:tc>
         <w:tc>
           <w:tcPr>
-            <w:tcW w:type="dxa" w:w="2400"/>
+            <w:tcW w:type="dxa" w:w="2200"/>
             <w:tcBorders>
               <w:top w:val="single" w:sz="4" w:space="0" w:color="1B3325"/>
               <w:left w:val="single" w:sz="4" w:space="0" w:color="1B3325"/>
@@ -12374,13 +12812,18 @@
                 <w:color w:val="1B3325"/>
                 <w:sz w:val="16"/>
               </w:rPr>
-              <w:t>$854.297 al mes, solo licencia</w:t>
+              <w:t>$135.703 de diferencia. En Odoo la implementación se paga aparte.</w:t>
             </w:r>
           </w:p>
         </w:tc>
+      </w:tr>
+      <w:tr>
+        <w:trPr>
+          <w:cantSplit/>
+        </w:trPr>
         <w:tc>
           <w:tcPr>
-            <w:tcW w:type="dxa" w:w="2400"/>
+            <w:tcW w:type="dxa" w:w="2100"/>
             <w:tcBorders>
               <w:top w:val="single" w:sz="4" w:space="0" w:color="1B3325"/>
               <w:left w:val="single" w:sz="4" w:space="0" w:color="1B3325"/>
@@ -12393,7 +12836,7 @@
               <w:bottom w:w="40" w:type="dxa"/>
               <w:right w:w="80" w:type="dxa"/>
             </w:tcMar>
-            <w:shd w:val="clear" w:color="auto" w:fill="FFFFFF"/>
+            <w:shd w:val="clear" w:color="auto" w:fill="F7FBF8"/>
             <w:vAlign w:val="center"/>
           </w:tcPr>
           <w:p>
@@ -12412,13 +12855,13 @@
                 <w:color w:val="1B3325"/>
                 <w:sz w:val="16"/>
               </w:rPr>
-              <w:t>$1.800.000 al mes</w:t>
+              <w:t>30 usuarios frente a Bitrix24 Professional</w:t>
             </w:r>
           </w:p>
         </w:tc>
         <w:tc>
           <w:tcPr>
-            <w:tcW w:type="dxa" w:w="2300"/>
+            <w:tcW w:type="dxa" w:w="2800"/>
             <w:tcBorders>
               <w:top w:val="single" w:sz="4" w:space="0" w:color="1B3325"/>
               <w:left w:val="single" w:sz="4" w:space="0" w:color="1B3325"/>
@@ -12431,7 +12874,7 @@
               <w:bottom w:w="40" w:type="dxa"/>
               <w:right w:w="80" w:type="dxa"/>
             </w:tcMar>
-            <w:shd w:val="clear" w:color="auto" w:fill="FFFFFF"/>
+            <w:shd w:val="clear" w:color="auto" w:fill="F7FBF8"/>
             <w:vAlign w:val="center"/>
           </w:tcPr>
           <w:p>
@@ -12450,15 +12893,10 @@
                 <w:color w:val="1B3325"/>
                 <w:sz w:val="16"/>
               </w:rPr>
-              <w:t>Alto. Odoo cobra una vez por todas las aplicaciones.</w:t>
+              <w:t>$633.166 al mes, tope de 100 usuarios</w:t>
             </w:r>
           </w:p>
         </w:tc>
-      </w:tr>
-      <w:tr>
-        <w:trPr>
-          <w:cantSplit/>
-        </w:trPr>
         <w:tc>
           <w:tcPr>
             <w:tcW w:type="dxa" w:w="2500"/>
@@ -12493,13 +12931,13 @@
                 <w:color w:val="1B3325"/>
                 <w:sz w:val="16"/>
               </w:rPr>
-              <w:t>Los tres módulos frente a Google Workspace Standard</w:t>
+              <w:t>$990.000 al mes</w:t>
             </w:r>
           </w:p>
         </w:tc>
         <w:tc>
           <w:tcPr>
-            <w:tcW w:type="dxa" w:w="2400"/>
+            <w:tcW w:type="dxa" w:w="2200"/>
             <w:tcBorders>
               <w:top w:val="single" w:sz="4" w:space="0" w:color="1B3325"/>
               <w:left w:val="single" w:sz="4" w:space="0" w:color="1B3325"/>
@@ -12531,13 +12969,38 @@
                 <w:color w:val="1B3325"/>
                 <w:sz w:val="16"/>
               </w:rPr>
-              <w:t>$58.400 por usuario en Colombia</w:t>
+              <w:t xml:space="preserve">Bitrix cobra un fijo. Hasta 19 usuarios, </w:t>
+            </w:r>
+            <w:r>
+              <w:rPr>
+                <w:rFonts w:ascii="Poppins" w:hAnsi="Poppins" w:cs="Poppins" w:eastAsia="Poppins"/>
+                <w:b/>
+                <w:i w:val="0"/>
+                <w:color w:val="1B3325"/>
+                <w:sz w:val="16"/>
+              </w:rPr>
+              <w:t>RecoTime</w:t>
+            </w:r>
+            <w:r>
+              <w:rPr>
+                <w:rFonts w:ascii="Poppins" w:hAnsi="Poppins" w:cs="Poppins" w:eastAsia="Poppins"/>
+                <w:b w:val="0"/>
+                <w:i w:val="0"/>
+                <w:color w:val="1B3325"/>
+                <w:sz w:val="16"/>
+              </w:rPr>
+              <w:t xml:space="preserve"> completo queda más bajo.</w:t>
             </w:r>
           </w:p>
         </w:tc>
+      </w:tr>
+      <w:tr>
+        <w:trPr>
+          <w:cantSplit/>
+        </w:trPr>
         <w:tc>
           <w:tcPr>
-            <w:tcW w:type="dxa" w:w="2400"/>
+            <w:tcW w:type="dxa" w:w="2100"/>
             <w:tcBorders>
               <w:top w:val="single" w:sz="4" w:space="0" w:color="1B3325"/>
               <w:left w:val="single" w:sz="4" w:space="0" w:color="1B3325"/>
@@ -12550,7 +13013,7 @@
               <w:bottom w:w="40" w:type="dxa"/>
               <w:right w:w="80" w:type="dxa"/>
             </w:tcMar>
-            <w:shd w:val="clear" w:color="auto" w:fill="F7FBF8"/>
+            <w:shd w:val="clear" w:color="auto" w:fill="FFFFFF"/>
             <w:vAlign w:val="center"/>
           </w:tcPr>
           <w:p>
@@ -12558,7 +13021,6 @@
               <w:spacing w:before="0" w:after="0" w:line="259" w:lineRule="auto"/>
               <w:jc w:val="left"/>
               <w:widowControl/>
-              <w:keepNext/>
             </w:pPr>
             <w:r/>
             <w:r>
@@ -12569,13 +13031,13 @@
                 <w:color w:val="1B3325"/>
                 <w:sz w:val="16"/>
               </w:rPr>
-              <w:t>$60.000 por usuario</w:t>
+              <w:t>VPS y dominio</w:t>
             </w:r>
           </w:p>
         </w:tc>
         <w:tc>
           <w:tcPr>
-            <w:tcW w:type="dxa" w:w="2300"/>
+            <w:tcW w:type="dxa" w:w="2800"/>
             <w:tcBorders>
               <w:top w:val="single" w:sz="4" w:space="0" w:color="1B3325"/>
               <w:left w:val="single" w:sz="4" w:space="0" w:color="1B3325"/>
@@ -12588,7 +13050,7 @@
               <w:bottom w:w="40" w:type="dxa"/>
               <w:right w:w="80" w:type="dxa"/>
             </w:tcMar>
-            <w:shd w:val="clear" w:color="auto" w:fill="F7FBF8"/>
+            <w:shd w:val="clear" w:color="auto" w:fill="FFFFFF"/>
             <w:vAlign w:val="center"/>
           </w:tcPr>
           <w:p>
@@ -12596,7 +13058,6 @@
               <w:spacing w:before="0" w:after="0" w:line="259" w:lineRule="auto"/>
               <w:jc w:val="left"/>
               <w:widowControl/>
-              <w:keepNext/>
             </w:pPr>
             <w:r/>
             <w:r>
@@ -12607,15 +13068,10 @@
                 <w:color w:val="1B3325"/>
                 <w:sz w:val="16"/>
               </w:rPr>
-              <w:t>Cerca en la factura. Google da correo y 2 TB por persona.</w:t>
+              <w:t>KVM 1: 50 GB por $466.800 al año</w:t>
             </w:r>
           </w:p>
         </w:tc>
-      </w:tr>
-      <w:tr>
-        <w:trPr>
-          <w:cantSplit/>
-        </w:trPr>
         <w:tc>
           <w:tcPr>
             <w:tcW w:type="dxa" w:w="2500"/>
@@ -12649,13 +13105,13 @@
                 <w:color w:val="1B3325"/>
                 <w:sz w:val="16"/>
               </w:rPr>
-              <w:t>Cuota de 2 TB frente al KVM 1 de Hostinger</w:t>
+              <w:t>Fuera de la mensualidad</w:t>
             </w:r>
           </w:p>
         </w:tc>
         <w:tc>
           <w:tcPr>
-            <w:tcW w:type="dxa" w:w="2400"/>
+            <w:tcW w:type="dxa" w:w="2200"/>
             <w:tcBorders>
               <w:top w:val="single" w:sz="4" w:space="0" w:color="1B3325"/>
               <w:left w:val="single" w:sz="4" w:space="0" w:color="1B3325"/>
@@ -12686,81 +13142,7 @@
                 <w:color w:val="1B3325"/>
                 <w:sz w:val="16"/>
               </w:rPr>
-              <w:t>50 GB por $466.800 al año</w:t>
-            </w:r>
-          </w:p>
-        </w:tc>
-        <w:tc>
-          <w:tcPr>
-            <w:tcW w:type="dxa" w:w="2400"/>
-            <w:tcBorders>
-              <w:top w:val="single" w:sz="4" w:space="0" w:color="1B3325"/>
-              <w:left w:val="single" w:sz="4" w:space="0" w:color="1B3325"/>
-              <w:bottom w:val="single" w:sz="4" w:space="0" w:color="1B3325"/>
-              <w:right w:val="single" w:sz="4" w:space="0" w:color="1B3325"/>
-            </w:tcBorders>
-            <w:tcMar>
-              <w:top w:w="40" w:type="dxa"/>
-              <w:left w:w="80" w:type="dxa"/>
-              <w:bottom w:w="40" w:type="dxa"/>
-              <w:right w:w="80" w:type="dxa"/>
-            </w:tcMar>
-            <w:shd w:val="clear" w:color="auto" w:fill="FFFFFF"/>
-            <w:vAlign w:val="center"/>
-          </w:tcPr>
-          <w:p>
-            <w:pPr>
-              <w:spacing w:before="0" w:after="0" w:line="259" w:lineRule="auto"/>
-              <w:jc w:val="left"/>
-              <w:widowControl/>
-            </w:pPr>
-            <w:r/>
-            <w:r>
-              <w:rPr>
-                <w:rFonts w:ascii="Poppins" w:hAnsi="Poppins" w:cs="Poppins" w:eastAsia="Poppins"/>
-                <w:b w:val="0"/>
-                <w:i w:val="0"/>
-                <w:color w:val="1B3325"/>
-                <w:sz w:val="16"/>
-              </w:rPr>
-              <w:t>Cuota de software de 2 TB</w:t>
-            </w:r>
-          </w:p>
-        </w:tc>
-        <w:tc>
-          <w:tcPr>
-            <w:tcW w:type="dxa" w:w="2300"/>
-            <w:tcBorders>
-              <w:top w:val="single" w:sz="4" w:space="0" w:color="1B3325"/>
-              <w:left w:val="single" w:sz="4" w:space="0" w:color="1B3325"/>
-              <w:bottom w:val="single" w:sz="4" w:space="0" w:color="1B3325"/>
-              <w:right w:val="single" w:sz="4" w:space="0" w:color="1B3325"/>
-            </w:tcBorders>
-            <w:tcMar>
-              <w:top w:w="40" w:type="dxa"/>
-              <w:left w:w="80" w:type="dxa"/>
-              <w:bottom w:w="40" w:type="dxa"/>
-              <w:right w:w="80" w:type="dxa"/>
-            </w:tcMar>
-            <w:shd w:val="clear" w:color="auto" w:fill="FFFFFF"/>
-            <w:vAlign w:val="center"/>
-          </w:tcPr>
-          <w:p>
-            <w:pPr>
-              <w:spacing w:before="0" w:after="0" w:line="259" w:lineRule="auto"/>
-              <w:jc w:val="left"/>
-              <w:widowControl/>
-            </w:pPr>
-            <w:r/>
-            <w:r>
-              <w:rPr>
-                <w:rFonts w:ascii="Poppins" w:hAnsi="Poppins" w:cs="Poppins" w:eastAsia="Poppins"/>
-                <w:b w:val="0"/>
-                <w:i w:val="0"/>
-                <w:color w:val="1B3325"/>
-                <w:sz w:val="16"/>
-              </w:rPr>
-              <w:t>El disco de esa VPS no alcanza para la cuota.</w:t>
+              <w:t>Los coloca el cliente. La cuota de 2 TB no amplía ese disco.</w:t>
             </w:r>
           </w:p>
         </w:tc>
@@ -12787,44 +13169,7 @@
           <w:color w:val="1B3325"/>
           <w:sz w:val="26"/>
         </w:rPr>
-        <w:t>La directriz de $20.000 por módulo es viable cuando el cliente compra uno. En 30 usuarios son $600.000 al mes, $254.297 por debajo de la licencia regional de Odoo y en el mismo orden que Bitrix24 Professional. El Drive suelto queda por encima de Zoho WorkDrive y de SharePoint, que son solo archivos.</w:t>
-      </w:r>
-    </w:p>
-    <w:p>
-      <w:pPr>
-        <w:spacing w:before="0" w:after="160" w:line="259" w:lineRule="auto"/>
-        <w:jc w:val="both"/>
-        <w:widowControl/>
-      </w:pPr>
-      <w:r>
-        <w:rPr>
-          <w:rFonts w:ascii="Poppins" w:hAnsi="Poppins" w:cs="Poppins" w:eastAsia="Poppins"/>
-          <w:b w:val="0"/>
-          <w:i w:val="0"/>
-          <w:color w:val="1B3325"/>
-          <w:sz w:val="26"/>
-        </w:rPr>
-        <w:t xml:space="preserve">Los tres módulos juntos, $60.000 por usuario y $1.800.000 al mes en 30 personas, quedan $945.703 por encima de la sola licencia de Odoo. Esa suite cobra una vez y trae </w:t>
-      </w:r>
-      <w:r>
-        <w:rPr>
-          <w:rFonts w:ascii="Poppins" w:hAnsi="Poppins" w:cs="Poppins" w:eastAsia="Poppins"/>
-          <w:b/>
-          <w:i w:val="0"/>
-          <w:color w:val="1B3325"/>
-          <w:sz w:val="26"/>
-        </w:rPr>
-        <w:t>CRM</w:t>
-      </w:r>
-      <w:r>
-        <w:rPr>
-          <w:rFonts w:ascii="Poppins" w:hAnsi="Poppins" w:cs="Poppins" w:eastAsia="Poppins"/>
-          <w:b w:val="0"/>
-          <w:i w:val="0"/>
-          <w:color w:val="1B3325"/>
-          <w:sz w:val="26"/>
-        </w:rPr>
-        <w:t xml:space="preserve">, personas y archivos. </w:t>
+        <w:t xml:space="preserve">El Drive queda en $10.000 por usuario. Zoho WorkDrive Team, solo archivos, equivale a $14.318 por usuario. SharePoint Plan 1 equivale a $15.909. Google Workspace Business Standard, en la lista de Colombia, cuesta $58.400 por usuario e incluye correo, documentos y 2 TB por persona. Los tres módulos de </w:t>
       </w:r>
       <w:r>
         <w:rPr>
@@ -12844,24 +13189,7 @@
           <w:color w:val="1B3325"/>
           <w:sz w:val="26"/>
         </w:rPr>
-        <w:t xml:space="preserve"> se defiende si el cliente valora la puesta en marcha incluida y puede empezar por un módulo. Si compara la factura de los tres contra Odoo o contra Bitrix24, el precio completo se ve alto.</w:t>
-      </w:r>
-    </w:p>
-    <w:p>
-      <w:pPr>
-        <w:spacing w:before="0" w:after="160" w:line="259" w:lineRule="auto"/>
-        <w:jc w:val="both"/>
-        <w:widowControl/>
-      </w:pPr>
-      <w:r>
-        <w:rPr>
-          <w:rFonts w:ascii="Poppins" w:hAnsi="Poppins" w:cs="Poppins" w:eastAsia="Poppins"/>
-          <w:b w:val="0"/>
-          <w:i w:val="0"/>
-          <w:color w:val="1B3325"/>
-          <w:sz w:val="26"/>
-        </w:rPr>
-        <w:t xml:space="preserve">El Drive, como módulo suelto, queda en $20.000 por usuario. Zoho WorkDrive Team, solo archivos, equivale a $14.318 por usuario. SharePoint Plan 1 equivale a $15.909. Google Workspace Business Standard, en la lista de Colombia, cuesta $58.400 por usuario, casi el valor de los tres módulos de </w:t>
+        <w:t xml:space="preserve"> juntos son $33.000 por usuario. El Drive de </w:t>
       </w:r>
       <w:r>
         <w:rPr>
@@ -12881,7 +13209,44 @@
           <w:color w:val="1B3325"/>
           <w:sz w:val="26"/>
         </w:rPr>
-        <w:t xml:space="preserve"> juntos ($60.000), e incluye 2 TB por persona, correo y documentos. El Drive de </w:t>
+        <w:t xml:space="preserve"> es una intranet de 2 TB para toda la cuenta, no 2 TB por cabeza.</w:t>
+      </w:r>
+    </w:p>
+    <w:p>
+      <w:pPr>
+        <w:spacing w:before="0" w:after="160" w:line="259" w:lineRule="auto"/>
+        <w:jc w:val="both"/>
+        <w:widowControl/>
+      </w:pPr>
+      <w:r>
+        <w:rPr>
+          <w:rFonts w:ascii="Poppins" w:hAnsi="Poppins" w:cs="Poppins" w:eastAsia="Poppins"/>
+          <w:b w:val="0"/>
+          <w:i w:val="0"/>
+          <w:color w:val="1B3325"/>
+          <w:sz w:val="26"/>
+        </w:rPr>
+        <w:t xml:space="preserve">La mensualidad no incluye servidor. La VPS la coloca el cliente: la contrata en Hostinger, la paga, entrega el acceso a </w:t>
+      </w:r>
+      <w:r>
+        <w:rPr>
+          <w:rFonts w:ascii="Poppins" w:hAnsi="Poppins" w:cs="Poppins" w:eastAsia="Poppins"/>
+          <w:b/>
+          <w:i w:val="0"/>
+          <w:color w:val="1B3325"/>
+          <w:sz w:val="26"/>
+        </w:rPr>
+        <w:t>THE COMPANY DEV</w:t>
+      </w:r>
+      <w:r>
+        <w:rPr>
+          <w:rFonts w:ascii="Poppins" w:hAnsi="Poppins" w:cs="Poppins" w:eastAsia="Poppins"/>
+          <w:b w:val="0"/>
+          <w:i w:val="0"/>
+          <w:color w:val="1B3325"/>
+          <w:sz w:val="26"/>
+        </w:rPr>
+        <w:t xml:space="preserve"> y la renueva. El dominio también lo coloca el cliente. La instalación de </w:t>
       </w:r>
       <w:r>
         <w:rPr>
@@ -12901,24 +13266,7 @@
           <w:color w:val="1B3325"/>
           <w:sz w:val="26"/>
         </w:rPr>
-        <w:t xml:space="preserve"> entrega una intranet de 2 TB para toda la cuenta, no 2 TB por cabeza.</w:t>
-      </w:r>
-    </w:p>
-    <w:p>
-      <w:pPr>
-        <w:spacing w:before="0" w:after="160" w:line="259" w:lineRule="auto"/>
-        <w:jc w:val="both"/>
-        <w:widowControl/>
-      </w:pPr>
-      <w:r>
-        <w:rPr>
-          <w:rFonts w:ascii="Poppins" w:hAnsi="Poppins" w:cs="Poppins" w:eastAsia="Poppins"/>
-          <w:b w:val="0"/>
-          <w:i w:val="0"/>
-          <w:color w:val="1B3325"/>
-          <w:sz w:val="26"/>
-        </w:rPr>
-        <w:t>La VPS no entra en los $20.000 de cada módulo. El cliente la paga a Hostinger y también pone el dominio. La referencia de $500.000 al año corresponde a la renovación del KVM 1, $466.800. Ese plan trae 50 GB de disco. La cuota de 2 TB del Drive es el techo del software. Mientras el disco de la VPS sea menor, el espacio usable es el del disco.</w:t>
+        <w:t xml:space="preserve"> se hace en esa VPS y no se factura como hosting. La referencia de $500.000 al año corresponde a la renovación del KVM 1, $466.800. Ese plan trae 50 GB de disco. La cuota de 2 TB del Drive es el techo del software. El espacio usable es el disco de la VPS que el cliente haya colocado.</w:t>
       </w:r>
     </w:p>
     <w:p>
@@ -13000,7 +13348,7 @@
           <w:color w:val="1B3325"/>
           <w:sz w:val="26"/>
         </w:rPr>
-        <w:t xml:space="preserve"> se ofrece en tres modalidades y en dos formas de armar el alcance: el sistema completo o los módulos sueltos. En ninguna modalidad se cobra una implementación aparte. La configuración, la puesta en marcha y la capacitación por rol están incluidas. El precio es por usuario activo al mes. La VPS de Hostinger y el dominio los contrata el cliente y no van dentro de estos valores.</w:t>
+        <w:t xml:space="preserve"> se ofrece en tres modalidades y por módulos. En ninguna modalidad se cobra una implementación aparte. La configuración, la puesta en marcha y la capacitación por rol están incluidas. El precio es por usuario activo al mes y es la suma de los módulos que el cliente tome. La VPS no entra en ese precio: la coloca el cliente. También coloca el dominio.</w:t>
       </w:r>
     </w:p>
     <w:tbl>
@@ -14013,7 +14361,7 @@
                 <w:color w:val="1B3325"/>
                 <w:sz w:val="16"/>
               </w:rPr>
-              <w:t>Del cliente</w:t>
+              <w:t>Los coloca el cliente</w:t>
             </w:r>
           </w:p>
         </w:tc>
@@ -14050,7 +14398,7 @@
                 <w:color w:val="1B3325"/>
                 <w:sz w:val="16"/>
               </w:rPr>
-              <w:t>Del cliente</w:t>
+              <w:t>Los coloca el cliente</w:t>
             </w:r>
           </w:p>
         </w:tc>
@@ -14087,7 +14435,7 @@
                 <w:color w:val="1B3325"/>
                 <w:sz w:val="16"/>
               </w:rPr>
-              <w:t>Del cliente</w:t>
+              <w:t>Los coloca el cliente</w:t>
             </w:r>
           </w:p>
         </w:tc>
@@ -14574,7 +14922,7 @@
           <w:color w:val="1B3325"/>
           <w:sz w:val="26"/>
         </w:rPr>
-        <w:t>11.1. Precio por módulo</w:t>
+        <w:t>11.1. Precio de cada módulo</w:t>
       </w:r>
     </w:p>
     <w:p>
@@ -14591,705 +14939,7 @@
           <w:color w:val="1B3325"/>
           <w:sz w:val="26"/>
         </w:rPr>
-        <w:t>Cada módulo cuesta $20.000 por usuario activo al mes. Los tres juntos cuestan $60.000 por usuario: es la suma, sin un descuento aparte. Quien toma un módulo paga $20.000. Quien toma los tres paga $60.000.</w:t>
-      </w:r>
-    </w:p>
-    <w:tbl>
-      <w:tblPr>
-        <w:tblW w:type="dxa" w:w="9600"/>
-        <w:jc w:val="center"/>
-        <w:tblLayout w:type="fixed"/>
-        <w:tblLook w:firstColumn="1" w:firstRow="1" w:lastColumn="0" w:lastRow="0" w:noHBand="0" w:noVBand="1" w:val="04A0"/>
-      </w:tblPr>
-      <w:tblGrid>
-        <w:gridCol w:w="2400"/>
-        <w:gridCol w:w="2400"/>
-        <w:gridCol w:w="2400"/>
-        <w:gridCol w:w="2400"/>
-      </w:tblGrid>
-      <w:tr>
-        <w:trPr>
-          <w:tblHeader/>
-          <w:cantSplit/>
-        </w:trPr>
-        <w:tc>
-          <w:tcPr>
-            <w:tcW w:type="dxa" w:w="2400"/>
-            <w:tcBorders>
-              <w:top w:val="single" w:sz="4" w:space="0" w:color="1B3325"/>
-              <w:left w:val="single" w:sz="4" w:space="0" w:color="1B3325"/>
-              <w:bottom w:val="single" w:sz="4" w:space="0" w:color="1B3325"/>
-              <w:right w:val="single" w:sz="4" w:space="0" w:color="1B3325"/>
-            </w:tcBorders>
-            <w:tcMar>
-              <w:top w:w="40" w:type="dxa"/>
-              <w:left w:w="80" w:type="dxa"/>
-              <w:bottom w:w="40" w:type="dxa"/>
-              <w:right w:w="80" w:type="dxa"/>
-            </w:tcMar>
-            <w:shd w:val="clear" w:color="auto" w:fill="1B3325"/>
-            <w:vAlign w:val="center"/>
-          </w:tcPr>
-          <w:p>
-            <w:pPr>
-              <w:spacing w:before="0" w:after="0" w:line="259" w:lineRule="auto"/>
-              <w:jc w:val="center"/>
-              <w:widowControl/>
-              <w:keepNext/>
-            </w:pPr>
-            <w:r/>
-            <w:r>
-              <w:rPr>
-                <w:rFonts w:ascii="Poppins" w:hAnsi="Poppins" w:cs="Poppins" w:eastAsia="Poppins"/>
-                <w:b/>
-                <w:i w:val="0"/>
-                <w:color w:val="FFFFFF"/>
-                <w:sz w:val="20"/>
-              </w:rPr>
-              <w:t>Forma</w:t>
-            </w:r>
-          </w:p>
-        </w:tc>
-        <w:tc>
-          <w:tcPr>
-            <w:tcW w:type="dxa" w:w="2400"/>
-            <w:tcBorders>
-              <w:top w:val="single" w:sz="4" w:space="0" w:color="1B3325"/>
-              <w:left w:val="single" w:sz="4" w:space="0" w:color="1B3325"/>
-              <w:bottom w:val="single" w:sz="4" w:space="0" w:color="1B3325"/>
-              <w:right w:val="single" w:sz="4" w:space="0" w:color="1B3325"/>
-            </w:tcBorders>
-            <w:tcMar>
-              <w:top w:w="40" w:type="dxa"/>
-              <w:left w:w="80" w:type="dxa"/>
-              <w:bottom w:w="40" w:type="dxa"/>
-              <w:right w:w="80" w:type="dxa"/>
-            </w:tcMar>
-            <w:shd w:val="clear" w:color="auto" w:fill="1B3325"/>
-            <w:vAlign w:val="center"/>
-          </w:tcPr>
-          <w:p>
-            <w:pPr>
-              <w:spacing w:before="0" w:after="0" w:line="259" w:lineRule="auto"/>
-              <w:jc w:val="center"/>
-              <w:widowControl/>
-              <w:keepNext/>
-            </w:pPr>
-            <w:r/>
-            <w:r>
-              <w:rPr>
-                <w:rFonts w:ascii="Poppins" w:hAnsi="Poppins" w:cs="Poppins" w:eastAsia="Poppins"/>
-                <w:b/>
-                <w:i w:val="0"/>
-                <w:color w:val="FFFFFF"/>
-                <w:sz w:val="20"/>
-              </w:rPr>
-              <w:t>Por usuario al mes</w:t>
-            </w:r>
-          </w:p>
-        </w:tc>
-        <w:tc>
-          <w:tcPr>
-            <w:tcW w:type="dxa" w:w="2400"/>
-            <w:tcBorders>
-              <w:top w:val="single" w:sz="4" w:space="0" w:color="1B3325"/>
-              <w:left w:val="single" w:sz="4" w:space="0" w:color="1B3325"/>
-              <w:bottom w:val="single" w:sz="4" w:space="0" w:color="1B3325"/>
-              <w:right w:val="single" w:sz="4" w:space="0" w:color="1B3325"/>
-            </w:tcBorders>
-            <w:tcMar>
-              <w:top w:w="40" w:type="dxa"/>
-              <w:left w:w="80" w:type="dxa"/>
-              <w:bottom w:w="40" w:type="dxa"/>
-              <w:right w:w="80" w:type="dxa"/>
-            </w:tcMar>
-            <w:shd w:val="clear" w:color="auto" w:fill="1B3325"/>
-            <w:vAlign w:val="center"/>
-          </w:tcPr>
-          <w:p>
-            <w:pPr>
-              <w:spacing w:before="0" w:after="0" w:line="259" w:lineRule="auto"/>
-              <w:jc w:val="center"/>
-              <w:widowControl/>
-              <w:keepNext/>
-            </w:pPr>
-            <w:r/>
-            <w:r>
-              <w:rPr>
-                <w:rFonts w:ascii="Poppins" w:hAnsi="Poppins" w:cs="Poppins" w:eastAsia="Poppins"/>
-                <w:b/>
-                <w:i w:val="0"/>
-                <w:color w:val="FFFFFF"/>
-                <w:sz w:val="20"/>
-              </w:rPr>
-              <w:t>Anualidad por usuario</w:t>
-            </w:r>
-          </w:p>
-        </w:tc>
-        <w:tc>
-          <w:tcPr>
-            <w:tcW w:type="dxa" w:w="2400"/>
-            <w:tcBorders>
-              <w:top w:val="single" w:sz="4" w:space="0" w:color="1B3325"/>
-              <w:left w:val="single" w:sz="4" w:space="0" w:color="1B3325"/>
-              <w:bottom w:val="single" w:sz="4" w:space="0" w:color="1B3325"/>
-              <w:right w:val="single" w:sz="4" w:space="0" w:color="1B3325"/>
-            </w:tcBorders>
-            <w:tcMar>
-              <w:top w:w="40" w:type="dxa"/>
-              <w:left w:w="80" w:type="dxa"/>
-              <w:bottom w:w="40" w:type="dxa"/>
-              <w:right w:w="80" w:type="dxa"/>
-            </w:tcMar>
-            <w:shd w:val="clear" w:color="auto" w:fill="1B3325"/>
-            <w:vAlign w:val="center"/>
-          </w:tcPr>
-          <w:p>
-            <w:pPr>
-              <w:spacing w:before="0" w:after="0" w:line="259" w:lineRule="auto"/>
-              <w:jc w:val="center"/>
-              <w:widowControl/>
-              <w:keepNext/>
-            </w:pPr>
-            <w:r/>
-            <w:r>
-              <w:rPr>
-                <w:rFonts w:ascii="Poppins" w:hAnsi="Poppins" w:cs="Poppins" w:eastAsia="Poppins"/>
-                <w:b/>
-                <w:i w:val="0"/>
-                <w:color w:val="FFFFFF"/>
-                <w:sz w:val="20"/>
-              </w:rPr>
-              <w:t>Vitalicia por usuario</w:t>
-            </w:r>
-          </w:p>
-        </w:tc>
-      </w:tr>
-      <w:tr>
-        <w:trPr>
-          <w:cantSplit/>
-        </w:trPr>
-        <w:tc>
-          <w:tcPr>
-            <w:tcW w:type="dxa" w:w="2400"/>
-            <w:tcBorders>
-              <w:top w:val="single" w:sz="4" w:space="0" w:color="1B3325"/>
-              <w:left w:val="single" w:sz="4" w:space="0" w:color="1B3325"/>
-              <w:bottom w:val="single" w:sz="4" w:space="0" w:color="1B3325"/>
-              <w:right w:val="single" w:sz="4" w:space="0" w:color="1B3325"/>
-            </w:tcBorders>
-            <w:tcMar>
-              <w:top w:w="40" w:type="dxa"/>
-              <w:left w:w="80" w:type="dxa"/>
-              <w:bottom w:w="40" w:type="dxa"/>
-              <w:right w:w="80" w:type="dxa"/>
-            </w:tcMar>
-            <w:shd w:val="clear" w:color="auto" w:fill="FFFFFF"/>
-            <w:vAlign w:val="center"/>
-          </w:tcPr>
-          <w:p>
-            <w:pPr>
-              <w:spacing w:before="0" w:after="0" w:line="259" w:lineRule="auto"/>
-              <w:jc w:val="left"/>
-              <w:widowControl/>
-              <w:keepNext/>
-            </w:pPr>
-            <w:r/>
-            <w:r>
-              <w:rPr>
-                <w:rFonts w:ascii="Poppins" w:hAnsi="Poppins" w:cs="Poppins" w:eastAsia="Poppins"/>
-                <w:b w:val="0"/>
-                <w:i w:val="0"/>
-                <w:color w:val="1B3325"/>
-                <w:sz w:val="20"/>
-              </w:rPr>
-              <w:t>Un módulo</w:t>
-            </w:r>
-          </w:p>
-        </w:tc>
-        <w:tc>
-          <w:tcPr>
-            <w:tcW w:type="dxa" w:w="2400"/>
-            <w:tcBorders>
-              <w:top w:val="single" w:sz="4" w:space="0" w:color="1B3325"/>
-              <w:left w:val="single" w:sz="4" w:space="0" w:color="1B3325"/>
-              <w:bottom w:val="single" w:sz="4" w:space="0" w:color="1B3325"/>
-              <w:right w:val="single" w:sz="4" w:space="0" w:color="1B3325"/>
-            </w:tcBorders>
-            <w:tcMar>
-              <w:top w:w="40" w:type="dxa"/>
-              <w:left w:w="80" w:type="dxa"/>
-              <w:bottom w:w="40" w:type="dxa"/>
-              <w:right w:w="80" w:type="dxa"/>
-            </w:tcMar>
-            <w:shd w:val="clear" w:color="auto" w:fill="FFFFFF"/>
-            <w:vAlign w:val="center"/>
-          </w:tcPr>
-          <w:p>
-            <w:pPr>
-              <w:spacing w:before="0" w:after="0" w:line="259" w:lineRule="auto"/>
-              <w:jc w:val="center"/>
-              <w:widowControl/>
-              <w:keepNext/>
-            </w:pPr>
-            <w:r/>
-            <w:r>
-              <w:rPr>
-                <w:rFonts w:ascii="Poppins" w:hAnsi="Poppins" w:cs="Poppins" w:eastAsia="Poppins"/>
-                <w:b w:val="0"/>
-                <w:i w:val="0"/>
-                <w:color w:val="1B3325"/>
-                <w:sz w:val="20"/>
-              </w:rPr>
-              <w:t>$20.000</w:t>
-            </w:r>
-          </w:p>
-        </w:tc>
-        <w:tc>
-          <w:tcPr>
-            <w:tcW w:type="dxa" w:w="2400"/>
-            <w:tcBorders>
-              <w:top w:val="single" w:sz="4" w:space="0" w:color="1B3325"/>
-              <w:left w:val="single" w:sz="4" w:space="0" w:color="1B3325"/>
-              <w:bottom w:val="single" w:sz="4" w:space="0" w:color="1B3325"/>
-              <w:right w:val="single" w:sz="4" w:space="0" w:color="1B3325"/>
-            </w:tcBorders>
-            <w:tcMar>
-              <w:top w:w="40" w:type="dxa"/>
-              <w:left w:w="80" w:type="dxa"/>
-              <w:bottom w:w="40" w:type="dxa"/>
-              <w:right w:w="80" w:type="dxa"/>
-            </w:tcMar>
-            <w:shd w:val="clear" w:color="auto" w:fill="FFFFFF"/>
-            <w:vAlign w:val="center"/>
-          </w:tcPr>
-          <w:p>
-            <w:pPr>
-              <w:spacing w:before="0" w:after="0" w:line="259" w:lineRule="auto"/>
-              <w:jc w:val="center"/>
-              <w:widowControl/>
-              <w:keepNext/>
-            </w:pPr>
-            <w:r/>
-            <w:r>
-              <w:rPr>
-                <w:rFonts w:ascii="Poppins" w:hAnsi="Poppins" w:cs="Poppins" w:eastAsia="Poppins"/>
-                <w:b w:val="0"/>
-                <w:i w:val="0"/>
-                <w:color w:val="1B3325"/>
-                <w:sz w:val="20"/>
-              </w:rPr>
-              <w:t>$200.000</w:t>
-            </w:r>
-          </w:p>
-        </w:tc>
-        <w:tc>
-          <w:tcPr>
-            <w:tcW w:type="dxa" w:w="2400"/>
-            <w:tcBorders>
-              <w:top w:val="single" w:sz="4" w:space="0" w:color="1B3325"/>
-              <w:left w:val="single" w:sz="4" w:space="0" w:color="1B3325"/>
-              <w:bottom w:val="single" w:sz="4" w:space="0" w:color="1B3325"/>
-              <w:right w:val="single" w:sz="4" w:space="0" w:color="1B3325"/>
-            </w:tcBorders>
-            <w:tcMar>
-              <w:top w:w="40" w:type="dxa"/>
-              <w:left w:w="80" w:type="dxa"/>
-              <w:bottom w:w="40" w:type="dxa"/>
-              <w:right w:w="80" w:type="dxa"/>
-            </w:tcMar>
-            <w:shd w:val="clear" w:color="auto" w:fill="FFFFFF"/>
-            <w:vAlign w:val="center"/>
-          </w:tcPr>
-          <w:p>
-            <w:pPr>
-              <w:spacing w:before="0" w:after="0" w:line="259" w:lineRule="auto"/>
-              <w:jc w:val="center"/>
-              <w:widowControl/>
-              <w:keepNext/>
-            </w:pPr>
-            <w:r/>
-            <w:r>
-              <w:rPr>
-                <w:rFonts w:ascii="Poppins" w:hAnsi="Poppins" w:cs="Poppins" w:eastAsia="Poppins"/>
-                <w:b w:val="0"/>
-                <w:i w:val="0"/>
-                <w:color w:val="1B3325"/>
-                <w:sz w:val="20"/>
-              </w:rPr>
-              <w:t>$440.000</w:t>
-            </w:r>
-          </w:p>
-        </w:tc>
-      </w:tr>
-      <w:tr>
-        <w:trPr>
-          <w:cantSplit/>
-        </w:trPr>
-        <w:tc>
-          <w:tcPr>
-            <w:tcW w:type="dxa" w:w="2400"/>
-            <w:tcBorders>
-              <w:top w:val="single" w:sz="4" w:space="0" w:color="1B3325"/>
-              <w:left w:val="single" w:sz="4" w:space="0" w:color="1B3325"/>
-              <w:bottom w:val="single" w:sz="4" w:space="0" w:color="1B3325"/>
-              <w:right w:val="single" w:sz="4" w:space="0" w:color="1B3325"/>
-            </w:tcBorders>
-            <w:tcMar>
-              <w:top w:w="40" w:type="dxa"/>
-              <w:left w:w="80" w:type="dxa"/>
-              <w:bottom w:w="40" w:type="dxa"/>
-              <w:right w:w="80" w:type="dxa"/>
-            </w:tcMar>
-            <w:shd w:val="clear" w:color="auto" w:fill="F7FBF8"/>
-            <w:vAlign w:val="center"/>
-          </w:tcPr>
-          <w:p>
-            <w:pPr>
-              <w:spacing w:before="0" w:after="0" w:line="259" w:lineRule="auto"/>
-              <w:jc w:val="left"/>
-              <w:widowControl/>
-              <w:keepNext/>
-            </w:pPr>
-            <w:r/>
-            <w:r>
-              <w:rPr>
-                <w:rFonts w:ascii="Poppins" w:hAnsi="Poppins" w:cs="Poppins" w:eastAsia="Poppins"/>
-                <w:b w:val="0"/>
-                <w:i w:val="0"/>
-                <w:color w:val="1B3325"/>
-                <w:sz w:val="20"/>
-              </w:rPr>
-              <w:t>Dos módulos</w:t>
-            </w:r>
-          </w:p>
-        </w:tc>
-        <w:tc>
-          <w:tcPr>
-            <w:tcW w:type="dxa" w:w="2400"/>
-            <w:tcBorders>
-              <w:top w:val="single" w:sz="4" w:space="0" w:color="1B3325"/>
-              <w:left w:val="single" w:sz="4" w:space="0" w:color="1B3325"/>
-              <w:bottom w:val="single" w:sz="4" w:space="0" w:color="1B3325"/>
-              <w:right w:val="single" w:sz="4" w:space="0" w:color="1B3325"/>
-            </w:tcBorders>
-            <w:tcMar>
-              <w:top w:w="40" w:type="dxa"/>
-              <w:left w:w="80" w:type="dxa"/>
-              <w:bottom w:w="40" w:type="dxa"/>
-              <w:right w:w="80" w:type="dxa"/>
-            </w:tcMar>
-            <w:shd w:val="clear" w:color="auto" w:fill="F7FBF8"/>
-            <w:vAlign w:val="center"/>
-          </w:tcPr>
-          <w:p>
-            <w:pPr>
-              <w:spacing w:before="0" w:after="0" w:line="259" w:lineRule="auto"/>
-              <w:jc w:val="center"/>
-              <w:widowControl/>
-              <w:keepNext/>
-            </w:pPr>
-            <w:r/>
-            <w:r>
-              <w:rPr>
-                <w:rFonts w:ascii="Poppins" w:hAnsi="Poppins" w:cs="Poppins" w:eastAsia="Poppins"/>
-                <w:b w:val="0"/>
-                <w:i w:val="0"/>
-                <w:color w:val="1B3325"/>
-                <w:sz w:val="20"/>
-              </w:rPr>
-              <w:t>$40.000</w:t>
-            </w:r>
-          </w:p>
-        </w:tc>
-        <w:tc>
-          <w:tcPr>
-            <w:tcW w:type="dxa" w:w="2400"/>
-            <w:tcBorders>
-              <w:top w:val="single" w:sz="4" w:space="0" w:color="1B3325"/>
-              <w:left w:val="single" w:sz="4" w:space="0" w:color="1B3325"/>
-              <w:bottom w:val="single" w:sz="4" w:space="0" w:color="1B3325"/>
-              <w:right w:val="single" w:sz="4" w:space="0" w:color="1B3325"/>
-            </w:tcBorders>
-            <w:tcMar>
-              <w:top w:w="40" w:type="dxa"/>
-              <w:left w:w="80" w:type="dxa"/>
-              <w:bottom w:w="40" w:type="dxa"/>
-              <w:right w:w="80" w:type="dxa"/>
-            </w:tcMar>
-            <w:shd w:val="clear" w:color="auto" w:fill="F7FBF8"/>
-            <w:vAlign w:val="center"/>
-          </w:tcPr>
-          <w:p>
-            <w:pPr>
-              <w:spacing w:before="0" w:after="0" w:line="259" w:lineRule="auto"/>
-              <w:jc w:val="center"/>
-              <w:widowControl/>
-              <w:keepNext/>
-            </w:pPr>
-            <w:r/>
-            <w:r>
-              <w:rPr>
-                <w:rFonts w:ascii="Poppins" w:hAnsi="Poppins" w:cs="Poppins" w:eastAsia="Poppins"/>
-                <w:b w:val="0"/>
-                <w:i w:val="0"/>
-                <w:color w:val="1B3325"/>
-                <w:sz w:val="20"/>
-              </w:rPr>
-              <w:t>$400.000</w:t>
-            </w:r>
-          </w:p>
-        </w:tc>
-        <w:tc>
-          <w:tcPr>
-            <w:tcW w:type="dxa" w:w="2400"/>
-            <w:tcBorders>
-              <w:top w:val="single" w:sz="4" w:space="0" w:color="1B3325"/>
-              <w:left w:val="single" w:sz="4" w:space="0" w:color="1B3325"/>
-              <w:bottom w:val="single" w:sz="4" w:space="0" w:color="1B3325"/>
-              <w:right w:val="single" w:sz="4" w:space="0" w:color="1B3325"/>
-            </w:tcBorders>
-            <w:tcMar>
-              <w:top w:w="40" w:type="dxa"/>
-              <w:left w:w="80" w:type="dxa"/>
-              <w:bottom w:w="40" w:type="dxa"/>
-              <w:right w:w="80" w:type="dxa"/>
-            </w:tcMar>
-            <w:shd w:val="clear" w:color="auto" w:fill="F7FBF8"/>
-            <w:vAlign w:val="center"/>
-          </w:tcPr>
-          <w:p>
-            <w:pPr>
-              <w:spacing w:before="0" w:after="0" w:line="259" w:lineRule="auto"/>
-              <w:jc w:val="center"/>
-              <w:widowControl/>
-              <w:keepNext/>
-            </w:pPr>
-            <w:r/>
-            <w:r>
-              <w:rPr>
-                <w:rFonts w:ascii="Poppins" w:hAnsi="Poppins" w:cs="Poppins" w:eastAsia="Poppins"/>
-                <w:b w:val="0"/>
-                <w:i w:val="0"/>
-                <w:color w:val="1B3325"/>
-                <w:sz w:val="20"/>
-              </w:rPr>
-              <w:t>$880.000</w:t>
-            </w:r>
-          </w:p>
-        </w:tc>
-      </w:tr>
-      <w:tr>
-        <w:trPr>
-          <w:cantSplit/>
-        </w:trPr>
-        <w:tc>
-          <w:tcPr>
-            <w:tcW w:type="dxa" w:w="2400"/>
-            <w:tcBorders>
-              <w:top w:val="single" w:sz="4" w:space="0" w:color="1B3325"/>
-              <w:left w:val="single" w:sz="4" w:space="0" w:color="1B3325"/>
-              <w:bottom w:val="single" w:sz="4" w:space="0" w:color="1B3325"/>
-              <w:right w:val="single" w:sz="4" w:space="0" w:color="1B3325"/>
-            </w:tcBorders>
-            <w:tcMar>
-              <w:top w:w="40" w:type="dxa"/>
-              <w:left w:w="80" w:type="dxa"/>
-              <w:bottom w:w="40" w:type="dxa"/>
-              <w:right w:w="80" w:type="dxa"/>
-            </w:tcMar>
-            <w:shd w:val="clear" w:color="auto" w:fill="FFFFFF"/>
-            <w:vAlign w:val="center"/>
-          </w:tcPr>
-          <w:p>
-            <w:pPr>
-              <w:spacing w:before="0" w:after="0" w:line="259" w:lineRule="auto"/>
-              <w:jc w:val="left"/>
-              <w:widowControl/>
-            </w:pPr>
-            <w:r/>
-            <w:r>
-              <w:rPr>
-                <w:rFonts w:ascii="Poppins" w:hAnsi="Poppins" w:cs="Poppins" w:eastAsia="Poppins"/>
-                <w:b w:val="0"/>
-                <w:i w:val="0"/>
-                <w:color w:val="1B3325"/>
-                <w:sz w:val="20"/>
-              </w:rPr>
-              <w:t>Los tres módulos</w:t>
-            </w:r>
-          </w:p>
-        </w:tc>
-        <w:tc>
-          <w:tcPr>
-            <w:tcW w:type="dxa" w:w="2400"/>
-            <w:tcBorders>
-              <w:top w:val="single" w:sz="4" w:space="0" w:color="1B3325"/>
-              <w:left w:val="single" w:sz="4" w:space="0" w:color="1B3325"/>
-              <w:bottom w:val="single" w:sz="4" w:space="0" w:color="1B3325"/>
-              <w:right w:val="single" w:sz="4" w:space="0" w:color="1B3325"/>
-            </w:tcBorders>
-            <w:tcMar>
-              <w:top w:w="40" w:type="dxa"/>
-              <w:left w:w="80" w:type="dxa"/>
-              <w:bottom w:w="40" w:type="dxa"/>
-              <w:right w:w="80" w:type="dxa"/>
-            </w:tcMar>
-            <w:shd w:val="clear" w:color="auto" w:fill="FFFFFF"/>
-            <w:vAlign w:val="center"/>
-          </w:tcPr>
-          <w:p>
-            <w:pPr>
-              <w:spacing w:before="0" w:after="0" w:line="259" w:lineRule="auto"/>
-              <w:jc w:val="center"/>
-              <w:widowControl/>
-            </w:pPr>
-            <w:r/>
-            <w:r>
-              <w:rPr>
-                <w:rFonts w:ascii="Poppins" w:hAnsi="Poppins" w:cs="Poppins" w:eastAsia="Poppins"/>
-                <w:b w:val="0"/>
-                <w:i w:val="0"/>
-                <w:color w:val="1B3325"/>
-                <w:sz w:val="20"/>
-              </w:rPr>
-              <w:t>$60.000</w:t>
-            </w:r>
-          </w:p>
-        </w:tc>
-        <w:tc>
-          <w:tcPr>
-            <w:tcW w:type="dxa" w:w="2400"/>
-            <w:tcBorders>
-              <w:top w:val="single" w:sz="4" w:space="0" w:color="1B3325"/>
-              <w:left w:val="single" w:sz="4" w:space="0" w:color="1B3325"/>
-              <w:bottom w:val="single" w:sz="4" w:space="0" w:color="1B3325"/>
-              <w:right w:val="single" w:sz="4" w:space="0" w:color="1B3325"/>
-            </w:tcBorders>
-            <w:tcMar>
-              <w:top w:w="40" w:type="dxa"/>
-              <w:left w:w="80" w:type="dxa"/>
-              <w:bottom w:w="40" w:type="dxa"/>
-              <w:right w:w="80" w:type="dxa"/>
-            </w:tcMar>
-            <w:shd w:val="clear" w:color="auto" w:fill="FFFFFF"/>
-            <w:vAlign w:val="center"/>
-          </w:tcPr>
-          <w:p>
-            <w:pPr>
-              <w:spacing w:before="0" w:after="0" w:line="259" w:lineRule="auto"/>
-              <w:jc w:val="center"/>
-              <w:widowControl/>
-            </w:pPr>
-            <w:r/>
-            <w:r>
-              <w:rPr>
-                <w:rFonts w:ascii="Poppins" w:hAnsi="Poppins" w:cs="Poppins" w:eastAsia="Poppins"/>
-                <w:b w:val="0"/>
-                <w:i w:val="0"/>
-                <w:color w:val="1B3325"/>
-                <w:sz w:val="20"/>
-              </w:rPr>
-              <w:t>$600.000</w:t>
-            </w:r>
-          </w:p>
-        </w:tc>
-        <w:tc>
-          <w:tcPr>
-            <w:tcW w:type="dxa" w:w="2400"/>
-            <w:tcBorders>
-              <w:top w:val="single" w:sz="4" w:space="0" w:color="1B3325"/>
-              <w:left w:val="single" w:sz="4" w:space="0" w:color="1B3325"/>
-              <w:bottom w:val="single" w:sz="4" w:space="0" w:color="1B3325"/>
-              <w:right w:val="single" w:sz="4" w:space="0" w:color="1B3325"/>
-            </w:tcBorders>
-            <w:tcMar>
-              <w:top w:w="40" w:type="dxa"/>
-              <w:left w:w="80" w:type="dxa"/>
-              <w:bottom w:w="40" w:type="dxa"/>
-              <w:right w:w="80" w:type="dxa"/>
-            </w:tcMar>
-            <w:shd w:val="clear" w:color="auto" w:fill="FFFFFF"/>
-            <w:vAlign w:val="center"/>
-          </w:tcPr>
-          <w:p>
-            <w:pPr>
-              <w:spacing w:before="0" w:after="0" w:line="259" w:lineRule="auto"/>
-              <w:jc w:val="center"/>
-              <w:widowControl/>
-            </w:pPr>
-            <w:r/>
-            <w:r>
-              <w:rPr>
-                <w:rFonts w:ascii="Poppins" w:hAnsi="Poppins" w:cs="Poppins" w:eastAsia="Poppins"/>
-                <w:b w:val="0"/>
-                <w:i w:val="0"/>
-                <w:color w:val="1B3325"/>
-                <w:sz w:val="20"/>
-              </w:rPr>
-              <w:t>$1.320.000</w:t>
-            </w:r>
-          </w:p>
-        </w:tc>
-      </w:tr>
-    </w:tbl>
-    <w:p>
-      <w:pPr>
-        <w:spacing w:before="0" w:after="40" w:line="259" w:lineRule="auto"/>
-        <w:jc w:val="left"/>
-        <w:widowControl/>
-      </w:pPr>
-    </w:p>
-    <w:p>
-      <w:pPr>
-        <w:spacing w:before="0" w:after="120" w:line="259" w:lineRule="auto"/>
-        <w:jc w:val="left"/>
-        <w:widowControl/>
-      </w:pPr>
-      <w:r>
-        <w:rPr>
-          <w:rFonts w:ascii="Poppins" w:hAnsi="Poppins" w:cs="Poppins" w:eastAsia="Poppins"/>
-          <w:b w:val="0"/>
-          <w:i w:val="0"/>
-          <w:color w:val="1B3325"/>
-          <w:sz w:val="22"/>
-        </w:rPr>
-        <w:t>Anualidad por usuario = mensualidad × 10, y cubre 12 meses. Un módulo al año son $200.000 por usuario, equivalentes a $16.667 al mes. Los tres módulos al año son $600.000 por usuario. La vitalicia es la mensualidad × 22: $440.000 por usuario en un módulo y $1.320.000 en los tres. El soporte opcional, después de los 3 meses de garantía, es el 40 % de lo que el cliente paga por usuario.</w:t>
-      </w:r>
-    </w:p>
-    <w:p>
-      <w:pPr>
-        <w:spacing w:before="160" w:after="40" w:line="259" w:lineRule="auto"/>
-        <w:jc w:val="left"/>
-        <w:keepNext/>
-        <w:widowControl/>
-      </w:pPr>
-      <w:r>
-        <w:rPr>
-          <w:rFonts w:ascii="Poppins" w:hAnsi="Poppins" w:cs="Poppins" w:eastAsia="Poppins"/>
-          <w:b/>
-          <w:i w:val="0"/>
-          <w:color w:val="1B3325"/>
-          <w:sz w:val="26"/>
-        </w:rPr>
-        <w:t>11.2. Los tres módulos, sueltos o juntos</w:t>
-      </w:r>
-    </w:p>
-    <w:p>
-      <w:pPr>
-        <w:spacing w:before="0" w:after="160" w:line="259" w:lineRule="auto"/>
-        <w:jc w:val="both"/>
-        <w:widowControl/>
-      </w:pPr>
-      <w:r>
-        <w:rPr>
-          <w:rFonts w:ascii="Poppins" w:hAnsi="Poppins" w:cs="Poppins" w:eastAsia="Poppins"/>
-          <w:b w:val="0"/>
-          <w:i w:val="0"/>
-          <w:color w:val="1B3325"/>
-          <w:sz w:val="26"/>
-        </w:rPr>
-        <w:t>El precio de cada módulo es el mismo. El cliente elige uno, dos o los tres. Los reportes de cada módulo van con ese módulo. La cuota de 2 TB va solo con el Drive, así se compre suelto o con los demás.</w:t>
+        <w:t>Cada módulo tiene su propio valor, tomado del orden de mercado de la sección 10.1. Los tres juntos cuestan $33.000 por usuario: es la suma. Quien toma un módulo paga ese módulo. Quien toma dos paga la suma de esos dos.</w:t>
       </w:r>
     </w:p>
     <w:tbl>
@@ -15579,7 +15229,7 @@
                 <w:color w:val="1B3325"/>
                 <w:sz w:val="18"/>
               </w:rPr>
-              <w:t>$20.000</w:t>
+              <w:t>$15.000</w:t>
             </w:r>
           </w:p>
         </w:tc>
@@ -15617,7 +15267,7 @@
                 <w:color w:val="1B3325"/>
                 <w:sz w:val="18"/>
               </w:rPr>
-              <w:t>$200.000</w:t>
+              <w:t>$150.000</w:t>
             </w:r>
           </w:p>
         </w:tc>
@@ -15655,7 +15305,7 @@
                 <w:color w:val="1B3325"/>
                 <w:sz w:val="18"/>
               </w:rPr>
-              <w:t>$440.000</w:t>
+              <w:t>$330.000</w:t>
             </w:r>
           </w:p>
         </w:tc>
@@ -15736,7 +15386,7 @@
                 <w:color w:val="1B3325"/>
                 <w:sz w:val="18"/>
               </w:rPr>
-              <w:t>$20.000</w:t>
+              <w:t>$8.000</w:t>
             </w:r>
           </w:p>
         </w:tc>
@@ -15774,7 +15424,7 @@
                 <w:color w:val="1B3325"/>
                 <w:sz w:val="18"/>
               </w:rPr>
-              <w:t>$200.000</w:t>
+              <w:t>$80.000</w:t>
             </w:r>
           </w:p>
         </w:tc>
@@ -15812,7 +15462,7 @@
                 <w:color w:val="1B3325"/>
                 <w:sz w:val="18"/>
               </w:rPr>
-              <w:t>$440.000</w:t>
+              <w:t>$176.000</w:t>
             </w:r>
           </w:p>
         </w:tc>
@@ -15893,7 +15543,7 @@
                 <w:color w:val="1B3325"/>
                 <w:sz w:val="18"/>
               </w:rPr>
-              <w:t>$20.000</w:t>
+              <w:t>$10.000</w:t>
             </w:r>
           </w:p>
         </w:tc>
@@ -15931,7 +15581,7 @@
                 <w:color w:val="1B3325"/>
                 <w:sz w:val="18"/>
               </w:rPr>
-              <w:t>$200.000</w:t>
+              <w:t>$100.000</w:t>
             </w:r>
           </w:p>
         </w:tc>
@@ -15969,7 +15619,7 @@
                 <w:color w:val="1B3325"/>
                 <w:sz w:val="18"/>
               </w:rPr>
-              <w:t>$440.000</w:t>
+              <w:t>$220.000</w:t>
             </w:r>
           </w:p>
         </w:tc>
@@ -16048,7 +15698,7 @@
                 <w:color w:val="1B3325"/>
                 <w:sz w:val="18"/>
               </w:rPr>
-              <w:t>$60.000</w:t>
+              <w:t>$33.000</w:t>
             </w:r>
           </w:p>
         </w:tc>
@@ -16085,7 +15735,7 @@
                 <w:color w:val="1B3325"/>
                 <w:sz w:val="18"/>
               </w:rPr>
-              <w:t>$600.000</w:t>
+              <w:t>$330.000</w:t>
             </w:r>
           </w:p>
         </w:tc>
@@ -16122,7 +15772,7 @@
                 <w:color w:val="1B3325"/>
                 <w:sz w:val="18"/>
               </w:rPr>
-              <w:t>$1.320.000</w:t>
+              <w:t>$726.000</w:t>
             </w:r>
           </w:p>
         </w:tc>
@@ -16149,7 +15799,47 @@
           <w:color w:val="1B3325"/>
           <w:sz w:val="22"/>
         </w:rPr>
-        <w:t>No hay un precio de paquete distinto de la suma. Un módulo son $20.000 por usuario. Dos son $40.000. Los tres son $60.000. Para 30 usuarios, un módulo son $600.000 al mes y los tres son $1.800.000 al mes.</w:t>
+        <w:t xml:space="preserve">Anualidad por usuario = mensualidad × 10, y cubre 12 meses. El </w:t>
+      </w:r>
+      <w:r>
+        <w:rPr>
+          <w:rFonts w:ascii="Poppins" w:hAnsi="Poppins" w:cs="Poppins" w:eastAsia="Poppins"/>
+          <w:b/>
+          <w:i w:val="0"/>
+          <w:color w:val="1B3325"/>
+          <w:sz w:val="22"/>
+        </w:rPr>
+        <w:t>CRM</w:t>
+      </w:r>
+      <w:r>
+        <w:rPr>
+          <w:rFonts w:ascii="Poppins" w:hAnsi="Poppins" w:cs="Poppins" w:eastAsia="Poppins"/>
+          <w:b w:val="0"/>
+          <w:i w:val="0"/>
+          <w:color w:val="1B3325"/>
+          <w:sz w:val="22"/>
+        </w:rPr>
+        <w:t xml:space="preserve"> y </w:t>
+      </w:r>
+      <w:r>
+        <w:rPr>
+          <w:rFonts w:ascii="Poppins" w:hAnsi="Poppins" w:cs="Poppins" w:eastAsia="Poppins"/>
+          <w:b/>
+          <w:i w:val="0"/>
+          <w:color w:val="1B3325"/>
+          <w:sz w:val="22"/>
+        </w:rPr>
+        <w:t>ERP</w:t>
+      </w:r>
+      <w:r>
+        <w:rPr>
+          <w:rFonts w:ascii="Poppins" w:hAnsi="Poppins" w:cs="Poppins" w:eastAsia="Poppins"/>
+          <w:b w:val="0"/>
+          <w:i w:val="0"/>
+          <w:color w:val="1B3325"/>
+          <w:sz w:val="22"/>
+        </w:rPr>
+        <w:t xml:space="preserve"> al año son $150.000 por usuario. La asistencia, $80.000. El Drive, $100.000. Los tres, $330.000. La vitalicia es la mensualidad × 22: $330.000, $176.000 y $220.000 por usuario, y $726.000 los tres. El soporte opcional, después de los 3 meses de garantía, es el 40 % de lo que el cliente paga por usuario.</w:t>
       </w:r>
     </w:p>
     <w:p>
@@ -16167,7 +15857,1019 @@
           <w:color w:val="1B3325"/>
           <w:sz w:val="26"/>
         </w:rPr>
-        <w:t>11.3. Qué paga el cliente por fuera</w:t>
+        <w:t>11.2. Módulos sueltos o combinados</w:t>
+      </w:r>
+    </w:p>
+    <w:p>
+      <w:pPr>
+        <w:spacing w:before="0" w:after="160" w:line="259" w:lineRule="auto"/>
+        <w:jc w:val="both"/>
+        <w:widowControl/>
+      </w:pPr>
+      <w:r>
+        <w:rPr>
+          <w:rFonts w:ascii="Poppins" w:hAnsi="Poppins" w:cs="Poppins" w:eastAsia="Poppins"/>
+          <w:b w:val="0"/>
+          <w:i w:val="0"/>
+          <w:color w:val="1B3325"/>
+          <w:sz w:val="26"/>
+        </w:rPr>
+        <w:t>El cliente elige uno, dos o los tres. Dos módulos se cobran como la suma de sus tarifas. Los reportes de cada módulo van con ese módulo. La cuota de 2 TB va solo con el Drive, así se tome suelto o con los demás. La VPS la coloca el cliente en cualquier combinación.</w:t>
+      </w:r>
+    </w:p>
+    <w:tbl>
+      <w:tblPr>
+        <w:tblW w:type="dxa" w:w="9600"/>
+        <w:jc w:val="center"/>
+        <w:tblLayout w:type="fixed"/>
+        <w:tblLook w:firstColumn="1" w:firstRow="1" w:lastColumn="0" w:lastRow="0" w:noHBand="0" w:noVBand="1" w:val="04A0"/>
+      </w:tblPr>
+      <w:tblGrid>
+        <w:gridCol w:w="2800"/>
+        <w:gridCol w:w="2200"/>
+        <w:gridCol w:w="2300"/>
+        <w:gridCol w:w="2300"/>
+      </w:tblGrid>
+      <w:tr>
+        <w:trPr>
+          <w:tblHeader/>
+          <w:cantSplit/>
+        </w:trPr>
+        <w:tc>
+          <w:tcPr>
+            <w:tcW w:type="dxa" w:w="2800"/>
+            <w:tcBorders>
+              <w:top w:val="single" w:sz="4" w:space="0" w:color="1B3325"/>
+              <w:left w:val="single" w:sz="4" w:space="0" w:color="1B3325"/>
+              <w:bottom w:val="single" w:sz="4" w:space="0" w:color="1B3325"/>
+              <w:right w:val="single" w:sz="4" w:space="0" w:color="1B3325"/>
+            </w:tcBorders>
+            <w:tcMar>
+              <w:top w:w="40" w:type="dxa"/>
+              <w:left w:w="80" w:type="dxa"/>
+              <w:bottom w:w="40" w:type="dxa"/>
+              <w:right w:w="80" w:type="dxa"/>
+            </w:tcMar>
+            <w:shd w:val="clear" w:color="auto" w:fill="1B3325"/>
+            <w:vAlign w:val="center"/>
+          </w:tcPr>
+          <w:p>
+            <w:pPr>
+              <w:spacing w:before="0" w:after="0" w:line="259" w:lineRule="auto"/>
+              <w:jc w:val="center"/>
+              <w:widowControl/>
+              <w:keepNext/>
+            </w:pPr>
+            <w:r/>
+            <w:r>
+              <w:rPr>
+                <w:rFonts w:ascii="Poppins" w:hAnsi="Poppins" w:cs="Poppins" w:eastAsia="Poppins"/>
+                <w:b/>
+                <w:i w:val="0"/>
+                <w:color w:val="FFFFFF"/>
+                <w:sz w:val="18"/>
+              </w:rPr>
+              <w:t>Combinación</w:t>
+            </w:r>
+          </w:p>
+        </w:tc>
+        <w:tc>
+          <w:tcPr>
+            <w:tcW w:type="dxa" w:w="2200"/>
+            <w:tcBorders>
+              <w:top w:val="single" w:sz="4" w:space="0" w:color="1B3325"/>
+              <w:left w:val="single" w:sz="4" w:space="0" w:color="1B3325"/>
+              <w:bottom w:val="single" w:sz="4" w:space="0" w:color="1B3325"/>
+              <w:right w:val="single" w:sz="4" w:space="0" w:color="1B3325"/>
+            </w:tcBorders>
+            <w:tcMar>
+              <w:top w:w="40" w:type="dxa"/>
+              <w:left w:w="80" w:type="dxa"/>
+              <w:bottom w:w="40" w:type="dxa"/>
+              <w:right w:w="80" w:type="dxa"/>
+            </w:tcMar>
+            <w:shd w:val="clear" w:color="auto" w:fill="1B3325"/>
+            <w:vAlign w:val="center"/>
+          </w:tcPr>
+          <w:p>
+            <w:pPr>
+              <w:spacing w:before="0" w:after="0" w:line="259" w:lineRule="auto"/>
+              <w:jc w:val="center"/>
+              <w:widowControl/>
+              <w:keepNext/>
+            </w:pPr>
+            <w:r/>
+            <w:r>
+              <w:rPr>
+                <w:rFonts w:ascii="Poppins" w:hAnsi="Poppins" w:cs="Poppins" w:eastAsia="Poppins"/>
+                <w:b/>
+                <w:i w:val="0"/>
+                <w:color w:val="FFFFFF"/>
+                <w:sz w:val="18"/>
+              </w:rPr>
+              <w:t>Por usuario al mes</w:t>
+            </w:r>
+          </w:p>
+        </w:tc>
+        <w:tc>
+          <w:tcPr>
+            <w:tcW w:type="dxa" w:w="2300"/>
+            <w:tcBorders>
+              <w:top w:val="single" w:sz="4" w:space="0" w:color="1B3325"/>
+              <w:left w:val="single" w:sz="4" w:space="0" w:color="1B3325"/>
+              <w:bottom w:val="single" w:sz="4" w:space="0" w:color="1B3325"/>
+              <w:right w:val="single" w:sz="4" w:space="0" w:color="1B3325"/>
+            </w:tcBorders>
+            <w:tcMar>
+              <w:top w:w="40" w:type="dxa"/>
+              <w:left w:w="80" w:type="dxa"/>
+              <w:bottom w:w="40" w:type="dxa"/>
+              <w:right w:w="80" w:type="dxa"/>
+            </w:tcMar>
+            <w:shd w:val="clear" w:color="auto" w:fill="1B3325"/>
+            <w:vAlign w:val="center"/>
+          </w:tcPr>
+          <w:p>
+            <w:pPr>
+              <w:spacing w:before="0" w:after="0" w:line="259" w:lineRule="auto"/>
+              <w:jc w:val="center"/>
+              <w:widowControl/>
+              <w:keepNext/>
+            </w:pPr>
+            <w:r/>
+            <w:r>
+              <w:rPr>
+                <w:rFonts w:ascii="Poppins" w:hAnsi="Poppins" w:cs="Poppins" w:eastAsia="Poppins"/>
+                <w:b/>
+                <w:i w:val="0"/>
+                <w:color w:val="FFFFFF"/>
+                <w:sz w:val="18"/>
+              </w:rPr>
+              <w:t>Anualidad por usuario</w:t>
+            </w:r>
+          </w:p>
+        </w:tc>
+        <w:tc>
+          <w:tcPr>
+            <w:tcW w:type="dxa" w:w="2300"/>
+            <w:tcBorders>
+              <w:top w:val="single" w:sz="4" w:space="0" w:color="1B3325"/>
+              <w:left w:val="single" w:sz="4" w:space="0" w:color="1B3325"/>
+              <w:bottom w:val="single" w:sz="4" w:space="0" w:color="1B3325"/>
+              <w:right w:val="single" w:sz="4" w:space="0" w:color="1B3325"/>
+            </w:tcBorders>
+            <w:tcMar>
+              <w:top w:w="40" w:type="dxa"/>
+              <w:left w:w="80" w:type="dxa"/>
+              <w:bottom w:w="40" w:type="dxa"/>
+              <w:right w:w="80" w:type="dxa"/>
+            </w:tcMar>
+            <w:shd w:val="clear" w:color="auto" w:fill="1B3325"/>
+            <w:vAlign w:val="center"/>
+          </w:tcPr>
+          <w:p>
+            <w:pPr>
+              <w:spacing w:before="0" w:after="0" w:line="259" w:lineRule="auto"/>
+              <w:jc w:val="center"/>
+              <w:widowControl/>
+              <w:keepNext/>
+            </w:pPr>
+            <w:r/>
+            <w:r>
+              <w:rPr>
+                <w:rFonts w:ascii="Poppins" w:hAnsi="Poppins" w:cs="Poppins" w:eastAsia="Poppins"/>
+                <w:b/>
+                <w:i w:val="0"/>
+                <w:color w:val="FFFFFF"/>
+                <w:sz w:val="18"/>
+              </w:rPr>
+              <w:t>Vitalicia por usuario</w:t>
+            </w:r>
+          </w:p>
+        </w:tc>
+      </w:tr>
+      <w:tr>
+        <w:trPr>
+          <w:cantSplit/>
+        </w:trPr>
+        <w:tc>
+          <w:tcPr>
+            <w:tcW w:type="dxa" w:w="2800"/>
+            <w:tcBorders>
+              <w:top w:val="single" w:sz="4" w:space="0" w:color="1B3325"/>
+              <w:left w:val="single" w:sz="4" w:space="0" w:color="1B3325"/>
+              <w:bottom w:val="single" w:sz="4" w:space="0" w:color="1B3325"/>
+              <w:right w:val="single" w:sz="4" w:space="0" w:color="1B3325"/>
+            </w:tcBorders>
+            <w:tcMar>
+              <w:top w:w="40" w:type="dxa"/>
+              <w:left w:w="80" w:type="dxa"/>
+              <w:bottom w:w="40" w:type="dxa"/>
+              <w:right w:w="80" w:type="dxa"/>
+            </w:tcMar>
+            <w:shd w:val="clear" w:color="auto" w:fill="FFFFFF"/>
+            <w:vAlign w:val="center"/>
+          </w:tcPr>
+          <w:p>
+            <w:pPr>
+              <w:spacing w:before="0" w:after="0" w:line="259" w:lineRule="auto"/>
+              <w:jc w:val="left"/>
+              <w:widowControl/>
+              <w:keepNext/>
+            </w:pPr>
+            <w:r/>
+            <w:r>
+              <w:rPr>
+                <w:rFonts w:ascii="Poppins" w:hAnsi="Poppins" w:cs="Poppins" w:eastAsia="Poppins"/>
+                <w:b/>
+                <w:i w:val="0"/>
+                <w:color w:val="1B3325"/>
+                <w:sz w:val="18"/>
+              </w:rPr>
+              <w:t>CRM</w:t>
+            </w:r>
+            <w:r>
+              <w:rPr>
+                <w:rFonts w:ascii="Poppins" w:hAnsi="Poppins" w:cs="Poppins" w:eastAsia="Poppins"/>
+                <w:b w:val="0"/>
+                <w:i w:val="0"/>
+                <w:color w:val="1B3325"/>
+                <w:sz w:val="18"/>
+              </w:rPr>
+              <w:t xml:space="preserve"> y </w:t>
+            </w:r>
+            <w:r>
+              <w:rPr>
+                <w:rFonts w:ascii="Poppins" w:hAnsi="Poppins" w:cs="Poppins" w:eastAsia="Poppins"/>
+                <w:b/>
+                <w:i w:val="0"/>
+                <w:color w:val="1B3325"/>
+                <w:sz w:val="18"/>
+              </w:rPr>
+              <w:t>ERP</w:t>
+            </w:r>
+            <w:r>
+              <w:rPr>
+                <w:rFonts w:ascii="Poppins" w:hAnsi="Poppins" w:cs="Poppins" w:eastAsia="Poppins"/>
+                <w:b w:val="0"/>
+                <w:i w:val="0"/>
+                <w:color w:val="1B3325"/>
+                <w:sz w:val="18"/>
+              </w:rPr>
+              <w:t xml:space="preserve"> + asistencia</w:t>
+            </w:r>
+          </w:p>
+        </w:tc>
+        <w:tc>
+          <w:tcPr>
+            <w:tcW w:type="dxa" w:w="2200"/>
+            <w:tcBorders>
+              <w:top w:val="single" w:sz="4" w:space="0" w:color="1B3325"/>
+              <w:left w:val="single" w:sz="4" w:space="0" w:color="1B3325"/>
+              <w:bottom w:val="single" w:sz="4" w:space="0" w:color="1B3325"/>
+              <w:right w:val="single" w:sz="4" w:space="0" w:color="1B3325"/>
+            </w:tcBorders>
+            <w:tcMar>
+              <w:top w:w="40" w:type="dxa"/>
+              <w:left w:w="80" w:type="dxa"/>
+              <w:bottom w:w="40" w:type="dxa"/>
+              <w:right w:w="80" w:type="dxa"/>
+            </w:tcMar>
+            <w:shd w:val="clear" w:color="auto" w:fill="FFFFFF"/>
+            <w:vAlign w:val="center"/>
+          </w:tcPr>
+          <w:p>
+            <w:pPr>
+              <w:spacing w:before="0" w:after="0" w:line="259" w:lineRule="auto"/>
+              <w:jc w:val="center"/>
+              <w:widowControl/>
+              <w:keepNext/>
+            </w:pPr>
+            <w:r/>
+            <w:r>
+              <w:rPr>
+                <w:rFonts w:ascii="Poppins" w:hAnsi="Poppins" w:cs="Poppins" w:eastAsia="Poppins"/>
+                <w:b w:val="0"/>
+                <w:i w:val="0"/>
+                <w:color w:val="1B3325"/>
+                <w:sz w:val="18"/>
+              </w:rPr>
+              <w:t>$23.000</w:t>
+            </w:r>
+          </w:p>
+        </w:tc>
+        <w:tc>
+          <w:tcPr>
+            <w:tcW w:type="dxa" w:w="2300"/>
+            <w:tcBorders>
+              <w:top w:val="single" w:sz="4" w:space="0" w:color="1B3325"/>
+              <w:left w:val="single" w:sz="4" w:space="0" w:color="1B3325"/>
+              <w:bottom w:val="single" w:sz="4" w:space="0" w:color="1B3325"/>
+              <w:right w:val="single" w:sz="4" w:space="0" w:color="1B3325"/>
+            </w:tcBorders>
+            <w:tcMar>
+              <w:top w:w="40" w:type="dxa"/>
+              <w:left w:w="80" w:type="dxa"/>
+              <w:bottom w:w="40" w:type="dxa"/>
+              <w:right w:w="80" w:type="dxa"/>
+            </w:tcMar>
+            <w:shd w:val="clear" w:color="auto" w:fill="FFFFFF"/>
+            <w:vAlign w:val="center"/>
+          </w:tcPr>
+          <w:p>
+            <w:pPr>
+              <w:spacing w:before="0" w:after="0" w:line="259" w:lineRule="auto"/>
+              <w:jc w:val="center"/>
+              <w:widowControl/>
+              <w:keepNext/>
+            </w:pPr>
+            <w:r/>
+            <w:r>
+              <w:rPr>
+                <w:rFonts w:ascii="Poppins" w:hAnsi="Poppins" w:cs="Poppins" w:eastAsia="Poppins"/>
+                <w:b w:val="0"/>
+                <w:i w:val="0"/>
+                <w:color w:val="1B3325"/>
+                <w:sz w:val="18"/>
+              </w:rPr>
+              <w:t>$230.000</w:t>
+            </w:r>
+          </w:p>
+        </w:tc>
+        <w:tc>
+          <w:tcPr>
+            <w:tcW w:type="dxa" w:w="2300"/>
+            <w:tcBorders>
+              <w:top w:val="single" w:sz="4" w:space="0" w:color="1B3325"/>
+              <w:left w:val="single" w:sz="4" w:space="0" w:color="1B3325"/>
+              <w:bottom w:val="single" w:sz="4" w:space="0" w:color="1B3325"/>
+              <w:right w:val="single" w:sz="4" w:space="0" w:color="1B3325"/>
+            </w:tcBorders>
+            <w:tcMar>
+              <w:top w:w="40" w:type="dxa"/>
+              <w:left w:w="80" w:type="dxa"/>
+              <w:bottom w:w="40" w:type="dxa"/>
+              <w:right w:w="80" w:type="dxa"/>
+            </w:tcMar>
+            <w:shd w:val="clear" w:color="auto" w:fill="FFFFFF"/>
+            <w:vAlign w:val="center"/>
+          </w:tcPr>
+          <w:p>
+            <w:pPr>
+              <w:spacing w:before="0" w:after="0" w:line="259" w:lineRule="auto"/>
+              <w:jc w:val="center"/>
+              <w:widowControl/>
+              <w:keepNext/>
+            </w:pPr>
+            <w:r/>
+            <w:r>
+              <w:rPr>
+                <w:rFonts w:ascii="Poppins" w:hAnsi="Poppins" w:cs="Poppins" w:eastAsia="Poppins"/>
+                <w:b w:val="0"/>
+                <w:i w:val="0"/>
+                <w:color w:val="1B3325"/>
+                <w:sz w:val="18"/>
+              </w:rPr>
+              <w:t>$506.000</w:t>
+            </w:r>
+          </w:p>
+        </w:tc>
+      </w:tr>
+      <w:tr>
+        <w:trPr>
+          <w:cantSplit/>
+        </w:trPr>
+        <w:tc>
+          <w:tcPr>
+            <w:tcW w:type="dxa" w:w="2800"/>
+            <w:tcBorders>
+              <w:top w:val="single" w:sz="4" w:space="0" w:color="1B3325"/>
+              <w:left w:val="single" w:sz="4" w:space="0" w:color="1B3325"/>
+              <w:bottom w:val="single" w:sz="4" w:space="0" w:color="1B3325"/>
+              <w:right w:val="single" w:sz="4" w:space="0" w:color="1B3325"/>
+            </w:tcBorders>
+            <w:tcMar>
+              <w:top w:w="40" w:type="dxa"/>
+              <w:left w:w="80" w:type="dxa"/>
+              <w:bottom w:w="40" w:type="dxa"/>
+              <w:right w:w="80" w:type="dxa"/>
+            </w:tcMar>
+            <w:shd w:val="clear" w:color="auto" w:fill="F7FBF8"/>
+            <w:vAlign w:val="center"/>
+          </w:tcPr>
+          <w:p>
+            <w:pPr>
+              <w:spacing w:before="0" w:after="0" w:line="259" w:lineRule="auto"/>
+              <w:jc w:val="left"/>
+              <w:widowControl/>
+              <w:keepNext/>
+            </w:pPr>
+            <w:r/>
+            <w:r>
+              <w:rPr>
+                <w:rFonts w:ascii="Poppins" w:hAnsi="Poppins" w:cs="Poppins" w:eastAsia="Poppins"/>
+                <w:b/>
+                <w:i w:val="0"/>
+                <w:color w:val="1B3325"/>
+                <w:sz w:val="18"/>
+              </w:rPr>
+              <w:t>CRM</w:t>
+            </w:r>
+            <w:r>
+              <w:rPr>
+                <w:rFonts w:ascii="Poppins" w:hAnsi="Poppins" w:cs="Poppins" w:eastAsia="Poppins"/>
+                <w:b w:val="0"/>
+                <w:i w:val="0"/>
+                <w:color w:val="1B3325"/>
+                <w:sz w:val="18"/>
+              </w:rPr>
+              <w:t xml:space="preserve"> y </w:t>
+            </w:r>
+            <w:r>
+              <w:rPr>
+                <w:rFonts w:ascii="Poppins" w:hAnsi="Poppins" w:cs="Poppins" w:eastAsia="Poppins"/>
+                <w:b/>
+                <w:i w:val="0"/>
+                <w:color w:val="1B3325"/>
+                <w:sz w:val="18"/>
+              </w:rPr>
+              <w:t>ERP</w:t>
+            </w:r>
+            <w:r>
+              <w:rPr>
+                <w:rFonts w:ascii="Poppins" w:hAnsi="Poppins" w:cs="Poppins" w:eastAsia="Poppins"/>
+                <w:b w:val="0"/>
+                <w:i w:val="0"/>
+                <w:color w:val="1B3325"/>
+                <w:sz w:val="18"/>
+              </w:rPr>
+              <w:t xml:space="preserve"> + Drive</w:t>
+            </w:r>
+          </w:p>
+        </w:tc>
+        <w:tc>
+          <w:tcPr>
+            <w:tcW w:type="dxa" w:w="2200"/>
+            <w:tcBorders>
+              <w:top w:val="single" w:sz="4" w:space="0" w:color="1B3325"/>
+              <w:left w:val="single" w:sz="4" w:space="0" w:color="1B3325"/>
+              <w:bottom w:val="single" w:sz="4" w:space="0" w:color="1B3325"/>
+              <w:right w:val="single" w:sz="4" w:space="0" w:color="1B3325"/>
+            </w:tcBorders>
+            <w:tcMar>
+              <w:top w:w="40" w:type="dxa"/>
+              <w:left w:w="80" w:type="dxa"/>
+              <w:bottom w:w="40" w:type="dxa"/>
+              <w:right w:w="80" w:type="dxa"/>
+            </w:tcMar>
+            <w:shd w:val="clear" w:color="auto" w:fill="F7FBF8"/>
+            <w:vAlign w:val="center"/>
+          </w:tcPr>
+          <w:p>
+            <w:pPr>
+              <w:spacing w:before="0" w:after="0" w:line="259" w:lineRule="auto"/>
+              <w:jc w:val="center"/>
+              <w:widowControl/>
+              <w:keepNext/>
+            </w:pPr>
+            <w:r/>
+            <w:r>
+              <w:rPr>
+                <w:rFonts w:ascii="Poppins" w:hAnsi="Poppins" w:cs="Poppins" w:eastAsia="Poppins"/>
+                <w:b w:val="0"/>
+                <w:i w:val="0"/>
+                <w:color w:val="1B3325"/>
+                <w:sz w:val="18"/>
+              </w:rPr>
+              <w:t>$25.000</w:t>
+            </w:r>
+          </w:p>
+        </w:tc>
+        <w:tc>
+          <w:tcPr>
+            <w:tcW w:type="dxa" w:w="2300"/>
+            <w:tcBorders>
+              <w:top w:val="single" w:sz="4" w:space="0" w:color="1B3325"/>
+              <w:left w:val="single" w:sz="4" w:space="0" w:color="1B3325"/>
+              <w:bottom w:val="single" w:sz="4" w:space="0" w:color="1B3325"/>
+              <w:right w:val="single" w:sz="4" w:space="0" w:color="1B3325"/>
+            </w:tcBorders>
+            <w:tcMar>
+              <w:top w:w="40" w:type="dxa"/>
+              <w:left w:w="80" w:type="dxa"/>
+              <w:bottom w:w="40" w:type="dxa"/>
+              <w:right w:w="80" w:type="dxa"/>
+            </w:tcMar>
+            <w:shd w:val="clear" w:color="auto" w:fill="F7FBF8"/>
+            <w:vAlign w:val="center"/>
+          </w:tcPr>
+          <w:p>
+            <w:pPr>
+              <w:spacing w:before="0" w:after="0" w:line="259" w:lineRule="auto"/>
+              <w:jc w:val="center"/>
+              <w:widowControl/>
+              <w:keepNext/>
+            </w:pPr>
+            <w:r/>
+            <w:r>
+              <w:rPr>
+                <w:rFonts w:ascii="Poppins" w:hAnsi="Poppins" w:cs="Poppins" w:eastAsia="Poppins"/>
+                <w:b w:val="0"/>
+                <w:i w:val="0"/>
+                <w:color w:val="1B3325"/>
+                <w:sz w:val="18"/>
+              </w:rPr>
+              <w:t>$250.000</w:t>
+            </w:r>
+          </w:p>
+        </w:tc>
+        <w:tc>
+          <w:tcPr>
+            <w:tcW w:type="dxa" w:w="2300"/>
+            <w:tcBorders>
+              <w:top w:val="single" w:sz="4" w:space="0" w:color="1B3325"/>
+              <w:left w:val="single" w:sz="4" w:space="0" w:color="1B3325"/>
+              <w:bottom w:val="single" w:sz="4" w:space="0" w:color="1B3325"/>
+              <w:right w:val="single" w:sz="4" w:space="0" w:color="1B3325"/>
+            </w:tcBorders>
+            <w:tcMar>
+              <w:top w:w="40" w:type="dxa"/>
+              <w:left w:w="80" w:type="dxa"/>
+              <w:bottom w:w="40" w:type="dxa"/>
+              <w:right w:w="80" w:type="dxa"/>
+            </w:tcMar>
+            <w:shd w:val="clear" w:color="auto" w:fill="F7FBF8"/>
+            <w:vAlign w:val="center"/>
+          </w:tcPr>
+          <w:p>
+            <w:pPr>
+              <w:spacing w:before="0" w:after="0" w:line="259" w:lineRule="auto"/>
+              <w:jc w:val="center"/>
+              <w:widowControl/>
+              <w:keepNext/>
+            </w:pPr>
+            <w:r/>
+            <w:r>
+              <w:rPr>
+                <w:rFonts w:ascii="Poppins" w:hAnsi="Poppins" w:cs="Poppins" w:eastAsia="Poppins"/>
+                <w:b w:val="0"/>
+                <w:i w:val="0"/>
+                <w:color w:val="1B3325"/>
+                <w:sz w:val="18"/>
+              </w:rPr>
+              <w:t>$550.000</w:t>
+            </w:r>
+          </w:p>
+        </w:tc>
+      </w:tr>
+      <w:tr>
+        <w:trPr>
+          <w:cantSplit/>
+        </w:trPr>
+        <w:tc>
+          <w:tcPr>
+            <w:tcW w:type="dxa" w:w="2800"/>
+            <w:tcBorders>
+              <w:top w:val="single" w:sz="4" w:space="0" w:color="1B3325"/>
+              <w:left w:val="single" w:sz="4" w:space="0" w:color="1B3325"/>
+              <w:bottom w:val="single" w:sz="4" w:space="0" w:color="1B3325"/>
+              <w:right w:val="single" w:sz="4" w:space="0" w:color="1B3325"/>
+            </w:tcBorders>
+            <w:tcMar>
+              <w:top w:w="40" w:type="dxa"/>
+              <w:left w:w="80" w:type="dxa"/>
+              <w:bottom w:w="40" w:type="dxa"/>
+              <w:right w:w="80" w:type="dxa"/>
+            </w:tcMar>
+            <w:shd w:val="clear" w:color="auto" w:fill="FFFFFF"/>
+            <w:vAlign w:val="center"/>
+          </w:tcPr>
+          <w:p>
+            <w:pPr>
+              <w:spacing w:before="0" w:after="0" w:line="259" w:lineRule="auto"/>
+              <w:jc w:val="left"/>
+              <w:widowControl/>
+              <w:keepNext/>
+            </w:pPr>
+            <w:r/>
+            <w:r>
+              <w:rPr>
+                <w:rFonts w:ascii="Poppins" w:hAnsi="Poppins" w:cs="Poppins" w:eastAsia="Poppins"/>
+                <w:b w:val="0"/>
+                <w:i w:val="0"/>
+                <w:color w:val="1B3325"/>
+                <w:sz w:val="18"/>
+              </w:rPr>
+              <w:t>Asistencia + Drive</w:t>
+            </w:r>
+          </w:p>
+        </w:tc>
+        <w:tc>
+          <w:tcPr>
+            <w:tcW w:type="dxa" w:w="2200"/>
+            <w:tcBorders>
+              <w:top w:val="single" w:sz="4" w:space="0" w:color="1B3325"/>
+              <w:left w:val="single" w:sz="4" w:space="0" w:color="1B3325"/>
+              <w:bottom w:val="single" w:sz="4" w:space="0" w:color="1B3325"/>
+              <w:right w:val="single" w:sz="4" w:space="0" w:color="1B3325"/>
+            </w:tcBorders>
+            <w:tcMar>
+              <w:top w:w="40" w:type="dxa"/>
+              <w:left w:w="80" w:type="dxa"/>
+              <w:bottom w:w="40" w:type="dxa"/>
+              <w:right w:w="80" w:type="dxa"/>
+            </w:tcMar>
+            <w:shd w:val="clear" w:color="auto" w:fill="FFFFFF"/>
+            <w:vAlign w:val="center"/>
+          </w:tcPr>
+          <w:p>
+            <w:pPr>
+              <w:spacing w:before="0" w:after="0" w:line="259" w:lineRule="auto"/>
+              <w:jc w:val="center"/>
+              <w:widowControl/>
+              <w:keepNext/>
+            </w:pPr>
+            <w:r/>
+            <w:r>
+              <w:rPr>
+                <w:rFonts w:ascii="Poppins" w:hAnsi="Poppins" w:cs="Poppins" w:eastAsia="Poppins"/>
+                <w:b w:val="0"/>
+                <w:i w:val="0"/>
+                <w:color w:val="1B3325"/>
+                <w:sz w:val="18"/>
+              </w:rPr>
+              <w:t>$18.000</w:t>
+            </w:r>
+          </w:p>
+        </w:tc>
+        <w:tc>
+          <w:tcPr>
+            <w:tcW w:type="dxa" w:w="2300"/>
+            <w:tcBorders>
+              <w:top w:val="single" w:sz="4" w:space="0" w:color="1B3325"/>
+              <w:left w:val="single" w:sz="4" w:space="0" w:color="1B3325"/>
+              <w:bottom w:val="single" w:sz="4" w:space="0" w:color="1B3325"/>
+              <w:right w:val="single" w:sz="4" w:space="0" w:color="1B3325"/>
+            </w:tcBorders>
+            <w:tcMar>
+              <w:top w:w="40" w:type="dxa"/>
+              <w:left w:w="80" w:type="dxa"/>
+              <w:bottom w:w="40" w:type="dxa"/>
+              <w:right w:w="80" w:type="dxa"/>
+            </w:tcMar>
+            <w:shd w:val="clear" w:color="auto" w:fill="FFFFFF"/>
+            <w:vAlign w:val="center"/>
+          </w:tcPr>
+          <w:p>
+            <w:pPr>
+              <w:spacing w:before="0" w:after="0" w:line="259" w:lineRule="auto"/>
+              <w:jc w:val="center"/>
+              <w:widowControl/>
+              <w:keepNext/>
+            </w:pPr>
+            <w:r/>
+            <w:r>
+              <w:rPr>
+                <w:rFonts w:ascii="Poppins" w:hAnsi="Poppins" w:cs="Poppins" w:eastAsia="Poppins"/>
+                <w:b w:val="0"/>
+                <w:i w:val="0"/>
+                <w:color w:val="1B3325"/>
+                <w:sz w:val="18"/>
+              </w:rPr>
+              <w:t>$180.000</w:t>
+            </w:r>
+          </w:p>
+        </w:tc>
+        <w:tc>
+          <w:tcPr>
+            <w:tcW w:type="dxa" w:w="2300"/>
+            <w:tcBorders>
+              <w:top w:val="single" w:sz="4" w:space="0" w:color="1B3325"/>
+              <w:left w:val="single" w:sz="4" w:space="0" w:color="1B3325"/>
+              <w:bottom w:val="single" w:sz="4" w:space="0" w:color="1B3325"/>
+              <w:right w:val="single" w:sz="4" w:space="0" w:color="1B3325"/>
+            </w:tcBorders>
+            <w:tcMar>
+              <w:top w:w="40" w:type="dxa"/>
+              <w:left w:w="80" w:type="dxa"/>
+              <w:bottom w:w="40" w:type="dxa"/>
+              <w:right w:w="80" w:type="dxa"/>
+            </w:tcMar>
+            <w:shd w:val="clear" w:color="auto" w:fill="FFFFFF"/>
+            <w:vAlign w:val="center"/>
+          </w:tcPr>
+          <w:p>
+            <w:pPr>
+              <w:spacing w:before="0" w:after="0" w:line="259" w:lineRule="auto"/>
+              <w:jc w:val="center"/>
+              <w:widowControl/>
+              <w:keepNext/>
+            </w:pPr>
+            <w:r/>
+            <w:r>
+              <w:rPr>
+                <w:rFonts w:ascii="Poppins" w:hAnsi="Poppins" w:cs="Poppins" w:eastAsia="Poppins"/>
+                <w:b w:val="0"/>
+                <w:i w:val="0"/>
+                <w:color w:val="1B3325"/>
+                <w:sz w:val="18"/>
+              </w:rPr>
+              <w:t>$396.000</w:t>
+            </w:r>
+          </w:p>
+        </w:tc>
+      </w:tr>
+      <w:tr>
+        <w:trPr>
+          <w:cantSplit/>
+        </w:trPr>
+        <w:tc>
+          <w:tcPr>
+            <w:tcW w:type="dxa" w:w="2800"/>
+            <w:tcBorders>
+              <w:top w:val="single" w:sz="4" w:space="0" w:color="1B3325"/>
+              <w:left w:val="single" w:sz="4" w:space="0" w:color="1B3325"/>
+              <w:bottom w:val="single" w:sz="4" w:space="0" w:color="1B3325"/>
+              <w:right w:val="single" w:sz="4" w:space="0" w:color="1B3325"/>
+            </w:tcBorders>
+            <w:tcMar>
+              <w:top w:w="40" w:type="dxa"/>
+              <w:left w:w="80" w:type="dxa"/>
+              <w:bottom w:w="40" w:type="dxa"/>
+              <w:right w:w="80" w:type="dxa"/>
+            </w:tcMar>
+            <w:shd w:val="clear" w:color="auto" w:fill="F7FBF8"/>
+            <w:vAlign w:val="center"/>
+          </w:tcPr>
+          <w:p>
+            <w:pPr>
+              <w:spacing w:before="0" w:after="0" w:line="259" w:lineRule="auto"/>
+              <w:jc w:val="left"/>
+              <w:widowControl/>
+            </w:pPr>
+            <w:r/>
+            <w:r>
+              <w:rPr>
+                <w:rFonts w:ascii="Poppins" w:hAnsi="Poppins" w:cs="Poppins" w:eastAsia="Poppins"/>
+                <w:b w:val="0"/>
+                <w:i w:val="0"/>
+                <w:color w:val="1B3325"/>
+                <w:sz w:val="18"/>
+              </w:rPr>
+              <w:t>Los tres módulos</w:t>
+            </w:r>
+          </w:p>
+        </w:tc>
+        <w:tc>
+          <w:tcPr>
+            <w:tcW w:type="dxa" w:w="2200"/>
+            <w:tcBorders>
+              <w:top w:val="single" w:sz="4" w:space="0" w:color="1B3325"/>
+              <w:left w:val="single" w:sz="4" w:space="0" w:color="1B3325"/>
+              <w:bottom w:val="single" w:sz="4" w:space="0" w:color="1B3325"/>
+              <w:right w:val="single" w:sz="4" w:space="0" w:color="1B3325"/>
+            </w:tcBorders>
+            <w:tcMar>
+              <w:top w:w="40" w:type="dxa"/>
+              <w:left w:w="80" w:type="dxa"/>
+              <w:bottom w:w="40" w:type="dxa"/>
+              <w:right w:w="80" w:type="dxa"/>
+            </w:tcMar>
+            <w:shd w:val="clear" w:color="auto" w:fill="F7FBF8"/>
+            <w:vAlign w:val="center"/>
+          </w:tcPr>
+          <w:p>
+            <w:pPr>
+              <w:spacing w:before="0" w:after="0" w:line="259" w:lineRule="auto"/>
+              <w:jc w:val="center"/>
+              <w:widowControl/>
+            </w:pPr>
+            <w:r/>
+            <w:r>
+              <w:rPr>
+                <w:rFonts w:ascii="Poppins" w:hAnsi="Poppins" w:cs="Poppins" w:eastAsia="Poppins"/>
+                <w:b w:val="0"/>
+                <w:i w:val="0"/>
+                <w:color w:val="1B3325"/>
+                <w:sz w:val="18"/>
+              </w:rPr>
+              <w:t>$33.000</w:t>
+            </w:r>
+          </w:p>
+        </w:tc>
+        <w:tc>
+          <w:tcPr>
+            <w:tcW w:type="dxa" w:w="2300"/>
+            <w:tcBorders>
+              <w:top w:val="single" w:sz="4" w:space="0" w:color="1B3325"/>
+              <w:left w:val="single" w:sz="4" w:space="0" w:color="1B3325"/>
+              <w:bottom w:val="single" w:sz="4" w:space="0" w:color="1B3325"/>
+              <w:right w:val="single" w:sz="4" w:space="0" w:color="1B3325"/>
+            </w:tcBorders>
+            <w:tcMar>
+              <w:top w:w="40" w:type="dxa"/>
+              <w:left w:w="80" w:type="dxa"/>
+              <w:bottom w:w="40" w:type="dxa"/>
+              <w:right w:w="80" w:type="dxa"/>
+            </w:tcMar>
+            <w:shd w:val="clear" w:color="auto" w:fill="F7FBF8"/>
+            <w:vAlign w:val="center"/>
+          </w:tcPr>
+          <w:p>
+            <w:pPr>
+              <w:spacing w:before="0" w:after="0" w:line="259" w:lineRule="auto"/>
+              <w:jc w:val="center"/>
+              <w:widowControl/>
+            </w:pPr>
+            <w:r/>
+            <w:r>
+              <w:rPr>
+                <w:rFonts w:ascii="Poppins" w:hAnsi="Poppins" w:cs="Poppins" w:eastAsia="Poppins"/>
+                <w:b w:val="0"/>
+                <w:i w:val="0"/>
+                <w:color w:val="1B3325"/>
+                <w:sz w:val="18"/>
+              </w:rPr>
+              <w:t>$330.000</w:t>
+            </w:r>
+          </w:p>
+        </w:tc>
+        <w:tc>
+          <w:tcPr>
+            <w:tcW w:type="dxa" w:w="2300"/>
+            <w:tcBorders>
+              <w:top w:val="single" w:sz="4" w:space="0" w:color="1B3325"/>
+              <w:left w:val="single" w:sz="4" w:space="0" w:color="1B3325"/>
+              <w:bottom w:val="single" w:sz="4" w:space="0" w:color="1B3325"/>
+              <w:right w:val="single" w:sz="4" w:space="0" w:color="1B3325"/>
+            </w:tcBorders>
+            <w:tcMar>
+              <w:top w:w="40" w:type="dxa"/>
+              <w:left w:w="80" w:type="dxa"/>
+              <w:bottom w:w="40" w:type="dxa"/>
+              <w:right w:w="80" w:type="dxa"/>
+            </w:tcMar>
+            <w:shd w:val="clear" w:color="auto" w:fill="F7FBF8"/>
+            <w:vAlign w:val="center"/>
+          </w:tcPr>
+          <w:p>
+            <w:pPr>
+              <w:spacing w:before="0" w:after="0" w:line="259" w:lineRule="auto"/>
+              <w:jc w:val="center"/>
+              <w:widowControl/>
+            </w:pPr>
+            <w:r/>
+            <w:r>
+              <w:rPr>
+                <w:rFonts w:ascii="Poppins" w:hAnsi="Poppins" w:cs="Poppins" w:eastAsia="Poppins"/>
+                <w:b w:val="0"/>
+                <w:i w:val="0"/>
+                <w:color w:val="1B3325"/>
+                <w:sz w:val="18"/>
+              </w:rPr>
+              <w:t>$726.000</w:t>
+            </w:r>
+          </w:p>
+        </w:tc>
+      </w:tr>
+    </w:tbl>
+    <w:p>
+      <w:pPr>
+        <w:spacing w:before="0" w:after="40" w:line="259" w:lineRule="auto"/>
+        <w:jc w:val="left"/>
+        <w:widowControl/>
+      </w:pPr>
+    </w:p>
+    <w:p>
+      <w:pPr>
+        <w:spacing w:before="0" w:after="120" w:line="259" w:lineRule="auto"/>
+        <w:jc w:val="left"/>
+        <w:widowControl/>
+      </w:pPr>
+      <w:r>
+        <w:rPr>
+          <w:rFonts w:ascii="Poppins" w:hAnsi="Poppins" w:cs="Poppins" w:eastAsia="Poppins"/>
+          <w:b w:val="0"/>
+          <w:i w:val="0"/>
+          <w:color w:val="1B3325"/>
+          <w:sz w:val="22"/>
+        </w:rPr>
+        <w:t xml:space="preserve">Para 30 usuarios, el </w:t>
+      </w:r>
+      <w:r>
+        <w:rPr>
+          <w:rFonts w:ascii="Poppins" w:hAnsi="Poppins" w:cs="Poppins" w:eastAsia="Poppins"/>
+          <w:b/>
+          <w:i w:val="0"/>
+          <w:color w:val="1B3325"/>
+          <w:sz w:val="22"/>
+        </w:rPr>
+        <w:t>CRM</w:t>
+      </w:r>
+      <w:r>
+        <w:rPr>
+          <w:rFonts w:ascii="Poppins" w:hAnsi="Poppins" w:cs="Poppins" w:eastAsia="Poppins"/>
+          <w:b w:val="0"/>
+          <w:i w:val="0"/>
+          <w:color w:val="1B3325"/>
+          <w:sz w:val="22"/>
+        </w:rPr>
+        <w:t xml:space="preserve"> y </w:t>
+      </w:r>
+      <w:r>
+        <w:rPr>
+          <w:rFonts w:ascii="Poppins" w:hAnsi="Poppins" w:cs="Poppins" w:eastAsia="Poppins"/>
+          <w:b/>
+          <w:i w:val="0"/>
+          <w:color w:val="1B3325"/>
+          <w:sz w:val="22"/>
+        </w:rPr>
+        <w:t>ERP</w:t>
+      </w:r>
+      <w:r>
+        <w:rPr>
+          <w:rFonts w:ascii="Poppins" w:hAnsi="Poppins" w:cs="Poppins" w:eastAsia="Poppins"/>
+          <w:b w:val="0"/>
+          <w:i w:val="0"/>
+          <w:color w:val="1B3325"/>
+          <w:sz w:val="22"/>
+        </w:rPr>
+        <w:t xml:space="preserve"> solo son $450.000 al mes, la asistencia sola $240.000 y el Drive solo $300.000. Los tres juntos son $990.000 al mes.</w:t>
+      </w:r>
+    </w:p>
+    <w:p>
+      <w:pPr>
+        <w:spacing w:before="160" w:after="40" w:line="259" w:lineRule="auto"/>
+        <w:jc w:val="left"/>
+        <w:keepNext/>
+        <w:widowControl/>
+      </w:pPr>
+      <w:r>
+        <w:rPr>
+          <w:rFonts w:ascii="Poppins" w:hAnsi="Poppins" w:cs="Poppins" w:eastAsia="Poppins"/>
+          <w:b/>
+          <w:i w:val="0"/>
+          <w:color w:val="1B3325"/>
+          <w:sz w:val="26"/>
+        </w:rPr>
+        <w:t>11.3. La VPS y el dominio los coloca el cliente</w:t>
+      </w:r>
+    </w:p>
+    <w:p>
+      <w:pPr>
+        <w:spacing w:before="0" w:after="160" w:line="259" w:lineRule="auto"/>
+        <w:jc w:val="both"/>
+        <w:widowControl/>
+      </w:pPr>
+      <w:r>
+        <w:rPr>
+          <w:rFonts w:ascii="Poppins" w:hAnsi="Poppins" w:cs="Poppins" w:eastAsia="Poppins"/>
+          <w:b w:val="0"/>
+          <w:i w:val="0"/>
+          <w:color w:val="1B3325"/>
+          <w:sz w:val="26"/>
+        </w:rPr>
+        <w:t xml:space="preserve">La mensualidad, la anualidad y la licencia vitalicia son el software de </w:t>
+      </w:r>
+      <w:r>
+        <w:rPr>
+          <w:rFonts w:ascii="Poppins" w:hAnsi="Poppins" w:cs="Poppins" w:eastAsia="Poppins"/>
+          <w:b/>
+          <w:i w:val="0"/>
+          <w:color w:val="1B3325"/>
+          <w:sz w:val="26"/>
+        </w:rPr>
+        <w:t>RecoTime</w:t>
+      </w:r>
+      <w:r>
+        <w:rPr>
+          <w:rFonts w:ascii="Poppins" w:hAnsi="Poppins" w:cs="Poppins" w:eastAsia="Poppins"/>
+          <w:b w:val="0"/>
+          <w:i w:val="0"/>
+          <w:color w:val="1B3325"/>
+          <w:sz w:val="26"/>
+        </w:rPr>
+        <w:t xml:space="preserve">. No incluyen servidor ni dominio. La VPS la coloca el cliente antes de empezar: la contrata, la paga, entrega el acceso y la renueva. El dominio lo coloca del mismo modo. </w:t>
+      </w:r>
+      <w:r>
+        <w:rPr>
+          <w:rFonts w:ascii="Poppins" w:hAnsi="Poppins" w:cs="Poppins" w:eastAsia="Poppins"/>
+          <w:b/>
+          <w:i w:val="0"/>
+          <w:color w:val="1B3325"/>
+          <w:sz w:val="26"/>
+        </w:rPr>
+        <w:t>THE COMPANY DEV</w:t>
+      </w:r>
+      <w:r>
+        <w:rPr>
+          <w:rFonts w:ascii="Poppins" w:hAnsi="Poppins" w:cs="Poppins" w:eastAsia="Poppins"/>
+          <w:b w:val="0"/>
+          <w:i w:val="0"/>
+          <w:color w:val="1B3325"/>
+          <w:sz w:val="26"/>
+        </w:rPr>
+        <w:t xml:space="preserve"> instala el sistema en esa VPS. Si el cliente no ha colocado la VPS y el dominio, el calendario de puesta en marcha no arranca.</w:t>
       </w:r>
     </w:p>
     <w:tbl>
@@ -16259,7 +16961,7 @@
                 <w:color w:val="FFFFFF"/>
                 <w:sz w:val="16"/>
               </w:rPr>
-              <w:t>Quién lo paga</w:t>
+              <w:t>Quién lo coloca</w:t>
             </w:r>
           </w:p>
         </w:tc>
@@ -16340,7 +17042,7 @@
                 <w:color w:val="1B3325"/>
                 <w:sz w:val="16"/>
               </w:rPr>
-              <w:t>VPS Hostinger KVM 1</w:t>
+              <w:t>VPS Hostinger</w:t>
             </w:r>
           </w:p>
         </w:tc>
@@ -16388,7 +17090,7 @@
                 <w:color w:val="1B3325"/>
                 <w:sz w:val="16"/>
               </w:rPr>
-              <w:t>, a Hostinger</w:t>
+              <w:t xml:space="preserve"> la coloca</w:t>
             </w:r>
           </w:p>
         </w:tc>
@@ -16426,7 +17128,7 @@
                 <w:color w:val="1B3325"/>
                 <w:sz w:val="16"/>
               </w:rPr>
-              <w:t>Oferta $19.900 al mes. Renovación $38.900 al mes, $466.800 al año. Disco de 50 GB.</w:t>
+              <w:t>Referencia KVM 1: oferta $19.900 al mes. Renovación $38.900 al mes, $466.800 al año. Disco de 50 GB.</w:t>
             </w:r>
           </w:p>
         </w:tc>
@@ -16517,7 +17219,7 @@
                 <w:color w:val="1B3325"/>
                 <w:sz w:val="16"/>
               </w:rPr>
-              <w:t>, al registrador</w:t>
+              <w:t xml:space="preserve"> lo coloca</w:t>
             </w:r>
           </w:p>
         </w:tc>
@@ -17561,7 +18263,7 @@
                 <w:color w:val="1B3325"/>
                 <w:sz w:val="20"/>
               </w:rPr>
-              <w:t xml:space="preserve">Los paga el cliente. No se facturan dentro de </w:t>
+              <w:t xml:space="preserve">Los coloca el cliente. No se facturan dentro de </w:t>
             </w:r>
             <w:r>
               <w:rPr>
@@ -18356,7 +19058,7 @@
                 <w:color w:val="1B3325"/>
                 <w:sz w:val="16"/>
               </w:rPr>
-              <w:t xml:space="preserve">Los contrata </w:t>
+              <w:t xml:space="preserve">Los coloca </w:t>
             </w:r>
             <w:r>
               <w:rPr>
@@ -18404,7 +19106,27 @@
                 <w:color w:val="1B3325"/>
                 <w:sz w:val="16"/>
               </w:rPr>
-              <w:t>Hostinger publica el KVM. El dominio lo define el registrador.</w:t>
+              <w:t xml:space="preserve">Hostinger publica el KVM. </w:t>
+            </w:r>
+            <w:r>
+              <w:rPr>
+                <w:rFonts w:ascii="Poppins" w:hAnsi="Poppins" w:cs="Poppins" w:eastAsia="Poppins"/>
+                <w:b/>
+                <w:i w:val="0"/>
+                <w:color w:val="1B3325"/>
+                <w:sz w:val="16"/>
+              </w:rPr>
+              <w:t>RecoTime</w:t>
+            </w:r>
+            <w:r>
+              <w:rPr>
+                <w:rFonts w:ascii="Poppins" w:hAnsi="Poppins" w:cs="Poppins" w:eastAsia="Poppins"/>
+                <w:b w:val="0"/>
+                <w:i w:val="0"/>
+                <w:color w:val="1B3325"/>
+                <w:sz w:val="16"/>
+              </w:rPr>
+              <w:t xml:space="preserve"> se instala ahí y no incluye el servidor.</w:t>
             </w:r>
           </w:p>
         </w:tc>
@@ -18684,27 +19406,7 @@
           <w:color w:val="1B3325"/>
           <w:sz w:val="26"/>
         </w:rPr>
-        <w:t xml:space="preserve">Empresa de 30 usuarios activos con los tres módulos, a $60.000 por usuario. La VPS y el dominio no van en la factura de </w:t>
-      </w:r>
-      <w:r>
-        <w:rPr>
-          <w:rFonts w:ascii="Poppins" w:hAnsi="Poppins" w:cs="Poppins" w:eastAsia="Poppins"/>
-          <w:b/>
-          <w:i w:val="0"/>
-          <w:color w:val="1B3325"/>
-          <w:sz w:val="26"/>
-        </w:rPr>
-        <w:t>RecoTime</w:t>
-      </w:r>
-      <w:r>
-        <w:rPr>
-          <w:rFonts w:ascii="Poppins" w:hAnsi="Poppins" w:cs="Poppins" w:eastAsia="Poppins"/>
-          <w:b w:val="0"/>
-          <w:i w:val="0"/>
-          <w:color w:val="1B3325"/>
-          <w:sz w:val="26"/>
-        </w:rPr>
-        <w:t>. Cálculo de este informe.</w:t>
+        <w:t>Empresa de 30 usuarios activos con los tres módulos, a $33.000 por usuario. La factura es solo el software. La VPS y el dominio los coloca el cliente y no entran en estos pagos. Cálculo de este informe.</w:t>
       </w:r>
     </w:p>
     <w:tbl>
@@ -18954,7 +19656,7 @@
                 <w:color w:val="1B3325"/>
                 <w:sz w:val="16"/>
               </w:rPr>
-              <w:t>$1.800.000</w:t>
+              <w:t>$990.000</w:t>
             </w:r>
           </w:p>
         </w:tc>
@@ -18992,7 +19694,7 @@
                 <w:color w:val="1B3325"/>
                 <w:sz w:val="16"/>
               </w:rPr>
-              <w:t>$1.800.000 cada mes</w:t>
+              <w:t>$990.000 cada mes</w:t>
             </w:r>
           </w:p>
         </w:tc>
@@ -19030,7 +19732,7 @@
                 <w:color w:val="1B3325"/>
                 <w:sz w:val="16"/>
               </w:rPr>
-              <w:t>$21.600.000</w:t>
+              <w:t>$11.880.000</w:t>
             </w:r>
           </w:p>
         </w:tc>
@@ -19111,7 +19813,7 @@
                 <w:color w:val="1B3325"/>
                 <w:sz w:val="16"/>
               </w:rPr>
-              <w:t>$18.000.000</w:t>
+              <w:t>$9.900.000</w:t>
             </w:r>
           </w:p>
         </w:tc>
@@ -19149,7 +19851,7 @@
                 <w:color w:val="1B3325"/>
                 <w:sz w:val="16"/>
               </w:rPr>
-              <w:t>$18.000.000 al renovar</w:t>
+              <w:t>$9.900.000 al renovar</w:t>
             </w:r>
           </w:p>
         </w:tc>
@@ -19187,7 +19889,7 @@
                 <w:color w:val="1B3325"/>
                 <w:sz w:val="16"/>
               </w:rPr>
-              <w:t>$18.000.000</w:t>
+              <w:t>$9.900.000</w:t>
             </w:r>
           </w:p>
         </w:tc>
@@ -19268,7 +19970,7 @@
                 <w:color w:val="1B3325"/>
                 <w:sz w:val="16"/>
               </w:rPr>
-              <w:t>$19.800.000 (50 %)</w:t>
+              <w:t>$10.890.000 (50 %)</w:t>
             </w:r>
           </w:p>
         </w:tc>
@@ -19306,7 +20008,7 @@
                 <w:color w:val="1B3325"/>
                 <w:sz w:val="16"/>
               </w:rPr>
-              <w:t>$19.800.000 a la entrega</w:t>
+              <w:t>$10.890.000 a la entrega</w:t>
             </w:r>
           </w:p>
         </w:tc>
@@ -19344,7 +20046,7 @@
                 <w:color w:val="1B3325"/>
                 <w:sz w:val="16"/>
               </w:rPr>
-              <w:t>$39.600.000</w:t>
+              <w:t>$21.780.000</w:t>
             </w:r>
           </w:p>
         </w:tc>
@@ -19423,7 +20125,7 @@
                 <w:color w:val="1B3325"/>
                 <w:sz w:val="16"/>
               </w:rPr>
-              <w:t>$19.800.000 (50 %)</w:t>
+              <w:t>$10.890.000 (50 %)</w:t>
             </w:r>
           </w:p>
         </w:tc>
@@ -19460,7 +20162,7 @@
                 <w:color w:val="1B3325"/>
                 <w:sz w:val="16"/>
               </w:rPr>
-              <w:t>Segundo 50 % a la entrega y $720.000 al mes desde el mes 4</w:t>
+              <w:t>Segundo 50 % a la entrega y $396.000 al mes desde el mes 4</w:t>
             </w:r>
           </w:p>
         </w:tc>
@@ -19497,7 +20199,7 @@
                 <w:color w:val="1B3325"/>
                 <w:sz w:val="16"/>
               </w:rPr>
-              <w:t>$46.080.000</w:t>
+              <w:t>$25.344.000</w:t>
             </w:r>
           </w:p>
         </w:tc>
@@ -19524,7 +20226,7 @@
           <w:color w:val="1B3325"/>
           <w:sz w:val="22"/>
         </w:rPr>
-        <w:t>Los dos pagos de la licencia vitalicia caen en el primer año: $39.600.000. El soporte opcional son nueve meses si el arranque es en enero: 9 × $720.000 = $6.480.000. Sumados a la licencia dan $46.080.000. La VPS KVM 1, si se renueva todo el año, suma $466.800 que el cliente paga a Hostinger, fuera de esta tabla.</w:t>
+        <w:t>Los dos pagos de la licencia vitalicia caen en el primer año: $21.780.000. El soporte opcional son nueve meses si el arranque es en enero: 9 × $396.000 = $3.564.000. Sumados a la licencia dan $25.344.000. La VPS queda fuera de esta tabla: la coloca el cliente. Si renueva un KVM 1 todo el año, paga $466.800 a Hostinger.</w:t>
       </w:r>
     </w:p>
     <w:p>
@@ -19541,7 +20243,47 @@
           <w:color w:val="1B3325"/>
           <w:sz w:val="26"/>
         </w:rPr>
-        <w:t xml:space="preserve">Si esa empresa toma un solo módulo, paga $20.000 por usuario: $600.000 al mes, o $6.000.000 en la anualidad. Dos módulos son $1.200.000 al mes. La licencia regional de Odoo Standard sigue en $28.477 por usuario, $854.297 al mes para 30 usuarios, sin implementación. Los tres módulos de </w:t>
+        <w:t xml:space="preserve">Si esa empresa toma solo el </w:t>
+      </w:r>
+      <w:r>
+        <w:rPr>
+          <w:rFonts w:ascii="Poppins" w:hAnsi="Poppins" w:cs="Poppins" w:eastAsia="Poppins"/>
+          <w:b/>
+          <w:i w:val="0"/>
+          <w:color w:val="1B3325"/>
+          <w:sz w:val="26"/>
+        </w:rPr>
+        <w:t>CRM</w:t>
+      </w:r>
+      <w:r>
+        <w:rPr>
+          <w:rFonts w:ascii="Poppins" w:hAnsi="Poppins" w:cs="Poppins" w:eastAsia="Poppins"/>
+          <w:b w:val="0"/>
+          <w:i w:val="0"/>
+          <w:color w:val="1B3325"/>
+          <w:sz w:val="26"/>
+        </w:rPr>
+        <w:t xml:space="preserve"> y </w:t>
+      </w:r>
+      <w:r>
+        <w:rPr>
+          <w:rFonts w:ascii="Poppins" w:hAnsi="Poppins" w:cs="Poppins" w:eastAsia="Poppins"/>
+          <w:b/>
+          <w:i w:val="0"/>
+          <w:color w:val="1B3325"/>
+          <w:sz w:val="26"/>
+        </w:rPr>
+        <w:t>ERP</w:t>
+      </w:r>
+      <w:r>
+        <w:rPr>
+          <w:rFonts w:ascii="Poppins" w:hAnsi="Poppins" w:cs="Poppins" w:eastAsia="Poppins"/>
+          <w:b w:val="0"/>
+          <w:i w:val="0"/>
+          <w:color w:val="1B3325"/>
+          <w:sz w:val="26"/>
+        </w:rPr>
+        <w:t xml:space="preserve">, paga $15.000 por usuario: $450.000 al mes, o $4.500.000 en la anualidad. La asistencia sola son $240.000 al mes y el Drive solo $300.000. La licencia regional de Odoo Standard sigue en $28.477 por usuario, $854.297 al mes para 30 usuarios, sin implementación. Los tres módulos de </w:t>
       </w:r>
       <w:r>
         <w:rPr>
@@ -19561,7 +20303,7 @@
           <w:color w:val="1B3325"/>
           <w:sz w:val="26"/>
         </w:rPr>
-        <w:t>, $1.800.000 al mes, quedan por encima de esa licencia y cerca de Google Workspace Business Standard para 30 usuarios, $1.752.000 al mes.</w:t>
+        <w:t xml:space="preserve"> son $990.000 al mes. Google Workspace Business Standard, para las mismas 30 personas, son $1.752.000 al mes e incluyen correo y 2 TB por persona.</w:t>
       </w:r>
     </w:p>
     <w:p>
@@ -20381,7 +21123,47 @@
                 <w:color w:val="1B3325"/>
                 <w:sz w:val="20"/>
               </w:rPr>
-              <w:t>Se cobra por usuario activo y por módulo contratado. Un módulo nuevo se suma a $20.000 por usuario.</w:t>
+              <w:t xml:space="preserve">Se cobra por usuario activo y por módulo. </w:t>
+            </w:r>
+            <w:r>
+              <w:rPr>
+                <w:rFonts w:ascii="Poppins" w:hAnsi="Poppins" w:cs="Poppins" w:eastAsia="Poppins"/>
+                <w:b/>
+                <w:i w:val="0"/>
+                <w:color w:val="1B3325"/>
+                <w:sz w:val="20"/>
+              </w:rPr>
+              <w:t>CRM</w:t>
+            </w:r>
+            <w:r>
+              <w:rPr>
+                <w:rFonts w:ascii="Poppins" w:hAnsi="Poppins" w:cs="Poppins" w:eastAsia="Poppins"/>
+                <w:b w:val="0"/>
+                <w:i w:val="0"/>
+                <w:color w:val="1B3325"/>
+                <w:sz w:val="20"/>
+              </w:rPr>
+              <w:t xml:space="preserve"> y </w:t>
+            </w:r>
+            <w:r>
+              <w:rPr>
+                <w:rFonts w:ascii="Poppins" w:hAnsi="Poppins" w:cs="Poppins" w:eastAsia="Poppins"/>
+                <w:b/>
+                <w:i w:val="0"/>
+                <w:color w:val="1B3325"/>
+                <w:sz w:val="20"/>
+              </w:rPr>
+              <w:t>ERP</w:t>
+            </w:r>
+            <w:r>
+              <w:rPr>
+                <w:rFonts w:ascii="Poppins" w:hAnsi="Poppins" w:cs="Poppins" w:eastAsia="Poppins"/>
+                <w:b w:val="0"/>
+                <w:i w:val="0"/>
+                <w:color w:val="1B3325"/>
+                <w:sz w:val="20"/>
+              </w:rPr>
+              <w:t xml:space="preserve"> $15.000, asistencia $8.000, Drive $10.000.</w:t>
             </w:r>
           </w:p>
         </w:tc>
@@ -20460,7 +21242,7 @@
                 <w:color w:val="1B3325"/>
                 <w:sz w:val="20"/>
               </w:rPr>
-              <w:t xml:space="preserve">Los contrata, los paga y los renueva </w:t>
+              <w:t xml:space="preserve">Los coloca </w:t>
             </w:r>
             <w:r>
               <w:rPr>
@@ -20480,7 +21262,7 @@
                 <w:color w:val="1B3325"/>
                 <w:sz w:val="20"/>
               </w:rPr>
-              <w:t>. La cuota de 2 TB no amplía el disco de la VPS.</w:t>
+              <w:t>: los contrata, los paga, entrega el acceso y los renueva. La cuota de 2 TB no amplía el disco.</w:t>
             </w:r>
           </w:p>
         </w:tc>
@@ -20559,7 +21341,7 @@
                 <w:color w:val="1B3325"/>
                 <w:sz w:val="20"/>
               </w:rPr>
-              <w:t>El calendario de 8 a 12 semanas corre cuando llegan el organigrama, los trabajadores, los clientes, el horario, la VPS y el dominio.</w:t>
+              <w:t>El calendario de 8 a 12 semanas corre cuando el cliente ya colocó la VPS y el dominio, y entregó organigrama, trabajadores, clientes y horario.</w:t>
             </w:r>
           </w:p>
         </w:tc>
@@ -20615,7 +21397,7 @@
           <w:color w:val="1B3325"/>
           <w:sz w:val="26"/>
         </w:rPr>
-        <w:t xml:space="preserve">VPS en Hostinger y dominio: </w:t>
+        <w:t xml:space="preserve">VPS y dominio: los coloca </w:t>
       </w:r>
       <w:r>
         <w:rPr>
@@ -20635,7 +21417,7 @@
           <w:color w:val="1B3325"/>
           <w:sz w:val="26"/>
         </w:rPr>
-        <w:t xml:space="preserve"> los contrata, los paga y los renueva. </w:t>
+        <w:t xml:space="preserve">. Los contrata, los paga, entrega el acceso y los renueva. </w:t>
       </w:r>
       <w:r>
         <w:rPr>
@@ -20675,7 +21457,7 @@
           <w:color w:val="1B3325"/>
           <w:sz w:val="26"/>
         </w:rPr>
-        <w:t xml:space="preserve"> en esa VPS y no responde por caídas, lentitud, pérdida de información, vencimientos, renovaciones ni fallas del proveedor. La cuota de 2 TB del Drive es el techo del software. El espacio usable es el disco que traiga la VPS.</w:t>
+        <w:t xml:space="preserve"> en la VPS que el cliente colocó y no responde por caídas, lentitud, pérdida de información, vencimientos, renovaciones ni fallas del proveedor. La cuota de 2 TB del Drive es el techo del software. El espacio usable es el disco de esa VPS.</w:t>
       </w:r>
     </w:p>
     <w:p>
@@ -20961,7 +21743,47 @@
           <w:color w:val="1B3325"/>
           <w:sz w:val="26"/>
         </w:rPr>
-        <w:t>Aprobar los tres módulos a $20.000 por usuario activo al mes cada uno. Los tres juntos son $60.000 por usuario, que es la suma.</w:t>
+        <w:t xml:space="preserve">Aprobar el precio acoplado al mercado: </w:t>
+      </w:r>
+      <w:r>
+        <w:rPr>
+          <w:rFonts w:ascii="Poppins" w:hAnsi="Poppins" w:cs="Poppins" w:eastAsia="Poppins"/>
+          <w:b/>
+          <w:i w:val="0"/>
+          <w:color w:val="1B3325"/>
+          <w:sz w:val="26"/>
+        </w:rPr>
+        <w:t>CRM</w:t>
+      </w:r>
+      <w:r>
+        <w:rPr>
+          <w:rFonts w:ascii="Poppins" w:hAnsi="Poppins" w:cs="Poppins" w:eastAsia="Poppins"/>
+          <w:b w:val="0"/>
+          <w:i w:val="0"/>
+          <w:color w:val="1B3325"/>
+          <w:sz w:val="26"/>
+        </w:rPr>
+        <w:t xml:space="preserve"> y </w:t>
+      </w:r>
+      <w:r>
+        <w:rPr>
+          <w:rFonts w:ascii="Poppins" w:hAnsi="Poppins" w:cs="Poppins" w:eastAsia="Poppins"/>
+          <w:b/>
+          <w:i w:val="0"/>
+          <w:color w:val="1B3325"/>
+          <w:sz w:val="26"/>
+        </w:rPr>
+        <w:t>ERP</w:t>
+      </w:r>
+      <w:r>
+        <w:rPr>
+          <w:rFonts w:ascii="Poppins" w:hAnsi="Poppins" w:cs="Poppins" w:eastAsia="Poppins"/>
+          <w:b w:val="0"/>
+          <w:i w:val="0"/>
+          <w:color w:val="1B3325"/>
+          <w:sz w:val="26"/>
+        </w:rPr>
+        <w:t xml:space="preserve"> $15.000, asistencia $8.000 y Drive $10.000 por usuario activo al mes. Los tres juntos son $33.000 por usuario, que es la suma.</w:t>
       </w:r>
     </w:p>
     <w:p>
@@ -21029,7 +21851,47 @@
           <w:color w:val="1B3325"/>
           <w:sz w:val="26"/>
         </w:rPr>
-        <w:t xml:space="preserve"> de gestión y trazabilidad; el módulo 2 es la asistencia; el módulo 3 es el Drive. Para 30 usuarios, un módulo son $600.000 al mes y los tres son $1.800.000.</w:t>
+        <w:t xml:space="preserve"> de gestión y trazabilidad; el módulo 2 es la asistencia; el módulo 3 es el Drive. Para 30 usuarios, el </w:t>
+      </w:r>
+      <w:r>
+        <w:rPr>
+          <w:rFonts w:ascii="Poppins" w:hAnsi="Poppins" w:cs="Poppins" w:eastAsia="Poppins"/>
+          <w:b/>
+          <w:i w:val="0"/>
+          <w:color w:val="1B3325"/>
+          <w:sz w:val="26"/>
+        </w:rPr>
+        <w:t>CRM</w:t>
+      </w:r>
+      <w:r>
+        <w:rPr>
+          <w:rFonts w:ascii="Poppins" w:hAnsi="Poppins" w:cs="Poppins" w:eastAsia="Poppins"/>
+          <w:b w:val="0"/>
+          <w:i w:val="0"/>
+          <w:color w:val="1B3325"/>
+          <w:sz w:val="26"/>
+        </w:rPr>
+        <w:t xml:space="preserve"> y </w:t>
+      </w:r>
+      <w:r>
+        <w:rPr>
+          <w:rFonts w:ascii="Poppins" w:hAnsi="Poppins" w:cs="Poppins" w:eastAsia="Poppins"/>
+          <w:b/>
+          <w:i w:val="0"/>
+          <w:color w:val="1B3325"/>
+          <w:sz w:val="26"/>
+        </w:rPr>
+        <w:t>ERP</w:t>
+      </w:r>
+      <w:r>
+        <w:rPr>
+          <w:rFonts w:ascii="Poppins" w:hAnsi="Poppins" w:cs="Poppins" w:eastAsia="Poppins"/>
+          <w:b w:val="0"/>
+          <w:i w:val="0"/>
+          <w:color w:val="1B3325"/>
+          <w:sz w:val="26"/>
+        </w:rPr>
+        <w:t xml:space="preserve"> son $450.000 al mes y los tres módulos son $990.000.</w:t>
       </w:r>
     </w:p>
     <w:p>
@@ -21057,7 +21919,7 @@
           <w:color w:val="1B3325"/>
           <w:sz w:val="26"/>
         </w:rPr>
-        <w:t>Leer la sección 10.1 antes de usar la tabla con un cliente: un módulo a $20.000 es viable frente a Odoo y Bitrix24; los tres juntos quedan altos frente a una suite de una sola licencia; la cuota de 2 TB no cabe en el disco de 50 GB del KVM 1.</w:t>
+        <w:t>Usar la sección 10.1 con el cliente: cada módulo cabe en su referencia y los tres juntos quedan entre las dos licencias de Odoo en Colombia. La cuota de 2 TB es el techo del software; el disco usable es el de la VPS que el cliente coloque.</w:t>
       </w:r>
     </w:p>
     <w:p>
@@ -21189,7 +22051,7 @@
           <w:color w:val="1B3325"/>
           <w:sz w:val="26"/>
         </w:rPr>
-        <w:t>Dejar por escrito, en cada propuesta, que la VPS y el dominio los paga el cliente, que la nómina y la factura electrónica quedan por fuera, y que las marcas las registra el trabajador o el supervisor.</w:t>
+        <w:t>Dejar por escrito, en cada propuesta, que la VPS y el dominio los coloca el cliente, que la mensualidad es solo el software, que la nómina y la factura electrónica quedan por fuera, y que las marcas las registra el trabajador o el supervisor.</w:t>
       </w:r>
     </w:p>
     <w:p>

--- a/documentos/recotime/Informe The Company Dev - Perfil RecoTime.docx
+++ b/documentos/recotime/Informe The Company Dev - Perfil RecoTime.docx
@@ -668,7 +668,27 @@
                 <w:color w:val="1B3325"/>
                 <w:sz w:val="20"/>
               </w:rPr>
-              <w:t>Intranet de la empresa. Cuota de 2 TB para toda la cuenta.</w:t>
+              <w:t xml:space="preserve">Intranet de la empresa. </w:t>
+            </w:r>
+            <w:r>
+              <w:rPr>
+                <w:rFonts w:ascii="Poppins" w:hAnsi="Poppins" w:cs="Poppins" w:eastAsia="Poppins"/>
+                <w:b/>
+                <w:i w:val="0"/>
+                <w:color w:val="1B3325"/>
+                <w:sz w:val="20"/>
+              </w:rPr>
+              <w:t>THE COMPANY DEV</w:t>
+            </w:r>
+            <w:r>
+              <w:rPr>
+                <w:rFonts w:ascii="Poppins" w:hAnsi="Poppins" w:cs="Poppins" w:eastAsia="Poppins"/>
+                <w:b w:val="0"/>
+                <w:i w:val="0"/>
+                <w:color w:val="1B3325"/>
+                <w:sz w:val="20"/>
+              </w:rPr>
+              <w:t xml:space="preserve"> entrega 2 TB para toda la cuenta.</w:t>
             </w:r>
           </w:p>
         </w:tc>
@@ -842,7 +862,27 @@
           <w:color w:val="1B3325"/>
           <w:sz w:val="26"/>
         </w:rPr>
-        <w:t xml:space="preserve"> no incluye servidor. La renovación del KVM 1 de Hostinger sale en $466.800 al año y trae 50 GB de disco.</w:t>
+        <w:t xml:space="preserve"> no incluye servidor. La renovación del KVM 1 de Hostinger sale en $466.800 al año. Los 2 TB del Drive los entrega </w:t>
+      </w:r>
+      <w:r>
+        <w:rPr>
+          <w:rFonts w:ascii="Poppins" w:hAnsi="Poppins" w:cs="Poppins" w:eastAsia="Poppins"/>
+          <w:b/>
+          <w:i w:val="0"/>
+          <w:color w:val="1B3325"/>
+          <w:sz w:val="26"/>
+        </w:rPr>
+        <w:t>THE COMPANY DEV</w:t>
+      </w:r>
+      <w:r>
+        <w:rPr>
+          <w:rFonts w:ascii="Poppins" w:hAnsi="Poppins" w:cs="Poppins" w:eastAsia="Poppins"/>
+          <w:b w:val="0"/>
+          <w:i w:val="0"/>
+          <w:color w:val="1B3325"/>
+          <w:sz w:val="26"/>
+        </w:rPr>
+        <w:t>.</w:t>
       </w:r>
     </w:p>
     <w:p>
@@ -1031,7 +1071,27 @@
           <w:color w:val="1B3325"/>
           <w:sz w:val="26"/>
         </w:rPr>
-        <w:t>El módulo Drive es la intranet de la empresa. Ahí se guarda la información de la gestión: documentos, manuales, actas, formatos y las carpetas de cada área. Cada persona ve lo que su rol permite. La cuota incluida es de 2 TB para toda la cuenta, compartida. No son 2 TB por usuario.</w:t>
+        <w:t xml:space="preserve">El módulo Drive es la intranet de la empresa. Ahí se guarda la información de la gestión: documentos, manuales, actas, formatos y las carpetas de cada área. Cada persona ve lo que su rol permite. </w:t>
+      </w:r>
+      <w:r>
+        <w:rPr>
+          <w:rFonts w:ascii="Poppins" w:hAnsi="Poppins" w:cs="Poppins" w:eastAsia="Poppins"/>
+          <w:b/>
+          <w:i w:val="0"/>
+          <w:color w:val="1B3325"/>
+          <w:sz w:val="26"/>
+        </w:rPr>
+        <w:t>THE COMPANY DEV</w:t>
+      </w:r>
+      <w:r>
+        <w:rPr>
+          <w:rFonts w:ascii="Poppins" w:hAnsi="Poppins" w:cs="Poppins" w:eastAsia="Poppins"/>
+          <w:b w:val="0"/>
+          <w:i w:val="0"/>
+          <w:color w:val="1B3325"/>
+          <w:sz w:val="26"/>
+        </w:rPr>
+        <w:t xml:space="preserve"> entrega los 2 TB sí o sí. Son 2 TB para toda la cuenta, no por usuario.</w:t>
       </w:r>
     </w:p>
     <w:p>
@@ -9172,7 +9232,27 @@
           <w:color w:val="1B3325"/>
           <w:sz w:val="26"/>
         </w:rPr>
-        <w:t>Fuente: hostinger.com/co/precios/vps-hosting, abierta el 14 de octubre de 2026. La página muestra una oferta al mes y una renovación. La pregunta frecuente usa la oferta: KVM 1 en $19.900, KVM 2 en $28.900, KVM 4 en $38.900 y KVM 8 en $77.900. La tarjeta de cada plan dice a cuánto se renueva. El disco publicado es NVMe y, en esta lista, no llega a 2 TB. El ancho de banda de 4 TB del KVM 1 es tráfico, no espacio para guardar archivos.</w:t>
+        <w:t xml:space="preserve">Fuente: hostinger.com/co/precios/vps-hosting, abierta el 14 de octubre de 2026. La página muestra una oferta al mes y una renovación. La pregunta frecuente usa la oferta: KVM 1 en $19.900, KVM 2 en $28.900, KVM 4 en $38.900 y KVM 8 en $77.900. La tarjeta de cada plan dice a cuánto se renueva. El disco publicado es NVMe. El ancho de banda de 4 TB del KVM 1 es tráfico, no espacio para guardar archivos. Los 2 TB del Drive no dependen de ese disco: los entrega </w:t>
+      </w:r>
+      <w:r>
+        <w:rPr>
+          <w:rFonts w:ascii="Poppins" w:hAnsi="Poppins" w:cs="Poppins" w:eastAsia="Poppins"/>
+          <w:b/>
+          <w:i w:val="0"/>
+          <w:color w:val="1B3325"/>
+          <w:sz w:val="26"/>
+        </w:rPr>
+        <w:t>THE COMPANY DEV</w:t>
+      </w:r>
+      <w:r>
+        <w:rPr>
+          <w:rFonts w:ascii="Poppins" w:hAnsi="Poppins" w:cs="Poppins" w:eastAsia="Poppins"/>
+          <w:b w:val="0"/>
+          <w:i w:val="0"/>
+          <w:color w:val="1B3325"/>
+          <w:sz w:val="26"/>
+        </w:rPr>
+        <w:t>.</w:t>
       </w:r>
     </w:p>
     <w:tbl>
@@ -13142,7 +13222,27 @@
                 <w:color w:val="1B3325"/>
                 <w:sz w:val="16"/>
               </w:rPr>
-              <w:t>Los coloca el cliente. La cuota de 2 TB no amplía ese disco.</w:t>
+              <w:t xml:space="preserve">Los coloca el cliente. Los 2 TB del Drive los entrega </w:t>
+            </w:r>
+            <w:r>
+              <w:rPr>
+                <w:rFonts w:ascii="Poppins" w:hAnsi="Poppins" w:cs="Poppins" w:eastAsia="Poppins"/>
+                <w:b/>
+                <w:i w:val="0"/>
+                <w:color w:val="1B3325"/>
+                <w:sz w:val="16"/>
+              </w:rPr>
+              <w:t>THE COMPANY DEV</w:t>
+            </w:r>
+            <w:r>
+              <w:rPr>
+                <w:rFonts w:ascii="Poppins" w:hAnsi="Poppins" w:cs="Poppins" w:eastAsia="Poppins"/>
+                <w:b w:val="0"/>
+                <w:i w:val="0"/>
+                <w:color w:val="1B3325"/>
+                <w:sz w:val="16"/>
+              </w:rPr>
+              <w:t>.</w:t>
             </w:r>
           </w:p>
         </w:tc>
@@ -13189,7 +13289,7 @@
           <w:color w:val="1B3325"/>
           <w:sz w:val="26"/>
         </w:rPr>
-        <w:t xml:space="preserve"> juntos son $33.000 por usuario. El Drive de </w:t>
+        <w:t xml:space="preserve"> juntos son $33.000 por usuario. Con el Drive, </w:t>
       </w:r>
       <w:r>
         <w:rPr>
@@ -13199,7 +13299,7 @@
           <w:color w:val="1B3325"/>
           <w:sz w:val="26"/>
         </w:rPr>
-        <w:t>RecoTime</w:t>
+        <w:t>THE COMPANY DEV</w:t>
       </w:r>
       <w:r>
         <w:rPr>
@@ -13209,7 +13309,7 @@
           <w:color w:val="1B3325"/>
           <w:sz w:val="26"/>
         </w:rPr>
-        <w:t xml:space="preserve"> es una intranet de 2 TB para toda la cuenta, no 2 TB por cabeza.</w:t>
+        <w:t xml:space="preserve"> entrega 2 TB para toda la cuenta.</w:t>
       </w:r>
     </w:p>
     <w:p>
@@ -13266,7 +13366,27 @@
           <w:color w:val="1B3325"/>
           <w:sz w:val="26"/>
         </w:rPr>
-        <w:t xml:space="preserve"> se hace en esa VPS y no se factura como hosting. La referencia de $500.000 al año corresponde a la renovación del KVM 1, $466.800. Ese plan trae 50 GB de disco. La cuota de 2 TB del Drive es el techo del software. El espacio usable es el disco de la VPS que el cliente haya colocado.</w:t>
+        <w:t xml:space="preserve"> se hace en esa VPS y no se factura como hosting. La referencia de $500.000 al año corresponde a la renovación del KVM 1, $466.800. Los 2 TB del Drive los entrega </w:t>
+      </w:r>
+      <w:r>
+        <w:rPr>
+          <w:rFonts w:ascii="Poppins" w:hAnsi="Poppins" w:cs="Poppins" w:eastAsia="Poppins"/>
+          <w:b/>
+          <w:i w:val="0"/>
+          <w:color w:val="1B3325"/>
+          <w:sz w:val="26"/>
+        </w:rPr>
+        <w:t>THE COMPANY DEV</w:t>
+      </w:r>
+      <w:r>
+        <w:rPr>
+          <w:rFonts w:ascii="Poppins" w:hAnsi="Poppins" w:cs="Poppins" w:eastAsia="Poppins"/>
+          <w:b w:val="0"/>
+          <w:i w:val="0"/>
+          <w:color w:val="1B3325"/>
+          <w:sz w:val="26"/>
+        </w:rPr>
+        <w:t>, sí o sí, con ese módulo.</w:t>
       </w:r>
     </w:p>
     <w:p>
@@ -17378,12 +17498,22 @@
             <w:r>
               <w:rPr>
                 <w:rFonts w:ascii="Poppins" w:hAnsi="Poppins" w:cs="Poppins" w:eastAsia="Poppins"/>
-                <w:b w:val="0"/>
+                <w:b/>
                 <w:i w:val="0"/>
                 <w:color w:val="1B3325"/>
                 <w:sz w:val="16"/>
               </w:rPr>
-              <w:t>Es el techo del software. El espacio usable es el disco de la VPS.</w:t>
+              <w:t>THE COMPANY DEV</w:t>
+            </w:r>
+            <w:r>
+              <w:rPr>
+                <w:rFonts w:ascii="Poppins" w:hAnsi="Poppins" w:cs="Poppins" w:eastAsia="Poppins"/>
+                <w:b w:val="0"/>
+                <w:i w:val="0"/>
+                <w:color w:val="1B3325"/>
+                <w:sz w:val="16"/>
+              </w:rPr>
+              <w:t xml:space="preserve"> los entrega sí o sí con el módulo Drive. Son 2 TB para toda la cuenta.</w:t>
             </w:r>
           </w:p>
         </w:tc>
@@ -17410,7 +17540,27 @@
           <w:color w:val="1B3325"/>
           <w:sz w:val="22"/>
         </w:rPr>
-        <w:t>KVM 8, el plan más alto de esa página, trae 400 GB y se renueva en $2.026.800 al año. Ninguna VPS de la lista pública llega a 2 TB. La propuesta al cliente debe decir que la cuota de 2 TB se usa hasta donde el disco contratado lo permita.</w:t>
+        <w:t xml:space="preserve">KVM 8, el plan más alto de esa página, se renueva en $2.026.800 al año. Esa tabla es el costo de la VPS que coloca el cliente. Los 2 TB del Drive los entrega </w:t>
+      </w:r>
+      <w:r>
+        <w:rPr>
+          <w:rFonts w:ascii="Poppins" w:hAnsi="Poppins" w:cs="Poppins" w:eastAsia="Poppins"/>
+          <w:b/>
+          <w:i w:val="0"/>
+          <w:color w:val="1B3325"/>
+          <w:sz w:val="22"/>
+        </w:rPr>
+        <w:t>THE COMPANY DEV</w:t>
+      </w:r>
+      <w:r>
+        <w:rPr>
+          <w:rFonts w:ascii="Poppins" w:hAnsi="Poppins" w:cs="Poppins" w:eastAsia="Poppins"/>
+          <w:b w:val="0"/>
+          <w:i w:val="0"/>
+          <w:color w:val="1B3325"/>
+          <w:sz w:val="22"/>
+        </w:rPr>
+        <w:t>, sí o sí.</w:t>
       </w:r>
     </w:p>
     <w:p>
@@ -18103,7 +18253,27 @@
                 <w:color w:val="1B3325"/>
                 <w:sz w:val="20"/>
               </w:rPr>
-              <w:t>Se cotiza. El disco adicional lo contrata el cliente en su VPS.</w:t>
+              <w:t xml:space="preserve">Se cotiza. Los 2 TB del Drive los entrega </w:t>
+            </w:r>
+            <w:r>
+              <w:rPr>
+                <w:rFonts w:ascii="Poppins" w:hAnsi="Poppins" w:cs="Poppins" w:eastAsia="Poppins"/>
+                <w:b/>
+                <w:i w:val="0"/>
+                <w:color w:val="1B3325"/>
+                <w:sz w:val="20"/>
+              </w:rPr>
+              <w:t>THE COMPANY DEV</w:t>
+            </w:r>
+            <w:r>
+              <w:rPr>
+                <w:rFonts w:ascii="Poppins" w:hAnsi="Poppins" w:cs="Poppins" w:eastAsia="Poppins"/>
+                <w:b w:val="0"/>
+                <w:i w:val="0"/>
+                <w:color w:val="1B3325"/>
+                <w:sz w:val="20"/>
+              </w:rPr>
+              <w:t>.</w:t>
             </w:r>
           </w:p>
         </w:tc>
@@ -21262,7 +21432,7 @@
                 <w:color w:val="1B3325"/>
                 <w:sz w:val="20"/>
               </w:rPr>
-              <w:t>: los contrata, los paga, entrega el acceso y los renueva. La cuota de 2 TB no amplía el disco.</w:t>
+              <w:t>: los contrata, los paga, entrega el acceso y los renueva.</w:t>
             </w:r>
           </w:p>
         </w:tc>
@@ -21304,7 +21474,7 @@
                 <w:color w:val="1B3325"/>
                 <w:sz w:val="20"/>
               </w:rPr>
-              <w:t>Información de la empresa</w:t>
+              <w:t>2 TB del Drive</w:t>
             </w:r>
           </w:p>
         </w:tc>
@@ -21324,6 +21494,105 @@
               <w:right w:w="80" w:type="dxa"/>
             </w:tcMar>
             <w:shd w:val="clear" w:color="auto" w:fill="FFFFFF"/>
+            <w:vAlign w:val="center"/>
+          </w:tcPr>
+          <w:p>
+            <w:pPr>
+              <w:spacing w:before="0" w:after="0" w:line="259" w:lineRule="auto"/>
+              <w:jc w:val="left"/>
+              <w:widowControl/>
+            </w:pPr>
+            <w:r/>
+            <w:r>
+              <w:rPr>
+                <w:rFonts w:ascii="Poppins" w:hAnsi="Poppins" w:cs="Poppins" w:eastAsia="Poppins"/>
+                <w:b w:val="0"/>
+                <w:i w:val="0"/>
+                <w:color w:val="1B3325"/>
+                <w:sz w:val="20"/>
+              </w:rPr>
+              <w:t xml:space="preserve">Los entrega </w:t>
+            </w:r>
+            <w:r>
+              <w:rPr>
+                <w:rFonts w:ascii="Poppins" w:hAnsi="Poppins" w:cs="Poppins" w:eastAsia="Poppins"/>
+                <w:b/>
+                <w:i w:val="0"/>
+                <w:color w:val="1B3325"/>
+                <w:sz w:val="20"/>
+              </w:rPr>
+              <w:t>THE COMPANY DEV</w:t>
+            </w:r>
+            <w:r>
+              <w:rPr>
+                <w:rFonts w:ascii="Poppins" w:hAnsi="Poppins" w:cs="Poppins" w:eastAsia="Poppins"/>
+                <w:b w:val="0"/>
+                <w:i w:val="0"/>
+                <w:color w:val="1B3325"/>
+                <w:sz w:val="20"/>
+              </w:rPr>
+              <w:t>, sí o sí, cuando el cliente toma el módulo Drive.</w:t>
+            </w:r>
+          </w:p>
+        </w:tc>
+      </w:tr>
+      <w:tr>
+        <w:trPr>
+          <w:cantSplit/>
+        </w:trPr>
+        <w:tc>
+          <w:tcPr>
+            <w:tcW w:type="dxa" w:w="2800"/>
+            <w:tcBorders>
+              <w:top w:val="single" w:sz="4" w:space="0" w:color="1B3325"/>
+              <w:left w:val="single" w:sz="4" w:space="0" w:color="1B3325"/>
+              <w:bottom w:val="single" w:sz="4" w:space="0" w:color="1B3325"/>
+              <w:right w:val="single" w:sz="4" w:space="0" w:color="1B3325"/>
+            </w:tcBorders>
+            <w:tcMar>
+              <w:top w:w="40" w:type="dxa"/>
+              <w:left w:w="80" w:type="dxa"/>
+              <w:bottom w:w="40" w:type="dxa"/>
+              <w:right w:w="80" w:type="dxa"/>
+            </w:tcMar>
+            <w:shd w:val="clear" w:color="auto" w:fill="F7FBF8"/>
+            <w:vAlign w:val="center"/>
+          </w:tcPr>
+          <w:p>
+            <w:pPr>
+              <w:spacing w:before="0" w:after="0" w:line="259" w:lineRule="auto"/>
+              <w:jc w:val="left"/>
+              <w:widowControl/>
+            </w:pPr>
+            <w:r/>
+            <w:r>
+              <w:rPr>
+                <w:rFonts w:ascii="Poppins" w:hAnsi="Poppins" w:cs="Poppins" w:eastAsia="Poppins"/>
+                <w:b w:val="0"/>
+                <w:i w:val="0"/>
+                <w:color w:val="1B3325"/>
+                <w:sz w:val="20"/>
+              </w:rPr>
+              <w:t>Información de la empresa</w:t>
+            </w:r>
+          </w:p>
+        </w:tc>
+        <w:tc>
+          <w:tcPr>
+            <w:tcW w:type="dxa" w:w="6800"/>
+            <w:tcBorders>
+              <w:top w:val="single" w:sz="4" w:space="0" w:color="1B3325"/>
+              <w:left w:val="single" w:sz="4" w:space="0" w:color="1B3325"/>
+              <w:bottom w:val="single" w:sz="4" w:space="0" w:color="1B3325"/>
+              <w:right w:val="single" w:sz="4" w:space="0" w:color="1B3325"/>
+            </w:tcBorders>
+            <w:tcMar>
+              <w:top w:w="40" w:type="dxa"/>
+              <w:left w:w="80" w:type="dxa"/>
+              <w:bottom w:w="40" w:type="dxa"/>
+              <w:right w:w="80" w:type="dxa"/>
+            </w:tcMar>
+            <w:shd w:val="clear" w:color="auto" w:fill="F7FBF8"/>
             <w:vAlign w:val="center"/>
           </w:tcPr>
           <w:p>
@@ -21457,7 +21726,27 @@
           <w:color w:val="1B3325"/>
           <w:sz w:val="26"/>
         </w:rPr>
-        <w:t xml:space="preserve"> en la VPS que el cliente colocó y no responde por caídas, lentitud, pérdida de información, vencimientos, renovaciones ni fallas del proveedor. La cuota de 2 TB del Drive es el techo del software. El espacio usable es el disco de esa VPS.</w:t>
+        <w:t xml:space="preserve"> en la VPS que el cliente colocó y no responde por caídas, lentitud, pérdida de información, vencimientos, renovaciones ni fallas del proveedor. Los 2 TB del Drive los entrega </w:t>
+      </w:r>
+      <w:r>
+        <w:rPr>
+          <w:rFonts w:ascii="Poppins" w:hAnsi="Poppins" w:cs="Poppins" w:eastAsia="Poppins"/>
+          <w:b/>
+          <w:i w:val="0"/>
+          <w:color w:val="1B3325"/>
+          <w:sz w:val="26"/>
+        </w:rPr>
+        <w:t>THE COMPANY DEV</w:t>
+      </w:r>
+      <w:r>
+        <w:rPr>
+          <w:rFonts w:ascii="Poppins" w:hAnsi="Poppins" w:cs="Poppins" w:eastAsia="Poppins"/>
+          <w:b w:val="0"/>
+          <w:i w:val="0"/>
+          <w:color w:val="1B3325"/>
+          <w:sz w:val="26"/>
+        </w:rPr>
+        <w:t>, sí o sí.</w:t>
       </w:r>
     </w:p>
     <w:p>
@@ -21919,7 +22208,27 @@
           <w:color w:val="1B3325"/>
           <w:sz w:val="26"/>
         </w:rPr>
-        <w:t>Usar la sección 10.1 con el cliente: cada módulo cabe en su referencia y los tres juntos quedan entre las dos licencias de Odoo en Colombia. La cuota de 2 TB es el techo del software; el disco usable es el de la VPS que el cliente coloque.</w:t>
+        <w:t xml:space="preserve">Usar la sección 10.1 con el cliente: cada módulo cabe en su referencia y los tres juntos quedan entre las dos licencias de Odoo en Colombia. Los 2 TB del Drive los entrega </w:t>
+      </w:r>
+      <w:r>
+        <w:rPr>
+          <w:rFonts w:ascii="Poppins" w:hAnsi="Poppins" w:cs="Poppins" w:eastAsia="Poppins"/>
+          <w:b/>
+          <w:i w:val="0"/>
+          <w:color w:val="1B3325"/>
+          <w:sz w:val="26"/>
+        </w:rPr>
+        <w:t>THE COMPANY DEV</w:t>
+      </w:r>
+      <w:r>
+        <w:rPr>
+          <w:rFonts w:ascii="Poppins" w:hAnsi="Poppins" w:cs="Poppins" w:eastAsia="Poppins"/>
+          <w:b w:val="0"/>
+          <w:i w:val="0"/>
+          <w:color w:val="1B3325"/>
+          <w:sz w:val="26"/>
+        </w:rPr>
+        <w:t>, sí o sí.</w:t>
       </w:r>
     </w:p>
     <w:p>

--- a/documentos/recotime/Informe The Company Dev - Perfil RecoTime.docx
+++ b/documentos/recotime/Informe The Company Dev - Perfil RecoTime.docx
@@ -164,37 +164,7 @@
           <w:color w:val="1B3325"/>
           <w:sz w:val="26"/>
         </w:rPr>
-        <w:t>CRM</w:t>
-      </w:r>
-      <w:r>
-        <w:rPr>
-          <w:rFonts w:ascii="Poppins" w:hAnsi="Poppins" w:cs="Poppins" w:eastAsia="Poppins"/>
-          <w:b/>
-          <w:i w:val="0"/>
-          <w:color w:val="1B3325"/>
-          <w:sz w:val="26"/>
-        </w:rPr>
-        <w:t xml:space="preserve"> y </w:t>
-      </w:r>
-      <w:r>
-        <w:rPr>
-          <w:rFonts w:ascii="Poppins" w:hAnsi="Poppins" w:cs="Poppins" w:eastAsia="Poppins"/>
-          <w:b/>
-          <w:i w:val="0"/>
-          <w:color w:val="1B3325"/>
-          <w:sz w:val="26"/>
-        </w:rPr>
-        <w:t>ERP</w:t>
-      </w:r>
-      <w:r>
-        <w:rPr>
-          <w:rFonts w:ascii="Poppins" w:hAnsi="Poppins" w:cs="Poppins" w:eastAsia="Poppins"/>
-          <w:b/>
-          <w:i w:val="0"/>
-          <w:color w:val="1B3325"/>
-          <w:sz w:val="26"/>
-        </w:rPr>
-        <w:t xml:space="preserve"> de gestión, con trazabilidad, asistencia e intranet Drive</w:t>
+        <w:t>Trazabilidad de clientes, chat interno, jornada e intranet Drive</w:t>
       </w:r>
     </w:p>
     <w:p>
@@ -246,7 +216,7 @@
           <w:color w:val="1B3325"/>
           <w:sz w:val="26"/>
         </w:rPr>
-        <w:t xml:space="preserve">Este informe presenta a la directiva el perfil de </w:t>
+        <w:t xml:space="preserve">Este informe define </w:t>
       </w:r>
       <w:r>
         <w:rPr>
@@ -266,7 +236,7 @@
           <w:color w:val="1B3325"/>
           <w:sz w:val="26"/>
         </w:rPr>
-        <w:t xml:space="preserve">, el sistema de </w:t>
+        <w:t xml:space="preserve">, fija el alcance de esta versión y sostiene el precio contra tarifas públicas leídas el 14 de octubre de 2026. Lo usa la directiva de </w:t>
       </w:r>
       <w:r>
         <w:rPr>
@@ -286,8 +256,16 @@
           <w:color w:val="1B3325"/>
           <w:sz w:val="26"/>
         </w:rPr>
-        <w:t xml:space="preserve"> que reúne el </w:t>
+        <w:t xml:space="preserve"> para aprobar la oferta. Las secciones 2 y 3 dicen para qué existe el sistema. La sección 9 trae el mercado. La sección 11 trae el precio. La sección 17 explica la parte social.</w:t>
       </w:r>
+    </w:p>
+    <w:p>
+      <w:pPr>
+        <w:spacing w:before="160" w:after="40" w:line="259" w:lineRule="auto"/>
+        <w:jc w:val="left"/>
+        <w:keepNext/>
+        <w:widowControl/>
+      </w:pPr>
       <w:r>
         <w:rPr>
           <w:rFonts w:ascii="Poppins" w:hAnsi="Poppins" w:cs="Poppins" w:eastAsia="Poppins"/>
@@ -296,7 +274,24 @@
           <w:color w:val="1B3325"/>
           <w:sz w:val="26"/>
         </w:rPr>
-        <w:t>CRM</w:t>
+        <w:t>Qué es</w:t>
+      </w:r>
+    </w:p>
+    <w:p>
+      <w:pPr>
+        <w:spacing w:before="0" w:after="160" w:line="259" w:lineRule="auto"/>
+        <w:jc w:val="both"/>
+        <w:widowControl/>
+      </w:pPr>
+      <w:r>
+        <w:rPr>
+          <w:rFonts w:ascii="Poppins" w:hAnsi="Poppins" w:cs="Poppins" w:eastAsia="Poppins"/>
+          <w:b/>
+          <w:i w:val="0"/>
+          <w:color w:val="1B3325"/>
+          <w:sz w:val="26"/>
+        </w:rPr>
+        <w:t>RecoTime</w:t>
       </w:r>
       <w:r>
         <w:rPr>
@@ -306,7 +301,7 @@
           <w:color w:val="1B3325"/>
           <w:sz w:val="26"/>
         </w:rPr>
-        <w:t xml:space="preserve"> y el </w:t>
+        <w:t xml:space="preserve"> es el sistema de gestión de la empresa. El módulo 1 lleva la trazabilidad de la gestión de cada cliente y el chat interno de la compañía, junto con el </w:t>
       </w:r>
       <w:r>
         <w:rPr>
@@ -326,44 +321,7 @@
           <w:color w:val="1B3325"/>
           <w:sz w:val="26"/>
         </w:rPr>
-        <w:t xml:space="preserve"> de gestión en una sola operación. Sirve para llevar clientes y procesos, la trazabilidad de cada trabajador, la asistencia del día y el módulo Drive, la intranet donde queda guardada la información de la empresa. También reúne los precios públicos de Odoo, Bitrix24, Google Workspace y Hostinger, y la lista que se propone aprobar: sistema completo o módulos sueltos.</w:t>
-      </w:r>
-    </w:p>
-    <w:p>
-      <w:pPr>
-        <w:spacing w:before="0" w:after="160" w:line="259" w:lineRule="auto"/>
-        <w:jc w:val="both"/>
-        <w:widowControl/>
-      </w:pPr>
-      <w:r>
-        <w:rPr>
-          <w:rFonts w:ascii="Poppins" w:hAnsi="Poppins" w:cs="Poppins" w:eastAsia="Poppins"/>
-          <w:b w:val="0"/>
-          <w:i w:val="0"/>
-          <w:color w:val="1B3325"/>
-          <w:sz w:val="26"/>
-        </w:rPr>
-        <w:t xml:space="preserve">La propuesta comercial tiene tres modalidades, con la configuración y la capacitación incluidas: suscripción mensual, anualidad y licencia vitalicia. Los valores de </w:t>
-      </w:r>
-      <w:r>
-        <w:rPr>
-          <w:rFonts w:ascii="Poppins" w:hAnsi="Poppins" w:cs="Poppins" w:eastAsia="Poppins"/>
-          <w:b/>
-          <w:i w:val="0"/>
-          <w:color w:val="1B3325"/>
-          <w:sz w:val="26"/>
-        </w:rPr>
-        <w:t>RecoTime</w:t>
-      </w:r>
-      <w:r>
-        <w:rPr>
-          <w:rFonts w:ascii="Poppins" w:hAnsi="Poppins" w:cs="Poppins" w:eastAsia="Poppins"/>
-          <w:b w:val="0"/>
-          <w:i w:val="0"/>
-          <w:color w:val="1B3325"/>
-          <w:sz w:val="26"/>
-        </w:rPr>
-        <w:t xml:space="preserve"> que aparecen desde la sección 11 son una recomendación de este informe. Los de la sección 9 son cifras leídas en páginas públicas el 14 de octubre de 2026, pasadas a pesos con la TRM de $3.181,74 de ese día.</w:t>
+        <w:t xml:space="preserve"> de áreas, cargos y procesos. El módulo 2 registra la jornada: llegada, almuerzo, descansos y salida. El módulo 3 es el Drive, la intranet de documentos. La nómina y la contabilidad quedan en el programa que la empresa ya use.</w:t>
       </w:r>
     </w:p>
     <w:tbl>
@@ -374,10 +332,9 @@
         <w:tblLook w:firstColumn="1" w:firstRow="1" w:lastColumn="0" w:lastRow="0" w:noHBand="0" w:noVBand="1" w:val="04A0"/>
       </w:tblPr>
       <w:tblGrid>
-        <w:gridCol w:w="2400"/>
-        <w:gridCol w:w="2400"/>
-        <w:gridCol w:w="2400"/>
-        <w:gridCol w:w="2400"/>
+        <w:gridCol w:w="2500"/>
+        <w:gridCol w:w="5100"/>
+        <w:gridCol w:w="2000"/>
       </w:tblGrid>
       <w:tr>
         <w:trPr>
@@ -386,7 +343,7 @@
         </w:trPr>
         <w:tc>
           <w:tcPr>
-            <w:tcW w:type="dxa" w:w="2400"/>
+            <w:tcW w:type="dxa" w:w="2500"/>
             <w:tcBorders>
               <w:top w:val="single" w:sz="4" w:space="0" w:color="1B3325"/>
               <w:left w:val="single" w:sz="4" w:space="0" w:color="1B3325"/>
@@ -416,35 +373,15 @@
                 <w:b/>
                 <w:i w:val="0"/>
                 <w:color w:val="FFFFFF"/>
-                <w:sz w:val="20"/>
-              </w:rPr>
-              <w:t>CRM</w:t>
-            </w:r>
-            <w:r>
-              <w:rPr>
-                <w:rFonts w:ascii="Poppins" w:hAnsi="Poppins" w:cs="Poppins" w:eastAsia="Poppins"/>
-                <w:b/>
-                <w:i w:val="0"/>
-                <w:color w:val="FFFFFF"/>
-                <w:sz w:val="20"/>
-              </w:rPr>
-              <w:t xml:space="preserve"> y </w:t>
-            </w:r>
-            <w:r>
-              <w:rPr>
-                <w:rFonts w:ascii="Poppins" w:hAnsi="Poppins" w:cs="Poppins" w:eastAsia="Poppins"/>
-                <w:b/>
-                <w:i w:val="0"/>
-                <w:color w:val="FFFFFF"/>
-                <w:sz w:val="20"/>
-              </w:rPr>
-              <w:t>ERP</w:t>
+                <w:sz w:val="18"/>
+              </w:rPr>
+              <w:t>Módulo</w:t>
             </w:r>
           </w:p>
         </w:tc>
         <w:tc>
           <w:tcPr>
-            <w:tcW w:type="dxa" w:w="2400"/>
+            <w:tcW w:type="dxa" w:w="5100"/>
             <w:tcBorders>
               <w:top w:val="single" w:sz="4" w:space="0" w:color="1B3325"/>
               <w:left w:val="single" w:sz="4" w:space="0" w:color="1B3325"/>
@@ -474,15 +411,15 @@
                 <w:b/>
                 <w:i w:val="0"/>
                 <w:color w:val="FFFFFF"/>
-                <w:sz w:val="20"/>
-              </w:rPr>
-              <w:t>Asistencia</w:t>
+                <w:sz w:val="18"/>
+              </w:rPr>
+              <w:t>Qué queda registrado</w:t>
             </w:r>
           </w:p>
         </w:tc>
         <w:tc>
           <w:tcPr>
-            <w:tcW w:type="dxa" w:w="2400"/>
+            <w:tcW w:type="dxa" w:w="2000"/>
             <w:tcBorders>
               <w:top w:val="single" w:sz="4" w:space="0" w:color="1B3325"/>
               <w:left w:val="single" w:sz="4" w:space="0" w:color="1B3325"/>
@@ -512,47 +449,9 @@
                 <w:b/>
                 <w:i w:val="0"/>
                 <w:color w:val="FFFFFF"/>
-                <w:sz w:val="20"/>
-              </w:rPr>
-              <w:t>Drive, 2 TB</w:t>
-            </w:r>
-          </w:p>
-        </w:tc>
-        <w:tc>
-          <w:tcPr>
-            <w:tcW w:type="dxa" w:w="2400"/>
-            <w:tcBorders>
-              <w:top w:val="single" w:sz="4" w:space="0" w:color="1B3325"/>
-              <w:left w:val="single" w:sz="4" w:space="0" w:color="1B3325"/>
-              <w:bottom w:val="single" w:sz="4" w:space="0" w:color="1B3325"/>
-              <w:right w:val="single" w:sz="4" w:space="0" w:color="1B3325"/>
-            </w:tcBorders>
-            <w:tcMar>
-              <w:top w:w="40" w:type="dxa"/>
-              <w:left w:w="80" w:type="dxa"/>
-              <w:bottom w:w="40" w:type="dxa"/>
-              <w:right w:w="80" w:type="dxa"/>
-            </w:tcMar>
-            <w:shd w:val="clear" w:color="auto" w:fill="1B3325"/>
-            <w:vAlign w:val="center"/>
-          </w:tcPr>
-          <w:p>
-            <w:pPr>
-              <w:spacing w:before="0" w:after="0" w:line="259" w:lineRule="auto"/>
-              <w:jc w:val="center"/>
-              <w:widowControl/>
-              <w:keepNext/>
-            </w:pPr>
-            <w:r/>
-            <w:r>
-              <w:rPr>
-                <w:rFonts w:ascii="Poppins" w:hAnsi="Poppins" w:cs="Poppins" w:eastAsia="Poppins"/>
-                <w:b/>
-                <w:i w:val="0"/>
-                <w:color w:val="FFFFFF"/>
-                <w:sz w:val="20"/>
-              </w:rPr>
-              <w:t>Por usuario</w:t>
+                <w:sz w:val="18"/>
+              </w:rPr>
+              <w:t>Por usuario al mes</w:t>
             </w:r>
           </w:p>
         </w:tc>
@@ -563,7 +462,7 @@
         </w:trPr>
         <w:tc>
           <w:tcPr>
-            <w:tcW w:type="dxa" w:w="2400"/>
+            <w:tcW w:type="dxa" w:w="2500"/>
             <w:tcBorders>
               <w:top w:val="single" w:sz="4" w:space="0" w:color="1B3325"/>
               <w:left w:val="single" w:sz="4" w:space="0" w:color="1B3325"/>
@@ -584,6 +483,7 @@
               <w:spacing w:before="0" w:after="0" w:line="259" w:lineRule="auto"/>
               <w:jc w:val="left"/>
               <w:widowControl/>
+              <w:keepNext/>
             </w:pPr>
             <w:r/>
             <w:r>
@@ -592,15 +492,55 @@
                 <w:b w:val="0"/>
                 <w:i w:val="0"/>
                 <w:color w:val="1B3325"/>
-                <w:sz w:val="20"/>
-              </w:rPr>
-              <w:t>Clientes, procesos, áreas y el tablero de la operación.</w:t>
+                <w:sz w:val="18"/>
+              </w:rPr>
+              <w:t xml:space="preserve">1. </w:t>
+            </w:r>
+            <w:r>
+              <w:rPr>
+                <w:rFonts w:ascii="Poppins" w:hAnsi="Poppins" w:cs="Poppins" w:eastAsia="Poppins"/>
+                <w:b/>
+                <w:i w:val="0"/>
+                <w:color w:val="1B3325"/>
+                <w:sz w:val="18"/>
+              </w:rPr>
+              <w:t>CRM</w:t>
+            </w:r>
+            <w:r>
+              <w:rPr>
+                <w:rFonts w:ascii="Poppins" w:hAnsi="Poppins" w:cs="Poppins" w:eastAsia="Poppins"/>
+                <w:b w:val="0"/>
+                <w:i w:val="0"/>
+                <w:color w:val="1B3325"/>
+                <w:sz w:val="18"/>
+              </w:rPr>
+              <w:t xml:space="preserve"> y </w:t>
+            </w:r>
+            <w:r>
+              <w:rPr>
+                <w:rFonts w:ascii="Poppins" w:hAnsi="Poppins" w:cs="Poppins" w:eastAsia="Poppins"/>
+                <w:b/>
+                <w:i w:val="0"/>
+                <w:color w:val="1B3325"/>
+                <w:sz w:val="18"/>
+              </w:rPr>
+              <w:t>ERP</w:t>
+            </w:r>
+            <w:r>
+              <w:rPr>
+                <w:rFonts w:ascii="Poppins" w:hAnsi="Poppins" w:cs="Poppins" w:eastAsia="Poppins"/>
+                <w:b w:val="0"/>
+                <w:i w:val="0"/>
+                <w:color w:val="1B3325"/>
+                <w:sz w:val="18"/>
+              </w:rPr>
+              <w:t xml:space="preserve"> de gestión</w:t>
             </w:r>
           </w:p>
         </w:tc>
         <w:tc>
           <w:tcPr>
-            <w:tcW w:type="dxa" w:w="2400"/>
+            <w:tcW w:type="dxa" w:w="5100"/>
             <w:tcBorders>
               <w:top w:val="single" w:sz="4" w:space="0" w:color="1B3325"/>
               <w:left w:val="single" w:sz="4" w:space="0" w:color="1B3325"/>
@@ -621,6 +561,7 @@
               <w:spacing w:before="0" w:after="0" w:line="259" w:lineRule="auto"/>
               <w:jc w:val="left"/>
               <w:widowControl/>
+              <w:keepNext/>
             </w:pPr>
             <w:r/>
             <w:r>
@@ -629,15 +570,177 @@
                 <w:b w:val="0"/>
                 <w:i w:val="0"/>
                 <w:color w:val="1B3325"/>
-                <w:sz w:val="20"/>
-              </w:rPr>
-              <w:t>Llegada, almuerzo, descansos y salida, persona por persona.</w:t>
+                <w:sz w:val="18"/>
+              </w:rPr>
+              <w:t>Expediente del cliente, chat interno, áreas, cargos, procesos y trazabilidad del trabajador.</w:t>
             </w:r>
           </w:p>
         </w:tc>
         <w:tc>
           <w:tcPr>
-            <w:tcW w:type="dxa" w:w="2400"/>
+            <w:tcW w:type="dxa" w:w="2000"/>
+            <w:tcBorders>
+              <w:top w:val="single" w:sz="4" w:space="0" w:color="1B3325"/>
+              <w:left w:val="single" w:sz="4" w:space="0" w:color="1B3325"/>
+              <w:bottom w:val="single" w:sz="4" w:space="0" w:color="1B3325"/>
+              <w:right w:val="single" w:sz="4" w:space="0" w:color="1B3325"/>
+            </w:tcBorders>
+            <w:tcMar>
+              <w:top w:w="40" w:type="dxa"/>
+              <w:left w:w="80" w:type="dxa"/>
+              <w:bottom w:w="40" w:type="dxa"/>
+              <w:right w:w="80" w:type="dxa"/>
+            </w:tcMar>
+            <w:shd w:val="clear" w:color="auto" w:fill="FFFFFF"/>
+            <w:vAlign w:val="center"/>
+          </w:tcPr>
+          <w:p>
+            <w:pPr>
+              <w:spacing w:before="0" w:after="0" w:line="259" w:lineRule="auto"/>
+              <w:jc w:val="center"/>
+              <w:widowControl/>
+              <w:keepNext/>
+            </w:pPr>
+            <w:r/>
+            <w:r>
+              <w:rPr>
+                <w:rFonts w:ascii="Poppins" w:hAnsi="Poppins" w:cs="Poppins" w:eastAsia="Poppins"/>
+                <w:b w:val="0"/>
+                <w:i w:val="0"/>
+                <w:color w:val="1B3325"/>
+                <w:sz w:val="18"/>
+              </w:rPr>
+              <w:t>$15.000</w:t>
+            </w:r>
+          </w:p>
+        </w:tc>
+      </w:tr>
+      <w:tr>
+        <w:trPr>
+          <w:cantSplit/>
+        </w:trPr>
+        <w:tc>
+          <w:tcPr>
+            <w:tcW w:type="dxa" w:w="2500"/>
+            <w:tcBorders>
+              <w:top w:val="single" w:sz="4" w:space="0" w:color="1B3325"/>
+              <w:left w:val="single" w:sz="4" w:space="0" w:color="1B3325"/>
+              <w:bottom w:val="single" w:sz="4" w:space="0" w:color="1B3325"/>
+              <w:right w:val="single" w:sz="4" w:space="0" w:color="1B3325"/>
+            </w:tcBorders>
+            <w:tcMar>
+              <w:top w:w="40" w:type="dxa"/>
+              <w:left w:w="80" w:type="dxa"/>
+              <w:bottom w:w="40" w:type="dxa"/>
+              <w:right w:w="80" w:type="dxa"/>
+            </w:tcMar>
+            <w:shd w:val="clear" w:color="auto" w:fill="F7FBF8"/>
+            <w:vAlign w:val="center"/>
+          </w:tcPr>
+          <w:p>
+            <w:pPr>
+              <w:spacing w:before="0" w:after="0" w:line="259" w:lineRule="auto"/>
+              <w:jc w:val="left"/>
+              <w:widowControl/>
+              <w:keepNext/>
+            </w:pPr>
+            <w:r/>
+            <w:r>
+              <w:rPr>
+                <w:rFonts w:ascii="Poppins" w:hAnsi="Poppins" w:cs="Poppins" w:eastAsia="Poppins"/>
+                <w:b w:val="0"/>
+                <w:i w:val="0"/>
+                <w:color w:val="1B3325"/>
+                <w:sz w:val="18"/>
+              </w:rPr>
+              <w:t>2. Asistencia</w:t>
+            </w:r>
+          </w:p>
+        </w:tc>
+        <w:tc>
+          <w:tcPr>
+            <w:tcW w:type="dxa" w:w="5100"/>
+            <w:tcBorders>
+              <w:top w:val="single" w:sz="4" w:space="0" w:color="1B3325"/>
+              <w:left w:val="single" w:sz="4" w:space="0" w:color="1B3325"/>
+              <w:bottom w:val="single" w:sz="4" w:space="0" w:color="1B3325"/>
+              <w:right w:val="single" w:sz="4" w:space="0" w:color="1B3325"/>
+            </w:tcBorders>
+            <w:tcMar>
+              <w:top w:w="40" w:type="dxa"/>
+              <w:left w:w="80" w:type="dxa"/>
+              <w:bottom w:w="40" w:type="dxa"/>
+              <w:right w:w="80" w:type="dxa"/>
+            </w:tcMar>
+            <w:shd w:val="clear" w:color="auto" w:fill="F7FBF8"/>
+            <w:vAlign w:val="center"/>
+          </w:tcPr>
+          <w:p>
+            <w:pPr>
+              <w:spacing w:before="0" w:after="0" w:line="259" w:lineRule="auto"/>
+              <w:jc w:val="left"/>
+              <w:widowControl/>
+              <w:keepNext/>
+            </w:pPr>
+            <w:r/>
+            <w:r>
+              <w:rPr>
+                <w:rFonts w:ascii="Poppins" w:hAnsi="Poppins" w:cs="Poppins" w:eastAsia="Poppins"/>
+                <w:b w:val="0"/>
+                <w:i w:val="0"/>
+                <w:color w:val="1B3325"/>
+                <w:sz w:val="18"/>
+              </w:rPr>
+              <w:t>Llegada, inicio y fin de almuerzo, descansos y salida, con fecha y hora.</w:t>
+            </w:r>
+          </w:p>
+        </w:tc>
+        <w:tc>
+          <w:tcPr>
+            <w:tcW w:type="dxa" w:w="2000"/>
+            <w:tcBorders>
+              <w:top w:val="single" w:sz="4" w:space="0" w:color="1B3325"/>
+              <w:left w:val="single" w:sz="4" w:space="0" w:color="1B3325"/>
+              <w:bottom w:val="single" w:sz="4" w:space="0" w:color="1B3325"/>
+              <w:right w:val="single" w:sz="4" w:space="0" w:color="1B3325"/>
+            </w:tcBorders>
+            <w:tcMar>
+              <w:top w:w="40" w:type="dxa"/>
+              <w:left w:w="80" w:type="dxa"/>
+              <w:bottom w:w="40" w:type="dxa"/>
+              <w:right w:w="80" w:type="dxa"/>
+            </w:tcMar>
+            <w:shd w:val="clear" w:color="auto" w:fill="F7FBF8"/>
+            <w:vAlign w:val="center"/>
+          </w:tcPr>
+          <w:p>
+            <w:pPr>
+              <w:spacing w:before="0" w:after="0" w:line="259" w:lineRule="auto"/>
+              <w:jc w:val="center"/>
+              <w:widowControl/>
+              <w:keepNext/>
+            </w:pPr>
+            <w:r/>
+            <w:r>
+              <w:rPr>
+                <w:rFonts w:ascii="Poppins" w:hAnsi="Poppins" w:cs="Poppins" w:eastAsia="Poppins"/>
+                <w:b w:val="0"/>
+                <w:i w:val="0"/>
+                <w:color w:val="1B3325"/>
+                <w:sz w:val="18"/>
+              </w:rPr>
+              <w:t>$8.000</w:t>
+            </w:r>
+          </w:p>
+        </w:tc>
+      </w:tr>
+      <w:tr>
+        <w:trPr>
+          <w:cantSplit/>
+        </w:trPr>
+        <w:tc>
+          <w:tcPr>
+            <w:tcW w:type="dxa" w:w="2500"/>
             <w:tcBorders>
               <w:top w:val="single" w:sz="4" w:space="0" w:color="1B3325"/>
               <w:left w:val="single" w:sz="4" w:space="0" w:color="1B3325"/>
@@ -658,6 +761,7 @@
               <w:spacing w:before="0" w:after="0" w:line="259" w:lineRule="auto"/>
               <w:jc w:val="left"/>
               <w:widowControl/>
+              <w:keepNext/>
             </w:pPr>
             <w:r/>
             <w:r>
@@ -666,35 +770,15 @@
                 <w:b w:val="0"/>
                 <w:i w:val="0"/>
                 <w:color w:val="1B3325"/>
-                <w:sz w:val="20"/>
-              </w:rPr>
-              <w:t xml:space="preserve">Intranet de la empresa. </w:t>
-            </w:r>
-            <w:r>
-              <w:rPr>
-                <w:rFonts w:ascii="Poppins" w:hAnsi="Poppins" w:cs="Poppins" w:eastAsia="Poppins"/>
-                <w:b/>
-                <w:i w:val="0"/>
-                <w:color w:val="1B3325"/>
-                <w:sz w:val="20"/>
-              </w:rPr>
-              <w:t>THE COMPANY DEV</w:t>
-            </w:r>
-            <w:r>
-              <w:rPr>
-                <w:rFonts w:ascii="Poppins" w:hAnsi="Poppins" w:cs="Poppins" w:eastAsia="Poppins"/>
-                <w:b w:val="0"/>
-                <w:i w:val="0"/>
-                <w:color w:val="1B3325"/>
-                <w:sz w:val="20"/>
-              </w:rPr>
-              <w:t xml:space="preserve"> entrega 2 TB para toda la cuenta.</w:t>
+                <w:sz w:val="18"/>
+              </w:rPr>
+              <w:t>3. Drive</w:t>
             </w:r>
           </w:p>
         </w:tc>
         <w:tc>
           <w:tcPr>
-            <w:tcW w:type="dxa" w:w="2400"/>
+            <w:tcW w:type="dxa" w:w="5100"/>
             <w:tcBorders>
               <w:top w:val="single" w:sz="4" w:space="0" w:color="1B3325"/>
               <w:left w:val="single" w:sz="4" w:space="0" w:color="1B3325"/>
@@ -715,17 +799,28 @@
               <w:spacing w:before="0" w:after="0" w:line="259" w:lineRule="auto"/>
               <w:jc w:val="left"/>
               <w:widowControl/>
+              <w:keepNext/>
             </w:pPr>
             <w:r/>
             <w:r>
               <w:rPr>
                 <w:rFonts w:ascii="Poppins" w:hAnsi="Poppins" w:cs="Poppins" w:eastAsia="Poppins"/>
+                <w:b w:val="0"/>
+                <w:i w:val="0"/>
+                <w:color w:val="1B3325"/>
+                <w:sz w:val="18"/>
+              </w:rPr>
+              <w:t xml:space="preserve">Intranet de documentos. </w:t>
+            </w:r>
+            <w:r>
+              <w:rPr>
+                <w:rFonts w:ascii="Poppins" w:hAnsi="Poppins" w:cs="Poppins" w:eastAsia="Poppins"/>
                 <w:b/>
                 <w:i w:val="0"/>
                 <w:color w:val="1B3325"/>
-                <w:sz w:val="20"/>
-              </w:rPr>
-              <w:t>CRM</w:t>
+                <w:sz w:val="18"/>
+              </w:rPr>
+              <w:t>THE COMPANY DEV</w:t>
             </w:r>
             <w:r>
               <w:rPr>
@@ -733,29 +828,163 @@
                 <w:b w:val="0"/>
                 <w:i w:val="0"/>
                 <w:color w:val="1B3325"/>
-                <w:sz w:val="20"/>
-              </w:rPr>
-              <w:t xml:space="preserve"> y </w:t>
-            </w:r>
-            <w:r>
-              <w:rPr>
-                <w:rFonts w:ascii="Poppins" w:hAnsi="Poppins" w:cs="Poppins" w:eastAsia="Poppins"/>
-                <w:b/>
+                <w:sz w:val="18"/>
+              </w:rPr>
+              <w:t xml:space="preserve"> entrega 2 TB para toda la cuenta.</w:t>
+            </w:r>
+          </w:p>
+        </w:tc>
+        <w:tc>
+          <w:tcPr>
+            <w:tcW w:type="dxa" w:w="2000"/>
+            <w:tcBorders>
+              <w:top w:val="single" w:sz="4" w:space="0" w:color="1B3325"/>
+              <w:left w:val="single" w:sz="4" w:space="0" w:color="1B3325"/>
+              <w:bottom w:val="single" w:sz="4" w:space="0" w:color="1B3325"/>
+              <w:right w:val="single" w:sz="4" w:space="0" w:color="1B3325"/>
+            </w:tcBorders>
+            <w:tcMar>
+              <w:top w:w="40" w:type="dxa"/>
+              <w:left w:w="80" w:type="dxa"/>
+              <w:bottom w:w="40" w:type="dxa"/>
+              <w:right w:w="80" w:type="dxa"/>
+            </w:tcMar>
+            <w:shd w:val="clear" w:color="auto" w:fill="FFFFFF"/>
+            <w:vAlign w:val="center"/>
+          </w:tcPr>
+          <w:p>
+            <w:pPr>
+              <w:spacing w:before="0" w:after="0" w:line="259" w:lineRule="auto"/>
+              <w:jc w:val="center"/>
+              <w:widowControl/>
+              <w:keepNext/>
+            </w:pPr>
+            <w:r/>
+            <w:r>
+              <w:rPr>
+                <w:rFonts w:ascii="Poppins" w:hAnsi="Poppins" w:cs="Poppins" w:eastAsia="Poppins"/>
+                <w:b w:val="0"/>
                 <w:i w:val="0"/>
                 <w:color w:val="1B3325"/>
-                <w:sz w:val="20"/>
-              </w:rPr>
-              <w:t>ERP</w:t>
-            </w:r>
+                <w:sz w:val="18"/>
+              </w:rPr>
+              <w:t>$10.000</w:t>
+            </w:r>
+          </w:p>
+        </w:tc>
+      </w:tr>
+      <w:tr>
+        <w:trPr>
+          <w:cantSplit/>
+        </w:trPr>
+        <w:tc>
+          <w:tcPr>
+            <w:tcW w:type="dxa" w:w="2500"/>
+            <w:tcBorders>
+              <w:top w:val="single" w:sz="4" w:space="0" w:color="1B3325"/>
+              <w:left w:val="single" w:sz="4" w:space="0" w:color="1B3325"/>
+              <w:bottom w:val="single" w:sz="4" w:space="0" w:color="1B3325"/>
+              <w:right w:val="single" w:sz="4" w:space="0" w:color="1B3325"/>
+            </w:tcBorders>
+            <w:tcMar>
+              <w:top w:w="40" w:type="dxa"/>
+              <w:left w:w="80" w:type="dxa"/>
+              <w:bottom w:w="40" w:type="dxa"/>
+              <w:right w:w="80" w:type="dxa"/>
+            </w:tcMar>
+            <w:shd w:val="clear" w:color="auto" w:fill="F7FBF8"/>
+            <w:vAlign w:val="center"/>
+          </w:tcPr>
+          <w:p>
+            <w:pPr>
+              <w:spacing w:before="0" w:after="0" w:line="259" w:lineRule="auto"/>
+              <w:jc w:val="left"/>
+              <w:widowControl/>
+            </w:pPr>
+            <w:r/>
             <w:r>
               <w:rPr>
                 <w:rFonts w:ascii="Poppins" w:hAnsi="Poppins" w:cs="Poppins" w:eastAsia="Poppins"/>
                 <w:b w:val="0"/>
                 <w:i w:val="0"/>
                 <w:color w:val="1B3325"/>
-                <w:sz w:val="20"/>
-              </w:rPr>
-              <w:t xml:space="preserve"> $15.000. Asistencia $8.000. Drive $10.000. Los tres: $33.000.</w:t>
+                <w:sz w:val="18"/>
+              </w:rPr>
+              <w:t>Los tres</w:t>
+            </w:r>
+          </w:p>
+        </w:tc>
+        <w:tc>
+          <w:tcPr>
+            <w:tcW w:type="dxa" w:w="5100"/>
+            <w:tcBorders>
+              <w:top w:val="single" w:sz="4" w:space="0" w:color="1B3325"/>
+              <w:left w:val="single" w:sz="4" w:space="0" w:color="1B3325"/>
+              <w:bottom w:val="single" w:sz="4" w:space="0" w:color="1B3325"/>
+              <w:right w:val="single" w:sz="4" w:space="0" w:color="1B3325"/>
+            </w:tcBorders>
+            <w:tcMar>
+              <w:top w:w="40" w:type="dxa"/>
+              <w:left w:w="80" w:type="dxa"/>
+              <w:bottom w:w="40" w:type="dxa"/>
+              <w:right w:w="80" w:type="dxa"/>
+            </w:tcMar>
+            <w:shd w:val="clear" w:color="auto" w:fill="F7FBF8"/>
+            <w:vAlign w:val="center"/>
+          </w:tcPr>
+          <w:p>
+            <w:pPr>
+              <w:spacing w:before="0" w:after="0" w:line="259" w:lineRule="auto"/>
+              <w:jc w:val="left"/>
+              <w:widowControl/>
+            </w:pPr>
+            <w:r/>
+            <w:r>
+              <w:rPr>
+                <w:rFonts w:ascii="Poppins" w:hAnsi="Poppins" w:cs="Poppins" w:eastAsia="Poppins"/>
+                <w:b w:val="0"/>
+                <w:i w:val="0"/>
+                <w:color w:val="1B3325"/>
+                <w:sz w:val="18"/>
+              </w:rPr>
+              <w:t>Suma de los módulos. Puesta en marcha y capacitación incluidas.</w:t>
+            </w:r>
+          </w:p>
+        </w:tc>
+        <w:tc>
+          <w:tcPr>
+            <w:tcW w:type="dxa" w:w="2000"/>
+            <w:tcBorders>
+              <w:top w:val="single" w:sz="4" w:space="0" w:color="1B3325"/>
+              <w:left w:val="single" w:sz="4" w:space="0" w:color="1B3325"/>
+              <w:bottom w:val="single" w:sz="4" w:space="0" w:color="1B3325"/>
+              <w:right w:val="single" w:sz="4" w:space="0" w:color="1B3325"/>
+            </w:tcBorders>
+            <w:tcMar>
+              <w:top w:w="40" w:type="dxa"/>
+              <w:left w:w="80" w:type="dxa"/>
+              <w:bottom w:w="40" w:type="dxa"/>
+              <w:right w:w="80" w:type="dxa"/>
+            </w:tcMar>
+            <w:shd w:val="clear" w:color="auto" w:fill="F7FBF8"/>
+            <w:vAlign w:val="center"/>
+          </w:tcPr>
+          <w:p>
+            <w:pPr>
+              <w:spacing w:before="0" w:after="0" w:line="259" w:lineRule="auto"/>
+              <w:jc w:val="center"/>
+              <w:widowControl/>
+            </w:pPr>
+            <w:r/>
+            <w:r>
+              <w:rPr>
+                <w:rFonts w:ascii="Poppins" w:hAnsi="Poppins" w:cs="Poppins" w:eastAsia="Poppins"/>
+                <w:b w:val="0"/>
+                <w:i w:val="0"/>
+                <w:color w:val="1B3325"/>
+                <w:sz w:val="18"/>
+              </w:rPr>
+              <w:t>$33.000</w:t>
             </w:r>
           </w:p>
         </w:tc>
@@ -767,6 +996,24 @@
         <w:jc w:val="left"/>
         <w:widowControl/>
       </w:pPr>
+    </w:p>
+    <w:p>
+      <w:pPr>
+        <w:spacing w:before="160" w:after="40" w:line="259" w:lineRule="auto"/>
+        <w:jc w:val="left"/>
+        <w:keepNext/>
+        <w:widowControl/>
+      </w:pPr>
+      <w:r>
+        <w:rPr>
+          <w:rFonts w:ascii="Poppins" w:hAnsi="Poppins" w:cs="Poppins" w:eastAsia="Poppins"/>
+          <w:b/>
+          <w:i w:val="0"/>
+          <w:color w:val="1B3325"/>
+          <w:sz w:val="26"/>
+        </w:rPr>
+        <w:t>Precio y límites</w:t>
+      </w:r>
     </w:p>
     <w:p>
       <w:pPr>
@@ -782,48 +1029,15 @@
           <w:color w:val="1B3325"/>
           <w:sz w:val="26"/>
         </w:rPr>
-        <w:t xml:space="preserve">La directriz de $20.000 por módulo dejaba los tres en $60.000 por usuario, por encima de una suite que cobra una sola licencia. El precio que este informe recomienda es $15.000 para </w:t>
+        <w:t>Para 30 usuarios, los tres módulos son $990.000 al mes. La licencia de Odoo Standard en Colombia queda en $28.477 por usuario, sin implementación. La directriz de $20.000 por módulo sumaba $60.000 y dejaba el sistema completo por encima de esa licencia de una sola vez. El precio de esta tabla es el ajuste de la sección 10.1. Hay tres formas de pago: mensual, anualidad de 10 meses por 12, y licencia vitalicia de 22 mensualidades.</w:t>
       </w:r>
-      <w:r>
-        <w:rPr>
-          <w:rFonts w:ascii="Poppins" w:hAnsi="Poppins" w:cs="Poppins" w:eastAsia="Poppins"/>
-          <w:b/>
-          <w:i w:val="0"/>
-          <w:color w:val="1B3325"/>
-          <w:sz w:val="26"/>
-        </w:rPr>
-        <w:t>CRM</w:t>
-      </w:r>
-      <w:r>
-        <w:rPr>
-          <w:rFonts w:ascii="Poppins" w:hAnsi="Poppins" w:cs="Poppins" w:eastAsia="Poppins"/>
-          <w:b w:val="0"/>
-          <w:i w:val="0"/>
-          <w:color w:val="1B3325"/>
-          <w:sz w:val="26"/>
-        </w:rPr>
-        <w:t xml:space="preserve"> y </w:t>
-      </w:r>
-      <w:r>
-        <w:rPr>
-          <w:rFonts w:ascii="Poppins" w:hAnsi="Poppins" w:cs="Poppins" w:eastAsia="Poppins"/>
-          <w:b/>
-          <w:i w:val="0"/>
-          <w:color w:val="1B3325"/>
-          <w:sz w:val="26"/>
-        </w:rPr>
-        <w:t>ERP</w:t>
-      </w:r>
-      <w:r>
-        <w:rPr>
-          <w:rFonts w:ascii="Poppins" w:hAnsi="Poppins" w:cs="Poppins" w:eastAsia="Poppins"/>
-          <w:b w:val="0"/>
-          <w:i w:val="0"/>
-          <w:color w:val="1B3325"/>
-          <w:sz w:val="26"/>
-        </w:rPr>
-        <w:t xml:space="preserve">, $8.000 para asistencia y $10.000 para Drive. Los tres juntos son $33.000 por usuario, $990.000 al mes en 30 personas. La licencia de Odoo Standard en Colombia queda en $28.477 por usuario. </w:t>
-      </w:r>
+    </w:p>
+    <w:p>
+      <w:pPr>
+        <w:spacing w:before="0" w:after="160" w:line="259" w:lineRule="auto"/>
+        <w:jc w:val="both"/>
+        <w:widowControl/>
+      </w:pPr>
       <w:r>
         <w:rPr>
           <w:rFonts w:ascii="Poppins" w:hAnsi="Poppins" w:cs="Poppins" w:eastAsia="Poppins"/>
@@ -842,27 +1056,7 @@
           <w:color w:val="1B3325"/>
           <w:sz w:val="26"/>
         </w:rPr>
-        <w:t xml:space="preserve">La contrata, la paga, entrega el acceso y la renueva. El dominio también lo coloca el cliente. La mensualidad de </w:t>
-      </w:r>
-      <w:r>
-        <w:rPr>
-          <w:rFonts w:ascii="Poppins" w:hAnsi="Poppins" w:cs="Poppins" w:eastAsia="Poppins"/>
-          <w:b/>
-          <w:i w:val="0"/>
-          <w:color w:val="1B3325"/>
-          <w:sz w:val="26"/>
-        </w:rPr>
-        <w:t>RecoTime</w:t>
-      </w:r>
-      <w:r>
-        <w:rPr>
-          <w:rFonts w:ascii="Poppins" w:hAnsi="Poppins" w:cs="Poppins" w:eastAsia="Poppins"/>
-          <w:b w:val="0"/>
-          <w:i w:val="0"/>
-          <w:color w:val="1B3325"/>
-          <w:sz w:val="26"/>
-        </w:rPr>
-        <w:t xml:space="preserve"> no incluye servidor. La renovación del KVM 1 de Hostinger sale en $466.800 al año. Los 2 TB del Drive los entrega </w:t>
+        <w:t xml:space="preserve">La contrata, la paga, entrega el acceso y la renueva. El dominio también lo coloca el cliente. La mensualidad es solo el software. La renovación del KVM 1 de Hostinger, usada como referencia, sale en $466.800 al año. Los 2 TB del Drive los entrega </w:t>
       </w:r>
       <w:r>
         <w:rPr>
@@ -882,7 +1076,7 @@
           <w:color w:val="1B3325"/>
           <w:sz w:val="26"/>
         </w:rPr>
-        <w:t>.</w:t>
+        <w:t>, sí o sí, con ese módulo.</w:t>
       </w:r>
     </w:p>
     <w:p>
@@ -937,7 +1131,7 @@
           <w:color w:val="1B3325"/>
           <w:sz w:val="26"/>
         </w:rPr>
-        <w:t xml:space="preserve"> es un </w:t>
+        <w:t xml:space="preserve"> reúne la gestión de clientes, el chat interno de la empresa, la operación del equipo y la jornada. El </w:t>
       </w:r>
       <w:r>
         <w:rPr>
@@ -957,7 +1151,7 @@
           <w:color w:val="1B3325"/>
           <w:sz w:val="26"/>
         </w:rPr>
-        <w:t xml:space="preserve"> y un </w:t>
+        <w:t xml:space="preserve"> es el expediente de la gestión de cada cliente: quién lo atendió, qué se hizo, en qué estado quedó y qué se escribió en el chat interno. Cada cambio guarda usuario, fecha y hora. El </w:t>
       </w:r>
       <w:r>
         <w:rPr>
@@ -977,47 +1171,7 @@
           <w:color w:val="1B3325"/>
           <w:sz w:val="26"/>
         </w:rPr>
-        <w:t xml:space="preserve"> de gestión al mismo tiempo. El </w:t>
-      </w:r>
-      <w:r>
-        <w:rPr>
-          <w:rFonts w:ascii="Poppins" w:hAnsi="Poppins" w:cs="Poppins" w:eastAsia="Poppins"/>
-          <w:b/>
-          <w:i w:val="0"/>
-          <w:color w:val="1B3325"/>
-          <w:sz w:val="26"/>
-        </w:rPr>
-        <w:t>CRM</w:t>
-      </w:r>
-      <w:r>
-        <w:rPr>
-          <w:rFonts w:ascii="Poppins" w:hAnsi="Poppins" w:cs="Poppins" w:eastAsia="Poppins"/>
-          <w:b w:val="0"/>
-          <w:i w:val="0"/>
-          <w:color w:val="1B3325"/>
-          <w:sz w:val="26"/>
-        </w:rPr>
-        <w:t xml:space="preserve"> concentra clientes, contactos, oportunidades y el seguimiento comercial. El </w:t>
-      </w:r>
-      <w:r>
-        <w:rPr>
-          <w:rFonts w:ascii="Poppins" w:hAnsi="Poppins" w:cs="Poppins" w:eastAsia="Poppins"/>
-          <w:b/>
-          <w:i w:val="0"/>
-          <w:color w:val="1B3325"/>
-          <w:sz w:val="26"/>
-        </w:rPr>
-        <w:t>ERP</w:t>
-      </w:r>
-      <w:r>
-        <w:rPr>
-          <w:rFonts w:ascii="Poppins" w:hAnsi="Poppins" w:cs="Poppins" w:eastAsia="Poppins"/>
-          <w:b w:val="0"/>
-          <w:i w:val="0"/>
-          <w:color w:val="1B3325"/>
-          <w:sz w:val="26"/>
-        </w:rPr>
-        <w:t xml:space="preserve"> de gestión ordena la operación: áreas, cargos, procesos y el trabajo del día. Las dos capas comparten las mismas personas, de modo que un cliente, un responsable y una actividad quedan en un solo historial.</w:t>
+        <w:t xml:space="preserve"> de gestión ordena áreas, cargos y procesos, y comparte las mismas personas del expediente.</w:t>
       </w:r>
     </w:p>
     <w:p>
@@ -1128,7 +1282,7 @@
           <w:color w:val="1B3325"/>
           <w:sz w:val="26"/>
         </w:rPr>
-        <w:t xml:space="preserve"> cubre la gestión comercial, la operación del equipo, la jornada y la intranet. Por eso se ofrece al lado de Alegra o Siigo, y se compara con Odoo, Bitrix24 y Google Workspace en el tramo que hoy una pyme termina pagando por partes.</w:t>
+        <w:t xml:space="preserve"> cubre el expediente del cliente, el chat interno, la operación del equipo, la jornada y la intranet. Por eso se ofrece al lado de Alegra o Siigo, y se compara con Odoo, Bitrix24 y Google Workspace en el tramo que hoy una pyme termina pagando por partes.</w:t>
       </w:r>
     </w:p>
     <w:p>
@@ -1158,16 +1312,6 @@
       <w:r>
         <w:rPr>
           <w:rFonts w:ascii="Poppins" w:hAnsi="Poppins" w:cs="Poppins" w:eastAsia="Poppins"/>
-          <w:b w:val="0"/>
-          <w:i w:val="0"/>
-          <w:color w:val="1B3325"/>
-          <w:sz w:val="26"/>
-        </w:rPr>
-        <w:t xml:space="preserve">En </w:t>
-      </w:r>
-      <w:r>
-        <w:rPr>
-          <w:rFonts w:ascii="Poppins" w:hAnsi="Poppins" w:cs="Poppins" w:eastAsia="Poppins"/>
           <w:b/>
           <w:i w:val="0"/>
           <w:color w:val="1B3325"/>
@@ -1183,47 +1327,7 @@
           <w:color w:val="1B3325"/>
           <w:sz w:val="26"/>
         </w:rPr>
-        <w:t xml:space="preserve"> convertimos la operación diaria en un registro que gerencia puede abrir. Damos a la empresa el </w:t>
-      </w:r>
-      <w:r>
-        <w:rPr>
-          <w:rFonts w:ascii="Poppins" w:hAnsi="Poppins" w:cs="Poppins" w:eastAsia="Poppins"/>
-          <w:b/>
-          <w:i w:val="0"/>
-          <w:color w:val="1B3325"/>
-          <w:sz w:val="26"/>
-        </w:rPr>
-        <w:t>CRM</w:t>
-      </w:r>
-      <w:r>
-        <w:rPr>
-          <w:rFonts w:ascii="Poppins" w:hAnsi="Poppins" w:cs="Poppins" w:eastAsia="Poppins"/>
-          <w:b w:val="0"/>
-          <w:i w:val="0"/>
-          <w:color w:val="1B3325"/>
-          <w:sz w:val="26"/>
-        </w:rPr>
-        <w:t xml:space="preserve"> para no perder el seguimiento de un cliente, el </w:t>
-      </w:r>
-      <w:r>
-        <w:rPr>
-          <w:rFonts w:ascii="Poppins" w:hAnsi="Poppins" w:cs="Poppins" w:eastAsia="Poppins"/>
-          <w:b/>
-          <w:i w:val="0"/>
-          <w:color w:val="1B3325"/>
-          <w:sz w:val="26"/>
-        </w:rPr>
-        <w:t>ERP</w:t>
-      </w:r>
-      <w:r>
-        <w:rPr>
-          <w:rFonts w:ascii="Poppins" w:hAnsi="Poppins" w:cs="Poppins" w:eastAsia="Poppins"/>
-          <w:b w:val="0"/>
-          <w:i w:val="0"/>
-          <w:color w:val="1B3325"/>
-          <w:sz w:val="26"/>
-        </w:rPr>
-        <w:t xml:space="preserve"> de gestión para saber qué proceso está en curso, la asistencia para ver quién llegó, quién está en almuerzo y quién tomó un descanso, y el Drive para que la información de la empresa viva en un solo lugar. El supervisor corrige con el dato enfrente. El trabajador consulta su línea y las carpetas de su área.</w:t>
+        <w:t xml:space="preserve"> existe para que una empresa deje constancia de tres hechos que hoy se reconstruyen en chats personales y hojas sueltas: cómo se gestionó cada cliente, qué se dijo en el chat interno de la compañía y cómo fue la jornada de cada trabajador. El expediente del cliente guarda responsable, estado, fecha y hora. El chat interno guarda autor, fecha y hora, y permanece en el sistema cuando una persona deja la empresa. La asistencia separa llegada, almuerzo, descansos y salida. El Drive guarda los documentos de esa gestión. La empresa consulta el expediente. El trabajador consulta su línea del día y el chat de su trabajo. La nómina y la contabilidad siguen en el programa que la empresa ya tenga.</w:t>
       </w:r>
     </w:p>
     <w:p>
@@ -1258,7 +1362,7 @@
           <w:color w:val="1B3325"/>
           <w:sz w:val="26"/>
         </w:rPr>
-        <w:t xml:space="preserve">En 2030, </w:t>
+        <w:t xml:space="preserve">En 2030, una empresa que use </w:t>
       </w:r>
       <w:r>
         <w:rPr>
@@ -1278,7 +1382,47 @@
           <w:color w:val="1B3325"/>
           <w:sz w:val="26"/>
         </w:rPr>
-        <w:t xml:space="preserve"> será la plataforma de referencia en Colombia para las empresas que quieren el comercial y la jornada del equipo en el mismo lugar. Queremos ser reconocidos porque la trazabilidad del trabajador sirve para explicar una entrega, y porque la asistencia del día se entiende en una pantalla, con llegada, almuerzo y descansos, sin armar el reporte a mano al cierre de la semana.</w:t>
+        <w:t xml:space="preserve"> debe poder abrir el expediente de un cliente y ver quién lo gestionó, qué se acordó en el chat interno y en qué estado quedó, y debe poder abrir el día de un trabajador y ver la llegada, el almuerzo, los descansos y la salida sin armar el reporte a mano. Esa es la meta, medida en consultas que hoy no existen en un solo sistema. El lugar que </w:t>
+      </w:r>
+      <w:r>
+        <w:rPr>
+          <w:rFonts w:ascii="Poppins" w:hAnsi="Poppins" w:cs="Poppins" w:eastAsia="Poppins"/>
+          <w:b/>
+          <w:i w:val="0"/>
+          <w:color w:val="1B3325"/>
+          <w:sz w:val="26"/>
+        </w:rPr>
+        <w:t>RecoTime</w:t>
+      </w:r>
+      <w:r>
+        <w:rPr>
+          <w:rFonts w:ascii="Poppins" w:hAnsi="Poppins" w:cs="Poppins" w:eastAsia="Poppins"/>
+          <w:b w:val="0"/>
+          <w:i w:val="0"/>
+          <w:color w:val="1B3325"/>
+          <w:sz w:val="26"/>
+        </w:rPr>
+        <w:t xml:space="preserve"> busca es el de las pymes colombianas de 8 a 80 trabajadores que ya liquidan nómina y contabilidad en otro programa. El criterio de avance es concreto: la orden de trabajo y el historial del cliente viven en </w:t>
+      </w:r>
+      <w:r>
+        <w:rPr>
+          <w:rFonts w:ascii="Poppins" w:hAnsi="Poppins" w:cs="Poppins" w:eastAsia="Poppins"/>
+          <w:b/>
+          <w:i w:val="0"/>
+          <w:color w:val="1B3325"/>
+          <w:sz w:val="26"/>
+        </w:rPr>
+        <w:t>RecoTime</w:t>
+      </w:r>
+      <w:r>
+        <w:rPr>
+          <w:rFonts w:ascii="Poppins" w:hAnsi="Poppins" w:cs="Poppins" w:eastAsia="Poppins"/>
+          <w:b w:val="0"/>
+          <w:i w:val="0"/>
+          <w:color w:val="1B3325"/>
+          <w:sz w:val="26"/>
+        </w:rPr>
+        <w:t>, y el teléfono personal deja de ser el archivo de la empresa.</w:t>
       </w:r>
     </w:p>
     <w:p>
@@ -1673,7 +1817,7 @@
                 <w:color w:val="1B3325"/>
                 <w:sz w:val="20"/>
               </w:rPr>
-              <w:t>Orden comercial</w:t>
+              <w:t>Expediente del cliente</w:t>
             </w:r>
           </w:p>
         </w:tc>
@@ -1711,7 +1855,7 @@
                 <w:color w:val="1B3325"/>
                 <w:sz w:val="20"/>
               </w:rPr>
-              <w:t>El seguimiento de un cliente tiene dueño, etapa y próxima acción.</w:t>
+              <w:t>Cada gestión guarda responsable, estado, fecha, hora y el hilo del chat interno.</w:t>
             </w:r>
           </w:p>
         </w:tc>
@@ -1916,7 +2060,7 @@
           <w:color w:val="1B3325"/>
           <w:sz w:val="26"/>
         </w:rPr>
-        <w:t xml:space="preserve">Cuando los clientes viven en un chat, la asignación del equipo en una hoja y la asistencia en otro mensaje, gerencia reconstruye el día después de que pasó. </w:t>
+        <w:t xml:space="preserve">Cuando la gestión de un cliente vive en el WhatsApp de quien lo atendió, la orden del equipo en otro chat personal y la asistencia en un mensaje de «ya llegué», gerencia reconstruye el día después de que pasó. </w:t>
       </w:r>
       <w:r>
         <w:rPr>
@@ -1936,7 +2080,7 @@
           <w:color w:val="1B3325"/>
           <w:sz w:val="26"/>
         </w:rPr>
-        <w:t xml:space="preserve"> ordena ese recorrido así:</w:t>
+        <w:t xml:space="preserve"> separa esos registros así:</w:t>
       </w:r>
     </w:p>
     <w:tbl>
@@ -2090,7 +2234,7 @@
                 <w:color w:val="1B3325"/>
                 <w:sz w:val="20"/>
               </w:rPr>
-              <w:t>El seguimiento comercial está en chats, hojas y la memoria del vendedor.</w:t>
+              <w:t>La gestión del cliente está en el chat personal de quien lo atendió.</w:t>
             </w:r>
           </w:p>
         </w:tc>
@@ -2123,22 +2267,12 @@
             <w:r>
               <w:rPr>
                 <w:rFonts w:ascii="Poppins" w:hAnsi="Poppins" w:cs="Poppins" w:eastAsia="Poppins"/>
-                <w:b/>
+                <w:b w:val="0"/>
                 <w:i w:val="0"/>
                 <w:color w:val="1B3325"/>
                 <w:sz w:val="20"/>
               </w:rPr>
-              <w:t>CRM</w:t>
-            </w:r>
-            <w:r>
-              <w:rPr>
-                <w:rFonts w:ascii="Poppins" w:hAnsi="Poppins" w:cs="Poppins" w:eastAsia="Poppins"/>
-                <w:b w:val="0"/>
-                <w:i w:val="0"/>
-                <w:color w:val="1B3325"/>
-                <w:sz w:val="20"/>
-              </w:rPr>
-              <w:t xml:space="preserve"> con clientes, oportunidades, etapa y responsable.</w:t>
+              <w:t>Expediente del cliente: responsable, estado, fecha, hora e historial.</w:t>
             </w:r>
           </w:p>
         </w:tc>
@@ -2419,22 +2553,12 @@
             <w:r>
               <w:rPr>
                 <w:rFonts w:ascii="Poppins" w:hAnsi="Poppins" w:cs="Poppins" w:eastAsia="Poppins"/>
-                <w:b/>
+                <w:b w:val="0"/>
                 <w:i w:val="0"/>
                 <w:color w:val="1B3325"/>
                 <w:sz w:val="20"/>
               </w:rPr>
-              <w:t>CRM</w:t>
-            </w:r>
-            <w:r>
-              <w:rPr>
-                <w:rFonts w:ascii="Poppins" w:hAnsi="Poppins" w:cs="Poppins" w:eastAsia="Poppins"/>
-                <w:b w:val="0"/>
-                <w:i w:val="0"/>
-                <w:color w:val="1B3325"/>
-                <w:sz w:val="20"/>
-              </w:rPr>
-              <w:t>, tareas y asistencia se pagan por separado y no conversan.</w:t>
+              <w:t>Las órdenes del equipo se escriben en el teléfono personal.</w:t>
             </w:r>
           </w:p>
         </w:tc>
@@ -2472,7 +2596,7 @@
                 <w:color w:val="1B3325"/>
                 <w:sz w:val="20"/>
               </w:rPr>
-              <w:t>Una operación, un usuario por persona y un historial compartido.</w:t>
+              <w:t>Chat interno de la empresa: autor, fecha, hora, cliente o área.</w:t>
             </w:r>
           </w:p>
         </w:tc>
@@ -2607,27 +2731,7 @@
           <w:color w:val="1B3325"/>
           <w:sz w:val="26"/>
         </w:rPr>
-        <w:t xml:space="preserve">Pymes de servicios, operación y equipos de sede que necesitan </w:t>
-      </w:r>
-      <w:r>
-        <w:rPr>
-          <w:rFonts w:ascii="Poppins" w:hAnsi="Poppins" w:cs="Poppins" w:eastAsia="Poppins"/>
-          <w:b/>
-          <w:i w:val="0"/>
-          <w:color w:val="1B3325"/>
-          <w:sz w:val="26"/>
-        </w:rPr>
-        <w:t>CRM</w:t>
-      </w:r>
-      <w:r>
-        <w:rPr>
-          <w:rFonts w:ascii="Poppins" w:hAnsi="Poppins" w:cs="Poppins" w:eastAsia="Poppins"/>
-          <w:b w:val="0"/>
-          <w:i w:val="0"/>
-          <w:color w:val="1B3325"/>
-          <w:sz w:val="26"/>
-        </w:rPr>
-        <w:t xml:space="preserve"> y, al mismo tiempo, ver la jornada de su gente.</w:t>
+        <w:t>Pymes de servicios y operación que necesitan el expediente de cada cliente, un chat interno de la empresa y la jornada del equipo en el mismo sistema.</w:t>
       </w:r>
     </w:p>
     <w:p>
@@ -2765,7 +2869,7 @@
           <w:color w:val="1B3325"/>
           <w:sz w:val="26"/>
         </w:rPr>
-        <w:t xml:space="preserve"> tiene cuatro accesos. Cada persona entra con su usuario y su rol: gerencia, comercial, supervisor y trabajador.</w:t>
+        <w:t xml:space="preserve"> tiene cuatro accesos. Cada persona entra con su usuario y su rol: gerencia, gestión de clientes, supervisor y trabajador. El chat interno está disponible para los roles que la empresa habilite. Un mensaje no sale del sistema hacia el teléfono personal.</w:t>
       </w:r>
     </w:p>
     <w:tbl>
@@ -2947,27 +3051,7 @@
                 <w:color w:val="1B3325"/>
                 <w:sz w:val="20"/>
               </w:rPr>
-              <w:t xml:space="preserve">Ve el tablero, el avance del </w:t>
-            </w:r>
-            <w:r>
-              <w:rPr>
-                <w:rFonts w:ascii="Poppins" w:hAnsi="Poppins" w:cs="Poppins" w:eastAsia="Poppins"/>
-                <w:b/>
-                <w:i w:val="0"/>
-                <w:color w:val="1B3325"/>
-                <w:sz w:val="20"/>
-              </w:rPr>
-              <w:t>CRM</w:t>
-            </w:r>
-            <w:r>
-              <w:rPr>
-                <w:rFonts w:ascii="Poppins" w:hAnsi="Poppins" w:cs="Poppins" w:eastAsia="Poppins"/>
-                <w:b w:val="0"/>
-                <w:i w:val="0"/>
-                <w:color w:val="1B3325"/>
-                <w:sz w:val="20"/>
-              </w:rPr>
-              <w:t>, la asistencia del día y las carpetas del Drive.</w:t>
+              <w:t>Ve el tablero, el expediente de los clientes, el chat interno, la asistencia del día y el Drive.</w:t>
             </w:r>
           </w:p>
         </w:tc>
@@ -3010,7 +3094,7 @@
                 <w:color w:val="1B3325"/>
                 <w:sz w:val="20"/>
               </w:rPr>
-              <w:t>Comercial</w:t>
+              <w:t>Gestión de clientes</w:t>
             </w:r>
           </w:p>
         </w:tc>
@@ -3048,7 +3132,7 @@
                 <w:color w:val="1B3325"/>
                 <w:sz w:val="20"/>
               </w:rPr>
-              <w:t>Registra clientes, contactos y oportunidades. Deja la próxima acción y el responsable.</w:t>
+              <w:t>Actualiza el expediente: responsable, estado y lo tratado. Escribe en el chat interno del cliente o del área.</w:t>
             </w:r>
           </w:p>
         </w:tc>
@@ -3252,8 +3336,547 @@
           <w:color w:val="1B3325"/>
           <w:sz w:val="26"/>
         </w:rPr>
-        <w:t>La trazabilidad corre en paralelo. Una actividad se abre con trabajador, cliente o proceso, hora de inicio y estado. Al cerrarla, queda la hora de fin. Gerencia puede abrir a una persona y ver, en el mismo expediente, qué atendió y cómo fue su día.</w:t>
+        <w:t>La trazabilidad del trabajador corre en paralelo. Una actividad se abre con trabajador, cliente o proceso, hora de inicio y estado. Al cerrarla, queda la hora de fin. Gerencia puede abrir a una persona y ver qué atendió y cómo fue su día.</w:t>
       </w:r>
+    </w:p>
+    <w:p>
+      <w:pPr>
+        <w:spacing w:before="160" w:after="40" w:line="259" w:lineRule="auto"/>
+        <w:jc w:val="left"/>
+        <w:keepNext/>
+        <w:widowControl/>
+      </w:pPr>
+      <w:r>
+        <w:rPr>
+          <w:rFonts w:ascii="Poppins" w:hAnsi="Poppins" w:cs="Poppins" w:eastAsia="Poppins"/>
+          <w:b/>
+          <w:i w:val="0"/>
+          <w:color w:val="1B3325"/>
+          <w:sz w:val="26"/>
+        </w:rPr>
+        <w:t>Qué guarda cada registro</w:t>
+      </w:r>
+    </w:p>
+    <w:p>
+      <w:pPr>
+        <w:spacing w:before="0" w:after="160" w:line="259" w:lineRule="auto"/>
+        <w:jc w:val="both"/>
+        <w:widowControl/>
+      </w:pPr>
+      <w:r>
+        <w:rPr>
+          <w:rFonts w:ascii="Poppins" w:hAnsi="Poppins" w:cs="Poppins" w:eastAsia="Poppins"/>
+          <w:b w:val="0"/>
+          <w:i w:val="0"/>
+          <w:color w:val="1B3325"/>
+          <w:sz w:val="26"/>
+        </w:rPr>
+        <w:t>Esta versión no publica una base de datos ni una interfaz de programación. Sí fija qué dato mínimo queda en cada registro, para que la puesta en marcha y los reportes hablen de los mismos campos.</w:t>
+      </w:r>
+    </w:p>
+    <w:tbl>
+      <w:tblPr>
+        <w:tblW w:type="dxa" w:w="9600"/>
+        <w:jc w:val="center"/>
+        <w:tblLayout w:type="fixed"/>
+        <w:tblLook w:firstColumn="1" w:firstRow="1" w:lastColumn="0" w:lastRow="0" w:noHBand="0" w:noVBand="1" w:val="04A0"/>
+      </w:tblPr>
+      <w:tblGrid>
+        <w:gridCol w:w="2800"/>
+        <w:gridCol w:w="6800"/>
+      </w:tblGrid>
+      <w:tr>
+        <w:trPr>
+          <w:tblHeader/>
+          <w:cantSplit/>
+        </w:trPr>
+        <w:tc>
+          <w:tcPr>
+            <w:tcW w:type="dxa" w:w="2800"/>
+            <w:tcBorders>
+              <w:top w:val="single" w:sz="4" w:space="0" w:color="1B3325"/>
+              <w:left w:val="single" w:sz="4" w:space="0" w:color="1B3325"/>
+              <w:bottom w:val="single" w:sz="4" w:space="0" w:color="1B3325"/>
+              <w:right w:val="single" w:sz="4" w:space="0" w:color="1B3325"/>
+            </w:tcBorders>
+            <w:tcMar>
+              <w:top w:w="40" w:type="dxa"/>
+              <w:left w:w="80" w:type="dxa"/>
+              <w:bottom w:w="40" w:type="dxa"/>
+              <w:right w:w="80" w:type="dxa"/>
+            </w:tcMar>
+            <w:shd w:val="clear" w:color="auto" w:fill="1B3325"/>
+            <w:vAlign w:val="center"/>
+          </w:tcPr>
+          <w:p>
+            <w:pPr>
+              <w:spacing w:before="0" w:after="0" w:line="259" w:lineRule="auto"/>
+              <w:jc w:val="center"/>
+              <w:widowControl/>
+              <w:keepNext/>
+            </w:pPr>
+            <w:r/>
+            <w:r>
+              <w:rPr>
+                <w:rFonts w:ascii="Poppins" w:hAnsi="Poppins" w:cs="Poppins" w:eastAsia="Poppins"/>
+                <w:b/>
+                <w:i w:val="0"/>
+                <w:color w:val="FFFFFF"/>
+                <w:sz w:val="18"/>
+              </w:rPr>
+              <w:t>Registro</w:t>
+            </w:r>
+          </w:p>
+        </w:tc>
+        <w:tc>
+          <w:tcPr>
+            <w:tcW w:type="dxa" w:w="6800"/>
+            <w:tcBorders>
+              <w:top w:val="single" w:sz="4" w:space="0" w:color="1B3325"/>
+              <w:left w:val="single" w:sz="4" w:space="0" w:color="1B3325"/>
+              <w:bottom w:val="single" w:sz="4" w:space="0" w:color="1B3325"/>
+              <w:right w:val="single" w:sz="4" w:space="0" w:color="1B3325"/>
+            </w:tcBorders>
+            <w:tcMar>
+              <w:top w:w="40" w:type="dxa"/>
+              <w:left w:w="80" w:type="dxa"/>
+              <w:bottom w:w="40" w:type="dxa"/>
+              <w:right w:w="80" w:type="dxa"/>
+            </w:tcMar>
+            <w:shd w:val="clear" w:color="auto" w:fill="1B3325"/>
+            <w:vAlign w:val="center"/>
+          </w:tcPr>
+          <w:p>
+            <w:pPr>
+              <w:spacing w:before="0" w:after="0" w:line="259" w:lineRule="auto"/>
+              <w:jc w:val="center"/>
+              <w:widowControl/>
+              <w:keepNext/>
+            </w:pPr>
+            <w:r/>
+            <w:r>
+              <w:rPr>
+                <w:rFonts w:ascii="Poppins" w:hAnsi="Poppins" w:cs="Poppins" w:eastAsia="Poppins"/>
+                <w:b/>
+                <w:i w:val="0"/>
+                <w:color w:val="FFFFFF"/>
+                <w:sz w:val="18"/>
+              </w:rPr>
+              <w:t>Campos que quedan</w:t>
+            </w:r>
+          </w:p>
+        </w:tc>
+      </w:tr>
+      <w:tr>
+        <w:trPr>
+          <w:cantSplit/>
+        </w:trPr>
+        <w:tc>
+          <w:tcPr>
+            <w:tcW w:type="dxa" w:w="2800"/>
+            <w:tcBorders>
+              <w:top w:val="single" w:sz="4" w:space="0" w:color="1B3325"/>
+              <w:left w:val="single" w:sz="4" w:space="0" w:color="1B3325"/>
+              <w:bottom w:val="single" w:sz="4" w:space="0" w:color="1B3325"/>
+              <w:right w:val="single" w:sz="4" w:space="0" w:color="1B3325"/>
+            </w:tcBorders>
+            <w:tcMar>
+              <w:top w:w="40" w:type="dxa"/>
+              <w:left w:w="80" w:type="dxa"/>
+              <w:bottom w:w="40" w:type="dxa"/>
+              <w:right w:w="80" w:type="dxa"/>
+            </w:tcMar>
+            <w:shd w:val="clear" w:color="auto" w:fill="FFFFFF"/>
+            <w:vAlign w:val="center"/>
+          </w:tcPr>
+          <w:p>
+            <w:pPr>
+              <w:spacing w:before="0" w:after="0" w:line="259" w:lineRule="auto"/>
+              <w:jc w:val="left"/>
+              <w:widowControl/>
+              <w:keepNext/>
+            </w:pPr>
+            <w:r/>
+            <w:r>
+              <w:rPr>
+                <w:rFonts w:ascii="Poppins" w:hAnsi="Poppins" w:cs="Poppins" w:eastAsia="Poppins"/>
+                <w:b w:val="0"/>
+                <w:i w:val="0"/>
+                <w:color w:val="1B3325"/>
+                <w:sz w:val="18"/>
+              </w:rPr>
+              <w:t>Expediente del cliente</w:t>
+            </w:r>
+          </w:p>
+        </w:tc>
+        <w:tc>
+          <w:tcPr>
+            <w:tcW w:type="dxa" w:w="6800"/>
+            <w:tcBorders>
+              <w:top w:val="single" w:sz="4" w:space="0" w:color="1B3325"/>
+              <w:left w:val="single" w:sz="4" w:space="0" w:color="1B3325"/>
+              <w:bottom w:val="single" w:sz="4" w:space="0" w:color="1B3325"/>
+              <w:right w:val="single" w:sz="4" w:space="0" w:color="1B3325"/>
+            </w:tcBorders>
+            <w:tcMar>
+              <w:top w:w="40" w:type="dxa"/>
+              <w:left w:w="80" w:type="dxa"/>
+              <w:bottom w:w="40" w:type="dxa"/>
+              <w:right w:w="80" w:type="dxa"/>
+            </w:tcMar>
+            <w:shd w:val="clear" w:color="auto" w:fill="FFFFFF"/>
+            <w:vAlign w:val="center"/>
+          </w:tcPr>
+          <w:p>
+            <w:pPr>
+              <w:spacing w:before="0" w:after="0" w:line="259" w:lineRule="auto"/>
+              <w:jc w:val="left"/>
+              <w:widowControl/>
+              <w:keepNext/>
+            </w:pPr>
+            <w:r/>
+            <w:r>
+              <w:rPr>
+                <w:rFonts w:ascii="Poppins" w:hAnsi="Poppins" w:cs="Poppins" w:eastAsia="Poppins"/>
+                <w:b w:val="0"/>
+                <w:i w:val="0"/>
+                <w:color w:val="1B3325"/>
+                <w:sz w:val="18"/>
+              </w:rPr>
+              <w:t>Cliente, responsable, estado de la gestión, fecha y hora de cada cambio.</w:t>
+            </w:r>
+          </w:p>
+        </w:tc>
+      </w:tr>
+      <w:tr>
+        <w:trPr>
+          <w:cantSplit/>
+        </w:trPr>
+        <w:tc>
+          <w:tcPr>
+            <w:tcW w:type="dxa" w:w="2800"/>
+            <w:tcBorders>
+              <w:top w:val="single" w:sz="4" w:space="0" w:color="1B3325"/>
+              <w:left w:val="single" w:sz="4" w:space="0" w:color="1B3325"/>
+              <w:bottom w:val="single" w:sz="4" w:space="0" w:color="1B3325"/>
+              <w:right w:val="single" w:sz="4" w:space="0" w:color="1B3325"/>
+            </w:tcBorders>
+            <w:tcMar>
+              <w:top w:w="40" w:type="dxa"/>
+              <w:left w:w="80" w:type="dxa"/>
+              <w:bottom w:w="40" w:type="dxa"/>
+              <w:right w:w="80" w:type="dxa"/>
+            </w:tcMar>
+            <w:shd w:val="clear" w:color="auto" w:fill="F7FBF8"/>
+            <w:vAlign w:val="center"/>
+          </w:tcPr>
+          <w:p>
+            <w:pPr>
+              <w:spacing w:before="0" w:after="0" w:line="259" w:lineRule="auto"/>
+              <w:jc w:val="left"/>
+              <w:widowControl/>
+              <w:keepNext/>
+            </w:pPr>
+            <w:r/>
+            <w:r>
+              <w:rPr>
+                <w:rFonts w:ascii="Poppins" w:hAnsi="Poppins" w:cs="Poppins" w:eastAsia="Poppins"/>
+                <w:b w:val="0"/>
+                <w:i w:val="0"/>
+                <w:color w:val="1B3325"/>
+                <w:sz w:val="18"/>
+              </w:rPr>
+              <w:t>Mensaje del chat interno</w:t>
+            </w:r>
+          </w:p>
+        </w:tc>
+        <w:tc>
+          <w:tcPr>
+            <w:tcW w:type="dxa" w:w="6800"/>
+            <w:tcBorders>
+              <w:top w:val="single" w:sz="4" w:space="0" w:color="1B3325"/>
+              <w:left w:val="single" w:sz="4" w:space="0" w:color="1B3325"/>
+              <w:bottom w:val="single" w:sz="4" w:space="0" w:color="1B3325"/>
+              <w:right w:val="single" w:sz="4" w:space="0" w:color="1B3325"/>
+            </w:tcBorders>
+            <w:tcMar>
+              <w:top w:w="40" w:type="dxa"/>
+              <w:left w:w="80" w:type="dxa"/>
+              <w:bottom w:w="40" w:type="dxa"/>
+              <w:right w:w="80" w:type="dxa"/>
+            </w:tcMar>
+            <w:shd w:val="clear" w:color="auto" w:fill="F7FBF8"/>
+            <w:vAlign w:val="center"/>
+          </w:tcPr>
+          <w:p>
+            <w:pPr>
+              <w:spacing w:before="0" w:after="0" w:line="259" w:lineRule="auto"/>
+              <w:jc w:val="left"/>
+              <w:widowControl/>
+              <w:keepNext/>
+            </w:pPr>
+            <w:r/>
+            <w:r>
+              <w:rPr>
+                <w:rFonts w:ascii="Poppins" w:hAnsi="Poppins" w:cs="Poppins" w:eastAsia="Poppins"/>
+                <w:b w:val="0"/>
+                <w:i w:val="0"/>
+                <w:color w:val="1B3325"/>
+                <w:sz w:val="18"/>
+              </w:rPr>
+              <w:t>Autor, fecha, hora, cliente o área, y el texto. El hilo queda en la empresa.</w:t>
+            </w:r>
+          </w:p>
+        </w:tc>
+      </w:tr>
+      <w:tr>
+        <w:trPr>
+          <w:cantSplit/>
+        </w:trPr>
+        <w:tc>
+          <w:tcPr>
+            <w:tcW w:type="dxa" w:w="2800"/>
+            <w:tcBorders>
+              <w:top w:val="single" w:sz="4" w:space="0" w:color="1B3325"/>
+              <w:left w:val="single" w:sz="4" w:space="0" w:color="1B3325"/>
+              <w:bottom w:val="single" w:sz="4" w:space="0" w:color="1B3325"/>
+              <w:right w:val="single" w:sz="4" w:space="0" w:color="1B3325"/>
+            </w:tcBorders>
+            <w:tcMar>
+              <w:top w:w="40" w:type="dxa"/>
+              <w:left w:w="80" w:type="dxa"/>
+              <w:bottom w:w="40" w:type="dxa"/>
+              <w:right w:w="80" w:type="dxa"/>
+            </w:tcMar>
+            <w:shd w:val="clear" w:color="auto" w:fill="FFFFFF"/>
+            <w:vAlign w:val="center"/>
+          </w:tcPr>
+          <w:p>
+            <w:pPr>
+              <w:spacing w:before="0" w:after="0" w:line="259" w:lineRule="auto"/>
+              <w:jc w:val="left"/>
+              <w:widowControl/>
+              <w:keepNext/>
+            </w:pPr>
+            <w:r/>
+            <w:r>
+              <w:rPr>
+                <w:rFonts w:ascii="Poppins" w:hAnsi="Poppins" w:cs="Poppins" w:eastAsia="Poppins"/>
+                <w:b w:val="0"/>
+                <w:i w:val="0"/>
+                <w:color w:val="1B3325"/>
+                <w:sz w:val="18"/>
+              </w:rPr>
+              <w:t>Actividad del trabajador</w:t>
+            </w:r>
+          </w:p>
+        </w:tc>
+        <w:tc>
+          <w:tcPr>
+            <w:tcW w:type="dxa" w:w="6800"/>
+            <w:tcBorders>
+              <w:top w:val="single" w:sz="4" w:space="0" w:color="1B3325"/>
+              <w:left w:val="single" w:sz="4" w:space="0" w:color="1B3325"/>
+              <w:bottom w:val="single" w:sz="4" w:space="0" w:color="1B3325"/>
+              <w:right w:val="single" w:sz="4" w:space="0" w:color="1B3325"/>
+            </w:tcBorders>
+            <w:tcMar>
+              <w:top w:w="40" w:type="dxa"/>
+              <w:left w:w="80" w:type="dxa"/>
+              <w:bottom w:w="40" w:type="dxa"/>
+              <w:right w:w="80" w:type="dxa"/>
+            </w:tcMar>
+            <w:shd w:val="clear" w:color="auto" w:fill="FFFFFF"/>
+            <w:vAlign w:val="center"/>
+          </w:tcPr>
+          <w:p>
+            <w:pPr>
+              <w:spacing w:before="0" w:after="0" w:line="259" w:lineRule="auto"/>
+              <w:jc w:val="left"/>
+              <w:widowControl/>
+              <w:keepNext/>
+            </w:pPr>
+            <w:r/>
+            <w:r>
+              <w:rPr>
+                <w:rFonts w:ascii="Poppins" w:hAnsi="Poppins" w:cs="Poppins" w:eastAsia="Poppins"/>
+                <w:b w:val="0"/>
+                <w:i w:val="0"/>
+                <w:color w:val="1B3325"/>
+                <w:sz w:val="18"/>
+              </w:rPr>
+              <w:t>Trabajador, cliente o proceso, hora de inicio, hora de fin y estado.</w:t>
+            </w:r>
+          </w:p>
+        </w:tc>
+      </w:tr>
+      <w:tr>
+        <w:trPr>
+          <w:cantSplit/>
+        </w:trPr>
+        <w:tc>
+          <w:tcPr>
+            <w:tcW w:type="dxa" w:w="2800"/>
+            <w:tcBorders>
+              <w:top w:val="single" w:sz="4" w:space="0" w:color="1B3325"/>
+              <w:left w:val="single" w:sz="4" w:space="0" w:color="1B3325"/>
+              <w:bottom w:val="single" w:sz="4" w:space="0" w:color="1B3325"/>
+              <w:right w:val="single" w:sz="4" w:space="0" w:color="1B3325"/>
+            </w:tcBorders>
+            <w:tcMar>
+              <w:top w:w="40" w:type="dxa"/>
+              <w:left w:w="80" w:type="dxa"/>
+              <w:bottom w:w="40" w:type="dxa"/>
+              <w:right w:w="80" w:type="dxa"/>
+            </w:tcMar>
+            <w:shd w:val="clear" w:color="auto" w:fill="F7FBF8"/>
+            <w:vAlign w:val="center"/>
+          </w:tcPr>
+          <w:p>
+            <w:pPr>
+              <w:spacing w:before="0" w:after="0" w:line="259" w:lineRule="auto"/>
+              <w:jc w:val="left"/>
+              <w:widowControl/>
+              <w:keepNext/>
+            </w:pPr>
+            <w:r/>
+            <w:r>
+              <w:rPr>
+                <w:rFonts w:ascii="Poppins" w:hAnsi="Poppins" w:cs="Poppins" w:eastAsia="Poppins"/>
+                <w:b w:val="0"/>
+                <w:i w:val="0"/>
+                <w:color w:val="1B3325"/>
+                <w:sz w:val="18"/>
+              </w:rPr>
+              <w:t>Marca de asistencia</w:t>
+            </w:r>
+          </w:p>
+        </w:tc>
+        <w:tc>
+          <w:tcPr>
+            <w:tcW w:type="dxa" w:w="6800"/>
+            <w:tcBorders>
+              <w:top w:val="single" w:sz="4" w:space="0" w:color="1B3325"/>
+              <w:left w:val="single" w:sz="4" w:space="0" w:color="1B3325"/>
+              <w:bottom w:val="single" w:sz="4" w:space="0" w:color="1B3325"/>
+              <w:right w:val="single" w:sz="4" w:space="0" w:color="1B3325"/>
+            </w:tcBorders>
+            <w:tcMar>
+              <w:top w:w="40" w:type="dxa"/>
+              <w:left w:w="80" w:type="dxa"/>
+              <w:bottom w:w="40" w:type="dxa"/>
+              <w:right w:w="80" w:type="dxa"/>
+            </w:tcMar>
+            <w:shd w:val="clear" w:color="auto" w:fill="F7FBF8"/>
+            <w:vAlign w:val="center"/>
+          </w:tcPr>
+          <w:p>
+            <w:pPr>
+              <w:spacing w:before="0" w:after="0" w:line="259" w:lineRule="auto"/>
+              <w:jc w:val="left"/>
+              <w:widowControl/>
+              <w:keepNext/>
+            </w:pPr>
+            <w:r/>
+            <w:r>
+              <w:rPr>
+                <w:rFonts w:ascii="Poppins" w:hAnsi="Poppins" w:cs="Poppins" w:eastAsia="Poppins"/>
+                <w:b w:val="0"/>
+                <w:i w:val="0"/>
+                <w:color w:val="1B3325"/>
+                <w:sz w:val="18"/>
+              </w:rPr>
+              <w:t>Trabajador, tipo de marca, fecha y hora. Los tipos son llegada, inicio de almuerzo, fin de almuerzo, descanso y salida.</w:t>
+            </w:r>
+          </w:p>
+        </w:tc>
+      </w:tr>
+      <w:tr>
+        <w:trPr>
+          <w:cantSplit/>
+        </w:trPr>
+        <w:tc>
+          <w:tcPr>
+            <w:tcW w:type="dxa" w:w="2800"/>
+            <w:tcBorders>
+              <w:top w:val="single" w:sz="4" w:space="0" w:color="1B3325"/>
+              <w:left w:val="single" w:sz="4" w:space="0" w:color="1B3325"/>
+              <w:bottom w:val="single" w:sz="4" w:space="0" w:color="1B3325"/>
+              <w:right w:val="single" w:sz="4" w:space="0" w:color="1B3325"/>
+            </w:tcBorders>
+            <w:tcMar>
+              <w:top w:w="40" w:type="dxa"/>
+              <w:left w:w="80" w:type="dxa"/>
+              <w:bottom w:w="40" w:type="dxa"/>
+              <w:right w:w="80" w:type="dxa"/>
+            </w:tcMar>
+            <w:shd w:val="clear" w:color="auto" w:fill="FFFFFF"/>
+            <w:vAlign w:val="center"/>
+          </w:tcPr>
+          <w:p>
+            <w:pPr>
+              <w:spacing w:before="0" w:after="0" w:line="259" w:lineRule="auto"/>
+              <w:jc w:val="left"/>
+              <w:widowControl/>
+            </w:pPr>
+            <w:r/>
+            <w:r>
+              <w:rPr>
+                <w:rFonts w:ascii="Poppins" w:hAnsi="Poppins" w:cs="Poppins" w:eastAsia="Poppins"/>
+                <w:b w:val="0"/>
+                <w:i w:val="0"/>
+                <w:color w:val="1B3325"/>
+                <w:sz w:val="18"/>
+              </w:rPr>
+              <w:t>Documento del Drive</w:t>
+            </w:r>
+          </w:p>
+        </w:tc>
+        <w:tc>
+          <w:tcPr>
+            <w:tcW w:type="dxa" w:w="6800"/>
+            <w:tcBorders>
+              <w:top w:val="single" w:sz="4" w:space="0" w:color="1B3325"/>
+              <w:left w:val="single" w:sz="4" w:space="0" w:color="1B3325"/>
+              <w:bottom w:val="single" w:sz="4" w:space="0" w:color="1B3325"/>
+              <w:right w:val="single" w:sz="4" w:space="0" w:color="1B3325"/>
+            </w:tcBorders>
+            <w:tcMar>
+              <w:top w:w="40" w:type="dxa"/>
+              <w:left w:w="80" w:type="dxa"/>
+              <w:bottom w:w="40" w:type="dxa"/>
+              <w:right w:w="80" w:type="dxa"/>
+            </w:tcMar>
+            <w:shd w:val="clear" w:color="auto" w:fill="FFFFFF"/>
+            <w:vAlign w:val="center"/>
+          </w:tcPr>
+          <w:p>
+            <w:pPr>
+              <w:spacing w:before="0" w:after="0" w:line="259" w:lineRule="auto"/>
+              <w:jc w:val="left"/>
+              <w:widowControl/>
+            </w:pPr>
+            <w:r/>
+            <w:r>
+              <w:rPr>
+                <w:rFonts w:ascii="Poppins" w:hAnsi="Poppins" w:cs="Poppins" w:eastAsia="Poppins"/>
+                <w:b w:val="0"/>
+                <w:i w:val="0"/>
+                <w:color w:val="1B3325"/>
+                <w:sz w:val="18"/>
+              </w:rPr>
+              <w:t>Archivo, carpeta de área y rol que puede verlo. La cuota de la cuenta es de 2 TB.</w:t>
+            </w:r>
+          </w:p>
+        </w:tc>
+      </w:tr>
+    </w:tbl>
+    <w:p>
+      <w:pPr>
+        <w:spacing w:before="0" w:after="40" w:line="259" w:lineRule="auto"/>
+        <w:jc w:val="left"/>
+        <w:widowControl/>
+      </w:pPr>
     </w:p>
     <w:p>
       <w:pPr>
@@ -3482,7 +4105,7 @@
                 <w:color w:val="1B3325"/>
                 <w:sz w:val="20"/>
               </w:rPr>
-              <w:t>Clientes, contactos, oportunidades y seguimiento. Áreas, cargos, procesos y tablero. Trazabilidad del trabajador: ficha, asignación, actividad y estado. Reportes de la operación.</w:t>
+              <w:t>Expediente del cliente: responsable, estado, fecha y hora de cada cambio. Chat interno por cliente y por área, con autor, fecha y hora. Áreas, cargos, procesos y tablero. Trazabilidad del trabajador: ficha, asignación, actividad y estado. Reportes de la operación.</w:t>
             </w:r>
           </w:p>
         </w:tc>
@@ -18659,42 +19282,12 @@
             <w:r>
               <w:rPr>
                 <w:rFonts w:ascii="Poppins" w:hAnsi="Poppins" w:cs="Poppins" w:eastAsia="Poppins"/>
-                <w:b/>
+                <w:b w:val="0"/>
                 <w:i w:val="0"/>
                 <w:color w:val="1B3325"/>
                 <w:sz w:val="16"/>
               </w:rPr>
-              <w:t>CRM</w:t>
-            </w:r>
-            <w:r>
-              <w:rPr>
-                <w:rFonts w:ascii="Poppins" w:hAnsi="Poppins" w:cs="Poppins" w:eastAsia="Poppins"/>
-                <w:b w:val="0"/>
-                <w:i w:val="0"/>
-                <w:color w:val="1B3325"/>
-                <w:sz w:val="16"/>
-              </w:rPr>
-              <w:t xml:space="preserve">, </w:t>
-            </w:r>
-            <w:r>
-              <w:rPr>
-                <w:rFonts w:ascii="Poppins" w:hAnsi="Poppins" w:cs="Poppins" w:eastAsia="Poppins"/>
-                <w:b/>
-                <w:i w:val="0"/>
-                <w:color w:val="1B3325"/>
-                <w:sz w:val="16"/>
-              </w:rPr>
-              <w:t>ERP</w:t>
-            </w:r>
-            <w:r>
-              <w:rPr>
-                <w:rFonts w:ascii="Poppins" w:hAnsi="Poppins" w:cs="Poppins" w:eastAsia="Poppins"/>
-                <w:b w:val="0"/>
-                <w:i w:val="0"/>
-                <w:color w:val="1B3325"/>
-                <w:sz w:val="16"/>
-              </w:rPr>
-              <w:t xml:space="preserve"> y trazabilidad</w:t>
+              <w:t>Expediente del cliente y chat interno</w:t>
             </w:r>
           </w:p>
         </w:tc>
@@ -18770,7 +19363,7 @@
                 <w:color w:val="1B3325"/>
                 <w:sz w:val="16"/>
               </w:rPr>
-              <w:t xml:space="preserve">Odoo, Bitrix24, Zoho </w:t>
+              <w:t xml:space="preserve">Odoo y Zoho </w:t>
             </w:r>
             <w:r>
               <w:rPr>
@@ -18790,7 +19383,7 @@
                 <w:color w:val="1B3325"/>
                 <w:sz w:val="16"/>
               </w:rPr>
-              <w:t xml:space="preserve"> y HubSpot.</w:t>
+              <w:t xml:space="preserve"> llevan el cliente. Bitrix24 suma el chat de la empresa en el mismo producto.</w:t>
             </w:r>
           </w:p>
         </w:tc>
@@ -22100,27 +22693,7 @@
           <w:color w:val="1B3325"/>
           <w:sz w:val="26"/>
         </w:rPr>
-        <w:t xml:space="preserve">Confirmar el reparto: el módulo 1 reúne </w:t>
-      </w:r>
-      <w:r>
-        <w:rPr>
-          <w:rFonts w:ascii="Poppins" w:hAnsi="Poppins" w:cs="Poppins" w:eastAsia="Poppins"/>
-          <w:b/>
-          <w:i w:val="0"/>
-          <w:color w:val="1B3325"/>
-          <w:sz w:val="26"/>
-        </w:rPr>
-        <w:t>CRM</w:t>
-      </w:r>
-      <w:r>
-        <w:rPr>
-          <w:rFonts w:ascii="Poppins" w:hAnsi="Poppins" w:cs="Poppins" w:eastAsia="Poppins"/>
-          <w:b w:val="0"/>
-          <w:i w:val="0"/>
-          <w:color w:val="1B3325"/>
-          <w:sz w:val="26"/>
-        </w:rPr>
-        <w:t xml:space="preserve">, </w:t>
+        <w:t xml:space="preserve">Confirmar el reparto: el módulo 1 es la trazabilidad de la gestión de clientes, el chat interno y el </w:t>
       </w:r>
       <w:r>
         <w:rPr>
@@ -22140,47 +22713,7 @@
           <w:color w:val="1B3325"/>
           <w:sz w:val="26"/>
         </w:rPr>
-        <w:t xml:space="preserve"> de gestión y trazabilidad; el módulo 2 es la asistencia; el módulo 3 es el Drive. Para 30 usuarios, el </w:t>
-      </w:r>
-      <w:r>
-        <w:rPr>
-          <w:rFonts w:ascii="Poppins" w:hAnsi="Poppins" w:cs="Poppins" w:eastAsia="Poppins"/>
-          <w:b/>
-          <w:i w:val="0"/>
-          <w:color w:val="1B3325"/>
-          <w:sz w:val="26"/>
-        </w:rPr>
-        <w:t>CRM</w:t>
-      </w:r>
-      <w:r>
-        <w:rPr>
-          <w:rFonts w:ascii="Poppins" w:hAnsi="Poppins" w:cs="Poppins" w:eastAsia="Poppins"/>
-          <w:b w:val="0"/>
-          <w:i w:val="0"/>
-          <w:color w:val="1B3325"/>
-          <w:sz w:val="26"/>
-        </w:rPr>
-        <w:t xml:space="preserve"> y </w:t>
-      </w:r>
-      <w:r>
-        <w:rPr>
-          <w:rFonts w:ascii="Poppins" w:hAnsi="Poppins" w:cs="Poppins" w:eastAsia="Poppins"/>
-          <w:b/>
-          <w:i w:val="0"/>
-          <w:color w:val="1B3325"/>
-          <w:sz w:val="26"/>
-        </w:rPr>
-        <w:t>ERP</w:t>
-      </w:r>
-      <w:r>
-        <w:rPr>
-          <w:rFonts w:ascii="Poppins" w:hAnsi="Poppins" w:cs="Poppins" w:eastAsia="Poppins"/>
-          <w:b w:val="0"/>
-          <w:i w:val="0"/>
-          <w:color w:val="1B3325"/>
-          <w:sz w:val="26"/>
-        </w:rPr>
-        <w:t xml:space="preserve"> son $450.000 al mes y los tres módulos son $990.000.</w:t>
+        <w:t xml:space="preserve"> de áreas y procesos; el módulo 2 es la asistencia; el módulo 3 es el Drive. Para 30 usuarios, el módulo 1 son $450.000 al mes y los tres módulos son $990.000.</w:t>
       </w:r>
     </w:p>
     <w:p>
@@ -22361,6 +22894,649 @@
           <w:sz w:val="26"/>
         </w:rPr>
         <w:t>Dejar por escrito, en cada propuesta, que la VPS y el dominio los coloca el cliente, que la mensualidad es solo el software, que la nómina y la factura electrónica quedan por fuera, y que las marcas las registra el trabajador o el supervisor.</w:t>
+      </w:r>
+    </w:p>
+    <w:p>
+      <w:pPr>
+        <w:spacing w:before="240" w:after="80" w:line="259" w:lineRule="auto"/>
+        <w:jc w:val="left"/>
+        <w:keepNext/>
+        <w:widowControl/>
+      </w:pPr>
+      <w:r>
+        <w:rPr>
+          <w:rFonts w:ascii="Poppins" w:hAnsi="Poppins" w:cs="Poppins" w:eastAsia="Poppins"/>
+          <w:b/>
+          <w:i w:val="0"/>
+          <w:color w:val="1B3325"/>
+          <w:sz w:val="26"/>
+        </w:rPr>
+        <w:t>17. PARTE SOCIAL DEL SERVICIO</w:t>
+      </w:r>
+    </w:p>
+    <w:p>
+      <w:pPr>
+        <w:spacing w:before="0" w:after="160" w:line="259" w:lineRule="auto"/>
+        <w:jc w:val="both"/>
+        <w:widowControl/>
+      </w:pPr>
+      <w:r>
+        <w:rPr>
+          <w:rFonts w:ascii="Poppins" w:hAnsi="Poppins" w:cs="Poppins" w:eastAsia="Poppins"/>
+          <w:b/>
+          <w:i w:val="0"/>
+          <w:color w:val="1B3325"/>
+          <w:sz w:val="26"/>
+        </w:rPr>
+        <w:t>RecoTime</w:t>
+      </w:r>
+      <w:r>
+        <w:rPr>
+          <w:rFonts w:ascii="Poppins" w:hAnsi="Poppins" w:cs="Poppins" w:eastAsia="Poppins"/>
+          <w:b w:val="0"/>
+          <w:i w:val="0"/>
+          <w:color w:val="1B3325"/>
+          <w:sz w:val="26"/>
+        </w:rPr>
+        <w:t xml:space="preserve"> no liquida nómina, no reemplaza el área de gestión humana y no sustituye el reglamento interno de trabajo. La parte social está en dos registros que la operación ya necesita y que, en Colombia, además sostienen derechos del trabajador: la jornada, con el almuerzo y los descansos separados, y el chat interno, para que la orden de trabajo no viva en el teléfono personal.</w:t>
+      </w:r>
+    </w:p>
+    <w:p>
+      <w:pPr>
+        <w:spacing w:before="160" w:after="40" w:line="259" w:lineRule="auto"/>
+        <w:jc w:val="left"/>
+        <w:keepNext/>
+        <w:widowControl/>
+      </w:pPr>
+      <w:r>
+        <w:rPr>
+          <w:rFonts w:ascii="Poppins" w:hAnsi="Poppins" w:cs="Poppins" w:eastAsia="Poppins"/>
+          <w:b/>
+          <w:i w:val="0"/>
+          <w:color w:val="1B3325"/>
+          <w:sz w:val="26"/>
+        </w:rPr>
+        <w:t>17.1. La jornada, el almuerzo y los descansos</w:t>
+      </w:r>
+    </w:p>
+    <w:p>
+      <w:pPr>
+        <w:spacing w:before="0" w:after="160" w:line="259" w:lineRule="auto"/>
+        <w:jc w:val="both"/>
+        <w:widowControl/>
+      </w:pPr>
+      <w:r>
+        <w:rPr>
+          <w:rFonts w:ascii="Poppins" w:hAnsi="Poppins" w:cs="Poppins" w:eastAsia="Poppins"/>
+          <w:b w:val="0"/>
+          <w:i w:val="0"/>
+          <w:color w:val="1B3325"/>
+          <w:sz w:val="26"/>
+        </w:rPr>
+        <w:t>El artículo 161 del Código Sustantivo del Trabajo, modificado por la Ley 2101 de 2021 y recogido por la Ley 2466 de 2025, fija la jornada ordinaria máxima. La Circular 101 de 2025 del Ministerio del Trabajo recuerda el calendario de esa ley: desde el 15 de julio de 2026 la jornada máxima ordinaria es de 42 horas semanales, distribuidas de común acuerdo en 5 o 6 días, con un día de descanso. Esa jornada es tiempo de trabajo efectivo.</w:t>
+      </w:r>
+    </w:p>
+    <w:p>
+      <w:pPr>
+        <w:spacing w:before="0" w:after="160" w:line="259" w:lineRule="auto"/>
+        <w:jc w:val="both"/>
+        <w:widowControl/>
+      </w:pPr>
+      <w:r>
+        <w:rPr>
+          <w:rFonts w:ascii="Poppins" w:hAnsi="Poppins" w:cs="Poppins" w:eastAsia="Poppins"/>
+          <w:b w:val="0"/>
+          <w:i w:val="0"/>
+          <w:color w:val="1B3325"/>
+          <w:sz w:val="26"/>
+        </w:rPr>
+        <w:t>El artículo 167 del mismo código ordena distribuir las horas de cada jornada en al menos dos secciones, con un intermedio de descanso adaptado al trabajo y a las necesidades de los trabajadores. Ese intermedio no se computa en la jornada. El artículo 108 exige que el reglamento interno de trabajo fije las horas de entrada y salida, el tiempo de las comidas y los períodos de descanso.</w:t>
+      </w:r>
+    </w:p>
+    <w:p>
+      <w:pPr>
+        <w:spacing w:before="0" w:after="160" w:line="259" w:lineRule="auto"/>
+        <w:jc w:val="both"/>
+        <w:widowControl/>
+      </w:pPr>
+      <w:r>
+        <w:rPr>
+          <w:rFonts w:ascii="Poppins" w:hAnsi="Poppins" w:cs="Poppins" w:eastAsia="Poppins"/>
+          <w:b w:val="0"/>
+          <w:i w:val="0"/>
+          <w:color w:val="1B3325"/>
+          <w:sz w:val="26"/>
+        </w:rPr>
+        <w:t xml:space="preserve">El módulo de asistencia guarda cinco tipos de marca: llegada, inicio de almuerzo, fin de almuerzo, descanso y salida. Cada marca tiene trabajador, fecha y hora. El almuerzo queda separado de los descansos y del tiempo entre la llegada y la salida. El trabajador consulta su línea. El supervisor ve el día en curso. La marca la registra la persona o el supervisor dentro de </w:t>
+      </w:r>
+      <w:r>
+        <w:rPr>
+          <w:rFonts w:ascii="Poppins" w:hAnsi="Poppins" w:cs="Poppins" w:eastAsia="Poppins"/>
+          <w:b/>
+          <w:i w:val="0"/>
+          <w:color w:val="1B3325"/>
+          <w:sz w:val="26"/>
+        </w:rPr>
+        <w:t>RecoTime</w:t>
+      </w:r>
+      <w:r>
+        <w:rPr>
+          <w:rFonts w:ascii="Poppins" w:hAnsi="Poppins" w:cs="Poppins" w:eastAsia="Poppins"/>
+          <w:b w:val="0"/>
+          <w:i w:val="0"/>
+          <w:color w:val="1B3325"/>
+          <w:sz w:val="26"/>
+        </w:rPr>
+        <w:t xml:space="preserve">. Con ese registro, la empresa puede contrastar el día contra el horario de su reglamento y separar el intermedio que el artículo 167 deja fuera de la jornada. </w:t>
+      </w:r>
+      <w:r>
+        <w:rPr>
+          <w:rFonts w:ascii="Poppins" w:hAnsi="Poppins" w:cs="Poppins" w:eastAsia="Poppins"/>
+          <w:b/>
+          <w:i w:val="0"/>
+          <w:color w:val="1B3325"/>
+          <w:sz w:val="26"/>
+        </w:rPr>
+        <w:t>RecoTime</w:t>
+      </w:r>
+      <w:r>
+        <w:rPr>
+          <w:rFonts w:ascii="Poppins" w:hAnsi="Poppins" w:cs="Poppins" w:eastAsia="Poppins"/>
+          <w:b w:val="0"/>
+          <w:i w:val="0"/>
+          <w:color w:val="1B3325"/>
+          <w:sz w:val="26"/>
+        </w:rPr>
+        <w:t xml:space="preserve"> no calcula la nómina ni decide si una hora es extra: deja la evidencia para quien sí liquida.</w:t>
+      </w:r>
+    </w:p>
+    <w:p>
+      <w:pPr>
+        <w:spacing w:before="160" w:after="40" w:line="259" w:lineRule="auto"/>
+        <w:jc w:val="left"/>
+        <w:keepNext/>
+        <w:widowControl/>
+      </w:pPr>
+      <w:r>
+        <w:rPr>
+          <w:rFonts w:ascii="Poppins" w:hAnsi="Poppins" w:cs="Poppins" w:eastAsia="Poppins"/>
+          <w:b/>
+          <w:i w:val="0"/>
+          <w:color w:val="1B3325"/>
+          <w:sz w:val="26"/>
+        </w:rPr>
+        <w:t>17.2. El chat interno y la desconexión laboral</w:t>
+      </w:r>
+    </w:p>
+    <w:p>
+      <w:pPr>
+        <w:spacing w:before="0" w:after="160" w:line="259" w:lineRule="auto"/>
+        <w:jc w:val="both"/>
+        <w:widowControl/>
+      </w:pPr>
+      <w:r>
+        <w:rPr>
+          <w:rFonts w:ascii="Poppins" w:hAnsi="Poppins" w:cs="Poppins" w:eastAsia="Poppins"/>
+          <w:b w:val="0"/>
+          <w:i w:val="0"/>
+          <w:color w:val="1B3325"/>
+          <w:sz w:val="26"/>
+        </w:rPr>
+        <w:t>La Ley 2191 de 2022 regula la desconexión laboral. El artículo 3 la define como el derecho a no ser contactado, por cualquier medio, para asuntos de trabajo por fuera de la jornada, ni en vacaciones o descansos. El empleador debe abstenerse de dar órdenes fuera de esa jornada. El artículo 5 le exige una política de desconexión. El derecho empieza cuando termina la jornada. Hay cargos de dirección, confianza y manejo con un régimen propio, que la misma ley señala.</w:t>
+      </w:r>
+    </w:p>
+    <w:p>
+      <w:pPr>
+        <w:spacing w:before="0" w:after="160" w:line="259" w:lineRule="auto"/>
+        <w:jc w:val="both"/>
+        <w:widowControl/>
+      </w:pPr>
+      <w:r>
+        <w:rPr>
+          <w:rFonts w:ascii="Poppins" w:hAnsi="Poppins" w:cs="Poppins" w:eastAsia="Poppins"/>
+          <w:b w:val="0"/>
+          <w:i w:val="0"/>
+          <w:color w:val="1B3325"/>
+          <w:sz w:val="26"/>
+        </w:rPr>
+        <w:t xml:space="preserve">El chat interno de </w:t>
+      </w:r>
+      <w:r>
+        <w:rPr>
+          <w:rFonts w:ascii="Poppins" w:hAnsi="Poppins" w:cs="Poppins" w:eastAsia="Poppins"/>
+          <w:b/>
+          <w:i w:val="0"/>
+          <w:color w:val="1B3325"/>
+          <w:sz w:val="26"/>
+        </w:rPr>
+        <w:t>RecoTime</w:t>
+      </w:r>
+      <w:r>
+        <w:rPr>
+          <w:rFonts w:ascii="Poppins" w:hAnsi="Poppins" w:cs="Poppins" w:eastAsia="Poppins"/>
+          <w:b w:val="0"/>
+          <w:i w:val="0"/>
+          <w:color w:val="1B3325"/>
+          <w:sz w:val="26"/>
+        </w:rPr>
+        <w:t xml:space="preserve"> es el canal de la empresa. Un mensaje guarda autor, fecha, hora y el cliente o el área a la que pertenece. El hilo sigue en el sistema si la persona sale de la compañía. La orden deja de depender de un WhatsApp personal, que se borra, se mezcla con la vida privada y sigue disponible cuando la jornada ya terminó. Tener el chat dentro de </w:t>
+      </w:r>
+      <w:r>
+        <w:rPr>
+          <w:rFonts w:ascii="Poppins" w:hAnsi="Poppins" w:cs="Poppins" w:eastAsia="Poppins"/>
+          <w:b/>
+          <w:i w:val="0"/>
+          <w:color w:val="1B3325"/>
+          <w:sz w:val="26"/>
+        </w:rPr>
+        <w:t>RecoTime</w:t>
+      </w:r>
+      <w:r>
+        <w:rPr>
+          <w:rFonts w:ascii="Poppins" w:hAnsi="Poppins" w:cs="Poppins" w:eastAsia="Poppins"/>
+          <w:b w:val="0"/>
+          <w:i w:val="0"/>
+          <w:color w:val="1B3325"/>
+          <w:sz w:val="26"/>
+        </w:rPr>
+        <w:t xml:space="preserve"> no cumple la Ley 2191 por sí solo. Le da a la empresa un lugar donde la instrucción queda fechada, para aplicar la política de desconexión sobre un canal de trabajo y no sobre el número personal del trabajador.</w:t>
+      </w:r>
+    </w:p>
+    <w:p>
+      <w:pPr>
+        <w:spacing w:before="160" w:after="40" w:line="259" w:lineRule="auto"/>
+        <w:jc w:val="left"/>
+        <w:keepNext/>
+        <w:widowControl/>
+      </w:pPr>
+      <w:r>
+        <w:rPr>
+          <w:rFonts w:ascii="Poppins" w:hAnsi="Poppins" w:cs="Poppins" w:eastAsia="Poppins"/>
+          <w:b/>
+          <w:i w:val="0"/>
+          <w:color w:val="1B3325"/>
+          <w:sz w:val="26"/>
+        </w:rPr>
+        <w:t>17.3. Por qué conviene en esa área</w:t>
+      </w:r>
+    </w:p>
+    <w:tbl>
+      <w:tblPr>
+        <w:tblW w:type="dxa" w:w="9600"/>
+        <w:jc w:val="center"/>
+        <w:tblLayout w:type="fixed"/>
+        <w:tblLook w:firstColumn="1" w:firstRow="1" w:lastColumn="0" w:lastRow="0" w:noHBand="0" w:noVBand="1" w:val="04A0"/>
+      </w:tblPr>
+      <w:tblGrid>
+        <w:gridCol w:w="2200"/>
+        <w:gridCol w:w="7400"/>
+      </w:tblGrid>
+      <w:tr>
+        <w:trPr>
+          <w:tblHeader/>
+          <w:cantSplit/>
+        </w:trPr>
+        <w:tc>
+          <w:tcPr>
+            <w:tcW w:type="dxa" w:w="2200"/>
+            <w:tcBorders>
+              <w:top w:val="single" w:sz="4" w:space="0" w:color="1B3325"/>
+              <w:left w:val="single" w:sz="4" w:space="0" w:color="1B3325"/>
+              <w:bottom w:val="single" w:sz="4" w:space="0" w:color="1B3325"/>
+              <w:right w:val="single" w:sz="4" w:space="0" w:color="1B3325"/>
+            </w:tcBorders>
+            <w:tcMar>
+              <w:top w:w="40" w:type="dxa"/>
+              <w:left w:w="80" w:type="dxa"/>
+              <w:bottom w:w="40" w:type="dxa"/>
+              <w:right w:w="80" w:type="dxa"/>
+            </w:tcMar>
+            <w:shd w:val="clear" w:color="auto" w:fill="1B3325"/>
+            <w:vAlign w:val="center"/>
+          </w:tcPr>
+          <w:p>
+            <w:pPr>
+              <w:spacing w:before="0" w:after="0" w:line="259" w:lineRule="auto"/>
+              <w:jc w:val="center"/>
+              <w:widowControl/>
+              <w:keepNext/>
+            </w:pPr>
+            <w:r/>
+            <w:r>
+              <w:rPr>
+                <w:rFonts w:ascii="Poppins" w:hAnsi="Poppins" w:cs="Poppins" w:eastAsia="Poppins"/>
+                <w:b/>
+                <w:i w:val="0"/>
+                <w:color w:val="FFFFFF"/>
+                <w:sz w:val="18"/>
+              </w:rPr>
+              <w:t>Para quién</w:t>
+            </w:r>
+          </w:p>
+        </w:tc>
+        <w:tc>
+          <w:tcPr>
+            <w:tcW w:type="dxa" w:w="7400"/>
+            <w:tcBorders>
+              <w:top w:val="single" w:sz="4" w:space="0" w:color="1B3325"/>
+              <w:left w:val="single" w:sz="4" w:space="0" w:color="1B3325"/>
+              <w:bottom w:val="single" w:sz="4" w:space="0" w:color="1B3325"/>
+              <w:right w:val="single" w:sz="4" w:space="0" w:color="1B3325"/>
+            </w:tcBorders>
+            <w:tcMar>
+              <w:top w:w="40" w:type="dxa"/>
+              <w:left w:w="80" w:type="dxa"/>
+              <w:bottom w:w="40" w:type="dxa"/>
+              <w:right w:w="80" w:type="dxa"/>
+            </w:tcMar>
+            <w:shd w:val="clear" w:color="auto" w:fill="1B3325"/>
+            <w:vAlign w:val="center"/>
+          </w:tcPr>
+          <w:p>
+            <w:pPr>
+              <w:spacing w:before="0" w:after="0" w:line="259" w:lineRule="auto"/>
+              <w:jc w:val="center"/>
+              <w:widowControl/>
+              <w:keepNext/>
+            </w:pPr>
+            <w:r/>
+            <w:r>
+              <w:rPr>
+                <w:rFonts w:ascii="Poppins" w:hAnsi="Poppins" w:cs="Poppins" w:eastAsia="Poppins"/>
+                <w:b/>
+                <w:i w:val="0"/>
+                <w:color w:val="FFFFFF"/>
+                <w:sz w:val="18"/>
+              </w:rPr>
+              <w:t>Qué gana con el registro</w:t>
+            </w:r>
+          </w:p>
+        </w:tc>
+      </w:tr>
+      <w:tr>
+        <w:trPr>
+          <w:cantSplit/>
+        </w:trPr>
+        <w:tc>
+          <w:tcPr>
+            <w:tcW w:type="dxa" w:w="2200"/>
+            <w:tcBorders>
+              <w:top w:val="single" w:sz="4" w:space="0" w:color="1B3325"/>
+              <w:left w:val="single" w:sz="4" w:space="0" w:color="1B3325"/>
+              <w:bottom w:val="single" w:sz="4" w:space="0" w:color="1B3325"/>
+              <w:right w:val="single" w:sz="4" w:space="0" w:color="1B3325"/>
+            </w:tcBorders>
+            <w:tcMar>
+              <w:top w:w="40" w:type="dxa"/>
+              <w:left w:w="80" w:type="dxa"/>
+              <w:bottom w:w="40" w:type="dxa"/>
+              <w:right w:w="80" w:type="dxa"/>
+            </w:tcMar>
+            <w:shd w:val="clear" w:color="auto" w:fill="FFFFFF"/>
+            <w:vAlign w:val="center"/>
+          </w:tcPr>
+          <w:p>
+            <w:pPr>
+              <w:spacing w:before="0" w:after="0" w:line="259" w:lineRule="auto"/>
+              <w:jc w:val="left"/>
+              <w:widowControl/>
+              <w:keepNext/>
+            </w:pPr>
+            <w:r/>
+            <w:r>
+              <w:rPr>
+                <w:rFonts w:ascii="Poppins" w:hAnsi="Poppins" w:cs="Poppins" w:eastAsia="Poppins"/>
+                <w:b w:val="0"/>
+                <w:i w:val="0"/>
+                <w:color w:val="1B3325"/>
+                <w:sz w:val="18"/>
+              </w:rPr>
+              <w:t>El trabajador</w:t>
+            </w:r>
+          </w:p>
+        </w:tc>
+        <w:tc>
+          <w:tcPr>
+            <w:tcW w:type="dxa" w:w="7400"/>
+            <w:tcBorders>
+              <w:top w:val="single" w:sz="4" w:space="0" w:color="1B3325"/>
+              <w:left w:val="single" w:sz="4" w:space="0" w:color="1B3325"/>
+              <w:bottom w:val="single" w:sz="4" w:space="0" w:color="1B3325"/>
+              <w:right w:val="single" w:sz="4" w:space="0" w:color="1B3325"/>
+            </w:tcBorders>
+            <w:tcMar>
+              <w:top w:w="40" w:type="dxa"/>
+              <w:left w:w="80" w:type="dxa"/>
+              <w:bottom w:w="40" w:type="dxa"/>
+              <w:right w:w="80" w:type="dxa"/>
+            </w:tcMar>
+            <w:shd w:val="clear" w:color="auto" w:fill="FFFFFF"/>
+            <w:vAlign w:val="center"/>
+          </w:tcPr>
+          <w:p>
+            <w:pPr>
+              <w:spacing w:before="0" w:after="0" w:line="259" w:lineRule="auto"/>
+              <w:jc w:val="left"/>
+              <w:widowControl/>
+              <w:keepNext/>
+            </w:pPr>
+            <w:r/>
+            <w:r>
+              <w:rPr>
+                <w:rFonts w:ascii="Poppins" w:hAnsi="Poppins" w:cs="Poppins" w:eastAsia="Poppins"/>
+                <w:b w:val="0"/>
+                <w:i w:val="0"/>
+                <w:color w:val="1B3325"/>
+                <w:sz w:val="18"/>
+              </w:rPr>
+              <w:t>Consulta su línea del día y el chat de su trabajo. El almuerzo y los descansos no se diluyen en un mensaje de «ya llegué». Puede pedir el dato sin reconstruir la semana.</w:t>
+            </w:r>
+          </w:p>
+        </w:tc>
+      </w:tr>
+      <w:tr>
+        <w:trPr>
+          <w:cantSplit/>
+        </w:trPr>
+        <w:tc>
+          <w:tcPr>
+            <w:tcW w:type="dxa" w:w="2200"/>
+            <w:tcBorders>
+              <w:top w:val="single" w:sz="4" w:space="0" w:color="1B3325"/>
+              <w:left w:val="single" w:sz="4" w:space="0" w:color="1B3325"/>
+              <w:bottom w:val="single" w:sz="4" w:space="0" w:color="1B3325"/>
+              <w:right w:val="single" w:sz="4" w:space="0" w:color="1B3325"/>
+            </w:tcBorders>
+            <w:tcMar>
+              <w:top w:w="40" w:type="dxa"/>
+              <w:left w:w="80" w:type="dxa"/>
+              <w:bottom w:w="40" w:type="dxa"/>
+              <w:right w:w="80" w:type="dxa"/>
+            </w:tcMar>
+            <w:shd w:val="clear" w:color="auto" w:fill="F7FBF8"/>
+            <w:vAlign w:val="center"/>
+          </w:tcPr>
+          <w:p>
+            <w:pPr>
+              <w:spacing w:before="0" w:after="0" w:line="259" w:lineRule="auto"/>
+              <w:jc w:val="left"/>
+              <w:widowControl/>
+              <w:keepNext/>
+            </w:pPr>
+            <w:r/>
+            <w:r>
+              <w:rPr>
+                <w:rFonts w:ascii="Poppins" w:hAnsi="Poppins" w:cs="Poppins" w:eastAsia="Poppins"/>
+                <w:b w:val="0"/>
+                <w:i w:val="0"/>
+                <w:color w:val="1B3325"/>
+                <w:sz w:val="18"/>
+              </w:rPr>
+              <w:t>La empresa</w:t>
+            </w:r>
+          </w:p>
+        </w:tc>
+        <w:tc>
+          <w:tcPr>
+            <w:tcW w:type="dxa" w:w="7400"/>
+            <w:tcBorders>
+              <w:top w:val="single" w:sz="4" w:space="0" w:color="1B3325"/>
+              <w:left w:val="single" w:sz="4" w:space="0" w:color="1B3325"/>
+              <w:bottom w:val="single" w:sz="4" w:space="0" w:color="1B3325"/>
+              <w:right w:val="single" w:sz="4" w:space="0" w:color="1B3325"/>
+            </w:tcBorders>
+            <w:tcMar>
+              <w:top w:w="40" w:type="dxa"/>
+              <w:left w:w="80" w:type="dxa"/>
+              <w:bottom w:w="40" w:type="dxa"/>
+              <w:right w:w="80" w:type="dxa"/>
+            </w:tcMar>
+            <w:shd w:val="clear" w:color="auto" w:fill="F7FBF8"/>
+            <w:vAlign w:val="center"/>
+          </w:tcPr>
+          <w:p>
+            <w:pPr>
+              <w:spacing w:before="0" w:after="0" w:line="259" w:lineRule="auto"/>
+              <w:jc w:val="left"/>
+              <w:widowControl/>
+              <w:keepNext/>
+            </w:pPr>
+            <w:r/>
+            <w:r>
+              <w:rPr>
+                <w:rFonts w:ascii="Poppins" w:hAnsi="Poppins" w:cs="Poppins" w:eastAsia="Poppins"/>
+                <w:b w:val="0"/>
+                <w:i w:val="0"/>
+                <w:color w:val="1B3325"/>
+                <w:sz w:val="18"/>
+              </w:rPr>
+              <w:t>Explica una jornada con marcas de fecha y hora, y explica la gestión de un cliente con el expediente y el chat interno. El reglamento y la política de desconexión tienen un soporte que se puede abrir.</w:t>
+            </w:r>
+          </w:p>
+        </w:tc>
+      </w:tr>
+      <w:tr>
+        <w:trPr>
+          <w:cantSplit/>
+        </w:trPr>
+        <w:tc>
+          <w:tcPr>
+            <w:tcW w:type="dxa" w:w="2200"/>
+            <w:tcBorders>
+              <w:top w:val="single" w:sz="4" w:space="0" w:color="1B3325"/>
+              <w:left w:val="single" w:sz="4" w:space="0" w:color="1B3325"/>
+              <w:bottom w:val="single" w:sz="4" w:space="0" w:color="1B3325"/>
+              <w:right w:val="single" w:sz="4" w:space="0" w:color="1B3325"/>
+            </w:tcBorders>
+            <w:tcMar>
+              <w:top w:w="40" w:type="dxa"/>
+              <w:left w:w="80" w:type="dxa"/>
+              <w:bottom w:w="40" w:type="dxa"/>
+              <w:right w:w="80" w:type="dxa"/>
+            </w:tcMar>
+            <w:shd w:val="clear" w:color="auto" w:fill="FFFFFF"/>
+            <w:vAlign w:val="center"/>
+          </w:tcPr>
+          <w:p>
+            <w:pPr>
+              <w:spacing w:before="0" w:after="0" w:line="259" w:lineRule="auto"/>
+              <w:jc w:val="left"/>
+              <w:widowControl/>
+            </w:pPr>
+            <w:r/>
+            <w:r>
+              <w:rPr>
+                <w:rFonts w:ascii="Poppins" w:hAnsi="Poppins" w:cs="Poppins" w:eastAsia="Poppins"/>
+                <w:b w:val="0"/>
+                <w:i w:val="0"/>
+                <w:color w:val="1B3325"/>
+                <w:sz w:val="18"/>
+              </w:rPr>
+              <w:t>Una revisión o una queja</w:t>
+            </w:r>
+          </w:p>
+        </w:tc>
+        <w:tc>
+          <w:tcPr>
+            <w:tcW w:type="dxa" w:w="7400"/>
+            <w:tcBorders>
+              <w:top w:val="single" w:sz="4" w:space="0" w:color="1B3325"/>
+              <w:left w:val="single" w:sz="4" w:space="0" w:color="1B3325"/>
+              <w:bottom w:val="single" w:sz="4" w:space="0" w:color="1B3325"/>
+              <w:right w:val="single" w:sz="4" w:space="0" w:color="1B3325"/>
+            </w:tcBorders>
+            <w:tcMar>
+              <w:top w:w="40" w:type="dxa"/>
+              <w:left w:w="80" w:type="dxa"/>
+              <w:bottom w:w="40" w:type="dxa"/>
+              <w:right w:w="80" w:type="dxa"/>
+            </w:tcMar>
+            <w:shd w:val="clear" w:color="auto" w:fill="FFFFFF"/>
+            <w:vAlign w:val="center"/>
+          </w:tcPr>
+          <w:p>
+            <w:pPr>
+              <w:spacing w:before="0" w:after="0" w:line="259" w:lineRule="auto"/>
+              <w:jc w:val="left"/>
+              <w:widowControl/>
+            </w:pPr>
+            <w:r/>
+            <w:r>
+              <w:rPr>
+                <w:rFonts w:ascii="Poppins" w:hAnsi="Poppins" w:cs="Poppins" w:eastAsia="Poppins"/>
+                <w:b w:val="0"/>
+                <w:i w:val="0"/>
+                <w:color w:val="1B3325"/>
+                <w:sz w:val="18"/>
+              </w:rPr>
+              <w:t>El intermedio de descanso se distingue del tiempo de trabajo, que es la separación del artículo 167. La orden tiene autor y hora, que es el dato que la Ley 2191 pone en el centro.</w:t>
+            </w:r>
+          </w:p>
+        </w:tc>
+      </w:tr>
+    </w:tbl>
+    <w:p>
+      <w:pPr>
+        <w:spacing w:before="0" w:after="40" w:line="259" w:lineRule="auto"/>
+        <w:jc w:val="left"/>
+        <w:widowControl/>
+      </w:pPr>
+    </w:p>
+    <w:p>
+      <w:pPr>
+        <w:spacing w:before="0" w:after="160" w:line="259" w:lineRule="auto"/>
+        <w:jc w:val="both"/>
+        <w:widowControl/>
+      </w:pPr>
+      <w:r>
+        <w:rPr>
+          <w:rFonts w:ascii="Poppins" w:hAnsi="Poppins" w:cs="Poppins" w:eastAsia="Poppins"/>
+          <w:b w:val="0"/>
+          <w:i w:val="0"/>
+          <w:color w:val="1B3325"/>
+          <w:sz w:val="26"/>
+        </w:rPr>
+        <w:t xml:space="preserve">La parte social de </w:t>
+      </w:r>
+      <w:r>
+        <w:rPr>
+          <w:rFonts w:ascii="Poppins" w:hAnsi="Poppins" w:cs="Poppins" w:eastAsia="Poppins"/>
+          <w:b/>
+          <w:i w:val="0"/>
+          <w:color w:val="1B3325"/>
+          <w:sz w:val="26"/>
+        </w:rPr>
+        <w:t>RecoTime</w:t>
+      </w:r>
+      <w:r>
+        <w:rPr>
+          <w:rFonts w:ascii="Poppins" w:hAnsi="Poppins" w:cs="Poppins" w:eastAsia="Poppins"/>
+          <w:b w:val="0"/>
+          <w:i w:val="0"/>
+          <w:color w:val="1B3325"/>
+          <w:sz w:val="26"/>
+        </w:rPr>
+        <w:t xml:space="preserve"> es ese registro compartido. Protege el tiempo de descanso porque lo hace visible, y protege la vida personal porque saca la orden de trabajo del teléfono particular. La obligación legal sigue en la empresa: el reglamento, la política de desconexión y la liquidación de la jornada no se delegan en el software.</w:t>
       </w:r>
     </w:p>
     <w:p>

--- a/documentos/recotime/Informe The Company Dev - Perfil RecoTime.docx
+++ b/documentos/recotime/Informe The Company Dev - Perfil RecoTime.docx
@@ -256,7 +256,7 @@
           <w:color w:val="1B3325"/>
           <w:sz w:val="26"/>
         </w:rPr>
-        <w:t xml:space="preserve"> para aprobar la oferta. Las secciones 2 y 3 dicen para qué existe el sistema. La sección 9 trae el mercado. La sección 11 trae el precio. La sección 17 explica la parte social.</w:t>
+        <w:t xml:space="preserve"> para aprobar la oferta. Las secciones 2 y 3 dicen para qué existe el sistema. La sección 9 trae el mercado. La sección 11 trae el precio. La sección 17 deja, en corto, la parte social frente a Fondo Emprender.</w:t>
       </w:r>
     </w:p>
     <w:p>
@@ -22911,52 +22911,7 @@
           <w:color w:val="1B3325"/>
           <w:sz w:val="26"/>
         </w:rPr>
-        <w:t>17. PARTE SOCIAL DEL SERVICIO</w:t>
-      </w:r>
-    </w:p>
-    <w:p>
-      <w:pPr>
-        <w:spacing w:before="0" w:after="160" w:line="259" w:lineRule="auto"/>
-        <w:jc w:val="both"/>
-        <w:widowControl/>
-      </w:pPr>
-      <w:r>
-        <w:rPr>
-          <w:rFonts w:ascii="Poppins" w:hAnsi="Poppins" w:cs="Poppins" w:eastAsia="Poppins"/>
-          <w:b/>
-          <w:i w:val="0"/>
-          <w:color w:val="1B3325"/>
-          <w:sz w:val="26"/>
-        </w:rPr>
-        <w:t>RecoTime</w:t>
-      </w:r>
-      <w:r>
-        <w:rPr>
-          <w:rFonts w:ascii="Poppins" w:hAnsi="Poppins" w:cs="Poppins" w:eastAsia="Poppins"/>
-          <w:b w:val="0"/>
-          <w:i w:val="0"/>
-          <w:color w:val="1B3325"/>
-          <w:sz w:val="26"/>
-        </w:rPr>
-        <w:t xml:space="preserve"> no liquida nómina, no reemplaza el área de gestión humana y no sustituye el reglamento interno de trabajo. La parte social está en dos registros que la operación ya necesita y que, en Colombia, además sostienen derechos del trabajador: la jornada, con el almuerzo y los descansos separados, y el chat interno, para que la orden de trabajo no viva en el teléfono personal.</w:t>
-      </w:r>
-    </w:p>
-    <w:p>
-      <w:pPr>
-        <w:spacing w:before="160" w:after="40" w:line="259" w:lineRule="auto"/>
-        <w:jc w:val="left"/>
-        <w:keepNext/>
-        <w:widowControl/>
-      </w:pPr>
-      <w:r>
-        <w:rPr>
-          <w:rFonts w:ascii="Poppins" w:hAnsi="Poppins" w:cs="Poppins" w:eastAsia="Poppins"/>
-          <w:b/>
-          <w:i w:val="0"/>
-          <w:color w:val="1B3325"/>
-          <w:sz w:val="26"/>
-        </w:rPr>
-        <w:t>17.1. La jornada, el almuerzo y los descansos</w:t>
+        <w:t>17. PARTE SOCIAL</w:t>
       </w:r>
     </w:p>
     <w:p>
@@ -22973,41 +22928,7 @@
           <w:color w:val="1B3325"/>
           <w:sz w:val="26"/>
         </w:rPr>
-        <w:t>El artículo 161 del Código Sustantivo del Trabajo, modificado por la Ley 2101 de 2021 y recogido por la Ley 2466 de 2025, fija la jornada ordinaria máxima. La Circular 101 de 2025 del Ministerio del Trabajo recuerda el calendario de esa ley: desde el 15 de julio de 2026 la jornada máxima ordinaria es de 42 horas semanales, distribuidas de común acuerdo en 5 o 6 días, con un día de descanso. Esa jornada es tiempo de trabajo efectivo.</w:t>
-      </w:r>
-    </w:p>
-    <w:p>
-      <w:pPr>
-        <w:spacing w:before="0" w:after="160" w:line="259" w:lineRule="auto"/>
-        <w:jc w:val="both"/>
-        <w:widowControl/>
-      </w:pPr>
-      <w:r>
-        <w:rPr>
-          <w:rFonts w:ascii="Poppins" w:hAnsi="Poppins" w:cs="Poppins" w:eastAsia="Poppins"/>
-          <w:b w:val="0"/>
-          <w:i w:val="0"/>
-          <w:color w:val="1B3325"/>
-          <w:sz w:val="26"/>
-        </w:rPr>
-        <w:t>El artículo 167 del mismo código ordena distribuir las horas de cada jornada en al menos dos secciones, con un intermedio de descanso adaptado al trabajo y a las necesidades de los trabajadores. Ese intermedio no se computa en la jornada. El artículo 108 exige que el reglamento interno de trabajo fije las horas de entrada y salida, el tiempo de las comidas y los períodos de descanso.</w:t>
-      </w:r>
-    </w:p>
-    <w:p>
-      <w:pPr>
-        <w:spacing w:before="0" w:after="160" w:line="259" w:lineRule="auto"/>
-        <w:jc w:val="both"/>
-        <w:widowControl/>
-      </w:pPr>
-      <w:r>
-        <w:rPr>
-          <w:rFonts w:ascii="Poppins" w:hAnsi="Poppins" w:cs="Poppins" w:eastAsia="Poppins"/>
-          <w:b w:val="0"/>
-          <w:i w:val="0"/>
-          <w:color w:val="1B3325"/>
-          <w:sz w:val="26"/>
-        </w:rPr>
-        <w:t xml:space="preserve">El módulo de asistencia guarda cinco tipos de marca: llegada, inicio de almuerzo, fin de almuerzo, descanso y salida. Cada marca tiene trabajador, fecha y hora. El almuerzo queda separado de los descansos y del tiempo entre la llegada y la salida. El trabajador consulta su línea. El supervisor ve el día en curso. La marca la registra la persona o el supervisor dentro de </w:t>
+        <w:t xml:space="preserve">Más adelante, </w:t>
       </w:r>
       <w:r>
         <w:rPr>
@@ -23027,137 +22948,7 @@
           <w:color w:val="1B3325"/>
           <w:sz w:val="26"/>
         </w:rPr>
-        <w:t xml:space="preserve">. Con ese registro, la empresa puede contrastar el día contra el horario de su reglamento y separar el intermedio que el artículo 167 deja fuera de la jornada. </w:t>
-      </w:r>
-      <w:r>
-        <w:rPr>
-          <w:rFonts w:ascii="Poppins" w:hAnsi="Poppins" w:cs="Poppins" w:eastAsia="Poppins"/>
-          <w:b/>
-          <w:i w:val="0"/>
-          <w:color w:val="1B3325"/>
-          <w:sz w:val="26"/>
-        </w:rPr>
-        <w:t>RecoTime</w:t>
-      </w:r>
-      <w:r>
-        <w:rPr>
-          <w:rFonts w:ascii="Poppins" w:hAnsi="Poppins" w:cs="Poppins" w:eastAsia="Poppins"/>
-          <w:b w:val="0"/>
-          <w:i w:val="0"/>
-          <w:color w:val="1B3325"/>
-          <w:sz w:val="26"/>
-        </w:rPr>
-        <w:t xml:space="preserve"> no calcula la nómina ni decide si una hora es extra: deja la evidencia para quien sí liquida.</w:t>
-      </w:r>
-    </w:p>
-    <w:p>
-      <w:pPr>
-        <w:spacing w:before="160" w:after="40" w:line="259" w:lineRule="auto"/>
-        <w:jc w:val="left"/>
-        <w:keepNext/>
-        <w:widowControl/>
-      </w:pPr>
-      <w:r>
-        <w:rPr>
-          <w:rFonts w:ascii="Poppins" w:hAnsi="Poppins" w:cs="Poppins" w:eastAsia="Poppins"/>
-          <w:b/>
-          <w:i w:val="0"/>
-          <w:color w:val="1B3325"/>
-          <w:sz w:val="26"/>
-        </w:rPr>
-        <w:t>17.2. El chat interno y la desconexión laboral</w:t>
-      </w:r>
-    </w:p>
-    <w:p>
-      <w:pPr>
-        <w:spacing w:before="0" w:after="160" w:line="259" w:lineRule="auto"/>
-        <w:jc w:val="both"/>
-        <w:widowControl/>
-      </w:pPr>
-      <w:r>
-        <w:rPr>
-          <w:rFonts w:ascii="Poppins" w:hAnsi="Poppins" w:cs="Poppins" w:eastAsia="Poppins"/>
-          <w:b w:val="0"/>
-          <w:i w:val="0"/>
-          <w:color w:val="1B3325"/>
-          <w:sz w:val="26"/>
-        </w:rPr>
-        <w:t>La Ley 2191 de 2022 regula la desconexión laboral. El artículo 3 la define como el derecho a no ser contactado, por cualquier medio, para asuntos de trabajo por fuera de la jornada, ni en vacaciones o descansos. El empleador debe abstenerse de dar órdenes fuera de esa jornada. El artículo 5 le exige una política de desconexión. El derecho empieza cuando termina la jornada. Hay cargos de dirección, confianza y manejo con un régimen propio, que la misma ley señala.</w:t>
-      </w:r>
-    </w:p>
-    <w:p>
-      <w:pPr>
-        <w:spacing w:before="0" w:after="160" w:line="259" w:lineRule="auto"/>
-        <w:jc w:val="both"/>
-        <w:widowControl/>
-      </w:pPr>
-      <w:r>
-        <w:rPr>
-          <w:rFonts w:ascii="Poppins" w:hAnsi="Poppins" w:cs="Poppins" w:eastAsia="Poppins"/>
-          <w:b w:val="0"/>
-          <w:i w:val="0"/>
-          <w:color w:val="1B3325"/>
-          <w:sz w:val="26"/>
-        </w:rPr>
-        <w:t xml:space="preserve">El chat interno de </w:t>
-      </w:r>
-      <w:r>
-        <w:rPr>
-          <w:rFonts w:ascii="Poppins" w:hAnsi="Poppins" w:cs="Poppins" w:eastAsia="Poppins"/>
-          <w:b/>
-          <w:i w:val="0"/>
-          <w:color w:val="1B3325"/>
-          <w:sz w:val="26"/>
-        </w:rPr>
-        <w:t>RecoTime</w:t>
-      </w:r>
-      <w:r>
-        <w:rPr>
-          <w:rFonts w:ascii="Poppins" w:hAnsi="Poppins" w:cs="Poppins" w:eastAsia="Poppins"/>
-          <w:b w:val="0"/>
-          <w:i w:val="0"/>
-          <w:color w:val="1B3325"/>
-          <w:sz w:val="26"/>
-        </w:rPr>
-        <w:t xml:space="preserve"> es el canal de la empresa. Un mensaje guarda autor, fecha, hora y el cliente o el área a la que pertenece. El hilo sigue en el sistema si la persona sale de la compañía. La orden deja de depender de un WhatsApp personal, que se borra, se mezcla con la vida privada y sigue disponible cuando la jornada ya terminó. Tener el chat dentro de </w:t>
-      </w:r>
-      <w:r>
-        <w:rPr>
-          <w:rFonts w:ascii="Poppins" w:hAnsi="Poppins" w:cs="Poppins" w:eastAsia="Poppins"/>
-          <w:b/>
-          <w:i w:val="0"/>
-          <w:color w:val="1B3325"/>
-          <w:sz w:val="26"/>
-        </w:rPr>
-        <w:t>RecoTime</w:t>
-      </w:r>
-      <w:r>
-        <w:rPr>
-          <w:rFonts w:ascii="Poppins" w:hAnsi="Poppins" w:cs="Poppins" w:eastAsia="Poppins"/>
-          <w:b w:val="0"/>
-          <w:i w:val="0"/>
-          <w:color w:val="1B3325"/>
-          <w:sz w:val="26"/>
-        </w:rPr>
-        <w:t xml:space="preserve"> no cumple la Ley 2191 por sí solo. Le da a la empresa un lugar donde la instrucción queda fechada, para aplicar la política de desconexión sobre un canal de trabajo y no sobre el número personal del trabajador.</w:t>
-      </w:r>
-    </w:p>
-    <w:p>
-      <w:pPr>
-        <w:spacing w:before="160" w:after="40" w:line="259" w:lineRule="auto"/>
-        <w:jc w:val="left"/>
-        <w:keepNext/>
-        <w:widowControl/>
-      </w:pPr>
-      <w:r>
-        <w:rPr>
-          <w:rFonts w:ascii="Poppins" w:hAnsi="Poppins" w:cs="Poppins" w:eastAsia="Poppins"/>
-          <w:b/>
-          <w:i w:val="0"/>
-          <w:color w:val="1B3325"/>
-          <w:sz w:val="26"/>
-        </w:rPr>
-        <w:t>17.3. Por qué conviene en esa área</w:t>
+        <w:t xml:space="preserve"> puede acompañar a un emprendimiento que busque o ya tenga recursos del Fondo Emprender del SENA. Esta versión no incluye ese trámite. El fondo, en su reglamento de 2026, financia por dos líneas: Crear, para una iniciativa nueva, y Fortalecimiento productivo, para un negocio ya registrado. En las dos mira ingresos, autoempleo y puestos de trabajo. Esos son los temas sociales que este servicio toca, y de forma leve.</w:t>
       </w:r>
     </w:p>
     <w:tbl>
@@ -23168,8 +22959,8 @@
         <w:tblLook w:firstColumn="1" w:firstRow="1" w:lastColumn="0" w:lastRow="0" w:noHBand="0" w:noVBand="1" w:val="04A0"/>
       </w:tblPr>
       <w:tblGrid>
-        <w:gridCol w:w="2200"/>
-        <w:gridCol w:w="7400"/>
+        <w:gridCol w:w="2800"/>
+        <w:gridCol w:w="6800"/>
       </w:tblGrid>
       <w:tr>
         <w:trPr>
@@ -23178,7 +22969,7 @@
         </w:trPr>
         <w:tc>
           <w:tcPr>
-            <w:tcW w:type="dxa" w:w="2200"/>
+            <w:tcW w:type="dxa" w:w="2800"/>
             <w:tcBorders>
               <w:top w:val="single" w:sz="4" w:space="0" w:color="1B3325"/>
               <w:left w:val="single" w:sz="4" w:space="0" w:color="1B3325"/>
@@ -23210,13 +23001,13 @@
                 <w:color w:val="FFFFFF"/>
                 <w:sz w:val="18"/>
               </w:rPr>
-              <w:t>Para quién</w:t>
+              <w:t>Tema social</w:t>
             </w:r>
           </w:p>
         </w:tc>
         <w:tc>
           <w:tcPr>
-            <w:tcW w:type="dxa" w:w="7400"/>
+            <w:tcW w:type="dxa" w:w="6800"/>
             <w:tcBorders>
               <w:top w:val="single" w:sz="4" w:space="0" w:color="1B3325"/>
               <w:left w:val="single" w:sz="4" w:space="0" w:color="1B3325"/>
@@ -23248,7 +23039,17 @@
                 <w:color w:val="FFFFFF"/>
                 <w:sz w:val="18"/>
               </w:rPr>
-              <w:t>Qué gana con el registro</w:t>
+              <w:t xml:space="preserve">En qué puede ayudar </w:t>
+            </w:r>
+            <w:r>
+              <w:rPr>
+                <w:rFonts w:ascii="Poppins" w:hAnsi="Poppins" w:cs="Poppins" w:eastAsia="Poppins"/>
+                <w:b/>
+                <w:i w:val="0"/>
+                <w:color w:val="FFFFFF"/>
+                <w:sz w:val="18"/>
+              </w:rPr>
+              <w:t>RecoTime</w:t>
             </w:r>
           </w:p>
         </w:tc>
@@ -23259,7 +23060,7 @@
         </w:trPr>
         <w:tc>
           <w:tcPr>
-            <w:tcW w:type="dxa" w:w="2200"/>
+            <w:tcW w:type="dxa" w:w="2800"/>
             <w:tcBorders>
               <w:top w:val="single" w:sz="4" w:space="0" w:color="1B3325"/>
               <w:left w:val="single" w:sz="4" w:space="0" w:color="1B3325"/>
@@ -23291,13 +23092,13 @@
                 <w:color w:val="1B3325"/>
                 <w:sz w:val="18"/>
               </w:rPr>
-              <w:t>El trabajador</w:t>
+              <w:t>Autoempleo y puestos de trabajo</w:t>
             </w:r>
           </w:p>
         </w:tc>
         <w:tc>
           <w:tcPr>
-            <w:tcW w:type="dxa" w:w="7400"/>
+            <w:tcW w:type="dxa" w:w="6800"/>
             <w:tcBorders>
               <w:top w:val="single" w:sz="4" w:space="0" w:color="1B3325"/>
               <w:left w:val="single" w:sz="4" w:space="0" w:color="1B3325"/>
@@ -23329,7 +23130,7 @@
                 <w:color w:val="1B3325"/>
                 <w:sz w:val="18"/>
               </w:rPr>
-              <w:t>Consulta su línea del día y el chat de su trabajo. El almuerzo y los descansos no se diluyen en un mensaje de «ya llegué». Puede pedir el dato sin reconstruir la semana.</w:t>
+              <w:t>La asistencia deja quién llegó, almorzó, descansó y salió. Sirve para ver el equipo que la iniciativa dice tener o retener.</w:t>
             </w:r>
           </w:p>
         </w:tc>
@@ -23340,7 +23141,7 @@
         </w:trPr>
         <w:tc>
           <w:tcPr>
-            <w:tcW w:type="dxa" w:w="2200"/>
+            <w:tcW w:type="dxa" w:w="2800"/>
             <w:tcBorders>
               <w:top w:val="single" w:sz="4" w:space="0" w:color="1B3325"/>
               <w:left w:val="single" w:sz="4" w:space="0" w:color="1B3325"/>
@@ -23372,13 +23173,13 @@
                 <w:color w:val="1B3325"/>
                 <w:sz w:val="18"/>
               </w:rPr>
-              <w:t>La empresa</w:t>
+              <w:t>Orden de la unidad productiva</w:t>
             </w:r>
           </w:p>
         </w:tc>
         <w:tc>
           <w:tcPr>
-            <w:tcW w:type="dxa" w:w="7400"/>
+            <w:tcW w:type="dxa" w:w="6800"/>
             <w:tcBorders>
               <w:top w:val="single" w:sz="4" w:space="0" w:color="1B3325"/>
               <w:left w:val="single" w:sz="4" w:space="0" w:color="1B3325"/>
@@ -23410,7 +23211,7 @@
                 <w:color w:val="1B3325"/>
                 <w:sz w:val="18"/>
               </w:rPr>
-              <w:t>Explica una jornada con marcas de fecha y hora, y explica la gestión de un cliente con el expediente y el chat interno. El reglamento y la política de desconexión tienen un soporte que se puede abrir.</w:t>
+              <w:t>El expediente del cliente y el chat interno dejan cómo se atiende el negocio, dentro de la empresa.</w:t>
             </w:r>
           </w:p>
         </w:tc>
@@ -23421,7 +23222,7 @@
         </w:trPr>
         <w:tc>
           <w:tcPr>
-            <w:tcW w:type="dxa" w:w="2200"/>
+            <w:tcW w:type="dxa" w:w="2800"/>
             <w:tcBorders>
               <w:top w:val="single" w:sz="4" w:space="0" w:color="1B3325"/>
               <w:left w:val="single" w:sz="4" w:space="0" w:color="1B3325"/>
@@ -23452,13 +23253,13 @@
                 <w:color w:val="1B3325"/>
                 <w:sz w:val="18"/>
               </w:rPr>
-              <w:t>Una revisión o una queja</w:t>
+              <w:t>Continuidad del emprendimiento</w:t>
             </w:r>
           </w:p>
         </w:tc>
         <w:tc>
           <w:tcPr>
-            <w:tcW w:type="dxa" w:w="7400"/>
+            <w:tcW w:type="dxa" w:w="6800"/>
             <w:tcBorders>
               <w:top w:val="single" w:sz="4" w:space="0" w:color="1B3325"/>
               <w:left w:val="single" w:sz="4" w:space="0" w:color="1B3325"/>
@@ -23489,7 +23290,27 @@
                 <w:color w:val="1B3325"/>
                 <w:sz w:val="18"/>
               </w:rPr>
-              <w:t>El intermedio de descanso se distingue del tiempo de trabajo, que es la separación del artículo 167. La orden tiene autor y hora, que es el dato que la Ley 2191 pone en el centro.</w:t>
+              <w:t xml:space="preserve">El Drive guarda actas, formatos y la gestión. Los 2 TB los entrega </w:t>
+            </w:r>
+            <w:r>
+              <w:rPr>
+                <w:rFonts w:ascii="Poppins" w:hAnsi="Poppins" w:cs="Poppins" w:eastAsia="Poppins"/>
+                <w:b/>
+                <w:i w:val="0"/>
+                <w:color w:val="1B3325"/>
+                <w:sz w:val="18"/>
+              </w:rPr>
+              <w:t>THE COMPANY DEV</w:t>
+            </w:r>
+            <w:r>
+              <w:rPr>
+                <w:rFonts w:ascii="Poppins" w:hAnsi="Poppins" w:cs="Poppins" w:eastAsia="Poppins"/>
+                <w:b w:val="0"/>
+                <w:i w:val="0"/>
+                <w:color w:val="1B3325"/>
+                <w:sz w:val="18"/>
+              </w:rPr>
+              <w:t>.</w:t>
             </w:r>
           </w:p>
         </w:tc>
@@ -23516,27 +23337,7 @@
           <w:color w:val="1B3325"/>
           <w:sz w:val="26"/>
         </w:rPr>
-        <w:t xml:space="preserve">La parte social de </w:t>
-      </w:r>
-      <w:r>
-        <w:rPr>
-          <w:rFonts w:ascii="Poppins" w:hAnsi="Poppins" w:cs="Poppins" w:eastAsia="Poppins"/>
-          <w:b/>
-          <w:i w:val="0"/>
-          <w:color w:val="1B3325"/>
-          <w:sz w:val="26"/>
-        </w:rPr>
-        <w:t>RecoTime</w:t>
-      </w:r>
-      <w:r>
-        <w:rPr>
-          <w:rFonts w:ascii="Poppins" w:hAnsi="Poppins" w:cs="Poppins" w:eastAsia="Poppins"/>
-          <w:b w:val="0"/>
-          <w:i w:val="0"/>
-          <w:color w:val="1B3325"/>
-          <w:sz w:val="26"/>
-        </w:rPr>
-        <w:t xml:space="preserve"> es ese registro compartido. Protege el tiempo de descanso porque lo hace visible, y protege la vida personal porque saca la orden de trabajo del teléfono particular. La obligación legal sigue en la empresa: el reglamento, la política de desconexión y la liquidación de la jornada no se delegan en el software.</w:t>
+        <w:t>La ayuda es de operación. La postulación, los indicadores ante el fondo y la condonación siguen a cargo de quien presente el plan.</w:t>
       </w:r>
     </w:p>
     <w:p>

--- a/documentos/recotime/Informe The Company Dev - Perfil RecoTime.docx
+++ b/documentos/recotime/Informe The Company Dev - Perfil RecoTime.docx
@@ -169,7 +169,7 @@
     </w:p>
     <w:p>
       <w:pPr>
-        <w:spacing w:before="0" w:after="160" w:line="259" w:lineRule="auto"/>
+        <w:spacing w:before="40" w:after="160" w:line="259" w:lineRule="auto"/>
         <w:jc w:val="left"/>
         <w:widowControl/>
       </w:pPr>
@@ -178,10 +178,10 @@
           <w:rFonts w:ascii="Poppins" w:hAnsi="Poppins" w:cs="Poppins" w:eastAsia="Poppins"/>
           <w:b w:val="0"/>
           <w:i w:val="0"/>
-          <w:color w:val="1B3325"/>
-          <w:sz w:val="26"/>
+          <w:color w:val="003060"/>
+          <w:sz w:val="24"/>
         </w:rPr>
-        <w:t>“El día del equipo se entiende cuando se ve la llegada, el almuerzo, el descanso y el trabajo de cada persona.”</w:t>
+        <w:t>Quién atendió al cliente, qué se dijo y cómo fue la jornada.</w:t>
       </w:r>
     </w:p>
     <w:p>

--- a/documentos/recotime/Informe The Company Dev - Perfil RecoTime.docx
+++ b/documentos/recotime/Informe The Company Dev - Perfil RecoTime.docx
@@ -2804,7 +2804,7 @@
           <w:color w:val="1B3325"/>
           <w:sz w:val="26"/>
         </w:rPr>
-        <w:t xml:space="preserve">El comprador de esta versión es la empresa que dirige personas y clientes. Las cifras de nómina y de contabilidad de la sección 9 sirven para mostrar qué problema cubre otro producto. </w:t>
+        <w:t xml:space="preserve">El comprador de esta versión es la empresa que dirige personas y clientes. Las cifras de nómina y de contabilidad de la sección 9 sirven para mostrar qué problema cubre otro producto. Nómina, contabilidad, varias sedes, reloj o aplicación en tienda se presuponen en </w:t>
       </w:r>
       <w:r>
         <w:rPr>
@@ -2814,7 +2814,7 @@
           <w:color w:val="1B3325"/>
           <w:sz w:val="26"/>
         </w:rPr>
-        <w:t>RecoTime</w:t>
+        <w:t>Kybox</w:t>
       </w:r>
       <w:r>
         <w:rPr>
@@ -2824,7 +2824,7 @@
           <w:color w:val="1B3325"/>
           <w:sz w:val="26"/>
         </w:rPr>
-        <w:t xml:space="preserve"> puede crecer después, por cotización, hacia varias sedes, marcación desde un reloj o una aplicación publicada en tienda.</w:t>
+        <w:t>, un servicio aparte.</w:t>
       </w:r>
     </w:p>
     <w:p>
@@ -4310,7 +4310,7 @@
           <w:color w:val="1B3325"/>
           <w:sz w:val="26"/>
         </w:rPr>
-        <w:t>La configuración, la carga inicial acordada, la estructura de carpetas del Drive, la capacitación por rol y la documentación básica van incluidas en las tres modalidades. El calendario propuesto es de 8 a 12 semanas, contadas desde el día en que la empresa entrega el organigrama, la lista de trabajadores, los clientes activos, el horario de llegada, almuerzo y descansos, y el acceso a la VPS y al dominio. Si esa información llega después, el calendario se corre.</w:t>
+        <w:t>La configuración, la carga inicial acordada, la estructura de carpetas del Drive, la capacitación por rol y la documentación básica van incluidas en las tres modalidades. La puesta en marcha dura de 1 a 2 semanas, contadas desde el día en que la empresa entrega a tiempo el organigrama, la lista de trabajadores, los clientes activos, el horario de llegada, almuerzo y descansos, y el acceso a la VPS y al dominio. Si esa información llega después, el calendario se corre.</w:t>
       </w:r>
     </w:p>
     <w:p>
@@ -4345,7 +4345,67 @@
           <w:color w:val="1B3325"/>
           <w:sz w:val="26"/>
         </w:rPr>
-        <w:t xml:space="preserve">Esta versión deja para una cotización posterior la nómina, la PILA, la nómina electrónica ante la DIAN, la factura electrónica, la contabilidad, el inventario, las compras y el POS. También se cotizan el reloj o el biométrico, la publicación en Play Store o App Store, varias sedes, el espacio por encima de la cuota de 2 TB y el consumo de WhatsApp. Las marcas de esta versión las registra el trabajador o el supervisor dentro de </w:t>
+        <w:t xml:space="preserve">Lo que queda fuera de esta versión se presupuesta por aparte, en otro servicio de </w:t>
+      </w:r>
+      <w:r>
+        <w:rPr>
+          <w:rFonts w:ascii="Poppins" w:hAnsi="Poppins" w:cs="Poppins" w:eastAsia="Poppins"/>
+          <w:b/>
+          <w:i w:val="0"/>
+          <w:color w:val="1B3325"/>
+          <w:sz w:val="26"/>
+        </w:rPr>
+        <w:t>THE COMPANY DEV</w:t>
+      </w:r>
+      <w:r>
+        <w:rPr>
+          <w:rFonts w:ascii="Poppins" w:hAnsi="Poppins" w:cs="Poppins" w:eastAsia="Poppins"/>
+          <w:b w:val="0"/>
+          <w:i w:val="0"/>
+          <w:color w:val="1B3325"/>
+          <w:sz w:val="26"/>
+        </w:rPr>
+        <w:t xml:space="preserve"> que se llama </w:t>
+      </w:r>
+      <w:r>
+        <w:rPr>
+          <w:rFonts w:ascii="Poppins" w:hAnsi="Poppins" w:cs="Poppins" w:eastAsia="Poppins"/>
+          <w:b/>
+          <w:i w:val="0"/>
+          <w:color w:val="1B3325"/>
+          <w:sz w:val="26"/>
+        </w:rPr>
+        <w:t>Kybox</w:t>
+      </w:r>
+      <w:r>
+        <w:rPr>
+          <w:rFonts w:ascii="Poppins" w:hAnsi="Poppins" w:cs="Poppins" w:eastAsia="Poppins"/>
+          <w:b w:val="0"/>
+          <w:i w:val="0"/>
+          <w:color w:val="1B3325"/>
+          <w:sz w:val="26"/>
+        </w:rPr>
+        <w:t xml:space="preserve">: la nómina, la PILA, la nómina electrónica ante la DIAN, la factura electrónica, la contabilidad, el inventario, las compras y el POS. En </w:t>
+      </w:r>
+      <w:r>
+        <w:rPr>
+          <w:rFonts w:ascii="Poppins" w:hAnsi="Poppins" w:cs="Poppins" w:eastAsia="Poppins"/>
+          <w:b/>
+          <w:i w:val="0"/>
+          <w:color w:val="1B3325"/>
+          <w:sz w:val="26"/>
+        </w:rPr>
+        <w:t>Kybox</w:t>
+      </w:r>
+      <w:r>
+        <w:rPr>
+          <w:rFonts w:ascii="Poppins" w:hAnsi="Poppins" w:cs="Poppins" w:eastAsia="Poppins"/>
+          <w:b w:val="0"/>
+          <w:i w:val="0"/>
+          <w:color w:val="1B3325"/>
+          <w:sz w:val="26"/>
+        </w:rPr>
+        <w:t xml:space="preserve"> también entran el reloj o el biométrico, la publicación en Play Store o App Store, varias sedes, el espacio por encima de la cuota de 2 TB y el consumo de WhatsApp. Las marcas de esta versión las registra el trabajador o el supervisor dentro de </w:t>
       </w:r>
       <w:r>
         <w:rPr>
@@ -4365,7 +4425,7 @@
           <w:color w:val="1B3325"/>
           <w:sz w:val="26"/>
         </w:rPr>
-        <w:t>. La VPS y el dominio no se cotizan aquí: los coloca el cliente.</w:t>
+        <w:t>. La VPS y el dominio los coloca el cliente.</w:t>
       </w:r>
     </w:p>
     <w:p>
@@ -18613,7 +18673,27 @@
                 <w:color w:val="1B3325"/>
                 <w:sz w:val="20"/>
               </w:rPr>
-              <w:t>Se cotizan, o permanecen en el software contable del cliente.</w:t>
+              <w:t xml:space="preserve">Se presupuesta en </w:t>
+            </w:r>
+            <w:r>
+              <w:rPr>
+                <w:rFonts w:ascii="Poppins" w:hAnsi="Poppins" w:cs="Poppins" w:eastAsia="Poppins"/>
+                <w:b/>
+                <w:i w:val="0"/>
+                <w:color w:val="1B3325"/>
+                <w:sz w:val="20"/>
+              </w:rPr>
+              <w:t>Kybox</w:t>
+            </w:r>
+            <w:r>
+              <w:rPr>
+                <w:rFonts w:ascii="Poppins" w:hAnsi="Poppins" w:cs="Poppins" w:eastAsia="Poppins"/>
+                <w:b w:val="0"/>
+                <w:i w:val="0"/>
+                <w:color w:val="1B3325"/>
+                <w:sz w:val="20"/>
+              </w:rPr>
+              <w:t>, o permanece en el software contable del cliente.</w:t>
             </w:r>
           </w:p>
         </w:tc>
@@ -18694,7 +18774,27 @@
                 <w:color w:val="1B3325"/>
                 <w:sz w:val="20"/>
               </w:rPr>
-              <w:t>Se cotizan según el alcance.</w:t>
+              <w:t xml:space="preserve">Se presupuesta en </w:t>
+            </w:r>
+            <w:r>
+              <w:rPr>
+                <w:rFonts w:ascii="Poppins" w:hAnsi="Poppins" w:cs="Poppins" w:eastAsia="Poppins"/>
+                <w:b/>
+                <w:i w:val="0"/>
+                <w:color w:val="1B3325"/>
+                <w:sz w:val="20"/>
+              </w:rPr>
+              <w:t>Kybox</w:t>
+            </w:r>
+            <w:r>
+              <w:rPr>
+                <w:rFonts w:ascii="Poppins" w:hAnsi="Poppins" w:cs="Poppins" w:eastAsia="Poppins"/>
+                <w:b w:val="0"/>
+                <w:i w:val="0"/>
+                <w:color w:val="1B3325"/>
+                <w:sz w:val="20"/>
+              </w:rPr>
+              <w:t>, según el alcance.</w:t>
             </w:r>
           </w:p>
         </w:tc>
@@ -18775,7 +18875,27 @@
                 <w:color w:val="1B3325"/>
                 <w:sz w:val="20"/>
               </w:rPr>
-              <w:t xml:space="preserve">Se cotiza. Esta versión registra la marca dentro de </w:t>
+              <w:t xml:space="preserve">Se presupuesta en </w:t>
+            </w:r>
+            <w:r>
+              <w:rPr>
+                <w:rFonts w:ascii="Poppins" w:hAnsi="Poppins" w:cs="Poppins" w:eastAsia="Poppins"/>
+                <w:b/>
+                <w:i w:val="0"/>
+                <w:color w:val="1B3325"/>
+                <w:sz w:val="20"/>
+              </w:rPr>
+              <w:t>Kybox</w:t>
+            </w:r>
+            <w:r>
+              <w:rPr>
+                <w:rFonts w:ascii="Poppins" w:hAnsi="Poppins" w:cs="Poppins" w:eastAsia="Poppins"/>
+                <w:b w:val="0"/>
+                <w:i w:val="0"/>
+                <w:color w:val="1B3325"/>
+                <w:sz w:val="20"/>
+              </w:rPr>
+              <w:t xml:space="preserve">. Esta versión registra la marca dentro de </w:t>
             </w:r>
             <w:r>
               <w:rPr>
@@ -18876,7 +18996,27 @@
                 <w:color w:val="1B3325"/>
                 <w:sz w:val="20"/>
               </w:rPr>
-              <w:t xml:space="preserve">Se cotiza. Los 2 TB del Drive los entrega </w:t>
+              <w:t xml:space="preserve">Se presupuesta en </w:t>
+            </w:r>
+            <w:r>
+              <w:rPr>
+                <w:rFonts w:ascii="Poppins" w:hAnsi="Poppins" w:cs="Poppins" w:eastAsia="Poppins"/>
+                <w:b/>
+                <w:i w:val="0"/>
+                <w:color w:val="1B3325"/>
+                <w:sz w:val="20"/>
+              </w:rPr>
+              <w:t>Kybox</w:t>
+            </w:r>
+            <w:r>
+              <w:rPr>
+                <w:rFonts w:ascii="Poppins" w:hAnsi="Poppins" w:cs="Poppins" w:eastAsia="Poppins"/>
+                <w:b w:val="0"/>
+                <w:i w:val="0"/>
+                <w:color w:val="1B3325"/>
+                <w:sz w:val="20"/>
+              </w:rPr>
+              <w:t xml:space="preserve">. Los 2 TB del Drive los entrega </w:t>
             </w:r>
             <w:r>
               <w:rPr>
@@ -18977,7 +19117,27 @@
                 <w:color w:val="1B3325"/>
                 <w:sz w:val="20"/>
               </w:rPr>
-              <w:t>Lo paga el cliente al proveedor de la línea. No va en la mensualidad.</w:t>
+              <w:t xml:space="preserve">Se presupuesta en </w:t>
+            </w:r>
+            <w:r>
+              <w:rPr>
+                <w:rFonts w:ascii="Poppins" w:hAnsi="Poppins" w:cs="Poppins" w:eastAsia="Poppins"/>
+                <w:b/>
+                <w:i w:val="0"/>
+                <w:color w:val="1B3325"/>
+                <w:sz w:val="20"/>
+              </w:rPr>
+              <w:t>Kybox</w:t>
+            </w:r>
+            <w:r>
+              <w:rPr>
+                <w:rFonts w:ascii="Poppins" w:hAnsi="Poppins" w:cs="Poppins" w:eastAsia="Poppins"/>
+                <w:b w:val="0"/>
+                <w:i w:val="0"/>
+                <w:color w:val="1B3325"/>
+                <w:sz w:val="20"/>
+              </w:rPr>
+              <w:t>. El consumo de la línea lo paga el cliente al proveedor.</w:t>
             </w:r>
           </w:p>
         </w:tc>
@@ -19970,7 +20130,27 @@
                 <w:color w:val="1B3325"/>
                 <w:sz w:val="16"/>
               </w:rPr>
-              <w:t>Fuera de esta versión</w:t>
+              <w:t xml:space="preserve">Fuera de esta versión. Se presupuesta en </w:t>
+            </w:r>
+            <w:r>
+              <w:rPr>
+                <w:rFonts w:ascii="Poppins" w:hAnsi="Poppins" w:cs="Poppins" w:eastAsia="Poppins"/>
+                <w:b/>
+                <w:i w:val="0"/>
+                <w:color w:val="1B3325"/>
+                <w:sz w:val="16"/>
+              </w:rPr>
+              <w:t>Kybox</w:t>
+            </w:r>
+            <w:r>
+              <w:rPr>
+                <w:rFonts w:ascii="Poppins" w:hAnsi="Poppins" w:cs="Poppins" w:eastAsia="Poppins"/>
+                <w:b w:val="0"/>
+                <w:i w:val="0"/>
+                <w:color w:val="1B3325"/>
+                <w:sz w:val="16"/>
+              </w:rPr>
+              <w:t>.</w:t>
             </w:r>
           </w:p>
         </w:tc>
@@ -20087,7 +20267,27 @@
                 <w:color w:val="1B3325"/>
                 <w:sz w:val="16"/>
               </w:rPr>
-              <w:t>Fuera de esta versión</w:t>
+              <w:t xml:space="preserve">Fuera de esta versión. Se presupuesta en </w:t>
+            </w:r>
+            <w:r>
+              <w:rPr>
+                <w:rFonts w:ascii="Poppins" w:hAnsi="Poppins" w:cs="Poppins" w:eastAsia="Poppins"/>
+                <w:b/>
+                <w:i w:val="0"/>
+                <w:color w:val="1B3325"/>
+                <w:sz w:val="16"/>
+              </w:rPr>
+              <w:t>Kybox</w:t>
+            </w:r>
+            <w:r>
+              <w:rPr>
+                <w:rFonts w:ascii="Poppins" w:hAnsi="Poppins" w:cs="Poppins" w:eastAsia="Poppins"/>
+                <w:b w:val="0"/>
+                <w:i w:val="0"/>
+                <w:color w:val="1B3325"/>
+                <w:sz w:val="16"/>
+              </w:rPr>
+              <w:t>.</w:t>
             </w:r>
           </w:p>
         </w:tc>
@@ -22203,7 +22403,7 @@
                 <w:color w:val="1B3325"/>
                 <w:sz w:val="20"/>
               </w:rPr>
-              <w:t>El calendario de 8 a 12 semanas corre cuando el cliente ya colocó la VPS y el dominio, y entregó organigrama, trabajadores, clientes y horario.</w:t>
+              <w:t>La puesta en marcha dura de 1 a 2 semanas cuando el cliente entrega a tiempo la VPS, el dominio, el organigrama, los trabajadores, los clientes y el horario.</w:t>
             </w:r>
           </w:p>
         </w:tc>
@@ -22817,7 +23017,7 @@
           <w:color w:val="1B3325"/>
           <w:sz w:val="26"/>
         </w:rPr>
-        <w:t>Aprobar el calendario de 8 a 12 semanas y las 3 horas mensuales de soporte.</w:t>
+        <w:t>Aprobar la puesta en marcha de 1 a 2 semanas, cuando el cliente entrega la información a tiempo, y las 3 horas mensuales de soporte.</w:t>
       </w:r>
     </w:p>
     <w:p>
